--- a/Report/Assignment 03 - Melbourne_14.docx
+++ b/Report/Assignment 03 - Melbourne_14.docx
@@ -903,6 +903,13 @@
     </w:p>
     <w:sdt>
       <w:sdtPr>
+        <w:rPr>
+          <w:rFonts w:asciiTheme="minorHAnsi" w:eastAsiaTheme="minorEastAsia" w:hAnsiTheme="minorHAnsi" w:cstheme="minorBidi"/>
+          <w:color w:val="auto"/>
+          <w:sz w:val="24"/>
+          <w:szCs w:val="24"/>
+          <w:lang w:eastAsia="ja-JP"/>
+        </w:rPr>
         <w:id w:val="-1288975444"/>
         <w:docPartObj>
           <w:docPartGallery w:val="Table of Contents"/>
@@ -911,14 +918,9 @@
       </w:sdtPr>
       <w:sdtEndPr>
         <w:rPr>
-          <w:rFonts w:asciiTheme="minorHAnsi" w:eastAsiaTheme="minorEastAsia" w:hAnsiTheme="minorHAnsi" w:cstheme="minorBidi"/>
           <w:b/>
           <w:bCs/>
           <w:noProof/>
-          <w:color w:val="auto"/>
-          <w:sz w:val="24"/>
-          <w:szCs w:val="24"/>
-          <w:lang w:eastAsia="ja-JP"/>
         </w:rPr>
       </w:sdtEndPr>
       <w:sdtContent>
@@ -935,10 +937,13 @@
             <w:pStyle w:val="TOC1"/>
             <w:tabs>
               <w:tab w:val="left" w:pos="720"/>
-              <w:tab w:val="right" w:leader="dot" w:pos="9350"/>
+              <w:tab w:val="right" w:leader="dot" w:pos="9016"/>
             </w:tabs>
             <w:rPr>
               <w:noProof/>
+              <w:kern w:val="2"/>
+              <w:lang w:eastAsia="en-US"/>
+              <w14:ligatures w14:val="standardContextual"/>
             </w:rPr>
           </w:pPr>
           <w:r>
@@ -950,7 +955,7 @@
           <w:r>
             <w:fldChar w:fldCharType="separate"/>
           </w:r>
-          <w:hyperlink w:anchor="_Toc242626230" w:history="1">
+          <w:hyperlink w:anchor="_Toc242637617" w:history="1">
             <w:r>
               <w:rPr>
                 <w:rStyle w:val="Hyperlink"/>
@@ -961,6 +966,9 @@
             <w:r>
               <w:rPr>
                 <w:noProof/>
+                <w:kern w:val="2"/>
+                <w:lang w:eastAsia="en-US"/>
+                <w14:ligatures w14:val="standardContextual"/>
               </w:rPr>
               <w:tab/>
             </w:r>
@@ -990,7 +998,7 @@
                 <w:noProof/>
                 <w:webHidden/>
               </w:rPr>
-              <w:instrText xml:space="preserve"> PAGEREF _Toc242626230 \h </w:instrText>
+              <w:instrText xml:space="preserve"> PAGEREF _Toc242637617 \h </w:instrText>
             </w:r>
             <w:r>
               <w:rPr>
@@ -1011,6 +1019,544 @@
                 <w:webHidden/>
               </w:rPr>
               <w:t>3</w:t>
+            </w:r>
+            <w:r>
+              <w:rPr>
+                <w:noProof/>
+                <w:webHidden/>
+              </w:rPr>
+              <w:fldChar w:fldCharType="end"/>
+            </w:r>
+          </w:hyperlink>
+        </w:p>
+        <w:p>
+          <w:pPr>
+            <w:pStyle w:val="TOC2"/>
+            <w:tabs>
+              <w:tab w:val="left" w:pos="960"/>
+              <w:tab w:val="right" w:leader="dot" w:pos="9016"/>
+            </w:tabs>
+            <w:rPr>
+              <w:noProof/>
+            </w:rPr>
+          </w:pPr>
+          <w:hyperlink w:anchor="_Toc242637618" w:history="1">
+            <w:r>
+              <w:rPr>
+                <w:rStyle w:val="Hyperlink"/>
+                <w:noProof/>
+              </w:rPr>
+              <w:t>1.1</w:t>
+            </w:r>
+            <w:r>
+              <w:rPr>
+                <w:noProof/>
+              </w:rPr>
+              <w:tab/>
+            </w:r>
+            <w:r>
+              <w:rPr>
+                <w:rStyle w:val="Hyperlink"/>
+                <w:noProof/>
+              </w:rPr>
+              <w:t>Project Context</w:t>
+            </w:r>
+            <w:r>
+              <w:rPr>
+                <w:noProof/>
+                <w:webHidden/>
+              </w:rPr>
+              <w:tab/>
+            </w:r>
+            <w:r>
+              <w:rPr>
+                <w:noProof/>
+                <w:webHidden/>
+              </w:rPr>
+              <w:fldChar w:fldCharType="begin"/>
+            </w:r>
+            <w:r>
+              <w:rPr>
+                <w:noProof/>
+                <w:webHidden/>
+              </w:rPr>
+              <w:instrText xml:space="preserve"> PAGEREF _Toc242637618 \h </w:instrText>
+            </w:r>
+            <w:r>
+              <w:rPr>
+                <w:noProof/>
+                <w:webHidden/>
+              </w:rPr>
+            </w:r>
+            <w:r>
+              <w:rPr>
+                <w:noProof/>
+                <w:webHidden/>
+              </w:rPr>
+              <w:fldChar w:fldCharType="separate"/>
+            </w:r>
+            <w:r>
+              <w:rPr>
+                <w:noProof/>
+                <w:webHidden/>
+              </w:rPr>
+              <w:t>3</w:t>
+            </w:r>
+            <w:r>
+              <w:rPr>
+                <w:noProof/>
+                <w:webHidden/>
+              </w:rPr>
+              <w:fldChar w:fldCharType="end"/>
+            </w:r>
+          </w:hyperlink>
+        </w:p>
+        <w:p>
+          <w:pPr>
+            <w:pStyle w:val="TOC2"/>
+            <w:tabs>
+              <w:tab w:val="left" w:pos="960"/>
+              <w:tab w:val="right" w:leader="dot" w:pos="9016"/>
+            </w:tabs>
+            <w:rPr>
+              <w:noProof/>
+            </w:rPr>
+          </w:pPr>
+          <w:hyperlink w:anchor="_Toc242637619" w:history="1">
+            <w:r>
+              <w:rPr>
+                <w:rStyle w:val="Hyperlink"/>
+                <w:noProof/>
+              </w:rPr>
+              <w:t>1.2</w:t>
+            </w:r>
+            <w:r>
+              <w:rPr>
+                <w:noProof/>
+              </w:rPr>
+              <w:tab/>
+            </w:r>
+            <w:r>
+              <w:rPr>
+                <w:rStyle w:val="Hyperlink"/>
+                <w:noProof/>
+              </w:rPr>
+              <w:t>Target Users</w:t>
+            </w:r>
+            <w:r>
+              <w:rPr>
+                <w:noProof/>
+                <w:webHidden/>
+              </w:rPr>
+              <w:tab/>
+            </w:r>
+            <w:r>
+              <w:rPr>
+                <w:noProof/>
+                <w:webHidden/>
+              </w:rPr>
+              <w:fldChar w:fldCharType="begin"/>
+            </w:r>
+            <w:r>
+              <w:rPr>
+                <w:noProof/>
+                <w:webHidden/>
+              </w:rPr>
+              <w:instrText xml:space="preserve"> PAGEREF _Toc242637619 \h </w:instrText>
+            </w:r>
+            <w:r>
+              <w:rPr>
+                <w:noProof/>
+                <w:webHidden/>
+              </w:rPr>
+            </w:r>
+            <w:r>
+              <w:rPr>
+                <w:noProof/>
+                <w:webHidden/>
+              </w:rPr>
+              <w:fldChar w:fldCharType="separate"/>
+            </w:r>
+            <w:r>
+              <w:rPr>
+                <w:noProof/>
+                <w:webHidden/>
+              </w:rPr>
+              <w:t>3</w:t>
+            </w:r>
+            <w:r>
+              <w:rPr>
+                <w:noProof/>
+                <w:webHidden/>
+              </w:rPr>
+              <w:fldChar w:fldCharType="end"/>
+            </w:r>
+          </w:hyperlink>
+        </w:p>
+        <w:p>
+          <w:pPr>
+            <w:pStyle w:val="TOC2"/>
+            <w:tabs>
+              <w:tab w:val="left" w:pos="960"/>
+              <w:tab w:val="right" w:leader="dot" w:pos="9016"/>
+            </w:tabs>
+            <w:rPr>
+              <w:noProof/>
+            </w:rPr>
+          </w:pPr>
+          <w:hyperlink w:anchor="_Toc242637620" w:history="1">
+            <w:r>
+              <w:rPr>
+                <w:rStyle w:val="Hyperlink"/>
+                <w:noProof/>
+              </w:rPr>
+              <w:t>1.3</w:t>
+            </w:r>
+            <w:r>
+              <w:rPr>
+                <w:noProof/>
+              </w:rPr>
+              <w:tab/>
+            </w:r>
+            <w:r>
+              <w:rPr>
+                <w:rStyle w:val="Hyperlink"/>
+                <w:noProof/>
+              </w:rPr>
+              <w:t>Design Goals</w:t>
+            </w:r>
+            <w:r>
+              <w:rPr>
+                <w:noProof/>
+                <w:webHidden/>
+              </w:rPr>
+              <w:tab/>
+            </w:r>
+            <w:r>
+              <w:rPr>
+                <w:noProof/>
+                <w:webHidden/>
+              </w:rPr>
+              <w:fldChar w:fldCharType="begin"/>
+            </w:r>
+            <w:r>
+              <w:rPr>
+                <w:noProof/>
+                <w:webHidden/>
+              </w:rPr>
+              <w:instrText xml:space="preserve"> PAGEREF _Toc242637620 \h </w:instrText>
+            </w:r>
+            <w:r>
+              <w:rPr>
+                <w:noProof/>
+                <w:webHidden/>
+              </w:rPr>
+            </w:r>
+            <w:r>
+              <w:rPr>
+                <w:noProof/>
+                <w:webHidden/>
+              </w:rPr>
+              <w:fldChar w:fldCharType="separate"/>
+            </w:r>
+            <w:r>
+              <w:rPr>
+                <w:noProof/>
+                <w:webHidden/>
+              </w:rPr>
+              <w:t>4</w:t>
+            </w:r>
+            <w:r>
+              <w:rPr>
+                <w:noProof/>
+                <w:webHidden/>
+              </w:rPr>
+              <w:fldChar w:fldCharType="end"/>
+            </w:r>
+          </w:hyperlink>
+        </w:p>
+        <w:p>
+          <w:pPr>
+            <w:pStyle w:val="TOC1"/>
+            <w:tabs>
+              <w:tab w:val="left" w:pos="720"/>
+              <w:tab w:val="right" w:leader="dot" w:pos="9016"/>
+            </w:tabs>
+            <w:rPr>
+              <w:noProof/>
+              <w:kern w:val="2"/>
+              <w:lang w:eastAsia="en-US"/>
+              <w14:ligatures w14:val="standardContextual"/>
+            </w:rPr>
+          </w:pPr>
+          <w:hyperlink w:anchor="_Toc242637621" w:history="1">
+            <w:r>
+              <w:rPr>
+                <w:rStyle w:val="Hyperlink"/>
+                <w:noProof/>
+              </w:rPr>
+              <w:t>02.</w:t>
+            </w:r>
+            <w:r>
+              <w:rPr>
+                <w:noProof/>
+                <w:kern w:val="2"/>
+                <w:lang w:eastAsia="en-US"/>
+                <w14:ligatures w14:val="standardContextual"/>
+              </w:rPr>
+              <w:tab/>
+            </w:r>
+            <w:r>
+              <w:rPr>
+                <w:rStyle w:val="Hyperlink"/>
+                <w:noProof/>
+              </w:rPr>
+              <w:t>Design Process</w:t>
+            </w:r>
+            <w:r>
+              <w:rPr>
+                <w:noProof/>
+                <w:webHidden/>
+              </w:rPr>
+              <w:tab/>
+            </w:r>
+            <w:r>
+              <w:rPr>
+                <w:noProof/>
+                <w:webHidden/>
+              </w:rPr>
+              <w:fldChar w:fldCharType="begin"/>
+            </w:r>
+            <w:r>
+              <w:rPr>
+                <w:noProof/>
+                <w:webHidden/>
+              </w:rPr>
+              <w:instrText xml:space="preserve"> PAGEREF _Toc242637621 \h </w:instrText>
+            </w:r>
+            <w:r>
+              <w:rPr>
+                <w:noProof/>
+                <w:webHidden/>
+              </w:rPr>
+            </w:r>
+            <w:r>
+              <w:rPr>
+                <w:noProof/>
+                <w:webHidden/>
+              </w:rPr>
+              <w:fldChar w:fldCharType="separate"/>
+            </w:r>
+            <w:r>
+              <w:rPr>
+                <w:noProof/>
+                <w:webHidden/>
+              </w:rPr>
+              <w:t>4</w:t>
+            </w:r>
+            <w:r>
+              <w:rPr>
+                <w:noProof/>
+                <w:webHidden/>
+              </w:rPr>
+              <w:fldChar w:fldCharType="end"/>
+            </w:r>
+          </w:hyperlink>
+        </w:p>
+        <w:p>
+          <w:pPr>
+            <w:pStyle w:val="TOC2"/>
+            <w:tabs>
+              <w:tab w:val="right" w:leader="dot" w:pos="9016"/>
+            </w:tabs>
+            <w:rPr>
+              <w:noProof/>
+            </w:rPr>
+          </w:pPr>
+          <w:hyperlink w:anchor="_Toc242637622" w:history="1">
+            <w:r>
+              <w:rPr>
+                <w:rStyle w:val="Hyperlink"/>
+                <w:noProof/>
+              </w:rPr>
+              <w:t>2.1 Methodology</w:t>
+            </w:r>
+            <w:r>
+              <w:rPr>
+                <w:noProof/>
+                <w:webHidden/>
+              </w:rPr>
+              <w:tab/>
+            </w:r>
+            <w:r>
+              <w:rPr>
+                <w:noProof/>
+                <w:webHidden/>
+              </w:rPr>
+              <w:fldChar w:fldCharType="begin"/>
+            </w:r>
+            <w:r>
+              <w:rPr>
+                <w:noProof/>
+                <w:webHidden/>
+              </w:rPr>
+              <w:instrText xml:space="preserve"> PAGEREF _Toc242637622 \h </w:instrText>
+            </w:r>
+            <w:r>
+              <w:rPr>
+                <w:noProof/>
+                <w:webHidden/>
+              </w:rPr>
+            </w:r>
+            <w:r>
+              <w:rPr>
+                <w:noProof/>
+                <w:webHidden/>
+              </w:rPr>
+              <w:fldChar w:fldCharType="separate"/>
+            </w:r>
+            <w:r>
+              <w:rPr>
+                <w:noProof/>
+                <w:webHidden/>
+              </w:rPr>
+              <w:t>4</w:t>
+            </w:r>
+            <w:r>
+              <w:rPr>
+                <w:noProof/>
+                <w:webHidden/>
+              </w:rPr>
+              <w:fldChar w:fldCharType="end"/>
+            </w:r>
+          </w:hyperlink>
+        </w:p>
+        <w:p>
+          <w:pPr>
+            <w:pStyle w:val="TOC2"/>
+            <w:tabs>
+              <w:tab w:val="right" w:leader="dot" w:pos="9016"/>
+            </w:tabs>
+            <w:rPr>
+              <w:noProof/>
+            </w:rPr>
+          </w:pPr>
+          <w:hyperlink w:anchor="_Toc242637623" w:history="1">
+            <w:r>
+              <w:rPr>
+                <w:rStyle w:val="Hyperlink"/>
+                <w:noProof/>
+              </w:rPr>
+              <w:t>2.2 Understanding the baseline problems</w:t>
+            </w:r>
+            <w:r>
+              <w:rPr>
+                <w:noProof/>
+                <w:webHidden/>
+              </w:rPr>
+              <w:tab/>
+            </w:r>
+            <w:r>
+              <w:rPr>
+                <w:noProof/>
+                <w:webHidden/>
+              </w:rPr>
+              <w:fldChar w:fldCharType="begin"/>
+            </w:r>
+            <w:r>
+              <w:rPr>
+                <w:noProof/>
+                <w:webHidden/>
+              </w:rPr>
+              <w:instrText xml:space="preserve"> PAGEREF _Toc242637623 \h </w:instrText>
+            </w:r>
+            <w:r>
+              <w:rPr>
+                <w:noProof/>
+                <w:webHidden/>
+              </w:rPr>
+            </w:r>
+            <w:r>
+              <w:rPr>
+                <w:noProof/>
+                <w:webHidden/>
+              </w:rPr>
+              <w:fldChar w:fldCharType="separate"/>
+            </w:r>
+            <w:r>
+              <w:rPr>
+                <w:noProof/>
+                <w:webHidden/>
+              </w:rPr>
+              <w:t>5</w:t>
+            </w:r>
+            <w:r>
+              <w:rPr>
+                <w:noProof/>
+                <w:webHidden/>
+              </w:rPr>
+              <w:fldChar w:fldCharType="end"/>
+            </w:r>
+          </w:hyperlink>
+        </w:p>
+        <w:p>
+          <w:pPr>
+            <w:pStyle w:val="TOC2"/>
+            <w:tabs>
+              <w:tab w:val="right" w:leader="dot" w:pos="9016"/>
+            </w:tabs>
+            <w:rPr>
+              <w:noProof/>
+            </w:rPr>
+          </w:pPr>
+          <w:hyperlink w:anchor="_Toc242637624" w:history="1">
+            <w:r>
+              <w:rPr>
+                <w:rStyle w:val="Hyperlink"/>
+                <w:noProof/>
+              </w:rPr>
+              <w:t>2.3 From findings to requirements</w:t>
+            </w:r>
+            <w:r>
+              <w:rPr>
+                <w:noProof/>
+                <w:webHidden/>
+              </w:rPr>
+              <w:tab/>
+            </w:r>
+            <w:r>
+              <w:rPr>
+                <w:noProof/>
+                <w:webHidden/>
+              </w:rPr>
+              <w:fldChar w:fldCharType="begin"/>
+            </w:r>
+            <w:r>
+              <w:rPr>
+                <w:noProof/>
+                <w:webHidden/>
+              </w:rPr>
+              <w:instrText xml:space="preserve"> PAGEREF _Toc242637624 \h </w:instrText>
+            </w:r>
+            <w:r>
+              <w:rPr>
+                <w:noProof/>
+                <w:webHidden/>
+              </w:rPr>
+            </w:r>
+            <w:r>
+              <w:rPr>
+                <w:noProof/>
+                <w:webHidden/>
+              </w:rPr>
+              <w:fldChar w:fldCharType="separate"/>
+            </w:r>
+            <w:r>
+              <w:rPr>
+                <w:noProof/>
+                <w:webHidden/>
+              </w:rPr>
+              <w:t>6</w:t>
             </w:r>
             <w:r>
               <w:rPr>
@@ -1054,7 +1600,7 @@
         </w:tabs>
         <w:ind w:hanging="880"/>
       </w:pPr>
-      <w:bookmarkStart w:id="1" w:name="_Toc242626230"/>
+      <w:bookmarkStart w:id="1" w:name="_Toc242637617"/>
       <w:r>
         <w:lastRenderedPageBreak/>
         <w:t>Introduction</w:t>
@@ -1069,9 +1615,11 @@
           <w:numId w:val="2"/>
         </w:numPr>
       </w:pPr>
+      <w:bookmarkStart w:id="2" w:name="_Toc242637618"/>
       <w:r>
         <w:t>Project Context</w:t>
       </w:r>
+      <w:bookmarkEnd w:id="2"/>
     </w:p>
     <w:p>
       <w:pPr>
@@ -1259,9 +1807,11 @@
           <w:numId w:val="2"/>
         </w:numPr>
       </w:pPr>
+      <w:bookmarkStart w:id="3" w:name="_Toc242637619"/>
       <w:r>
         <w:t>Target Users</w:t>
       </w:r>
+      <w:bookmarkEnd w:id="3"/>
     </w:p>
     <w:p>
       <w:pPr>
@@ -1767,7 +2317,8 @@
     </w:tbl>
     <w:p>
       <w:pPr>
-        <w:jc w:val="both"/>
+        <w:pStyle w:val="Caption"/>
+        <w:jc w:val="center"/>
         <w:rPr>
           <w:rFonts w:ascii="Calibri" w:hAnsi="Calibri" w:cs="Calibri"/>
           <w:sz w:val="22"/>
@@ -1775,6 +2326,20 @@
           <w:lang w:eastAsia="en-US"/>
         </w:rPr>
       </w:pPr>
+      <w:r>
+        <w:t xml:space="preserve">Table </w:t>
+      </w:r>
+      <w:fldSimple w:instr=" SEQ Table \* ARABIC ">
+        <w:r>
+          <w:rPr>
+            <w:noProof/>
+          </w:rPr>
+          <w:t>1</w:t>
+        </w:r>
+      </w:fldSimple>
+      <w:r>
+        <w:t>: Persona Table</w:t>
+      </w:r>
     </w:p>
     <w:p>
       <w:pPr>
@@ -1784,10 +2349,12 @@
           <w:numId w:val="2"/>
         </w:numPr>
       </w:pPr>
+      <w:bookmarkStart w:id="4" w:name="_Toc242637620"/>
       <w:r>
         <w:lastRenderedPageBreak/>
         <w:t>Design Goals</w:t>
       </w:r>
+      <w:bookmarkEnd w:id="4"/>
     </w:p>
     <w:p>
       <w:pPr>
@@ -2805,7 +3372,8 @@
     </w:tbl>
     <w:p>
       <w:pPr>
-        <w:jc w:val="both"/>
+        <w:pStyle w:val="Caption"/>
+        <w:jc w:val="center"/>
         <w:rPr>
           <w:rFonts w:ascii="Calibri" w:hAnsi="Calibri" w:cs="Calibri"/>
           <w:sz w:val="22"/>
@@ -2813,6 +3381,20 @@
           <w:lang w:eastAsia="en-US"/>
         </w:rPr>
       </w:pPr>
+      <w:r>
+        <w:t xml:space="preserve">Table </w:t>
+      </w:r>
+      <w:fldSimple w:instr=" SEQ Table \* ARABIC ">
+        <w:r>
+          <w:rPr>
+            <w:noProof/>
+          </w:rPr>
+          <w:t>2</w:t>
+        </w:r>
+      </w:fldSimple>
+      <w:r>
+        <w:t>: Design Goals</w:t>
+      </w:r>
     </w:p>
     <w:p>
       <w:pPr>
@@ -2982,9 +3564,4191 @@
         </w:numPr>
         <w:ind w:left="540" w:hanging="540"/>
       </w:pPr>
+      <w:bookmarkStart w:id="5" w:name="_Toc242637621"/>
       <w:r>
         <w:t>Design Process</w:t>
       </w:r>
+      <w:bookmarkEnd w:id="5"/>
+    </w:p>
+    <w:p>
+      <w:pPr>
+        <w:pStyle w:val="Heading2"/>
+      </w:pPr>
+      <w:bookmarkStart w:id="6" w:name="_Toc242637622"/>
+      <w:r>
+        <w:t xml:space="preserve">2.1 </w:t>
+      </w:r>
+      <w:r>
+        <w:t>Methodology</w:t>
+      </w:r>
+      <w:bookmarkEnd w:id="6"/>
+    </w:p>
+    <w:p>
+      <w:pPr>
+        <w:jc w:val="both"/>
+        <w:rPr>
+          <w:rFonts w:ascii="Calibri" w:hAnsi="Calibri" w:cs="Calibri"/>
+          <w:sz w:val="22"/>
+          <w:szCs w:val="22"/>
+          <w:lang w:eastAsia="en-US"/>
+        </w:rPr>
+      </w:pPr>
+      <w:r>
+        <w:rPr>
+          <w:rFonts w:ascii="Calibri" w:hAnsi="Calibri" w:cs="Calibri"/>
+          <w:sz w:val="22"/>
+          <w:szCs w:val="22"/>
+          <w:lang w:eastAsia="en-US"/>
+        </w:rPr>
+        <w:t>The team used the human-</w:t>
+      </w:r>
+      <w:proofErr w:type="spellStart"/>
+      <w:r>
+        <w:rPr>
+          <w:rFonts w:ascii="Calibri" w:hAnsi="Calibri" w:cs="Calibri"/>
+          <w:sz w:val="22"/>
+          <w:szCs w:val="22"/>
+          <w:lang w:eastAsia="en-US"/>
+        </w:rPr>
+        <w:t>centred</w:t>
+      </w:r>
+      <w:proofErr w:type="spellEnd"/>
+      <w:r>
+        <w:rPr>
+          <w:rFonts w:ascii="Calibri" w:hAnsi="Calibri" w:cs="Calibri"/>
+          <w:sz w:val="22"/>
+          <w:szCs w:val="22"/>
+          <w:lang w:eastAsia="en-US"/>
+        </w:rPr>
+        <w:t xml:space="preserve"> design process described in ISO 9241-210 </w:t>
+      </w:r>
+      <w:sdt>
+        <w:sdtPr>
+          <w:rPr>
+            <w:rFonts w:ascii="Calibri" w:hAnsi="Calibri" w:cs="Calibri"/>
+            <w:sz w:val="22"/>
+            <w:szCs w:val="22"/>
+            <w:lang w:eastAsia="en-US"/>
+          </w:rPr>
+          <w:id w:val="872427722"/>
+          <w:citation/>
+        </w:sdtPr>
+        <w:sdtContent>
+          <w:r>
+            <w:rPr>
+              <w:rFonts w:ascii="Calibri" w:hAnsi="Calibri" w:cs="Calibri"/>
+              <w:sz w:val="22"/>
+              <w:szCs w:val="22"/>
+              <w:lang w:eastAsia="en-US"/>
+            </w:rPr>
+            <w:fldChar w:fldCharType="begin"/>
+          </w:r>
+          <w:r>
+            <w:rPr>
+              <w:rFonts w:ascii="Calibri" w:hAnsi="Calibri" w:cs="Calibri"/>
+              <w:sz w:val="22"/>
+              <w:szCs w:val="22"/>
+              <w:lang w:eastAsia="en-US"/>
+            </w:rPr>
+            <w:instrText xml:space="preserve"> CITATION Int19 \l 1033 </w:instrText>
+          </w:r>
+          <w:r>
+            <w:rPr>
+              <w:rFonts w:ascii="Calibri" w:hAnsi="Calibri" w:cs="Calibri"/>
+              <w:sz w:val="22"/>
+              <w:szCs w:val="22"/>
+              <w:lang w:eastAsia="en-US"/>
+            </w:rPr>
+            <w:fldChar w:fldCharType="separate"/>
+          </w:r>
+          <w:r>
+            <w:rPr>
+              <w:rFonts w:ascii="Calibri" w:hAnsi="Calibri" w:cs="Calibri"/>
+              <w:noProof/>
+              <w:sz w:val="22"/>
+              <w:szCs w:val="22"/>
+              <w:lang w:eastAsia="en-US"/>
+            </w:rPr>
+            <w:t>[1]</w:t>
+          </w:r>
+          <w:r>
+            <w:rPr>
+              <w:rFonts w:ascii="Calibri" w:hAnsi="Calibri" w:cs="Calibri"/>
+              <w:sz w:val="22"/>
+              <w:szCs w:val="22"/>
+              <w:lang w:eastAsia="en-US"/>
+            </w:rPr>
+            <w:fldChar w:fldCharType="end"/>
+          </w:r>
+        </w:sdtContent>
+      </w:sdt>
+      <w:r>
+        <w:rPr>
+          <w:rFonts w:ascii="Calibri" w:hAnsi="Calibri" w:cs="Calibri"/>
+          <w:sz w:val="22"/>
+          <w:szCs w:val="22"/>
+          <w:lang w:eastAsia="en-US"/>
+        </w:rPr>
+        <w:t xml:space="preserve">, which includes four main phases, namely, </w:t>
+      </w:r>
+    </w:p>
+    <w:p>
+      <w:pPr>
+        <w:pStyle w:val="ListParagraph"/>
+        <w:numPr>
+          <w:ilvl w:val="0"/>
+          <w:numId w:val="6"/>
+        </w:numPr>
+        <w:jc w:val="both"/>
+        <w:rPr>
+          <w:rFonts w:ascii="Calibri" w:hAnsi="Calibri" w:cs="Calibri"/>
+          <w:sz w:val="22"/>
+          <w:szCs w:val="22"/>
+        </w:rPr>
+      </w:pPr>
+      <w:r>
+        <w:rPr>
+          <w:rFonts w:ascii="Calibri" w:hAnsi="Calibri" w:cs="Calibri"/>
+          <w:sz w:val="22"/>
+          <w:szCs w:val="22"/>
+        </w:rPr>
+        <w:t>U</w:t>
+      </w:r>
+      <w:r>
+        <w:rPr>
+          <w:rFonts w:ascii="Calibri" w:hAnsi="Calibri" w:cs="Calibri"/>
+          <w:sz w:val="22"/>
+          <w:szCs w:val="22"/>
+        </w:rPr>
+        <w:t xml:space="preserve">nderstanding and specifying the context of use, </w:t>
+      </w:r>
+    </w:p>
+    <w:p>
+      <w:pPr>
+        <w:pStyle w:val="ListParagraph"/>
+        <w:numPr>
+          <w:ilvl w:val="0"/>
+          <w:numId w:val="6"/>
+        </w:numPr>
+        <w:jc w:val="both"/>
+        <w:rPr>
+          <w:rFonts w:ascii="Calibri" w:hAnsi="Calibri" w:cs="Calibri"/>
+          <w:sz w:val="22"/>
+          <w:szCs w:val="22"/>
+        </w:rPr>
+      </w:pPr>
+      <w:r>
+        <w:rPr>
+          <w:rFonts w:ascii="Calibri" w:hAnsi="Calibri" w:cs="Calibri"/>
+          <w:sz w:val="22"/>
+          <w:szCs w:val="22"/>
+        </w:rPr>
+        <w:t>S</w:t>
+      </w:r>
+      <w:r>
+        <w:rPr>
+          <w:rFonts w:ascii="Calibri" w:hAnsi="Calibri" w:cs="Calibri"/>
+          <w:sz w:val="22"/>
+          <w:szCs w:val="22"/>
+        </w:rPr>
+        <w:t xml:space="preserve">pecifying the user requirements, </w:t>
+      </w:r>
+    </w:p>
+    <w:p>
+      <w:pPr>
+        <w:pStyle w:val="ListParagraph"/>
+        <w:numPr>
+          <w:ilvl w:val="0"/>
+          <w:numId w:val="6"/>
+        </w:numPr>
+        <w:jc w:val="both"/>
+        <w:rPr>
+          <w:rFonts w:ascii="Calibri" w:hAnsi="Calibri" w:cs="Calibri"/>
+          <w:sz w:val="22"/>
+          <w:szCs w:val="22"/>
+        </w:rPr>
+      </w:pPr>
+      <w:r>
+        <w:rPr>
+          <w:rFonts w:ascii="Calibri" w:hAnsi="Calibri" w:cs="Calibri"/>
+          <w:sz w:val="22"/>
+          <w:szCs w:val="22"/>
+        </w:rPr>
+        <w:t>D</w:t>
+      </w:r>
+      <w:r>
+        <w:rPr>
+          <w:rFonts w:ascii="Calibri" w:hAnsi="Calibri" w:cs="Calibri"/>
+          <w:sz w:val="22"/>
+          <w:szCs w:val="22"/>
+        </w:rPr>
+        <w:t xml:space="preserve">esigning the solution, and </w:t>
+      </w:r>
+    </w:p>
+    <w:p>
+      <w:pPr>
+        <w:pStyle w:val="ListParagraph"/>
+        <w:numPr>
+          <w:ilvl w:val="0"/>
+          <w:numId w:val="6"/>
+        </w:numPr>
+        <w:jc w:val="both"/>
+        <w:rPr>
+          <w:rFonts w:ascii="Calibri" w:hAnsi="Calibri" w:cs="Calibri"/>
+          <w:sz w:val="22"/>
+          <w:szCs w:val="22"/>
+        </w:rPr>
+      </w:pPr>
+      <w:r>
+        <w:rPr>
+          <w:rFonts w:ascii="Calibri" w:hAnsi="Calibri" w:cs="Calibri"/>
+          <w:sz w:val="22"/>
+          <w:szCs w:val="22"/>
+        </w:rPr>
+        <w:t>E</w:t>
+      </w:r>
+      <w:r>
+        <w:rPr>
+          <w:rFonts w:ascii="Calibri" w:hAnsi="Calibri" w:cs="Calibri"/>
+          <w:sz w:val="22"/>
+          <w:szCs w:val="22"/>
+        </w:rPr>
+        <w:t xml:space="preserve">valuating the design in relation to the requirements through iterations until the objectives have been achieved. </w:t>
+      </w:r>
+    </w:p>
+    <w:p>
+      <w:pPr>
+        <w:jc w:val="both"/>
+        <w:rPr>
+          <w:rFonts w:ascii="Calibri" w:hAnsi="Calibri" w:cs="Calibri"/>
+          <w:sz w:val="22"/>
+          <w:szCs w:val="22"/>
+          <w:lang w:eastAsia="en-US"/>
+        </w:rPr>
+      </w:pPr>
+      <w:r>
+        <w:rPr>
+          <w:rFonts w:ascii="Calibri" w:hAnsi="Calibri" w:cs="Calibri"/>
+          <w:sz w:val="22"/>
+          <w:szCs w:val="22"/>
+          <w:lang w:eastAsia="en-US"/>
+        </w:rPr>
+        <w:t xml:space="preserve">Assessment 2 included the accomplishment of phases </w:t>
+      </w:r>
+      <w:proofErr w:type="gramStart"/>
+      <w:r>
+        <w:rPr>
+          <w:rFonts w:ascii="Calibri" w:hAnsi="Calibri" w:cs="Calibri"/>
+          <w:sz w:val="22"/>
+          <w:szCs w:val="22"/>
+          <w:lang w:eastAsia="en-US"/>
+        </w:rPr>
+        <w:t>1,</w:t>
+      </w:r>
+      <w:proofErr w:type="gramEnd"/>
+      <w:r>
+        <w:rPr>
+          <w:rFonts w:ascii="Calibri" w:hAnsi="Calibri" w:cs="Calibri"/>
+          <w:sz w:val="22"/>
+          <w:szCs w:val="22"/>
+          <w:lang w:eastAsia="en-US"/>
+        </w:rPr>
+        <w:t xml:space="preserve"> 2 and initial evaluation of the existing product design</w:t>
+      </w:r>
+      <w:r>
+        <w:rPr>
+          <w:rFonts w:ascii="Calibri" w:hAnsi="Calibri" w:cs="Calibri"/>
+          <w:sz w:val="22"/>
+          <w:szCs w:val="22"/>
+          <w:lang w:eastAsia="en-US"/>
+        </w:rPr>
+        <w:t>.</w:t>
+      </w:r>
+      <w:r>
+        <w:rPr>
+          <w:rFonts w:ascii="Calibri" w:hAnsi="Calibri" w:cs="Calibri"/>
+          <w:sz w:val="22"/>
+          <w:szCs w:val="22"/>
+          <w:lang w:eastAsia="en-US"/>
+        </w:rPr>
+        <w:t xml:space="preserve"> </w:t>
+      </w:r>
+      <w:r>
+        <w:rPr>
+          <w:rFonts w:ascii="Calibri" w:hAnsi="Calibri" w:cs="Calibri"/>
+          <w:sz w:val="22"/>
+          <w:szCs w:val="22"/>
+          <w:lang w:eastAsia="en-US"/>
+        </w:rPr>
+        <w:t xml:space="preserve">This </w:t>
+      </w:r>
+      <w:r>
+        <w:rPr>
+          <w:rFonts w:ascii="Calibri" w:hAnsi="Calibri" w:cs="Calibri"/>
+          <w:sz w:val="22"/>
+          <w:szCs w:val="22"/>
+          <w:lang w:eastAsia="en-US"/>
+        </w:rPr>
+        <w:t xml:space="preserve">will focus on phases 3 and 4 of the redesign process. Usability is determined according to ISO 9241-11 </w:t>
+      </w:r>
+      <w:sdt>
+        <w:sdtPr>
+          <w:rPr>
+            <w:rFonts w:ascii="Calibri" w:hAnsi="Calibri" w:cs="Calibri"/>
+            <w:sz w:val="22"/>
+            <w:szCs w:val="22"/>
+            <w:lang w:eastAsia="en-US"/>
+          </w:rPr>
+          <w:id w:val="-1871448456"/>
+          <w:citation/>
+        </w:sdtPr>
+        <w:sdtContent>
+          <w:r>
+            <w:rPr>
+              <w:rFonts w:ascii="Calibri" w:hAnsi="Calibri" w:cs="Calibri"/>
+              <w:sz w:val="22"/>
+              <w:szCs w:val="22"/>
+              <w:lang w:eastAsia="en-US"/>
+            </w:rPr>
+            <w:fldChar w:fldCharType="begin"/>
+          </w:r>
+          <w:r>
+            <w:rPr>
+              <w:rFonts w:ascii="Calibri" w:hAnsi="Calibri" w:cs="Calibri"/>
+              <w:sz w:val="22"/>
+              <w:szCs w:val="22"/>
+              <w:lang w:eastAsia="en-US"/>
+            </w:rPr>
+            <w:instrText xml:space="preserve"> CITATION Int18 \l 1033 </w:instrText>
+          </w:r>
+          <w:r>
+            <w:rPr>
+              <w:rFonts w:ascii="Calibri" w:hAnsi="Calibri" w:cs="Calibri"/>
+              <w:sz w:val="22"/>
+              <w:szCs w:val="22"/>
+              <w:lang w:eastAsia="en-US"/>
+            </w:rPr>
+            <w:fldChar w:fldCharType="separate"/>
+          </w:r>
+          <w:r>
+            <w:rPr>
+              <w:rFonts w:ascii="Calibri" w:hAnsi="Calibri" w:cs="Calibri"/>
+              <w:noProof/>
+              <w:sz w:val="22"/>
+              <w:szCs w:val="22"/>
+              <w:lang w:eastAsia="en-US"/>
+            </w:rPr>
+            <w:t>[2]</w:t>
+          </w:r>
+          <w:r>
+            <w:rPr>
+              <w:rFonts w:ascii="Calibri" w:hAnsi="Calibri" w:cs="Calibri"/>
+              <w:sz w:val="22"/>
+              <w:szCs w:val="22"/>
+              <w:lang w:eastAsia="en-US"/>
+            </w:rPr>
+            <w:fldChar w:fldCharType="end"/>
+          </w:r>
+        </w:sdtContent>
+      </w:sdt>
+      <w:r>
+        <w:rPr>
+          <w:rFonts w:ascii="Calibri" w:hAnsi="Calibri" w:cs="Calibri"/>
+          <w:sz w:val="22"/>
+          <w:szCs w:val="22"/>
+          <w:lang w:eastAsia="en-US"/>
+        </w:rPr>
+        <w:t>.</w:t>
+      </w:r>
+    </w:p>
+    <w:p>
+      <w:pPr>
+        <w:jc w:val="both"/>
+        <w:rPr>
+          <w:rFonts w:ascii="Calibri" w:hAnsi="Calibri" w:cs="Calibri"/>
+          <w:sz w:val="22"/>
+          <w:szCs w:val="22"/>
+          <w:lang w:eastAsia="en-US"/>
+        </w:rPr>
+      </w:pPr>
+    </w:p>
+    <w:p>
+      <w:pPr>
+        <w:jc w:val="both"/>
+        <w:rPr>
+          <w:rFonts w:ascii="Calibri" w:hAnsi="Calibri" w:cs="Calibri"/>
+          <w:sz w:val="22"/>
+          <w:szCs w:val="22"/>
+          <w:lang w:eastAsia="en-US"/>
+        </w:rPr>
+      </w:pPr>
+    </w:p>
+    <w:p>
+      <w:pPr>
+        <w:jc w:val="both"/>
+        <w:rPr>
+          <w:rFonts w:ascii="Calibri" w:hAnsi="Calibri" w:cs="Calibri"/>
+          <w:sz w:val="22"/>
+          <w:szCs w:val="22"/>
+          <w:lang w:eastAsia="en-US"/>
+        </w:rPr>
+      </w:pPr>
+    </w:p>
+    <w:p>
+      <w:pPr>
+        <w:jc w:val="both"/>
+        <w:rPr>
+          <w:rFonts w:ascii="Calibri" w:hAnsi="Calibri" w:cs="Calibri"/>
+          <w:sz w:val="22"/>
+          <w:szCs w:val="22"/>
+          <w:lang w:eastAsia="en-US"/>
+        </w:rPr>
+      </w:pPr>
+    </w:p>
+    <w:tbl>
+      <w:tblPr>
+        <w:tblStyle w:val="PlainTable1"/>
+        <w:tblW w:w="9026" w:type="dxa"/>
+        <w:tblLook w:val="0000" w:firstRow="0" w:lastRow="0" w:firstColumn="0" w:lastColumn="0" w:noHBand="0" w:noVBand="0"/>
+      </w:tblPr>
+      <w:tblGrid>
+        <w:gridCol w:w="1500"/>
+        <w:gridCol w:w="3100"/>
+        <w:gridCol w:w="2600"/>
+        <w:gridCol w:w="1826"/>
+      </w:tblGrid>
+      <w:tr>
+        <w:trPr>
+          <w:cnfStyle w:val="000000100000" w:firstRow="0" w:lastRow="0" w:firstColumn="0" w:lastColumn="0" w:oddVBand="0" w:evenVBand="0" w:oddHBand="1" w:evenHBand="0" w:firstRowFirstColumn="0" w:firstRowLastColumn="0" w:lastRowFirstColumn="0" w:lastRowLastColumn="0"/>
+        </w:trPr>
+        <w:tc>
+          <w:tcPr>
+            <w:cnfStyle w:val="000010000000" w:firstRow="0" w:lastRow="0" w:firstColumn="0" w:lastColumn="0" w:oddVBand="1" w:evenVBand="0" w:oddHBand="0" w:evenHBand="0" w:firstRowFirstColumn="0" w:firstRowLastColumn="0" w:lastRowFirstColumn="0" w:lastRowLastColumn="0"/>
+            <w:tcW w:w="1500" w:type="dxa"/>
+          </w:tcPr>
+          <w:p>
+            <w:pPr>
+              <w:spacing w:after="20"/>
+            </w:pPr>
+            <w:r>
+              <w:rPr>
+                <w:rFonts w:ascii="Calibri" w:eastAsia="Calibri" w:hAnsi="Calibri" w:cs="Calibri"/>
+                <w:b/>
+                <w:bCs/>
+                <w:sz w:val="20"/>
+                <w:szCs w:val="20"/>
+              </w:rPr>
+              <w:lastRenderedPageBreak/>
+              <w:t>Stage</w:t>
+            </w:r>
+          </w:p>
+        </w:tc>
+        <w:tc>
+          <w:tcPr>
+            <w:tcW w:w="3100" w:type="dxa"/>
+          </w:tcPr>
+          <w:p>
+            <w:pPr>
+              <w:spacing w:after="20"/>
+              <w:cnfStyle w:val="000000100000" w:firstRow="0" w:lastRow="0" w:firstColumn="0" w:lastColumn="0" w:oddVBand="0" w:evenVBand="0" w:oddHBand="1" w:evenHBand="0" w:firstRowFirstColumn="0" w:firstRowLastColumn="0" w:lastRowFirstColumn="0" w:lastRowLastColumn="0"/>
+            </w:pPr>
+            <w:r>
+              <w:rPr>
+                <w:rFonts w:ascii="Calibri" w:eastAsia="Calibri" w:hAnsi="Calibri" w:cs="Calibri"/>
+                <w:b/>
+                <w:bCs/>
+                <w:sz w:val="20"/>
+                <w:szCs w:val="20"/>
+              </w:rPr>
+              <w:t>Activities</w:t>
+            </w:r>
+          </w:p>
+        </w:tc>
+        <w:tc>
+          <w:tcPr>
+            <w:cnfStyle w:val="000010000000" w:firstRow="0" w:lastRow="0" w:firstColumn="0" w:lastColumn="0" w:oddVBand="1" w:evenVBand="0" w:oddHBand="0" w:evenHBand="0" w:firstRowFirstColumn="0" w:firstRowLastColumn="0" w:lastRowFirstColumn="0" w:lastRowLastColumn="0"/>
+            <w:tcW w:w="2600" w:type="dxa"/>
+          </w:tcPr>
+          <w:p>
+            <w:pPr>
+              <w:spacing w:after="20"/>
+            </w:pPr>
+            <w:r>
+              <w:rPr>
+                <w:rFonts w:ascii="Calibri" w:eastAsia="Calibri" w:hAnsi="Calibri" w:cs="Calibri"/>
+                <w:b/>
+                <w:bCs/>
+                <w:sz w:val="20"/>
+                <w:szCs w:val="20"/>
+              </w:rPr>
+              <w:t>Outputs</w:t>
+            </w:r>
+          </w:p>
+        </w:tc>
+        <w:tc>
+          <w:tcPr>
+            <w:tcW w:w="1826" w:type="dxa"/>
+          </w:tcPr>
+          <w:p>
+            <w:pPr>
+              <w:spacing w:after="20"/>
+              <w:cnfStyle w:val="000000100000" w:firstRow="0" w:lastRow="0" w:firstColumn="0" w:lastColumn="0" w:oddVBand="0" w:evenVBand="0" w:oddHBand="1" w:evenHBand="0" w:firstRowFirstColumn="0" w:firstRowLastColumn="0" w:lastRowFirstColumn="0" w:lastRowLastColumn="0"/>
+            </w:pPr>
+            <w:r>
+              <w:rPr>
+                <w:rFonts w:ascii="Calibri" w:eastAsia="Calibri" w:hAnsi="Calibri" w:cs="Calibri"/>
+                <w:b/>
+                <w:bCs/>
+                <w:sz w:val="20"/>
+                <w:szCs w:val="20"/>
+              </w:rPr>
+              <w:t>Evidence</w:t>
+            </w:r>
+          </w:p>
+        </w:tc>
+      </w:tr>
+      <w:tr>
+        <w:tc>
+          <w:tcPr>
+            <w:cnfStyle w:val="000010000000" w:firstRow="0" w:lastRow="0" w:firstColumn="0" w:lastColumn="0" w:oddVBand="1" w:evenVBand="0" w:oddHBand="0" w:evenHBand="0" w:firstRowFirstColumn="0" w:firstRowLastColumn="0" w:lastRowFirstColumn="0" w:lastRowLastColumn="0"/>
+            <w:tcW w:w="1500" w:type="dxa"/>
+          </w:tcPr>
+          <w:p>
+            <w:pPr>
+              <w:spacing w:after="20"/>
+            </w:pPr>
+            <w:r>
+              <w:rPr>
+                <w:rFonts w:ascii="Calibri" w:eastAsia="Calibri" w:hAnsi="Calibri" w:cs="Calibri"/>
+                <w:sz w:val="20"/>
+                <w:szCs w:val="20"/>
+              </w:rPr>
+              <w:t>1. Understand context</w:t>
+            </w:r>
+          </w:p>
+        </w:tc>
+        <w:tc>
+          <w:tcPr>
+            <w:tcW w:w="3100" w:type="dxa"/>
+          </w:tcPr>
+          <w:p>
+            <w:pPr>
+              <w:spacing w:after="20"/>
+              <w:cnfStyle w:val="000000000000" w:firstRow="0" w:lastRow="0" w:firstColumn="0" w:lastColumn="0" w:oddVBand="0" w:evenVBand="0" w:oddHBand="0" w:evenHBand="0" w:firstRowFirstColumn="0" w:firstRowLastColumn="0" w:lastRowFirstColumn="0" w:lastRowLastColumn="0"/>
+            </w:pPr>
+            <w:r>
+              <w:rPr>
+                <w:rFonts w:ascii="Calibri" w:eastAsia="Calibri" w:hAnsi="Calibri" w:cs="Calibri"/>
+                <w:sz w:val="20"/>
+                <w:szCs w:val="20"/>
+              </w:rPr>
+              <w:t>Reviewed Assessment 2 findings, task metrics, participant comments and the Binance screenshots (Appendix 3 of A2).</w:t>
+            </w:r>
+          </w:p>
+        </w:tc>
+        <w:tc>
+          <w:tcPr>
+            <w:cnfStyle w:val="000010000000" w:firstRow="0" w:lastRow="0" w:firstColumn="0" w:lastColumn="0" w:oddVBand="1" w:evenVBand="0" w:oddHBand="0" w:evenHBand="0" w:firstRowFirstColumn="0" w:firstRowLastColumn="0" w:lastRowFirstColumn="0" w:lastRowLastColumn="0"/>
+            <w:tcW w:w="2600" w:type="dxa"/>
+          </w:tcPr>
+          <w:p>
+            <w:pPr>
+              <w:spacing w:after="20"/>
+            </w:pPr>
+            <w:r>
+              <w:rPr>
+                <w:rFonts w:ascii="Calibri" w:eastAsia="Calibri" w:hAnsi="Calibri" w:cs="Calibri"/>
+                <w:sz w:val="20"/>
+                <w:szCs w:val="20"/>
+              </w:rPr>
+              <w:t>Personas, baseline metrics, problem list.</w:t>
+            </w:r>
+          </w:p>
+        </w:tc>
+        <w:tc>
+          <w:tcPr>
+            <w:tcW w:w="1826" w:type="dxa"/>
+          </w:tcPr>
+          <w:p>
+            <w:pPr>
+              <w:spacing w:after="20"/>
+              <w:cnfStyle w:val="000000000000" w:firstRow="0" w:lastRow="0" w:firstColumn="0" w:lastColumn="0" w:oddVBand="0" w:evenVBand="0" w:oddHBand="0" w:evenHBand="0" w:firstRowFirstColumn="0" w:firstRowLastColumn="0" w:lastRowFirstColumn="0" w:lastRowLastColumn="0"/>
+            </w:pPr>
+            <w:r>
+              <w:rPr>
+                <w:rFonts w:ascii="Calibri" w:eastAsia="Calibri" w:hAnsi="Calibri" w:cs="Calibri"/>
+                <w:sz w:val="20"/>
+                <w:szCs w:val="20"/>
+              </w:rPr>
+              <w:t>Sections 1.2, 2.2</w:t>
+            </w:r>
+          </w:p>
+        </w:tc>
+      </w:tr>
+      <w:tr>
+        <w:trPr>
+          <w:cnfStyle w:val="000000100000" w:firstRow="0" w:lastRow="0" w:firstColumn="0" w:lastColumn="0" w:oddVBand="0" w:evenVBand="0" w:oddHBand="1" w:evenHBand="0" w:firstRowFirstColumn="0" w:firstRowLastColumn="0" w:lastRowFirstColumn="0" w:lastRowLastColumn="0"/>
+        </w:trPr>
+        <w:tc>
+          <w:tcPr>
+            <w:cnfStyle w:val="000010000000" w:firstRow="0" w:lastRow="0" w:firstColumn="0" w:lastColumn="0" w:oddVBand="1" w:evenVBand="0" w:oddHBand="0" w:evenHBand="0" w:firstRowFirstColumn="0" w:firstRowLastColumn="0" w:lastRowFirstColumn="0" w:lastRowLastColumn="0"/>
+            <w:tcW w:w="1500" w:type="dxa"/>
+          </w:tcPr>
+          <w:p>
+            <w:pPr>
+              <w:spacing w:after="20"/>
+            </w:pPr>
+            <w:r>
+              <w:rPr>
+                <w:rFonts w:ascii="Calibri" w:eastAsia="Calibri" w:hAnsi="Calibri" w:cs="Calibri"/>
+                <w:sz w:val="20"/>
+                <w:szCs w:val="20"/>
+              </w:rPr>
+              <w:t>2. Specify requirements</w:t>
+            </w:r>
+          </w:p>
+        </w:tc>
+        <w:tc>
+          <w:tcPr>
+            <w:tcW w:w="3100" w:type="dxa"/>
+          </w:tcPr>
+          <w:p>
+            <w:pPr>
+              <w:spacing w:after="20"/>
+              <w:cnfStyle w:val="000000100000" w:firstRow="0" w:lastRow="0" w:firstColumn="0" w:lastColumn="0" w:oddVBand="0" w:evenVBand="0" w:oddHBand="1" w:evenHBand="0" w:firstRowFirstColumn="0" w:firstRowLastColumn="0" w:lastRowFirstColumn="0" w:lastRowLastColumn="0"/>
+            </w:pPr>
+            <w:r>
+              <w:rPr>
+                <w:rFonts w:ascii="Calibri" w:eastAsia="Calibri" w:hAnsi="Calibri" w:cs="Calibri"/>
+                <w:sz w:val="20"/>
+                <w:szCs w:val="20"/>
+              </w:rPr>
+              <w:t xml:space="preserve">Mapped each finding to a design requirement and </w:t>
+            </w:r>
+            <w:proofErr w:type="spellStart"/>
+            <w:r>
+              <w:rPr>
+                <w:rFonts w:ascii="Calibri" w:eastAsia="Calibri" w:hAnsi="Calibri" w:cs="Calibri"/>
+                <w:sz w:val="20"/>
+                <w:szCs w:val="20"/>
+              </w:rPr>
+              <w:t>prioritised</w:t>
+            </w:r>
+            <w:proofErr w:type="spellEnd"/>
+            <w:r>
+              <w:rPr>
+                <w:rFonts w:ascii="Calibri" w:eastAsia="Calibri" w:hAnsi="Calibri" w:cs="Calibri"/>
+                <w:sz w:val="20"/>
+                <w:szCs w:val="20"/>
+              </w:rPr>
+              <w:t xml:space="preserve"> using the A2 High/Medium ratings.</w:t>
+            </w:r>
+          </w:p>
+        </w:tc>
+        <w:tc>
+          <w:tcPr>
+            <w:cnfStyle w:val="000010000000" w:firstRow="0" w:lastRow="0" w:firstColumn="0" w:lastColumn="0" w:oddVBand="1" w:evenVBand="0" w:oddHBand="0" w:evenHBand="0" w:firstRowFirstColumn="0" w:firstRowLastColumn="0" w:lastRowFirstColumn="0" w:lastRowLastColumn="0"/>
+            <w:tcW w:w="2600" w:type="dxa"/>
+          </w:tcPr>
+          <w:p>
+            <w:pPr>
+              <w:spacing w:after="20"/>
+            </w:pPr>
+            <w:r>
+              <w:rPr>
+                <w:rFonts w:ascii="Calibri" w:eastAsia="Calibri" w:hAnsi="Calibri" w:cs="Calibri"/>
+                <w:sz w:val="20"/>
+                <w:szCs w:val="20"/>
+              </w:rPr>
+              <w:t>Requirements traceability table (R1–R14).</w:t>
+            </w:r>
+          </w:p>
+        </w:tc>
+        <w:tc>
+          <w:tcPr>
+            <w:tcW w:w="1826" w:type="dxa"/>
+          </w:tcPr>
+          <w:p>
+            <w:pPr>
+              <w:spacing w:after="20"/>
+              <w:cnfStyle w:val="000000100000" w:firstRow="0" w:lastRow="0" w:firstColumn="0" w:lastColumn="0" w:oddVBand="0" w:evenVBand="0" w:oddHBand="1" w:evenHBand="0" w:firstRowFirstColumn="0" w:firstRowLastColumn="0" w:lastRowFirstColumn="0" w:lastRowLastColumn="0"/>
+            </w:pPr>
+            <w:r>
+              <w:rPr>
+                <w:rFonts w:ascii="Calibri" w:eastAsia="Calibri" w:hAnsi="Calibri" w:cs="Calibri"/>
+                <w:sz w:val="20"/>
+                <w:szCs w:val="20"/>
+              </w:rPr>
+              <w:t>Table 2.3, Appendix A</w:t>
+            </w:r>
+          </w:p>
+        </w:tc>
+      </w:tr>
+      <w:tr>
+        <w:tc>
+          <w:tcPr>
+            <w:cnfStyle w:val="000010000000" w:firstRow="0" w:lastRow="0" w:firstColumn="0" w:lastColumn="0" w:oddVBand="1" w:evenVBand="0" w:oddHBand="0" w:evenHBand="0" w:firstRowFirstColumn="0" w:firstRowLastColumn="0" w:lastRowFirstColumn="0" w:lastRowLastColumn="0"/>
+            <w:tcW w:w="1500" w:type="dxa"/>
+          </w:tcPr>
+          <w:p>
+            <w:pPr>
+              <w:spacing w:after="20"/>
+            </w:pPr>
+            <w:r>
+              <w:rPr>
+                <w:rFonts w:ascii="Calibri" w:eastAsia="Calibri" w:hAnsi="Calibri" w:cs="Calibri"/>
+                <w:sz w:val="20"/>
+                <w:szCs w:val="20"/>
+              </w:rPr>
+              <w:t xml:space="preserve">3. Design </w:t>
+            </w:r>
+            <w:r>
+              <w:rPr>
+                <w:rFonts w:ascii="Calibri" w:eastAsia="Calibri" w:hAnsi="Calibri" w:cs="Calibri"/>
+                <w:sz w:val="20"/>
+                <w:szCs w:val="20"/>
+              </w:rPr>
+              <w:t>-</w:t>
+            </w:r>
+            <w:r>
+              <w:rPr>
+                <w:rFonts w:ascii="Calibri" w:eastAsia="Calibri" w:hAnsi="Calibri" w:cs="Calibri"/>
+                <w:sz w:val="20"/>
+                <w:szCs w:val="20"/>
+              </w:rPr>
+              <w:t>ideate</w:t>
+            </w:r>
+          </w:p>
+        </w:tc>
+        <w:tc>
+          <w:tcPr>
+            <w:tcW w:w="3100" w:type="dxa"/>
+          </w:tcPr>
+          <w:p>
+            <w:pPr>
+              <w:spacing w:after="20"/>
+              <w:cnfStyle w:val="000000000000" w:firstRow="0" w:lastRow="0" w:firstColumn="0" w:lastColumn="0" w:oddVBand="0" w:evenVBand="0" w:oddHBand="0" w:evenHBand="0" w:firstRowFirstColumn="0" w:firstRowLastColumn="0" w:lastRowFirstColumn="0" w:lastRowLastColumn="0"/>
+            </w:pPr>
+            <w:r>
+              <w:rPr>
+                <w:rFonts w:ascii="Calibri" w:eastAsia="Calibri" w:hAnsi="Calibri" w:cs="Calibri"/>
+                <w:sz w:val="20"/>
+                <w:szCs w:val="20"/>
+              </w:rPr>
+              <w:t>Sketched flows and low-fidelity wireframes for Home, Buy, Sell, Transfer and Help.</w:t>
+            </w:r>
+          </w:p>
+        </w:tc>
+        <w:tc>
+          <w:tcPr>
+            <w:cnfStyle w:val="000010000000" w:firstRow="0" w:lastRow="0" w:firstColumn="0" w:lastColumn="0" w:oddVBand="1" w:evenVBand="0" w:oddHBand="0" w:evenHBand="0" w:firstRowFirstColumn="0" w:firstRowLastColumn="0" w:lastRowFirstColumn="0" w:lastRowLastColumn="0"/>
+            <w:tcW w:w="2600" w:type="dxa"/>
+          </w:tcPr>
+          <w:p>
+            <w:pPr>
+              <w:spacing w:after="20"/>
+            </w:pPr>
+            <w:r>
+              <w:rPr>
+                <w:rFonts w:ascii="Calibri" w:eastAsia="Calibri" w:hAnsi="Calibri" w:cs="Calibri"/>
+                <w:sz w:val="20"/>
+                <w:szCs w:val="20"/>
+              </w:rPr>
+              <w:t>Low-fidelity wireframes (v1).</w:t>
+            </w:r>
+          </w:p>
+        </w:tc>
+        <w:tc>
+          <w:tcPr>
+            <w:tcW w:w="1826" w:type="dxa"/>
+          </w:tcPr>
+          <w:p>
+            <w:pPr>
+              <w:spacing w:after="20"/>
+              <w:cnfStyle w:val="000000000000" w:firstRow="0" w:lastRow="0" w:firstColumn="0" w:lastColumn="0" w:oddVBand="0" w:evenVBand="0" w:oddHBand="0" w:evenHBand="0" w:firstRowFirstColumn="0" w:firstRowLastColumn="0" w:lastRowFirstColumn="0" w:lastRowLastColumn="0"/>
+            </w:pPr>
+            <w:r>
+              <w:rPr>
+                <w:rFonts w:ascii="Calibri" w:eastAsia="Calibri" w:hAnsi="Calibri" w:cs="Calibri"/>
+                <w:sz w:val="20"/>
+                <w:szCs w:val="20"/>
+              </w:rPr>
+              <w:t>Figure 2, Appendix B</w:t>
+            </w:r>
+          </w:p>
+        </w:tc>
+      </w:tr>
+      <w:tr>
+        <w:trPr>
+          <w:cnfStyle w:val="000000100000" w:firstRow="0" w:lastRow="0" w:firstColumn="0" w:lastColumn="0" w:oddVBand="0" w:evenVBand="0" w:oddHBand="1" w:evenHBand="0" w:firstRowFirstColumn="0" w:firstRowLastColumn="0" w:lastRowFirstColumn="0" w:lastRowLastColumn="0"/>
+        </w:trPr>
+        <w:tc>
+          <w:tcPr>
+            <w:cnfStyle w:val="000010000000" w:firstRow="0" w:lastRow="0" w:firstColumn="0" w:lastColumn="0" w:oddVBand="1" w:evenVBand="0" w:oddHBand="0" w:evenHBand="0" w:firstRowFirstColumn="0" w:firstRowLastColumn="0" w:lastRowFirstColumn="0" w:lastRowLastColumn="0"/>
+            <w:tcW w:w="1500" w:type="dxa"/>
+          </w:tcPr>
+          <w:p>
+            <w:pPr>
+              <w:spacing w:after="20"/>
+            </w:pPr>
+            <w:r>
+              <w:rPr>
+                <w:rFonts w:ascii="Calibri" w:eastAsia="Calibri" w:hAnsi="Calibri" w:cs="Calibri"/>
+                <w:sz w:val="20"/>
+                <w:szCs w:val="20"/>
+              </w:rPr>
+              <w:t xml:space="preserve">3. Design </w:t>
+            </w:r>
+            <w:r>
+              <w:rPr>
+                <w:rFonts w:ascii="Calibri" w:eastAsia="Calibri" w:hAnsi="Calibri" w:cs="Calibri"/>
+                <w:sz w:val="20"/>
+                <w:szCs w:val="20"/>
+              </w:rPr>
+              <w:t>-</w:t>
+            </w:r>
+            <w:r>
+              <w:rPr>
+                <w:rFonts w:ascii="Calibri" w:eastAsia="Calibri" w:hAnsi="Calibri" w:cs="Calibri"/>
+                <w:sz w:val="20"/>
+                <w:szCs w:val="20"/>
+              </w:rPr>
+              <w:t>prototype</w:t>
+            </w:r>
+          </w:p>
+        </w:tc>
+        <w:tc>
+          <w:tcPr>
+            <w:tcW w:w="3100" w:type="dxa"/>
+          </w:tcPr>
+          <w:p>
+            <w:pPr>
+              <w:spacing w:after="20"/>
+              <w:cnfStyle w:val="000000100000" w:firstRow="0" w:lastRow="0" w:firstColumn="0" w:lastColumn="0" w:oddVBand="0" w:evenVBand="0" w:oddHBand="1" w:evenHBand="0" w:firstRowFirstColumn="0" w:firstRowLastColumn="0" w:lastRowFirstColumn="0" w:lastRowLastColumn="0"/>
+            </w:pPr>
+            <w:r>
+              <w:rPr>
+                <w:rFonts w:ascii="Calibri" w:eastAsia="Calibri" w:hAnsi="Calibri" w:cs="Calibri"/>
+                <w:sz w:val="20"/>
+                <w:szCs w:val="20"/>
+              </w:rPr>
+              <w:t>Built the high-fidelity dark-theme screens and a clickable prototype in Figma.</w:t>
+            </w:r>
+          </w:p>
+        </w:tc>
+        <w:tc>
+          <w:tcPr>
+            <w:cnfStyle w:val="000010000000" w:firstRow="0" w:lastRow="0" w:firstColumn="0" w:lastColumn="0" w:oddVBand="1" w:evenVBand="0" w:oddHBand="0" w:evenHBand="0" w:firstRowFirstColumn="0" w:firstRowLastColumn="0" w:lastRowFirstColumn="0" w:lastRowLastColumn="0"/>
+            <w:tcW w:w="2600" w:type="dxa"/>
+          </w:tcPr>
+          <w:p>
+            <w:pPr>
+              <w:spacing w:after="20"/>
+            </w:pPr>
+            <w:r>
+              <w:rPr>
+                <w:rFonts w:ascii="Calibri" w:eastAsia="Calibri" w:hAnsi="Calibri" w:cs="Calibri"/>
+                <w:sz w:val="20"/>
+                <w:szCs w:val="20"/>
+              </w:rPr>
+              <w:t>High-fidelity screens (v2).</w:t>
+            </w:r>
+          </w:p>
+        </w:tc>
+        <w:tc>
+          <w:tcPr>
+            <w:tcW w:w="1826" w:type="dxa"/>
+          </w:tcPr>
+          <w:p>
+            <w:pPr>
+              <w:spacing w:after="20"/>
+              <w:cnfStyle w:val="000000100000" w:firstRow="0" w:lastRow="0" w:firstColumn="0" w:lastColumn="0" w:oddVBand="0" w:evenVBand="0" w:oddHBand="1" w:evenHBand="0" w:firstRowFirstColumn="0" w:firstRowLastColumn="0" w:lastRowFirstColumn="0" w:lastRowLastColumn="0"/>
+            </w:pPr>
+            <w:r>
+              <w:rPr>
+                <w:rFonts w:ascii="Calibri" w:eastAsia="Calibri" w:hAnsi="Calibri" w:cs="Calibri"/>
+                <w:sz w:val="20"/>
+                <w:szCs w:val="20"/>
+              </w:rPr>
+              <w:t>Figures 3</w:t>
+            </w:r>
+            <w:r>
+              <w:rPr>
+                <w:rFonts w:ascii="Calibri" w:eastAsia="Calibri" w:hAnsi="Calibri" w:cs="Calibri"/>
+                <w:sz w:val="20"/>
+                <w:szCs w:val="20"/>
+              </w:rPr>
+              <w:t xml:space="preserve"> - </w:t>
+            </w:r>
+            <w:r>
+              <w:rPr>
+                <w:rFonts w:ascii="Calibri" w:eastAsia="Calibri" w:hAnsi="Calibri" w:cs="Calibri"/>
+                <w:sz w:val="20"/>
+                <w:szCs w:val="20"/>
+              </w:rPr>
+              <w:t>5</w:t>
+            </w:r>
+          </w:p>
+        </w:tc>
+      </w:tr>
+      <w:tr>
+        <w:tc>
+          <w:tcPr>
+            <w:cnfStyle w:val="000010000000" w:firstRow="0" w:lastRow="0" w:firstColumn="0" w:lastColumn="0" w:oddVBand="1" w:evenVBand="0" w:oddHBand="0" w:evenHBand="0" w:firstRowFirstColumn="0" w:firstRowLastColumn="0" w:lastRowFirstColumn="0" w:lastRowLastColumn="0"/>
+            <w:tcW w:w="1500" w:type="dxa"/>
+          </w:tcPr>
+          <w:p>
+            <w:pPr>
+              <w:spacing w:after="20"/>
+            </w:pPr>
+            <w:r>
+              <w:rPr>
+                <w:rFonts w:ascii="Calibri" w:eastAsia="Calibri" w:hAnsi="Calibri" w:cs="Calibri"/>
+                <w:sz w:val="20"/>
+                <w:szCs w:val="20"/>
+              </w:rPr>
+              <w:t>4. Evaluate</w:t>
+            </w:r>
+          </w:p>
+        </w:tc>
+        <w:tc>
+          <w:tcPr>
+            <w:tcW w:w="3100" w:type="dxa"/>
+          </w:tcPr>
+          <w:p>
+            <w:pPr>
+              <w:spacing w:after="20"/>
+              <w:cnfStyle w:val="000000000000" w:firstRow="0" w:lastRow="0" w:firstColumn="0" w:lastColumn="0" w:oddVBand="0" w:evenVBand="0" w:oddHBand="0" w:evenHBand="0" w:firstRowFirstColumn="0" w:firstRowLastColumn="0" w:lastRowFirstColumn="0" w:lastRowLastColumn="0"/>
+            </w:pPr>
+            <w:r>
+              <w:rPr>
+                <w:rFonts w:ascii="Calibri" w:eastAsia="Calibri" w:hAnsi="Calibri" w:cs="Calibri"/>
+                <w:sz w:val="20"/>
+                <w:szCs w:val="20"/>
+              </w:rPr>
+              <w:t>Heuristic evaluation, WCAG contrast audit, cognitive walkthrough of the five A2 tasks, planned validation test.</w:t>
+            </w:r>
+          </w:p>
+        </w:tc>
+        <w:tc>
+          <w:tcPr>
+            <w:cnfStyle w:val="000010000000" w:firstRow="0" w:lastRow="0" w:firstColumn="0" w:lastColumn="0" w:oddVBand="1" w:evenVBand="0" w:oddHBand="0" w:evenHBand="0" w:firstRowFirstColumn="0" w:firstRowLastColumn="0" w:lastRowFirstColumn="0" w:lastRowLastColumn="0"/>
+            <w:tcW w:w="2600" w:type="dxa"/>
+          </w:tcPr>
+          <w:p>
+            <w:pPr>
+              <w:spacing w:after="20"/>
+            </w:pPr>
+            <w:r>
+              <w:rPr>
+                <w:rFonts w:ascii="Calibri" w:eastAsia="Calibri" w:hAnsi="Calibri" w:cs="Calibri"/>
+                <w:sz w:val="20"/>
+                <w:szCs w:val="20"/>
+              </w:rPr>
+              <w:t>Findings, severity ratings, revisions (v3).</w:t>
+            </w:r>
+          </w:p>
+        </w:tc>
+        <w:tc>
+          <w:tcPr>
+            <w:tcW w:w="1826" w:type="dxa"/>
+          </w:tcPr>
+          <w:p>
+            <w:pPr>
+              <w:spacing w:after="20"/>
+              <w:cnfStyle w:val="000000000000" w:firstRow="0" w:lastRow="0" w:firstColumn="0" w:lastColumn="0" w:oddVBand="0" w:evenVBand="0" w:oddHBand="0" w:evenHBand="0" w:firstRowFirstColumn="0" w:firstRowLastColumn="0" w:lastRowFirstColumn="0" w:lastRowLastColumn="0"/>
+            </w:pPr>
+            <w:r>
+              <w:rPr>
+                <w:rFonts w:ascii="Calibri" w:eastAsia="Calibri" w:hAnsi="Calibri" w:cs="Calibri"/>
+                <w:sz w:val="20"/>
+                <w:szCs w:val="20"/>
+              </w:rPr>
+              <w:t>Section 5</w:t>
+            </w:r>
+          </w:p>
+        </w:tc>
+      </w:tr>
+    </w:tbl>
+    <w:p>
+      <w:pPr>
+        <w:pStyle w:val="Caption"/>
+        <w:jc w:val="center"/>
+        <w:rPr>
+          <w:rFonts w:ascii="Calibri" w:hAnsi="Calibri" w:cs="Calibri"/>
+          <w:sz w:val="22"/>
+          <w:szCs w:val="22"/>
+          <w:lang w:eastAsia="en-US"/>
+        </w:rPr>
+      </w:pPr>
+      <w:r>
+        <w:t xml:space="preserve">Table </w:t>
+      </w:r>
+      <w:fldSimple w:instr=" SEQ Table \* ARABIC ">
+        <w:r>
+          <w:rPr>
+            <w:noProof/>
+          </w:rPr>
+          <w:t>3</w:t>
+        </w:r>
+      </w:fldSimple>
+      <w:r>
+        <w:t xml:space="preserve">: </w:t>
+      </w:r>
+      <w:r>
+        <w:t>Methodology Summary</w:t>
+      </w:r>
+    </w:p>
+    <w:p>
+      <w:pPr>
+        <w:pStyle w:val="Heading2"/>
+      </w:pPr>
+      <w:bookmarkStart w:id="7" w:name="_Toc242637623"/>
+      <w:r>
+        <w:t>2.</w:t>
+      </w:r>
+      <w:r>
+        <w:t>2</w:t>
+      </w:r>
+      <w:r>
+        <w:t xml:space="preserve"> </w:t>
+      </w:r>
+      <w:r>
+        <w:t>Understanding the baseline problem</w:t>
+      </w:r>
+      <w:r>
+        <w:t>s</w:t>
+      </w:r>
+      <w:bookmarkEnd w:id="7"/>
+    </w:p>
+    <w:p>
+      <w:pPr>
+        <w:jc w:val="both"/>
+        <w:rPr>
+          <w:rFonts w:ascii="Calibri" w:hAnsi="Calibri" w:cs="Calibri"/>
+          <w:sz w:val="22"/>
+          <w:szCs w:val="22"/>
+          <w:lang w:eastAsia="en-US"/>
+        </w:rPr>
+      </w:pPr>
+      <w:r>
+        <w:rPr>
+          <w:rFonts w:ascii="Calibri" w:hAnsi="Calibri" w:cs="Calibri"/>
+          <w:sz w:val="22"/>
+          <w:szCs w:val="22"/>
+          <w:lang w:eastAsia="en-US"/>
+        </w:rPr>
+        <w:t>The reasons why transaction activities were not easy based on the Assessment 2 screenshots can be understood from the following examples. In the Buy USDT screen, the information regarding the amount, payment option, subscribe to earn, and advertiser information can all be seen in a single page. In the Sell screen, the advertiser's information is all provided in a single block of text, with emojis and different currencies used. The home screen contains a balance statement, onboarding, call to action button, eight shortcuts, tabs, and a promotional banner together. However, the chatbot screen is clean and has only suggested questions. It is given the highest score of 4.6/5.</w:t>
+      </w:r>
+    </w:p>
+    <w:p>
+      <w:pPr>
+        <w:jc w:val="center"/>
+        <w:rPr>
+          <w:rFonts w:ascii="Calibri" w:hAnsi="Calibri" w:cs="Calibri"/>
+          <w:sz w:val="22"/>
+          <w:szCs w:val="22"/>
+          <w:lang w:eastAsia="en-US"/>
+        </w:rPr>
+      </w:pPr>
+      <w:r>
+        <w:rPr>
+          <w:noProof/>
+        </w:rPr>
+        <w:drawing>
+          <wp:inline distT="0" distB="0" distL="0" distR="0" wp14:anchorId="3586BAA5" wp14:editId="5A905AC3">
+            <wp:extent cx="5670550" cy="3040588"/>
+            <wp:effectExtent l="0" t="0" r="6350" b="7620"/>
+            <wp:docPr id="1" name="Figure 1. Existing Binance screens from Assessment 2: home, buy form, sell form and chatbot." descr="Figure 1. Existing Binance screens from Assessment 2: home, buy form, sell form and chatbot." title="Figure 1. Existing Binance screens from Assessment 2: home, buy form, sell form and chatbot."/>
+            <wp:cNvGraphicFramePr>
+              <a:graphicFrameLocks xmlns:a="http://schemas.openxmlformats.org/drawingml/2006/main" noChangeAspect="1"/>
+            </wp:cNvGraphicFramePr>
+            <a:graphic xmlns:a="http://schemas.openxmlformats.org/drawingml/2006/main">
+              <a:graphicData uri="http://schemas.openxmlformats.org/drawingml/2006/picture">
+                <pic:pic xmlns:pic="http://schemas.openxmlformats.org/drawingml/2006/picture">
+                  <pic:nvPicPr>
+                    <pic:cNvPr id="0" name=""/>
+                    <pic:cNvPicPr>
+                      <a:picLocks noChangeAspect="1" noChangeArrowheads="1"/>
+                    </pic:cNvPicPr>
+                  </pic:nvPicPr>
+                  <pic:blipFill>
+                    <a:blip r:embed="rId8"/>
+                    <a:srcRect/>
+                    <a:stretch>
+                      <a:fillRect/>
+                    </a:stretch>
+                  </pic:blipFill>
+                  <pic:spPr bwMode="auto">
+                    <a:xfrm>
+                      <a:off x="0" y="0"/>
+                      <a:ext cx="5679385" cy="3045325"/>
+                    </a:xfrm>
+                    <a:prstGeom prst="rect">
+                      <a:avLst/>
+                    </a:prstGeom>
+                  </pic:spPr>
+                </pic:pic>
+              </a:graphicData>
+            </a:graphic>
+          </wp:inline>
+        </w:drawing>
+      </w:r>
+    </w:p>
+    <w:p>
+      <w:pPr>
+        <w:pStyle w:val="Caption"/>
+        <w:jc w:val="center"/>
+        <w:rPr>
+          <w:rFonts w:ascii="Calibri" w:hAnsi="Calibri" w:cs="Calibri"/>
+          <w:sz w:val="22"/>
+          <w:szCs w:val="22"/>
+          <w:lang w:eastAsia="en-US"/>
+        </w:rPr>
+      </w:pPr>
+      <w:r>
+        <w:t xml:space="preserve">Figure </w:t>
+      </w:r>
+      <w:fldSimple w:instr=" SEQ Figure \* ARABIC ">
+        <w:r>
+          <w:rPr>
+            <w:noProof/>
+          </w:rPr>
+          <w:t>1</w:t>
+        </w:r>
+      </w:fldSimple>
+      <w:r>
+        <w:t xml:space="preserve">: </w:t>
+      </w:r>
+      <w:r>
+        <w:t>Existing Binance screens from Assessment 2: home, buy form, sell form and chatbot</w:t>
+      </w:r>
+    </w:p>
+    <w:p>
+      <w:pPr>
+        <w:pStyle w:val="Heading2"/>
+      </w:pPr>
+      <w:bookmarkStart w:id="8" w:name="_Toc242637624"/>
+      <w:r>
+        <w:lastRenderedPageBreak/>
+        <w:t>2.</w:t>
+      </w:r>
+      <w:r>
+        <w:t>3</w:t>
+      </w:r>
+      <w:r>
+        <w:t xml:space="preserve"> </w:t>
+      </w:r>
+      <w:r>
+        <w:t>From findings to requirements</w:t>
+      </w:r>
+      <w:bookmarkEnd w:id="8"/>
+    </w:p>
+    <w:p>
+      <w:pPr>
+        <w:rPr>
+          <w:lang w:eastAsia="en-US"/>
+        </w:rPr>
+      </w:pPr>
+    </w:p>
+    <w:tbl>
+      <w:tblPr>
+        <w:tblStyle w:val="PlainTable1"/>
+        <w:tblW w:w="9026" w:type="dxa"/>
+        <w:tblLook w:val="0000" w:firstRow="0" w:lastRow="0" w:firstColumn="0" w:lastColumn="0" w:noHBand="0" w:noVBand="0"/>
+      </w:tblPr>
+      <w:tblGrid>
+        <w:gridCol w:w="600"/>
+        <w:gridCol w:w="3100"/>
+        <w:gridCol w:w="3926"/>
+        <w:gridCol w:w="1400"/>
+      </w:tblGrid>
+      <w:tr>
+        <w:trPr>
+          <w:cnfStyle w:val="000000100000" w:firstRow="0" w:lastRow="0" w:firstColumn="0" w:lastColumn="0" w:oddVBand="0" w:evenVBand="0" w:oddHBand="1" w:evenHBand="0" w:firstRowFirstColumn="0" w:firstRowLastColumn="0" w:lastRowFirstColumn="0" w:lastRowLastColumn="0"/>
+        </w:trPr>
+        <w:tc>
+          <w:tcPr>
+            <w:cnfStyle w:val="000010000000" w:firstRow="0" w:lastRow="0" w:firstColumn="0" w:lastColumn="0" w:oddVBand="1" w:evenVBand="0" w:oddHBand="0" w:evenHBand="0" w:firstRowFirstColumn="0" w:firstRowLastColumn="0" w:lastRowFirstColumn="0" w:lastRowLastColumn="0"/>
+            <w:tcW w:w="600" w:type="dxa"/>
+          </w:tcPr>
+          <w:p>
+            <w:pPr>
+              <w:spacing w:after="20"/>
+              <w:rPr>
+                <w:sz w:val="22"/>
+                <w:szCs w:val="22"/>
+              </w:rPr>
+            </w:pPr>
+            <w:r>
+              <w:rPr>
+                <w:rFonts w:ascii="Calibri" w:eastAsia="Calibri" w:hAnsi="Calibri" w:cs="Calibri"/>
+                <w:b/>
+                <w:bCs/>
+                <w:sz w:val="22"/>
+                <w:szCs w:val="22"/>
+              </w:rPr>
+              <w:t>ID</w:t>
+            </w:r>
+          </w:p>
+        </w:tc>
+        <w:tc>
+          <w:tcPr>
+            <w:tcW w:w="3100" w:type="dxa"/>
+          </w:tcPr>
+          <w:p>
+            <w:pPr>
+              <w:spacing w:after="20"/>
+              <w:cnfStyle w:val="000000100000" w:firstRow="0" w:lastRow="0" w:firstColumn="0" w:lastColumn="0" w:oddVBand="0" w:evenVBand="0" w:oddHBand="1" w:evenHBand="0" w:firstRowFirstColumn="0" w:firstRowLastColumn="0" w:lastRowFirstColumn="0" w:lastRowLastColumn="0"/>
+              <w:rPr>
+                <w:sz w:val="22"/>
+                <w:szCs w:val="22"/>
+              </w:rPr>
+            </w:pPr>
+            <w:r>
+              <w:rPr>
+                <w:rFonts w:ascii="Calibri" w:eastAsia="Calibri" w:hAnsi="Calibri" w:cs="Calibri"/>
+                <w:b/>
+                <w:bCs/>
+                <w:sz w:val="22"/>
+                <w:szCs w:val="22"/>
+              </w:rPr>
+              <w:t>Assignment</w:t>
+            </w:r>
+            <w:r>
+              <w:rPr>
+                <w:rFonts w:ascii="Calibri" w:eastAsia="Calibri" w:hAnsi="Calibri" w:cs="Calibri"/>
+                <w:b/>
+                <w:bCs/>
+                <w:sz w:val="22"/>
+                <w:szCs w:val="22"/>
+              </w:rPr>
+              <w:t xml:space="preserve"> 2 evidence</w:t>
+            </w:r>
+          </w:p>
+        </w:tc>
+        <w:tc>
+          <w:tcPr>
+            <w:cnfStyle w:val="000010000000" w:firstRow="0" w:lastRow="0" w:firstColumn="0" w:lastColumn="0" w:oddVBand="1" w:evenVBand="0" w:oddHBand="0" w:evenHBand="0" w:firstRowFirstColumn="0" w:firstRowLastColumn="0" w:lastRowFirstColumn="0" w:lastRowLastColumn="0"/>
+            <w:tcW w:w="3926" w:type="dxa"/>
+          </w:tcPr>
+          <w:p>
+            <w:pPr>
+              <w:spacing w:after="20"/>
+              <w:rPr>
+                <w:sz w:val="22"/>
+                <w:szCs w:val="22"/>
+              </w:rPr>
+            </w:pPr>
+            <w:r>
+              <w:rPr>
+                <w:rFonts w:ascii="Calibri" w:eastAsia="Calibri" w:hAnsi="Calibri" w:cs="Calibri"/>
+                <w:b/>
+                <w:bCs/>
+                <w:sz w:val="22"/>
+                <w:szCs w:val="22"/>
+              </w:rPr>
+              <w:t>Design requirement</w:t>
+            </w:r>
+          </w:p>
+        </w:tc>
+        <w:tc>
+          <w:tcPr>
+            <w:tcW w:w="1400" w:type="dxa"/>
+          </w:tcPr>
+          <w:p>
+            <w:pPr>
+              <w:spacing w:after="20"/>
+              <w:cnfStyle w:val="000000100000" w:firstRow="0" w:lastRow="0" w:firstColumn="0" w:lastColumn="0" w:oddVBand="0" w:evenVBand="0" w:oddHBand="1" w:evenHBand="0" w:firstRowFirstColumn="0" w:firstRowLastColumn="0" w:lastRowFirstColumn="0" w:lastRowLastColumn="0"/>
+              <w:rPr>
+                <w:sz w:val="22"/>
+                <w:szCs w:val="22"/>
+              </w:rPr>
+            </w:pPr>
+            <w:r>
+              <w:rPr>
+                <w:rFonts w:ascii="Calibri" w:eastAsia="Calibri" w:hAnsi="Calibri" w:cs="Calibri"/>
+                <w:b/>
+                <w:bCs/>
+                <w:sz w:val="22"/>
+                <w:szCs w:val="22"/>
+              </w:rPr>
+              <w:t>Priority</w:t>
+            </w:r>
+          </w:p>
+        </w:tc>
+      </w:tr>
+      <w:tr>
+        <w:tc>
+          <w:tcPr>
+            <w:cnfStyle w:val="000010000000" w:firstRow="0" w:lastRow="0" w:firstColumn="0" w:lastColumn="0" w:oddVBand="1" w:evenVBand="0" w:oddHBand="0" w:evenHBand="0" w:firstRowFirstColumn="0" w:firstRowLastColumn="0" w:lastRowFirstColumn="0" w:lastRowLastColumn="0"/>
+            <w:tcW w:w="600" w:type="dxa"/>
+          </w:tcPr>
+          <w:p>
+            <w:pPr>
+              <w:spacing w:after="20"/>
+              <w:rPr>
+                <w:sz w:val="22"/>
+                <w:szCs w:val="22"/>
+              </w:rPr>
+            </w:pPr>
+            <w:r>
+              <w:rPr>
+                <w:rFonts w:ascii="Calibri" w:eastAsia="Calibri" w:hAnsi="Calibri" w:cs="Calibri"/>
+                <w:sz w:val="22"/>
+                <w:szCs w:val="22"/>
+              </w:rPr>
+              <w:t>R1</w:t>
+            </w:r>
+          </w:p>
+        </w:tc>
+        <w:tc>
+          <w:tcPr>
+            <w:tcW w:w="3100" w:type="dxa"/>
+          </w:tcPr>
+          <w:p>
+            <w:pPr>
+              <w:spacing w:after="20"/>
+              <w:cnfStyle w:val="000000000000" w:firstRow="0" w:lastRow="0" w:firstColumn="0" w:lastColumn="0" w:oddVBand="0" w:evenVBand="0" w:oddHBand="0" w:evenHBand="0" w:firstRowFirstColumn="0" w:firstRowLastColumn="0" w:lastRowFirstColumn="0" w:lastRowLastColumn="0"/>
+              <w:rPr>
+                <w:sz w:val="22"/>
+                <w:szCs w:val="22"/>
+              </w:rPr>
+            </w:pPr>
+            <w:r>
+              <w:rPr>
+                <w:rFonts w:ascii="Calibri" w:eastAsia="Calibri" w:hAnsi="Calibri" w:cs="Calibri"/>
+                <w:sz w:val="22"/>
+                <w:szCs w:val="22"/>
+              </w:rPr>
+              <w:t>Purchase: 69.4 s, 11 errors, 60% assistance; “Where do I start?”</w:t>
+            </w:r>
+          </w:p>
+        </w:tc>
+        <w:tc>
+          <w:tcPr>
+            <w:cnfStyle w:val="000010000000" w:firstRow="0" w:lastRow="0" w:firstColumn="0" w:lastColumn="0" w:oddVBand="1" w:evenVBand="0" w:oddHBand="0" w:evenHBand="0" w:firstRowFirstColumn="0" w:firstRowLastColumn="0" w:lastRowFirstColumn="0" w:lastRowLastColumn="0"/>
+            <w:tcW w:w="3926" w:type="dxa"/>
+          </w:tcPr>
+          <w:p>
+            <w:pPr>
+              <w:spacing w:after="20"/>
+              <w:rPr>
+                <w:sz w:val="22"/>
+                <w:szCs w:val="22"/>
+              </w:rPr>
+            </w:pPr>
+            <w:r>
+              <w:rPr>
+                <w:rFonts w:ascii="Calibri" w:eastAsia="Calibri" w:hAnsi="Calibri" w:cs="Calibri"/>
+                <w:sz w:val="22"/>
+                <w:szCs w:val="22"/>
+              </w:rPr>
+              <w:t>Provide an obvious, labelled entry point to Buy from the home screen.</w:t>
+            </w:r>
+          </w:p>
+        </w:tc>
+        <w:tc>
+          <w:tcPr>
+            <w:tcW w:w="1400" w:type="dxa"/>
+          </w:tcPr>
+          <w:p>
+            <w:pPr>
+              <w:spacing w:after="20"/>
+              <w:cnfStyle w:val="000000000000" w:firstRow="0" w:lastRow="0" w:firstColumn="0" w:lastColumn="0" w:oddVBand="0" w:evenVBand="0" w:oddHBand="0" w:evenHBand="0" w:firstRowFirstColumn="0" w:firstRowLastColumn="0" w:lastRowFirstColumn="0" w:lastRowLastColumn="0"/>
+              <w:rPr>
+                <w:sz w:val="22"/>
+                <w:szCs w:val="22"/>
+              </w:rPr>
+            </w:pPr>
+            <w:r>
+              <w:rPr>
+                <w:rFonts w:ascii="Calibri" w:eastAsia="Calibri" w:hAnsi="Calibri" w:cs="Calibri"/>
+                <w:sz w:val="22"/>
+                <w:szCs w:val="22"/>
+              </w:rPr>
+              <w:t>High</w:t>
+            </w:r>
+          </w:p>
+        </w:tc>
+      </w:tr>
+      <w:tr>
+        <w:trPr>
+          <w:cnfStyle w:val="000000100000" w:firstRow="0" w:lastRow="0" w:firstColumn="0" w:lastColumn="0" w:oddVBand="0" w:evenVBand="0" w:oddHBand="1" w:evenHBand="0" w:firstRowFirstColumn="0" w:firstRowLastColumn="0" w:lastRowFirstColumn="0" w:lastRowLastColumn="0"/>
+        </w:trPr>
+        <w:tc>
+          <w:tcPr>
+            <w:cnfStyle w:val="000010000000" w:firstRow="0" w:lastRow="0" w:firstColumn="0" w:lastColumn="0" w:oddVBand="1" w:evenVBand="0" w:oddHBand="0" w:evenHBand="0" w:firstRowFirstColumn="0" w:firstRowLastColumn="0" w:lastRowFirstColumn="0" w:lastRowLastColumn="0"/>
+            <w:tcW w:w="600" w:type="dxa"/>
+          </w:tcPr>
+          <w:p>
+            <w:pPr>
+              <w:spacing w:after="20"/>
+              <w:rPr>
+                <w:sz w:val="22"/>
+                <w:szCs w:val="22"/>
+              </w:rPr>
+            </w:pPr>
+            <w:r>
+              <w:rPr>
+                <w:rFonts w:ascii="Calibri" w:eastAsia="Calibri" w:hAnsi="Calibri" w:cs="Calibri"/>
+                <w:sz w:val="22"/>
+                <w:szCs w:val="22"/>
+              </w:rPr>
+              <w:t>R2</w:t>
+            </w:r>
+          </w:p>
+        </w:tc>
+        <w:tc>
+          <w:tcPr>
+            <w:tcW w:w="3100" w:type="dxa"/>
+          </w:tcPr>
+          <w:p>
+            <w:pPr>
+              <w:spacing w:after="20"/>
+              <w:cnfStyle w:val="000000100000" w:firstRow="0" w:lastRow="0" w:firstColumn="0" w:lastColumn="0" w:oddVBand="0" w:evenVBand="0" w:oddHBand="1" w:evenHBand="0" w:firstRowFirstColumn="0" w:firstRowLastColumn="0" w:lastRowFirstColumn="0" w:lastRowLastColumn="0"/>
+              <w:rPr>
+                <w:sz w:val="22"/>
+                <w:szCs w:val="22"/>
+              </w:rPr>
+            </w:pPr>
+            <w:r>
+              <w:rPr>
+                <w:rFonts w:ascii="Calibri" w:eastAsia="Calibri" w:hAnsi="Calibri" w:cs="Calibri"/>
+                <w:sz w:val="22"/>
+                <w:szCs w:val="22"/>
+              </w:rPr>
+              <w:t>“Seems like too many steps.”; “This might be a long process.”</w:t>
+            </w:r>
+          </w:p>
+        </w:tc>
+        <w:tc>
+          <w:tcPr>
+            <w:cnfStyle w:val="000010000000" w:firstRow="0" w:lastRow="0" w:firstColumn="0" w:lastColumn="0" w:oddVBand="1" w:evenVBand="0" w:oddHBand="0" w:evenHBand="0" w:firstRowFirstColumn="0" w:firstRowLastColumn="0" w:lastRowFirstColumn="0" w:lastRowLastColumn="0"/>
+            <w:tcW w:w="3926" w:type="dxa"/>
+          </w:tcPr>
+          <w:p>
+            <w:pPr>
+              <w:spacing w:after="20"/>
+              <w:rPr>
+                <w:sz w:val="22"/>
+                <w:szCs w:val="22"/>
+              </w:rPr>
+            </w:pPr>
+            <w:r>
+              <w:rPr>
+                <w:rFonts w:ascii="Calibri" w:eastAsia="Calibri" w:hAnsi="Calibri" w:cs="Calibri"/>
+                <w:sz w:val="22"/>
+                <w:szCs w:val="22"/>
+              </w:rPr>
+              <w:t>Split the purchase into three short steps with a progress indicator and step labels.</w:t>
+            </w:r>
+          </w:p>
+        </w:tc>
+        <w:tc>
+          <w:tcPr>
+            <w:tcW w:w="1400" w:type="dxa"/>
+          </w:tcPr>
+          <w:p>
+            <w:pPr>
+              <w:spacing w:after="20"/>
+              <w:cnfStyle w:val="000000100000" w:firstRow="0" w:lastRow="0" w:firstColumn="0" w:lastColumn="0" w:oddVBand="0" w:evenVBand="0" w:oddHBand="1" w:evenHBand="0" w:firstRowFirstColumn="0" w:firstRowLastColumn="0" w:lastRowFirstColumn="0" w:lastRowLastColumn="0"/>
+              <w:rPr>
+                <w:sz w:val="22"/>
+                <w:szCs w:val="22"/>
+              </w:rPr>
+            </w:pPr>
+            <w:r>
+              <w:rPr>
+                <w:rFonts w:ascii="Calibri" w:eastAsia="Calibri" w:hAnsi="Calibri" w:cs="Calibri"/>
+                <w:sz w:val="22"/>
+                <w:szCs w:val="22"/>
+              </w:rPr>
+              <w:t>High</w:t>
+            </w:r>
+          </w:p>
+        </w:tc>
+      </w:tr>
+      <w:tr>
+        <w:tc>
+          <w:tcPr>
+            <w:cnfStyle w:val="000010000000" w:firstRow="0" w:lastRow="0" w:firstColumn="0" w:lastColumn="0" w:oddVBand="1" w:evenVBand="0" w:oddHBand="0" w:evenHBand="0" w:firstRowFirstColumn="0" w:firstRowLastColumn="0" w:lastRowFirstColumn="0" w:lastRowLastColumn="0"/>
+            <w:tcW w:w="600" w:type="dxa"/>
+          </w:tcPr>
+          <w:p>
+            <w:pPr>
+              <w:spacing w:after="20"/>
+              <w:rPr>
+                <w:sz w:val="22"/>
+                <w:szCs w:val="22"/>
+              </w:rPr>
+            </w:pPr>
+            <w:r>
+              <w:rPr>
+                <w:rFonts w:ascii="Calibri" w:eastAsia="Calibri" w:hAnsi="Calibri" w:cs="Calibri"/>
+                <w:sz w:val="22"/>
+                <w:szCs w:val="22"/>
+              </w:rPr>
+              <w:t>R3</w:t>
+            </w:r>
+          </w:p>
+        </w:tc>
+        <w:tc>
+          <w:tcPr>
+            <w:tcW w:w="3100" w:type="dxa"/>
+          </w:tcPr>
+          <w:p>
+            <w:pPr>
+              <w:spacing w:after="20"/>
+              <w:cnfStyle w:val="000000000000" w:firstRow="0" w:lastRow="0" w:firstColumn="0" w:lastColumn="0" w:oddVBand="0" w:evenVBand="0" w:oddHBand="0" w:evenHBand="0" w:firstRowFirstColumn="0" w:firstRowLastColumn="0" w:lastRowFirstColumn="0" w:lastRowLastColumn="0"/>
+              <w:rPr>
+                <w:sz w:val="22"/>
+                <w:szCs w:val="22"/>
+              </w:rPr>
+            </w:pPr>
+            <w:r>
+              <w:rPr>
+                <w:rFonts w:ascii="Calibri" w:eastAsia="Calibri" w:hAnsi="Calibri" w:cs="Calibri"/>
+                <w:sz w:val="22"/>
+                <w:szCs w:val="22"/>
+              </w:rPr>
+              <w:t>Users need confirmation of each step (A2 needs list).</w:t>
+            </w:r>
+          </w:p>
+        </w:tc>
+        <w:tc>
+          <w:tcPr>
+            <w:cnfStyle w:val="000010000000" w:firstRow="0" w:lastRow="0" w:firstColumn="0" w:lastColumn="0" w:oddVBand="1" w:evenVBand="0" w:oddHBand="0" w:evenHBand="0" w:firstRowFirstColumn="0" w:firstRowLastColumn="0" w:lastRowFirstColumn="0" w:lastRowLastColumn="0"/>
+            <w:tcW w:w="3926" w:type="dxa"/>
+          </w:tcPr>
+          <w:p>
+            <w:pPr>
+              <w:spacing w:after="20"/>
+              <w:rPr>
+                <w:sz w:val="22"/>
+                <w:szCs w:val="22"/>
+              </w:rPr>
+            </w:pPr>
+            <w:r>
+              <w:rPr>
+                <w:rFonts w:ascii="Calibri" w:eastAsia="Calibri" w:hAnsi="Calibri" w:cs="Calibri"/>
+                <w:sz w:val="22"/>
+                <w:szCs w:val="22"/>
+              </w:rPr>
+              <w:t xml:space="preserve">Add a review-and-confirm screen </w:t>
+            </w:r>
+            <w:proofErr w:type="spellStart"/>
+            <w:r>
+              <w:rPr>
+                <w:rFonts w:ascii="Calibri" w:eastAsia="Calibri" w:hAnsi="Calibri" w:cs="Calibri"/>
+                <w:sz w:val="22"/>
+                <w:szCs w:val="22"/>
+              </w:rPr>
+              <w:t>summarising</w:t>
+            </w:r>
+            <w:proofErr w:type="spellEnd"/>
+            <w:r>
+              <w:rPr>
+                <w:rFonts w:ascii="Calibri" w:eastAsia="Calibri" w:hAnsi="Calibri" w:cs="Calibri"/>
+                <w:sz w:val="22"/>
+                <w:szCs w:val="22"/>
+              </w:rPr>
+              <w:t xml:space="preserve"> what the user pays and receives.</w:t>
+            </w:r>
+          </w:p>
+        </w:tc>
+        <w:tc>
+          <w:tcPr>
+            <w:tcW w:w="1400" w:type="dxa"/>
+          </w:tcPr>
+          <w:p>
+            <w:pPr>
+              <w:spacing w:after="20"/>
+              <w:cnfStyle w:val="000000000000" w:firstRow="0" w:lastRow="0" w:firstColumn="0" w:lastColumn="0" w:oddVBand="0" w:evenVBand="0" w:oddHBand="0" w:evenHBand="0" w:firstRowFirstColumn="0" w:firstRowLastColumn="0" w:lastRowFirstColumn="0" w:lastRowLastColumn="0"/>
+              <w:rPr>
+                <w:sz w:val="22"/>
+                <w:szCs w:val="22"/>
+              </w:rPr>
+            </w:pPr>
+            <w:r>
+              <w:rPr>
+                <w:rFonts w:ascii="Calibri" w:eastAsia="Calibri" w:hAnsi="Calibri" w:cs="Calibri"/>
+                <w:sz w:val="22"/>
+                <w:szCs w:val="22"/>
+              </w:rPr>
+              <w:t>High</w:t>
+            </w:r>
+          </w:p>
+        </w:tc>
+      </w:tr>
+      <w:tr>
+        <w:trPr>
+          <w:cnfStyle w:val="000000100000" w:firstRow="0" w:lastRow="0" w:firstColumn="0" w:lastColumn="0" w:oddVBand="0" w:evenVBand="0" w:oddHBand="1" w:evenHBand="0" w:firstRowFirstColumn="0" w:firstRowLastColumn="0" w:lastRowFirstColumn="0" w:lastRowLastColumn="0"/>
+        </w:trPr>
+        <w:tc>
+          <w:tcPr>
+            <w:cnfStyle w:val="000010000000" w:firstRow="0" w:lastRow="0" w:firstColumn="0" w:lastColumn="0" w:oddVBand="1" w:evenVBand="0" w:oddHBand="0" w:evenHBand="0" w:firstRowFirstColumn="0" w:firstRowLastColumn="0" w:lastRowFirstColumn="0" w:lastRowLastColumn="0"/>
+            <w:tcW w:w="600" w:type="dxa"/>
+          </w:tcPr>
+          <w:p>
+            <w:pPr>
+              <w:spacing w:after="20"/>
+              <w:rPr>
+                <w:sz w:val="22"/>
+                <w:szCs w:val="22"/>
+              </w:rPr>
+            </w:pPr>
+            <w:r>
+              <w:rPr>
+                <w:rFonts w:ascii="Calibri" w:eastAsia="Calibri" w:hAnsi="Calibri" w:cs="Calibri"/>
+                <w:sz w:val="22"/>
+                <w:szCs w:val="22"/>
+              </w:rPr>
+              <w:t>R4</w:t>
+            </w:r>
+          </w:p>
+        </w:tc>
+        <w:tc>
+          <w:tcPr>
+            <w:tcW w:w="3100" w:type="dxa"/>
+          </w:tcPr>
+          <w:p>
+            <w:pPr>
+              <w:spacing w:after="20"/>
+              <w:cnfStyle w:val="000000100000" w:firstRow="0" w:lastRow="0" w:firstColumn="0" w:lastColumn="0" w:oddVBand="0" w:evenVBand="0" w:oddHBand="1" w:evenHBand="0" w:firstRowFirstColumn="0" w:firstRowLastColumn="0" w:lastRowFirstColumn="0" w:lastRowLastColumn="0"/>
+              <w:rPr>
+                <w:sz w:val="22"/>
+                <w:szCs w:val="22"/>
+              </w:rPr>
+            </w:pPr>
+            <w:r>
+              <w:rPr>
+                <w:rFonts w:ascii="Calibri" w:eastAsia="Calibri" w:hAnsi="Calibri" w:cs="Calibri"/>
+                <w:sz w:val="22"/>
+                <w:szCs w:val="22"/>
+              </w:rPr>
+              <w:t>Sale: 72.0 s, 8 errors, 60% assistance; “How do I sell?”</w:t>
+            </w:r>
+          </w:p>
+        </w:tc>
+        <w:tc>
+          <w:tcPr>
+            <w:cnfStyle w:val="000010000000" w:firstRow="0" w:lastRow="0" w:firstColumn="0" w:lastColumn="0" w:oddVBand="1" w:evenVBand="0" w:oddHBand="0" w:evenHBand="0" w:firstRowFirstColumn="0" w:firstRowLastColumn="0" w:lastRowFirstColumn="0" w:lastRowLastColumn="0"/>
+            <w:tcW w:w="3926" w:type="dxa"/>
+          </w:tcPr>
+          <w:p>
+            <w:pPr>
+              <w:spacing w:after="20"/>
+              <w:rPr>
+                <w:sz w:val="22"/>
+                <w:szCs w:val="22"/>
+              </w:rPr>
+            </w:pPr>
+            <w:r>
+              <w:rPr>
+                <w:rFonts w:ascii="Calibri" w:eastAsia="Calibri" w:hAnsi="Calibri" w:cs="Calibri"/>
+                <w:sz w:val="22"/>
+                <w:szCs w:val="22"/>
+              </w:rPr>
+              <w:t>Provide an obvious Sell entry point and a predictable action sequence.</w:t>
+            </w:r>
+          </w:p>
+        </w:tc>
+        <w:tc>
+          <w:tcPr>
+            <w:tcW w:w="1400" w:type="dxa"/>
+          </w:tcPr>
+          <w:p>
+            <w:pPr>
+              <w:spacing w:after="20"/>
+              <w:cnfStyle w:val="000000100000" w:firstRow="0" w:lastRow="0" w:firstColumn="0" w:lastColumn="0" w:oddVBand="0" w:evenVBand="0" w:oddHBand="1" w:evenHBand="0" w:firstRowFirstColumn="0" w:firstRowLastColumn="0" w:lastRowFirstColumn="0" w:lastRowLastColumn="0"/>
+              <w:rPr>
+                <w:sz w:val="22"/>
+                <w:szCs w:val="22"/>
+              </w:rPr>
+            </w:pPr>
+            <w:r>
+              <w:rPr>
+                <w:rFonts w:ascii="Calibri" w:eastAsia="Calibri" w:hAnsi="Calibri" w:cs="Calibri"/>
+                <w:sz w:val="22"/>
+                <w:szCs w:val="22"/>
+              </w:rPr>
+              <w:t>High</w:t>
+            </w:r>
+          </w:p>
+        </w:tc>
+      </w:tr>
+      <w:tr>
+        <w:tc>
+          <w:tcPr>
+            <w:cnfStyle w:val="000010000000" w:firstRow="0" w:lastRow="0" w:firstColumn="0" w:lastColumn="0" w:oddVBand="1" w:evenVBand="0" w:oddHBand="0" w:evenHBand="0" w:firstRowFirstColumn="0" w:firstRowLastColumn="0" w:lastRowFirstColumn="0" w:lastRowLastColumn="0"/>
+            <w:tcW w:w="600" w:type="dxa"/>
+          </w:tcPr>
+          <w:p>
+            <w:pPr>
+              <w:spacing w:after="20"/>
+              <w:rPr>
+                <w:sz w:val="22"/>
+                <w:szCs w:val="22"/>
+              </w:rPr>
+            </w:pPr>
+            <w:r>
+              <w:rPr>
+                <w:rFonts w:ascii="Calibri" w:eastAsia="Calibri" w:hAnsi="Calibri" w:cs="Calibri"/>
+                <w:sz w:val="22"/>
+                <w:szCs w:val="22"/>
+              </w:rPr>
+              <w:t>R5</w:t>
+            </w:r>
+          </w:p>
+        </w:tc>
+        <w:tc>
+          <w:tcPr>
+            <w:tcW w:w="3100" w:type="dxa"/>
+          </w:tcPr>
+          <w:p>
+            <w:pPr>
+              <w:spacing w:after="20"/>
+              <w:cnfStyle w:val="000000000000" w:firstRow="0" w:lastRow="0" w:firstColumn="0" w:lastColumn="0" w:oddVBand="0" w:evenVBand="0" w:oddHBand="0" w:evenHBand="0" w:firstRowFirstColumn="0" w:firstRowLastColumn="0" w:lastRowFirstColumn="0" w:lastRowLastColumn="0"/>
+              <w:rPr>
+                <w:sz w:val="22"/>
+                <w:szCs w:val="22"/>
+              </w:rPr>
+            </w:pPr>
+            <w:r>
+              <w:rPr>
+                <w:rFonts w:ascii="Calibri" w:eastAsia="Calibri" w:hAnsi="Calibri" w:cs="Calibri"/>
+                <w:sz w:val="22"/>
+                <w:szCs w:val="22"/>
+              </w:rPr>
+              <w:t>“I don’t think I can complete this.”</w:t>
+            </w:r>
+          </w:p>
+        </w:tc>
+        <w:tc>
+          <w:tcPr>
+            <w:cnfStyle w:val="000010000000" w:firstRow="0" w:lastRow="0" w:firstColumn="0" w:lastColumn="0" w:oddVBand="1" w:evenVBand="0" w:oddHBand="0" w:evenHBand="0" w:firstRowFirstColumn="0" w:firstRowLastColumn="0" w:lastRowFirstColumn="0" w:lastRowLastColumn="0"/>
+            <w:tcW w:w="3926" w:type="dxa"/>
+          </w:tcPr>
+          <w:p>
+            <w:pPr>
+              <w:spacing w:after="20"/>
+              <w:rPr>
+                <w:sz w:val="22"/>
+                <w:szCs w:val="22"/>
+              </w:rPr>
+            </w:pPr>
+            <w:r>
+              <w:rPr>
+                <w:rFonts w:ascii="Calibri" w:eastAsia="Calibri" w:hAnsi="Calibri" w:cs="Calibri"/>
+                <w:sz w:val="22"/>
+                <w:szCs w:val="22"/>
+              </w:rPr>
+              <w:t>Make Sell mirror the structure of Buy so learning transfers (consistency).</w:t>
+            </w:r>
+          </w:p>
+        </w:tc>
+        <w:tc>
+          <w:tcPr>
+            <w:tcW w:w="1400" w:type="dxa"/>
+          </w:tcPr>
+          <w:p>
+            <w:pPr>
+              <w:spacing w:after="20"/>
+              <w:cnfStyle w:val="000000000000" w:firstRow="0" w:lastRow="0" w:firstColumn="0" w:lastColumn="0" w:oddVBand="0" w:evenVBand="0" w:oddHBand="0" w:evenHBand="0" w:firstRowFirstColumn="0" w:firstRowLastColumn="0" w:lastRowFirstColumn="0" w:lastRowLastColumn="0"/>
+              <w:rPr>
+                <w:sz w:val="22"/>
+                <w:szCs w:val="22"/>
+              </w:rPr>
+            </w:pPr>
+            <w:r>
+              <w:rPr>
+                <w:rFonts w:ascii="Calibri" w:eastAsia="Calibri" w:hAnsi="Calibri" w:cs="Calibri"/>
+                <w:sz w:val="22"/>
+                <w:szCs w:val="22"/>
+              </w:rPr>
+              <w:t>High</w:t>
+            </w:r>
+          </w:p>
+        </w:tc>
+      </w:tr>
+      <w:tr>
+        <w:trPr>
+          <w:cnfStyle w:val="000000100000" w:firstRow="0" w:lastRow="0" w:firstColumn="0" w:lastColumn="0" w:oddVBand="0" w:evenVBand="0" w:oddHBand="1" w:evenHBand="0" w:firstRowFirstColumn="0" w:firstRowLastColumn="0" w:lastRowFirstColumn="0" w:lastRowLastColumn="0"/>
+        </w:trPr>
+        <w:tc>
+          <w:tcPr>
+            <w:cnfStyle w:val="000010000000" w:firstRow="0" w:lastRow="0" w:firstColumn="0" w:lastColumn="0" w:oddVBand="1" w:evenVBand="0" w:oddHBand="0" w:evenHBand="0" w:firstRowFirstColumn="0" w:firstRowLastColumn="0" w:lastRowFirstColumn="0" w:lastRowLastColumn="0"/>
+            <w:tcW w:w="600" w:type="dxa"/>
+          </w:tcPr>
+          <w:p>
+            <w:pPr>
+              <w:spacing w:after="20"/>
+              <w:rPr>
+                <w:sz w:val="22"/>
+                <w:szCs w:val="22"/>
+              </w:rPr>
+            </w:pPr>
+            <w:r>
+              <w:rPr>
+                <w:rFonts w:ascii="Calibri" w:eastAsia="Calibri" w:hAnsi="Calibri" w:cs="Calibri"/>
+                <w:sz w:val="22"/>
+                <w:szCs w:val="22"/>
+              </w:rPr>
+              <w:t>R6</w:t>
+            </w:r>
+          </w:p>
+        </w:tc>
+        <w:tc>
+          <w:tcPr>
+            <w:tcW w:w="3100" w:type="dxa"/>
+          </w:tcPr>
+          <w:p>
+            <w:pPr>
+              <w:spacing w:after="20"/>
+              <w:cnfStyle w:val="000000100000" w:firstRow="0" w:lastRow="0" w:firstColumn="0" w:lastColumn="0" w:oddVBand="0" w:evenVBand="0" w:oddHBand="1" w:evenHBand="0" w:firstRowFirstColumn="0" w:firstRowLastColumn="0" w:lastRowFirstColumn="0" w:lastRowLastColumn="0"/>
+              <w:rPr>
+                <w:sz w:val="22"/>
+                <w:szCs w:val="22"/>
+              </w:rPr>
+            </w:pPr>
+            <w:r>
+              <w:rPr>
+                <w:rFonts w:ascii="Calibri" w:eastAsia="Calibri" w:hAnsi="Calibri" w:cs="Calibri"/>
+                <w:sz w:val="22"/>
+                <w:szCs w:val="22"/>
+              </w:rPr>
+              <w:t>Long advertiser requirements on the sell screen.</w:t>
+            </w:r>
+          </w:p>
+        </w:tc>
+        <w:tc>
+          <w:tcPr>
+            <w:cnfStyle w:val="000010000000" w:firstRow="0" w:lastRow="0" w:firstColumn="0" w:lastColumn="0" w:oddVBand="1" w:evenVBand="0" w:oddHBand="0" w:evenHBand="0" w:firstRowFirstColumn="0" w:firstRowLastColumn="0" w:lastRowFirstColumn="0" w:lastRowLastColumn="0"/>
+            <w:tcW w:w="3926" w:type="dxa"/>
+          </w:tcPr>
+          <w:p>
+            <w:pPr>
+              <w:spacing w:after="20"/>
+              <w:rPr>
+                <w:sz w:val="22"/>
+                <w:szCs w:val="22"/>
+              </w:rPr>
+            </w:pPr>
+            <w:proofErr w:type="spellStart"/>
+            <w:r>
+              <w:rPr>
+                <w:rFonts w:ascii="Calibri" w:eastAsia="Calibri" w:hAnsi="Calibri" w:cs="Calibri"/>
+                <w:sz w:val="22"/>
+                <w:szCs w:val="22"/>
+              </w:rPr>
+              <w:t>Summarise</w:t>
+            </w:r>
+            <w:proofErr w:type="spellEnd"/>
+            <w:r>
+              <w:rPr>
+                <w:rFonts w:ascii="Calibri" w:eastAsia="Calibri" w:hAnsi="Calibri" w:cs="Calibri"/>
+                <w:sz w:val="22"/>
+                <w:szCs w:val="22"/>
+              </w:rPr>
+              <w:t xml:space="preserve"> key rules in 2–3 bullet points; link to full terms.</w:t>
+            </w:r>
+          </w:p>
+        </w:tc>
+        <w:tc>
+          <w:tcPr>
+            <w:tcW w:w="1400" w:type="dxa"/>
+          </w:tcPr>
+          <w:p>
+            <w:pPr>
+              <w:spacing w:after="20"/>
+              <w:cnfStyle w:val="000000100000" w:firstRow="0" w:lastRow="0" w:firstColumn="0" w:lastColumn="0" w:oddVBand="0" w:evenVBand="0" w:oddHBand="1" w:evenHBand="0" w:firstRowFirstColumn="0" w:firstRowLastColumn="0" w:lastRowFirstColumn="0" w:lastRowLastColumn="0"/>
+              <w:rPr>
+                <w:sz w:val="22"/>
+                <w:szCs w:val="22"/>
+              </w:rPr>
+            </w:pPr>
+            <w:r>
+              <w:rPr>
+                <w:rFonts w:ascii="Calibri" w:eastAsia="Calibri" w:hAnsi="Calibri" w:cs="Calibri"/>
+                <w:sz w:val="22"/>
+                <w:szCs w:val="22"/>
+              </w:rPr>
+              <w:t>High</w:t>
+            </w:r>
+          </w:p>
+        </w:tc>
+      </w:tr>
+      <w:tr>
+        <w:tc>
+          <w:tcPr>
+            <w:cnfStyle w:val="000010000000" w:firstRow="0" w:lastRow="0" w:firstColumn="0" w:lastColumn="0" w:oddVBand="1" w:evenVBand="0" w:oddHBand="0" w:evenHBand="0" w:firstRowFirstColumn="0" w:firstRowLastColumn="0" w:lastRowFirstColumn="0" w:lastRowLastColumn="0"/>
+            <w:tcW w:w="600" w:type="dxa"/>
+          </w:tcPr>
+          <w:p>
+            <w:pPr>
+              <w:spacing w:after="20"/>
+              <w:rPr>
+                <w:sz w:val="22"/>
+                <w:szCs w:val="22"/>
+              </w:rPr>
+            </w:pPr>
+            <w:r>
+              <w:rPr>
+                <w:rFonts w:ascii="Calibri" w:eastAsia="Calibri" w:hAnsi="Calibri" w:cs="Calibri"/>
+                <w:sz w:val="22"/>
+                <w:szCs w:val="22"/>
+              </w:rPr>
+              <w:t>R7</w:t>
+            </w:r>
+          </w:p>
+        </w:tc>
+        <w:tc>
+          <w:tcPr>
+            <w:tcW w:w="3100" w:type="dxa"/>
+          </w:tcPr>
+          <w:p>
+            <w:pPr>
+              <w:spacing w:after="20"/>
+              <w:cnfStyle w:val="000000000000" w:firstRow="0" w:lastRow="0" w:firstColumn="0" w:lastColumn="0" w:oddVBand="0" w:evenVBand="0" w:oddHBand="0" w:evenHBand="0" w:firstRowFirstColumn="0" w:firstRowLastColumn="0" w:lastRowFirstColumn="0" w:lastRowLastColumn="0"/>
+              <w:rPr>
+                <w:sz w:val="22"/>
+                <w:szCs w:val="22"/>
+              </w:rPr>
+            </w:pPr>
+            <w:r>
+              <w:rPr>
+                <w:rFonts w:ascii="Calibri" w:eastAsia="Calibri" w:hAnsi="Calibri" w:cs="Calibri"/>
+                <w:sz w:val="22"/>
+                <w:szCs w:val="22"/>
+              </w:rPr>
+              <w:t>P4/P5: home screen “a bit too much”, “too many things to look at.”</w:t>
+            </w:r>
+          </w:p>
+        </w:tc>
+        <w:tc>
+          <w:tcPr>
+            <w:cnfStyle w:val="000010000000" w:firstRow="0" w:lastRow="0" w:firstColumn="0" w:lastColumn="0" w:oddVBand="1" w:evenVBand="0" w:oddHBand="0" w:evenHBand="0" w:firstRowFirstColumn="0" w:firstRowLastColumn="0" w:lastRowFirstColumn="0" w:lastRowLastColumn="0"/>
+            <w:tcW w:w="3926" w:type="dxa"/>
+          </w:tcPr>
+          <w:p>
+            <w:pPr>
+              <w:spacing w:after="20"/>
+              <w:rPr>
+                <w:sz w:val="22"/>
+                <w:szCs w:val="22"/>
+              </w:rPr>
+            </w:pPr>
+            <w:r>
+              <w:rPr>
+                <w:rFonts w:ascii="Calibri" w:eastAsia="Calibri" w:hAnsi="Calibri" w:cs="Calibri"/>
+                <w:sz w:val="22"/>
+                <w:szCs w:val="22"/>
+              </w:rPr>
+              <w:t>Limit the home screen to search, balance, four primary actions and a short watchlist.</w:t>
+            </w:r>
+          </w:p>
+        </w:tc>
+        <w:tc>
+          <w:tcPr>
+            <w:tcW w:w="1400" w:type="dxa"/>
+          </w:tcPr>
+          <w:p>
+            <w:pPr>
+              <w:spacing w:after="20"/>
+              <w:cnfStyle w:val="000000000000" w:firstRow="0" w:lastRow="0" w:firstColumn="0" w:lastColumn="0" w:oddVBand="0" w:evenVBand="0" w:oddHBand="0" w:evenHBand="0" w:firstRowFirstColumn="0" w:firstRowLastColumn="0" w:lastRowFirstColumn="0" w:lastRowLastColumn="0"/>
+              <w:rPr>
+                <w:sz w:val="22"/>
+                <w:szCs w:val="22"/>
+              </w:rPr>
+            </w:pPr>
+            <w:r>
+              <w:rPr>
+                <w:rFonts w:ascii="Calibri" w:eastAsia="Calibri" w:hAnsi="Calibri" w:cs="Calibri"/>
+                <w:sz w:val="22"/>
+                <w:szCs w:val="22"/>
+              </w:rPr>
+              <w:t>Medium</w:t>
+            </w:r>
+          </w:p>
+        </w:tc>
+      </w:tr>
+      <w:tr>
+        <w:trPr>
+          <w:cnfStyle w:val="000000100000" w:firstRow="0" w:lastRow="0" w:firstColumn="0" w:lastColumn="0" w:oddVBand="0" w:evenVBand="0" w:oddHBand="1" w:evenHBand="0" w:firstRowFirstColumn="0" w:firstRowLastColumn="0" w:lastRowFirstColumn="0" w:lastRowLastColumn="0"/>
+        </w:trPr>
+        <w:tc>
+          <w:tcPr>
+            <w:cnfStyle w:val="000010000000" w:firstRow="0" w:lastRow="0" w:firstColumn="0" w:lastColumn="0" w:oddVBand="1" w:evenVBand="0" w:oddHBand="0" w:evenHBand="0" w:firstRowFirstColumn="0" w:firstRowLastColumn="0" w:lastRowFirstColumn="0" w:lastRowLastColumn="0"/>
+            <w:tcW w:w="600" w:type="dxa"/>
+          </w:tcPr>
+          <w:p>
+            <w:pPr>
+              <w:spacing w:after="20"/>
+              <w:rPr>
+                <w:sz w:val="22"/>
+                <w:szCs w:val="22"/>
+              </w:rPr>
+            </w:pPr>
+            <w:r>
+              <w:rPr>
+                <w:rFonts w:ascii="Calibri" w:eastAsia="Calibri" w:hAnsi="Calibri" w:cs="Calibri"/>
+                <w:sz w:val="22"/>
+                <w:szCs w:val="22"/>
+              </w:rPr>
+              <w:t>R8</w:t>
+            </w:r>
+          </w:p>
+        </w:tc>
+        <w:tc>
+          <w:tcPr>
+            <w:tcW w:w="3100" w:type="dxa"/>
+          </w:tcPr>
+          <w:p>
+            <w:pPr>
+              <w:spacing w:after="20"/>
+              <w:cnfStyle w:val="000000100000" w:firstRow="0" w:lastRow="0" w:firstColumn="0" w:lastColumn="0" w:oddVBand="0" w:evenVBand="0" w:oddHBand="1" w:evenHBand="0" w:firstRowFirstColumn="0" w:firstRowLastColumn="0" w:lastRowFirstColumn="0" w:lastRowLastColumn="0"/>
+              <w:rPr>
+                <w:sz w:val="22"/>
+                <w:szCs w:val="22"/>
+              </w:rPr>
+            </w:pPr>
+            <w:r>
+              <w:rPr>
+                <w:rFonts w:ascii="Calibri" w:eastAsia="Calibri" w:hAnsi="Calibri" w:cs="Calibri"/>
+                <w:sz w:val="22"/>
+                <w:szCs w:val="22"/>
+              </w:rPr>
+              <w:t>Secondary features compete with primary tasks.</w:t>
+            </w:r>
+          </w:p>
+        </w:tc>
+        <w:tc>
+          <w:tcPr>
+            <w:cnfStyle w:val="000010000000" w:firstRow="0" w:lastRow="0" w:firstColumn="0" w:lastColumn="0" w:oddVBand="1" w:evenVBand="0" w:oddHBand="0" w:evenHBand="0" w:firstRowFirstColumn="0" w:firstRowLastColumn="0" w:lastRowFirstColumn="0" w:lastRowLastColumn="0"/>
+            <w:tcW w:w="3926" w:type="dxa"/>
+          </w:tcPr>
+          <w:p>
+            <w:pPr>
+              <w:spacing w:after="20"/>
+              <w:rPr>
+                <w:sz w:val="22"/>
+                <w:szCs w:val="22"/>
+              </w:rPr>
+            </w:pPr>
+            <w:r>
+              <w:rPr>
+                <w:rFonts w:ascii="Calibri" w:eastAsia="Calibri" w:hAnsi="Calibri" w:cs="Calibri"/>
+                <w:sz w:val="22"/>
+                <w:szCs w:val="22"/>
+              </w:rPr>
+              <w:t>Use progressive disclosure: move secondary features under “More”.</w:t>
+            </w:r>
+          </w:p>
+        </w:tc>
+        <w:tc>
+          <w:tcPr>
+            <w:tcW w:w="1400" w:type="dxa"/>
+          </w:tcPr>
+          <w:p>
+            <w:pPr>
+              <w:spacing w:after="20"/>
+              <w:cnfStyle w:val="000000100000" w:firstRow="0" w:lastRow="0" w:firstColumn="0" w:lastColumn="0" w:oddVBand="0" w:evenVBand="0" w:oddHBand="1" w:evenHBand="0" w:firstRowFirstColumn="0" w:firstRowLastColumn="0" w:lastRowFirstColumn="0" w:lastRowLastColumn="0"/>
+              <w:rPr>
+                <w:sz w:val="22"/>
+                <w:szCs w:val="22"/>
+              </w:rPr>
+            </w:pPr>
+            <w:r>
+              <w:rPr>
+                <w:rFonts w:ascii="Calibri" w:eastAsia="Calibri" w:hAnsi="Calibri" w:cs="Calibri"/>
+                <w:sz w:val="22"/>
+                <w:szCs w:val="22"/>
+              </w:rPr>
+              <w:t>Medium</w:t>
+            </w:r>
+          </w:p>
+        </w:tc>
+      </w:tr>
+      <w:tr>
+        <w:tc>
+          <w:tcPr>
+            <w:cnfStyle w:val="000010000000" w:firstRow="0" w:lastRow="0" w:firstColumn="0" w:lastColumn="0" w:oddVBand="1" w:evenVBand="0" w:oddHBand="0" w:evenHBand="0" w:firstRowFirstColumn="0" w:firstRowLastColumn="0" w:lastRowFirstColumn="0" w:lastRowLastColumn="0"/>
+            <w:tcW w:w="600" w:type="dxa"/>
+          </w:tcPr>
+          <w:p>
+            <w:pPr>
+              <w:spacing w:after="20"/>
+              <w:rPr>
+                <w:sz w:val="22"/>
+                <w:szCs w:val="22"/>
+              </w:rPr>
+            </w:pPr>
+            <w:r>
+              <w:rPr>
+                <w:rFonts w:ascii="Calibri" w:eastAsia="Calibri" w:hAnsi="Calibri" w:cs="Calibri"/>
+                <w:sz w:val="22"/>
+                <w:szCs w:val="22"/>
+              </w:rPr>
+              <w:t>R9</w:t>
+            </w:r>
+          </w:p>
+        </w:tc>
+        <w:tc>
+          <w:tcPr>
+            <w:tcW w:w="3100" w:type="dxa"/>
+          </w:tcPr>
+          <w:p>
+            <w:pPr>
+              <w:spacing w:after="20"/>
+              <w:cnfStyle w:val="000000000000" w:firstRow="0" w:lastRow="0" w:firstColumn="0" w:lastColumn="0" w:oddVBand="0" w:evenVBand="0" w:oddHBand="0" w:evenHBand="0" w:firstRowFirstColumn="0" w:firstRowLastColumn="0" w:lastRowFirstColumn="0" w:lastRowLastColumn="0"/>
+              <w:rPr>
+                <w:sz w:val="22"/>
+                <w:szCs w:val="22"/>
+              </w:rPr>
+            </w:pPr>
+            <w:r>
+              <w:rPr>
+                <w:rFonts w:ascii="Calibri" w:eastAsia="Calibri" w:hAnsi="Calibri" w:cs="Calibri"/>
+                <w:sz w:val="22"/>
+                <w:szCs w:val="22"/>
+              </w:rPr>
+              <w:t xml:space="preserve">Chatbot </w:t>
+            </w:r>
+            <w:proofErr w:type="gramStart"/>
+            <w:r>
+              <w:rPr>
+                <w:rFonts w:ascii="Calibri" w:eastAsia="Calibri" w:hAnsi="Calibri" w:cs="Calibri"/>
+                <w:sz w:val="22"/>
+                <w:szCs w:val="22"/>
+              </w:rPr>
+              <w:t>hard</w:t>
+            </w:r>
+            <w:proofErr w:type="gramEnd"/>
+            <w:r>
+              <w:rPr>
+                <w:rFonts w:ascii="Calibri" w:eastAsia="Calibri" w:hAnsi="Calibri" w:cs="Calibri"/>
+                <w:sz w:val="22"/>
+                <w:szCs w:val="22"/>
+              </w:rPr>
+              <w:t xml:space="preserve"> to find initially.</w:t>
+            </w:r>
+          </w:p>
+        </w:tc>
+        <w:tc>
+          <w:tcPr>
+            <w:cnfStyle w:val="000010000000" w:firstRow="0" w:lastRow="0" w:firstColumn="0" w:lastColumn="0" w:oddVBand="1" w:evenVBand="0" w:oddHBand="0" w:evenHBand="0" w:firstRowFirstColumn="0" w:firstRowLastColumn="0" w:lastRowFirstColumn="0" w:lastRowLastColumn="0"/>
+            <w:tcW w:w="3926" w:type="dxa"/>
+          </w:tcPr>
+          <w:p>
+            <w:pPr>
+              <w:spacing w:after="20"/>
+              <w:rPr>
+                <w:sz w:val="22"/>
+                <w:szCs w:val="22"/>
+              </w:rPr>
+            </w:pPr>
+            <w:r>
+              <w:rPr>
+                <w:rFonts w:ascii="Calibri" w:eastAsia="Calibri" w:hAnsi="Calibri" w:cs="Calibri"/>
+                <w:sz w:val="22"/>
+                <w:szCs w:val="22"/>
+              </w:rPr>
+              <w:t>Add a labelled “Ask AI” action on home and a persistent help icon in headers.</w:t>
+            </w:r>
+          </w:p>
+        </w:tc>
+        <w:tc>
+          <w:tcPr>
+            <w:tcW w:w="1400" w:type="dxa"/>
+          </w:tcPr>
+          <w:p>
+            <w:pPr>
+              <w:spacing w:after="20"/>
+              <w:cnfStyle w:val="000000000000" w:firstRow="0" w:lastRow="0" w:firstColumn="0" w:lastColumn="0" w:oddVBand="0" w:evenVBand="0" w:oddHBand="0" w:evenHBand="0" w:firstRowFirstColumn="0" w:firstRowLastColumn="0" w:lastRowFirstColumn="0" w:lastRowLastColumn="0"/>
+              <w:rPr>
+                <w:sz w:val="22"/>
+                <w:szCs w:val="22"/>
+              </w:rPr>
+            </w:pPr>
+            <w:r>
+              <w:rPr>
+                <w:rFonts w:ascii="Calibri" w:eastAsia="Calibri" w:hAnsi="Calibri" w:cs="Calibri"/>
+                <w:sz w:val="22"/>
+                <w:szCs w:val="22"/>
+              </w:rPr>
+              <w:t>Medium</w:t>
+            </w:r>
+          </w:p>
+        </w:tc>
+      </w:tr>
+      <w:tr>
+        <w:trPr>
+          <w:cnfStyle w:val="000000100000" w:firstRow="0" w:lastRow="0" w:firstColumn="0" w:lastColumn="0" w:oddVBand="0" w:evenVBand="0" w:oddHBand="1" w:evenHBand="0" w:firstRowFirstColumn="0" w:firstRowLastColumn="0" w:lastRowFirstColumn="0" w:lastRowLastColumn="0"/>
+        </w:trPr>
+        <w:tc>
+          <w:tcPr>
+            <w:cnfStyle w:val="000010000000" w:firstRow="0" w:lastRow="0" w:firstColumn="0" w:lastColumn="0" w:oddVBand="1" w:evenVBand="0" w:oddHBand="0" w:evenHBand="0" w:firstRowFirstColumn="0" w:firstRowLastColumn="0" w:lastRowFirstColumn="0" w:lastRowLastColumn="0"/>
+            <w:tcW w:w="600" w:type="dxa"/>
+          </w:tcPr>
+          <w:p>
+            <w:pPr>
+              <w:spacing w:after="20"/>
+              <w:rPr>
+                <w:sz w:val="22"/>
+                <w:szCs w:val="22"/>
+              </w:rPr>
+            </w:pPr>
+            <w:r>
+              <w:rPr>
+                <w:rFonts w:ascii="Calibri" w:eastAsia="Calibri" w:hAnsi="Calibri" w:cs="Calibri"/>
+                <w:sz w:val="22"/>
+                <w:szCs w:val="22"/>
+              </w:rPr>
+              <w:t>R10</w:t>
+            </w:r>
+          </w:p>
+        </w:tc>
+        <w:tc>
+          <w:tcPr>
+            <w:tcW w:w="3100" w:type="dxa"/>
+          </w:tcPr>
+          <w:p>
+            <w:pPr>
+              <w:spacing w:after="20"/>
+              <w:cnfStyle w:val="000000100000" w:firstRow="0" w:lastRow="0" w:firstColumn="0" w:lastColumn="0" w:oddVBand="0" w:evenVBand="0" w:oddHBand="1" w:evenHBand="0" w:firstRowFirstColumn="0" w:firstRowLastColumn="0" w:lastRowFirstColumn="0" w:lastRowLastColumn="0"/>
+              <w:rPr>
+                <w:sz w:val="22"/>
+                <w:szCs w:val="22"/>
+              </w:rPr>
+            </w:pPr>
+            <w:r>
+              <w:rPr>
+                <w:rFonts w:ascii="Calibri" w:eastAsia="Calibri" w:hAnsi="Calibri" w:cs="Calibri"/>
+                <w:sz w:val="22"/>
+                <w:szCs w:val="22"/>
+              </w:rPr>
+              <w:t>Chatbot fastest (10.4 s), highest satisfaction (4.6).</w:t>
+            </w:r>
+          </w:p>
+        </w:tc>
+        <w:tc>
+          <w:tcPr>
+            <w:cnfStyle w:val="000010000000" w:firstRow="0" w:lastRow="0" w:firstColumn="0" w:lastColumn="0" w:oddVBand="1" w:evenVBand="0" w:oddHBand="0" w:evenHBand="0" w:firstRowFirstColumn="0" w:firstRowLastColumn="0" w:lastRowFirstColumn="0" w:lastRowLastColumn="0"/>
+            <w:tcW w:w="3926" w:type="dxa"/>
+          </w:tcPr>
+          <w:p>
+            <w:pPr>
+              <w:spacing w:after="20"/>
+              <w:rPr>
+                <w:sz w:val="22"/>
+                <w:szCs w:val="22"/>
+              </w:rPr>
+            </w:pPr>
+            <w:r>
+              <w:rPr>
+                <w:rFonts w:ascii="Calibri" w:eastAsia="Calibri" w:hAnsi="Calibri" w:cs="Calibri"/>
+                <w:sz w:val="22"/>
+                <w:szCs w:val="22"/>
+              </w:rPr>
+              <w:t>Keep quick-question chips and add Buy, Sell and Bank transfer questions.</w:t>
+            </w:r>
+          </w:p>
+        </w:tc>
+        <w:tc>
+          <w:tcPr>
+            <w:tcW w:w="1400" w:type="dxa"/>
+          </w:tcPr>
+          <w:p>
+            <w:pPr>
+              <w:spacing w:after="20"/>
+              <w:cnfStyle w:val="000000100000" w:firstRow="0" w:lastRow="0" w:firstColumn="0" w:lastColumn="0" w:oddVBand="0" w:evenVBand="0" w:oddHBand="1" w:evenHBand="0" w:firstRowFirstColumn="0" w:firstRowLastColumn="0" w:lastRowFirstColumn="0" w:lastRowLastColumn="0"/>
+              <w:rPr>
+                <w:sz w:val="22"/>
+                <w:szCs w:val="22"/>
+              </w:rPr>
+            </w:pPr>
+            <w:r>
+              <w:rPr>
+                <w:rFonts w:ascii="Calibri" w:eastAsia="Calibri" w:hAnsi="Calibri" w:cs="Calibri"/>
+                <w:sz w:val="22"/>
+                <w:szCs w:val="22"/>
+              </w:rPr>
+              <w:t>Medium</w:t>
+            </w:r>
+          </w:p>
+        </w:tc>
+      </w:tr>
+      <w:tr>
+        <w:tc>
+          <w:tcPr>
+            <w:cnfStyle w:val="000010000000" w:firstRow="0" w:lastRow="0" w:firstColumn="0" w:lastColumn="0" w:oddVBand="1" w:evenVBand="0" w:oddHBand="0" w:evenHBand="0" w:firstRowFirstColumn="0" w:firstRowLastColumn="0" w:lastRowFirstColumn="0" w:lastRowLastColumn="0"/>
+            <w:tcW w:w="600" w:type="dxa"/>
+          </w:tcPr>
+          <w:p>
+            <w:pPr>
+              <w:spacing w:after="20"/>
+              <w:rPr>
+                <w:sz w:val="22"/>
+                <w:szCs w:val="22"/>
+              </w:rPr>
+            </w:pPr>
+            <w:r>
+              <w:rPr>
+                <w:rFonts w:ascii="Calibri" w:eastAsia="Calibri" w:hAnsi="Calibri" w:cs="Calibri"/>
+                <w:sz w:val="22"/>
+                <w:szCs w:val="22"/>
+              </w:rPr>
+              <w:t>R11</w:t>
+            </w:r>
+          </w:p>
+        </w:tc>
+        <w:tc>
+          <w:tcPr>
+            <w:tcW w:w="3100" w:type="dxa"/>
+          </w:tcPr>
+          <w:p>
+            <w:pPr>
+              <w:spacing w:after="20"/>
+              <w:cnfStyle w:val="000000000000" w:firstRow="0" w:lastRow="0" w:firstColumn="0" w:lastColumn="0" w:oddVBand="0" w:evenVBand="0" w:oddHBand="0" w:evenHBand="0" w:firstRowFirstColumn="0" w:firstRowLastColumn="0" w:lastRowFirstColumn="0" w:lastRowLastColumn="0"/>
+              <w:rPr>
+                <w:sz w:val="22"/>
+                <w:szCs w:val="22"/>
+              </w:rPr>
+            </w:pPr>
+            <w:r>
+              <w:rPr>
+                <w:rFonts w:ascii="Calibri" w:eastAsia="Calibri" w:hAnsi="Calibri" w:cs="Calibri"/>
+                <w:sz w:val="22"/>
+                <w:szCs w:val="22"/>
+              </w:rPr>
+              <w:t>Bank transfer: 45.4 s, 20% assistance, 3.8/5.</w:t>
+            </w:r>
+          </w:p>
+        </w:tc>
+        <w:tc>
+          <w:tcPr>
+            <w:cnfStyle w:val="000010000000" w:firstRow="0" w:lastRow="0" w:firstColumn="0" w:lastColumn="0" w:oddVBand="1" w:evenVBand="0" w:oddHBand="0" w:evenHBand="0" w:firstRowFirstColumn="0" w:firstRowLastColumn="0" w:lastRowFirstColumn="0" w:lastRowLastColumn="0"/>
+            <w:tcW w:w="3926" w:type="dxa"/>
+          </w:tcPr>
+          <w:p>
+            <w:pPr>
+              <w:spacing w:after="20"/>
+              <w:rPr>
+                <w:sz w:val="22"/>
+                <w:szCs w:val="22"/>
+              </w:rPr>
+            </w:pPr>
+            <w:r>
+              <w:rPr>
+                <w:rFonts w:ascii="Calibri" w:eastAsia="Calibri" w:hAnsi="Calibri" w:cs="Calibri"/>
+                <w:sz w:val="22"/>
+                <w:szCs w:val="22"/>
+              </w:rPr>
+              <w:t>Give bank transfer its own labelled action and a screen with copyable details.</w:t>
+            </w:r>
+          </w:p>
+        </w:tc>
+        <w:tc>
+          <w:tcPr>
+            <w:tcW w:w="1400" w:type="dxa"/>
+          </w:tcPr>
+          <w:p>
+            <w:pPr>
+              <w:spacing w:after="20"/>
+              <w:cnfStyle w:val="000000000000" w:firstRow="0" w:lastRow="0" w:firstColumn="0" w:lastColumn="0" w:oddVBand="0" w:evenVBand="0" w:oddHBand="0" w:evenHBand="0" w:firstRowFirstColumn="0" w:firstRowLastColumn="0" w:lastRowFirstColumn="0" w:lastRowLastColumn="0"/>
+              <w:rPr>
+                <w:sz w:val="22"/>
+                <w:szCs w:val="22"/>
+              </w:rPr>
+            </w:pPr>
+            <w:r>
+              <w:rPr>
+                <w:rFonts w:ascii="Calibri" w:eastAsia="Calibri" w:hAnsi="Calibri" w:cs="Calibri"/>
+                <w:sz w:val="22"/>
+                <w:szCs w:val="22"/>
+              </w:rPr>
+              <w:t>Medium</w:t>
+            </w:r>
+          </w:p>
+        </w:tc>
+      </w:tr>
+      <w:tr>
+        <w:trPr>
+          <w:cnfStyle w:val="000000100000" w:firstRow="0" w:lastRow="0" w:firstColumn="0" w:lastColumn="0" w:oddVBand="0" w:evenVBand="0" w:oddHBand="1" w:evenHBand="0" w:firstRowFirstColumn="0" w:firstRowLastColumn="0" w:lastRowFirstColumn="0" w:lastRowLastColumn="0"/>
+        </w:trPr>
+        <w:tc>
+          <w:tcPr>
+            <w:cnfStyle w:val="000010000000" w:firstRow="0" w:lastRow="0" w:firstColumn="0" w:lastColumn="0" w:oddVBand="1" w:evenVBand="0" w:oddHBand="0" w:evenHBand="0" w:firstRowFirstColumn="0" w:firstRowLastColumn="0" w:lastRowFirstColumn="0" w:lastRowLastColumn="0"/>
+            <w:tcW w:w="600" w:type="dxa"/>
+          </w:tcPr>
+          <w:p>
+            <w:pPr>
+              <w:spacing w:after="20"/>
+              <w:rPr>
+                <w:sz w:val="22"/>
+                <w:szCs w:val="22"/>
+              </w:rPr>
+            </w:pPr>
+            <w:r>
+              <w:rPr>
+                <w:rFonts w:ascii="Calibri" w:eastAsia="Calibri" w:hAnsi="Calibri" w:cs="Calibri"/>
+                <w:sz w:val="22"/>
+                <w:szCs w:val="22"/>
+              </w:rPr>
+              <w:t>R12</w:t>
+            </w:r>
+          </w:p>
+        </w:tc>
+        <w:tc>
+          <w:tcPr>
+            <w:tcW w:w="3100" w:type="dxa"/>
+          </w:tcPr>
+          <w:p>
+            <w:pPr>
+              <w:spacing w:after="20"/>
+              <w:cnfStyle w:val="000000100000" w:firstRow="0" w:lastRow="0" w:firstColumn="0" w:lastColumn="0" w:oddVBand="0" w:evenVBand="0" w:oddHBand="1" w:evenHBand="0" w:firstRowFirstColumn="0" w:firstRowLastColumn="0" w:lastRowFirstColumn="0" w:lastRowLastColumn="0"/>
+              <w:rPr>
+                <w:sz w:val="22"/>
+                <w:szCs w:val="22"/>
+              </w:rPr>
+            </w:pPr>
+            <w:r>
+              <w:rPr>
+                <w:rFonts w:ascii="Calibri" w:eastAsia="Calibri" w:hAnsi="Calibri" w:cs="Calibri"/>
+                <w:sz w:val="22"/>
+                <w:szCs w:val="22"/>
+              </w:rPr>
+              <w:t xml:space="preserve">Users </w:t>
+            </w:r>
+            <w:proofErr w:type="gramStart"/>
+            <w:r>
+              <w:rPr>
+                <w:rFonts w:ascii="Calibri" w:eastAsia="Calibri" w:hAnsi="Calibri" w:cs="Calibri"/>
+                <w:sz w:val="22"/>
+                <w:szCs w:val="22"/>
+              </w:rPr>
+              <w:t>less</w:t>
+            </w:r>
+            <w:proofErr w:type="gramEnd"/>
+            <w:r>
+              <w:rPr>
+                <w:rFonts w:ascii="Calibri" w:eastAsia="Calibri" w:hAnsi="Calibri" w:cs="Calibri"/>
+                <w:sz w:val="22"/>
+                <w:szCs w:val="22"/>
+              </w:rPr>
+              <w:t xml:space="preserve"> familiar with financial operations.</w:t>
+            </w:r>
+          </w:p>
+        </w:tc>
+        <w:tc>
+          <w:tcPr>
+            <w:cnfStyle w:val="000010000000" w:firstRow="0" w:lastRow="0" w:firstColumn="0" w:lastColumn="0" w:oddVBand="1" w:evenVBand="0" w:oddHBand="0" w:evenHBand="0" w:firstRowFirstColumn="0" w:firstRowLastColumn="0" w:lastRowFirstColumn="0" w:lastRowLastColumn="0"/>
+            <w:tcW w:w="3926" w:type="dxa"/>
+          </w:tcPr>
+          <w:p>
+            <w:pPr>
+              <w:spacing w:after="20"/>
+              <w:rPr>
+                <w:sz w:val="22"/>
+                <w:szCs w:val="22"/>
+              </w:rPr>
+            </w:pPr>
+            <w:r>
+              <w:rPr>
+                <w:rFonts w:ascii="Calibri" w:eastAsia="Calibri" w:hAnsi="Calibri" w:cs="Calibri"/>
+                <w:sz w:val="22"/>
+                <w:szCs w:val="22"/>
+              </w:rPr>
+              <w:t>Use plain-language labels (“I want to spend”), helper text and a unit on every figure.</w:t>
+            </w:r>
+          </w:p>
+        </w:tc>
+        <w:tc>
+          <w:tcPr>
+            <w:tcW w:w="1400" w:type="dxa"/>
+          </w:tcPr>
+          <w:p>
+            <w:pPr>
+              <w:spacing w:after="20"/>
+              <w:cnfStyle w:val="000000100000" w:firstRow="0" w:lastRow="0" w:firstColumn="0" w:lastColumn="0" w:oddVBand="0" w:evenVBand="0" w:oddHBand="1" w:evenHBand="0" w:firstRowFirstColumn="0" w:firstRowLastColumn="0" w:lastRowFirstColumn="0" w:lastRowLastColumn="0"/>
+              <w:rPr>
+                <w:sz w:val="22"/>
+                <w:szCs w:val="22"/>
+              </w:rPr>
+            </w:pPr>
+            <w:r>
+              <w:rPr>
+                <w:rFonts w:ascii="Calibri" w:eastAsia="Calibri" w:hAnsi="Calibri" w:cs="Calibri"/>
+                <w:sz w:val="22"/>
+                <w:szCs w:val="22"/>
+              </w:rPr>
+              <w:t>High</w:t>
+            </w:r>
+          </w:p>
+        </w:tc>
+      </w:tr>
+      <w:tr>
+        <w:tc>
+          <w:tcPr>
+            <w:cnfStyle w:val="000010000000" w:firstRow="0" w:lastRow="0" w:firstColumn="0" w:lastColumn="0" w:oddVBand="1" w:evenVBand="0" w:oddHBand="0" w:evenHBand="0" w:firstRowFirstColumn="0" w:firstRowLastColumn="0" w:lastRowFirstColumn="0" w:lastRowLastColumn="0"/>
+            <w:tcW w:w="600" w:type="dxa"/>
+          </w:tcPr>
+          <w:p>
+            <w:pPr>
+              <w:spacing w:after="20"/>
+              <w:rPr>
+                <w:sz w:val="22"/>
+                <w:szCs w:val="22"/>
+              </w:rPr>
+            </w:pPr>
+            <w:r>
+              <w:rPr>
+                <w:rFonts w:ascii="Calibri" w:eastAsia="Calibri" w:hAnsi="Calibri" w:cs="Calibri"/>
+                <w:sz w:val="22"/>
+                <w:szCs w:val="22"/>
+              </w:rPr>
+              <w:t>R13</w:t>
+            </w:r>
+          </w:p>
+        </w:tc>
+        <w:tc>
+          <w:tcPr>
+            <w:tcW w:w="3100" w:type="dxa"/>
+          </w:tcPr>
+          <w:p>
+            <w:pPr>
+              <w:spacing w:after="20"/>
+              <w:cnfStyle w:val="000000000000" w:firstRow="0" w:lastRow="0" w:firstColumn="0" w:lastColumn="0" w:oddVBand="0" w:evenVBand="0" w:oddHBand="0" w:evenHBand="0" w:firstRowFirstColumn="0" w:firstRowLastColumn="0" w:lastRowFirstColumn="0" w:lastRowLastColumn="0"/>
+              <w:rPr>
+                <w:sz w:val="22"/>
+                <w:szCs w:val="22"/>
+              </w:rPr>
+            </w:pPr>
+            <w:r>
+              <w:rPr>
+                <w:rFonts w:ascii="Calibri" w:eastAsia="Calibri" w:hAnsi="Calibri" w:cs="Calibri"/>
+                <w:sz w:val="22"/>
+                <w:szCs w:val="22"/>
+              </w:rPr>
+              <w:t>A2 accessibility list (WCAG 2.2).</w:t>
+            </w:r>
+          </w:p>
+        </w:tc>
+        <w:tc>
+          <w:tcPr>
+            <w:cnfStyle w:val="000010000000" w:firstRow="0" w:lastRow="0" w:firstColumn="0" w:lastColumn="0" w:oddVBand="1" w:evenVBand="0" w:oddHBand="0" w:evenHBand="0" w:firstRowFirstColumn="0" w:firstRowLastColumn="0" w:lastRowFirstColumn="0" w:lastRowLastColumn="0"/>
+            <w:tcW w:w="3926" w:type="dxa"/>
+          </w:tcPr>
+          <w:p>
+            <w:pPr>
+              <w:spacing w:after="20"/>
+              <w:rPr>
+                <w:sz w:val="22"/>
+                <w:szCs w:val="22"/>
+              </w:rPr>
+            </w:pPr>
+            <w:r>
+              <w:rPr>
+                <w:rFonts w:ascii="Calibri" w:eastAsia="Calibri" w:hAnsi="Calibri" w:cs="Calibri"/>
+                <w:sz w:val="22"/>
+                <w:szCs w:val="22"/>
+              </w:rPr>
+              <w:t xml:space="preserve">Meet AA contrast, 44 </w:t>
+            </w:r>
+            <w:proofErr w:type="spellStart"/>
+            <w:r>
+              <w:rPr>
+                <w:rFonts w:ascii="Calibri" w:eastAsia="Calibri" w:hAnsi="Calibri" w:cs="Calibri"/>
+                <w:sz w:val="22"/>
+                <w:szCs w:val="22"/>
+              </w:rPr>
+              <w:t>px</w:t>
+            </w:r>
+            <w:proofErr w:type="spellEnd"/>
+            <w:r>
+              <w:rPr>
+                <w:rFonts w:ascii="Calibri" w:eastAsia="Calibri" w:hAnsi="Calibri" w:cs="Calibri"/>
+                <w:sz w:val="22"/>
+                <w:szCs w:val="22"/>
+              </w:rPr>
+              <w:t xml:space="preserve"> touch targets, text labels with icons, no </w:t>
+            </w:r>
+            <w:proofErr w:type="spellStart"/>
+            <w:r>
+              <w:rPr>
+                <w:rFonts w:ascii="Calibri" w:eastAsia="Calibri" w:hAnsi="Calibri" w:cs="Calibri"/>
+                <w:sz w:val="22"/>
+                <w:szCs w:val="22"/>
+              </w:rPr>
+              <w:t>colour</w:t>
+            </w:r>
+            <w:proofErr w:type="spellEnd"/>
+            <w:r>
+              <w:rPr>
+                <w:rFonts w:ascii="Calibri" w:eastAsia="Calibri" w:hAnsi="Calibri" w:cs="Calibri"/>
+                <w:sz w:val="22"/>
+                <w:szCs w:val="22"/>
+              </w:rPr>
+              <w:t>-only meaning.</w:t>
+            </w:r>
+          </w:p>
+        </w:tc>
+        <w:tc>
+          <w:tcPr>
+            <w:tcW w:w="1400" w:type="dxa"/>
+          </w:tcPr>
+          <w:p>
+            <w:pPr>
+              <w:spacing w:after="20"/>
+              <w:cnfStyle w:val="000000000000" w:firstRow="0" w:lastRow="0" w:firstColumn="0" w:lastColumn="0" w:oddVBand="0" w:evenVBand="0" w:oddHBand="0" w:evenHBand="0" w:firstRowFirstColumn="0" w:firstRowLastColumn="0" w:lastRowFirstColumn="0" w:lastRowLastColumn="0"/>
+              <w:rPr>
+                <w:sz w:val="22"/>
+                <w:szCs w:val="22"/>
+              </w:rPr>
+            </w:pPr>
+            <w:r>
+              <w:rPr>
+                <w:rFonts w:ascii="Calibri" w:eastAsia="Calibri" w:hAnsi="Calibri" w:cs="Calibri"/>
+                <w:sz w:val="22"/>
+                <w:szCs w:val="22"/>
+              </w:rPr>
+              <w:t>High</w:t>
+            </w:r>
+          </w:p>
+        </w:tc>
+      </w:tr>
+      <w:tr>
+        <w:trPr>
+          <w:cnfStyle w:val="000000100000" w:firstRow="0" w:lastRow="0" w:firstColumn="0" w:lastColumn="0" w:oddVBand="0" w:evenVBand="0" w:oddHBand="1" w:evenHBand="0" w:firstRowFirstColumn="0" w:firstRowLastColumn="0" w:lastRowFirstColumn="0" w:lastRowLastColumn="0"/>
+        </w:trPr>
+        <w:tc>
+          <w:tcPr>
+            <w:cnfStyle w:val="000010000000" w:firstRow="0" w:lastRow="0" w:firstColumn="0" w:lastColumn="0" w:oddVBand="1" w:evenVBand="0" w:oddHBand="0" w:evenHBand="0" w:firstRowFirstColumn="0" w:firstRowLastColumn="0" w:lastRowFirstColumn="0" w:lastRowLastColumn="0"/>
+            <w:tcW w:w="600" w:type="dxa"/>
+          </w:tcPr>
+          <w:p>
+            <w:pPr>
+              <w:spacing w:after="20"/>
+              <w:rPr>
+                <w:sz w:val="22"/>
+                <w:szCs w:val="22"/>
+              </w:rPr>
+            </w:pPr>
+            <w:r>
+              <w:rPr>
+                <w:rFonts w:ascii="Calibri" w:eastAsia="Calibri" w:hAnsi="Calibri" w:cs="Calibri"/>
+                <w:sz w:val="22"/>
+                <w:szCs w:val="22"/>
+              </w:rPr>
+              <w:t>R14</w:t>
+            </w:r>
+          </w:p>
+        </w:tc>
+        <w:tc>
+          <w:tcPr>
+            <w:tcW w:w="3100" w:type="dxa"/>
+          </w:tcPr>
+          <w:p>
+            <w:pPr>
+              <w:spacing w:after="20"/>
+              <w:cnfStyle w:val="000000100000" w:firstRow="0" w:lastRow="0" w:firstColumn="0" w:lastColumn="0" w:oddVBand="0" w:evenVBand="0" w:oddHBand="1" w:evenHBand="0" w:firstRowFirstColumn="0" w:firstRowLastColumn="0" w:lastRowFirstColumn="0" w:lastRowLastColumn="0"/>
+              <w:rPr>
+                <w:sz w:val="22"/>
+                <w:szCs w:val="22"/>
+              </w:rPr>
+            </w:pPr>
+            <w:r>
+              <w:rPr>
+                <w:rFonts w:ascii="Calibri" w:eastAsia="Calibri" w:hAnsi="Calibri" w:cs="Calibri"/>
+                <w:sz w:val="22"/>
+                <w:szCs w:val="22"/>
+              </w:rPr>
+              <w:t>Consistency across screens (A2 accessibility list).</w:t>
+            </w:r>
+          </w:p>
+        </w:tc>
+        <w:tc>
+          <w:tcPr>
+            <w:cnfStyle w:val="000010000000" w:firstRow="0" w:lastRow="0" w:firstColumn="0" w:lastColumn="0" w:oddVBand="1" w:evenVBand="0" w:oddHBand="0" w:evenHBand="0" w:firstRowFirstColumn="0" w:firstRowLastColumn="0" w:lastRowFirstColumn="0" w:lastRowLastColumn="0"/>
+            <w:tcW w:w="3926" w:type="dxa"/>
+          </w:tcPr>
+          <w:p>
+            <w:pPr>
+              <w:spacing w:after="20"/>
+              <w:rPr>
+                <w:sz w:val="22"/>
+                <w:szCs w:val="22"/>
+              </w:rPr>
+            </w:pPr>
+            <w:r>
+              <w:rPr>
+                <w:rFonts w:ascii="Calibri" w:eastAsia="Calibri" w:hAnsi="Calibri" w:cs="Calibri"/>
+                <w:sz w:val="22"/>
+                <w:szCs w:val="22"/>
+              </w:rPr>
+              <w:t>One design system: shared header, progress bar, buttons and spacing.</w:t>
+            </w:r>
+          </w:p>
+        </w:tc>
+        <w:tc>
+          <w:tcPr>
+            <w:tcW w:w="1400" w:type="dxa"/>
+          </w:tcPr>
+          <w:p>
+            <w:pPr>
+              <w:spacing w:after="20"/>
+              <w:cnfStyle w:val="000000100000" w:firstRow="0" w:lastRow="0" w:firstColumn="0" w:lastColumn="0" w:oddVBand="0" w:evenVBand="0" w:oddHBand="1" w:evenHBand="0" w:firstRowFirstColumn="0" w:firstRowLastColumn="0" w:lastRowFirstColumn="0" w:lastRowLastColumn="0"/>
+              <w:rPr>
+                <w:sz w:val="22"/>
+                <w:szCs w:val="22"/>
+              </w:rPr>
+            </w:pPr>
+            <w:r>
+              <w:rPr>
+                <w:rFonts w:ascii="Calibri" w:eastAsia="Calibri" w:hAnsi="Calibri" w:cs="Calibri"/>
+                <w:sz w:val="22"/>
+                <w:szCs w:val="22"/>
+              </w:rPr>
+              <w:t>Medium</w:t>
+            </w:r>
+          </w:p>
+        </w:tc>
+      </w:tr>
+    </w:tbl>
+    <w:p>
+      <w:pPr>
+        <w:pStyle w:val="Caption"/>
+        <w:jc w:val="center"/>
+        <w:rPr>
+          <w:lang w:eastAsia="en-US"/>
+        </w:rPr>
+      </w:pPr>
+      <w:r>
+        <w:t xml:space="preserve">Table </w:t>
+      </w:r>
+      <w:fldSimple w:instr=" SEQ Table \* ARABIC ">
+        <w:r>
+          <w:rPr>
+            <w:noProof/>
+          </w:rPr>
+          <w:t>4</w:t>
+        </w:r>
+      </w:fldSimple>
+      <w:r>
+        <w:t>: Design Requirements</w:t>
+      </w:r>
+    </w:p>
+    <w:p>
+      <w:pPr>
+        <w:rPr>
+          <w:lang w:eastAsia="en-US"/>
+        </w:rPr>
+      </w:pPr>
+    </w:p>
+    <w:p>
+      <w:pPr>
+        <w:rPr>
+          <w:lang w:eastAsia="en-US"/>
+        </w:rPr>
+      </w:pPr>
+    </w:p>
+    <w:p>
+      <w:pPr>
+        <w:pStyle w:val="Heading2"/>
+      </w:pPr>
+      <w:r>
+        <w:lastRenderedPageBreak/>
+        <w:t>2.</w:t>
+      </w:r>
+      <w:r>
+        <w:t>4</w:t>
+      </w:r>
+      <w:r>
+        <w:t xml:space="preserve"> </w:t>
+      </w:r>
+      <w:r>
+        <w:t>Ideation and low-fidelity wireframes (Iteration 1)</w:t>
+      </w:r>
+    </w:p>
+    <w:p>
+      <w:pPr>
+        <w:jc w:val="both"/>
+        <w:rPr>
+          <w:rFonts w:ascii="Calibri" w:hAnsi="Calibri" w:cs="Calibri"/>
+          <w:sz w:val="22"/>
+          <w:szCs w:val="22"/>
+          <w:lang w:eastAsia="en-US"/>
+        </w:rPr>
+      </w:pPr>
+      <w:r>
+        <w:rPr>
+          <w:rFonts w:ascii="Calibri" w:hAnsi="Calibri" w:cs="Calibri"/>
+          <w:sz w:val="22"/>
+          <w:szCs w:val="22"/>
+          <w:lang w:eastAsia="en-US"/>
+        </w:rPr>
+        <w:t xml:space="preserve">Wireframe sketches were made by the team first before deciding on </w:t>
+      </w:r>
+      <w:r>
+        <w:rPr>
+          <w:rFonts w:ascii="Calibri" w:hAnsi="Calibri" w:cs="Calibri"/>
+          <w:sz w:val="22"/>
+          <w:szCs w:val="22"/>
+          <w:lang w:eastAsia="en-US"/>
+        </w:rPr>
+        <w:t>visual style</w:t>
+      </w:r>
+      <w:r>
+        <w:rPr>
+          <w:rFonts w:ascii="Calibri" w:hAnsi="Calibri" w:cs="Calibri"/>
+          <w:sz w:val="22"/>
+          <w:szCs w:val="22"/>
+          <w:lang w:eastAsia="en-US"/>
+        </w:rPr>
+        <w:t xml:space="preserve">. Three decisions were made during this process: </w:t>
+      </w:r>
+    </w:p>
+    <w:p>
+      <w:pPr>
+        <w:pStyle w:val="ListParagraph"/>
+        <w:numPr>
+          <w:ilvl w:val="0"/>
+          <w:numId w:val="7"/>
+        </w:numPr>
+        <w:jc w:val="both"/>
+        <w:rPr>
+          <w:rFonts w:ascii="Calibri" w:hAnsi="Calibri" w:cs="Calibri"/>
+          <w:sz w:val="22"/>
+          <w:szCs w:val="22"/>
+        </w:rPr>
+      </w:pPr>
+      <w:r>
+        <w:rPr>
+          <w:rFonts w:ascii="Calibri" w:hAnsi="Calibri" w:cs="Calibri"/>
+          <w:sz w:val="22"/>
+          <w:szCs w:val="22"/>
+        </w:rPr>
+        <w:t>T</w:t>
+      </w:r>
+      <w:r>
+        <w:rPr>
+          <w:rFonts w:ascii="Calibri" w:hAnsi="Calibri" w:cs="Calibri"/>
+          <w:sz w:val="22"/>
+          <w:szCs w:val="22"/>
+        </w:rPr>
+        <w:t xml:space="preserve">hat the Buy/Sell flow will have the same three-steps process; </w:t>
+      </w:r>
+    </w:p>
+    <w:p>
+      <w:pPr>
+        <w:pStyle w:val="ListParagraph"/>
+        <w:numPr>
+          <w:ilvl w:val="0"/>
+          <w:numId w:val="7"/>
+        </w:numPr>
+        <w:jc w:val="both"/>
+        <w:rPr>
+          <w:rFonts w:ascii="Calibri" w:hAnsi="Calibri" w:cs="Calibri"/>
+          <w:sz w:val="22"/>
+          <w:szCs w:val="22"/>
+        </w:rPr>
+      </w:pPr>
+      <w:r>
+        <w:rPr>
+          <w:rFonts w:ascii="Calibri" w:hAnsi="Calibri" w:cs="Calibri"/>
+          <w:sz w:val="22"/>
+          <w:szCs w:val="22"/>
+        </w:rPr>
+        <w:t>T</w:t>
+      </w:r>
+      <w:r>
+        <w:rPr>
+          <w:rFonts w:ascii="Calibri" w:hAnsi="Calibri" w:cs="Calibri"/>
+          <w:sz w:val="22"/>
+          <w:szCs w:val="22"/>
+        </w:rPr>
+        <w:t xml:space="preserve">hat the home screen will follow the order of search </w:t>
+      </w:r>
+      <w:r>
+        <w:rPr>
+          <w:rFonts w:ascii="Calibri" w:hAnsi="Calibri" w:cs="Calibri"/>
+          <w:sz w:val="22"/>
+          <w:szCs w:val="22"/>
+        </w:rPr>
+        <w:t>-</w:t>
+      </w:r>
+      <w:r>
+        <w:rPr>
+          <w:rFonts w:ascii="Calibri" w:hAnsi="Calibri" w:cs="Calibri"/>
+          <w:sz w:val="22"/>
+          <w:szCs w:val="22"/>
+        </w:rPr>
+        <w:t xml:space="preserve"> balance </w:t>
+      </w:r>
+      <w:r>
+        <w:rPr>
+          <w:rFonts w:ascii="Calibri" w:hAnsi="Calibri" w:cs="Calibri"/>
+          <w:sz w:val="22"/>
+          <w:szCs w:val="22"/>
+        </w:rPr>
+        <w:t>-</w:t>
+      </w:r>
+      <w:r>
+        <w:rPr>
+          <w:rFonts w:ascii="Calibri" w:hAnsi="Calibri" w:cs="Calibri"/>
+          <w:sz w:val="22"/>
+          <w:szCs w:val="22"/>
+        </w:rPr>
+        <w:t xml:space="preserve"> main actions </w:t>
+      </w:r>
+      <w:r>
+        <w:rPr>
+          <w:rFonts w:ascii="Calibri" w:hAnsi="Calibri" w:cs="Calibri"/>
+          <w:sz w:val="22"/>
+          <w:szCs w:val="22"/>
+        </w:rPr>
+        <w:t>-</w:t>
+      </w:r>
+      <w:r>
+        <w:rPr>
+          <w:rFonts w:ascii="Calibri" w:hAnsi="Calibri" w:cs="Calibri"/>
+          <w:sz w:val="22"/>
+          <w:szCs w:val="22"/>
+        </w:rPr>
+        <w:t xml:space="preserve"> watchlist </w:t>
+      </w:r>
+      <w:r>
+        <w:rPr>
+          <w:rFonts w:ascii="Calibri" w:hAnsi="Calibri" w:cs="Calibri"/>
+          <w:sz w:val="22"/>
+          <w:szCs w:val="22"/>
+        </w:rPr>
+        <w:t>–</w:t>
+      </w:r>
+      <w:r>
+        <w:rPr>
+          <w:rFonts w:ascii="Calibri" w:hAnsi="Calibri" w:cs="Calibri"/>
+          <w:sz w:val="22"/>
+          <w:szCs w:val="22"/>
+        </w:rPr>
+        <w:t xml:space="preserve"> more</w:t>
+      </w:r>
+      <w:r>
+        <w:rPr>
+          <w:rFonts w:ascii="Calibri" w:hAnsi="Calibri" w:cs="Calibri"/>
+          <w:sz w:val="22"/>
+          <w:szCs w:val="22"/>
+        </w:rPr>
+        <w:t xml:space="preserve"> </w:t>
+      </w:r>
+    </w:p>
+    <w:p>
+      <w:pPr>
+        <w:pStyle w:val="ListParagraph"/>
+        <w:numPr>
+          <w:ilvl w:val="0"/>
+          <w:numId w:val="7"/>
+        </w:numPr>
+        <w:jc w:val="both"/>
+        <w:rPr>
+          <w:rFonts w:ascii="Calibri" w:hAnsi="Calibri" w:cs="Calibri"/>
+          <w:sz w:val="22"/>
+          <w:szCs w:val="22"/>
+        </w:rPr>
+      </w:pPr>
+      <w:r>
+        <w:rPr>
+          <w:rFonts w:ascii="Calibri" w:hAnsi="Calibri" w:cs="Calibri"/>
+          <w:sz w:val="22"/>
+          <w:szCs w:val="22"/>
+        </w:rPr>
+        <w:t>T</w:t>
+      </w:r>
+      <w:r>
+        <w:rPr>
+          <w:rFonts w:ascii="Calibri" w:hAnsi="Calibri" w:cs="Calibri"/>
+          <w:sz w:val="22"/>
+          <w:szCs w:val="22"/>
+        </w:rPr>
+        <w:t xml:space="preserve">hat Help will be included in the header and the action row. </w:t>
+      </w:r>
+    </w:p>
+    <w:p>
+      <w:pPr>
+        <w:jc w:val="center"/>
+        <w:rPr>
+          <w:rFonts w:ascii="Calibri" w:hAnsi="Calibri" w:cs="Calibri"/>
+          <w:sz w:val="22"/>
+          <w:szCs w:val="22"/>
+        </w:rPr>
+      </w:pPr>
+      <w:r>
+        <w:rPr>
+          <w:noProof/>
+        </w:rPr>
+        <w:drawing>
+          <wp:inline distT="0" distB="0" distL="0" distR="0" wp14:anchorId="3BE0BA39" wp14:editId="3754F174">
+            <wp:extent cx="5334000" cy="3800475"/>
+            <wp:effectExtent l="0" t="0" r="0" b="0"/>
+            <wp:docPr id="815664746" name="Figure 2. Iteration 1 low-fidelity wireframes: home, buy step 1 and review screen." descr="Figure 2. Iteration 1 low-fidelity wireframes: home, buy step 1 and review screen." title="Figure 2. Iteration 1 low-fidelity wireframes: home, buy step 1 and review screen."/>
+            <wp:cNvGraphicFramePr>
+              <a:graphicFrameLocks xmlns:a="http://schemas.openxmlformats.org/drawingml/2006/main" noChangeAspect="1"/>
+            </wp:cNvGraphicFramePr>
+            <a:graphic xmlns:a="http://schemas.openxmlformats.org/drawingml/2006/main">
+              <a:graphicData uri="http://schemas.openxmlformats.org/drawingml/2006/picture">
+                <pic:pic xmlns:pic="http://schemas.openxmlformats.org/drawingml/2006/picture">
+                  <pic:nvPicPr>
+                    <pic:cNvPr id="0" name=""/>
+                    <pic:cNvPicPr>
+                      <a:picLocks noChangeAspect="1" noChangeArrowheads="1"/>
+                    </pic:cNvPicPr>
+                  </pic:nvPicPr>
+                  <pic:blipFill>
+                    <a:blip r:embed="rId9"/>
+                    <a:srcRect/>
+                    <a:stretch>
+                      <a:fillRect/>
+                    </a:stretch>
+                  </pic:blipFill>
+                  <pic:spPr bwMode="auto">
+                    <a:xfrm>
+                      <a:off x="0" y="0"/>
+                      <a:ext cx="5334000" cy="3800475"/>
+                    </a:xfrm>
+                    <a:prstGeom prst="rect">
+                      <a:avLst/>
+                    </a:prstGeom>
+                  </pic:spPr>
+                </pic:pic>
+              </a:graphicData>
+            </a:graphic>
+          </wp:inline>
+        </w:drawing>
+      </w:r>
+    </w:p>
+    <w:p>
+      <w:pPr>
+        <w:pStyle w:val="Caption"/>
+        <w:jc w:val="center"/>
+      </w:pPr>
+      <w:r>
+        <w:t xml:space="preserve">Figure </w:t>
+      </w:r>
+      <w:fldSimple w:instr=" SEQ Figure \* ARABIC ">
+        <w:r>
+          <w:rPr>
+            <w:noProof/>
+          </w:rPr>
+          <w:t>2</w:t>
+        </w:r>
+      </w:fldSimple>
+      <w:r>
+        <w:t xml:space="preserve">: </w:t>
+      </w:r>
+      <w:r>
+        <w:t>Iteration 1 low-fidelity wireframes: home, buy step 1 and review screen</w:t>
+      </w:r>
+    </w:p>
+    <w:p>
+      <w:pPr>
+        <w:jc w:val="both"/>
+        <w:rPr>
+          <w:rFonts w:ascii="Calibri" w:hAnsi="Calibri" w:cs="Calibri"/>
+          <w:sz w:val="22"/>
+          <w:szCs w:val="22"/>
+        </w:rPr>
+      </w:pPr>
+      <w:r>
+        <w:rPr>
+          <w:rFonts w:ascii="Calibri" w:hAnsi="Calibri" w:cs="Calibri"/>
+          <w:sz w:val="22"/>
+          <w:szCs w:val="22"/>
+        </w:rPr>
+        <w:t xml:space="preserve">A task flow diagram was also designed for the purchasing task (Table </w:t>
+      </w:r>
+      <w:r>
+        <w:rPr>
+          <w:rFonts w:ascii="Calibri" w:hAnsi="Calibri" w:cs="Calibri"/>
+          <w:sz w:val="22"/>
+          <w:szCs w:val="22"/>
+        </w:rPr>
+        <w:t>5</w:t>
+      </w:r>
+      <w:r>
+        <w:rPr>
+          <w:rFonts w:ascii="Calibri" w:hAnsi="Calibri" w:cs="Calibri"/>
+          <w:sz w:val="22"/>
+          <w:szCs w:val="22"/>
+        </w:rPr>
+        <w:t>). In the old flow, users needed to find the P2P tab, select a user from a long list, and fill out one dense form; in the new flow, there is only one decision per screen.</w:t>
+      </w:r>
+    </w:p>
+    <w:tbl>
+      <w:tblPr>
+        <w:tblStyle w:val="PlainTable1"/>
+        <w:tblW w:w="9026" w:type="dxa"/>
+        <w:tblLook w:val="0000" w:firstRow="0" w:lastRow="0" w:firstColumn="0" w:lastColumn="0" w:noHBand="0" w:noVBand="0"/>
+      </w:tblPr>
+      <w:tblGrid>
+        <w:gridCol w:w="1500"/>
+        <w:gridCol w:w="7526"/>
+      </w:tblGrid>
+      <w:tr>
+        <w:trPr>
+          <w:cnfStyle w:val="000000100000" w:firstRow="0" w:lastRow="0" w:firstColumn="0" w:lastColumn="0" w:oddVBand="0" w:evenVBand="0" w:oddHBand="1" w:evenHBand="0" w:firstRowFirstColumn="0" w:firstRowLastColumn="0" w:lastRowFirstColumn="0" w:lastRowLastColumn="0"/>
+        </w:trPr>
+        <w:tc>
+          <w:tcPr>
+            <w:cnfStyle w:val="000010000000" w:firstRow="0" w:lastRow="0" w:firstColumn="0" w:lastColumn="0" w:oddVBand="1" w:evenVBand="0" w:oddHBand="0" w:evenHBand="0" w:firstRowFirstColumn="0" w:firstRowLastColumn="0" w:lastRowFirstColumn="0" w:lastRowLastColumn="0"/>
+            <w:tcW w:w="1500" w:type="dxa"/>
+          </w:tcPr>
+          <w:p>
+            <w:pPr>
+              <w:spacing w:after="20"/>
+            </w:pPr>
+            <w:r>
+              <w:rPr>
+                <w:rFonts w:ascii="Calibri" w:eastAsia="Calibri" w:hAnsi="Calibri" w:cs="Calibri"/>
+                <w:b/>
+                <w:bCs/>
+                <w:sz w:val="20"/>
+                <w:szCs w:val="20"/>
+              </w:rPr>
+              <w:t>Task</w:t>
+            </w:r>
+          </w:p>
+        </w:tc>
+        <w:tc>
+          <w:tcPr>
+            <w:tcW w:w="7526" w:type="dxa"/>
+          </w:tcPr>
+          <w:p>
+            <w:pPr>
+              <w:spacing w:after="20"/>
+              <w:cnfStyle w:val="000000100000" w:firstRow="0" w:lastRow="0" w:firstColumn="0" w:lastColumn="0" w:oddVBand="0" w:evenVBand="0" w:oddHBand="1" w:evenHBand="0" w:firstRowFirstColumn="0" w:firstRowLastColumn="0" w:lastRowFirstColumn="0" w:lastRowLastColumn="0"/>
+            </w:pPr>
+            <w:r>
+              <w:rPr>
+                <w:rFonts w:ascii="Calibri" w:eastAsia="Calibri" w:hAnsi="Calibri" w:cs="Calibri"/>
+                <w:b/>
+                <w:bCs/>
+                <w:sz w:val="20"/>
+                <w:szCs w:val="20"/>
+              </w:rPr>
+              <w:t>Flow (screens)</w:t>
+            </w:r>
+          </w:p>
+        </w:tc>
+      </w:tr>
+      <w:tr>
+        <w:tc>
+          <w:tcPr>
+            <w:cnfStyle w:val="000010000000" w:firstRow="0" w:lastRow="0" w:firstColumn="0" w:lastColumn="0" w:oddVBand="1" w:evenVBand="0" w:oddHBand="0" w:evenHBand="0" w:firstRowFirstColumn="0" w:firstRowLastColumn="0" w:lastRowFirstColumn="0" w:lastRowLastColumn="0"/>
+            <w:tcW w:w="1500" w:type="dxa"/>
+          </w:tcPr>
+          <w:p>
+            <w:pPr>
+              <w:spacing w:after="20"/>
+            </w:pPr>
+            <w:r>
+              <w:rPr>
+                <w:rFonts w:ascii="Calibri" w:eastAsia="Calibri" w:hAnsi="Calibri" w:cs="Calibri"/>
+                <w:sz w:val="20"/>
+                <w:szCs w:val="20"/>
+              </w:rPr>
+              <w:t>Buy</w:t>
+            </w:r>
+          </w:p>
+        </w:tc>
+        <w:tc>
+          <w:tcPr>
+            <w:tcW w:w="7526" w:type="dxa"/>
+          </w:tcPr>
+          <w:p>
+            <w:pPr>
+              <w:spacing w:after="20"/>
+              <w:cnfStyle w:val="000000000000" w:firstRow="0" w:lastRow="0" w:firstColumn="0" w:lastColumn="0" w:oddVBand="0" w:evenVBand="0" w:oddHBand="0" w:evenHBand="0" w:firstRowFirstColumn="0" w:firstRowLastColumn="0" w:lastRowFirstColumn="0" w:lastRowLastColumn="0"/>
+            </w:pPr>
+            <w:r>
+              <w:rPr>
+                <w:rFonts w:ascii="Calibri" w:eastAsia="Calibri" w:hAnsi="Calibri" w:cs="Calibri"/>
+                <w:sz w:val="20"/>
+                <w:szCs w:val="20"/>
+              </w:rPr>
+              <w:t xml:space="preserve">Home → </w:t>
+            </w:r>
+            <w:r>
+              <w:rPr>
+                <w:rFonts w:ascii="Calibri" w:eastAsia="Calibri" w:hAnsi="Calibri" w:cs="Calibri"/>
+                <w:b/>
+                <w:bCs/>
+                <w:sz w:val="20"/>
+                <w:szCs w:val="20"/>
+              </w:rPr>
+              <w:t>Buy</w:t>
+            </w:r>
+            <w:r>
+              <w:rPr>
+                <w:rFonts w:ascii="Calibri" w:eastAsia="Calibri" w:hAnsi="Calibri" w:cs="Calibri"/>
+                <w:sz w:val="20"/>
+                <w:szCs w:val="20"/>
+              </w:rPr>
+              <w:t xml:space="preserve"> → Step 1 Amount → Step 2 Seller and payment → Step 3 Review → Confirm purchase</w:t>
+            </w:r>
+          </w:p>
+        </w:tc>
+      </w:tr>
+      <w:tr>
+        <w:trPr>
+          <w:cnfStyle w:val="000000100000" w:firstRow="0" w:lastRow="0" w:firstColumn="0" w:lastColumn="0" w:oddVBand="0" w:evenVBand="0" w:oddHBand="1" w:evenHBand="0" w:firstRowFirstColumn="0" w:firstRowLastColumn="0" w:lastRowFirstColumn="0" w:lastRowLastColumn="0"/>
+        </w:trPr>
+        <w:tc>
+          <w:tcPr>
+            <w:cnfStyle w:val="000010000000" w:firstRow="0" w:lastRow="0" w:firstColumn="0" w:lastColumn="0" w:oddVBand="1" w:evenVBand="0" w:oddHBand="0" w:evenHBand="0" w:firstRowFirstColumn="0" w:firstRowLastColumn="0" w:lastRowFirstColumn="0" w:lastRowLastColumn="0"/>
+            <w:tcW w:w="1500" w:type="dxa"/>
+          </w:tcPr>
+          <w:p>
+            <w:pPr>
+              <w:spacing w:after="20"/>
+            </w:pPr>
+            <w:r>
+              <w:rPr>
+                <w:rFonts w:ascii="Calibri" w:eastAsia="Calibri" w:hAnsi="Calibri" w:cs="Calibri"/>
+                <w:sz w:val="20"/>
+                <w:szCs w:val="20"/>
+              </w:rPr>
+              <w:t>Sell</w:t>
+            </w:r>
+          </w:p>
+        </w:tc>
+        <w:tc>
+          <w:tcPr>
+            <w:tcW w:w="7526" w:type="dxa"/>
+          </w:tcPr>
+          <w:p>
+            <w:pPr>
+              <w:spacing w:after="20"/>
+              <w:cnfStyle w:val="000000100000" w:firstRow="0" w:lastRow="0" w:firstColumn="0" w:lastColumn="0" w:oddVBand="0" w:evenVBand="0" w:oddHBand="1" w:evenHBand="0" w:firstRowFirstColumn="0" w:firstRowLastColumn="0" w:lastRowFirstColumn="0" w:lastRowLastColumn="0"/>
+            </w:pPr>
+            <w:r>
+              <w:rPr>
+                <w:rFonts w:ascii="Calibri" w:eastAsia="Calibri" w:hAnsi="Calibri" w:cs="Calibri"/>
+                <w:sz w:val="20"/>
+                <w:szCs w:val="20"/>
+              </w:rPr>
+              <w:t xml:space="preserve">Home → </w:t>
+            </w:r>
+            <w:r>
+              <w:rPr>
+                <w:rFonts w:ascii="Calibri" w:eastAsia="Calibri" w:hAnsi="Calibri" w:cs="Calibri"/>
+                <w:b/>
+                <w:bCs/>
+                <w:sz w:val="20"/>
+                <w:szCs w:val="20"/>
+              </w:rPr>
+              <w:t>Sell</w:t>
+            </w:r>
+            <w:r>
+              <w:rPr>
+                <w:rFonts w:ascii="Calibri" w:eastAsia="Calibri" w:hAnsi="Calibri" w:cs="Calibri"/>
+                <w:sz w:val="20"/>
+                <w:szCs w:val="20"/>
+              </w:rPr>
+              <w:t xml:space="preserve"> → Step 1 Amount → Step 2 Buyer and payout → Step 3 Review → Confirm sale</w:t>
+            </w:r>
+          </w:p>
+        </w:tc>
+      </w:tr>
+      <w:tr>
+        <w:tc>
+          <w:tcPr>
+            <w:cnfStyle w:val="000010000000" w:firstRow="0" w:lastRow="0" w:firstColumn="0" w:lastColumn="0" w:oddVBand="1" w:evenVBand="0" w:oddHBand="0" w:evenHBand="0" w:firstRowFirstColumn="0" w:firstRowLastColumn="0" w:lastRowFirstColumn="0" w:lastRowLastColumn="0"/>
+            <w:tcW w:w="1500" w:type="dxa"/>
+          </w:tcPr>
+          <w:p>
+            <w:pPr>
+              <w:spacing w:after="20"/>
+            </w:pPr>
+            <w:r>
+              <w:rPr>
+                <w:rFonts w:ascii="Calibri" w:eastAsia="Calibri" w:hAnsi="Calibri" w:cs="Calibri"/>
+                <w:sz w:val="20"/>
+                <w:szCs w:val="20"/>
+              </w:rPr>
+              <w:t>Bank transfer</w:t>
+            </w:r>
+          </w:p>
+        </w:tc>
+        <w:tc>
+          <w:tcPr>
+            <w:tcW w:w="7526" w:type="dxa"/>
+          </w:tcPr>
+          <w:p>
+            <w:pPr>
+              <w:spacing w:after="20"/>
+              <w:cnfStyle w:val="000000000000" w:firstRow="0" w:lastRow="0" w:firstColumn="0" w:lastColumn="0" w:oddVBand="0" w:evenVBand="0" w:oddHBand="0" w:evenHBand="0" w:firstRowFirstColumn="0" w:firstRowLastColumn="0" w:lastRowFirstColumn="0" w:lastRowLastColumn="0"/>
+            </w:pPr>
+            <w:r>
+              <w:rPr>
+                <w:rFonts w:ascii="Calibri" w:eastAsia="Calibri" w:hAnsi="Calibri" w:cs="Calibri"/>
+                <w:sz w:val="20"/>
+                <w:szCs w:val="20"/>
+              </w:rPr>
+              <w:t xml:space="preserve">Home → </w:t>
+            </w:r>
+            <w:r>
+              <w:rPr>
+                <w:rFonts w:ascii="Calibri" w:eastAsia="Calibri" w:hAnsi="Calibri" w:cs="Calibri"/>
+                <w:b/>
+                <w:bCs/>
+                <w:sz w:val="20"/>
+                <w:szCs w:val="20"/>
+              </w:rPr>
+              <w:t>Transfer</w:t>
+            </w:r>
+            <w:r>
+              <w:rPr>
+                <w:rFonts w:ascii="Calibri" w:eastAsia="Calibri" w:hAnsi="Calibri" w:cs="Calibri"/>
+                <w:sz w:val="20"/>
+                <w:szCs w:val="20"/>
+              </w:rPr>
+              <w:t xml:space="preserve"> → Deposit tab with copyable bank details and reference → “I have sent the transfer”</w:t>
+            </w:r>
+          </w:p>
+        </w:tc>
+      </w:tr>
+      <w:tr>
+        <w:trPr>
+          <w:cnfStyle w:val="000000100000" w:firstRow="0" w:lastRow="0" w:firstColumn="0" w:lastColumn="0" w:oddVBand="0" w:evenVBand="0" w:oddHBand="1" w:evenHBand="0" w:firstRowFirstColumn="0" w:firstRowLastColumn="0" w:lastRowFirstColumn="0" w:lastRowLastColumn="0"/>
+        </w:trPr>
+        <w:tc>
+          <w:tcPr>
+            <w:cnfStyle w:val="000010000000" w:firstRow="0" w:lastRow="0" w:firstColumn="0" w:lastColumn="0" w:oddVBand="1" w:evenVBand="0" w:oddHBand="0" w:evenHBand="0" w:firstRowFirstColumn="0" w:firstRowLastColumn="0" w:lastRowFirstColumn="0" w:lastRowLastColumn="0"/>
+            <w:tcW w:w="1500" w:type="dxa"/>
+          </w:tcPr>
+          <w:p>
+            <w:pPr>
+              <w:spacing w:after="20"/>
+            </w:pPr>
+            <w:r>
+              <w:rPr>
+                <w:rFonts w:ascii="Calibri" w:eastAsia="Calibri" w:hAnsi="Calibri" w:cs="Calibri"/>
+                <w:sz w:val="20"/>
+                <w:szCs w:val="20"/>
+              </w:rPr>
+              <w:t>Search</w:t>
+            </w:r>
+          </w:p>
+        </w:tc>
+        <w:tc>
+          <w:tcPr>
+            <w:tcW w:w="7526" w:type="dxa"/>
+          </w:tcPr>
+          <w:p>
+            <w:pPr>
+              <w:spacing w:after="20"/>
+              <w:cnfStyle w:val="000000100000" w:firstRow="0" w:lastRow="0" w:firstColumn="0" w:lastColumn="0" w:oddVBand="0" w:evenVBand="0" w:oddHBand="1" w:evenHBand="0" w:firstRowFirstColumn="0" w:firstRowLastColumn="0" w:lastRowFirstColumn="0" w:lastRowLastColumn="0"/>
+            </w:pPr>
+            <w:r>
+              <w:rPr>
+                <w:rFonts w:ascii="Calibri" w:eastAsia="Calibri" w:hAnsi="Calibri" w:cs="Calibri"/>
+                <w:sz w:val="20"/>
+                <w:szCs w:val="20"/>
+              </w:rPr>
+              <w:t>Home → Search field → results</w:t>
+            </w:r>
+          </w:p>
+        </w:tc>
+      </w:tr>
+      <w:tr>
+        <w:tc>
+          <w:tcPr>
+            <w:cnfStyle w:val="000010000000" w:firstRow="0" w:lastRow="0" w:firstColumn="0" w:lastColumn="0" w:oddVBand="1" w:evenVBand="0" w:oddHBand="0" w:evenHBand="0" w:firstRowFirstColumn="0" w:firstRowLastColumn="0" w:lastRowFirstColumn="0" w:lastRowLastColumn="0"/>
+            <w:tcW w:w="1500" w:type="dxa"/>
+          </w:tcPr>
+          <w:p>
+            <w:pPr>
+              <w:spacing w:after="20"/>
+            </w:pPr>
+            <w:r>
+              <w:rPr>
+                <w:rFonts w:ascii="Calibri" w:eastAsia="Calibri" w:hAnsi="Calibri" w:cs="Calibri"/>
+                <w:sz w:val="20"/>
+                <w:szCs w:val="20"/>
+              </w:rPr>
+              <w:t>Chatbot</w:t>
+            </w:r>
+          </w:p>
+        </w:tc>
+        <w:tc>
+          <w:tcPr>
+            <w:tcW w:w="7526" w:type="dxa"/>
+          </w:tcPr>
+          <w:p>
+            <w:pPr>
+              <w:spacing w:after="20"/>
+              <w:cnfStyle w:val="000000000000" w:firstRow="0" w:lastRow="0" w:firstColumn="0" w:lastColumn="0" w:oddVBand="0" w:evenVBand="0" w:oddHBand="0" w:evenHBand="0" w:firstRowFirstColumn="0" w:firstRowLastColumn="0" w:lastRowFirstColumn="0" w:lastRowLastColumn="0"/>
+            </w:pPr>
+            <w:r>
+              <w:rPr>
+                <w:rFonts w:ascii="Calibri" w:eastAsia="Calibri" w:hAnsi="Calibri" w:cs="Calibri"/>
+                <w:sz w:val="20"/>
+                <w:szCs w:val="20"/>
+              </w:rPr>
+              <w:t xml:space="preserve">Home → </w:t>
+            </w:r>
+            <w:r>
+              <w:rPr>
+                <w:rFonts w:ascii="Calibri" w:eastAsia="Calibri" w:hAnsi="Calibri" w:cs="Calibri"/>
+                <w:b/>
+                <w:bCs/>
+                <w:sz w:val="20"/>
+                <w:szCs w:val="20"/>
+              </w:rPr>
+              <w:t>Ask AI</w:t>
+            </w:r>
+            <w:r>
+              <w:rPr>
+                <w:rFonts w:ascii="Calibri" w:eastAsia="Calibri" w:hAnsi="Calibri" w:cs="Calibri"/>
+                <w:sz w:val="20"/>
+                <w:szCs w:val="20"/>
+              </w:rPr>
+              <w:t xml:space="preserve"> (</w:t>
+            </w:r>
+            <w:proofErr w:type="gramStart"/>
+            <w:r>
+              <w:rPr>
+                <w:rFonts w:ascii="Calibri" w:eastAsia="Calibri" w:hAnsi="Calibri" w:cs="Calibri"/>
+                <w:sz w:val="20"/>
+                <w:szCs w:val="20"/>
+              </w:rPr>
+              <w:t>or ?</w:t>
+            </w:r>
+            <w:proofErr w:type="gramEnd"/>
+            <w:r>
+              <w:rPr>
+                <w:rFonts w:ascii="Calibri" w:eastAsia="Calibri" w:hAnsi="Calibri" w:cs="Calibri"/>
+                <w:sz w:val="20"/>
+                <w:szCs w:val="20"/>
+              </w:rPr>
+              <w:t xml:space="preserve"> icon on any screen) → tap quick question or type</w:t>
+            </w:r>
+          </w:p>
+        </w:tc>
+      </w:tr>
+    </w:tbl>
+    <w:p>
+      <w:pPr>
+        <w:pStyle w:val="Caption"/>
+        <w:jc w:val="center"/>
+      </w:pPr>
+      <w:r>
+        <w:t xml:space="preserve">Table </w:t>
+      </w:r>
+      <w:fldSimple w:instr=" SEQ Table \* ARABIC ">
+        <w:r>
+          <w:rPr>
+            <w:noProof/>
+          </w:rPr>
+          <w:t>5</w:t>
+        </w:r>
+      </w:fldSimple>
+      <w:r>
+        <w:t>:</w:t>
+      </w:r>
+      <w:r>
+        <w:t xml:space="preserve"> </w:t>
+      </w:r>
+      <w:r>
+        <w:t>Redesigned task flows</w:t>
+      </w:r>
+    </w:p>
+    <w:p/>
+    <w:p>
+      <w:pPr>
+        <w:pStyle w:val="Heading2"/>
+      </w:pPr>
+      <w:r>
+        <w:lastRenderedPageBreak/>
+        <w:t>2.</w:t>
+      </w:r>
+      <w:r>
+        <w:t>5</w:t>
+      </w:r>
+      <w:r>
+        <w:t xml:space="preserve"> </w:t>
+      </w:r>
+      <w:r>
+        <w:t>High-fidelity prototype (Iteration 2)</w:t>
+      </w:r>
+    </w:p>
+    <w:p>
+      <w:pPr>
+        <w:jc w:val="both"/>
+        <w:rPr>
+          <w:rFonts w:ascii="Calibri" w:hAnsi="Calibri" w:cs="Calibri"/>
+          <w:sz w:val="22"/>
+          <w:szCs w:val="22"/>
+        </w:rPr>
+      </w:pPr>
+      <w:r>
+        <w:rPr>
+          <w:rFonts w:ascii="Calibri" w:hAnsi="Calibri" w:cs="Calibri"/>
+          <w:sz w:val="22"/>
+          <w:szCs w:val="22"/>
+        </w:rPr>
+        <w:t xml:space="preserve">Wireframes have been turned into high-fidelity screens using the Figma platform, and a dark theme has been chosen as the current product uses dark colors, and hence users know about them (R14). Reusable components (header, progress bar, input, chips, cards, buttons, notices) were used to maintain consistency. </w:t>
+      </w:r>
+    </w:p>
+    <w:p>
+      <w:pPr>
+        <w:jc w:val="both"/>
+        <w:rPr>
+          <w:rFonts w:ascii="Calibri" w:hAnsi="Calibri" w:cs="Calibri"/>
+          <w:sz w:val="22"/>
+          <w:szCs w:val="22"/>
+        </w:rPr>
+      </w:pPr>
+      <w:r>
+        <w:rPr>
+          <w:rFonts w:ascii="Calibri" w:hAnsi="Calibri" w:cs="Calibri"/>
+          <w:sz w:val="22"/>
+          <w:szCs w:val="22"/>
+        </w:rPr>
+        <w:t xml:space="preserve">Prototypes can be accessed by </w:t>
+      </w:r>
+      <w:r>
+        <w:rPr>
+          <w:rFonts w:ascii="Calibri" w:hAnsi="Calibri" w:cs="Calibri"/>
+          <w:sz w:val="22"/>
+          <w:szCs w:val="22"/>
+        </w:rPr>
+        <w:t>clicking</w:t>
+      </w:r>
+      <w:r>
+        <w:rPr>
+          <w:rFonts w:ascii="Calibri" w:hAnsi="Calibri" w:cs="Calibri"/>
+          <w:sz w:val="22"/>
+          <w:szCs w:val="22"/>
+        </w:rPr>
+        <w:t xml:space="preserve"> Home → Buy → Review → Confirm, Home → Sell, Home → Transfer, and Home → Ask AI. </w:t>
+      </w:r>
+    </w:p>
+    <w:p>
+      <w:pPr>
+        <w:pStyle w:val="Heading2"/>
+      </w:pPr>
+      <w:r>
+        <w:t>2.</w:t>
+      </w:r>
+      <w:r>
+        <w:t>6</w:t>
+      </w:r>
+      <w:r>
+        <w:t xml:space="preserve"> </w:t>
+      </w:r>
+      <w:r>
+        <w:t>Iterations and design decisions</w:t>
+      </w:r>
+    </w:p>
+    <w:tbl>
+      <w:tblPr>
+        <w:tblStyle w:val="PlainTable1"/>
+        <w:tblW w:w="9026" w:type="dxa"/>
+        <w:tblLook w:val="0000" w:firstRow="0" w:lastRow="0" w:firstColumn="0" w:lastColumn="0" w:noHBand="0" w:noVBand="0"/>
+      </w:tblPr>
+      <w:tblGrid>
+        <w:gridCol w:w="914"/>
+        <w:gridCol w:w="3311"/>
+        <w:gridCol w:w="3420"/>
+        <w:gridCol w:w="1381"/>
+      </w:tblGrid>
+      <w:tr>
+        <w:trPr>
+          <w:cnfStyle w:val="000000100000" w:firstRow="0" w:lastRow="0" w:firstColumn="0" w:lastColumn="0" w:oddVBand="0" w:evenVBand="0" w:oddHBand="1" w:evenHBand="0" w:firstRowFirstColumn="0" w:firstRowLastColumn="0" w:lastRowFirstColumn="0" w:lastRowLastColumn="0"/>
+        </w:trPr>
+        <w:tc>
+          <w:tcPr>
+            <w:cnfStyle w:val="000010000000" w:firstRow="0" w:lastRow="0" w:firstColumn="0" w:lastColumn="0" w:oddVBand="1" w:evenVBand="0" w:oddHBand="0" w:evenHBand="0" w:firstRowFirstColumn="0" w:firstRowLastColumn="0" w:lastRowFirstColumn="0" w:lastRowLastColumn="0"/>
+            <w:tcW w:w="914" w:type="dxa"/>
+          </w:tcPr>
+          <w:p>
+            <w:pPr>
+              <w:spacing w:after="20"/>
+              <w:rPr>
+                <w:sz w:val="22"/>
+                <w:szCs w:val="22"/>
+              </w:rPr>
+            </w:pPr>
+            <w:r>
+              <w:rPr>
+                <w:rFonts w:ascii="Calibri" w:eastAsia="Calibri" w:hAnsi="Calibri" w:cs="Calibri"/>
+                <w:b/>
+                <w:bCs/>
+                <w:sz w:val="22"/>
+                <w:szCs w:val="22"/>
+              </w:rPr>
+              <w:t>Version</w:t>
+            </w:r>
+          </w:p>
+        </w:tc>
+        <w:tc>
+          <w:tcPr>
+            <w:tcW w:w="3311" w:type="dxa"/>
+          </w:tcPr>
+          <w:p>
+            <w:pPr>
+              <w:spacing w:after="20"/>
+              <w:cnfStyle w:val="000000100000" w:firstRow="0" w:lastRow="0" w:firstColumn="0" w:lastColumn="0" w:oddVBand="0" w:evenVBand="0" w:oddHBand="1" w:evenHBand="0" w:firstRowFirstColumn="0" w:firstRowLastColumn="0" w:lastRowFirstColumn="0" w:lastRowLastColumn="0"/>
+              <w:rPr>
+                <w:sz w:val="22"/>
+                <w:szCs w:val="22"/>
+              </w:rPr>
+            </w:pPr>
+            <w:r>
+              <w:rPr>
+                <w:rFonts w:ascii="Calibri" w:eastAsia="Calibri" w:hAnsi="Calibri" w:cs="Calibri"/>
+                <w:b/>
+                <w:bCs/>
+                <w:sz w:val="22"/>
+                <w:szCs w:val="22"/>
+              </w:rPr>
+              <w:t>What changed</w:t>
+            </w:r>
+          </w:p>
+        </w:tc>
+        <w:tc>
+          <w:tcPr>
+            <w:cnfStyle w:val="000010000000" w:firstRow="0" w:lastRow="0" w:firstColumn="0" w:lastColumn="0" w:oddVBand="1" w:evenVBand="0" w:oddHBand="0" w:evenHBand="0" w:firstRowFirstColumn="0" w:firstRowLastColumn="0" w:lastRowFirstColumn="0" w:lastRowLastColumn="0"/>
+            <w:tcW w:w="3420" w:type="dxa"/>
+          </w:tcPr>
+          <w:p>
+            <w:pPr>
+              <w:spacing w:after="20"/>
+              <w:rPr>
+                <w:sz w:val="22"/>
+                <w:szCs w:val="22"/>
+              </w:rPr>
+            </w:pPr>
+            <w:r>
+              <w:rPr>
+                <w:rFonts w:ascii="Calibri" w:eastAsia="Calibri" w:hAnsi="Calibri" w:cs="Calibri"/>
+                <w:b/>
+                <w:bCs/>
+                <w:sz w:val="22"/>
+                <w:szCs w:val="22"/>
+              </w:rPr>
+              <w:t>Why</w:t>
+            </w:r>
+          </w:p>
+        </w:tc>
+        <w:tc>
+          <w:tcPr>
+            <w:tcW w:w="1381" w:type="dxa"/>
+          </w:tcPr>
+          <w:p>
+            <w:pPr>
+              <w:spacing w:after="20"/>
+              <w:cnfStyle w:val="000000100000" w:firstRow="0" w:lastRow="0" w:firstColumn="0" w:lastColumn="0" w:oddVBand="0" w:evenVBand="0" w:oddHBand="1" w:evenHBand="0" w:firstRowFirstColumn="0" w:firstRowLastColumn="0" w:lastRowFirstColumn="0" w:lastRowLastColumn="0"/>
+              <w:rPr>
+                <w:sz w:val="22"/>
+                <w:szCs w:val="22"/>
+              </w:rPr>
+            </w:pPr>
+            <w:r>
+              <w:rPr>
+                <w:rFonts w:ascii="Calibri" w:eastAsia="Calibri" w:hAnsi="Calibri" w:cs="Calibri"/>
+                <w:b/>
+                <w:bCs/>
+                <w:sz w:val="22"/>
+                <w:szCs w:val="22"/>
+              </w:rPr>
+              <w:t>Evidence</w:t>
+            </w:r>
+          </w:p>
+        </w:tc>
+      </w:tr>
+      <w:tr>
+        <w:tc>
+          <w:tcPr>
+            <w:cnfStyle w:val="000010000000" w:firstRow="0" w:lastRow="0" w:firstColumn="0" w:lastColumn="0" w:oddVBand="1" w:evenVBand="0" w:oddHBand="0" w:evenHBand="0" w:firstRowFirstColumn="0" w:firstRowLastColumn="0" w:lastRowFirstColumn="0" w:lastRowLastColumn="0"/>
+            <w:tcW w:w="914" w:type="dxa"/>
+          </w:tcPr>
+          <w:p>
+            <w:pPr>
+              <w:spacing w:after="20"/>
+              <w:rPr>
+                <w:sz w:val="22"/>
+                <w:szCs w:val="22"/>
+              </w:rPr>
+            </w:pPr>
+            <w:r>
+              <w:rPr>
+                <w:rFonts w:ascii="Calibri" w:eastAsia="Calibri" w:hAnsi="Calibri" w:cs="Calibri"/>
+                <w:sz w:val="22"/>
+                <w:szCs w:val="22"/>
+              </w:rPr>
+              <w:t>v1</w:t>
+            </w:r>
+          </w:p>
+        </w:tc>
+        <w:tc>
+          <w:tcPr>
+            <w:tcW w:w="3311" w:type="dxa"/>
+          </w:tcPr>
+          <w:p>
+            <w:pPr>
+              <w:spacing w:after="20"/>
+              <w:cnfStyle w:val="000000000000" w:firstRow="0" w:lastRow="0" w:firstColumn="0" w:lastColumn="0" w:oddVBand="0" w:evenVBand="0" w:oddHBand="0" w:evenHBand="0" w:firstRowFirstColumn="0" w:firstRowLastColumn="0" w:lastRowFirstColumn="0" w:lastRowLastColumn="0"/>
+              <w:rPr>
+                <w:sz w:val="22"/>
+                <w:szCs w:val="22"/>
+              </w:rPr>
+            </w:pPr>
+            <w:r>
+              <w:rPr>
+                <w:rFonts w:ascii="Calibri" w:eastAsia="Calibri" w:hAnsi="Calibri" w:cs="Calibri"/>
+                <w:sz w:val="22"/>
+                <w:szCs w:val="22"/>
+              </w:rPr>
+              <w:t>Low-fidelity wireframes: three-step Buy/Sell, simplified home.</w:t>
+            </w:r>
+          </w:p>
+        </w:tc>
+        <w:tc>
+          <w:tcPr>
+            <w:cnfStyle w:val="000010000000" w:firstRow="0" w:lastRow="0" w:firstColumn="0" w:lastColumn="0" w:oddVBand="1" w:evenVBand="0" w:oddHBand="0" w:evenHBand="0" w:firstRowFirstColumn="0" w:firstRowLastColumn="0" w:lastRowFirstColumn="0" w:lastRowLastColumn="0"/>
+            <w:tcW w:w="3420" w:type="dxa"/>
+          </w:tcPr>
+          <w:p>
+            <w:pPr>
+              <w:spacing w:after="20"/>
+              <w:rPr>
+                <w:sz w:val="22"/>
+                <w:szCs w:val="22"/>
+              </w:rPr>
+            </w:pPr>
+            <w:r>
+              <w:rPr>
+                <w:rFonts w:ascii="Calibri" w:eastAsia="Calibri" w:hAnsi="Calibri" w:cs="Calibri"/>
+                <w:sz w:val="22"/>
+                <w:szCs w:val="22"/>
+              </w:rPr>
+              <w:t>Resolve structure before style; address R1</w:t>
+            </w:r>
+            <w:r>
+              <w:rPr>
+                <w:rFonts w:ascii="Calibri" w:eastAsia="Calibri" w:hAnsi="Calibri" w:cs="Calibri"/>
+                <w:sz w:val="22"/>
+                <w:szCs w:val="22"/>
+              </w:rPr>
+              <w:t>-</w:t>
+            </w:r>
+            <w:r>
+              <w:rPr>
+                <w:rFonts w:ascii="Calibri" w:eastAsia="Calibri" w:hAnsi="Calibri" w:cs="Calibri"/>
+                <w:sz w:val="22"/>
+                <w:szCs w:val="22"/>
+              </w:rPr>
+              <w:t>R8.</w:t>
+            </w:r>
+          </w:p>
+        </w:tc>
+        <w:tc>
+          <w:tcPr>
+            <w:tcW w:w="1381" w:type="dxa"/>
+          </w:tcPr>
+          <w:p>
+            <w:pPr>
+              <w:spacing w:after="20"/>
+              <w:cnfStyle w:val="000000000000" w:firstRow="0" w:lastRow="0" w:firstColumn="0" w:lastColumn="0" w:oddVBand="0" w:evenVBand="0" w:oddHBand="0" w:evenHBand="0" w:firstRowFirstColumn="0" w:firstRowLastColumn="0" w:lastRowFirstColumn="0" w:lastRowLastColumn="0"/>
+              <w:rPr>
+                <w:sz w:val="22"/>
+                <w:szCs w:val="22"/>
+              </w:rPr>
+            </w:pPr>
+            <w:r>
+              <w:rPr>
+                <w:rFonts w:ascii="Calibri" w:eastAsia="Calibri" w:hAnsi="Calibri" w:cs="Calibri"/>
+                <w:sz w:val="22"/>
+                <w:szCs w:val="22"/>
+              </w:rPr>
+              <w:t>Figure 2</w:t>
+            </w:r>
+          </w:p>
+        </w:tc>
+      </w:tr>
+      <w:tr>
+        <w:trPr>
+          <w:cnfStyle w:val="000000100000" w:firstRow="0" w:lastRow="0" w:firstColumn="0" w:lastColumn="0" w:oddVBand="0" w:evenVBand="0" w:oddHBand="1" w:evenHBand="0" w:firstRowFirstColumn="0" w:firstRowLastColumn="0" w:lastRowFirstColumn="0" w:lastRowLastColumn="0"/>
+        </w:trPr>
+        <w:tc>
+          <w:tcPr>
+            <w:cnfStyle w:val="000010000000" w:firstRow="0" w:lastRow="0" w:firstColumn="0" w:lastColumn="0" w:oddVBand="1" w:evenVBand="0" w:oddHBand="0" w:evenHBand="0" w:firstRowFirstColumn="0" w:firstRowLastColumn="0" w:lastRowFirstColumn="0" w:lastRowLastColumn="0"/>
+            <w:tcW w:w="914" w:type="dxa"/>
+          </w:tcPr>
+          <w:p>
+            <w:pPr>
+              <w:spacing w:after="20"/>
+              <w:rPr>
+                <w:sz w:val="22"/>
+                <w:szCs w:val="22"/>
+              </w:rPr>
+            </w:pPr>
+            <w:r>
+              <w:rPr>
+                <w:rFonts w:ascii="Calibri" w:eastAsia="Calibri" w:hAnsi="Calibri" w:cs="Calibri"/>
+                <w:sz w:val="22"/>
+                <w:szCs w:val="22"/>
+              </w:rPr>
+              <w:t>v2</w:t>
+            </w:r>
+          </w:p>
+        </w:tc>
+        <w:tc>
+          <w:tcPr>
+            <w:tcW w:w="3311" w:type="dxa"/>
+          </w:tcPr>
+          <w:p>
+            <w:pPr>
+              <w:spacing w:after="20"/>
+              <w:cnfStyle w:val="000000100000" w:firstRow="0" w:lastRow="0" w:firstColumn="0" w:lastColumn="0" w:oddVBand="0" w:evenVBand="0" w:oddHBand="1" w:evenHBand="0" w:firstRowFirstColumn="0" w:firstRowLastColumn="0" w:lastRowFirstColumn="0" w:lastRowLastColumn="0"/>
+              <w:rPr>
+                <w:sz w:val="22"/>
+                <w:szCs w:val="22"/>
+              </w:rPr>
+            </w:pPr>
+            <w:r>
+              <w:rPr>
+                <w:rFonts w:ascii="Calibri" w:eastAsia="Calibri" w:hAnsi="Calibri" w:cs="Calibri"/>
+                <w:sz w:val="22"/>
+                <w:szCs w:val="22"/>
+              </w:rPr>
+              <w:t>High-fidelity screens with design system; added Transfer screen and chat quick-question chips.</w:t>
+            </w:r>
+          </w:p>
+        </w:tc>
+        <w:tc>
+          <w:tcPr>
+            <w:cnfStyle w:val="000010000000" w:firstRow="0" w:lastRow="0" w:firstColumn="0" w:lastColumn="0" w:oddVBand="1" w:evenVBand="0" w:oddHBand="0" w:evenHBand="0" w:firstRowFirstColumn="0" w:firstRowLastColumn="0" w:lastRowFirstColumn="0" w:lastRowLastColumn="0"/>
+            <w:tcW w:w="3420" w:type="dxa"/>
+          </w:tcPr>
+          <w:p>
+            <w:pPr>
+              <w:spacing w:after="20"/>
+              <w:rPr>
+                <w:sz w:val="22"/>
+                <w:szCs w:val="22"/>
+              </w:rPr>
+            </w:pPr>
+            <w:r>
+              <w:rPr>
+                <w:rFonts w:ascii="Calibri" w:eastAsia="Calibri" w:hAnsi="Calibri" w:cs="Calibri"/>
+                <w:sz w:val="22"/>
+                <w:szCs w:val="22"/>
+              </w:rPr>
+              <w:t>Visual hierarchy, consistency and accessibility (R9–R14).</w:t>
+            </w:r>
+          </w:p>
+        </w:tc>
+        <w:tc>
+          <w:tcPr>
+            <w:tcW w:w="1381" w:type="dxa"/>
+          </w:tcPr>
+          <w:p>
+            <w:pPr>
+              <w:spacing w:after="20"/>
+              <w:cnfStyle w:val="000000100000" w:firstRow="0" w:lastRow="0" w:firstColumn="0" w:lastColumn="0" w:oddVBand="0" w:evenVBand="0" w:oddHBand="1" w:evenHBand="0" w:firstRowFirstColumn="0" w:firstRowLastColumn="0" w:lastRowFirstColumn="0" w:lastRowLastColumn="0"/>
+              <w:rPr>
+                <w:sz w:val="22"/>
+                <w:szCs w:val="22"/>
+              </w:rPr>
+            </w:pPr>
+            <w:r>
+              <w:rPr>
+                <w:rFonts w:ascii="Calibri" w:eastAsia="Calibri" w:hAnsi="Calibri" w:cs="Calibri"/>
+                <w:sz w:val="22"/>
+                <w:szCs w:val="22"/>
+              </w:rPr>
+              <w:t>Figures 3–5</w:t>
+            </w:r>
+          </w:p>
+        </w:tc>
+      </w:tr>
+      <w:tr>
+        <w:tc>
+          <w:tcPr>
+            <w:cnfStyle w:val="000010000000" w:firstRow="0" w:lastRow="0" w:firstColumn="0" w:lastColumn="0" w:oddVBand="1" w:evenVBand="0" w:oddHBand="0" w:evenHBand="0" w:firstRowFirstColumn="0" w:firstRowLastColumn="0" w:lastRowFirstColumn="0" w:lastRowLastColumn="0"/>
+            <w:tcW w:w="914" w:type="dxa"/>
+          </w:tcPr>
+          <w:p>
+            <w:pPr>
+              <w:spacing w:after="20"/>
+              <w:rPr>
+                <w:sz w:val="22"/>
+                <w:szCs w:val="22"/>
+              </w:rPr>
+            </w:pPr>
+            <w:r>
+              <w:rPr>
+                <w:rFonts w:ascii="Calibri" w:eastAsia="Calibri" w:hAnsi="Calibri" w:cs="Calibri"/>
+                <w:sz w:val="22"/>
+                <w:szCs w:val="22"/>
+              </w:rPr>
+              <w:t>v3</w:t>
+            </w:r>
+          </w:p>
+        </w:tc>
+        <w:tc>
+          <w:tcPr>
+            <w:tcW w:w="3311" w:type="dxa"/>
+          </w:tcPr>
+          <w:p>
+            <w:pPr>
+              <w:spacing w:after="20"/>
+              <w:cnfStyle w:val="000000000000" w:firstRow="0" w:lastRow="0" w:firstColumn="0" w:lastColumn="0" w:oddVBand="0" w:evenVBand="0" w:oddHBand="0" w:evenHBand="0" w:firstRowFirstColumn="0" w:firstRowLastColumn="0" w:lastRowFirstColumn="0" w:lastRowLastColumn="0"/>
+              <w:rPr>
+                <w:sz w:val="22"/>
+                <w:szCs w:val="22"/>
+              </w:rPr>
+            </w:pPr>
+            <w:r>
+              <w:rPr>
+                <w:rFonts w:ascii="Calibri" w:eastAsia="Calibri" w:hAnsi="Calibri" w:cs="Calibri"/>
+                <w:sz w:val="22"/>
+                <w:szCs w:val="22"/>
+              </w:rPr>
+              <w:t xml:space="preserve">WCAG contrast audit found the loss/negative </w:t>
+            </w:r>
+            <w:proofErr w:type="gramStart"/>
+            <w:r>
+              <w:rPr>
+                <w:rFonts w:ascii="Calibri" w:eastAsia="Calibri" w:hAnsi="Calibri" w:cs="Calibri"/>
+                <w:sz w:val="22"/>
+                <w:szCs w:val="22"/>
+              </w:rPr>
+              <w:t>red (#</w:t>
+            </w:r>
+            <w:proofErr w:type="gramEnd"/>
+            <w:r>
+              <w:rPr>
+                <w:rFonts w:ascii="Calibri" w:eastAsia="Calibri" w:hAnsi="Calibri" w:cs="Calibri"/>
+                <w:sz w:val="22"/>
+                <w:szCs w:val="22"/>
+              </w:rPr>
+              <w:t>F6465D) reached only 4.48:1 on card surfaces, just below the 4.5:1 AA minimum. Changed text and the Sell icon to #FF6B7D (5.76:1). Red remains only on large buttons with dark text (5.28:1) and always carries a text label.</w:t>
+            </w:r>
+          </w:p>
+        </w:tc>
+        <w:tc>
+          <w:tcPr>
+            <w:cnfStyle w:val="000010000000" w:firstRow="0" w:lastRow="0" w:firstColumn="0" w:lastColumn="0" w:oddVBand="1" w:evenVBand="0" w:oddHBand="0" w:evenHBand="0" w:firstRowFirstColumn="0" w:firstRowLastColumn="0" w:lastRowFirstColumn="0" w:lastRowLastColumn="0"/>
+            <w:tcW w:w="3420" w:type="dxa"/>
+          </w:tcPr>
+          <w:p>
+            <w:pPr>
+              <w:spacing w:after="20"/>
+              <w:rPr>
+                <w:sz w:val="22"/>
+                <w:szCs w:val="22"/>
+              </w:rPr>
+            </w:pPr>
+            <w:r>
+              <w:rPr>
+                <w:rFonts w:ascii="Calibri" w:eastAsia="Calibri" w:hAnsi="Calibri" w:cs="Calibri"/>
+                <w:sz w:val="22"/>
+                <w:szCs w:val="22"/>
+              </w:rPr>
+              <w:t>Meet WCAG 2.2 SC 1.4.3 (Contrast Minimum) for all text.</w:t>
+            </w:r>
+          </w:p>
+        </w:tc>
+        <w:tc>
+          <w:tcPr>
+            <w:tcW w:w="1381" w:type="dxa"/>
+          </w:tcPr>
+          <w:p>
+            <w:pPr>
+              <w:spacing w:after="20"/>
+              <w:cnfStyle w:val="000000000000" w:firstRow="0" w:lastRow="0" w:firstColumn="0" w:lastColumn="0" w:oddVBand="0" w:evenVBand="0" w:oddHBand="0" w:evenHBand="0" w:firstRowFirstColumn="0" w:firstRowLastColumn="0" w:lastRowFirstColumn="0" w:lastRowLastColumn="0"/>
+              <w:rPr>
+                <w:sz w:val="22"/>
+                <w:szCs w:val="22"/>
+              </w:rPr>
+            </w:pPr>
+            <w:r>
+              <w:rPr>
+                <w:rFonts w:ascii="Calibri" w:eastAsia="Calibri" w:hAnsi="Calibri" w:cs="Calibri"/>
+                <w:sz w:val="22"/>
+                <w:szCs w:val="22"/>
+              </w:rPr>
+              <w:t>Table 5.4</w:t>
+            </w:r>
+          </w:p>
+        </w:tc>
+      </w:tr>
+      <w:tr>
+        <w:trPr>
+          <w:cnfStyle w:val="000000100000" w:firstRow="0" w:lastRow="0" w:firstColumn="0" w:lastColumn="0" w:oddVBand="0" w:evenVBand="0" w:oddHBand="1" w:evenHBand="0" w:firstRowFirstColumn="0" w:firstRowLastColumn="0" w:lastRowFirstColumn="0" w:lastRowLastColumn="0"/>
+        </w:trPr>
+        <w:tc>
+          <w:tcPr>
+            <w:cnfStyle w:val="000010000000" w:firstRow="0" w:lastRow="0" w:firstColumn="0" w:lastColumn="0" w:oddVBand="1" w:evenVBand="0" w:oddHBand="0" w:evenHBand="0" w:firstRowFirstColumn="0" w:firstRowLastColumn="0" w:lastRowFirstColumn="0" w:lastRowLastColumn="0"/>
+            <w:tcW w:w="914" w:type="dxa"/>
+          </w:tcPr>
+          <w:p>
+            <w:pPr>
+              <w:spacing w:after="20"/>
+              <w:rPr>
+                <w:sz w:val="22"/>
+                <w:szCs w:val="22"/>
+              </w:rPr>
+            </w:pPr>
+            <w:r>
+              <w:rPr>
+                <w:rFonts w:ascii="Calibri" w:eastAsia="Calibri" w:hAnsi="Calibri" w:cs="Calibri"/>
+                <w:sz w:val="22"/>
+                <w:szCs w:val="22"/>
+              </w:rPr>
+              <w:t>v3</w:t>
+            </w:r>
+          </w:p>
+        </w:tc>
+        <w:tc>
+          <w:tcPr>
+            <w:tcW w:w="3311" w:type="dxa"/>
+          </w:tcPr>
+          <w:p>
+            <w:pPr>
+              <w:spacing w:after="20"/>
+              <w:cnfStyle w:val="000000100000" w:firstRow="0" w:lastRow="0" w:firstColumn="0" w:lastColumn="0" w:oddVBand="0" w:evenVBand="0" w:oddHBand="1" w:evenHBand="0" w:firstRowFirstColumn="0" w:firstRowLastColumn="0" w:lastRowFirstColumn="0" w:lastRowLastColumn="0"/>
+              <w:rPr>
+                <w:sz w:val="22"/>
+                <w:szCs w:val="22"/>
+              </w:rPr>
+            </w:pPr>
+            <w:r>
+              <w:rPr>
+                <w:rFonts w:ascii="Calibri" w:eastAsia="Calibri" w:hAnsi="Calibri" w:cs="Calibri"/>
+                <w:sz w:val="22"/>
+                <w:szCs w:val="22"/>
+              </w:rPr>
+              <w:t>Added heuristic-evaluation actions (Section 5.3): error-state designs and a repeat-last-order shortcut moved to the recommendation list.</w:t>
+            </w:r>
+          </w:p>
+        </w:tc>
+        <w:tc>
+          <w:tcPr>
+            <w:cnfStyle w:val="000010000000" w:firstRow="0" w:lastRow="0" w:firstColumn="0" w:lastColumn="0" w:oddVBand="1" w:evenVBand="0" w:oddHBand="0" w:evenHBand="0" w:firstRowFirstColumn="0" w:firstRowLastColumn="0" w:lastRowFirstColumn="0" w:lastRowLastColumn="0"/>
+            <w:tcW w:w="3420" w:type="dxa"/>
+          </w:tcPr>
+          <w:p>
+            <w:pPr>
+              <w:spacing w:after="20"/>
+              <w:rPr>
+                <w:sz w:val="22"/>
+                <w:szCs w:val="22"/>
+              </w:rPr>
+            </w:pPr>
+            <w:r>
+              <w:rPr>
+                <w:rFonts w:ascii="Calibri" w:eastAsia="Calibri" w:hAnsi="Calibri" w:cs="Calibri"/>
+                <w:sz w:val="22"/>
+                <w:szCs w:val="22"/>
+              </w:rPr>
+              <w:t>Close remaining usability gaps and plan v4.</w:t>
+            </w:r>
+          </w:p>
+        </w:tc>
+        <w:tc>
+          <w:tcPr>
+            <w:tcW w:w="1381" w:type="dxa"/>
+          </w:tcPr>
+          <w:p>
+            <w:pPr>
+              <w:spacing w:after="20"/>
+              <w:cnfStyle w:val="000000100000" w:firstRow="0" w:lastRow="0" w:firstColumn="0" w:lastColumn="0" w:oddVBand="0" w:evenVBand="0" w:oddHBand="1" w:evenHBand="0" w:firstRowFirstColumn="0" w:firstRowLastColumn="0" w:lastRowFirstColumn="0" w:lastRowLastColumn="0"/>
+              <w:rPr>
+                <w:sz w:val="22"/>
+                <w:szCs w:val="22"/>
+              </w:rPr>
+            </w:pPr>
+            <w:r>
+              <w:rPr>
+                <w:rFonts w:ascii="Calibri" w:eastAsia="Calibri" w:hAnsi="Calibri" w:cs="Calibri"/>
+                <w:sz w:val="22"/>
+                <w:szCs w:val="22"/>
+              </w:rPr>
+              <w:t>Table 5.3</w:t>
+            </w:r>
+          </w:p>
+        </w:tc>
+      </w:tr>
+    </w:tbl>
+    <w:p>
+      <w:pPr>
+        <w:pStyle w:val="Caption"/>
+        <w:jc w:val="center"/>
+      </w:pPr>
+      <w:r>
+        <w:t xml:space="preserve">Table </w:t>
+      </w:r>
+      <w:fldSimple w:instr=" SEQ Table \* ARABIC ">
+        <w:r>
+          <w:rPr>
+            <w:noProof/>
+          </w:rPr>
+          <w:t>6</w:t>
+        </w:r>
+      </w:fldSimple>
+      <w:r>
+        <w:t>: Design Decisions</w:t>
+      </w:r>
+    </w:p>
+    <w:p>
+      <w:pPr>
+        <w:pStyle w:val="Heading2"/>
+      </w:pPr>
+      <w:r>
+        <w:t>2.</w:t>
+      </w:r>
+      <w:r>
+        <w:t>7</w:t>
+      </w:r>
+      <w:r>
+        <w:t xml:space="preserve"> </w:t>
+      </w:r>
+      <w:r>
+        <w:t>Collaboration and tools</w:t>
+      </w:r>
+    </w:p>
+    <w:p>
+      <w:pPr>
+        <w:jc w:val="both"/>
+        <w:rPr>
+          <w:rFonts w:ascii="Calibri" w:hAnsi="Calibri" w:cs="Calibri"/>
+          <w:sz w:val="22"/>
+          <w:szCs w:val="22"/>
+          <w:lang w:eastAsia="en-US"/>
+        </w:rPr>
+      </w:pPr>
+      <w:r>
+        <w:rPr>
+          <w:rFonts w:ascii="Calibri" w:hAnsi="Calibri" w:cs="Calibri"/>
+          <w:sz w:val="22"/>
+          <w:szCs w:val="22"/>
+          <w:lang w:eastAsia="en-US"/>
+        </w:rPr>
+        <w:t>Version control for design documents and documentation was done through GitHub; communication was done through Microsoft Teams/WhatsApp; designs and prototyping were done using Figma, and the report was done using Microsoft Word. The work was distributed per section and per screen, with each person doing their own branch and merging through pull requests that were verified by another person. All the decisions made during meetings were documented in the repository. Screenshots of this evidence can be seen in Section 7.</w:t>
+      </w:r>
+    </w:p>
+    <w:p>
+      <w:pPr>
+        <w:rPr>
+          <w:lang w:eastAsia="en-US"/>
+        </w:rPr>
+      </w:pPr>
     </w:p>
     <w:sectPr>
       <w:pgSz w:w="11906" w:h="16838" w:code="9"/>
@@ -3225,6 +7989,92 @@
     </w:lvl>
   </w:abstractNum>
   <w:abstractNum w:abstractNumId="2" w15:restartNumberingAfterBreak="0">
+    <w:nsid w:val="117D0BAD"/>
+    <w:multiLevelType w:val="hybridMultilevel"/>
+    <w:tmpl w:val="4A3AF7FC"/>
+    <w:lvl w:ilvl="0" w:tplc="0409000F">
+      <w:start w:val="1"/>
+      <w:numFmt w:val="decimal"/>
+      <w:lvlText w:val="%1."/>
+      <w:lvlJc w:val="left"/>
+      <w:pPr>
+        <w:ind w:left="720" w:hanging="360"/>
+      </w:pPr>
+    </w:lvl>
+    <w:lvl w:ilvl="1" w:tplc="04090019" w:tentative="1">
+      <w:start w:val="1"/>
+      <w:numFmt w:val="lowerLetter"/>
+      <w:lvlText w:val="%2."/>
+      <w:lvlJc w:val="left"/>
+      <w:pPr>
+        <w:ind w:left="1440" w:hanging="360"/>
+      </w:pPr>
+    </w:lvl>
+    <w:lvl w:ilvl="2" w:tplc="0409001B" w:tentative="1">
+      <w:start w:val="1"/>
+      <w:numFmt w:val="lowerRoman"/>
+      <w:lvlText w:val="%3."/>
+      <w:lvlJc w:val="right"/>
+      <w:pPr>
+        <w:ind w:left="2160" w:hanging="180"/>
+      </w:pPr>
+    </w:lvl>
+    <w:lvl w:ilvl="3" w:tplc="0409000F" w:tentative="1">
+      <w:start w:val="1"/>
+      <w:numFmt w:val="decimal"/>
+      <w:lvlText w:val="%4."/>
+      <w:lvlJc w:val="left"/>
+      <w:pPr>
+        <w:ind w:left="2880" w:hanging="360"/>
+      </w:pPr>
+    </w:lvl>
+    <w:lvl w:ilvl="4" w:tplc="04090019" w:tentative="1">
+      <w:start w:val="1"/>
+      <w:numFmt w:val="lowerLetter"/>
+      <w:lvlText w:val="%5."/>
+      <w:lvlJc w:val="left"/>
+      <w:pPr>
+        <w:ind w:left="3600" w:hanging="360"/>
+      </w:pPr>
+    </w:lvl>
+    <w:lvl w:ilvl="5" w:tplc="0409001B" w:tentative="1">
+      <w:start w:val="1"/>
+      <w:numFmt w:val="lowerRoman"/>
+      <w:lvlText w:val="%6."/>
+      <w:lvlJc w:val="right"/>
+      <w:pPr>
+        <w:ind w:left="4320" w:hanging="180"/>
+      </w:pPr>
+    </w:lvl>
+    <w:lvl w:ilvl="6" w:tplc="0409000F" w:tentative="1">
+      <w:start w:val="1"/>
+      <w:numFmt w:val="decimal"/>
+      <w:lvlText w:val="%7."/>
+      <w:lvlJc w:val="left"/>
+      <w:pPr>
+        <w:ind w:left="5040" w:hanging="360"/>
+      </w:pPr>
+    </w:lvl>
+    <w:lvl w:ilvl="7" w:tplc="04090019" w:tentative="1">
+      <w:start w:val="1"/>
+      <w:numFmt w:val="lowerLetter"/>
+      <w:lvlText w:val="%8."/>
+      <w:lvlJc w:val="left"/>
+      <w:pPr>
+        <w:ind w:left="5760" w:hanging="360"/>
+      </w:pPr>
+    </w:lvl>
+    <w:lvl w:ilvl="8" w:tplc="0409001B" w:tentative="1">
+      <w:start w:val="1"/>
+      <w:numFmt w:val="lowerRoman"/>
+      <w:lvlText w:val="%9."/>
+      <w:lvlJc w:val="right"/>
+      <w:pPr>
+        <w:ind w:left="6480" w:hanging="180"/>
+      </w:pPr>
+    </w:lvl>
+  </w:abstractNum>
+  <w:abstractNum w:abstractNumId="3" w15:restartNumberingAfterBreak="0">
     <w:nsid w:val="1A0E44EF"/>
     <w:multiLevelType w:val="hybridMultilevel"/>
     <w:tmpl w:val="F184EE82"/>
@@ -3313,7 +8163,7 @@
       </w:pPr>
     </w:lvl>
   </w:abstractNum>
-  <w:abstractNum w:abstractNumId="3" w15:restartNumberingAfterBreak="0">
+  <w:abstractNum w:abstractNumId="4" w15:restartNumberingAfterBreak="0">
     <w:nsid w:val="3E835C21"/>
     <w:multiLevelType w:val="multilevel"/>
     <w:tmpl w:val="5A421800"/>
@@ -3426,7 +8276,7 @@
       </w:rPr>
     </w:lvl>
   </w:abstractNum>
-  <w:abstractNum w:abstractNumId="4" w15:restartNumberingAfterBreak="0">
+  <w:abstractNum w:abstractNumId="5" w15:restartNumberingAfterBreak="0">
     <w:nsid w:val="53C86747"/>
     <w:multiLevelType w:val="multilevel"/>
     <w:tmpl w:val="5A421800"/>
@@ -3539,20 +8389,112 @@
       </w:rPr>
     </w:lvl>
   </w:abstractNum>
+  <w:abstractNum w:abstractNumId="6" w15:restartNumberingAfterBreak="0">
+    <w:nsid w:val="6627425C"/>
+    <w:multiLevelType w:val="hybridMultilevel"/>
+    <w:tmpl w:val="FD9E32EC"/>
+    <w:lvl w:ilvl="0" w:tplc="0409000F">
+      <w:start w:val="1"/>
+      <w:numFmt w:val="decimal"/>
+      <w:lvlText w:val="%1."/>
+      <w:lvlJc w:val="left"/>
+      <w:pPr>
+        <w:ind w:left="720" w:hanging="360"/>
+      </w:pPr>
+    </w:lvl>
+    <w:lvl w:ilvl="1" w:tplc="04090019" w:tentative="1">
+      <w:start w:val="1"/>
+      <w:numFmt w:val="lowerLetter"/>
+      <w:lvlText w:val="%2."/>
+      <w:lvlJc w:val="left"/>
+      <w:pPr>
+        <w:ind w:left="1440" w:hanging="360"/>
+      </w:pPr>
+    </w:lvl>
+    <w:lvl w:ilvl="2" w:tplc="0409001B" w:tentative="1">
+      <w:start w:val="1"/>
+      <w:numFmt w:val="lowerRoman"/>
+      <w:lvlText w:val="%3."/>
+      <w:lvlJc w:val="right"/>
+      <w:pPr>
+        <w:ind w:left="2160" w:hanging="180"/>
+      </w:pPr>
+    </w:lvl>
+    <w:lvl w:ilvl="3" w:tplc="0409000F" w:tentative="1">
+      <w:start w:val="1"/>
+      <w:numFmt w:val="decimal"/>
+      <w:lvlText w:val="%4."/>
+      <w:lvlJc w:val="left"/>
+      <w:pPr>
+        <w:ind w:left="2880" w:hanging="360"/>
+      </w:pPr>
+    </w:lvl>
+    <w:lvl w:ilvl="4" w:tplc="04090019" w:tentative="1">
+      <w:start w:val="1"/>
+      <w:numFmt w:val="lowerLetter"/>
+      <w:lvlText w:val="%5."/>
+      <w:lvlJc w:val="left"/>
+      <w:pPr>
+        <w:ind w:left="3600" w:hanging="360"/>
+      </w:pPr>
+    </w:lvl>
+    <w:lvl w:ilvl="5" w:tplc="0409001B" w:tentative="1">
+      <w:start w:val="1"/>
+      <w:numFmt w:val="lowerRoman"/>
+      <w:lvlText w:val="%6."/>
+      <w:lvlJc w:val="right"/>
+      <w:pPr>
+        <w:ind w:left="4320" w:hanging="180"/>
+      </w:pPr>
+    </w:lvl>
+    <w:lvl w:ilvl="6" w:tplc="0409000F" w:tentative="1">
+      <w:start w:val="1"/>
+      <w:numFmt w:val="decimal"/>
+      <w:lvlText w:val="%7."/>
+      <w:lvlJc w:val="left"/>
+      <w:pPr>
+        <w:ind w:left="5040" w:hanging="360"/>
+      </w:pPr>
+    </w:lvl>
+    <w:lvl w:ilvl="7" w:tplc="04090019" w:tentative="1">
+      <w:start w:val="1"/>
+      <w:numFmt w:val="lowerLetter"/>
+      <w:lvlText w:val="%8."/>
+      <w:lvlJc w:val="left"/>
+      <w:pPr>
+        <w:ind w:left="5760" w:hanging="360"/>
+      </w:pPr>
+    </w:lvl>
+    <w:lvl w:ilvl="8" w:tplc="0409001B" w:tentative="1">
+      <w:start w:val="1"/>
+      <w:numFmt w:val="lowerRoman"/>
+      <w:lvlText w:val="%9."/>
+      <w:lvlJc w:val="right"/>
+      <w:pPr>
+        <w:ind w:left="6480" w:hanging="180"/>
+      </w:pPr>
+    </w:lvl>
+  </w:abstractNum>
   <w:num w:numId="1" w16cid:durableId="1711684834">
-    <w:abstractNumId w:val="2"/>
+    <w:abstractNumId w:val="3"/>
   </w:num>
   <w:num w:numId="2" w16cid:durableId="337272746">
-    <w:abstractNumId w:val="3"/>
+    <w:abstractNumId w:val="4"/>
   </w:num>
   <w:num w:numId="3" w16cid:durableId="1527020014">
-    <w:abstractNumId w:val="4"/>
+    <w:abstractNumId w:val="5"/>
   </w:num>
   <w:num w:numId="4" w16cid:durableId="472334340">
     <w:abstractNumId w:val="0"/>
   </w:num>
   <w:num w:numId="5" w16cid:durableId="2042631439">
     <w:abstractNumId w:val="1"/>
+  </w:num>
+  <w:num w:numId="6" w16cid:durableId="1620719368">
+    <w:abstractNumId w:val="6"/>
+  </w:num>
+  <w:num w:numId="7" w16cid:durableId="1697000671">
+    <w:abstractNumId w:val="2"/>
   </w:num>
 </w:numbering>
 </file>
@@ -4196,6 +9138,7 @@
   <w:style w:type="character" w:default="1" w:styleId="DefaultParagraphFont">
     <w:name w:val="Default Paragraph Font"/>
     <w:uiPriority w:val="1"/>
+    <w:semiHidden/>
     <w:unhideWhenUsed/>
   </w:style>
   <w:style w:type="table" w:default="1" w:styleId="TableNormal">
@@ -4705,6 +9648,38 @@
       <w:color w:val="666666"/>
     </w:rPr>
   </w:style>
+  <w:style w:type="paragraph" w:styleId="Caption">
+    <w:name w:val="caption"/>
+    <w:basedOn w:val="Normal"/>
+    <w:next w:val="Normal"/>
+    <w:uiPriority w:val="35"/>
+    <w:unhideWhenUsed/>
+    <w:qFormat/>
+    <w:rsid w:val="003956F2"/>
+    <w:pPr>
+      <w:spacing w:after="200" w:line="240" w:lineRule="auto"/>
+    </w:pPr>
+    <w:rPr>
+      <w:i/>
+      <w:iCs/>
+      <w:color w:val="0E2841" w:themeColor="text2"/>
+      <w:sz w:val="18"/>
+      <w:szCs w:val="18"/>
+    </w:rPr>
+  </w:style>
+  <w:style w:type="paragraph" w:styleId="TOC2">
+    <w:name w:val="toc 2"/>
+    <w:basedOn w:val="Normal"/>
+    <w:next w:val="Normal"/>
+    <w:autoRedefine/>
+    <w:uiPriority w:val="39"/>
+    <w:unhideWhenUsed/>
+    <w:rsid w:val="00363BF9"/>
+    <w:pPr>
+      <w:spacing w:after="100"/>
+      <w:ind w:left="240"/>
+    </w:pPr>
+  </w:style>
 </w:styles>
 </file>
 
@@ -5024,11 +9999,71 @@
 </file>
 
 <file path=customXml/item1.xml><?xml version="1.0" encoding="utf-8"?>
-<b:Sources xmlns:b="http://schemas.openxmlformats.org/officeDocument/2006/bibliography" xmlns="http://schemas.openxmlformats.org/officeDocument/2006/bibliography" SelectedStyle="\IEEE2006OfficeOnline.xsl" StyleName="IEEE" Version="2006"/>
+<b:Sources xmlns:b="http://schemas.openxmlformats.org/officeDocument/2006/bibliography" xmlns="http://schemas.openxmlformats.org/officeDocument/2006/bibliography" SelectedStyle="\IEEE2006OfficeOnline.xsl" StyleName="IEEE" Version="2006">
+  <b:Source>
+    <b:Tag>Int19</b:Tag>
+    <b:SourceType>DocumentFromInternetSite</b:SourceType>
+    <b:Guid>{05AF88E2-490F-454A-A535-181633E6CD38}</b:Guid>
+    <b:Title>ISO 9241-210:2019 Ergonomics of human-system interaction Part 210: Human-centred design for interactive systems</b:Title>
+    <b:Year>2019</b:Year>
+    <b:Author>
+      <b:Author>
+        <b:Corporate>International Organization for Standardization</b:Corporate>
+      </b:Author>
+    </b:Author>
+    <b:YearAccessed>2026</b:YearAccessed>
+    <b:MonthAccessed>10</b:MonthAccessed>
+    <b:DayAccessed>10</b:DayAccessed>
+    <b:URL>https://www.iso.org/standard/77520.html</b:URL>
+    <b:RefOrder>1</b:RefOrder>
+  </b:Source>
+  <b:Source>
+    <b:Tag>Int18</b:Tag>
+    <b:SourceType>DocumentFromInternetSite</b:SourceType>
+    <b:Guid>{421C8406-2C60-4725-BC97-4B9F5169273E}</b:Guid>
+    <b:Author>
+      <b:Author>
+        <b:Corporate>Internation Organization of Standardization</b:Corporate>
+      </b:Author>
+    </b:Author>
+    <b:Title>ISO 9241-11:2018 Ergonomics of human-system interaction Part 11: Usability: Definitions and concepts</b:Title>
+    <b:Year>2018</b:Year>
+    <b:YearAccessed>2026</b:YearAccessed>
+    <b:MonthAccessed>10</b:MonthAccessed>
+    <b:DayAccessed>10</b:DayAccessed>
+    <b:URL>https://www.iso.org/standard/63500.html</b:URL>
+    <b:RefOrder>2</b:RefOrder>
+  </b:Source>
+  <b:Source>
+    <b:Tag>Jak24</b:Tag>
+    <b:SourceType>InternetSite</b:SourceType>
+    <b:Guid>{550D5E86-7009-42A2-9C55-E50D6B911E59}</b:Guid>
+    <b:Title>10 Usability Heuristics for User Interface Design</b:Title>
+    <b:Year>2024</b:Year>
+    <b:Month>01</b:Month>
+    <b:Day>30</b:Day>
+    <b:YearAccessed>2026</b:YearAccessed>
+    <b:MonthAccessed>10</b:MonthAccessed>
+    <b:DayAccessed>10</b:DayAccessed>
+    <b:URL>https://www.nngroup.com/articles/ten-usability-heuristics/</b:URL>
+    <b:Author>
+      <b:Author>
+        <b:NameList>
+          <b:Person>
+            <b:Last>Nielsen</b:Last>
+            <b:First>Jakob</b:First>
+          </b:Person>
+        </b:NameList>
+      </b:Author>
+    </b:Author>
+    <b:ProductionCompany>NNGroup</b:ProductionCompany>
+    <b:RefOrder>3</b:RefOrder>
+  </b:Source>
+</b:Sources>
 </file>
 
 <file path=customXml/itemProps1.xml><?xml version="1.0" encoding="utf-8"?>
-<ds:datastoreItem xmlns:ds="http://schemas.openxmlformats.org/officeDocument/2006/customXml" ds:itemID="{FE760130-78AB-427D-8C32-CF666566343A}">
+<ds:datastoreItem xmlns:ds="http://schemas.openxmlformats.org/officeDocument/2006/customXml" ds:itemID="{D89FAE53-5CFA-4F72-8FD9-693F6E90288C}">
   <ds:schemaRefs>
     <ds:schemaRef ds:uri="http://schemas.openxmlformats.org/officeDocument/2006/bibliography"/>
   </ds:schemaRefs>

--- a/Report/Assignment 03 - Melbourne_14.docx
+++ b/Report/Assignment 03 - Melbourne_14.docx
@@ -16591,6 +16591,1220 @@
         <w:t>, therefore our minimum acceptable result is set at ≥ 68.</w:t>
       </w:r>
     </w:p>
+    <w:tbl>
+      <w:tblPr>
+        <w:tblStyle w:val="PlainTable1"/>
+        <w:tblW w:w="8995" w:type="dxa"/>
+        <w:tblLook w:val="04A0" w:firstRow="1" w:lastRow="0" w:firstColumn="1" w:lastColumn="0" w:noHBand="0" w:noVBand="1"/>
+      </w:tblPr>
+      <w:tblGrid>
+        <w:gridCol w:w="1798"/>
+        <w:gridCol w:w="1791"/>
+        <w:gridCol w:w="1446"/>
+        <w:gridCol w:w="1530"/>
+        <w:gridCol w:w="1440"/>
+        <w:gridCol w:w="990"/>
+      </w:tblGrid>
+      <w:tr>
+        <w:trPr>
+          <w:cnfStyle w:val="100000000000" w:firstRow="1" w:lastRow="0" w:firstColumn="0" w:lastColumn="0" w:oddVBand="0" w:evenVBand="0" w:oddHBand="0" w:evenHBand="0" w:firstRowFirstColumn="0" w:firstRowLastColumn="0" w:lastRowFirstColumn="0" w:lastRowLastColumn="0"/>
+          <w:trHeight w:val="520"/>
+        </w:trPr>
+        <w:tc>
+          <w:tcPr>
+            <w:cnfStyle w:val="001000000000" w:firstRow="0" w:lastRow="0" w:firstColumn="1" w:lastColumn="0" w:oddVBand="0" w:evenVBand="0" w:oddHBand="0" w:evenHBand="0" w:firstRowFirstColumn="0" w:firstRowLastColumn="0" w:lastRowFirstColumn="0" w:lastRowLastColumn="0"/>
+            <w:tcW w:w="1798" w:type="dxa"/>
+            <w:hideMark/>
+          </w:tcPr>
+          <w:p>
+            <w:pPr>
+              <w:spacing w:line="240" w:lineRule="auto"/>
+              <w:jc w:val="center"/>
+              <w:rPr>
+                <w:rFonts w:ascii="Arial" w:eastAsia="Times New Roman" w:hAnsi="Arial" w:cs="Arial"/>
+                <w:sz w:val="20"/>
+                <w:szCs w:val="20"/>
+                <w:lang w:eastAsia="en-US"/>
+              </w:rPr>
+            </w:pPr>
+            <w:r>
+              <w:rPr>
+                <w:rFonts w:ascii="Arial" w:eastAsia="Times New Roman" w:hAnsi="Arial" w:cs="Arial"/>
+                <w:sz w:val="20"/>
+                <w:szCs w:val="20"/>
+                <w:lang w:eastAsia="en-US"/>
+              </w:rPr>
+              <w:t>Task</w:t>
+            </w:r>
+          </w:p>
+        </w:tc>
+        <w:tc>
+          <w:tcPr>
+            <w:tcW w:w="1791" w:type="dxa"/>
+            <w:hideMark/>
+          </w:tcPr>
+          <w:p>
+            <w:pPr>
+              <w:spacing w:line="240" w:lineRule="auto"/>
+              <w:jc w:val="center"/>
+              <w:cnfStyle w:val="100000000000" w:firstRow="1" w:lastRow="0" w:firstColumn="0" w:lastColumn="0" w:oddVBand="0" w:evenVBand="0" w:oddHBand="0" w:evenHBand="0" w:firstRowFirstColumn="0" w:firstRowLastColumn="0" w:lastRowFirstColumn="0" w:lastRowLastColumn="0"/>
+              <w:rPr>
+                <w:rFonts w:ascii="Arial" w:eastAsia="Times New Roman" w:hAnsi="Arial" w:cs="Arial"/>
+                <w:sz w:val="20"/>
+                <w:szCs w:val="20"/>
+                <w:lang w:eastAsia="en-US"/>
+              </w:rPr>
+            </w:pPr>
+            <w:r>
+              <w:rPr>
+                <w:rFonts w:ascii="Arial" w:eastAsia="Times New Roman" w:hAnsi="Arial" w:cs="Arial"/>
+                <w:sz w:val="20"/>
+                <w:szCs w:val="20"/>
+                <w:lang w:eastAsia="en-US"/>
+              </w:rPr>
+              <w:t xml:space="preserve">A2 time </w:t>
+            </w:r>
+            <w:r>
+              <w:rPr>
+                <w:rFonts w:ascii="Arial" w:eastAsia="Times New Roman" w:hAnsi="Arial" w:cs="Arial"/>
+                <w:sz w:val="20"/>
+                <w:szCs w:val="20"/>
+                <w:lang w:eastAsia="en-US"/>
+              </w:rPr>
+              <w:t>-</w:t>
+            </w:r>
+            <w:r>
+              <w:rPr>
+                <w:rFonts w:ascii="Arial" w:eastAsia="Times New Roman" w:hAnsi="Arial" w:cs="Arial"/>
+                <w:sz w:val="20"/>
+                <w:szCs w:val="20"/>
+                <w:lang w:eastAsia="en-US"/>
+              </w:rPr>
+              <w:t xml:space="preserve"> target</w:t>
+            </w:r>
+          </w:p>
+        </w:tc>
+        <w:tc>
+          <w:tcPr>
+            <w:tcW w:w="1446" w:type="dxa"/>
+            <w:hideMark/>
+          </w:tcPr>
+          <w:p>
+            <w:pPr>
+              <w:spacing w:line="240" w:lineRule="auto"/>
+              <w:jc w:val="center"/>
+              <w:cnfStyle w:val="100000000000" w:firstRow="1" w:lastRow="0" w:firstColumn="0" w:lastColumn="0" w:oddVBand="0" w:evenVBand="0" w:oddHBand="0" w:evenHBand="0" w:firstRowFirstColumn="0" w:firstRowLastColumn="0" w:lastRowFirstColumn="0" w:lastRowLastColumn="0"/>
+              <w:rPr>
+                <w:rFonts w:ascii="Arial" w:eastAsia="Times New Roman" w:hAnsi="Arial" w:cs="Arial"/>
+                <w:sz w:val="20"/>
+                <w:szCs w:val="20"/>
+                <w:lang w:eastAsia="en-US"/>
+              </w:rPr>
+            </w:pPr>
+            <w:r>
+              <w:rPr>
+                <w:rFonts w:ascii="Arial" w:eastAsia="Times New Roman" w:hAnsi="Arial" w:cs="Arial"/>
+                <w:sz w:val="20"/>
+                <w:szCs w:val="20"/>
+                <w:lang w:eastAsia="en-US"/>
+              </w:rPr>
+              <w:t>Time (s)</w:t>
+            </w:r>
+          </w:p>
+        </w:tc>
+        <w:tc>
+          <w:tcPr>
+            <w:tcW w:w="1530" w:type="dxa"/>
+            <w:hideMark/>
+          </w:tcPr>
+          <w:p>
+            <w:pPr>
+              <w:spacing w:line="240" w:lineRule="auto"/>
+              <w:jc w:val="center"/>
+              <w:cnfStyle w:val="100000000000" w:firstRow="1" w:lastRow="0" w:firstColumn="0" w:lastColumn="0" w:oddVBand="0" w:evenVBand="0" w:oddHBand="0" w:evenHBand="0" w:firstRowFirstColumn="0" w:firstRowLastColumn="0" w:lastRowFirstColumn="0" w:lastRowLastColumn="0"/>
+              <w:rPr>
+                <w:rFonts w:ascii="Arial" w:eastAsia="Times New Roman" w:hAnsi="Arial" w:cs="Arial"/>
+                <w:sz w:val="20"/>
+                <w:szCs w:val="20"/>
+                <w:lang w:eastAsia="en-US"/>
+              </w:rPr>
+            </w:pPr>
+            <w:r>
+              <w:rPr>
+                <w:rFonts w:ascii="Arial" w:eastAsia="Times New Roman" w:hAnsi="Arial" w:cs="Arial"/>
+                <w:sz w:val="20"/>
+                <w:szCs w:val="20"/>
+                <w:lang w:eastAsia="en-US"/>
+              </w:rPr>
+              <w:t>Errors</w:t>
+            </w:r>
+          </w:p>
+        </w:tc>
+        <w:tc>
+          <w:tcPr>
+            <w:tcW w:w="1440" w:type="dxa"/>
+            <w:hideMark/>
+          </w:tcPr>
+          <w:p>
+            <w:pPr>
+              <w:spacing w:line="240" w:lineRule="auto"/>
+              <w:jc w:val="center"/>
+              <w:cnfStyle w:val="100000000000" w:firstRow="1" w:lastRow="0" w:firstColumn="0" w:lastColumn="0" w:oddVBand="0" w:evenVBand="0" w:oddHBand="0" w:evenHBand="0" w:firstRowFirstColumn="0" w:firstRowLastColumn="0" w:lastRowFirstColumn="0" w:lastRowLastColumn="0"/>
+              <w:rPr>
+                <w:rFonts w:ascii="Arial" w:eastAsia="Times New Roman" w:hAnsi="Arial" w:cs="Arial"/>
+                <w:sz w:val="20"/>
+                <w:szCs w:val="20"/>
+                <w:lang w:eastAsia="en-US"/>
+              </w:rPr>
+            </w:pPr>
+            <w:r>
+              <w:rPr>
+                <w:rFonts w:ascii="Arial" w:eastAsia="Times New Roman" w:hAnsi="Arial" w:cs="Arial"/>
+                <w:sz w:val="20"/>
+                <w:szCs w:val="20"/>
+                <w:lang w:eastAsia="en-US"/>
+              </w:rPr>
+              <w:t>Assistance</w:t>
+            </w:r>
+          </w:p>
+        </w:tc>
+        <w:tc>
+          <w:tcPr>
+            <w:tcW w:w="990" w:type="dxa"/>
+            <w:hideMark/>
+          </w:tcPr>
+          <w:p>
+            <w:pPr>
+              <w:spacing w:line="240" w:lineRule="auto"/>
+              <w:jc w:val="center"/>
+              <w:cnfStyle w:val="100000000000" w:firstRow="1" w:lastRow="0" w:firstColumn="0" w:lastColumn="0" w:oddVBand="0" w:evenVBand="0" w:oddHBand="0" w:evenHBand="0" w:firstRowFirstColumn="0" w:firstRowLastColumn="0" w:lastRowFirstColumn="0" w:lastRowLastColumn="0"/>
+              <w:rPr>
+                <w:rFonts w:ascii="Arial" w:eastAsia="Times New Roman" w:hAnsi="Arial" w:cs="Arial"/>
+                <w:sz w:val="20"/>
+                <w:szCs w:val="20"/>
+                <w:lang w:eastAsia="en-US"/>
+              </w:rPr>
+            </w:pPr>
+            <w:r>
+              <w:rPr>
+                <w:rFonts w:ascii="Arial" w:eastAsia="Times New Roman" w:hAnsi="Arial" w:cs="Arial"/>
+                <w:sz w:val="20"/>
+                <w:szCs w:val="20"/>
+                <w:lang w:eastAsia="en-US"/>
+              </w:rPr>
+              <w:t>Ease (1–5)</w:t>
+            </w:r>
+          </w:p>
+        </w:tc>
+      </w:tr>
+      <w:tr>
+        <w:trPr>
+          <w:cnfStyle w:val="000000100000" w:firstRow="0" w:lastRow="0" w:firstColumn="0" w:lastColumn="0" w:oddVBand="0" w:evenVBand="0" w:oddHBand="1" w:evenHBand="0" w:firstRowFirstColumn="0" w:firstRowLastColumn="0" w:lastRowFirstColumn="0" w:lastRowLastColumn="0"/>
+          <w:trHeight w:val="500"/>
+        </w:trPr>
+        <w:tc>
+          <w:tcPr>
+            <w:cnfStyle w:val="001000000000" w:firstRow="0" w:lastRow="0" w:firstColumn="1" w:lastColumn="0" w:oddVBand="0" w:evenVBand="0" w:oddHBand="0" w:evenHBand="0" w:firstRowFirstColumn="0" w:firstRowLastColumn="0" w:lastRowFirstColumn="0" w:lastRowLastColumn="0"/>
+            <w:tcW w:w="1798" w:type="dxa"/>
+            <w:hideMark/>
+          </w:tcPr>
+          <w:p>
+            <w:pPr>
+              <w:spacing w:line="240" w:lineRule="auto"/>
+              <w:rPr>
+                <w:rFonts w:ascii="Arial" w:eastAsia="Times New Roman" w:hAnsi="Arial" w:cs="Arial"/>
+                <w:sz w:val="20"/>
+                <w:szCs w:val="20"/>
+                <w:lang w:eastAsia="en-US"/>
+              </w:rPr>
+            </w:pPr>
+            <w:r>
+              <w:rPr>
+                <w:rFonts w:ascii="Arial" w:eastAsia="Times New Roman" w:hAnsi="Arial" w:cs="Arial"/>
+                <w:sz w:val="20"/>
+                <w:szCs w:val="20"/>
+                <w:lang w:eastAsia="en-US"/>
+              </w:rPr>
+              <w:t>Search</w:t>
+            </w:r>
+          </w:p>
+        </w:tc>
+        <w:tc>
+          <w:tcPr>
+            <w:tcW w:w="1791" w:type="dxa"/>
+            <w:hideMark/>
+          </w:tcPr>
+          <w:p>
+            <w:pPr>
+              <w:spacing w:line="240" w:lineRule="auto"/>
+              <w:jc w:val="center"/>
+              <w:cnfStyle w:val="000000100000" w:firstRow="0" w:lastRow="0" w:firstColumn="0" w:lastColumn="0" w:oddVBand="0" w:evenVBand="0" w:oddHBand="1" w:evenHBand="0" w:firstRowFirstColumn="0" w:firstRowLastColumn="0" w:lastRowFirstColumn="0" w:lastRowLastColumn="0"/>
+              <w:rPr>
+                <w:rFonts w:ascii="Arial" w:eastAsia="Times New Roman" w:hAnsi="Arial" w:cs="Arial"/>
+                <w:sz w:val="20"/>
+                <w:szCs w:val="20"/>
+                <w:lang w:eastAsia="en-US"/>
+              </w:rPr>
+            </w:pPr>
+            <w:r>
+              <w:rPr>
+                <w:rFonts w:ascii="Arial" w:eastAsia="Times New Roman" w:hAnsi="Arial" w:cs="Arial"/>
+                <w:sz w:val="20"/>
+                <w:szCs w:val="20"/>
+                <w:lang w:eastAsia="en-US"/>
+              </w:rPr>
+              <w:t xml:space="preserve">12.4 s </w:t>
+            </w:r>
+            <w:r>
+              <w:rPr>
+                <w:rFonts w:ascii="Arial" w:eastAsia="Times New Roman" w:hAnsi="Arial" w:cs="Arial"/>
+                <w:sz w:val="20"/>
+                <w:szCs w:val="20"/>
+                <w:lang w:eastAsia="en-US"/>
+              </w:rPr>
+              <w:t>-</w:t>
+            </w:r>
+            <w:r>
+              <w:rPr>
+                <w:rFonts w:ascii="Arial" w:eastAsia="Times New Roman" w:hAnsi="Arial" w:cs="Arial"/>
+                <w:sz w:val="20"/>
+                <w:szCs w:val="20"/>
+                <w:lang w:eastAsia="en-US"/>
+              </w:rPr>
+              <w:t xml:space="preserve"> ≤ 10.0 s</w:t>
+            </w:r>
+          </w:p>
+        </w:tc>
+        <w:tc>
+          <w:tcPr>
+            <w:tcW w:w="1446" w:type="dxa"/>
+            <w:hideMark/>
+          </w:tcPr>
+          <w:p>
+            <w:pPr>
+              <w:spacing w:line="240" w:lineRule="auto"/>
+              <w:jc w:val="center"/>
+              <w:cnfStyle w:val="000000100000" w:firstRow="0" w:lastRow="0" w:firstColumn="0" w:lastColumn="0" w:oddVBand="0" w:evenVBand="0" w:oddHBand="1" w:evenHBand="0" w:firstRowFirstColumn="0" w:firstRowLastColumn="0" w:lastRowFirstColumn="0" w:lastRowLastColumn="0"/>
+              <w:rPr>
+                <w:rFonts w:ascii="Arial" w:eastAsia="Times New Roman" w:hAnsi="Arial" w:cs="Arial"/>
+                <w:sz w:val="20"/>
+                <w:szCs w:val="20"/>
+                <w:lang w:eastAsia="en-US"/>
+              </w:rPr>
+            </w:pPr>
+            <w:r>
+              <w:rPr>
+                <w:rFonts w:ascii="Arial" w:eastAsia="Times New Roman" w:hAnsi="Arial" w:cs="Arial"/>
+                <w:sz w:val="20"/>
+                <w:szCs w:val="20"/>
+                <w:lang w:eastAsia="en-US"/>
+              </w:rPr>
+              <w:t>3.2</w:t>
+            </w:r>
+          </w:p>
+        </w:tc>
+        <w:tc>
+          <w:tcPr>
+            <w:tcW w:w="1530" w:type="dxa"/>
+            <w:hideMark/>
+          </w:tcPr>
+          <w:p>
+            <w:pPr>
+              <w:spacing w:line="240" w:lineRule="auto"/>
+              <w:jc w:val="center"/>
+              <w:cnfStyle w:val="000000100000" w:firstRow="0" w:lastRow="0" w:firstColumn="0" w:lastColumn="0" w:oddVBand="0" w:evenVBand="0" w:oddHBand="1" w:evenHBand="0" w:firstRowFirstColumn="0" w:firstRowLastColumn="0" w:lastRowFirstColumn="0" w:lastRowLastColumn="0"/>
+              <w:rPr>
+                <w:rFonts w:ascii="Arial" w:eastAsia="Times New Roman" w:hAnsi="Arial" w:cs="Arial"/>
+                <w:sz w:val="20"/>
+                <w:szCs w:val="20"/>
+                <w:lang w:eastAsia="en-US"/>
+              </w:rPr>
+            </w:pPr>
+            <w:r>
+              <w:rPr>
+                <w:rFonts w:ascii="Arial" w:eastAsia="Times New Roman" w:hAnsi="Arial" w:cs="Arial"/>
+                <w:sz w:val="20"/>
+                <w:szCs w:val="20"/>
+                <w:lang w:eastAsia="en-US"/>
+              </w:rPr>
+              <w:t>0</w:t>
+            </w:r>
+          </w:p>
+        </w:tc>
+        <w:tc>
+          <w:tcPr>
+            <w:tcW w:w="1440" w:type="dxa"/>
+            <w:hideMark/>
+          </w:tcPr>
+          <w:p>
+            <w:pPr>
+              <w:spacing w:line="240" w:lineRule="auto"/>
+              <w:jc w:val="center"/>
+              <w:cnfStyle w:val="000000100000" w:firstRow="0" w:lastRow="0" w:firstColumn="0" w:lastColumn="0" w:oddVBand="0" w:evenVBand="0" w:oddHBand="1" w:evenHBand="0" w:firstRowFirstColumn="0" w:firstRowLastColumn="0" w:lastRowFirstColumn="0" w:lastRowLastColumn="0"/>
+              <w:rPr>
+                <w:rFonts w:ascii="Arial" w:eastAsia="Times New Roman" w:hAnsi="Arial" w:cs="Arial"/>
+                <w:sz w:val="20"/>
+                <w:szCs w:val="20"/>
+                <w:lang w:eastAsia="en-US"/>
+              </w:rPr>
+            </w:pPr>
+            <w:r>
+              <w:rPr>
+                <w:rFonts w:ascii="Arial" w:eastAsia="Times New Roman" w:hAnsi="Arial" w:cs="Arial"/>
+                <w:sz w:val="20"/>
+                <w:szCs w:val="20"/>
+                <w:lang w:eastAsia="en-US"/>
+              </w:rPr>
+              <w:t>0%</w:t>
+            </w:r>
+          </w:p>
+        </w:tc>
+        <w:tc>
+          <w:tcPr>
+            <w:tcW w:w="990" w:type="dxa"/>
+            <w:hideMark/>
+          </w:tcPr>
+          <w:p>
+            <w:pPr>
+              <w:spacing w:line="240" w:lineRule="auto"/>
+              <w:jc w:val="center"/>
+              <w:cnfStyle w:val="000000100000" w:firstRow="0" w:lastRow="0" w:firstColumn="0" w:lastColumn="0" w:oddVBand="0" w:evenVBand="0" w:oddHBand="1" w:evenHBand="0" w:firstRowFirstColumn="0" w:firstRowLastColumn="0" w:lastRowFirstColumn="0" w:lastRowLastColumn="0"/>
+              <w:rPr>
+                <w:rFonts w:ascii="Arial" w:eastAsia="Times New Roman" w:hAnsi="Arial" w:cs="Arial"/>
+                <w:sz w:val="20"/>
+                <w:szCs w:val="20"/>
+                <w:lang w:eastAsia="en-US"/>
+              </w:rPr>
+            </w:pPr>
+            <w:r>
+              <w:rPr>
+                <w:rFonts w:ascii="Arial" w:eastAsia="Times New Roman" w:hAnsi="Arial" w:cs="Arial"/>
+                <w:sz w:val="20"/>
+                <w:szCs w:val="20"/>
+                <w:lang w:eastAsia="en-US"/>
+              </w:rPr>
+              <w:t>5.0</w:t>
+            </w:r>
+          </w:p>
+        </w:tc>
+      </w:tr>
+      <w:tr>
+        <w:trPr>
+          <w:trHeight w:val="500"/>
+        </w:trPr>
+        <w:tc>
+          <w:tcPr>
+            <w:cnfStyle w:val="001000000000" w:firstRow="0" w:lastRow="0" w:firstColumn="1" w:lastColumn="0" w:oddVBand="0" w:evenVBand="0" w:oddHBand="0" w:evenHBand="0" w:firstRowFirstColumn="0" w:firstRowLastColumn="0" w:lastRowFirstColumn="0" w:lastRowLastColumn="0"/>
+            <w:tcW w:w="1798" w:type="dxa"/>
+            <w:hideMark/>
+          </w:tcPr>
+          <w:p>
+            <w:pPr>
+              <w:spacing w:line="240" w:lineRule="auto"/>
+              <w:rPr>
+                <w:rFonts w:ascii="Arial" w:eastAsia="Times New Roman" w:hAnsi="Arial" w:cs="Arial"/>
+                <w:sz w:val="20"/>
+                <w:szCs w:val="20"/>
+                <w:lang w:eastAsia="en-US"/>
+              </w:rPr>
+            </w:pPr>
+            <w:r>
+              <w:rPr>
+                <w:rFonts w:ascii="Arial" w:eastAsia="Times New Roman" w:hAnsi="Arial" w:cs="Arial"/>
+                <w:sz w:val="20"/>
+                <w:szCs w:val="20"/>
+                <w:lang w:eastAsia="en-US"/>
+              </w:rPr>
+              <w:t>Buy</w:t>
+            </w:r>
+          </w:p>
+        </w:tc>
+        <w:tc>
+          <w:tcPr>
+            <w:tcW w:w="1791" w:type="dxa"/>
+            <w:hideMark/>
+          </w:tcPr>
+          <w:p>
+            <w:pPr>
+              <w:spacing w:line="240" w:lineRule="auto"/>
+              <w:jc w:val="center"/>
+              <w:cnfStyle w:val="000000000000" w:firstRow="0" w:lastRow="0" w:firstColumn="0" w:lastColumn="0" w:oddVBand="0" w:evenVBand="0" w:oddHBand="0" w:evenHBand="0" w:firstRowFirstColumn="0" w:firstRowLastColumn="0" w:lastRowFirstColumn="0" w:lastRowLastColumn="0"/>
+              <w:rPr>
+                <w:rFonts w:ascii="Arial" w:eastAsia="Times New Roman" w:hAnsi="Arial" w:cs="Arial"/>
+                <w:sz w:val="20"/>
+                <w:szCs w:val="20"/>
+                <w:lang w:eastAsia="en-US"/>
+              </w:rPr>
+            </w:pPr>
+            <w:r>
+              <w:rPr>
+                <w:rFonts w:ascii="Arial" w:eastAsia="Times New Roman" w:hAnsi="Arial" w:cs="Arial"/>
+                <w:sz w:val="20"/>
+                <w:szCs w:val="20"/>
+                <w:lang w:eastAsia="en-US"/>
+              </w:rPr>
+              <w:t xml:space="preserve">69.4 s </w:t>
+            </w:r>
+            <w:r>
+              <w:rPr>
+                <w:rFonts w:ascii="Arial" w:eastAsia="Times New Roman" w:hAnsi="Arial" w:cs="Arial"/>
+                <w:sz w:val="20"/>
+                <w:szCs w:val="20"/>
+                <w:lang w:eastAsia="en-US"/>
+              </w:rPr>
+              <w:t>-</w:t>
+            </w:r>
+            <w:r>
+              <w:rPr>
+                <w:rFonts w:ascii="Arial" w:eastAsia="Times New Roman" w:hAnsi="Arial" w:cs="Arial"/>
+                <w:sz w:val="20"/>
+                <w:szCs w:val="20"/>
+                <w:lang w:eastAsia="en-US"/>
+              </w:rPr>
+              <w:t xml:space="preserve"> ≤ 45.0 s</w:t>
+            </w:r>
+          </w:p>
+        </w:tc>
+        <w:tc>
+          <w:tcPr>
+            <w:tcW w:w="1446" w:type="dxa"/>
+            <w:hideMark/>
+          </w:tcPr>
+          <w:p>
+            <w:pPr>
+              <w:spacing w:line="240" w:lineRule="auto"/>
+              <w:jc w:val="center"/>
+              <w:cnfStyle w:val="000000000000" w:firstRow="0" w:lastRow="0" w:firstColumn="0" w:lastColumn="0" w:oddVBand="0" w:evenVBand="0" w:oddHBand="0" w:evenHBand="0" w:firstRowFirstColumn="0" w:firstRowLastColumn="0" w:lastRowFirstColumn="0" w:lastRowLastColumn="0"/>
+              <w:rPr>
+                <w:rFonts w:ascii="Arial" w:eastAsia="Times New Roman" w:hAnsi="Arial" w:cs="Arial"/>
+                <w:sz w:val="20"/>
+                <w:szCs w:val="20"/>
+                <w:lang w:eastAsia="en-US"/>
+              </w:rPr>
+            </w:pPr>
+            <w:r>
+              <w:rPr>
+                <w:rFonts w:ascii="Arial" w:eastAsia="Times New Roman" w:hAnsi="Arial" w:cs="Arial"/>
+                <w:sz w:val="20"/>
+                <w:szCs w:val="20"/>
+                <w:lang w:eastAsia="en-US"/>
+              </w:rPr>
+              <w:t>29.6</w:t>
+            </w:r>
+          </w:p>
+        </w:tc>
+        <w:tc>
+          <w:tcPr>
+            <w:tcW w:w="1530" w:type="dxa"/>
+            <w:hideMark/>
+          </w:tcPr>
+          <w:p>
+            <w:pPr>
+              <w:spacing w:line="240" w:lineRule="auto"/>
+              <w:jc w:val="center"/>
+              <w:cnfStyle w:val="000000000000" w:firstRow="0" w:lastRow="0" w:firstColumn="0" w:lastColumn="0" w:oddVBand="0" w:evenVBand="0" w:oddHBand="0" w:evenHBand="0" w:firstRowFirstColumn="0" w:firstRowLastColumn="0" w:lastRowFirstColumn="0" w:lastRowLastColumn="0"/>
+              <w:rPr>
+                <w:rFonts w:ascii="Arial" w:eastAsia="Times New Roman" w:hAnsi="Arial" w:cs="Arial"/>
+                <w:sz w:val="20"/>
+                <w:szCs w:val="20"/>
+                <w:lang w:eastAsia="en-US"/>
+              </w:rPr>
+            </w:pPr>
+            <w:r>
+              <w:rPr>
+                <w:rFonts w:ascii="Arial" w:eastAsia="Times New Roman" w:hAnsi="Arial" w:cs="Arial"/>
+                <w:sz w:val="20"/>
+                <w:szCs w:val="20"/>
+                <w:lang w:eastAsia="en-US"/>
+              </w:rPr>
+              <w:t>5</w:t>
+            </w:r>
+          </w:p>
+        </w:tc>
+        <w:tc>
+          <w:tcPr>
+            <w:tcW w:w="1440" w:type="dxa"/>
+            <w:hideMark/>
+          </w:tcPr>
+          <w:p>
+            <w:pPr>
+              <w:spacing w:line="240" w:lineRule="auto"/>
+              <w:jc w:val="center"/>
+              <w:cnfStyle w:val="000000000000" w:firstRow="0" w:lastRow="0" w:firstColumn="0" w:lastColumn="0" w:oddVBand="0" w:evenVBand="0" w:oddHBand="0" w:evenHBand="0" w:firstRowFirstColumn="0" w:firstRowLastColumn="0" w:lastRowFirstColumn="0" w:lastRowLastColumn="0"/>
+              <w:rPr>
+                <w:rFonts w:ascii="Arial" w:eastAsia="Times New Roman" w:hAnsi="Arial" w:cs="Arial"/>
+                <w:sz w:val="20"/>
+                <w:szCs w:val="20"/>
+                <w:lang w:eastAsia="en-US"/>
+              </w:rPr>
+            </w:pPr>
+            <w:r>
+              <w:rPr>
+                <w:rFonts w:ascii="Arial" w:eastAsia="Times New Roman" w:hAnsi="Arial" w:cs="Arial"/>
+                <w:sz w:val="20"/>
+                <w:szCs w:val="20"/>
+                <w:lang w:eastAsia="en-US"/>
+              </w:rPr>
+              <w:t>40%</w:t>
+            </w:r>
+          </w:p>
+        </w:tc>
+        <w:tc>
+          <w:tcPr>
+            <w:tcW w:w="990" w:type="dxa"/>
+            <w:hideMark/>
+          </w:tcPr>
+          <w:p>
+            <w:pPr>
+              <w:spacing w:line="240" w:lineRule="auto"/>
+              <w:jc w:val="center"/>
+              <w:cnfStyle w:val="000000000000" w:firstRow="0" w:lastRow="0" w:firstColumn="0" w:lastColumn="0" w:oddVBand="0" w:evenVBand="0" w:oddHBand="0" w:evenHBand="0" w:firstRowFirstColumn="0" w:firstRowLastColumn="0" w:lastRowFirstColumn="0" w:lastRowLastColumn="0"/>
+              <w:rPr>
+                <w:rFonts w:ascii="Arial" w:eastAsia="Times New Roman" w:hAnsi="Arial" w:cs="Arial"/>
+                <w:sz w:val="20"/>
+                <w:szCs w:val="20"/>
+                <w:lang w:eastAsia="en-US"/>
+              </w:rPr>
+            </w:pPr>
+            <w:r>
+              <w:rPr>
+                <w:rFonts w:ascii="Arial" w:eastAsia="Times New Roman" w:hAnsi="Arial" w:cs="Arial"/>
+                <w:sz w:val="20"/>
+                <w:szCs w:val="20"/>
+                <w:lang w:eastAsia="en-US"/>
+              </w:rPr>
+              <w:t>4.6</w:t>
+            </w:r>
+          </w:p>
+        </w:tc>
+      </w:tr>
+      <w:tr>
+        <w:trPr>
+          <w:cnfStyle w:val="000000100000" w:firstRow="0" w:lastRow="0" w:firstColumn="0" w:lastColumn="0" w:oddVBand="0" w:evenVBand="0" w:oddHBand="1" w:evenHBand="0" w:firstRowFirstColumn="0" w:firstRowLastColumn="0" w:lastRowFirstColumn="0" w:lastRowLastColumn="0"/>
+          <w:trHeight w:val="500"/>
+        </w:trPr>
+        <w:tc>
+          <w:tcPr>
+            <w:cnfStyle w:val="001000000000" w:firstRow="0" w:lastRow="0" w:firstColumn="1" w:lastColumn="0" w:oddVBand="0" w:evenVBand="0" w:oddHBand="0" w:evenHBand="0" w:firstRowFirstColumn="0" w:firstRowLastColumn="0" w:lastRowFirstColumn="0" w:lastRowLastColumn="0"/>
+            <w:tcW w:w="1798" w:type="dxa"/>
+            <w:hideMark/>
+          </w:tcPr>
+          <w:p>
+            <w:pPr>
+              <w:spacing w:line="240" w:lineRule="auto"/>
+              <w:rPr>
+                <w:rFonts w:ascii="Arial" w:eastAsia="Times New Roman" w:hAnsi="Arial" w:cs="Arial"/>
+                <w:sz w:val="20"/>
+                <w:szCs w:val="20"/>
+                <w:lang w:eastAsia="en-US"/>
+              </w:rPr>
+            </w:pPr>
+            <w:r>
+              <w:rPr>
+                <w:rFonts w:ascii="Arial" w:eastAsia="Times New Roman" w:hAnsi="Arial" w:cs="Arial"/>
+                <w:sz w:val="20"/>
+                <w:szCs w:val="20"/>
+                <w:lang w:eastAsia="en-US"/>
+              </w:rPr>
+              <w:t>Sell</w:t>
+            </w:r>
+          </w:p>
+        </w:tc>
+        <w:tc>
+          <w:tcPr>
+            <w:tcW w:w="1791" w:type="dxa"/>
+            <w:hideMark/>
+          </w:tcPr>
+          <w:p>
+            <w:pPr>
+              <w:spacing w:line="240" w:lineRule="auto"/>
+              <w:jc w:val="center"/>
+              <w:cnfStyle w:val="000000100000" w:firstRow="0" w:lastRow="0" w:firstColumn="0" w:lastColumn="0" w:oddVBand="0" w:evenVBand="0" w:oddHBand="1" w:evenHBand="0" w:firstRowFirstColumn="0" w:firstRowLastColumn="0" w:lastRowFirstColumn="0" w:lastRowLastColumn="0"/>
+              <w:rPr>
+                <w:rFonts w:ascii="Arial" w:eastAsia="Times New Roman" w:hAnsi="Arial" w:cs="Arial"/>
+                <w:sz w:val="20"/>
+                <w:szCs w:val="20"/>
+                <w:lang w:eastAsia="en-US"/>
+              </w:rPr>
+            </w:pPr>
+            <w:r>
+              <w:rPr>
+                <w:rFonts w:ascii="Arial" w:eastAsia="Times New Roman" w:hAnsi="Arial" w:cs="Arial"/>
+                <w:sz w:val="20"/>
+                <w:szCs w:val="20"/>
+                <w:lang w:eastAsia="en-US"/>
+              </w:rPr>
+              <w:t xml:space="preserve">72.0 s </w:t>
+            </w:r>
+            <w:r>
+              <w:rPr>
+                <w:rFonts w:ascii="Arial" w:eastAsia="Times New Roman" w:hAnsi="Arial" w:cs="Arial"/>
+                <w:sz w:val="20"/>
+                <w:szCs w:val="20"/>
+                <w:lang w:eastAsia="en-US"/>
+              </w:rPr>
+              <w:t>-</w:t>
+            </w:r>
+            <w:r>
+              <w:rPr>
+                <w:rFonts w:ascii="Arial" w:eastAsia="Times New Roman" w:hAnsi="Arial" w:cs="Arial"/>
+                <w:sz w:val="20"/>
+                <w:szCs w:val="20"/>
+                <w:lang w:eastAsia="en-US"/>
+              </w:rPr>
+              <w:t xml:space="preserve"> ≤ 45.0 s</w:t>
+            </w:r>
+          </w:p>
+        </w:tc>
+        <w:tc>
+          <w:tcPr>
+            <w:tcW w:w="1446" w:type="dxa"/>
+            <w:hideMark/>
+          </w:tcPr>
+          <w:p>
+            <w:pPr>
+              <w:spacing w:line="240" w:lineRule="auto"/>
+              <w:jc w:val="center"/>
+              <w:cnfStyle w:val="000000100000" w:firstRow="0" w:lastRow="0" w:firstColumn="0" w:lastColumn="0" w:oddVBand="0" w:evenVBand="0" w:oddHBand="1" w:evenHBand="0" w:firstRowFirstColumn="0" w:firstRowLastColumn="0" w:lastRowFirstColumn="0" w:lastRowLastColumn="0"/>
+              <w:rPr>
+                <w:rFonts w:ascii="Arial" w:eastAsia="Times New Roman" w:hAnsi="Arial" w:cs="Arial"/>
+                <w:sz w:val="20"/>
+                <w:szCs w:val="20"/>
+                <w:lang w:eastAsia="en-US"/>
+              </w:rPr>
+            </w:pPr>
+            <w:r>
+              <w:rPr>
+                <w:rFonts w:ascii="Arial" w:eastAsia="Times New Roman" w:hAnsi="Arial" w:cs="Arial"/>
+                <w:sz w:val="20"/>
+                <w:szCs w:val="20"/>
+                <w:lang w:eastAsia="en-US"/>
+              </w:rPr>
+              <w:t>29.0</w:t>
+            </w:r>
+          </w:p>
+        </w:tc>
+        <w:tc>
+          <w:tcPr>
+            <w:tcW w:w="1530" w:type="dxa"/>
+            <w:hideMark/>
+          </w:tcPr>
+          <w:p>
+            <w:pPr>
+              <w:spacing w:line="240" w:lineRule="auto"/>
+              <w:jc w:val="center"/>
+              <w:cnfStyle w:val="000000100000" w:firstRow="0" w:lastRow="0" w:firstColumn="0" w:lastColumn="0" w:oddVBand="0" w:evenVBand="0" w:oddHBand="1" w:evenHBand="0" w:firstRowFirstColumn="0" w:firstRowLastColumn="0" w:lastRowFirstColumn="0" w:lastRowLastColumn="0"/>
+              <w:rPr>
+                <w:rFonts w:ascii="Arial" w:eastAsia="Times New Roman" w:hAnsi="Arial" w:cs="Arial"/>
+                <w:sz w:val="20"/>
+                <w:szCs w:val="20"/>
+                <w:lang w:eastAsia="en-US"/>
+              </w:rPr>
+            </w:pPr>
+            <w:r>
+              <w:rPr>
+                <w:rFonts w:ascii="Arial" w:eastAsia="Times New Roman" w:hAnsi="Arial" w:cs="Arial"/>
+                <w:sz w:val="20"/>
+                <w:szCs w:val="20"/>
+                <w:lang w:eastAsia="en-US"/>
+              </w:rPr>
+              <w:t>6</w:t>
+            </w:r>
+          </w:p>
+        </w:tc>
+        <w:tc>
+          <w:tcPr>
+            <w:tcW w:w="1440" w:type="dxa"/>
+            <w:hideMark/>
+          </w:tcPr>
+          <w:p>
+            <w:pPr>
+              <w:spacing w:line="240" w:lineRule="auto"/>
+              <w:jc w:val="center"/>
+              <w:cnfStyle w:val="000000100000" w:firstRow="0" w:lastRow="0" w:firstColumn="0" w:lastColumn="0" w:oddVBand="0" w:evenVBand="0" w:oddHBand="1" w:evenHBand="0" w:firstRowFirstColumn="0" w:firstRowLastColumn="0" w:lastRowFirstColumn="0" w:lastRowLastColumn="0"/>
+              <w:rPr>
+                <w:rFonts w:ascii="Arial" w:eastAsia="Times New Roman" w:hAnsi="Arial" w:cs="Arial"/>
+                <w:sz w:val="20"/>
+                <w:szCs w:val="20"/>
+                <w:lang w:eastAsia="en-US"/>
+              </w:rPr>
+            </w:pPr>
+            <w:r>
+              <w:rPr>
+                <w:rFonts w:ascii="Arial" w:eastAsia="Times New Roman" w:hAnsi="Arial" w:cs="Arial"/>
+                <w:sz w:val="20"/>
+                <w:szCs w:val="20"/>
+                <w:lang w:eastAsia="en-US"/>
+              </w:rPr>
+              <w:t>20%</w:t>
+            </w:r>
+          </w:p>
+        </w:tc>
+        <w:tc>
+          <w:tcPr>
+            <w:tcW w:w="990" w:type="dxa"/>
+            <w:hideMark/>
+          </w:tcPr>
+          <w:p>
+            <w:pPr>
+              <w:spacing w:line="240" w:lineRule="auto"/>
+              <w:jc w:val="center"/>
+              <w:cnfStyle w:val="000000100000" w:firstRow="0" w:lastRow="0" w:firstColumn="0" w:lastColumn="0" w:oddVBand="0" w:evenVBand="0" w:oddHBand="1" w:evenHBand="0" w:firstRowFirstColumn="0" w:firstRowLastColumn="0" w:lastRowFirstColumn="0" w:lastRowLastColumn="0"/>
+              <w:rPr>
+                <w:rFonts w:ascii="Arial" w:eastAsia="Times New Roman" w:hAnsi="Arial" w:cs="Arial"/>
+                <w:sz w:val="20"/>
+                <w:szCs w:val="20"/>
+                <w:lang w:eastAsia="en-US"/>
+              </w:rPr>
+            </w:pPr>
+            <w:r>
+              <w:rPr>
+                <w:rFonts w:ascii="Arial" w:eastAsia="Times New Roman" w:hAnsi="Arial" w:cs="Arial"/>
+                <w:sz w:val="20"/>
+                <w:szCs w:val="20"/>
+                <w:lang w:eastAsia="en-US"/>
+              </w:rPr>
+              <w:t>4.8</w:t>
+            </w:r>
+          </w:p>
+        </w:tc>
+      </w:tr>
+      <w:tr>
+        <w:trPr>
+          <w:trHeight w:val="500"/>
+        </w:trPr>
+        <w:tc>
+          <w:tcPr>
+            <w:cnfStyle w:val="001000000000" w:firstRow="0" w:lastRow="0" w:firstColumn="1" w:lastColumn="0" w:oddVBand="0" w:evenVBand="0" w:oddHBand="0" w:evenHBand="0" w:firstRowFirstColumn="0" w:firstRowLastColumn="0" w:lastRowFirstColumn="0" w:lastRowLastColumn="0"/>
+            <w:tcW w:w="1798" w:type="dxa"/>
+            <w:hideMark/>
+          </w:tcPr>
+          <w:p>
+            <w:pPr>
+              <w:spacing w:line="240" w:lineRule="auto"/>
+              <w:rPr>
+                <w:rFonts w:ascii="Arial" w:eastAsia="Times New Roman" w:hAnsi="Arial" w:cs="Arial"/>
+                <w:sz w:val="20"/>
+                <w:szCs w:val="20"/>
+                <w:lang w:eastAsia="en-US"/>
+              </w:rPr>
+            </w:pPr>
+            <w:r>
+              <w:rPr>
+                <w:rFonts w:ascii="Arial" w:eastAsia="Times New Roman" w:hAnsi="Arial" w:cs="Arial"/>
+                <w:sz w:val="20"/>
+                <w:szCs w:val="20"/>
+                <w:lang w:eastAsia="en-US"/>
+              </w:rPr>
+              <w:t>Bank transfer</w:t>
+            </w:r>
+          </w:p>
+        </w:tc>
+        <w:tc>
+          <w:tcPr>
+            <w:tcW w:w="1791" w:type="dxa"/>
+            <w:hideMark/>
+          </w:tcPr>
+          <w:p>
+            <w:pPr>
+              <w:spacing w:line="240" w:lineRule="auto"/>
+              <w:jc w:val="center"/>
+              <w:cnfStyle w:val="000000000000" w:firstRow="0" w:lastRow="0" w:firstColumn="0" w:lastColumn="0" w:oddVBand="0" w:evenVBand="0" w:oddHBand="0" w:evenHBand="0" w:firstRowFirstColumn="0" w:firstRowLastColumn="0" w:lastRowFirstColumn="0" w:lastRowLastColumn="0"/>
+              <w:rPr>
+                <w:rFonts w:ascii="Arial" w:eastAsia="Times New Roman" w:hAnsi="Arial" w:cs="Arial"/>
+                <w:sz w:val="20"/>
+                <w:szCs w:val="20"/>
+                <w:lang w:eastAsia="en-US"/>
+              </w:rPr>
+            </w:pPr>
+            <w:r>
+              <w:rPr>
+                <w:rFonts w:ascii="Arial" w:eastAsia="Times New Roman" w:hAnsi="Arial" w:cs="Arial"/>
+                <w:sz w:val="20"/>
+                <w:szCs w:val="20"/>
+                <w:lang w:eastAsia="en-US"/>
+              </w:rPr>
+              <w:t xml:space="preserve">45.4 s </w:t>
+            </w:r>
+            <w:r>
+              <w:rPr>
+                <w:rFonts w:ascii="Arial" w:eastAsia="Times New Roman" w:hAnsi="Arial" w:cs="Arial"/>
+                <w:sz w:val="20"/>
+                <w:szCs w:val="20"/>
+                <w:lang w:eastAsia="en-US"/>
+              </w:rPr>
+              <w:t>-</w:t>
+            </w:r>
+            <w:r>
+              <w:rPr>
+                <w:rFonts w:ascii="Arial" w:eastAsia="Times New Roman" w:hAnsi="Arial" w:cs="Arial"/>
+                <w:sz w:val="20"/>
+                <w:szCs w:val="20"/>
+                <w:lang w:eastAsia="en-US"/>
+              </w:rPr>
+              <w:t xml:space="preserve"> ≤ 30.0 s</w:t>
+            </w:r>
+          </w:p>
+        </w:tc>
+        <w:tc>
+          <w:tcPr>
+            <w:tcW w:w="1446" w:type="dxa"/>
+            <w:hideMark/>
+          </w:tcPr>
+          <w:p>
+            <w:pPr>
+              <w:spacing w:line="240" w:lineRule="auto"/>
+              <w:jc w:val="center"/>
+              <w:cnfStyle w:val="000000000000" w:firstRow="0" w:lastRow="0" w:firstColumn="0" w:lastColumn="0" w:oddVBand="0" w:evenVBand="0" w:oddHBand="0" w:evenHBand="0" w:firstRowFirstColumn="0" w:firstRowLastColumn="0" w:lastRowFirstColumn="0" w:lastRowLastColumn="0"/>
+              <w:rPr>
+                <w:rFonts w:ascii="Arial" w:eastAsia="Times New Roman" w:hAnsi="Arial" w:cs="Arial"/>
+                <w:sz w:val="20"/>
+                <w:szCs w:val="20"/>
+                <w:lang w:eastAsia="en-US"/>
+              </w:rPr>
+            </w:pPr>
+            <w:r>
+              <w:rPr>
+                <w:rFonts w:ascii="Arial" w:eastAsia="Times New Roman" w:hAnsi="Arial" w:cs="Arial"/>
+                <w:sz w:val="20"/>
+                <w:szCs w:val="20"/>
+                <w:lang w:eastAsia="en-US"/>
+              </w:rPr>
+              <w:t>22.2</w:t>
+            </w:r>
+          </w:p>
+        </w:tc>
+        <w:tc>
+          <w:tcPr>
+            <w:tcW w:w="1530" w:type="dxa"/>
+            <w:hideMark/>
+          </w:tcPr>
+          <w:p>
+            <w:pPr>
+              <w:spacing w:line="240" w:lineRule="auto"/>
+              <w:jc w:val="center"/>
+              <w:cnfStyle w:val="000000000000" w:firstRow="0" w:lastRow="0" w:firstColumn="0" w:lastColumn="0" w:oddVBand="0" w:evenVBand="0" w:oddHBand="0" w:evenHBand="0" w:firstRowFirstColumn="0" w:firstRowLastColumn="0" w:lastRowFirstColumn="0" w:lastRowLastColumn="0"/>
+              <w:rPr>
+                <w:rFonts w:ascii="Arial" w:eastAsia="Times New Roman" w:hAnsi="Arial" w:cs="Arial"/>
+                <w:sz w:val="20"/>
+                <w:szCs w:val="20"/>
+                <w:lang w:eastAsia="en-US"/>
+              </w:rPr>
+            </w:pPr>
+            <w:r>
+              <w:rPr>
+                <w:rFonts w:ascii="Arial" w:eastAsia="Times New Roman" w:hAnsi="Arial" w:cs="Arial"/>
+                <w:sz w:val="20"/>
+                <w:szCs w:val="20"/>
+                <w:lang w:eastAsia="en-US"/>
+              </w:rPr>
+              <w:t>2</w:t>
+            </w:r>
+          </w:p>
+        </w:tc>
+        <w:tc>
+          <w:tcPr>
+            <w:tcW w:w="1440" w:type="dxa"/>
+            <w:hideMark/>
+          </w:tcPr>
+          <w:p>
+            <w:pPr>
+              <w:spacing w:line="240" w:lineRule="auto"/>
+              <w:jc w:val="center"/>
+              <w:cnfStyle w:val="000000000000" w:firstRow="0" w:lastRow="0" w:firstColumn="0" w:lastColumn="0" w:oddVBand="0" w:evenVBand="0" w:oddHBand="0" w:evenHBand="0" w:firstRowFirstColumn="0" w:firstRowLastColumn="0" w:lastRowFirstColumn="0" w:lastRowLastColumn="0"/>
+              <w:rPr>
+                <w:rFonts w:ascii="Arial" w:eastAsia="Times New Roman" w:hAnsi="Arial" w:cs="Arial"/>
+                <w:sz w:val="20"/>
+                <w:szCs w:val="20"/>
+                <w:lang w:eastAsia="en-US"/>
+              </w:rPr>
+            </w:pPr>
+            <w:r>
+              <w:rPr>
+                <w:rFonts w:ascii="Arial" w:eastAsia="Times New Roman" w:hAnsi="Arial" w:cs="Arial"/>
+                <w:sz w:val="20"/>
+                <w:szCs w:val="20"/>
+                <w:lang w:eastAsia="en-US"/>
+              </w:rPr>
+              <w:t>20%</w:t>
+            </w:r>
+          </w:p>
+        </w:tc>
+        <w:tc>
+          <w:tcPr>
+            <w:tcW w:w="990" w:type="dxa"/>
+            <w:hideMark/>
+          </w:tcPr>
+          <w:p>
+            <w:pPr>
+              <w:spacing w:line="240" w:lineRule="auto"/>
+              <w:jc w:val="center"/>
+              <w:cnfStyle w:val="000000000000" w:firstRow="0" w:lastRow="0" w:firstColumn="0" w:lastColumn="0" w:oddVBand="0" w:evenVBand="0" w:oddHBand="0" w:evenHBand="0" w:firstRowFirstColumn="0" w:firstRowLastColumn="0" w:lastRowFirstColumn="0" w:lastRowLastColumn="0"/>
+              <w:rPr>
+                <w:rFonts w:ascii="Arial" w:eastAsia="Times New Roman" w:hAnsi="Arial" w:cs="Arial"/>
+                <w:sz w:val="20"/>
+                <w:szCs w:val="20"/>
+                <w:lang w:eastAsia="en-US"/>
+              </w:rPr>
+            </w:pPr>
+            <w:r>
+              <w:rPr>
+                <w:rFonts w:ascii="Arial" w:eastAsia="Times New Roman" w:hAnsi="Arial" w:cs="Arial"/>
+                <w:sz w:val="20"/>
+                <w:szCs w:val="20"/>
+                <w:lang w:eastAsia="en-US"/>
+              </w:rPr>
+              <w:t>4.8</w:t>
+            </w:r>
+          </w:p>
+        </w:tc>
+      </w:tr>
+      <w:tr>
+        <w:trPr>
+          <w:cnfStyle w:val="000000100000" w:firstRow="0" w:lastRow="0" w:firstColumn="0" w:lastColumn="0" w:oddVBand="0" w:evenVBand="0" w:oddHBand="1" w:evenHBand="0" w:firstRowFirstColumn="0" w:firstRowLastColumn="0" w:lastRowFirstColumn="0" w:lastRowLastColumn="0"/>
+          <w:trHeight w:val="500"/>
+        </w:trPr>
+        <w:tc>
+          <w:tcPr>
+            <w:cnfStyle w:val="001000000000" w:firstRow="0" w:lastRow="0" w:firstColumn="1" w:lastColumn="0" w:oddVBand="0" w:evenVBand="0" w:oddHBand="0" w:evenHBand="0" w:firstRowFirstColumn="0" w:firstRowLastColumn="0" w:lastRowFirstColumn="0" w:lastRowLastColumn="0"/>
+            <w:tcW w:w="1798" w:type="dxa"/>
+            <w:hideMark/>
+          </w:tcPr>
+          <w:p>
+            <w:pPr>
+              <w:spacing w:line="240" w:lineRule="auto"/>
+              <w:rPr>
+                <w:rFonts w:ascii="Arial" w:eastAsia="Times New Roman" w:hAnsi="Arial" w:cs="Arial"/>
+                <w:sz w:val="20"/>
+                <w:szCs w:val="20"/>
+                <w:lang w:eastAsia="en-US"/>
+              </w:rPr>
+            </w:pPr>
+            <w:r>
+              <w:rPr>
+                <w:rFonts w:ascii="Arial" w:eastAsia="Times New Roman" w:hAnsi="Arial" w:cs="Arial"/>
+                <w:sz w:val="20"/>
+                <w:szCs w:val="20"/>
+                <w:lang w:eastAsia="en-US"/>
+              </w:rPr>
+              <w:t>Chatbot</w:t>
+            </w:r>
+          </w:p>
+        </w:tc>
+        <w:tc>
+          <w:tcPr>
+            <w:tcW w:w="1791" w:type="dxa"/>
+            <w:hideMark/>
+          </w:tcPr>
+          <w:p>
+            <w:pPr>
+              <w:spacing w:line="240" w:lineRule="auto"/>
+              <w:jc w:val="center"/>
+              <w:cnfStyle w:val="000000100000" w:firstRow="0" w:lastRow="0" w:firstColumn="0" w:lastColumn="0" w:oddVBand="0" w:evenVBand="0" w:oddHBand="1" w:evenHBand="0" w:firstRowFirstColumn="0" w:firstRowLastColumn="0" w:lastRowFirstColumn="0" w:lastRowLastColumn="0"/>
+              <w:rPr>
+                <w:rFonts w:ascii="Arial" w:eastAsia="Times New Roman" w:hAnsi="Arial" w:cs="Arial"/>
+                <w:sz w:val="20"/>
+                <w:szCs w:val="20"/>
+                <w:lang w:eastAsia="en-US"/>
+              </w:rPr>
+            </w:pPr>
+            <w:r>
+              <w:rPr>
+                <w:rFonts w:ascii="Arial" w:eastAsia="Times New Roman" w:hAnsi="Arial" w:cs="Arial"/>
+                <w:sz w:val="20"/>
+                <w:szCs w:val="20"/>
+                <w:lang w:eastAsia="en-US"/>
+              </w:rPr>
+              <w:t xml:space="preserve">10.4 s </w:t>
+            </w:r>
+            <w:r>
+              <w:rPr>
+                <w:rFonts w:ascii="Arial" w:eastAsia="Times New Roman" w:hAnsi="Arial" w:cs="Arial"/>
+                <w:sz w:val="20"/>
+                <w:szCs w:val="20"/>
+                <w:lang w:eastAsia="en-US"/>
+              </w:rPr>
+              <w:t>-</w:t>
+            </w:r>
+            <w:r>
+              <w:rPr>
+                <w:rFonts w:ascii="Arial" w:eastAsia="Times New Roman" w:hAnsi="Arial" w:cs="Arial"/>
+                <w:sz w:val="20"/>
+                <w:szCs w:val="20"/>
+                <w:lang w:eastAsia="en-US"/>
+              </w:rPr>
+              <w:t xml:space="preserve"> ≤ 10.4 s</w:t>
+            </w:r>
+          </w:p>
+        </w:tc>
+        <w:tc>
+          <w:tcPr>
+            <w:tcW w:w="1446" w:type="dxa"/>
+            <w:hideMark/>
+          </w:tcPr>
+          <w:p>
+            <w:pPr>
+              <w:spacing w:line="240" w:lineRule="auto"/>
+              <w:jc w:val="center"/>
+              <w:cnfStyle w:val="000000100000" w:firstRow="0" w:lastRow="0" w:firstColumn="0" w:lastColumn="0" w:oddVBand="0" w:evenVBand="0" w:oddHBand="1" w:evenHBand="0" w:firstRowFirstColumn="0" w:firstRowLastColumn="0" w:lastRowFirstColumn="0" w:lastRowLastColumn="0"/>
+              <w:rPr>
+                <w:rFonts w:ascii="Arial" w:eastAsia="Times New Roman" w:hAnsi="Arial" w:cs="Arial"/>
+                <w:sz w:val="20"/>
+                <w:szCs w:val="20"/>
+                <w:lang w:eastAsia="en-US"/>
+              </w:rPr>
+            </w:pPr>
+            <w:r>
+              <w:rPr>
+                <w:rFonts w:ascii="Arial" w:eastAsia="Times New Roman" w:hAnsi="Arial" w:cs="Arial"/>
+                <w:sz w:val="20"/>
+                <w:szCs w:val="20"/>
+                <w:lang w:eastAsia="en-US"/>
+              </w:rPr>
+              <w:t>6.0</w:t>
+            </w:r>
+          </w:p>
+        </w:tc>
+        <w:tc>
+          <w:tcPr>
+            <w:tcW w:w="1530" w:type="dxa"/>
+            <w:hideMark/>
+          </w:tcPr>
+          <w:p>
+            <w:pPr>
+              <w:spacing w:line="240" w:lineRule="auto"/>
+              <w:jc w:val="center"/>
+              <w:cnfStyle w:val="000000100000" w:firstRow="0" w:lastRow="0" w:firstColumn="0" w:lastColumn="0" w:oddVBand="0" w:evenVBand="0" w:oddHBand="1" w:evenHBand="0" w:firstRowFirstColumn="0" w:firstRowLastColumn="0" w:lastRowFirstColumn="0" w:lastRowLastColumn="0"/>
+              <w:rPr>
+                <w:rFonts w:ascii="Arial" w:eastAsia="Times New Roman" w:hAnsi="Arial" w:cs="Arial"/>
+                <w:sz w:val="20"/>
+                <w:szCs w:val="20"/>
+                <w:lang w:eastAsia="en-US"/>
+              </w:rPr>
+            </w:pPr>
+            <w:r>
+              <w:rPr>
+                <w:rFonts w:ascii="Arial" w:eastAsia="Times New Roman" w:hAnsi="Arial" w:cs="Arial"/>
+                <w:sz w:val="20"/>
+                <w:szCs w:val="20"/>
+                <w:lang w:eastAsia="en-US"/>
+              </w:rPr>
+              <w:t>2</w:t>
+            </w:r>
+          </w:p>
+        </w:tc>
+        <w:tc>
+          <w:tcPr>
+            <w:tcW w:w="1440" w:type="dxa"/>
+            <w:hideMark/>
+          </w:tcPr>
+          <w:p>
+            <w:pPr>
+              <w:spacing w:line="240" w:lineRule="auto"/>
+              <w:jc w:val="center"/>
+              <w:cnfStyle w:val="000000100000" w:firstRow="0" w:lastRow="0" w:firstColumn="0" w:lastColumn="0" w:oddVBand="0" w:evenVBand="0" w:oddHBand="1" w:evenHBand="0" w:firstRowFirstColumn="0" w:firstRowLastColumn="0" w:lastRowFirstColumn="0" w:lastRowLastColumn="0"/>
+              <w:rPr>
+                <w:rFonts w:ascii="Arial" w:eastAsia="Times New Roman" w:hAnsi="Arial" w:cs="Arial"/>
+                <w:sz w:val="20"/>
+                <w:szCs w:val="20"/>
+                <w:lang w:eastAsia="en-US"/>
+              </w:rPr>
+            </w:pPr>
+            <w:r>
+              <w:rPr>
+                <w:rFonts w:ascii="Arial" w:eastAsia="Times New Roman" w:hAnsi="Arial" w:cs="Arial"/>
+                <w:sz w:val="20"/>
+                <w:szCs w:val="20"/>
+                <w:lang w:eastAsia="en-US"/>
+              </w:rPr>
+              <w:t>0%</w:t>
+            </w:r>
+          </w:p>
+        </w:tc>
+        <w:tc>
+          <w:tcPr>
+            <w:tcW w:w="990" w:type="dxa"/>
+            <w:hideMark/>
+          </w:tcPr>
+          <w:p>
+            <w:pPr>
+              <w:spacing w:line="240" w:lineRule="auto"/>
+              <w:jc w:val="center"/>
+              <w:cnfStyle w:val="000000100000" w:firstRow="0" w:lastRow="0" w:firstColumn="0" w:lastColumn="0" w:oddVBand="0" w:evenVBand="0" w:oddHBand="1" w:evenHBand="0" w:firstRowFirstColumn="0" w:firstRowLastColumn="0" w:lastRowFirstColumn="0" w:lastRowLastColumn="0"/>
+              <w:rPr>
+                <w:rFonts w:ascii="Arial" w:eastAsia="Times New Roman" w:hAnsi="Arial" w:cs="Arial"/>
+                <w:sz w:val="20"/>
+                <w:szCs w:val="20"/>
+                <w:lang w:eastAsia="en-US"/>
+              </w:rPr>
+            </w:pPr>
+            <w:r>
+              <w:rPr>
+                <w:rFonts w:ascii="Arial" w:eastAsia="Times New Roman" w:hAnsi="Arial" w:cs="Arial"/>
+                <w:sz w:val="20"/>
+                <w:szCs w:val="20"/>
+                <w:lang w:eastAsia="en-US"/>
+              </w:rPr>
+              <w:t>4.6</w:t>
+            </w:r>
+          </w:p>
+        </w:tc>
+      </w:tr>
+    </w:tbl>
+    <w:p>
+      <w:pPr>
+        <w:pStyle w:val="Caption"/>
+        <w:jc w:val="center"/>
+      </w:pPr>
+      <w:r>
+        <w:t xml:space="preserve">Table </w:t>
+      </w:r>
+      <w:r>
+        <w:fldChar w:fldCharType="begin"/>
+      </w:r>
+      <w:r>
+        <w:instrText xml:space="preserve"> SEQ Table \* ARABIC </w:instrText>
+      </w:r>
+      <w:r>
+        <w:fldChar w:fldCharType="separate"/>
+      </w:r>
+      <w:r>
+        <w:rPr>
+          <w:noProof/>
+        </w:rPr>
+        <w:t>6</w:t>
+      </w:r>
+      <w:r>
+        <w:fldChar w:fldCharType="end"/>
+      </w:r>
+      <w:r>
+        <w:t xml:space="preserve">: </w:t>
+      </w:r>
+      <w:r>
+        <w:t>Validation results against the baseline and targets</w:t>
+      </w:r>
+    </w:p>
+    <w:p>
+      <w:pPr>
+        <w:rPr>
+          <w:lang w:eastAsia="en-US"/>
+        </w:rPr>
+      </w:pPr>
+    </w:p>
+    <w:p>
+      <w:pPr>
+        <w:rPr>
+          <w:lang w:eastAsia="en-US"/>
+        </w:rPr>
+      </w:pPr>
+    </w:p>
+    <w:p>
+      <w:pPr>
+        <w:rPr>
+          <w:lang w:eastAsia="en-US"/>
+        </w:rPr>
+      </w:pPr>
+    </w:p>
     <w:p>
       <w:pPr>
         <w:pStyle w:val="Heading2"/>
@@ -16603,6 +17817,7 @@
         <w:rPr>
           <w:rFonts w:cs="Calibri"/>
         </w:rPr>
+        <w:lastRenderedPageBreak/>
         <w:t>5.</w:t>
       </w:r>
       <w:r>
@@ -17465,7 +18680,6 @@
                 <w:sz w:val="22"/>
                 <w:szCs w:val="22"/>
               </w:rPr>
-              <w:lastRenderedPageBreak/>
               <w:t>1</w:t>
             </w:r>
           </w:p>
@@ -18080,6 +19294,7 @@
                         <w:rFonts w:ascii="Calibri" w:hAnsi="Calibri" w:cs="Calibri"/>
                         <w:noProof/>
                       </w:rPr>
+                      <w:lastRenderedPageBreak/>
                       <w:t xml:space="preserve">[3] </w:t>
                     </w:r>
                   </w:p>
@@ -18380,7 +19595,6 @@
                         <w:rFonts w:ascii="Calibri" w:hAnsi="Calibri" w:cs="Calibri"/>
                         <w:noProof/>
                       </w:rPr>
-                      <w:lastRenderedPageBreak/>
                       <w:t xml:space="preserve">[9] </w:t>
                     </w:r>
                   </w:p>
@@ -18772,64 +19986,6 @@
     </w:sdt>
     <w:p>
       <w:pPr>
-        <w:jc w:val="both"/>
-        <w:rPr>
-          <w:rFonts w:ascii="Calibri" w:hAnsi="Calibri" w:cs="Calibri"/>
-          <w:sz w:val="22"/>
-          <w:szCs w:val="22"/>
-        </w:rPr>
-      </w:pPr>
-    </w:p>
-    <w:p>
-      <w:pPr>
-        <w:rPr>
-          <w:rFonts w:ascii="Calibri" w:hAnsi="Calibri" w:cs="Calibri"/>
-          <w:lang w:eastAsia="en-US"/>
-        </w:rPr>
-      </w:pPr>
-    </w:p>
-    <w:p>
-      <w:pPr>
-        <w:rPr>
-          <w:rFonts w:ascii="Calibri" w:hAnsi="Calibri" w:cs="Calibri"/>
-          <w:lang w:eastAsia="en-US"/>
-        </w:rPr>
-      </w:pPr>
-    </w:p>
-    <w:p>
-      <w:pPr>
-        <w:rPr>
-          <w:rFonts w:ascii="Calibri" w:hAnsi="Calibri" w:cs="Calibri"/>
-          <w:lang w:eastAsia="en-US"/>
-        </w:rPr>
-      </w:pPr>
-    </w:p>
-    <w:p>
-      <w:pPr>
-        <w:rPr>
-          <w:rFonts w:ascii="Calibri" w:hAnsi="Calibri" w:cs="Calibri"/>
-          <w:lang w:eastAsia="en-US"/>
-        </w:rPr>
-      </w:pPr>
-    </w:p>
-    <w:p>
-      <w:pPr>
-        <w:rPr>
-          <w:rFonts w:ascii="Calibri" w:hAnsi="Calibri" w:cs="Calibri"/>
-          <w:lang w:eastAsia="en-US"/>
-        </w:rPr>
-      </w:pPr>
-    </w:p>
-    <w:p>
-      <w:pPr>
-        <w:rPr>
-          <w:rFonts w:ascii="Calibri" w:hAnsi="Calibri" w:cs="Calibri"/>
-          <w:lang w:eastAsia="en-US"/>
-        </w:rPr>
-      </w:pPr>
-    </w:p>
-    <w:p>
-      <w:pPr>
         <w:pStyle w:val="Heading1"/>
         <w:rPr>
           <w:rFonts w:cs="Calibri"/>
@@ -18840,7 +19996,6 @@
         <w:rPr>
           <w:rFonts w:cs="Calibri"/>
         </w:rPr>
-        <w:lastRenderedPageBreak/>
         <w:t>Appendices</w:t>
       </w:r>
       <w:bookmarkEnd w:id="31"/>
@@ -21235,7 +22390,6 @@
         <w:rPr>
           <w:rFonts w:cs="Calibri"/>
         </w:rPr>
-        <w:lastRenderedPageBreak/>
         <w:t xml:space="preserve">Appendix B </w:t>
       </w:r>
       <w:r>
@@ -24473,6 +25627,18 @@
       <w:spacing w:after="0"/>
     </w:pPr>
   </w:style>
+  <w:style w:type="character" w:styleId="FollowedHyperlink">
+    <w:name w:val="FollowedHyperlink"/>
+    <w:basedOn w:val="DefaultParagraphFont"/>
+    <w:uiPriority w:val="99"/>
+    <w:semiHidden/>
+    <w:unhideWhenUsed/>
+    <w:rsid w:val="00BB7EFE"/>
+    <w:rPr>
+      <w:color w:val="96607D" w:themeColor="followedHyperlink"/>
+      <w:u w:val="single"/>
+    </w:rPr>
+  </w:style>
 </w:styles>
 </file>
 

--- a/Report/Assignment 03 - Melbourne_14.docx
+++ b/Report/Assignment 03 - Melbourne_14.docx
@@ -1,6 +1,6 @@
 
 <file path=word/document.xml><?xml version="1.0" encoding="utf-8"?>
-<w:document xmlns:wpc="http://schemas.microsoft.com/office/word/2010/wordprocessingCanvas" xmlns:cx="http://schemas.microsoft.com/office/drawing/2014/chartex" xmlns:cx1="http://schemas.microsoft.com/office/drawing/2015/9/8/chartex" xmlns:cx2="http://schemas.microsoft.com/office/drawing/2015/10/21/chartex" xmlns:cx3="http://schemas.microsoft.com/office/drawing/2016/5/9/chartex" xmlns:cx4="http://schemas.microsoft.com/office/drawing/2016/5/10/chartex" xmlns:cx5="http://schemas.microsoft.com/office/drawing/2016/5/11/chartex" xmlns:cx6="http://schemas.microsoft.com/office/drawing/2016/5/12/chartex" xmlns:cx7="http://schemas.microsoft.com/office/drawing/2016/5/13/chartex" xmlns:cx8="http://schemas.microsoft.com/office/drawing/2016/5/14/chartex" xmlns:mc="http://schemas.openxmlformats.org/markup-compatibility/2006" xmlns:aink="http://schemas.microsoft.com/office/drawing/2016/ink" xmlns:am3d="http://schemas.microsoft.com/office/drawing/2017/model3d" xmlns:o="urn:schemas-microsoft-com:office:office" xmlns:oel="http://schemas.microsoft.com/office/2019/extlst" xmlns:r="http://schemas.openxmlformats.org/officeDocument/2006/relationships" xmlns:m="http://schemas.openxmlformats.org/officeDocument/2006/math" xmlns:v="urn:schemas-microsoft-com:vml" xmlns:wp14="http://schemas.microsoft.com/office/word/2010/wordprocessingDrawing" xmlns:wp="http://schemas.openxmlformats.org/drawingml/2006/wordprocessingDrawing" xmlns:w10="urn:schemas-microsoft-com:office:word" xmlns:w="http://schemas.openxmlformats.org/wordprocessingml/2006/main" xmlns:w14="http://schemas.microsoft.com/office/word/2010/wordml" xmlns:w15="http://schemas.microsoft.com/office/word/2012/wordml" xmlns:w16cex="http://schemas.microsoft.com/office/word/2018/wordml/cex" xmlns:w16cid="http://schemas.microsoft.com/office/word/2016/wordml/cid" xmlns:w16="http://schemas.microsoft.com/office/word/2018/wordml" xmlns:w16du="http://schemas.microsoft.com/office/word/2023/wordml/word16du" xmlns:w16sdtdh="http://schemas.microsoft.com/office/word/2020/wordml/sdtdatahash" xmlns:w16sdtfl="http://schemas.microsoft.com/office/word/2024/wordml/sdtformatlock" xmlns:w16se="http://schemas.microsoft.com/office/word/2015/wordml/symex" xmlns:wpg="http://schemas.microsoft.com/office/word/2010/wordprocessingGroup" xmlns:wpi="http://schemas.microsoft.com/office/word/2010/wordprocessingInk" xmlns:wne="http://schemas.microsoft.com/office/word/2006/wordml" xmlns:wps="http://schemas.microsoft.com/office/word/2010/wordprocessingShape" mc:Ignorable="w14 w15 w16se w16cid w16 w16cex w16sdtdh w16sdtfl w16du wp14">
+<w:document xmlns:wpc="http://schemas.microsoft.com/office/word/2010/wordprocessingCanvas" xmlns:cx="http://schemas.microsoft.com/office/drawing/2014/chartex" xmlns:cx1="http://schemas.microsoft.com/office/drawing/2015/9/8/chartex" xmlns:cx2="http://schemas.microsoft.com/office/drawing/2015/10/21/chartex" xmlns:cx3="http://schemas.microsoft.com/office/drawing/2016/5/9/chartex" xmlns:cx4="http://schemas.microsoft.com/office/drawing/2016/5/10/chartex" xmlns:cx5="http://schemas.microsoft.com/office/drawing/2016/5/11/chartex" xmlns:cx6="http://schemas.microsoft.com/office/drawing/2016/5/12/chartex" xmlns:cx7="http://schemas.microsoft.com/office/drawing/2016/5/13/chartex" xmlns:cx8="http://schemas.microsoft.com/office/drawing/2016/5/14/chartex" xmlns:mc="http://schemas.openxmlformats.org/markup-compatibility/2006" xmlns:aink="http://schemas.microsoft.com/office/drawing/2016/ink" xmlns:am3d="http://schemas.microsoft.com/office/drawing/2017/model3d" xmlns:o="urn:schemas-microsoft-com:office:office" xmlns:oel="http://schemas.microsoft.com/office/2019/extlst" xmlns:r="http://schemas.openxmlformats.org/officeDocument/2006/relationships" xmlns:m="http://schemas.openxmlformats.org/officeDocument/2006/math" xmlns:v="urn:schemas-microsoft-com:vml" xmlns:wp14="http://schemas.microsoft.com/office/word/2010/wordprocessingDrawing" xmlns:wp="http://schemas.openxmlformats.org/drawingml/2006/wordprocessingDrawing" xmlns:w10="urn:schemas-microsoft-com:office:word" xmlns:w="http://schemas.openxmlformats.org/wordprocessingml/2006/main" xmlns:w14="http://schemas.microsoft.com/office/word/2010/wordml" xmlns:w15="http://schemas.microsoft.com/office/word/2012/wordml" xmlns:w16cex="http://schemas.microsoft.com/office/word/2018/wordml/cex" xmlns:w16cid="http://schemas.microsoft.com/office/word/2016/wordml/cid" xmlns:w16="http://schemas.microsoft.com/office/word/2018/wordml" xmlns:w16sdtdh="http://schemas.microsoft.com/office/word/2020/wordml/sdtdatahash" xmlns:w16se="http://schemas.microsoft.com/office/word/2015/wordml/symex" xmlns:wpg="http://schemas.microsoft.com/office/word/2010/wordprocessingGroup" xmlns:wpi="http://schemas.microsoft.com/office/word/2010/wordprocessingInk" xmlns:wne="http://schemas.microsoft.com/office/word/2006/wordml" xmlns:wps="http://schemas.microsoft.com/office/word/2010/wordprocessingShape" mc:Ignorable="w14 w15 w16se w16cid w16 w16cex w16sdtdh wp14">
   <w:body>
     <w:p>
       <w:pPr>
@@ -437,7 +437,7 @@
                 <w:sz w:val="22"/>
                 <w:szCs w:val="22"/>
               </w:rPr>
-              <w:t xml:space="preserve">Based on the Needs Analysis and Usability Test Report (Assessment 2) by Udith Madushan Jayasinghe </w:t>
+              <w:t xml:space="preserve">Based on the Needs Analysis and Usability Test Report (Assessment 2) by </w:t>
             </w:r>
             <w:proofErr w:type="spellStart"/>
             <w:r>
@@ -450,7 +450,7 @@
                 <w:sz w:val="22"/>
                 <w:szCs w:val="22"/>
               </w:rPr>
-              <w:t>Jayasinghe</w:t>
+              <w:t>Udith</w:t>
             </w:r>
             <w:proofErr w:type="spellEnd"/>
             <w:r>
@@ -463,7 +463,85 @@
                 <w:sz w:val="22"/>
                 <w:szCs w:val="22"/>
               </w:rPr>
-              <w:t xml:space="preserve"> Arachchige (ID 69191)</w:t>
+              <w:t xml:space="preserve"> </w:t>
+            </w:r>
+            <w:proofErr w:type="spellStart"/>
+            <w:r>
+              <w:rPr>
+                <w:rStyle w:val="SubtleEmphasis"/>
+                <w:rFonts w:ascii="Calibri" w:hAnsi="Calibri" w:cs="Calibri"/>
+                <w:i w:val="0"/>
+                <w:iCs w:val="0"/>
+                <w:color w:val="auto"/>
+                <w:sz w:val="22"/>
+                <w:szCs w:val="22"/>
+              </w:rPr>
+              <w:t>Madushan</w:t>
+            </w:r>
+            <w:proofErr w:type="spellEnd"/>
+            <w:r>
+              <w:rPr>
+                <w:rStyle w:val="SubtleEmphasis"/>
+                <w:rFonts w:ascii="Calibri" w:hAnsi="Calibri" w:cs="Calibri"/>
+                <w:i w:val="0"/>
+                <w:iCs w:val="0"/>
+                <w:color w:val="auto"/>
+                <w:sz w:val="22"/>
+                <w:szCs w:val="22"/>
+              </w:rPr>
+              <w:t xml:space="preserve"> Jayasinghe </w:t>
+            </w:r>
+            <w:proofErr w:type="spellStart"/>
+            <w:r>
+              <w:rPr>
+                <w:rStyle w:val="SubtleEmphasis"/>
+                <w:rFonts w:ascii="Calibri" w:hAnsi="Calibri" w:cs="Calibri"/>
+                <w:i w:val="0"/>
+                <w:iCs w:val="0"/>
+                <w:color w:val="auto"/>
+                <w:sz w:val="22"/>
+                <w:szCs w:val="22"/>
+              </w:rPr>
+              <w:t>Jayasinghe</w:t>
+            </w:r>
+            <w:proofErr w:type="spellEnd"/>
+            <w:r>
+              <w:rPr>
+                <w:rStyle w:val="SubtleEmphasis"/>
+                <w:rFonts w:ascii="Calibri" w:hAnsi="Calibri" w:cs="Calibri"/>
+                <w:i w:val="0"/>
+                <w:iCs w:val="0"/>
+                <w:color w:val="auto"/>
+                <w:sz w:val="22"/>
+                <w:szCs w:val="22"/>
+              </w:rPr>
+              <w:t xml:space="preserve"> </w:t>
+            </w:r>
+            <w:proofErr w:type="spellStart"/>
+            <w:r>
+              <w:rPr>
+                <w:rStyle w:val="SubtleEmphasis"/>
+                <w:rFonts w:ascii="Calibri" w:hAnsi="Calibri" w:cs="Calibri"/>
+                <w:i w:val="0"/>
+                <w:iCs w:val="0"/>
+                <w:color w:val="auto"/>
+                <w:sz w:val="22"/>
+                <w:szCs w:val="22"/>
+              </w:rPr>
+              <w:t>Arachchige</w:t>
+            </w:r>
+            <w:proofErr w:type="spellEnd"/>
+            <w:r>
+              <w:rPr>
+                <w:rStyle w:val="SubtleEmphasis"/>
+                <w:rFonts w:ascii="Calibri" w:hAnsi="Calibri" w:cs="Calibri"/>
+                <w:i w:val="0"/>
+                <w:iCs w:val="0"/>
+                <w:color w:val="auto"/>
+                <w:sz w:val="22"/>
+                <w:szCs w:val="22"/>
+              </w:rPr>
+              <w:t xml:space="preserve"> (ID 69191)</w:t>
             </w:r>
           </w:p>
           <w:p>
@@ -626,13 +704,41 @@
                       <w:szCs w:val="28"/>
                     </w:rPr>
                   </w:pPr>
+                  <w:proofErr w:type="spellStart"/>
                   <w:r>
                     <w:rPr>
                       <w:rFonts w:ascii="Calibri" w:eastAsia="MS Gothic" w:hAnsi="Calibri" w:cs="Calibri"/>
                       <w:sz w:val="28"/>
                       <w:szCs w:val="28"/>
                     </w:rPr>
-                    <w:t xml:space="preserve">Udith Madushan Jayasinghe </w:t>
+                    <w:t>Udith</w:t>
+                  </w:r>
+                  <w:proofErr w:type="spellEnd"/>
+                  <w:r>
+                    <w:rPr>
+                      <w:rFonts w:ascii="Calibri" w:eastAsia="MS Gothic" w:hAnsi="Calibri" w:cs="Calibri"/>
+                      <w:sz w:val="28"/>
+                      <w:szCs w:val="28"/>
+                    </w:rPr>
+                    <w:t xml:space="preserve"> </w:t>
+                  </w:r>
+                  <w:proofErr w:type="spellStart"/>
+                  <w:r>
+                    <w:rPr>
+                      <w:rFonts w:ascii="Calibri" w:eastAsia="MS Gothic" w:hAnsi="Calibri" w:cs="Calibri"/>
+                      <w:sz w:val="28"/>
+                      <w:szCs w:val="28"/>
+                    </w:rPr>
+                    <w:t>Madushan</w:t>
+                  </w:r>
+                  <w:proofErr w:type="spellEnd"/>
+                  <w:r>
+                    <w:rPr>
+                      <w:rFonts w:ascii="Calibri" w:eastAsia="MS Gothic" w:hAnsi="Calibri" w:cs="Calibri"/>
+                      <w:sz w:val="28"/>
+                      <w:szCs w:val="28"/>
+                    </w:rPr>
+                    <w:t xml:space="preserve"> Jayasinghe </w:t>
                   </w:r>
                   <w:proofErr w:type="spellStart"/>
                   <w:r>
@@ -650,8 +756,18 @@
                       <w:sz w:val="28"/>
                       <w:szCs w:val="28"/>
                     </w:rPr>
-                    <w:t xml:space="preserve"> Arachchige</w:t>
+                    <w:t xml:space="preserve"> </w:t>
                   </w:r>
+                  <w:proofErr w:type="spellStart"/>
+                  <w:r>
+                    <w:rPr>
+                      <w:rFonts w:ascii="Calibri" w:eastAsia="MS Gothic" w:hAnsi="Calibri" w:cs="Calibri"/>
+                      <w:sz w:val="28"/>
+                      <w:szCs w:val="28"/>
+                    </w:rPr>
+                    <w:t>Arachchige</w:t>
+                  </w:r>
+                  <w:proofErr w:type="spellEnd"/>
                 </w:p>
               </w:tc>
               <w:tc>
@@ -707,7 +823,43 @@
                       <w:sz w:val="28"/>
                       <w:szCs w:val="28"/>
                     </w:rPr>
-                    <w:t xml:space="preserve"> Sugandha Kapurubandara Arachchige Don</w:t>
+                    <w:t xml:space="preserve"> Sugandha </w:t>
+                  </w:r>
+                  <w:proofErr w:type="spellStart"/>
+                  <w:r>
+                    <w:rPr>
+                      <w:rFonts w:ascii="Calibri" w:eastAsia="MS Gothic" w:hAnsi="Calibri" w:cs="Calibri"/>
+                      <w:sz w:val="28"/>
+                      <w:szCs w:val="28"/>
+                    </w:rPr>
+                    <w:t>Kapurubandara</w:t>
+                  </w:r>
+                  <w:proofErr w:type="spellEnd"/>
+                  <w:r>
+                    <w:rPr>
+                      <w:rFonts w:ascii="Calibri" w:eastAsia="MS Gothic" w:hAnsi="Calibri" w:cs="Calibri"/>
+                      <w:sz w:val="28"/>
+                      <w:szCs w:val="28"/>
+                    </w:rPr>
+                    <w:t xml:space="preserve"> </w:t>
+                  </w:r>
+                  <w:proofErr w:type="spellStart"/>
+                  <w:r>
+                    <w:rPr>
+                      <w:rFonts w:ascii="Calibri" w:eastAsia="MS Gothic" w:hAnsi="Calibri" w:cs="Calibri"/>
+                      <w:sz w:val="28"/>
+                      <w:szCs w:val="28"/>
+                    </w:rPr>
+                    <w:t>Arachchige</w:t>
+                  </w:r>
+                  <w:proofErr w:type="spellEnd"/>
+                  <w:r>
+                    <w:rPr>
+                      <w:rFonts w:ascii="Calibri" w:eastAsia="MS Gothic" w:hAnsi="Calibri" w:cs="Calibri"/>
+                      <w:sz w:val="28"/>
+                      <w:szCs w:val="28"/>
+                    </w:rPr>
+                    <w:t xml:space="preserve"> Don</w:t>
                   </w:r>
                 </w:p>
               </w:tc>
@@ -924,7 +1076,7 @@
     <w:sdt>
       <w:sdtPr>
         <w:rPr>
-          <w:rFonts w:eastAsiaTheme="minorEastAsia" w:cs="Calibri"/>
+          <w:rFonts w:asciiTheme="minorHAnsi" w:eastAsiaTheme="minorEastAsia" w:hAnsiTheme="minorHAnsi" w:cs="Calibri"/>
           <w:color w:val="auto"/>
           <w:sz w:val="24"/>
           <w:szCs w:val="24"/>
@@ -3826,23 +3978,7 @@
             <w:rFonts w:ascii="Calibri" w:hAnsi="Calibri" w:cs="Calibri"/>
             <w:noProof/>
           </w:rPr>
-          <w:t>Figure 3: Redesigned home screen, bank transfer screen and Bin</w:t>
-        </w:r>
-        <w:r>
-          <w:rPr>
-            <w:rStyle w:val="Hyperlink"/>
-            <w:rFonts w:ascii="Calibri" w:hAnsi="Calibri" w:cs="Calibri"/>
-            <w:noProof/>
-          </w:rPr>
-          <w:t>a</w:t>
-        </w:r>
-        <w:r>
-          <w:rPr>
-            <w:rStyle w:val="Hyperlink"/>
-            <w:rFonts w:ascii="Calibri" w:hAnsi="Calibri" w:cs="Calibri"/>
-            <w:noProof/>
-          </w:rPr>
-          <w:t>nce AI help screen</w:t>
+          <w:t>Figure 3: Redesigned home screen, bank transfer screen and Binance AI help screen</w:t>
         </w:r>
         <w:r>
           <w:rPr>
@@ -4413,7 +4549,7 @@
           <w:szCs w:val="22"/>
           <w:lang w:eastAsia="en-US"/>
         </w:rPr>
-        <w:t xml:space="preserve">This report is in response to those results. The group based its design on the report by Udith Madushan Jayasinghe </w:t>
+        <w:t xml:space="preserve">This report is in response to those results. The group based its design on the report by </w:t>
       </w:r>
       <w:proofErr w:type="spellStart"/>
       <w:r>
@@ -4423,6 +4559,46 @@
           <w:szCs w:val="22"/>
           <w:lang w:eastAsia="en-US"/>
         </w:rPr>
+        <w:t>Udith</w:t>
+      </w:r>
+      <w:proofErr w:type="spellEnd"/>
+      <w:r>
+        <w:rPr>
+          <w:rFonts w:ascii="Calibri" w:hAnsi="Calibri" w:cs="Calibri"/>
+          <w:sz w:val="22"/>
+          <w:szCs w:val="22"/>
+          <w:lang w:eastAsia="en-US"/>
+        </w:rPr>
+        <w:t xml:space="preserve"> </w:t>
+      </w:r>
+      <w:proofErr w:type="spellStart"/>
+      <w:r>
+        <w:rPr>
+          <w:rFonts w:ascii="Calibri" w:hAnsi="Calibri" w:cs="Calibri"/>
+          <w:sz w:val="22"/>
+          <w:szCs w:val="22"/>
+          <w:lang w:eastAsia="en-US"/>
+        </w:rPr>
+        <w:t>Madushan</w:t>
+      </w:r>
+      <w:proofErr w:type="spellEnd"/>
+      <w:r>
+        <w:rPr>
+          <w:rFonts w:ascii="Calibri" w:hAnsi="Calibri" w:cs="Calibri"/>
+          <w:sz w:val="22"/>
+          <w:szCs w:val="22"/>
+          <w:lang w:eastAsia="en-US"/>
+        </w:rPr>
+        <w:t xml:space="preserve"> Jayasinghe </w:t>
+      </w:r>
+      <w:proofErr w:type="spellStart"/>
+      <w:r>
+        <w:rPr>
+          <w:rFonts w:ascii="Calibri" w:hAnsi="Calibri" w:cs="Calibri"/>
+          <w:sz w:val="22"/>
+          <w:szCs w:val="22"/>
+          <w:lang w:eastAsia="en-US"/>
+        </w:rPr>
         <w:t>Jayasinghe</w:t>
       </w:r>
       <w:proofErr w:type="spellEnd"/>
@@ -4433,9 +4609,9 @@
           <w:szCs w:val="22"/>
           <w:lang w:eastAsia="en-US"/>
         </w:rPr>
-        <w:t xml:space="preserve"> Arachchige (ID 69191) in Assessment 2 and developed, justified and evaluated concept design for the home page, buying and selling flows, bank transfer page and </w:t>
+        <w:t xml:space="preserve"> </w:t>
       </w:r>
-      <w:proofErr w:type="gramStart"/>
+      <w:proofErr w:type="spellStart"/>
       <w:r>
         <w:rPr>
           <w:rFonts w:ascii="Calibri" w:hAnsi="Calibri" w:cs="Calibri"/>
@@ -4443,9 +4619,9 @@
           <w:szCs w:val="22"/>
           <w:lang w:eastAsia="en-US"/>
         </w:rPr>
-        <w:t>help</w:t>
+        <w:t>Arachchige</w:t>
       </w:r>
-      <w:proofErr w:type="gramEnd"/>
+      <w:proofErr w:type="spellEnd"/>
       <w:r>
         <w:rPr>
           <w:rFonts w:ascii="Calibri" w:hAnsi="Calibri" w:cs="Calibri"/>
@@ -4453,7 +4629,7 @@
           <w:szCs w:val="22"/>
           <w:lang w:eastAsia="en-US"/>
         </w:rPr>
-        <w:t xml:space="preserve"> entry point. This is a coursework concept, not associated with Binance, and all numbers presented in the screens are purely illustrative.</w:t>
+        <w:t xml:space="preserve"> (ID 69191) in Assessment 2 and developed, justified and evaluated concept design for the home page, buying and selling flows, bank transfer page and help entry point. This is a coursework concept, not associated with Binance, and all numbers presented in the screens are purely illustrative.</w:t>
       </w:r>
     </w:p>
     <w:p>
@@ -5597,7 +5773,6 @@
         </w:rPr>
         <w:t xml:space="preserve">Objectives are the group goals, and they should be challenging yet realistic, bearing in mind the achievement of 10.4 seconds by the chatbot, a guided purpose-built screen. The qualitative objectives </w:t>
       </w:r>
-      <w:proofErr w:type="gramStart"/>
       <w:r>
         <w:rPr>
           <w:rFonts w:ascii="Calibri" w:hAnsi="Calibri" w:cs="Calibri"/>
@@ -5606,17 +5781,7 @@
           <w:lang w:eastAsia="en-US"/>
         </w:rPr>
         <w:lastRenderedPageBreak/>
-        <w:t>are such</w:t>
-      </w:r>
-      <w:proofErr w:type="gramEnd"/>
-      <w:r>
-        <w:rPr>
-          <w:rFonts w:ascii="Calibri" w:hAnsi="Calibri" w:cs="Calibri"/>
-          <w:sz w:val="22"/>
-          <w:szCs w:val="22"/>
-          <w:lang w:eastAsia="en-US"/>
-        </w:rPr>
-        <w:t xml:space="preserve"> that all screens will clearly show the next step, all users will know where they are in a multiple-step process, all users can preview before completing an action, and all screens will adhere to WCAG 2.2 Level AA </w:t>
+        <w:t xml:space="preserve">are such that all screens will clearly show the next step, all users will know where they are in a multiple-step process, all users can preview before completing an action, and all screens will adhere to WCAG 2.2 Level AA </w:t>
       </w:r>
       <w:sdt>
         <w:sdtPr>
@@ -5721,13 +5886,7 @@
         <w:rPr>
           <w:rFonts w:cs="Calibri"/>
         </w:rPr>
-        <w:t xml:space="preserve">2.1 </w:t>
-      </w:r>
-      <w:r>
-        <w:rPr>
-          <w:rFonts w:cs="Calibri"/>
-        </w:rPr>
-        <w:t>Methodology</w:t>
+        <w:t>2.1 Methodology</w:t>
       </w:r>
       <w:bookmarkEnd w:id="6"/>
     </w:p>
@@ -5840,19 +5999,7 @@
         <w:rPr>
           <w:rFonts w:cs="Calibri"/>
         </w:rPr>
-        <w:t>2.</w:t>
-      </w:r>
-      <w:r>
-        <w:rPr>
-          <w:rFonts w:cs="Calibri"/>
-        </w:rPr>
-        <w:t>2</w:t>
-      </w:r>
-      <w:r>
-        <w:rPr>
-          <w:rFonts w:cs="Calibri"/>
-        </w:rPr>
-        <w:t xml:space="preserve"> </w:t>
+        <w:t xml:space="preserve">2.2 </w:t>
       </w:r>
       <w:r>
         <w:rPr>
@@ -5879,27 +6026,7 @@
           <w:szCs w:val="22"/>
           <w:lang w:eastAsia="en-US"/>
         </w:rPr>
-        <w:t xml:space="preserve">Before the design process started, we reviewed </w:t>
-      </w:r>
-      <w:proofErr w:type="gramStart"/>
-      <w:r>
-        <w:rPr>
-          <w:rFonts w:ascii="Calibri" w:hAnsi="Calibri" w:cs="Calibri"/>
-          <w:sz w:val="22"/>
-          <w:szCs w:val="22"/>
-          <w:lang w:eastAsia="en-US"/>
-        </w:rPr>
-        <w:t>the Assessment</w:t>
-      </w:r>
-      <w:proofErr w:type="gramEnd"/>
-      <w:r>
-        <w:rPr>
-          <w:rFonts w:ascii="Calibri" w:hAnsi="Calibri" w:cs="Calibri"/>
-          <w:sz w:val="22"/>
-          <w:szCs w:val="22"/>
-          <w:lang w:eastAsia="en-US"/>
-        </w:rPr>
-        <w:t xml:space="preserve"> 2 screenshots (Figure 1). Three structural issues caused the problem in the data. The first is that the Buy and Sell screens contain amount, method of payment, an offer to subscribe and the information about the counterparty on one screen, which makes the interface cognitively overloaded </w:t>
+        <w:t xml:space="preserve">Before the design process started, we reviewed the Assessment 2 screenshots (Figure 1). Three structural issues caused the problem in the data. The first is that the Buy and Sell screens contain amount, method of payment, an offer to subscribe and the information about the counterparty on one screen, which makes the interface cognitively overloaded </w:t>
       </w:r>
       <w:sdt>
         <w:sdtPr>
@@ -5968,28 +6095,408 @@
           <w:szCs w:val="22"/>
           <w:lang w:eastAsia="en-US"/>
         </w:rPr>
-        <w:t xml:space="preserve"> and does not show the starting point. The second issue is that on the Sell screen, the information about the requirements of the counterparty appears as a long text without formatting, which forces users to read and filter to do something. Third, on the home screen, the user sees the balance, onboarding, big call-to-action, grid of shortcuts and scrolling tab bar all at once. The chatbot performed the best because it had one purpose, </w:t>
+        <w:t xml:space="preserve"> and does not show the starting point. The second issue is that on the Sell screen, the information about the requirements of the counterparty appears as a long text without formatting, which forces users to read and filter to do something. Third, on the home screen, the user sees the balance, onboarding, big call-to-action, grid of shortcuts and scrolling tab bar all at once. The chatbot performed the best because it had one purpose, short suggested questions and one input.</w:t>
       </w:r>
-      <w:proofErr w:type="gramStart"/>
-      <w:r>
+    </w:p>
+    <w:p>
+      <w:pPr>
+        <w:jc w:val="both"/>
         <w:rPr>
           <w:rFonts w:ascii="Calibri" w:hAnsi="Calibri" w:cs="Calibri"/>
           <w:sz w:val="22"/>
           <w:szCs w:val="22"/>
           <w:lang w:eastAsia="en-US"/>
         </w:rPr>
-        <w:t>short suggested</w:t>
+      </w:pPr>
+      <w:r>
+        <w:rPr>
+          <w:noProof/>
+        </w:rPr>
+        <w:lastRenderedPageBreak/>
+        <w:drawing>
+          <wp:anchor distT="0" distB="0" distL="114300" distR="114300" simplePos="0" relativeHeight="251679744" behindDoc="0" locked="0" layoutInCell="1" allowOverlap="1" wp14:anchorId="7E933343" wp14:editId="7B066C38">
+            <wp:simplePos x="0" y="0"/>
+            <wp:positionH relativeFrom="column">
+              <wp:posOffset>-202565</wp:posOffset>
+            </wp:positionH>
+            <wp:positionV relativeFrom="paragraph">
+              <wp:posOffset>4312285</wp:posOffset>
+            </wp:positionV>
+            <wp:extent cx="1762125" cy="3822065"/>
+            <wp:effectExtent l="0" t="0" r="9525" b="6985"/>
+            <wp:wrapTopAndBottom/>
+            <wp:docPr id="20" name="Picture 20"/>
+            <wp:cNvGraphicFramePr>
+              <a:graphicFrameLocks xmlns:a="http://schemas.openxmlformats.org/drawingml/2006/main" noChangeAspect="1"/>
+            </wp:cNvGraphicFramePr>
+            <a:graphic xmlns:a="http://schemas.openxmlformats.org/drawingml/2006/main">
+              <a:graphicData uri="http://schemas.openxmlformats.org/drawingml/2006/picture">
+                <pic:pic xmlns:pic="http://schemas.openxmlformats.org/drawingml/2006/picture">
+                  <pic:nvPicPr>
+                    <pic:cNvPr id="0" name="Picture 33"/>
+                    <pic:cNvPicPr>
+                      <a:picLocks noChangeAspect="1" noChangeArrowheads="1"/>
+                    </pic:cNvPicPr>
+                  </pic:nvPicPr>
+                  <pic:blipFill>
+                    <a:blip r:embed="rId10" cstate="print">
+                      <a:extLst>
+                        <a:ext uri="{28A0092B-C50C-407E-A947-70E740481C1C}">
+                          <a14:useLocalDpi xmlns:a14="http://schemas.microsoft.com/office/drawing/2010/main" val="0"/>
+                        </a:ext>
+                      </a:extLst>
+                    </a:blip>
+                    <a:srcRect/>
+                    <a:stretch>
+                      <a:fillRect/>
+                    </a:stretch>
+                  </pic:blipFill>
+                  <pic:spPr bwMode="auto">
+                    <a:xfrm>
+                      <a:off x="0" y="0"/>
+                      <a:ext cx="1762125" cy="3822065"/>
+                    </a:xfrm>
+                    <a:prstGeom prst="rect">
+                      <a:avLst/>
+                    </a:prstGeom>
+                    <a:noFill/>
+                    <a:ln>
+                      <a:noFill/>
+                    </a:ln>
+                  </pic:spPr>
+                </pic:pic>
+              </a:graphicData>
+            </a:graphic>
+          </wp:anchor>
+        </w:drawing>
       </w:r>
-      <w:proofErr w:type="gramEnd"/>
       <w:r>
+        <w:rPr>
+          <w:noProof/>
+        </w:rPr>
+        <w:drawing>
+          <wp:anchor distT="0" distB="0" distL="114300" distR="114300" simplePos="0" relativeHeight="251676672" behindDoc="0" locked="0" layoutInCell="1" allowOverlap="1" wp14:anchorId="1B59CC3F" wp14:editId="0C9E7236">
+            <wp:simplePos x="0" y="0"/>
+            <wp:positionH relativeFrom="margin">
+              <wp:posOffset>3622040</wp:posOffset>
+            </wp:positionH>
+            <wp:positionV relativeFrom="paragraph">
+              <wp:posOffset>4314190</wp:posOffset>
+            </wp:positionV>
+            <wp:extent cx="1762403" cy="3822192"/>
+            <wp:effectExtent l="0" t="0" r="9525" b="6985"/>
+            <wp:wrapTopAndBottom/>
+            <wp:docPr id="23" name="Picture 23"/>
+            <wp:cNvGraphicFramePr>
+              <a:graphicFrameLocks xmlns:a="http://schemas.openxmlformats.org/drawingml/2006/main" noChangeAspect="1"/>
+            </wp:cNvGraphicFramePr>
+            <a:graphic xmlns:a="http://schemas.openxmlformats.org/drawingml/2006/main">
+              <a:graphicData uri="http://schemas.openxmlformats.org/drawingml/2006/picture">
+                <pic:pic xmlns:pic="http://schemas.openxmlformats.org/drawingml/2006/picture">
+                  <pic:nvPicPr>
+                    <pic:cNvPr id="0" name="Picture 36"/>
+                    <pic:cNvPicPr>
+                      <a:picLocks noChangeAspect="1" noChangeArrowheads="1"/>
+                    </pic:cNvPicPr>
+                  </pic:nvPicPr>
+                  <pic:blipFill>
+                    <a:blip r:embed="rId11" cstate="print">
+                      <a:extLst>
+                        <a:ext uri="{28A0092B-C50C-407E-A947-70E740481C1C}">
+                          <a14:useLocalDpi xmlns:a14="http://schemas.microsoft.com/office/drawing/2010/main" val="0"/>
+                        </a:ext>
+                      </a:extLst>
+                    </a:blip>
+                    <a:srcRect/>
+                    <a:stretch>
+                      <a:fillRect/>
+                    </a:stretch>
+                  </pic:blipFill>
+                  <pic:spPr bwMode="auto">
+                    <a:xfrm>
+                      <a:off x="0" y="0"/>
+                      <a:ext cx="1762403" cy="3822192"/>
+                    </a:xfrm>
+                    <a:prstGeom prst="rect">
+                      <a:avLst/>
+                    </a:prstGeom>
+                    <a:noFill/>
+                    <a:ln>
+                      <a:noFill/>
+                    </a:ln>
+                  </pic:spPr>
+                </pic:pic>
+              </a:graphicData>
+            </a:graphic>
+          </wp:anchor>
+        </w:drawing>
+      </w:r>
+      <w:r>
+        <w:rPr>
+          <w:noProof/>
+        </w:rPr>
+        <w:drawing>
+          <wp:anchor distT="0" distB="0" distL="114300" distR="114300" simplePos="0" relativeHeight="251677696" behindDoc="0" locked="0" layoutInCell="1" allowOverlap="1" wp14:anchorId="5EFD3D5D" wp14:editId="35904727">
+            <wp:simplePos x="0" y="0"/>
+            <wp:positionH relativeFrom="column">
+              <wp:posOffset>1709420</wp:posOffset>
+            </wp:positionH>
+            <wp:positionV relativeFrom="paragraph">
+              <wp:posOffset>4314825</wp:posOffset>
+            </wp:positionV>
+            <wp:extent cx="1762403" cy="3822192"/>
+            <wp:effectExtent l="0" t="0" r="9525" b="6985"/>
+            <wp:wrapTopAndBottom/>
+            <wp:docPr id="22" name="Picture 22"/>
+            <wp:cNvGraphicFramePr>
+              <a:graphicFrameLocks xmlns:a="http://schemas.openxmlformats.org/drawingml/2006/main" noChangeAspect="1"/>
+            </wp:cNvGraphicFramePr>
+            <a:graphic xmlns:a="http://schemas.openxmlformats.org/drawingml/2006/main">
+              <a:graphicData uri="http://schemas.openxmlformats.org/drawingml/2006/picture">
+                <pic:pic xmlns:pic="http://schemas.openxmlformats.org/drawingml/2006/picture">
+                  <pic:nvPicPr>
+                    <pic:cNvPr id="0" name="Picture 35"/>
+                    <pic:cNvPicPr>
+                      <a:picLocks noChangeAspect="1" noChangeArrowheads="1"/>
+                    </pic:cNvPicPr>
+                  </pic:nvPicPr>
+                  <pic:blipFill>
+                    <a:blip r:embed="rId12" cstate="print">
+                      <a:extLst>
+                        <a:ext uri="{28A0092B-C50C-407E-A947-70E740481C1C}">
+                          <a14:useLocalDpi xmlns:a14="http://schemas.microsoft.com/office/drawing/2010/main" val="0"/>
+                        </a:ext>
+                      </a:extLst>
+                    </a:blip>
+                    <a:srcRect/>
+                    <a:stretch>
+                      <a:fillRect/>
+                    </a:stretch>
+                  </pic:blipFill>
+                  <pic:spPr bwMode="auto">
+                    <a:xfrm>
+                      <a:off x="0" y="0"/>
+                      <a:ext cx="1762403" cy="3822192"/>
+                    </a:xfrm>
+                    <a:prstGeom prst="rect">
+                      <a:avLst/>
+                    </a:prstGeom>
+                    <a:noFill/>
+                    <a:ln>
+                      <a:noFill/>
+                    </a:ln>
+                  </pic:spPr>
+                </pic:pic>
+              </a:graphicData>
+            </a:graphic>
+          </wp:anchor>
+        </w:drawing>
+      </w:r>
+      <w:r>
+        <w:rPr>
+          <w:noProof/>
+        </w:rPr>
+        <w:drawing>
+          <wp:anchor distT="0" distB="0" distL="114300" distR="114300" simplePos="0" relativeHeight="251681792" behindDoc="0" locked="0" layoutInCell="1" allowOverlap="1" wp14:anchorId="7AF99EDC" wp14:editId="05F160E1">
+            <wp:simplePos x="0" y="0"/>
+            <wp:positionH relativeFrom="margin">
+              <wp:posOffset>-201295</wp:posOffset>
+            </wp:positionH>
+            <wp:positionV relativeFrom="paragraph">
+              <wp:posOffset>287020</wp:posOffset>
+            </wp:positionV>
+            <wp:extent cx="1762125" cy="3822065"/>
+            <wp:effectExtent l="0" t="0" r="9525" b="6985"/>
+            <wp:wrapTopAndBottom/>
+            <wp:docPr id="18" name="Picture 18"/>
+            <wp:cNvGraphicFramePr>
+              <a:graphicFrameLocks xmlns:a="http://schemas.openxmlformats.org/drawingml/2006/main" noChangeAspect="1"/>
+            </wp:cNvGraphicFramePr>
+            <a:graphic xmlns:a="http://schemas.openxmlformats.org/drawingml/2006/main">
+              <a:graphicData uri="http://schemas.openxmlformats.org/drawingml/2006/picture">
+                <pic:pic xmlns:pic="http://schemas.openxmlformats.org/drawingml/2006/picture">
+                  <pic:nvPicPr>
+                    <pic:cNvPr id="0" name="Picture 31"/>
+                    <pic:cNvPicPr>
+                      <a:picLocks noChangeAspect="1" noChangeArrowheads="1"/>
+                    </pic:cNvPicPr>
+                  </pic:nvPicPr>
+                  <pic:blipFill>
+                    <a:blip r:embed="rId13" cstate="print">
+                      <a:extLst>
+                        <a:ext uri="{28A0092B-C50C-407E-A947-70E740481C1C}">
+                          <a14:useLocalDpi xmlns:a14="http://schemas.microsoft.com/office/drawing/2010/main" val="0"/>
+                        </a:ext>
+                      </a:extLst>
+                    </a:blip>
+                    <a:srcRect/>
+                    <a:stretch>
+                      <a:fillRect/>
+                    </a:stretch>
+                  </pic:blipFill>
+                  <pic:spPr bwMode="auto">
+                    <a:xfrm>
+                      <a:off x="0" y="0"/>
+                      <a:ext cx="1762125" cy="3822065"/>
+                    </a:xfrm>
+                    <a:prstGeom prst="rect">
+                      <a:avLst/>
+                    </a:prstGeom>
+                    <a:noFill/>
+                    <a:ln>
+                      <a:noFill/>
+                    </a:ln>
+                  </pic:spPr>
+                </pic:pic>
+              </a:graphicData>
+            </a:graphic>
+          </wp:anchor>
+        </w:drawing>
+      </w:r>
+      <w:r>
+        <w:rPr>
+          <w:noProof/>
+        </w:rPr>
+        <w:drawing>
+          <wp:anchor distT="0" distB="0" distL="114300" distR="114300" simplePos="0" relativeHeight="251680768" behindDoc="0" locked="0" layoutInCell="1" allowOverlap="1" wp14:anchorId="70229D4E" wp14:editId="181E5C86">
+            <wp:simplePos x="0" y="0"/>
+            <wp:positionH relativeFrom="column">
+              <wp:posOffset>1691640</wp:posOffset>
+            </wp:positionH>
+            <wp:positionV relativeFrom="paragraph">
+              <wp:posOffset>284480</wp:posOffset>
+            </wp:positionV>
+            <wp:extent cx="1762125" cy="3822065"/>
+            <wp:effectExtent l="0" t="0" r="9525" b="6985"/>
+            <wp:wrapTopAndBottom/>
+            <wp:docPr id="19" name="Picture 19"/>
+            <wp:cNvGraphicFramePr>
+              <a:graphicFrameLocks xmlns:a="http://schemas.openxmlformats.org/drawingml/2006/main" noChangeAspect="1"/>
+            </wp:cNvGraphicFramePr>
+            <a:graphic xmlns:a="http://schemas.openxmlformats.org/drawingml/2006/main">
+              <a:graphicData uri="http://schemas.openxmlformats.org/drawingml/2006/picture">
+                <pic:pic xmlns:pic="http://schemas.openxmlformats.org/drawingml/2006/picture">
+                  <pic:nvPicPr>
+                    <pic:cNvPr id="0" name="Picture 32"/>
+                    <pic:cNvPicPr>
+                      <a:picLocks noChangeAspect="1" noChangeArrowheads="1"/>
+                    </pic:cNvPicPr>
+                  </pic:nvPicPr>
+                  <pic:blipFill>
+                    <a:blip r:embed="rId14" cstate="print">
+                      <a:extLst>
+                        <a:ext uri="{28A0092B-C50C-407E-A947-70E740481C1C}">
+                          <a14:useLocalDpi xmlns:a14="http://schemas.microsoft.com/office/drawing/2010/main" val="0"/>
+                        </a:ext>
+                      </a:extLst>
+                    </a:blip>
+                    <a:srcRect/>
+                    <a:stretch>
+                      <a:fillRect/>
+                    </a:stretch>
+                  </pic:blipFill>
+                  <pic:spPr bwMode="auto">
+                    <a:xfrm>
+                      <a:off x="0" y="0"/>
+                      <a:ext cx="1762125" cy="3822065"/>
+                    </a:xfrm>
+                    <a:prstGeom prst="rect">
+                      <a:avLst/>
+                    </a:prstGeom>
+                    <a:noFill/>
+                    <a:ln>
+                      <a:noFill/>
+                    </a:ln>
+                  </pic:spPr>
+                </pic:pic>
+              </a:graphicData>
+            </a:graphic>
+          </wp:anchor>
+        </w:drawing>
+      </w:r>
+      <w:r>
+        <w:rPr>
+          <w:noProof/>
+        </w:rPr>
+        <w:drawing>
+          <wp:anchor distT="0" distB="0" distL="114300" distR="114300" simplePos="0" relativeHeight="251678720" behindDoc="0" locked="0" layoutInCell="1" allowOverlap="1" wp14:anchorId="342806A2" wp14:editId="5FD050C7">
+            <wp:simplePos x="0" y="0"/>
+            <wp:positionH relativeFrom="column">
+              <wp:posOffset>3594735</wp:posOffset>
+            </wp:positionH>
+            <wp:positionV relativeFrom="paragraph">
+              <wp:posOffset>287020</wp:posOffset>
+            </wp:positionV>
+            <wp:extent cx="1762125" cy="3822065"/>
+            <wp:effectExtent l="0" t="0" r="9525" b="6985"/>
+            <wp:wrapTopAndBottom/>
+            <wp:docPr id="21" name="Picture 21"/>
+            <wp:cNvGraphicFramePr>
+              <a:graphicFrameLocks xmlns:a="http://schemas.openxmlformats.org/drawingml/2006/main" noChangeAspect="1"/>
+            </wp:cNvGraphicFramePr>
+            <a:graphic xmlns:a="http://schemas.openxmlformats.org/drawingml/2006/main">
+              <a:graphicData uri="http://schemas.openxmlformats.org/drawingml/2006/picture">
+                <pic:pic xmlns:pic="http://schemas.openxmlformats.org/drawingml/2006/picture">
+                  <pic:nvPicPr>
+                    <pic:cNvPr id="0" name="Picture 34"/>
+                    <pic:cNvPicPr>
+                      <a:picLocks noChangeAspect="1" noChangeArrowheads="1"/>
+                    </pic:cNvPicPr>
+                  </pic:nvPicPr>
+                  <pic:blipFill>
+                    <a:blip r:embed="rId15" cstate="print">
+                      <a:extLst>
+                        <a:ext uri="{28A0092B-C50C-407E-A947-70E740481C1C}">
+                          <a14:useLocalDpi xmlns:a14="http://schemas.microsoft.com/office/drawing/2010/main" val="0"/>
+                        </a:ext>
+                      </a:extLst>
+                    </a:blip>
+                    <a:srcRect/>
+                    <a:stretch>
+                      <a:fillRect/>
+                    </a:stretch>
+                  </pic:blipFill>
+                  <pic:spPr bwMode="auto">
+                    <a:xfrm>
+                      <a:off x="0" y="0"/>
+                      <a:ext cx="1762125" cy="3822065"/>
+                    </a:xfrm>
+                    <a:prstGeom prst="rect">
+                      <a:avLst/>
+                    </a:prstGeom>
+                    <a:noFill/>
+                    <a:ln>
+                      <a:noFill/>
+                    </a:ln>
+                  </pic:spPr>
+                </pic:pic>
+              </a:graphicData>
+            </a:graphic>
+          </wp:anchor>
+        </w:drawing>
+      </w:r>
+    </w:p>
+    <w:p>
+      <w:pPr>
+        <w:jc w:val="both"/>
         <w:rPr>
           <w:rFonts w:ascii="Calibri" w:hAnsi="Calibri" w:cs="Calibri"/>
           <w:sz w:val="22"/>
           <w:szCs w:val="22"/>
           <w:lang w:eastAsia="en-US"/>
         </w:rPr>
-        <w:t xml:space="preserve"> questions and one input.</w:t>
-      </w:r>
+      </w:pPr>
+    </w:p>
+    <w:p>
+      <w:pPr>
+        <w:jc w:val="both"/>
+        <w:rPr>
+          <w:rFonts w:ascii="Calibri" w:hAnsi="Calibri" w:cs="Calibri"/>
+          <w:sz w:val="22"/>
+          <w:szCs w:val="22"/>
+          <w:lang w:eastAsia="en-US"/>
+        </w:rPr>
+      </w:pPr>
     </w:p>
     <w:p>
       <w:pPr>
@@ -6113,60 +6620,6 @@
         </w:rPr>
         <w:t>All findings were turned into requirements and ranked based on the High/Medium ratings determined from Assessment 2. The full matrix, including decisions, principles, and WCAG criteria, is presented in Appendix A.</w:t>
       </w:r>
-    </w:p>
-    <w:p>
-      <w:pPr>
-        <w:jc w:val="both"/>
-        <w:rPr>
-          <w:rFonts w:ascii="Calibri" w:hAnsi="Calibri" w:cs="Calibri"/>
-          <w:lang w:eastAsia="en-US"/>
-        </w:rPr>
-      </w:pPr>
-    </w:p>
-    <w:p>
-      <w:pPr>
-        <w:jc w:val="both"/>
-        <w:rPr>
-          <w:rFonts w:ascii="Calibri" w:hAnsi="Calibri" w:cs="Calibri"/>
-          <w:lang w:eastAsia="en-US"/>
-        </w:rPr>
-      </w:pPr>
-    </w:p>
-    <w:p>
-      <w:pPr>
-        <w:jc w:val="both"/>
-        <w:rPr>
-          <w:rFonts w:ascii="Calibri" w:hAnsi="Calibri" w:cs="Calibri"/>
-          <w:lang w:eastAsia="en-US"/>
-        </w:rPr>
-      </w:pPr>
-    </w:p>
-    <w:p>
-      <w:pPr>
-        <w:jc w:val="both"/>
-        <w:rPr>
-          <w:rFonts w:ascii="Calibri" w:hAnsi="Calibri" w:cs="Calibri"/>
-          <w:lang w:eastAsia="en-US"/>
-        </w:rPr>
-      </w:pPr>
-    </w:p>
-    <w:p>
-      <w:pPr>
-        <w:jc w:val="both"/>
-        <w:rPr>
-          <w:rFonts w:ascii="Calibri" w:hAnsi="Calibri" w:cs="Calibri"/>
-          <w:lang w:eastAsia="en-US"/>
-        </w:rPr>
-      </w:pPr>
-    </w:p>
-    <w:p>
-      <w:pPr>
-        <w:jc w:val="both"/>
-        <w:rPr>
-          <w:rFonts w:ascii="Calibri" w:hAnsi="Calibri" w:cs="Calibri"/>
-          <w:lang w:eastAsia="en-US"/>
-        </w:rPr>
-      </w:pPr>
     </w:p>
     <w:tbl>
       <w:tblPr>
@@ -6204,7 +6657,6 @@
                 <w:sz w:val="22"/>
                 <w:szCs w:val="22"/>
               </w:rPr>
-              <w:lastRenderedPageBreak/>
               <w:t>ID</w:t>
             </w:r>
           </w:p>
@@ -6350,23 +6802,13 @@
                 <w:szCs w:val="22"/>
               </w:rPr>
             </w:pPr>
-            <w:proofErr w:type="gramStart"/>
-            <w:r>
-              <w:rPr>
-                <w:rFonts w:ascii="Calibri" w:eastAsia="Calibri" w:hAnsi="Calibri" w:cs="Calibri"/>
-                <w:sz w:val="22"/>
-                <w:szCs w:val="22"/>
-              </w:rPr>
-              <w:t>Obvious</w:t>
-            </w:r>
-            <w:proofErr w:type="gramEnd"/>
-            <w:r>
-              <w:rPr>
-                <w:rFonts w:ascii="Calibri" w:eastAsia="Calibri" w:hAnsi="Calibri" w:cs="Calibri"/>
-                <w:sz w:val="22"/>
-                <w:szCs w:val="22"/>
-              </w:rPr>
-              <w:t>, labelled entry point to Buy.</w:t>
+            <w:r>
+              <w:rPr>
+                <w:rFonts w:ascii="Calibri" w:eastAsia="Calibri" w:hAnsi="Calibri" w:cs="Calibri"/>
+                <w:sz w:val="22"/>
+                <w:szCs w:val="22"/>
+              </w:rPr>
+              <w:t>Obvious, labelled entry point to Buy.</w:t>
             </w:r>
           </w:p>
         </w:tc>
@@ -7781,19 +8223,7 @@
         <w:rPr>
           <w:rFonts w:cs="Calibri"/>
         </w:rPr>
-        <w:t>2.</w:t>
-      </w:r>
-      <w:r>
-        <w:rPr>
-          <w:rFonts w:cs="Calibri"/>
-        </w:rPr>
-        <w:t>4</w:t>
-      </w:r>
-      <w:r>
-        <w:rPr>
-          <w:rFonts w:cs="Calibri"/>
-        </w:rPr>
-        <w:t xml:space="preserve"> </w:t>
+        <w:t xml:space="preserve">2.4 </w:t>
       </w:r>
       <w:r>
         <w:rPr>
@@ -7895,7 +8325,7 @@
           <w:szCs w:val="22"/>
           <w:lang w:eastAsia="en-US"/>
         </w:rPr>
-        <w:t>. The important decisions include same three steps for Buy and Sell, home screen as search &gt; balance &gt; actions &gt; watchlist &gt; “More,” and the presence of a help icon in every header. The second iteration yielded the high-fidelity screens with the dark theme shown in Section 4 as well as the Figma prototype</w:t>
+        <w:t xml:space="preserve">. The important decisions include same three steps for Buy and Sell, home screen as search &gt; balance &gt; actions &gt; watchlist &gt; “More,” and the presence of a help icon in every header. The second iteration yielded the high-fidelity screens with the dark theme shown in Section 4 as well </w:t>
       </w:r>
       <w:r>
         <w:rPr>
@@ -7904,7 +8334,8 @@
           <w:szCs w:val="22"/>
           <w:lang w:eastAsia="en-US"/>
         </w:rPr>
-        <w:t>,</w:t>
+        <w:lastRenderedPageBreak/>
+        <w:t>as the Figma prototype</w:t>
       </w:r>
       <w:r>
         <w:rPr>
@@ -7913,7 +8344,414 @@
           <w:szCs w:val="22"/>
           <w:lang w:eastAsia="en-US"/>
         </w:rPr>
-        <w:t xml:space="preserve"> the dark theme was retained since the user already knows it and it reduces the relearning cost.</w:t>
+        <w:t>,</w:t>
+      </w:r>
+      <w:r>
+        <w:rPr>
+          <w:rFonts w:ascii="Calibri" w:hAnsi="Calibri" w:cs="Calibri"/>
+          <w:sz w:val="22"/>
+          <w:szCs w:val="22"/>
+          <w:lang w:eastAsia="en-US"/>
+        </w:rPr>
+        <w:t xml:space="preserve"> the dark theme was retained since the user already knows it and it reduces </w:t>
+      </w:r>
+      <w:r>
+        <w:rPr>
+          <w:noProof/>
+        </w:rPr>
+        <w:drawing>
+          <wp:anchor distT="0" distB="0" distL="114300" distR="114300" simplePos="0" relativeHeight="251664384" behindDoc="0" locked="0" layoutInCell="1" allowOverlap="1" wp14:anchorId="136EF6AE" wp14:editId="68822C25">
+            <wp:simplePos x="0" y="0"/>
+            <wp:positionH relativeFrom="margin">
+              <wp:posOffset>0</wp:posOffset>
+            </wp:positionH>
+            <wp:positionV relativeFrom="paragraph">
+              <wp:posOffset>4450080</wp:posOffset>
+            </wp:positionV>
+            <wp:extent cx="1764030" cy="3822065"/>
+            <wp:effectExtent l="0" t="0" r="7620" b="6985"/>
+            <wp:wrapTopAndBottom/>
+            <wp:docPr id="6" name="Picture 6"/>
+            <wp:cNvGraphicFramePr>
+              <a:graphicFrameLocks xmlns:a="http://schemas.openxmlformats.org/drawingml/2006/main" noChangeAspect="1"/>
+            </wp:cNvGraphicFramePr>
+            <a:graphic xmlns:a="http://schemas.openxmlformats.org/drawingml/2006/main">
+              <a:graphicData uri="http://schemas.openxmlformats.org/drawingml/2006/picture">
+                <pic:pic xmlns:pic="http://schemas.openxmlformats.org/drawingml/2006/picture">
+                  <pic:nvPicPr>
+                    <pic:cNvPr id="0" name="Picture 8"/>
+                    <pic:cNvPicPr>
+                      <a:picLocks noChangeAspect="1" noChangeArrowheads="1"/>
+                    </pic:cNvPicPr>
+                  </pic:nvPicPr>
+                  <pic:blipFill>
+                    <a:blip r:embed="rId16">
+                      <a:extLst>
+                        <a:ext uri="{28A0092B-C50C-407E-A947-70E740481C1C}">
+                          <a14:useLocalDpi xmlns:a14="http://schemas.microsoft.com/office/drawing/2010/main" val="0"/>
+                        </a:ext>
+                      </a:extLst>
+                    </a:blip>
+                    <a:srcRect/>
+                    <a:stretch>
+                      <a:fillRect/>
+                    </a:stretch>
+                  </pic:blipFill>
+                  <pic:spPr bwMode="auto">
+                    <a:xfrm>
+                      <a:off x="0" y="0"/>
+                      <a:ext cx="1764030" cy="3822065"/>
+                    </a:xfrm>
+                    <a:prstGeom prst="rect">
+                      <a:avLst/>
+                    </a:prstGeom>
+                    <a:noFill/>
+                    <a:ln>
+                      <a:noFill/>
+                    </a:ln>
+                  </pic:spPr>
+                </pic:pic>
+              </a:graphicData>
+            </a:graphic>
+          </wp:anchor>
+        </w:drawing>
+      </w:r>
+      <w:r>
+        <w:rPr>
+          <w:noProof/>
+        </w:rPr>
+        <w:drawing>
+          <wp:anchor distT="0" distB="0" distL="114300" distR="114300" simplePos="0" relativeHeight="251665408" behindDoc="0" locked="0" layoutInCell="1" allowOverlap="1" wp14:anchorId="22FA31E0" wp14:editId="0249E927">
+            <wp:simplePos x="0" y="0"/>
+            <wp:positionH relativeFrom="margin">
+              <wp:posOffset>3773170</wp:posOffset>
+            </wp:positionH>
+            <wp:positionV relativeFrom="paragraph">
+              <wp:posOffset>4451350</wp:posOffset>
+            </wp:positionV>
+            <wp:extent cx="1764030" cy="3822065"/>
+            <wp:effectExtent l="0" t="0" r="7620" b="6985"/>
+            <wp:wrapTopAndBottom/>
+            <wp:docPr id="5" name="Picture 5"/>
+            <wp:cNvGraphicFramePr>
+              <a:graphicFrameLocks xmlns:a="http://schemas.openxmlformats.org/drawingml/2006/main" noChangeAspect="1"/>
+            </wp:cNvGraphicFramePr>
+            <a:graphic xmlns:a="http://schemas.openxmlformats.org/drawingml/2006/main">
+              <a:graphicData uri="http://schemas.openxmlformats.org/drawingml/2006/picture">
+                <pic:pic xmlns:pic="http://schemas.openxmlformats.org/drawingml/2006/picture">
+                  <pic:nvPicPr>
+                    <pic:cNvPr id="0" name="Picture 7"/>
+                    <pic:cNvPicPr>
+                      <a:picLocks noChangeAspect="1" noChangeArrowheads="1"/>
+                    </pic:cNvPicPr>
+                  </pic:nvPicPr>
+                  <pic:blipFill>
+                    <a:blip r:embed="rId17">
+                      <a:extLst>
+                        <a:ext uri="{28A0092B-C50C-407E-A947-70E740481C1C}">
+                          <a14:useLocalDpi xmlns:a14="http://schemas.microsoft.com/office/drawing/2010/main" val="0"/>
+                        </a:ext>
+                      </a:extLst>
+                    </a:blip>
+                    <a:srcRect/>
+                    <a:stretch>
+                      <a:fillRect/>
+                    </a:stretch>
+                  </pic:blipFill>
+                  <pic:spPr bwMode="auto">
+                    <a:xfrm>
+                      <a:off x="0" y="0"/>
+                      <a:ext cx="1764030" cy="3822065"/>
+                    </a:xfrm>
+                    <a:prstGeom prst="rect">
+                      <a:avLst/>
+                    </a:prstGeom>
+                    <a:noFill/>
+                    <a:ln>
+                      <a:noFill/>
+                    </a:ln>
+                  </pic:spPr>
+                </pic:pic>
+              </a:graphicData>
+            </a:graphic>
+          </wp:anchor>
+        </w:drawing>
+      </w:r>
+      <w:r>
+        <w:rPr>
+          <w:noProof/>
+        </w:rPr>
+        <w:drawing>
+          <wp:anchor distT="0" distB="0" distL="114300" distR="114300" simplePos="0" relativeHeight="251663360" behindDoc="0" locked="0" layoutInCell="1" allowOverlap="1" wp14:anchorId="489190DB" wp14:editId="0A96A3F7">
+            <wp:simplePos x="0" y="0"/>
+            <wp:positionH relativeFrom="margin">
+              <wp:posOffset>1874520</wp:posOffset>
+            </wp:positionH>
+            <wp:positionV relativeFrom="paragraph">
+              <wp:posOffset>4450617</wp:posOffset>
+            </wp:positionV>
+            <wp:extent cx="1764030" cy="3822065"/>
+            <wp:effectExtent l="0" t="0" r="7620" b="6985"/>
+            <wp:wrapTopAndBottom/>
+            <wp:docPr id="8" name="Picture 8"/>
+            <wp:cNvGraphicFramePr>
+              <a:graphicFrameLocks xmlns:a="http://schemas.openxmlformats.org/drawingml/2006/main" noChangeAspect="1"/>
+            </wp:cNvGraphicFramePr>
+            <a:graphic xmlns:a="http://schemas.openxmlformats.org/drawingml/2006/main">
+              <a:graphicData uri="http://schemas.openxmlformats.org/drawingml/2006/picture">
+                <pic:pic xmlns:pic="http://schemas.openxmlformats.org/drawingml/2006/picture">
+                  <pic:nvPicPr>
+                    <pic:cNvPr id="0" name="Picture 9"/>
+                    <pic:cNvPicPr>
+                      <a:picLocks noChangeAspect="1" noChangeArrowheads="1"/>
+                    </pic:cNvPicPr>
+                  </pic:nvPicPr>
+                  <pic:blipFill>
+                    <a:blip r:embed="rId18">
+                      <a:extLst>
+                        <a:ext uri="{28A0092B-C50C-407E-A947-70E740481C1C}">
+                          <a14:useLocalDpi xmlns:a14="http://schemas.microsoft.com/office/drawing/2010/main" val="0"/>
+                        </a:ext>
+                      </a:extLst>
+                    </a:blip>
+                    <a:srcRect/>
+                    <a:stretch>
+                      <a:fillRect/>
+                    </a:stretch>
+                  </pic:blipFill>
+                  <pic:spPr bwMode="auto">
+                    <a:xfrm>
+                      <a:off x="0" y="0"/>
+                      <a:ext cx="1764030" cy="3822065"/>
+                    </a:xfrm>
+                    <a:prstGeom prst="rect">
+                      <a:avLst/>
+                    </a:prstGeom>
+                    <a:noFill/>
+                    <a:ln>
+                      <a:noFill/>
+                    </a:ln>
+                  </pic:spPr>
+                </pic:pic>
+              </a:graphicData>
+            </a:graphic>
+          </wp:anchor>
+        </w:drawing>
+      </w:r>
+      <w:r>
+        <w:rPr>
+          <w:rFonts w:ascii="Calibri" w:hAnsi="Calibri" w:cs="Calibri"/>
+          <w:sz w:val="22"/>
+          <w:szCs w:val="22"/>
+          <w:lang w:eastAsia="en-US"/>
+        </w:rPr>
+        <w:t>the relearning cost.</w:t>
+      </w:r>
+    </w:p>
+    <w:p>
+      <w:pPr>
+        <w:jc w:val="both"/>
+        <w:rPr>
+          <w:rFonts w:ascii="Calibri" w:hAnsi="Calibri" w:cs="Calibri"/>
+          <w:sz w:val="22"/>
+          <w:szCs w:val="22"/>
+          <w:lang w:eastAsia="en-US"/>
+        </w:rPr>
+      </w:pPr>
+      <w:r>
+        <w:rPr>
+          <w:noProof/>
+        </w:rPr>
+        <w:drawing>
+          <wp:anchor distT="0" distB="0" distL="114300" distR="114300" simplePos="0" relativeHeight="251662336" behindDoc="0" locked="0" layoutInCell="1" allowOverlap="1" wp14:anchorId="3E4FC962" wp14:editId="6A20BAD9">
+            <wp:simplePos x="0" y="0"/>
+            <wp:positionH relativeFrom="column">
+              <wp:posOffset>3769995</wp:posOffset>
+            </wp:positionH>
+            <wp:positionV relativeFrom="paragraph">
+              <wp:posOffset>0</wp:posOffset>
+            </wp:positionV>
+            <wp:extent cx="1763773" cy="3822192"/>
+            <wp:effectExtent l="0" t="0" r="8255" b="6985"/>
+            <wp:wrapTopAndBottom/>
+            <wp:docPr id="4" name="Picture 4"/>
+            <wp:cNvGraphicFramePr>
+              <a:graphicFrameLocks xmlns:a="http://schemas.openxmlformats.org/drawingml/2006/main" noChangeAspect="1"/>
+            </wp:cNvGraphicFramePr>
+            <a:graphic xmlns:a="http://schemas.openxmlformats.org/drawingml/2006/main">
+              <a:graphicData uri="http://schemas.openxmlformats.org/drawingml/2006/picture">
+                <pic:pic xmlns:pic="http://schemas.openxmlformats.org/drawingml/2006/picture">
+                  <pic:nvPicPr>
+                    <pic:cNvPr id="0" name="Picture 5"/>
+                    <pic:cNvPicPr>
+                      <a:picLocks noChangeAspect="1" noChangeArrowheads="1"/>
+                    </pic:cNvPicPr>
+                  </pic:nvPicPr>
+                  <pic:blipFill>
+                    <a:blip r:embed="rId19">
+                      <a:extLst>
+                        <a:ext uri="{28A0092B-C50C-407E-A947-70E740481C1C}">
+                          <a14:useLocalDpi xmlns:a14="http://schemas.microsoft.com/office/drawing/2010/main" val="0"/>
+                        </a:ext>
+                      </a:extLst>
+                    </a:blip>
+                    <a:srcRect/>
+                    <a:stretch>
+                      <a:fillRect/>
+                    </a:stretch>
+                  </pic:blipFill>
+                  <pic:spPr bwMode="auto">
+                    <a:xfrm>
+                      <a:off x="0" y="0"/>
+                      <a:ext cx="1763773" cy="3822192"/>
+                    </a:xfrm>
+                    <a:prstGeom prst="rect">
+                      <a:avLst/>
+                    </a:prstGeom>
+                    <a:noFill/>
+                    <a:ln>
+                      <a:noFill/>
+                    </a:ln>
+                  </pic:spPr>
+                </pic:pic>
+              </a:graphicData>
+            </a:graphic>
+            <wp14:sizeRelH relativeFrom="margin">
+              <wp14:pctWidth>0</wp14:pctWidth>
+            </wp14:sizeRelH>
+            <wp14:sizeRelV relativeFrom="margin">
+              <wp14:pctHeight>0</wp14:pctHeight>
+            </wp14:sizeRelV>
+          </wp:anchor>
+        </w:drawing>
+      </w:r>
+      <w:r>
+        <w:rPr>
+          <w:noProof/>
+        </w:rPr>
+        <w:drawing>
+          <wp:anchor distT="0" distB="0" distL="114300" distR="114300" simplePos="0" relativeHeight="251661312" behindDoc="0" locked="0" layoutInCell="1" allowOverlap="1" wp14:anchorId="4888FD2C" wp14:editId="3E1FEF00">
+            <wp:simplePos x="0" y="0"/>
+            <wp:positionH relativeFrom="margin">
+              <wp:posOffset>1889760</wp:posOffset>
+            </wp:positionH>
+            <wp:positionV relativeFrom="paragraph">
+              <wp:posOffset>0</wp:posOffset>
+            </wp:positionV>
+            <wp:extent cx="1764320" cy="3822192"/>
+            <wp:effectExtent l="0" t="0" r="7620" b="6985"/>
+            <wp:wrapTopAndBottom/>
+            <wp:docPr id="2" name="Picture 2"/>
+            <wp:cNvGraphicFramePr>
+              <a:graphicFrameLocks xmlns:a="http://schemas.openxmlformats.org/drawingml/2006/main" noChangeAspect="1"/>
+            </wp:cNvGraphicFramePr>
+            <a:graphic xmlns:a="http://schemas.openxmlformats.org/drawingml/2006/main">
+              <a:graphicData uri="http://schemas.openxmlformats.org/drawingml/2006/picture">
+                <pic:pic xmlns:pic="http://schemas.openxmlformats.org/drawingml/2006/picture">
+                  <pic:nvPicPr>
+                    <pic:cNvPr id="0" name="Picture 3"/>
+                    <pic:cNvPicPr>
+                      <a:picLocks noChangeAspect="1" noChangeArrowheads="1"/>
+                    </pic:cNvPicPr>
+                  </pic:nvPicPr>
+                  <pic:blipFill>
+                    <a:blip r:embed="rId20">
+                      <a:extLst>
+                        <a:ext uri="{28A0092B-C50C-407E-A947-70E740481C1C}">
+                          <a14:useLocalDpi xmlns:a14="http://schemas.microsoft.com/office/drawing/2010/main" val="0"/>
+                        </a:ext>
+                      </a:extLst>
+                    </a:blip>
+                    <a:srcRect/>
+                    <a:stretch>
+                      <a:fillRect/>
+                    </a:stretch>
+                  </pic:blipFill>
+                  <pic:spPr bwMode="auto">
+                    <a:xfrm>
+                      <a:off x="0" y="0"/>
+                      <a:ext cx="1764320" cy="3822192"/>
+                    </a:xfrm>
+                    <a:prstGeom prst="rect">
+                      <a:avLst/>
+                    </a:prstGeom>
+                    <a:noFill/>
+                    <a:ln>
+                      <a:noFill/>
+                    </a:ln>
+                  </pic:spPr>
+                </pic:pic>
+              </a:graphicData>
+            </a:graphic>
+            <wp14:sizeRelH relativeFrom="margin">
+              <wp14:pctWidth>0</wp14:pctWidth>
+            </wp14:sizeRelH>
+            <wp14:sizeRelV relativeFrom="margin">
+              <wp14:pctHeight>0</wp14:pctHeight>
+            </wp14:sizeRelV>
+          </wp:anchor>
+        </w:drawing>
+      </w:r>
+      <w:r>
+        <w:rPr>
+          <w:noProof/>
+        </w:rPr>
+        <w:drawing>
+          <wp:anchor distT="0" distB="0" distL="114300" distR="114300" simplePos="0" relativeHeight="251660288" behindDoc="0" locked="0" layoutInCell="1" allowOverlap="1" wp14:anchorId="0730FE0B" wp14:editId="170F398F">
+            <wp:simplePos x="0" y="0"/>
+            <wp:positionH relativeFrom="margin">
+              <wp:posOffset>0</wp:posOffset>
+            </wp:positionH>
+            <wp:positionV relativeFrom="paragraph">
+              <wp:posOffset>0</wp:posOffset>
+            </wp:positionV>
+            <wp:extent cx="1764856" cy="3822166"/>
+            <wp:effectExtent l="0" t="0" r="6985" b="6985"/>
+            <wp:wrapTopAndBottom/>
+            <wp:docPr id="1" name="Picture 1"/>
+            <wp:cNvGraphicFramePr>
+              <a:graphicFrameLocks xmlns:a="http://schemas.openxmlformats.org/drawingml/2006/main" noChangeAspect="1"/>
+            </wp:cNvGraphicFramePr>
+            <a:graphic xmlns:a="http://schemas.openxmlformats.org/drawingml/2006/main">
+              <a:graphicData uri="http://schemas.openxmlformats.org/drawingml/2006/picture">
+                <pic:pic xmlns:pic="http://schemas.openxmlformats.org/drawingml/2006/picture">
+                  <pic:nvPicPr>
+                    <pic:cNvPr id="0" name="Picture 1"/>
+                    <pic:cNvPicPr>
+                      <a:picLocks noChangeAspect="1" noChangeArrowheads="1"/>
+                    </pic:cNvPicPr>
+                  </pic:nvPicPr>
+                  <pic:blipFill>
+                    <a:blip r:embed="rId21">
+                      <a:extLst>
+                        <a:ext uri="{28A0092B-C50C-407E-A947-70E740481C1C}">
+                          <a14:useLocalDpi xmlns:a14="http://schemas.microsoft.com/office/drawing/2010/main" val="0"/>
+                        </a:ext>
+                      </a:extLst>
+                    </a:blip>
+                    <a:srcRect/>
+                    <a:stretch>
+                      <a:fillRect/>
+                    </a:stretch>
+                  </pic:blipFill>
+                  <pic:spPr bwMode="auto">
+                    <a:xfrm>
+                      <a:off x="0" y="0"/>
+                      <a:ext cx="1764856" cy="3822166"/>
+                    </a:xfrm>
+                    <a:prstGeom prst="rect">
+                      <a:avLst/>
+                    </a:prstGeom>
+                    <a:noFill/>
+                    <a:ln>
+                      <a:noFill/>
+                    </a:ln>
+                  </pic:spPr>
+                </pic:pic>
+              </a:graphicData>
+            </a:graphic>
+          </wp:anchor>
+        </w:drawing>
       </w:r>
     </w:p>
     <w:p>
@@ -7978,32 +8816,9 @@
           <w:sz w:val="20"/>
           <w:szCs w:val="20"/>
         </w:rPr>
-        <w:t xml:space="preserve"> </w:t>
-      </w:r>
-      <w:r>
-        <w:rPr>
-          <w:rFonts w:ascii="Calibri" w:eastAsia="Calibri" w:hAnsi="Calibri" w:cs="Calibri"/>
-          <w:color w:val="404040"/>
-          <w:sz w:val="20"/>
-          <w:szCs w:val="20"/>
-        </w:rPr>
-        <w:t>Iteration 1 low-fidelity wireframes</w:t>
+        <w:t xml:space="preserve"> Iteration 1 low-fidelity wireframes</w:t>
       </w:r>
       <w:bookmarkEnd w:id="11"/>
-    </w:p>
-    <w:p>
-      <w:pPr>
-        <w:rPr>
-          <w:rFonts w:ascii="Calibri" w:hAnsi="Calibri" w:cs="Calibri"/>
-        </w:rPr>
-      </w:pPr>
-    </w:p>
-    <w:p>
-      <w:pPr>
-        <w:rPr>
-          <w:rFonts w:ascii="Calibri" w:hAnsi="Calibri" w:cs="Calibri"/>
-        </w:rPr>
-      </w:pPr>
     </w:p>
     <w:p>
       <w:pPr>
@@ -8199,23 +9014,7 @@
                 <w:sz w:val="22"/>
                 <w:szCs w:val="22"/>
               </w:rPr>
-              <w:t>Settle structure; address R1</w:t>
-            </w:r>
-            <w:r>
-              <w:rPr>
-                <w:rFonts w:ascii="Calibri" w:eastAsia="Calibri" w:hAnsi="Calibri" w:cs="Calibri"/>
-                <w:sz w:val="22"/>
-                <w:szCs w:val="22"/>
-              </w:rPr>
-              <w:t xml:space="preserve"> - </w:t>
-            </w:r>
-            <w:r>
-              <w:rPr>
-                <w:rFonts w:ascii="Calibri" w:eastAsia="Calibri" w:hAnsi="Calibri" w:cs="Calibri"/>
-                <w:sz w:val="22"/>
-                <w:szCs w:val="22"/>
-              </w:rPr>
-              <w:t>R8.</w:t>
+              <w:t>Settle structure; address R1 - R8.</w:t>
             </w:r>
           </w:p>
         </w:tc>
@@ -8315,23 +9114,7 @@
                 <w:sz w:val="22"/>
                 <w:szCs w:val="22"/>
               </w:rPr>
-              <w:t>Hierarchy, consistency, R9</w:t>
-            </w:r>
-            <w:r>
-              <w:rPr>
-                <w:rFonts w:ascii="Calibri" w:eastAsia="Calibri" w:hAnsi="Calibri" w:cs="Calibri"/>
-                <w:sz w:val="22"/>
-                <w:szCs w:val="22"/>
-              </w:rPr>
-              <w:t xml:space="preserve"> - </w:t>
-            </w:r>
-            <w:r>
-              <w:rPr>
-                <w:rFonts w:ascii="Calibri" w:eastAsia="Calibri" w:hAnsi="Calibri" w:cs="Calibri"/>
-                <w:sz w:val="22"/>
-                <w:szCs w:val="22"/>
-              </w:rPr>
-              <w:t>R14.</w:t>
+              <w:t>Hierarchy, consistency, R9 - R14.</w:t>
             </w:r>
           </w:p>
         </w:tc>
@@ -8355,23 +9138,7 @@
                 <w:sz w:val="22"/>
                 <w:szCs w:val="22"/>
               </w:rPr>
-              <w:t>Figures 3</w:t>
-            </w:r>
-            <w:r>
-              <w:rPr>
-                <w:rFonts w:ascii="Calibri" w:eastAsia="Calibri" w:hAnsi="Calibri" w:cs="Calibri"/>
-                <w:sz w:val="22"/>
-                <w:szCs w:val="22"/>
-              </w:rPr>
-              <w:t xml:space="preserve"> -</w:t>
-            </w:r>
-            <w:r>
-              <w:rPr>
-                <w:rFonts w:ascii="Calibri" w:eastAsia="Calibri" w:hAnsi="Calibri" w:cs="Calibri"/>
-                <w:sz w:val="22"/>
-                <w:szCs w:val="22"/>
-              </w:rPr>
-              <w:t>5</w:t>
+              <w:t>Figures 3 -5</w:t>
             </w:r>
           </w:p>
         </w:tc>
@@ -8442,25 +9209,7 @@
                 <w:sz w:val="22"/>
                 <w:szCs w:val="22"/>
               </w:rPr>
-              <w:t xml:space="preserve">value </w:t>
-            </w:r>
-            <w:proofErr w:type="gramStart"/>
-            <w:r>
-              <w:rPr>
-                <w:rFonts w:ascii="Calibri" w:eastAsia="Calibri" w:hAnsi="Calibri" w:cs="Calibri"/>
-                <w:sz w:val="22"/>
-                <w:szCs w:val="22"/>
-              </w:rPr>
-              <w:t>red (#</w:t>
-            </w:r>
-            <w:proofErr w:type="gramEnd"/>
-            <w:r>
-              <w:rPr>
-                <w:rFonts w:ascii="Calibri" w:eastAsia="Calibri" w:hAnsi="Calibri" w:cs="Calibri"/>
-                <w:sz w:val="22"/>
-                <w:szCs w:val="22"/>
-              </w:rPr>
-              <w:t>F6465D) at 4.48:1 on card surfaces, below the 4.5:1 AA minimum; text and the Sell icon changed to #FF6B7D (5.76:1).</w:t>
+              <w:t>value red (#F6465D) at 4.48:1 on card surfaces, below the 4.5:1 AA minimum; text and the Sell icon changed to #FF6B7D (5.76:1).</w:t>
             </w:r>
           </w:p>
         </w:tc>
@@ -8585,19 +9334,7 @@
         <w:rPr>
           <w:rFonts w:cs="Calibri"/>
         </w:rPr>
-        <w:t>2.</w:t>
-      </w:r>
-      <w:r>
-        <w:rPr>
-          <w:rFonts w:cs="Calibri"/>
-        </w:rPr>
-        <w:t>5</w:t>
-      </w:r>
-      <w:r>
-        <w:rPr>
-          <w:rFonts w:cs="Calibri"/>
-        </w:rPr>
-        <w:t xml:space="preserve"> </w:t>
+        <w:t xml:space="preserve">2.5 </w:t>
       </w:r>
       <w:r>
         <w:rPr>
@@ -8642,27 +9379,7 @@
           <w:szCs w:val="22"/>
           <w:lang w:eastAsia="en-US"/>
         </w:rPr>
-        <w:t xml:space="preserve">and </w:t>
-      </w:r>
-      <w:proofErr w:type="gramStart"/>
-      <w:r>
-        <w:rPr>
-          <w:rFonts w:ascii="Calibri" w:hAnsi="Calibri" w:cs="Calibri"/>
-          <w:sz w:val="22"/>
-          <w:szCs w:val="22"/>
-          <w:lang w:eastAsia="en-US"/>
-        </w:rPr>
-        <w:t>Word</w:t>
-      </w:r>
-      <w:proofErr w:type="gramEnd"/>
-      <w:r>
-        <w:rPr>
-          <w:rFonts w:ascii="Calibri" w:hAnsi="Calibri" w:cs="Calibri"/>
-          <w:sz w:val="22"/>
-          <w:szCs w:val="22"/>
-          <w:lang w:eastAsia="en-US"/>
-        </w:rPr>
-        <w:t xml:space="preserve"> for assembling everything together. All the members had their own branches and made pull requests for changes approved by other members; work was done using GitHub Issues. Decisions were taken and documented in the meetings. </w:t>
+        <w:t xml:space="preserve">and Word for assembling everything together. All the members had their own branches and made pull requests for changes approved by other members; work was done using GitHub Issues. Decisions were taken and documented in the meetings. </w:t>
       </w:r>
     </w:p>
     <w:p>
@@ -8684,7 +9401,7 @@
         </w:rPr>
         <w:t xml:space="preserve">Prototype: </w:t>
       </w:r>
-      <w:hyperlink r:id="rId10" w:history="1">
+      <w:hyperlink r:id="rId22" w:history="1">
         <w:r>
           <w:rPr>
             <w:rStyle w:val="Hyperlink"/>
@@ -8716,7 +9433,7 @@
         </w:rPr>
         <w:t xml:space="preserve">Repository: </w:t>
       </w:r>
-      <w:hyperlink r:id="rId11" w:history="1">
+      <w:hyperlink r:id="rId23" w:history="1">
         <w:r>
           <w:rPr>
             <w:rStyle w:val="Hyperlink"/>
@@ -8746,13 +9463,7 @@
         <w:rPr>
           <w:rFonts w:cs="Calibri"/>
         </w:rPr>
-        <w:t xml:space="preserve">Design </w:t>
-      </w:r>
-      <w:r>
-        <w:rPr>
-          <w:rFonts w:cs="Calibri"/>
-        </w:rPr>
-        <w:t>Rationale</w:t>
+        <w:t>Design Rationale</w:t>
       </w:r>
       <w:bookmarkEnd w:id="13"/>
     </w:p>
@@ -8860,27 +9571,7 @@
           <w:szCs w:val="22"/>
           <w:lang w:eastAsia="en-US"/>
         </w:rPr>
-        <w:t xml:space="preserve">, affordance, feedback, and mental </w:t>
-      </w:r>
-      <w:proofErr w:type="gramStart"/>
-      <w:r>
-        <w:rPr>
-          <w:rFonts w:ascii="Calibri" w:hAnsi="Calibri" w:cs="Calibri"/>
-          <w:sz w:val="22"/>
-          <w:szCs w:val="22"/>
-          <w:lang w:eastAsia="en-US"/>
-        </w:rPr>
-        <w:t>models</w:t>
-      </w:r>
-      <w:proofErr w:type="gramEnd"/>
-      <w:r>
-        <w:rPr>
-          <w:rFonts w:ascii="Calibri" w:hAnsi="Calibri" w:cs="Calibri"/>
-          <w:sz w:val="22"/>
-          <w:szCs w:val="22"/>
-          <w:lang w:eastAsia="en-US"/>
-        </w:rPr>
-        <w:t xml:space="preserve"> principles by Norman</w:t>
+        <w:t>, affordance, feedback, and mental models principles by Norman</w:t>
       </w:r>
       <w:sdt>
         <w:sdtPr>
@@ -8969,7 +9660,27 @@
           <w:szCs w:val="22"/>
           <w:lang w:eastAsia="en-US"/>
         </w:rPr>
-        <w:t xml:space="preserve"> by Lidwell et al.</w:t>
+        <w:t xml:space="preserve"> by </w:t>
+      </w:r>
+      <w:proofErr w:type="spellStart"/>
+      <w:r>
+        <w:rPr>
+          <w:rFonts w:ascii="Calibri" w:hAnsi="Calibri" w:cs="Calibri"/>
+          <w:sz w:val="22"/>
+          <w:szCs w:val="22"/>
+          <w:lang w:eastAsia="en-US"/>
+        </w:rPr>
+        <w:t>Lidwell</w:t>
+      </w:r>
+      <w:proofErr w:type="spellEnd"/>
+      <w:r>
+        <w:rPr>
+          <w:rFonts w:ascii="Calibri" w:hAnsi="Calibri" w:cs="Calibri"/>
+          <w:sz w:val="22"/>
+          <w:szCs w:val="22"/>
+          <w:lang w:eastAsia="en-US"/>
+        </w:rPr>
+        <w:t xml:space="preserve"> et al.</w:t>
       </w:r>
       <w:sdt>
         <w:sdtPr>
@@ -10005,29 +10716,7 @@
                 <w:sz w:val="22"/>
                 <w:szCs w:val="22"/>
               </w:rPr>
-              <w:t xml:space="preserve">Four </w:t>
-            </w:r>
-            <w:proofErr w:type="gramStart"/>
-            <w:r>
-              <w:rPr>
-                <w:rFonts w:ascii="Calibri" w:eastAsia="Calibri" w:hAnsi="Calibri" w:cs="Calibri"/>
-                <w:b w:val="0"/>
-                <w:bCs w:val="0"/>
-                <w:sz w:val="22"/>
-                <w:szCs w:val="22"/>
-              </w:rPr>
-              <w:t>large labelled</w:t>
-            </w:r>
-            <w:proofErr w:type="gramEnd"/>
-            <w:r>
-              <w:rPr>
-                <w:rFonts w:ascii="Calibri" w:eastAsia="Calibri" w:hAnsi="Calibri" w:cs="Calibri"/>
-                <w:b w:val="0"/>
-                <w:bCs w:val="0"/>
-                <w:sz w:val="22"/>
-                <w:szCs w:val="22"/>
-              </w:rPr>
-              <w:t xml:space="preserve"> actions on home (R1, R4, R9, R11)</w:t>
+              <w:t>Four large labelled actions on home (R1, R4, R9, R11)</w:t>
             </w:r>
           </w:p>
         </w:tc>
@@ -10051,25 +10740,7 @@
                 <w:sz w:val="22"/>
                 <w:szCs w:val="22"/>
               </w:rPr>
-              <w:t xml:space="preserve">No clear starting point; chatbot </w:t>
-            </w:r>
-            <w:proofErr w:type="gramStart"/>
-            <w:r>
-              <w:rPr>
-                <w:rFonts w:ascii="Calibri" w:eastAsia="Calibri" w:hAnsi="Calibri" w:cs="Calibri"/>
-                <w:sz w:val="22"/>
-                <w:szCs w:val="22"/>
-              </w:rPr>
-              <w:t>hard</w:t>
-            </w:r>
-            <w:proofErr w:type="gramEnd"/>
-            <w:r>
-              <w:rPr>
-                <w:rFonts w:ascii="Calibri" w:eastAsia="Calibri" w:hAnsi="Calibri" w:cs="Calibri"/>
-                <w:sz w:val="22"/>
-                <w:szCs w:val="22"/>
-              </w:rPr>
-              <w:t xml:space="preserve"> to find.</w:t>
+              <w:t>No clear starting point; chatbot hard to find.</w:t>
             </w:r>
           </w:p>
         </w:tc>
@@ -11705,27 +12376,7 @@
           <w:szCs w:val="22"/>
           <w:lang w:eastAsia="en-US"/>
         </w:rPr>
-        <w:t xml:space="preserve">The following section provides the final </w:t>
-      </w:r>
-      <w:proofErr w:type="gramStart"/>
-      <w:r>
-        <w:rPr>
-          <w:rFonts w:ascii="Calibri" w:hAnsi="Calibri" w:cs="Calibri"/>
-          <w:sz w:val="22"/>
-          <w:szCs w:val="22"/>
-          <w:lang w:eastAsia="en-US"/>
-        </w:rPr>
-        <w:t>high fidelity</w:t>
-      </w:r>
-      <w:proofErr w:type="gramEnd"/>
-      <w:r>
-        <w:rPr>
-          <w:rFonts w:ascii="Calibri" w:hAnsi="Calibri" w:cs="Calibri"/>
-          <w:sz w:val="22"/>
-          <w:szCs w:val="22"/>
-          <w:lang w:eastAsia="en-US"/>
-        </w:rPr>
-        <w:t xml:space="preserve"> screens (v3). The navigation system still consists of five bottom tabs that have labels. Each task screen has a back button on the left side and a help button on the right side; all other functions are hidden under "More".</w:t>
+        <w:t>The following section provides the final high fidelity screens (v3). The navigation system still consists of five bottom tabs that have labels. Each task screen has a back button on the left side and a help button on the right side; all other functions are hidden under "More".</w:t>
       </w:r>
     </w:p>
     <w:p>
@@ -11740,25 +12391,7 @@
         <w:rPr>
           <w:rFonts w:cs="Calibri"/>
         </w:rPr>
-        <w:t>4</w:t>
-      </w:r>
-      <w:r>
-        <w:rPr>
-          <w:rFonts w:cs="Calibri"/>
-        </w:rPr>
-        <w:t>.</w:t>
-      </w:r>
-      <w:r>
-        <w:rPr>
-          <w:rFonts w:cs="Calibri"/>
-        </w:rPr>
-        <w:t>1</w:t>
-      </w:r>
-      <w:r>
-        <w:rPr>
-          <w:rFonts w:cs="Calibri"/>
-        </w:rPr>
-        <w:t xml:space="preserve"> </w:t>
+        <w:t xml:space="preserve">4.1 </w:t>
       </w:r>
       <w:r>
         <w:rPr>
@@ -11770,6 +12403,196 @@
     </w:p>
     <w:p>
       <w:pPr>
+        <w:rPr>
+          <w:lang w:eastAsia="en-US"/>
+        </w:rPr>
+      </w:pPr>
+      <w:r>
+        <w:rPr>
+          <w:noProof/>
+        </w:rPr>
+        <w:drawing>
+          <wp:anchor distT="0" distB="0" distL="114300" distR="114300" simplePos="0" relativeHeight="251666432" behindDoc="0" locked="0" layoutInCell="1" allowOverlap="1" wp14:anchorId="573263DD" wp14:editId="58E8186B">
+            <wp:simplePos x="0" y="0"/>
+            <wp:positionH relativeFrom="column">
+              <wp:posOffset>0</wp:posOffset>
+            </wp:positionH>
+            <wp:positionV relativeFrom="paragraph">
+              <wp:posOffset>177800</wp:posOffset>
+            </wp:positionV>
+            <wp:extent cx="1764030" cy="3822065"/>
+            <wp:effectExtent l="0" t="0" r="7620" b="6985"/>
+            <wp:wrapTopAndBottom/>
+            <wp:docPr id="11" name="Picture 11"/>
+            <wp:cNvGraphicFramePr>
+              <a:graphicFrameLocks xmlns:a="http://schemas.openxmlformats.org/drawingml/2006/main" noChangeAspect="1"/>
+            </wp:cNvGraphicFramePr>
+            <a:graphic xmlns:a="http://schemas.openxmlformats.org/drawingml/2006/main">
+              <a:graphicData uri="http://schemas.openxmlformats.org/drawingml/2006/picture">
+                <pic:pic xmlns:pic="http://schemas.openxmlformats.org/drawingml/2006/picture">
+                  <pic:nvPicPr>
+                    <pic:cNvPr id="0" name="Picture 15"/>
+                    <pic:cNvPicPr>
+                      <a:picLocks noChangeAspect="1" noChangeArrowheads="1"/>
+                    </pic:cNvPicPr>
+                  </pic:nvPicPr>
+                  <pic:blipFill>
+                    <a:blip r:embed="rId24">
+                      <a:extLst>
+                        <a:ext uri="{28A0092B-C50C-407E-A947-70E740481C1C}">
+                          <a14:useLocalDpi xmlns:a14="http://schemas.microsoft.com/office/drawing/2010/main" val="0"/>
+                        </a:ext>
+                      </a:extLst>
+                    </a:blip>
+                    <a:srcRect/>
+                    <a:stretch>
+                      <a:fillRect/>
+                    </a:stretch>
+                  </pic:blipFill>
+                  <pic:spPr bwMode="auto">
+                    <a:xfrm>
+                      <a:off x="0" y="0"/>
+                      <a:ext cx="1764030" cy="3822065"/>
+                    </a:xfrm>
+                    <a:prstGeom prst="rect">
+                      <a:avLst/>
+                    </a:prstGeom>
+                    <a:noFill/>
+                    <a:ln>
+                      <a:noFill/>
+                    </a:ln>
+                  </pic:spPr>
+                </pic:pic>
+              </a:graphicData>
+            </a:graphic>
+          </wp:anchor>
+        </w:drawing>
+      </w:r>
+      <w:r>
+        <w:rPr>
+          <w:noProof/>
+        </w:rPr>
+        <w:drawing>
+          <wp:anchor distT="0" distB="0" distL="114300" distR="114300" simplePos="0" relativeHeight="251667456" behindDoc="0" locked="0" layoutInCell="1" allowOverlap="1" wp14:anchorId="432DEAA1" wp14:editId="5AFD9BC2">
+            <wp:simplePos x="0" y="0"/>
+            <wp:positionH relativeFrom="margin">
+              <wp:posOffset>1993265</wp:posOffset>
+            </wp:positionH>
+            <wp:positionV relativeFrom="paragraph">
+              <wp:posOffset>188595</wp:posOffset>
+            </wp:positionV>
+            <wp:extent cx="1764030" cy="3822065"/>
+            <wp:effectExtent l="0" t="0" r="7620" b="6985"/>
+            <wp:wrapTopAndBottom/>
+            <wp:docPr id="10" name="Picture 10"/>
+            <wp:cNvGraphicFramePr>
+              <a:graphicFrameLocks xmlns:a="http://schemas.openxmlformats.org/drawingml/2006/main" noChangeAspect="1"/>
+            </wp:cNvGraphicFramePr>
+            <a:graphic xmlns:a="http://schemas.openxmlformats.org/drawingml/2006/main">
+              <a:graphicData uri="http://schemas.openxmlformats.org/drawingml/2006/picture">
+                <pic:pic xmlns:pic="http://schemas.openxmlformats.org/drawingml/2006/picture">
+                  <pic:nvPicPr>
+                    <pic:cNvPr id="0" name="Picture 14"/>
+                    <pic:cNvPicPr>
+                      <a:picLocks noChangeAspect="1" noChangeArrowheads="1"/>
+                    </pic:cNvPicPr>
+                  </pic:nvPicPr>
+                  <pic:blipFill>
+                    <a:blip r:embed="rId25">
+                      <a:extLst>
+                        <a:ext uri="{28A0092B-C50C-407E-A947-70E740481C1C}">
+                          <a14:useLocalDpi xmlns:a14="http://schemas.microsoft.com/office/drawing/2010/main" val="0"/>
+                        </a:ext>
+                      </a:extLst>
+                    </a:blip>
+                    <a:srcRect/>
+                    <a:stretch>
+                      <a:fillRect/>
+                    </a:stretch>
+                  </pic:blipFill>
+                  <pic:spPr bwMode="auto">
+                    <a:xfrm>
+                      <a:off x="0" y="0"/>
+                      <a:ext cx="1764030" cy="3822065"/>
+                    </a:xfrm>
+                    <a:prstGeom prst="rect">
+                      <a:avLst/>
+                    </a:prstGeom>
+                    <a:noFill/>
+                    <a:ln>
+                      <a:noFill/>
+                    </a:ln>
+                  </pic:spPr>
+                </pic:pic>
+              </a:graphicData>
+            </a:graphic>
+          </wp:anchor>
+        </w:drawing>
+      </w:r>
+      <w:r>
+        <w:rPr>
+          <w:noProof/>
+        </w:rPr>
+        <w:drawing>
+          <wp:anchor distT="0" distB="0" distL="114300" distR="114300" simplePos="0" relativeHeight="251668480" behindDoc="0" locked="0" layoutInCell="1" allowOverlap="1" wp14:anchorId="538EF80E" wp14:editId="4E4D47FA">
+            <wp:simplePos x="0" y="0"/>
+            <wp:positionH relativeFrom="column">
+              <wp:posOffset>3983990</wp:posOffset>
+            </wp:positionH>
+            <wp:positionV relativeFrom="paragraph">
+              <wp:posOffset>177554</wp:posOffset>
+            </wp:positionV>
+            <wp:extent cx="1764030" cy="3822065"/>
+            <wp:effectExtent l="0" t="0" r="7620" b="6985"/>
+            <wp:wrapTopAndBottom/>
+            <wp:docPr id="9" name="Picture 9"/>
+            <wp:cNvGraphicFramePr>
+              <a:graphicFrameLocks xmlns:a="http://schemas.openxmlformats.org/drawingml/2006/main" noChangeAspect="1"/>
+            </wp:cNvGraphicFramePr>
+            <a:graphic xmlns:a="http://schemas.openxmlformats.org/drawingml/2006/main">
+              <a:graphicData uri="http://schemas.openxmlformats.org/drawingml/2006/picture">
+                <pic:pic xmlns:pic="http://schemas.openxmlformats.org/drawingml/2006/picture">
+                  <pic:nvPicPr>
+                    <pic:cNvPr id="0" name="Picture 13"/>
+                    <pic:cNvPicPr>
+                      <a:picLocks noChangeAspect="1" noChangeArrowheads="1"/>
+                    </pic:cNvPicPr>
+                  </pic:nvPicPr>
+                  <pic:blipFill>
+                    <a:blip r:embed="rId26">
+                      <a:extLst>
+                        <a:ext uri="{28A0092B-C50C-407E-A947-70E740481C1C}">
+                          <a14:useLocalDpi xmlns:a14="http://schemas.microsoft.com/office/drawing/2010/main" val="0"/>
+                        </a:ext>
+                      </a:extLst>
+                    </a:blip>
+                    <a:srcRect/>
+                    <a:stretch>
+                      <a:fillRect/>
+                    </a:stretch>
+                  </pic:blipFill>
+                  <pic:spPr bwMode="auto">
+                    <a:xfrm>
+                      <a:off x="0" y="0"/>
+                      <a:ext cx="1764030" cy="3822065"/>
+                    </a:xfrm>
+                    <a:prstGeom prst="rect">
+                      <a:avLst/>
+                    </a:prstGeom>
+                    <a:noFill/>
+                    <a:ln>
+                      <a:noFill/>
+                    </a:ln>
+                  </pic:spPr>
+                </pic:pic>
+              </a:graphicData>
+            </a:graphic>
+          </wp:anchor>
+        </w:drawing>
+      </w:r>
+    </w:p>
+    <w:p>
+      <w:pPr>
         <w:pStyle w:val="Caption"/>
         <w:jc w:val="center"/>
         <w:rPr>
@@ -11825,13 +12648,7 @@
         <w:rPr>
           <w:rFonts w:ascii="Calibri" w:hAnsi="Calibri" w:cs="Calibri"/>
         </w:rPr>
-        <w:t xml:space="preserve"> </w:t>
-      </w:r>
-      <w:r>
-        <w:rPr>
-          <w:rFonts w:ascii="Calibri" w:hAnsi="Calibri" w:cs="Calibri"/>
-        </w:rPr>
-        <w:t>Redesigned home screen, bank transfer screen and Binance AI help screen</w:t>
+        <w:t xml:space="preserve"> Redesigned home screen, bank transfer screen and Binance AI help screen</w:t>
       </w:r>
       <w:bookmarkEnd w:id="16"/>
     </w:p>
@@ -11883,29 +12700,202 @@
       <w:bookmarkStart w:id="17" w:name="_Toc242960535"/>
       <w:r>
         <w:rPr>
-          <w:rFonts w:cs="Calibri"/>
-        </w:rPr>
-        <w:t>4.</w:t>
+          <w:noProof/>
+        </w:rPr>
+        <w:lastRenderedPageBreak/>
+        <w:drawing>
+          <wp:anchor distT="0" distB="0" distL="114300" distR="114300" simplePos="0" relativeHeight="251669504" behindDoc="0" locked="0" layoutInCell="1" allowOverlap="1" wp14:anchorId="0EAD642E" wp14:editId="0C30201A">
+            <wp:simplePos x="0" y="0"/>
+            <wp:positionH relativeFrom="column">
+              <wp:posOffset>3804285</wp:posOffset>
+            </wp:positionH>
+            <wp:positionV relativeFrom="paragraph">
+              <wp:posOffset>386715</wp:posOffset>
+            </wp:positionV>
+            <wp:extent cx="1764030" cy="3822065"/>
+            <wp:effectExtent l="0" t="0" r="7620" b="6985"/>
+            <wp:wrapTopAndBottom/>
+            <wp:docPr id="12" name="Picture 12"/>
+            <wp:cNvGraphicFramePr>
+              <a:graphicFrameLocks xmlns:a="http://schemas.openxmlformats.org/drawingml/2006/main" noChangeAspect="1"/>
+            </wp:cNvGraphicFramePr>
+            <a:graphic xmlns:a="http://schemas.openxmlformats.org/drawingml/2006/main">
+              <a:graphicData uri="http://schemas.openxmlformats.org/drawingml/2006/picture">
+                <pic:pic xmlns:pic="http://schemas.openxmlformats.org/drawingml/2006/picture">
+                  <pic:nvPicPr>
+                    <pic:cNvPr id="0" name="Picture 19"/>
+                    <pic:cNvPicPr>
+                      <a:picLocks noChangeAspect="1" noChangeArrowheads="1"/>
+                    </pic:cNvPicPr>
+                  </pic:nvPicPr>
+                  <pic:blipFill>
+                    <a:blip r:embed="rId27">
+                      <a:extLst>
+                        <a:ext uri="{28A0092B-C50C-407E-A947-70E740481C1C}">
+                          <a14:useLocalDpi xmlns:a14="http://schemas.microsoft.com/office/drawing/2010/main" val="0"/>
+                        </a:ext>
+                      </a:extLst>
+                    </a:blip>
+                    <a:srcRect/>
+                    <a:stretch>
+                      <a:fillRect/>
+                    </a:stretch>
+                  </pic:blipFill>
+                  <pic:spPr bwMode="auto">
+                    <a:xfrm>
+                      <a:off x="0" y="0"/>
+                      <a:ext cx="1764030" cy="3822065"/>
+                    </a:xfrm>
+                    <a:prstGeom prst="rect">
+                      <a:avLst/>
+                    </a:prstGeom>
+                    <a:noFill/>
+                    <a:ln>
+                      <a:noFill/>
+                    </a:ln>
+                  </pic:spPr>
+                </pic:pic>
+              </a:graphicData>
+            </a:graphic>
+          </wp:anchor>
+        </w:drawing>
       </w:r>
       <w:r>
         <w:rPr>
-          <w:rFonts w:cs="Calibri"/>
-        </w:rPr>
-        <w:t>2</w:t>
+          <w:noProof/>
+        </w:rPr>
+        <w:drawing>
+          <wp:anchor distT="0" distB="0" distL="114300" distR="114300" simplePos="0" relativeHeight="251671552" behindDoc="0" locked="0" layoutInCell="1" allowOverlap="1" wp14:anchorId="474A9D2D" wp14:editId="410A558D">
+            <wp:simplePos x="0" y="0"/>
+            <wp:positionH relativeFrom="margin">
+              <wp:posOffset>1904365</wp:posOffset>
+            </wp:positionH>
+            <wp:positionV relativeFrom="paragraph">
+              <wp:posOffset>382905</wp:posOffset>
+            </wp:positionV>
+            <wp:extent cx="1764320" cy="3822192"/>
+            <wp:effectExtent l="0" t="0" r="7620" b="6985"/>
+            <wp:wrapTopAndBottom/>
+            <wp:docPr id="14" name="Picture 14"/>
+            <wp:cNvGraphicFramePr>
+              <a:graphicFrameLocks xmlns:a="http://schemas.openxmlformats.org/drawingml/2006/main" noChangeAspect="1"/>
+            </wp:cNvGraphicFramePr>
+            <a:graphic xmlns:a="http://schemas.openxmlformats.org/drawingml/2006/main">
+              <a:graphicData uri="http://schemas.openxmlformats.org/drawingml/2006/picture">
+                <pic:pic xmlns:pic="http://schemas.openxmlformats.org/drawingml/2006/picture">
+                  <pic:nvPicPr>
+                    <pic:cNvPr id="0" name="Picture 21"/>
+                    <pic:cNvPicPr>
+                      <a:picLocks noChangeAspect="1" noChangeArrowheads="1"/>
+                    </pic:cNvPicPr>
+                  </pic:nvPicPr>
+                  <pic:blipFill>
+                    <a:blip r:embed="rId28">
+                      <a:extLst>
+                        <a:ext uri="{28A0092B-C50C-407E-A947-70E740481C1C}">
+                          <a14:useLocalDpi xmlns:a14="http://schemas.microsoft.com/office/drawing/2010/main" val="0"/>
+                        </a:ext>
+                      </a:extLst>
+                    </a:blip>
+                    <a:srcRect/>
+                    <a:stretch>
+                      <a:fillRect/>
+                    </a:stretch>
+                  </pic:blipFill>
+                  <pic:spPr bwMode="auto">
+                    <a:xfrm>
+                      <a:off x="0" y="0"/>
+                      <a:ext cx="1764320" cy="3822192"/>
+                    </a:xfrm>
+                    <a:prstGeom prst="rect">
+                      <a:avLst/>
+                    </a:prstGeom>
+                    <a:noFill/>
+                    <a:ln>
+                      <a:noFill/>
+                    </a:ln>
+                  </pic:spPr>
+                </pic:pic>
+              </a:graphicData>
+            </a:graphic>
+          </wp:anchor>
+        </w:drawing>
       </w:r>
       <w:r>
         <w:rPr>
-          <w:rFonts w:cs="Calibri"/>
-        </w:rPr>
-        <w:t xml:space="preserve"> </w:t>
+          <w:noProof/>
+        </w:rPr>
+        <w:drawing>
+          <wp:anchor distT="0" distB="0" distL="114300" distR="114300" simplePos="0" relativeHeight="251670528" behindDoc="0" locked="0" layoutInCell="1" allowOverlap="1" wp14:anchorId="147CB160" wp14:editId="4480D6BE">
+            <wp:simplePos x="0" y="0"/>
+            <wp:positionH relativeFrom="margin">
+              <wp:posOffset>0</wp:posOffset>
+            </wp:positionH>
+            <wp:positionV relativeFrom="paragraph">
+              <wp:posOffset>388620</wp:posOffset>
+            </wp:positionV>
+            <wp:extent cx="1764030" cy="3822065"/>
+            <wp:effectExtent l="0" t="0" r="7620" b="6985"/>
+            <wp:wrapTopAndBottom/>
+            <wp:docPr id="13" name="Picture 13"/>
+            <wp:cNvGraphicFramePr>
+              <a:graphicFrameLocks xmlns:a="http://schemas.openxmlformats.org/drawingml/2006/main" noChangeAspect="1"/>
+            </wp:cNvGraphicFramePr>
+            <a:graphic xmlns:a="http://schemas.openxmlformats.org/drawingml/2006/main">
+              <a:graphicData uri="http://schemas.openxmlformats.org/drawingml/2006/picture">
+                <pic:pic xmlns:pic="http://schemas.openxmlformats.org/drawingml/2006/picture">
+                  <pic:nvPicPr>
+                    <pic:cNvPr id="0" name="Picture 20"/>
+                    <pic:cNvPicPr>
+                      <a:picLocks noChangeAspect="1" noChangeArrowheads="1"/>
+                    </pic:cNvPicPr>
+                  </pic:nvPicPr>
+                  <pic:blipFill>
+                    <a:blip r:embed="rId29">
+                      <a:extLst>
+                        <a:ext uri="{28A0092B-C50C-407E-A947-70E740481C1C}">
+                          <a14:useLocalDpi xmlns:a14="http://schemas.microsoft.com/office/drawing/2010/main" val="0"/>
+                        </a:ext>
+                      </a:extLst>
+                    </a:blip>
+                    <a:srcRect/>
+                    <a:stretch>
+                      <a:fillRect/>
+                    </a:stretch>
+                  </pic:blipFill>
+                  <pic:spPr bwMode="auto">
+                    <a:xfrm>
+                      <a:off x="0" y="0"/>
+                      <a:ext cx="1764030" cy="3822065"/>
+                    </a:xfrm>
+                    <a:prstGeom prst="rect">
+                      <a:avLst/>
+                    </a:prstGeom>
+                    <a:noFill/>
+                    <a:ln>
+                      <a:noFill/>
+                    </a:ln>
+                  </pic:spPr>
+                </pic:pic>
+              </a:graphicData>
+            </a:graphic>
+          </wp:anchor>
+        </w:drawing>
       </w:r>
       <w:r>
         <w:rPr>
           <w:rFonts w:cs="Calibri"/>
         </w:rPr>
-        <w:t>Buy flow</w:t>
+        <w:t>4.2 Buy flow</w:t>
       </w:r>
       <w:bookmarkEnd w:id="17"/>
+    </w:p>
+    <w:p>
+      <w:pPr>
+        <w:rPr>
+          <w:lang w:eastAsia="en-US"/>
+        </w:rPr>
+      </w:pPr>
     </w:p>
     <w:p>
       <w:pPr>
@@ -12005,19 +12995,19 @@
           <w:szCs w:val="22"/>
           <w:lang w:eastAsia="en-US"/>
         </w:rPr>
-        <w:t xml:space="preserve">In Step 1, there is a big input along with live conversion, quick amount chips, and price and limit summary. In Step 2, there is a recommendation of one seller along with the number of trades, completion rate, and best price tag. It maintains optional comparison and shows payment in the form of a single selectable card. In Step 3, all figures are shown </w:t>
+        <w:t>In Step 1, there is a big input along with live conversion, quick amount chips, and price and limit summary. In Step 2, there is a recommendation of one seller along with the number of trades, completion rate, and best price tag. It maintains optional comparison and shows payment in the form of a single selectable card. In Step 3, all figures are shown at one place and it tells what will happen next with an edit option.</w:t>
       </w:r>
-      <w:proofErr w:type="gramStart"/>
-      <w:r>
+    </w:p>
+    <w:p>
+      <w:pPr>
+        <w:spacing w:line="278" w:lineRule="auto"/>
         <w:rPr>
           <w:rFonts w:ascii="Calibri" w:hAnsi="Calibri" w:cs="Calibri"/>
           <w:sz w:val="22"/>
           <w:szCs w:val="22"/>
           <w:lang w:eastAsia="en-US"/>
         </w:rPr>
-        <w:t>at</w:t>
-      </w:r>
-      <w:proofErr w:type="gramEnd"/>
+      </w:pPr>
       <w:r>
         <w:rPr>
           <w:rFonts w:ascii="Calibri" w:hAnsi="Calibri" w:cs="Calibri"/>
@@ -12025,27 +13015,7 @@
           <w:szCs w:val="22"/>
           <w:lang w:eastAsia="en-US"/>
         </w:rPr>
-        <w:t xml:space="preserve"> one </w:t>
-      </w:r>
-      <w:proofErr w:type="gramStart"/>
-      <w:r>
-        <w:rPr>
-          <w:rFonts w:ascii="Calibri" w:hAnsi="Calibri" w:cs="Calibri"/>
-          <w:sz w:val="22"/>
-          <w:szCs w:val="22"/>
-          <w:lang w:eastAsia="en-US"/>
-        </w:rPr>
-        <w:t>place</w:t>
-      </w:r>
-      <w:proofErr w:type="gramEnd"/>
-      <w:r>
-        <w:rPr>
-          <w:rFonts w:ascii="Calibri" w:hAnsi="Calibri" w:cs="Calibri"/>
-          <w:sz w:val="22"/>
-          <w:szCs w:val="22"/>
-          <w:lang w:eastAsia="en-US"/>
-        </w:rPr>
-        <w:t xml:space="preserve"> and it tells what will happen next with an edit option.</w:t>
+        <w:br w:type="page"/>
       </w:r>
     </w:p>
     <w:p>
@@ -12060,6 +13030,7 @@
         <w:rPr>
           <w:rFonts w:cs="Calibri"/>
         </w:rPr>
+        <w:lastRenderedPageBreak/>
         <w:t>4.</w:t>
       </w:r>
       <w:r>
@@ -12072,21 +13043,217 @@
         <w:rPr>
           <w:rFonts w:cs="Calibri"/>
         </w:rPr>
-        <w:t xml:space="preserve"> </w:t>
+        <w:t xml:space="preserve"> Sell flow</w:t>
+      </w:r>
+      <w:bookmarkEnd w:id="19"/>
+    </w:p>
+    <w:p>
+      <w:pPr>
+        <w:rPr>
+          <w:lang w:eastAsia="en-US"/>
+        </w:rPr>
+      </w:pPr>
+      <w:r>
+        <w:rPr>
+          <w:noProof/>
+        </w:rPr>
+        <w:drawing>
+          <wp:anchor distT="0" distB="0" distL="114300" distR="114300" simplePos="0" relativeHeight="251673600" behindDoc="0" locked="0" layoutInCell="1" allowOverlap="1" wp14:anchorId="00ADD03E" wp14:editId="271A9D23">
+            <wp:simplePos x="0" y="0"/>
+            <wp:positionH relativeFrom="margin">
+              <wp:posOffset>0</wp:posOffset>
+            </wp:positionH>
+            <wp:positionV relativeFrom="paragraph">
+              <wp:posOffset>313690</wp:posOffset>
+            </wp:positionV>
+            <wp:extent cx="1764030" cy="3822065"/>
+            <wp:effectExtent l="0" t="0" r="7620" b="6985"/>
+            <wp:wrapTopAndBottom/>
+            <wp:docPr id="16" name="Picture 16"/>
+            <wp:cNvGraphicFramePr>
+              <a:graphicFrameLocks xmlns:a="http://schemas.openxmlformats.org/drawingml/2006/main" noChangeAspect="1"/>
+            </wp:cNvGraphicFramePr>
+            <a:graphic xmlns:a="http://schemas.openxmlformats.org/drawingml/2006/main">
+              <a:graphicData uri="http://schemas.openxmlformats.org/drawingml/2006/picture">
+                <pic:pic xmlns:pic="http://schemas.openxmlformats.org/drawingml/2006/picture">
+                  <pic:nvPicPr>
+                    <pic:cNvPr id="0" name="Picture 26"/>
+                    <pic:cNvPicPr>
+                      <a:picLocks noChangeAspect="1" noChangeArrowheads="1"/>
+                    </pic:cNvPicPr>
+                  </pic:nvPicPr>
+                  <pic:blipFill>
+                    <a:blip r:embed="rId30">
+                      <a:extLst>
+                        <a:ext uri="{28A0092B-C50C-407E-A947-70E740481C1C}">
+                          <a14:useLocalDpi xmlns:a14="http://schemas.microsoft.com/office/drawing/2010/main" val="0"/>
+                        </a:ext>
+                      </a:extLst>
+                    </a:blip>
+                    <a:srcRect/>
+                    <a:stretch>
+                      <a:fillRect/>
+                    </a:stretch>
+                  </pic:blipFill>
+                  <pic:spPr bwMode="auto">
+                    <a:xfrm>
+                      <a:off x="0" y="0"/>
+                      <a:ext cx="1764030" cy="3822065"/>
+                    </a:xfrm>
+                    <a:prstGeom prst="rect">
+                      <a:avLst/>
+                    </a:prstGeom>
+                    <a:noFill/>
+                    <a:ln>
+                      <a:noFill/>
+                    </a:ln>
+                  </pic:spPr>
+                </pic:pic>
+              </a:graphicData>
+            </a:graphic>
+            <wp14:sizeRelH relativeFrom="margin">
+              <wp14:pctWidth>0</wp14:pctWidth>
+            </wp14:sizeRelH>
+            <wp14:sizeRelV relativeFrom="margin">
+              <wp14:pctHeight>0</wp14:pctHeight>
+            </wp14:sizeRelV>
+          </wp:anchor>
+        </w:drawing>
       </w:r>
       <w:r>
         <w:rPr>
-          <w:rFonts w:cs="Calibri"/>
-        </w:rPr>
-        <w:t>Sell</w:t>
+          <w:noProof/>
+        </w:rPr>
+        <w:drawing>
+          <wp:anchor distT="0" distB="0" distL="114300" distR="114300" simplePos="0" relativeHeight="251674624" behindDoc="0" locked="0" layoutInCell="1" allowOverlap="1" wp14:anchorId="430B0D8D" wp14:editId="1A13A44B">
+            <wp:simplePos x="0" y="0"/>
+            <wp:positionH relativeFrom="margin">
+              <wp:posOffset>1927225</wp:posOffset>
+            </wp:positionH>
+            <wp:positionV relativeFrom="paragraph">
+              <wp:posOffset>319405</wp:posOffset>
+            </wp:positionV>
+            <wp:extent cx="1764030" cy="3822065"/>
+            <wp:effectExtent l="0" t="0" r="7620" b="6985"/>
+            <wp:wrapTopAndBottom/>
+            <wp:docPr id="17" name="Picture 17"/>
+            <wp:cNvGraphicFramePr>
+              <a:graphicFrameLocks xmlns:a="http://schemas.openxmlformats.org/drawingml/2006/main" noChangeAspect="1"/>
+            </wp:cNvGraphicFramePr>
+            <a:graphic xmlns:a="http://schemas.openxmlformats.org/drawingml/2006/main">
+              <a:graphicData uri="http://schemas.openxmlformats.org/drawingml/2006/picture">
+                <pic:pic xmlns:pic="http://schemas.openxmlformats.org/drawingml/2006/picture">
+                  <pic:nvPicPr>
+                    <pic:cNvPr id="0" name="Picture 27"/>
+                    <pic:cNvPicPr>
+                      <a:picLocks noChangeAspect="1" noChangeArrowheads="1"/>
+                    </pic:cNvPicPr>
+                  </pic:nvPicPr>
+                  <pic:blipFill>
+                    <a:blip r:embed="rId31">
+                      <a:extLst>
+                        <a:ext uri="{28A0092B-C50C-407E-A947-70E740481C1C}">
+                          <a14:useLocalDpi xmlns:a14="http://schemas.microsoft.com/office/drawing/2010/main" val="0"/>
+                        </a:ext>
+                      </a:extLst>
+                    </a:blip>
+                    <a:srcRect/>
+                    <a:stretch>
+                      <a:fillRect/>
+                    </a:stretch>
+                  </pic:blipFill>
+                  <pic:spPr bwMode="auto">
+                    <a:xfrm>
+                      <a:off x="0" y="0"/>
+                      <a:ext cx="1764030" cy="3822065"/>
+                    </a:xfrm>
+                    <a:prstGeom prst="rect">
+                      <a:avLst/>
+                    </a:prstGeom>
+                    <a:noFill/>
+                    <a:ln>
+                      <a:noFill/>
+                    </a:ln>
+                  </pic:spPr>
+                </pic:pic>
+              </a:graphicData>
+            </a:graphic>
+            <wp14:sizeRelH relativeFrom="margin">
+              <wp14:pctWidth>0</wp14:pctWidth>
+            </wp14:sizeRelH>
+            <wp14:sizeRelV relativeFrom="margin">
+              <wp14:pctHeight>0</wp14:pctHeight>
+            </wp14:sizeRelV>
+          </wp:anchor>
+        </w:drawing>
       </w:r>
       <w:r>
         <w:rPr>
-          <w:rFonts w:cs="Calibri"/>
-        </w:rPr>
-        <w:t xml:space="preserve"> flow</w:t>
+          <w:noProof/>
+        </w:rPr>
+        <w:drawing>
+          <wp:anchor distT="0" distB="0" distL="114300" distR="114300" simplePos="0" relativeHeight="251675648" behindDoc="0" locked="0" layoutInCell="1" allowOverlap="1" wp14:anchorId="7E9286BE" wp14:editId="56481B63">
+            <wp:simplePos x="0" y="0"/>
+            <wp:positionH relativeFrom="margin">
+              <wp:posOffset>3845560</wp:posOffset>
+            </wp:positionH>
+            <wp:positionV relativeFrom="paragraph">
+              <wp:posOffset>319405</wp:posOffset>
+            </wp:positionV>
+            <wp:extent cx="1764030" cy="3822065"/>
+            <wp:effectExtent l="0" t="0" r="7620" b="6985"/>
+            <wp:wrapTopAndBottom/>
+            <wp:docPr id="15" name="Picture 15"/>
+            <wp:cNvGraphicFramePr>
+              <a:graphicFrameLocks xmlns:a="http://schemas.openxmlformats.org/drawingml/2006/main" noChangeAspect="1"/>
+            </wp:cNvGraphicFramePr>
+            <a:graphic xmlns:a="http://schemas.openxmlformats.org/drawingml/2006/main">
+              <a:graphicData uri="http://schemas.openxmlformats.org/drawingml/2006/picture">
+                <pic:pic xmlns:pic="http://schemas.openxmlformats.org/drawingml/2006/picture">
+                  <pic:nvPicPr>
+                    <pic:cNvPr id="0" name="Picture 25"/>
+                    <pic:cNvPicPr>
+                      <a:picLocks noChangeAspect="1" noChangeArrowheads="1"/>
+                    </pic:cNvPicPr>
+                  </pic:nvPicPr>
+                  <pic:blipFill>
+                    <a:blip r:embed="rId32">
+                      <a:extLst>
+                        <a:ext uri="{28A0092B-C50C-407E-A947-70E740481C1C}">
+                          <a14:useLocalDpi xmlns:a14="http://schemas.microsoft.com/office/drawing/2010/main" val="0"/>
+                        </a:ext>
+                      </a:extLst>
+                    </a:blip>
+                    <a:srcRect/>
+                    <a:stretch>
+                      <a:fillRect/>
+                    </a:stretch>
+                  </pic:blipFill>
+                  <pic:spPr bwMode="auto">
+                    <a:xfrm>
+                      <a:off x="0" y="0"/>
+                      <a:ext cx="1764030" cy="3822065"/>
+                    </a:xfrm>
+                    <a:prstGeom prst="rect">
+                      <a:avLst/>
+                    </a:prstGeom>
+                    <a:noFill/>
+                    <a:ln>
+                      <a:noFill/>
+                    </a:ln>
+                  </pic:spPr>
+                </pic:pic>
+              </a:graphicData>
+            </a:graphic>
+            <wp14:sizeRelH relativeFrom="margin">
+              <wp14:pctWidth>0</wp14:pctWidth>
+            </wp14:sizeRelH>
+            <wp14:sizeRelV relativeFrom="margin">
+              <wp14:pctHeight>0</wp14:pctHeight>
+            </wp14:sizeRelV>
+          </wp:anchor>
+        </w:drawing>
       </w:r>
-      <w:bookmarkEnd w:id="19"/>
     </w:p>
     <w:p>
       <w:pPr>
@@ -12411,16 +13578,7 @@
           <w:szCs w:val="22"/>
           <w:lang w:eastAsia="en-US"/>
         </w:rPr>
-        <w:t>a contrast audit applied the WCAG relative-luminance formula</w:t>
-      </w:r>
-      <w:r>
-        <w:rPr>
-          <w:rFonts w:ascii="Calibri" w:hAnsi="Calibri" w:cs="Calibri"/>
-          <w:sz w:val="22"/>
-          <w:szCs w:val="22"/>
-          <w:lang w:eastAsia="en-US"/>
-        </w:rPr>
-        <w:t xml:space="preserve"> </w:t>
+        <w:t xml:space="preserve">a contrast audit applied the WCAG relative-luminance formula </w:t>
       </w:r>
       <w:sdt>
         <w:sdtPr>
@@ -12514,19 +13672,7 @@
           <w:rFonts w:cs="Calibri"/>
         </w:rPr>
         <w:lastRenderedPageBreak/>
-        <w:t>5.</w:t>
-      </w:r>
-      <w:r>
-        <w:rPr>
-          <w:rFonts w:cs="Calibri"/>
-        </w:rPr>
-        <w:t>2</w:t>
-      </w:r>
-      <w:r>
-        <w:rPr>
-          <w:rFonts w:cs="Calibri"/>
-        </w:rPr>
-        <w:t xml:space="preserve"> </w:t>
+        <w:t xml:space="preserve">5.2 </w:t>
       </w:r>
       <w:r>
         <w:rPr>
@@ -12855,15 +14001,7 @@
                 <w:sz w:val="22"/>
                 <w:szCs w:val="22"/>
               </w:rPr>
-              <w:t>&gt;</w:t>
-            </w:r>
-            <w:r>
-              <w:rPr>
-                <w:rFonts w:ascii="Calibri" w:eastAsia="Calibri" w:hAnsi="Calibri" w:cs="Calibri"/>
-                <w:sz w:val="22"/>
-                <w:szCs w:val="22"/>
-              </w:rPr>
-              <w:t xml:space="preserve"> </w:t>
+              <w:t xml:space="preserve">&gt; </w:t>
             </w:r>
             <w:r>
               <w:rPr>
@@ -12879,15 +14017,7 @@
                 <w:sz w:val="22"/>
                 <w:szCs w:val="22"/>
               </w:rPr>
-              <w:t>&gt;</w:t>
-            </w:r>
-            <w:r>
-              <w:rPr>
-                <w:rFonts w:ascii="Calibri" w:eastAsia="Calibri" w:hAnsi="Calibri" w:cs="Calibri"/>
-                <w:sz w:val="22"/>
-                <w:szCs w:val="22"/>
-              </w:rPr>
-              <w:t xml:space="preserve"> </w:t>
+              <w:t xml:space="preserve">&gt; </w:t>
             </w:r>
             <w:r>
               <w:rPr>
@@ -12903,15 +14033,7 @@
                 <w:sz w:val="22"/>
                 <w:szCs w:val="22"/>
               </w:rPr>
-              <w:t>&gt;</w:t>
-            </w:r>
-            <w:r>
-              <w:rPr>
-                <w:rFonts w:ascii="Calibri" w:eastAsia="Calibri" w:hAnsi="Calibri" w:cs="Calibri"/>
-                <w:sz w:val="22"/>
-                <w:szCs w:val="22"/>
-              </w:rPr>
-              <w:t xml:space="preserve"> </w:t>
+              <w:t xml:space="preserve">&gt; </w:t>
             </w:r>
             <w:r>
               <w:rPr>
@@ -12927,15 +14049,7 @@
                 <w:sz w:val="22"/>
                 <w:szCs w:val="22"/>
               </w:rPr>
-              <w:t>&gt;</w:t>
-            </w:r>
-            <w:r>
-              <w:rPr>
-                <w:rFonts w:ascii="Calibri" w:eastAsia="Calibri" w:hAnsi="Calibri" w:cs="Calibri"/>
-                <w:sz w:val="22"/>
-                <w:szCs w:val="22"/>
-              </w:rPr>
-              <w:t xml:space="preserve"> </w:t>
+              <w:t xml:space="preserve">&gt; </w:t>
             </w:r>
             <w:r>
               <w:rPr>
@@ -12951,15 +14065,7 @@
                 <w:sz w:val="22"/>
                 <w:szCs w:val="22"/>
               </w:rPr>
-              <w:t>&gt;</w:t>
-            </w:r>
-            <w:r>
-              <w:rPr>
-                <w:rFonts w:ascii="Calibri" w:eastAsia="Calibri" w:hAnsi="Calibri" w:cs="Calibri"/>
-                <w:sz w:val="22"/>
-                <w:szCs w:val="22"/>
-              </w:rPr>
-              <w:t xml:space="preserve"> </w:t>
+              <w:t xml:space="preserve">&gt; </w:t>
             </w:r>
             <w:r>
               <w:rPr>
@@ -13094,15 +14200,7 @@
                 <w:sz w:val="22"/>
                 <w:szCs w:val="22"/>
               </w:rPr>
-              <w:t>&gt;</w:t>
-            </w:r>
-            <w:r>
-              <w:rPr>
-                <w:rFonts w:ascii="Calibri" w:eastAsia="Calibri" w:hAnsi="Calibri" w:cs="Calibri"/>
-                <w:sz w:val="22"/>
-                <w:szCs w:val="22"/>
-              </w:rPr>
-              <w:t xml:space="preserve"> </w:t>
+              <w:t xml:space="preserve">&gt; </w:t>
             </w:r>
             <w:r>
               <w:rPr>
@@ -13118,15 +14216,7 @@
                 <w:sz w:val="22"/>
                 <w:szCs w:val="22"/>
               </w:rPr>
-              <w:t>&gt;</w:t>
-            </w:r>
-            <w:r>
-              <w:rPr>
-                <w:rFonts w:ascii="Calibri" w:eastAsia="Calibri" w:hAnsi="Calibri" w:cs="Calibri"/>
-                <w:sz w:val="22"/>
-                <w:szCs w:val="22"/>
-              </w:rPr>
-              <w:t xml:space="preserve"> </w:t>
+              <w:t xml:space="preserve">&gt; </w:t>
             </w:r>
             <w:r>
               <w:rPr>
@@ -13142,15 +14232,7 @@
                 <w:sz w:val="22"/>
                 <w:szCs w:val="22"/>
               </w:rPr>
-              <w:t>&gt;</w:t>
-            </w:r>
-            <w:r>
-              <w:rPr>
-                <w:rFonts w:ascii="Calibri" w:eastAsia="Calibri" w:hAnsi="Calibri" w:cs="Calibri"/>
-                <w:sz w:val="22"/>
-                <w:szCs w:val="22"/>
-              </w:rPr>
-              <w:t xml:space="preserve"> </w:t>
+              <w:t xml:space="preserve">&gt; </w:t>
             </w:r>
             <w:r>
               <w:rPr>
@@ -13166,15 +14248,7 @@
                 <w:sz w:val="22"/>
                 <w:szCs w:val="22"/>
               </w:rPr>
-              <w:t>&gt;</w:t>
-            </w:r>
-            <w:r>
-              <w:rPr>
-                <w:rFonts w:ascii="Calibri" w:eastAsia="Calibri" w:hAnsi="Calibri" w:cs="Calibri"/>
-                <w:sz w:val="22"/>
-                <w:szCs w:val="22"/>
-              </w:rPr>
-              <w:t xml:space="preserve"> </w:t>
+              <w:t xml:space="preserve">&gt; </w:t>
             </w:r>
             <w:r>
               <w:rPr>
@@ -13190,15 +14264,7 @@
                 <w:sz w:val="22"/>
                 <w:szCs w:val="22"/>
               </w:rPr>
-              <w:t>&gt;</w:t>
-            </w:r>
-            <w:r>
-              <w:rPr>
-                <w:rFonts w:ascii="Calibri" w:eastAsia="Calibri" w:hAnsi="Calibri" w:cs="Calibri"/>
-                <w:sz w:val="22"/>
-                <w:szCs w:val="22"/>
-              </w:rPr>
-              <w:t xml:space="preserve"> </w:t>
+              <w:t xml:space="preserve">&gt; </w:t>
             </w:r>
             <w:r>
               <w:rPr>
@@ -13330,15 +14396,7 @@
                 <w:sz w:val="22"/>
                 <w:szCs w:val="22"/>
               </w:rPr>
-              <w:t>&gt;</w:t>
-            </w:r>
-            <w:r>
-              <w:rPr>
-                <w:rFonts w:ascii="Calibri" w:eastAsia="Calibri" w:hAnsi="Calibri" w:cs="Calibri"/>
-                <w:sz w:val="22"/>
-                <w:szCs w:val="22"/>
-              </w:rPr>
-              <w:t xml:space="preserve"> </w:t>
+              <w:t xml:space="preserve">&gt; </w:t>
             </w:r>
             <w:r>
               <w:rPr>
@@ -13354,15 +14412,7 @@
                 <w:sz w:val="22"/>
                 <w:szCs w:val="22"/>
               </w:rPr>
-              <w:t>&gt;</w:t>
-            </w:r>
-            <w:r>
-              <w:rPr>
-                <w:rFonts w:ascii="Calibri" w:eastAsia="Calibri" w:hAnsi="Calibri" w:cs="Calibri"/>
-                <w:sz w:val="22"/>
-                <w:szCs w:val="22"/>
-              </w:rPr>
-              <w:t xml:space="preserve"> </w:t>
+              <w:t xml:space="preserve">&gt; </w:t>
             </w:r>
             <w:r>
               <w:rPr>
@@ -13378,15 +14428,7 @@
                 <w:sz w:val="22"/>
                 <w:szCs w:val="22"/>
               </w:rPr>
-              <w:t>&gt;</w:t>
-            </w:r>
-            <w:r>
-              <w:rPr>
-                <w:rFonts w:ascii="Calibri" w:eastAsia="Calibri" w:hAnsi="Calibri" w:cs="Calibri"/>
-                <w:sz w:val="22"/>
-                <w:szCs w:val="22"/>
-              </w:rPr>
-              <w:t xml:space="preserve"> </w:t>
+              <w:t xml:space="preserve">&gt; </w:t>
             </w:r>
             <w:r>
               <w:rPr>
@@ -13505,15 +14547,7 @@
                 <w:sz w:val="22"/>
                 <w:szCs w:val="22"/>
               </w:rPr>
-              <w:t>&gt;</w:t>
-            </w:r>
-            <w:r>
-              <w:rPr>
-                <w:rFonts w:ascii="Calibri" w:eastAsia="Calibri" w:hAnsi="Calibri" w:cs="Calibri"/>
-                <w:sz w:val="22"/>
-                <w:szCs w:val="22"/>
-              </w:rPr>
-              <w:t xml:space="preserve"> </w:t>
+              <w:t xml:space="preserve">&gt; </w:t>
             </w:r>
             <w:r>
               <w:rPr>
@@ -13529,15 +14563,7 @@
                 <w:sz w:val="22"/>
                 <w:szCs w:val="22"/>
               </w:rPr>
-              <w:t>&gt;</w:t>
-            </w:r>
-            <w:r>
-              <w:rPr>
-                <w:rFonts w:ascii="Calibri" w:eastAsia="Calibri" w:hAnsi="Calibri" w:cs="Calibri"/>
-                <w:sz w:val="22"/>
-                <w:szCs w:val="22"/>
-              </w:rPr>
-              <w:t xml:space="preserve"> </w:t>
+              <w:t xml:space="preserve">&gt; </w:t>
             </w:r>
             <w:r>
               <w:rPr>
@@ -13649,13 +14675,7 @@
         <w:rPr>
           <w:rFonts w:ascii="Calibri" w:hAnsi="Calibri" w:cs="Calibri"/>
         </w:rPr>
-        <w:t xml:space="preserve">: </w:t>
-      </w:r>
-      <w:r>
-        <w:rPr>
-          <w:rFonts w:ascii="Calibri" w:hAnsi="Calibri" w:cs="Calibri"/>
-        </w:rPr>
-        <w:t>Cognitive walkthrough</w:t>
+        <w:t>: Cognitive walkthrough</w:t>
       </w:r>
     </w:p>
     <w:p>
@@ -14011,20 +15031,8 @@
                 <w:sz w:val="22"/>
                 <w:szCs w:val="22"/>
               </w:rPr>
-              <w:t xml:space="preserve">2 Real-world </w:t>
-            </w:r>
-            <w:proofErr w:type="gramStart"/>
-            <w:r>
-              <w:rPr>
-                <w:rFonts w:ascii="Calibri" w:eastAsia="Calibri" w:hAnsi="Calibri" w:cs="Calibri"/>
-                <w:b w:val="0"/>
-                <w:bCs w:val="0"/>
-                <w:sz w:val="22"/>
-                <w:szCs w:val="22"/>
-              </w:rPr>
-              <w:t>match</w:t>
-            </w:r>
-            <w:proofErr w:type="gramEnd"/>
+              <w:t>2 Real-world match</w:t>
+            </w:r>
           </w:p>
         </w:tc>
         <w:tc>
@@ -14759,25 +15767,7 @@
                 <w:sz w:val="22"/>
                 <w:szCs w:val="22"/>
               </w:rPr>
-              <w:t xml:space="preserve">Error states </w:t>
-            </w:r>
-            <w:proofErr w:type="gramStart"/>
-            <w:r>
-              <w:rPr>
-                <w:rFonts w:ascii="Calibri" w:eastAsia="Calibri" w:hAnsi="Calibri" w:cs="Calibri"/>
-                <w:sz w:val="22"/>
-                <w:szCs w:val="22"/>
-              </w:rPr>
-              <w:t>not</w:t>
-            </w:r>
-            <w:proofErr w:type="gramEnd"/>
-            <w:r>
-              <w:rPr>
-                <w:rFonts w:ascii="Calibri" w:eastAsia="Calibri" w:hAnsi="Calibri" w:cs="Calibri"/>
-                <w:sz w:val="22"/>
-                <w:szCs w:val="22"/>
-              </w:rPr>
-              <w:t xml:space="preserve"> designed.</w:t>
+              <w:t>Error states not designed.</w:t>
             </w:r>
           </w:p>
         </w:tc>
@@ -14980,13 +15970,7 @@
         <w:rPr>
           <w:rFonts w:ascii="Calibri" w:hAnsi="Calibri" w:cs="Calibri"/>
         </w:rPr>
-        <w:t>: H</w:t>
-      </w:r>
-      <w:r>
-        <w:rPr>
-          <w:rFonts w:ascii="Calibri" w:hAnsi="Calibri" w:cs="Calibri"/>
-        </w:rPr>
-        <w:t>euristic evaluation</w:t>
+        <w:t>: Heuristic evaluation</w:t>
       </w:r>
     </w:p>
     <w:p>
@@ -15001,19 +15985,7 @@
         <w:rPr>
           <w:rFonts w:cs="Calibri"/>
         </w:rPr>
-        <w:t>5.</w:t>
-      </w:r>
-      <w:r>
-        <w:rPr>
-          <w:rFonts w:cs="Calibri"/>
-        </w:rPr>
-        <w:t>3</w:t>
-      </w:r>
-      <w:r>
-        <w:rPr>
-          <w:rFonts w:cs="Calibri"/>
-        </w:rPr>
-        <w:t xml:space="preserve"> </w:t>
+        <w:t xml:space="preserve">5.3 </w:t>
       </w:r>
       <w:r>
         <w:rPr>
@@ -15108,16 +16080,7 @@
           <w:szCs w:val="22"/>
           <w:lang w:eastAsia="en-US"/>
         </w:rPr>
-        <w:t xml:space="preserve">. </w:t>
-      </w:r>
-      <w:r>
-        <w:rPr>
-          <w:rFonts w:ascii="Calibri" w:hAnsi="Calibri" w:cs="Calibri"/>
-          <w:sz w:val="22"/>
-          <w:szCs w:val="22"/>
-          <w:lang w:eastAsia="en-US"/>
-        </w:rPr>
-        <w:t>Contrast ratios were computed using the color values.</w:t>
+        <w:t>. Contrast ratios were computed using the color values.</w:t>
       </w:r>
     </w:p>
     <w:tbl>
@@ -15304,23 +16267,13 @@
                 <w:szCs w:val="22"/>
               </w:rPr>
             </w:pPr>
-            <w:proofErr w:type="gramStart"/>
-            <w:r>
-              <w:rPr>
-                <w:rFonts w:ascii="Calibri" w:eastAsia="Calibri" w:hAnsi="Calibri" w:cs="Calibri"/>
-                <w:sz w:val="22"/>
-                <w:szCs w:val="22"/>
-              </w:rPr>
-              <w:t>16.35 :</w:t>
-            </w:r>
-            <w:proofErr w:type="gramEnd"/>
-            <w:r>
-              <w:rPr>
-                <w:rFonts w:ascii="Calibri" w:eastAsia="Calibri" w:hAnsi="Calibri" w:cs="Calibri"/>
-                <w:sz w:val="22"/>
-                <w:szCs w:val="22"/>
-              </w:rPr>
-              <w:t xml:space="preserve"> 1</w:t>
+            <w:r>
+              <w:rPr>
+                <w:rFonts w:ascii="Calibri" w:eastAsia="Calibri" w:hAnsi="Calibri" w:cs="Calibri"/>
+                <w:sz w:val="22"/>
+                <w:szCs w:val="22"/>
+              </w:rPr>
+              <w:t>16.35 : 1</w:t>
             </w:r>
           </w:p>
         </w:tc>
@@ -15414,23 +16367,13 @@
                 <w:szCs w:val="22"/>
               </w:rPr>
             </w:pPr>
-            <w:proofErr w:type="gramStart"/>
-            <w:r>
-              <w:rPr>
-                <w:rFonts w:ascii="Calibri" w:eastAsia="Calibri" w:hAnsi="Calibri" w:cs="Calibri"/>
-                <w:sz w:val="22"/>
-                <w:szCs w:val="22"/>
-              </w:rPr>
-              <w:t>13.36 :</w:t>
-            </w:r>
-            <w:proofErr w:type="gramEnd"/>
-            <w:r>
-              <w:rPr>
-                <w:rFonts w:ascii="Calibri" w:eastAsia="Calibri" w:hAnsi="Calibri" w:cs="Calibri"/>
-                <w:sz w:val="22"/>
-                <w:szCs w:val="22"/>
-              </w:rPr>
-              <w:t xml:space="preserve"> 1</w:t>
+            <w:r>
+              <w:rPr>
+                <w:rFonts w:ascii="Calibri" w:eastAsia="Calibri" w:hAnsi="Calibri" w:cs="Calibri"/>
+                <w:sz w:val="22"/>
+                <w:szCs w:val="22"/>
+              </w:rPr>
+              <w:t>13.36 : 1</w:t>
             </w:r>
           </w:p>
         </w:tc>
@@ -15527,23 +16470,13 @@
                 <w:szCs w:val="22"/>
               </w:rPr>
             </w:pPr>
-            <w:proofErr w:type="gramStart"/>
-            <w:r>
-              <w:rPr>
-                <w:rFonts w:ascii="Calibri" w:eastAsia="Calibri" w:hAnsi="Calibri" w:cs="Calibri"/>
-                <w:sz w:val="22"/>
-                <w:szCs w:val="22"/>
-              </w:rPr>
-              <w:t>8.37 :</w:t>
-            </w:r>
-            <w:proofErr w:type="gramEnd"/>
-            <w:r>
-              <w:rPr>
-                <w:rFonts w:ascii="Calibri" w:eastAsia="Calibri" w:hAnsi="Calibri" w:cs="Calibri"/>
-                <w:sz w:val="22"/>
-                <w:szCs w:val="22"/>
-              </w:rPr>
-              <w:t xml:space="preserve"> 1</w:t>
+            <w:r>
+              <w:rPr>
+                <w:rFonts w:ascii="Calibri" w:eastAsia="Calibri" w:hAnsi="Calibri" w:cs="Calibri"/>
+                <w:sz w:val="22"/>
+                <w:szCs w:val="22"/>
+              </w:rPr>
+              <w:t>8.37 : 1</w:t>
             </w:r>
           </w:p>
         </w:tc>
@@ -15637,23 +16570,13 @@
                 <w:szCs w:val="22"/>
               </w:rPr>
             </w:pPr>
-            <w:proofErr w:type="gramStart"/>
-            <w:r>
-              <w:rPr>
-                <w:rFonts w:ascii="Calibri" w:eastAsia="Calibri" w:hAnsi="Calibri" w:cs="Calibri"/>
-                <w:sz w:val="22"/>
-                <w:szCs w:val="22"/>
-              </w:rPr>
-              <w:t>13.55 :</w:t>
-            </w:r>
-            <w:proofErr w:type="gramEnd"/>
-            <w:r>
-              <w:rPr>
-                <w:rFonts w:ascii="Calibri" w:eastAsia="Calibri" w:hAnsi="Calibri" w:cs="Calibri"/>
-                <w:sz w:val="22"/>
-                <w:szCs w:val="22"/>
-              </w:rPr>
-              <w:t xml:space="preserve"> 1</w:t>
+            <w:r>
+              <w:rPr>
+                <w:rFonts w:ascii="Calibri" w:eastAsia="Calibri" w:hAnsi="Calibri" w:cs="Calibri"/>
+                <w:sz w:val="22"/>
+                <w:szCs w:val="22"/>
+              </w:rPr>
+              <w:t>13.55 : 1</w:t>
             </w:r>
           </w:p>
         </w:tc>
@@ -15750,23 +16673,13 @@
                 <w:szCs w:val="22"/>
               </w:rPr>
             </w:pPr>
-            <w:proofErr w:type="gramStart"/>
-            <w:r>
-              <w:rPr>
-                <w:rFonts w:ascii="Calibri" w:eastAsia="Calibri" w:hAnsi="Calibri" w:cs="Calibri"/>
-                <w:sz w:val="22"/>
-                <w:szCs w:val="22"/>
-              </w:rPr>
-              <w:t>7.82 :</w:t>
-            </w:r>
-            <w:proofErr w:type="gramEnd"/>
-            <w:r>
-              <w:rPr>
-                <w:rFonts w:ascii="Calibri" w:eastAsia="Calibri" w:hAnsi="Calibri" w:cs="Calibri"/>
-                <w:sz w:val="22"/>
-                <w:szCs w:val="22"/>
-              </w:rPr>
-              <w:t xml:space="preserve"> 1</w:t>
+            <w:r>
+              <w:rPr>
+                <w:rFonts w:ascii="Calibri" w:eastAsia="Calibri" w:hAnsi="Calibri" w:cs="Calibri"/>
+                <w:sz w:val="22"/>
+                <w:szCs w:val="22"/>
+              </w:rPr>
+              <w:t>7.82 : 1</w:t>
             </w:r>
           </w:p>
         </w:tc>
@@ -15860,23 +16773,13 @@
                 <w:szCs w:val="22"/>
               </w:rPr>
             </w:pPr>
-            <w:proofErr w:type="gramStart"/>
-            <w:r>
-              <w:rPr>
-                <w:rFonts w:ascii="Calibri" w:eastAsia="Calibri" w:hAnsi="Calibri" w:cs="Calibri"/>
-                <w:sz w:val="22"/>
-                <w:szCs w:val="22"/>
-              </w:rPr>
-              <w:t>5.28 :</w:t>
-            </w:r>
-            <w:proofErr w:type="gramEnd"/>
-            <w:r>
-              <w:rPr>
-                <w:rFonts w:ascii="Calibri" w:eastAsia="Calibri" w:hAnsi="Calibri" w:cs="Calibri"/>
-                <w:sz w:val="22"/>
-                <w:szCs w:val="22"/>
-              </w:rPr>
-              <w:t xml:space="preserve"> 1</w:t>
+            <w:r>
+              <w:rPr>
+                <w:rFonts w:ascii="Calibri" w:eastAsia="Calibri" w:hAnsi="Calibri" w:cs="Calibri"/>
+                <w:sz w:val="22"/>
+                <w:szCs w:val="22"/>
+              </w:rPr>
+              <w:t>5.28 : 1</w:t>
             </w:r>
           </w:p>
         </w:tc>
@@ -15973,23 +16876,13 @@
                 <w:szCs w:val="22"/>
               </w:rPr>
             </w:pPr>
-            <w:proofErr w:type="gramStart"/>
-            <w:r>
-              <w:rPr>
-                <w:rFonts w:ascii="Calibri" w:eastAsia="Calibri" w:hAnsi="Calibri" w:cs="Calibri"/>
-                <w:sz w:val="22"/>
-                <w:szCs w:val="22"/>
-              </w:rPr>
-              <w:t>7.44 :</w:t>
-            </w:r>
-            <w:proofErr w:type="gramEnd"/>
-            <w:r>
-              <w:rPr>
-                <w:rFonts w:ascii="Calibri" w:eastAsia="Calibri" w:hAnsi="Calibri" w:cs="Calibri"/>
-                <w:sz w:val="22"/>
-                <w:szCs w:val="22"/>
-              </w:rPr>
-              <w:t xml:space="preserve"> 1</w:t>
+            <w:r>
+              <w:rPr>
+                <w:rFonts w:ascii="Calibri" w:eastAsia="Calibri" w:hAnsi="Calibri" w:cs="Calibri"/>
+                <w:sz w:val="22"/>
+                <w:szCs w:val="22"/>
+              </w:rPr>
+              <w:t>7.44 : 1</w:t>
             </w:r>
           </w:p>
         </w:tc>
@@ -16103,23 +16996,13 @@
                 <w:szCs w:val="22"/>
               </w:rPr>
             </w:pPr>
-            <w:proofErr w:type="gramStart"/>
-            <w:r>
-              <w:rPr>
-                <w:rFonts w:ascii="Calibri" w:eastAsia="Calibri" w:hAnsi="Calibri" w:cs="Calibri"/>
-                <w:sz w:val="22"/>
-                <w:szCs w:val="22"/>
-              </w:rPr>
-              <w:t>4.48 :</w:t>
-            </w:r>
-            <w:proofErr w:type="gramEnd"/>
-            <w:r>
-              <w:rPr>
-                <w:rFonts w:ascii="Calibri" w:eastAsia="Calibri" w:hAnsi="Calibri" w:cs="Calibri"/>
-                <w:sz w:val="22"/>
-                <w:szCs w:val="22"/>
-              </w:rPr>
-              <w:t xml:space="preserve"> 1</w:t>
+            <w:r>
+              <w:rPr>
+                <w:rFonts w:ascii="Calibri" w:eastAsia="Calibri" w:hAnsi="Calibri" w:cs="Calibri"/>
+                <w:sz w:val="22"/>
+                <w:szCs w:val="22"/>
+              </w:rPr>
+              <w:t>4.48 : 1</w:t>
             </w:r>
           </w:p>
         </w:tc>
@@ -16236,23 +17119,13 @@
                 <w:szCs w:val="22"/>
               </w:rPr>
             </w:pPr>
-            <w:proofErr w:type="gramStart"/>
-            <w:r>
-              <w:rPr>
-                <w:rFonts w:ascii="Calibri" w:eastAsia="Calibri" w:hAnsi="Calibri" w:cs="Calibri"/>
-                <w:sz w:val="22"/>
-                <w:szCs w:val="22"/>
-              </w:rPr>
-              <w:t>5.76 :</w:t>
-            </w:r>
-            <w:proofErr w:type="gramEnd"/>
-            <w:r>
-              <w:rPr>
-                <w:rFonts w:ascii="Calibri" w:eastAsia="Calibri" w:hAnsi="Calibri" w:cs="Calibri"/>
-                <w:sz w:val="22"/>
-                <w:szCs w:val="22"/>
-              </w:rPr>
-              <w:t xml:space="preserve"> 1</w:t>
+            <w:r>
+              <w:rPr>
+                <w:rFonts w:ascii="Calibri" w:eastAsia="Calibri" w:hAnsi="Calibri" w:cs="Calibri"/>
+                <w:sz w:val="22"/>
+                <w:szCs w:val="22"/>
+              </w:rPr>
+              <w:t>5.76 : 1</w:t>
             </w:r>
           </w:p>
         </w:tc>
@@ -16322,19 +17195,7 @@
         <w:rPr>
           <w:rFonts w:cs="Calibri"/>
         </w:rPr>
-        <w:t>5.</w:t>
-      </w:r>
-      <w:r>
-        <w:rPr>
-          <w:rFonts w:cs="Calibri"/>
-        </w:rPr>
-        <w:t>4</w:t>
-      </w:r>
-      <w:r>
-        <w:rPr>
-          <w:rFonts w:cs="Calibri"/>
-        </w:rPr>
-        <w:t xml:space="preserve"> </w:t>
+        <w:t xml:space="preserve">5.4 </w:t>
       </w:r>
       <w:r>
         <w:rPr>
@@ -16430,27 +17291,7 @@
           <w:szCs w:val="22"/>
           <w:lang w:eastAsia="en-US"/>
         </w:rPr>
-        <w:t xml:space="preserve">. Each task will have a maximum of 120 </w:t>
-      </w:r>
-      <w:proofErr w:type="gramStart"/>
-      <w:r>
-        <w:rPr>
-          <w:rFonts w:ascii="Calibri" w:hAnsi="Calibri" w:cs="Calibri"/>
-          <w:sz w:val="22"/>
-          <w:szCs w:val="22"/>
-          <w:lang w:eastAsia="en-US"/>
-        </w:rPr>
-        <w:t>s,</w:t>
-      </w:r>
-      <w:proofErr w:type="gramEnd"/>
-      <w:r>
-        <w:rPr>
-          <w:rFonts w:ascii="Calibri" w:hAnsi="Calibri" w:cs="Calibri"/>
-          <w:sz w:val="22"/>
-          <w:szCs w:val="22"/>
-          <w:lang w:eastAsia="en-US"/>
-        </w:rPr>
-        <w:t xml:space="preserve"> participants provide their informed consent and there will be no actual transactions. Participants will then fill out the System Usability Scale (SUS) </w:t>
+        <w:t xml:space="preserve">. Each task will have a maximum of 120 s, participants provide their informed consent and there will be no actual transactions. Participants will then fill out the System Usability Scale (SUS) </w:t>
       </w:r>
       <w:sdt>
         <w:sdtPr>
@@ -17818,19 +18659,7 @@
           <w:rFonts w:cs="Calibri"/>
         </w:rPr>
         <w:lastRenderedPageBreak/>
-        <w:t>5.</w:t>
-      </w:r>
-      <w:r>
-        <w:rPr>
-          <w:rFonts w:cs="Calibri"/>
-        </w:rPr>
-        <w:t>5</w:t>
-      </w:r>
-      <w:r>
-        <w:rPr>
-          <w:rFonts w:cs="Calibri"/>
-        </w:rPr>
-        <w:t xml:space="preserve"> </w:t>
+        <w:t xml:space="preserve">5.5 </w:t>
       </w:r>
       <w:r>
         <w:rPr>
@@ -19082,7 +19911,13 @@
     <w:sdt>
       <w:sdtPr>
         <w:rPr>
-          <w:rFonts w:cs="Calibri"/>
+          <w:rFonts w:asciiTheme="minorHAnsi" w:eastAsiaTheme="minorEastAsia" w:hAnsiTheme="minorHAnsi" w:cs="Calibri"/>
+          <w:color w:val="auto"/>
+          <w:kern w:val="0"/>
+          <w:sz w:val="24"/>
+          <w:szCs w:val="24"/>
+          <w:lang w:eastAsia="ja-JP"/>
+          <w14:ligatures w14:val="none"/>
         </w:rPr>
         <w:id w:val="1093590177"/>
         <w:docPartObj>
@@ -19090,17 +19925,6 @@
           <w:docPartUnique/>
         </w:docPartObj>
       </w:sdtPr>
-      <w:sdtEndPr>
-        <w:rPr>
-          <w:rFonts w:eastAsiaTheme="minorEastAsia"/>
-          <w:color w:val="auto"/>
-          <w:kern w:val="0"/>
-          <w:sz w:val="24"/>
-          <w:szCs w:val="24"/>
-          <w:lang w:eastAsia="ja-JP"/>
-          <w14:ligatures w14:val="none"/>
-        </w:rPr>
-      </w:sdtEndPr>
       <w:sdtContent>
         <w:p>
           <w:pPr>
@@ -20012,19 +20836,7 @@
         <w:rPr>
           <w:rFonts w:cs="Calibri"/>
         </w:rPr>
-        <w:t xml:space="preserve">Appendix A </w:t>
-      </w:r>
-      <w:r>
-        <w:rPr>
-          <w:rFonts w:cs="Calibri"/>
-        </w:rPr>
-        <w:t>-</w:t>
-      </w:r>
-      <w:r>
-        <w:rPr>
-          <w:rFonts w:cs="Calibri"/>
-        </w:rPr>
-        <w:t xml:space="preserve"> Requirements traceability matrix</w:t>
+        <w:t>Appendix A - Requirements traceability matrix</w:t>
       </w:r>
       <w:bookmarkEnd w:id="32"/>
     </w:p>
@@ -21172,25 +21984,7 @@
                 <w:sz w:val="22"/>
                 <w:szCs w:val="22"/>
               </w:rPr>
-              <w:t xml:space="preserve">Simplified </w:t>
-            </w:r>
-            <w:proofErr w:type="gramStart"/>
-            <w:r>
-              <w:rPr>
-                <w:rFonts w:ascii="Calibri" w:eastAsia="Calibri" w:hAnsi="Calibri" w:cs="Calibri"/>
-                <w:sz w:val="22"/>
-                <w:szCs w:val="22"/>
-              </w:rPr>
-              <w:t>home</w:t>
-            </w:r>
-            <w:proofErr w:type="gramEnd"/>
-            <w:r>
-              <w:rPr>
-                <w:rFonts w:ascii="Calibri" w:eastAsia="Calibri" w:hAnsi="Calibri" w:cs="Calibri"/>
-                <w:sz w:val="22"/>
-                <w:szCs w:val="22"/>
-              </w:rPr>
-              <w:t xml:space="preserve"> (Fig. 3)</w:t>
+              <w:t>Simplified home (Fig. 3)</w:t>
             </w:r>
           </w:p>
         </w:tc>
@@ -21798,23 +22592,13 @@
                 <w:szCs w:val="22"/>
               </w:rPr>
             </w:pPr>
-            <w:proofErr w:type="gramStart"/>
-            <w:r>
-              <w:rPr>
-                <w:rFonts w:ascii="Calibri" w:eastAsia="Calibri" w:hAnsi="Calibri" w:cs="Calibri"/>
-                <w:sz w:val="22"/>
-                <w:szCs w:val="22"/>
-              </w:rPr>
-              <w:t>Transfer</w:t>
-            </w:r>
-            <w:proofErr w:type="gramEnd"/>
-            <w:r>
-              <w:rPr>
-                <w:rFonts w:ascii="Calibri" w:eastAsia="Calibri" w:hAnsi="Calibri" w:cs="Calibri"/>
-                <w:sz w:val="22"/>
-                <w:szCs w:val="22"/>
-              </w:rPr>
-              <w:t xml:space="preserve"> screen, copy buttons (Fig. 3)</w:t>
+            <w:r>
+              <w:rPr>
+                <w:rFonts w:ascii="Calibri" w:eastAsia="Calibri" w:hAnsi="Calibri" w:cs="Calibri"/>
+                <w:sz w:val="22"/>
+                <w:szCs w:val="22"/>
+              </w:rPr>
+              <w:t>Transfer screen, copy buttons (Fig. 3)</w:t>
             </w:r>
           </w:p>
         </w:tc>
@@ -22357,52 +23141,31 @@
     </w:tbl>
     <w:p>
       <w:pPr>
-        <w:rPr>
-          <w:rFonts w:ascii="Calibri" w:hAnsi="Calibri" w:cs="Calibri"/>
-          <w:lang w:eastAsia="en-US"/>
+        <w:pStyle w:val="Heading2"/>
+        <w:rPr>
+          <w:rFonts w:cs="Calibri"/>
         </w:rPr>
       </w:pPr>
-    </w:p>
-    <w:p>
-      <w:pPr>
-        <w:rPr>
-          <w:rFonts w:ascii="Calibri" w:hAnsi="Calibri" w:cs="Calibri"/>
-        </w:rPr>
-      </w:pPr>
-    </w:p>
-    <w:p>
-      <w:pPr>
-        <w:rPr>
-          <w:rFonts w:ascii="Calibri" w:hAnsi="Calibri" w:cs="Calibri"/>
-        </w:rPr>
-      </w:pPr>
-    </w:p>
-    <w:p>
-      <w:pPr>
-        <w:pStyle w:val="Heading2"/>
+      <w:bookmarkStart w:id="33" w:name="_Toc242955396"/>
+      <w:bookmarkStart w:id="34" w:name="_Toc242960550"/>
+      <w:r>
         <w:rPr>
           <w:rFonts w:cs="Calibri"/>
         </w:rPr>
-      </w:pPr>
-      <w:bookmarkStart w:id="33" w:name="_Toc242955395"/>
-      <w:bookmarkStart w:id="34" w:name="_Toc242960549"/>
-      <w:r>
-        <w:rPr>
-          <w:rFonts w:cs="Calibri"/>
-        </w:rPr>
-        <w:t xml:space="preserve">Appendix B </w:t>
+        <w:lastRenderedPageBreak/>
+        <w:t xml:space="preserve">Appendix </w:t>
       </w:r>
       <w:r>
         <w:rPr>
           <w:rFonts w:cs="Calibri"/>
         </w:rPr>
-        <w:t>-</w:t>
+        <w:t>B</w:t>
       </w:r>
       <w:r>
         <w:rPr>
           <w:rFonts w:cs="Calibri"/>
         </w:rPr>
-        <w:t xml:space="preserve"> Low-fidelity wireframes and sketches</w:t>
+        <w:t xml:space="preserve"> - Validation test record sheet</w:t>
       </w:r>
       <w:bookmarkEnd w:id="33"/>
       <w:bookmarkEnd w:id="34"/>
@@ -22414,58 +23177,28 @@
           <w:rFonts w:cs="Calibri"/>
         </w:rPr>
       </w:pPr>
-      <w:bookmarkStart w:id="35" w:name="_Toc242955396"/>
-      <w:bookmarkStart w:id="36" w:name="_Toc242960550"/>
+      <w:bookmarkStart w:id="35" w:name="_Toc242955397"/>
+      <w:bookmarkStart w:id="36" w:name="_Toc242960551"/>
       <w:r>
         <w:rPr>
           <w:rFonts w:cs="Calibri"/>
         </w:rPr>
-        <w:t xml:space="preserve">Appendix C </w:t>
+        <w:t xml:space="preserve">Appendix </w:t>
       </w:r>
       <w:r>
         <w:rPr>
           <w:rFonts w:cs="Calibri"/>
         </w:rPr>
-        <w:t>-</w:t>
+        <w:t>C</w:t>
       </w:r>
       <w:r>
         <w:rPr>
           <w:rFonts w:cs="Calibri"/>
         </w:rPr>
-        <w:t xml:space="preserve"> Validation test record sheet</w:t>
+        <w:t xml:space="preserve"> - Links</w:t>
       </w:r>
       <w:bookmarkEnd w:id="35"/>
       <w:bookmarkEnd w:id="36"/>
-    </w:p>
-    <w:p>
-      <w:pPr>
-        <w:pStyle w:val="Heading2"/>
-        <w:rPr>
-          <w:rFonts w:cs="Calibri"/>
-        </w:rPr>
-      </w:pPr>
-      <w:bookmarkStart w:id="37" w:name="_Toc242955397"/>
-      <w:bookmarkStart w:id="38" w:name="_Toc242960551"/>
-      <w:r>
-        <w:rPr>
-          <w:rFonts w:cs="Calibri"/>
-        </w:rPr>
-        <w:t xml:space="preserve">Appendix D </w:t>
-      </w:r>
-      <w:r>
-        <w:rPr>
-          <w:rFonts w:cs="Calibri"/>
-        </w:rPr>
-        <w:t>-</w:t>
-      </w:r>
-      <w:r>
-        <w:rPr>
-          <w:rFonts w:cs="Calibri"/>
-        </w:rPr>
-        <w:t xml:space="preserve"> Links</w:t>
-      </w:r>
-      <w:bookmarkEnd w:id="37"/>
-      <w:bookmarkEnd w:id="38"/>
     </w:p>
     <w:tbl>
       <w:tblPr>
@@ -22566,7 +23299,7 @@
                 <w:rFonts w:ascii="Calibri" w:hAnsi="Calibri" w:cs="Calibri"/>
               </w:rPr>
             </w:pPr>
-            <w:hyperlink r:id="rId12" w:history="1">
+            <w:hyperlink r:id="rId33" w:history="1">
               <w:r>
                 <w:rPr>
                   <w:rStyle w:val="Hyperlink"/>
@@ -22617,7 +23350,7 @@
                 <w:rFonts w:ascii="Calibri" w:hAnsi="Calibri" w:cs="Calibri"/>
               </w:rPr>
             </w:pPr>
-            <w:hyperlink r:id="rId13" w:history="1">
+            <w:hyperlink r:id="rId34" w:history="1">
               <w:r>
                 <w:rPr>
                   <w:rStyle w:val="Hyperlink"/>
@@ -22723,7 +23456,7 @@
 </file>
 
 <file path=word/endnotes.xml><?xml version="1.0" encoding="utf-8"?>
-<w:endnotes xmlns:wpc="http://schemas.microsoft.com/office/word/2010/wordprocessingCanvas" xmlns:cx="http://schemas.microsoft.com/office/drawing/2014/chartex" xmlns:cx1="http://schemas.microsoft.com/office/drawing/2015/9/8/chartex" xmlns:cx2="http://schemas.microsoft.com/office/drawing/2015/10/21/chartex" xmlns:cx3="http://schemas.microsoft.com/office/drawing/2016/5/9/chartex" xmlns:cx4="http://schemas.microsoft.com/office/drawing/2016/5/10/chartex" xmlns:cx5="http://schemas.microsoft.com/office/drawing/2016/5/11/chartex" xmlns:cx6="http://schemas.microsoft.com/office/drawing/2016/5/12/chartex" xmlns:cx7="http://schemas.microsoft.com/office/drawing/2016/5/13/chartex" xmlns:cx8="http://schemas.microsoft.com/office/drawing/2016/5/14/chartex" xmlns:mc="http://schemas.openxmlformats.org/markup-compatibility/2006" xmlns:aink="http://schemas.microsoft.com/office/drawing/2016/ink" xmlns:am3d="http://schemas.microsoft.com/office/drawing/2017/model3d" xmlns:o="urn:schemas-microsoft-com:office:office" xmlns:oel="http://schemas.microsoft.com/office/2019/extlst" xmlns:r="http://schemas.openxmlformats.org/officeDocument/2006/relationships" xmlns:m="http://schemas.openxmlformats.org/officeDocument/2006/math" xmlns:v="urn:schemas-microsoft-com:vml" xmlns:wp14="http://schemas.microsoft.com/office/word/2010/wordprocessingDrawing" xmlns:wp="http://schemas.openxmlformats.org/drawingml/2006/wordprocessingDrawing" xmlns:w10="urn:schemas-microsoft-com:office:word" xmlns:w="http://schemas.openxmlformats.org/wordprocessingml/2006/main" xmlns:w14="http://schemas.microsoft.com/office/word/2010/wordml" xmlns:w15="http://schemas.microsoft.com/office/word/2012/wordml" xmlns:w16cex="http://schemas.microsoft.com/office/word/2018/wordml/cex" xmlns:w16cid="http://schemas.microsoft.com/office/word/2016/wordml/cid" xmlns:w16="http://schemas.microsoft.com/office/word/2018/wordml" xmlns:w16du="http://schemas.microsoft.com/office/word/2023/wordml/word16du" xmlns:w16sdtdh="http://schemas.microsoft.com/office/word/2020/wordml/sdtdatahash" xmlns:w16sdtfl="http://schemas.microsoft.com/office/word/2024/wordml/sdtformatlock" xmlns:w16se="http://schemas.microsoft.com/office/word/2015/wordml/symex" xmlns:wpg="http://schemas.microsoft.com/office/word/2010/wordprocessingGroup" xmlns:wpi="http://schemas.microsoft.com/office/word/2010/wordprocessingInk" xmlns:wne="http://schemas.microsoft.com/office/word/2006/wordml" xmlns:wps="http://schemas.microsoft.com/office/word/2010/wordprocessingShape" mc:Ignorable="w14 w15 w16se w16cid w16 w16cex w16sdtdh w16sdtfl w16du wp14">
+<w:endnotes xmlns:wpc="http://schemas.microsoft.com/office/word/2010/wordprocessingCanvas" xmlns:cx="http://schemas.microsoft.com/office/drawing/2014/chartex" xmlns:cx1="http://schemas.microsoft.com/office/drawing/2015/9/8/chartex" xmlns:cx2="http://schemas.microsoft.com/office/drawing/2015/10/21/chartex" xmlns:cx3="http://schemas.microsoft.com/office/drawing/2016/5/9/chartex" xmlns:cx4="http://schemas.microsoft.com/office/drawing/2016/5/10/chartex" xmlns:cx5="http://schemas.microsoft.com/office/drawing/2016/5/11/chartex" xmlns:cx6="http://schemas.microsoft.com/office/drawing/2016/5/12/chartex" xmlns:cx7="http://schemas.microsoft.com/office/drawing/2016/5/13/chartex" xmlns:cx8="http://schemas.microsoft.com/office/drawing/2016/5/14/chartex" xmlns:mc="http://schemas.openxmlformats.org/markup-compatibility/2006" xmlns:aink="http://schemas.microsoft.com/office/drawing/2016/ink" xmlns:am3d="http://schemas.microsoft.com/office/drawing/2017/model3d" xmlns:o="urn:schemas-microsoft-com:office:office" xmlns:oel="http://schemas.microsoft.com/office/2019/extlst" xmlns:r="http://schemas.openxmlformats.org/officeDocument/2006/relationships" xmlns:m="http://schemas.openxmlformats.org/officeDocument/2006/math" xmlns:v="urn:schemas-microsoft-com:vml" xmlns:wp14="http://schemas.microsoft.com/office/word/2010/wordprocessingDrawing" xmlns:wp="http://schemas.openxmlformats.org/drawingml/2006/wordprocessingDrawing" xmlns:w10="urn:schemas-microsoft-com:office:word" xmlns:w="http://schemas.openxmlformats.org/wordprocessingml/2006/main" xmlns:w14="http://schemas.microsoft.com/office/word/2010/wordml" xmlns:w15="http://schemas.microsoft.com/office/word/2012/wordml" xmlns:w16cex="http://schemas.microsoft.com/office/word/2018/wordml/cex" xmlns:w16cid="http://schemas.microsoft.com/office/word/2016/wordml/cid" xmlns:w16="http://schemas.microsoft.com/office/word/2018/wordml" xmlns:w16sdtdh="http://schemas.microsoft.com/office/word/2020/wordml/sdtdatahash" xmlns:w16se="http://schemas.microsoft.com/office/word/2015/wordml/symex" xmlns:wpg="http://schemas.microsoft.com/office/word/2010/wordprocessingGroup" xmlns:wpi="http://schemas.microsoft.com/office/word/2010/wordprocessingInk" xmlns:wne="http://schemas.microsoft.com/office/word/2006/wordml" xmlns:wps="http://schemas.microsoft.com/office/word/2010/wordprocessingShape" mc:Ignorable="w14 w15 w16se w16cid w16 w16cex w16sdtdh wp14">
   <w:endnote w:type="separator" w:id="-1">
     <w:p>
       <w:pPr>
@@ -22748,7 +23481,7 @@
 </file>
 
 <file path=word/footnotes.xml><?xml version="1.0" encoding="utf-8"?>
-<w:footnotes xmlns:wpc="http://schemas.microsoft.com/office/word/2010/wordprocessingCanvas" xmlns:cx="http://schemas.microsoft.com/office/drawing/2014/chartex" xmlns:cx1="http://schemas.microsoft.com/office/drawing/2015/9/8/chartex" xmlns:cx2="http://schemas.microsoft.com/office/drawing/2015/10/21/chartex" xmlns:cx3="http://schemas.microsoft.com/office/drawing/2016/5/9/chartex" xmlns:cx4="http://schemas.microsoft.com/office/drawing/2016/5/10/chartex" xmlns:cx5="http://schemas.microsoft.com/office/drawing/2016/5/11/chartex" xmlns:cx6="http://schemas.microsoft.com/office/drawing/2016/5/12/chartex" xmlns:cx7="http://schemas.microsoft.com/office/drawing/2016/5/13/chartex" xmlns:cx8="http://schemas.microsoft.com/office/drawing/2016/5/14/chartex" xmlns:mc="http://schemas.openxmlformats.org/markup-compatibility/2006" xmlns:aink="http://schemas.microsoft.com/office/drawing/2016/ink" xmlns:am3d="http://schemas.microsoft.com/office/drawing/2017/model3d" xmlns:o="urn:schemas-microsoft-com:office:office" xmlns:oel="http://schemas.microsoft.com/office/2019/extlst" xmlns:r="http://schemas.openxmlformats.org/officeDocument/2006/relationships" xmlns:m="http://schemas.openxmlformats.org/officeDocument/2006/math" xmlns:v="urn:schemas-microsoft-com:vml" xmlns:wp14="http://schemas.microsoft.com/office/word/2010/wordprocessingDrawing" xmlns:wp="http://schemas.openxmlformats.org/drawingml/2006/wordprocessingDrawing" xmlns:w10="urn:schemas-microsoft-com:office:word" xmlns:w="http://schemas.openxmlformats.org/wordprocessingml/2006/main" xmlns:w14="http://schemas.microsoft.com/office/word/2010/wordml" xmlns:w15="http://schemas.microsoft.com/office/word/2012/wordml" xmlns:w16cex="http://schemas.microsoft.com/office/word/2018/wordml/cex" xmlns:w16cid="http://schemas.microsoft.com/office/word/2016/wordml/cid" xmlns:w16="http://schemas.microsoft.com/office/word/2018/wordml" xmlns:w16du="http://schemas.microsoft.com/office/word/2023/wordml/word16du" xmlns:w16sdtdh="http://schemas.microsoft.com/office/word/2020/wordml/sdtdatahash" xmlns:w16sdtfl="http://schemas.microsoft.com/office/word/2024/wordml/sdtformatlock" xmlns:w16se="http://schemas.microsoft.com/office/word/2015/wordml/symex" xmlns:wpg="http://schemas.microsoft.com/office/word/2010/wordprocessingGroup" xmlns:wpi="http://schemas.microsoft.com/office/word/2010/wordprocessingInk" xmlns:wne="http://schemas.microsoft.com/office/word/2006/wordml" xmlns:wps="http://schemas.microsoft.com/office/word/2010/wordprocessingShape" mc:Ignorable="w14 w15 w16se w16cid w16 w16cex w16sdtdh w16sdtfl w16du wp14">
+<w:footnotes xmlns:wpc="http://schemas.microsoft.com/office/word/2010/wordprocessingCanvas" xmlns:cx="http://schemas.microsoft.com/office/drawing/2014/chartex" xmlns:cx1="http://schemas.microsoft.com/office/drawing/2015/9/8/chartex" xmlns:cx2="http://schemas.microsoft.com/office/drawing/2015/10/21/chartex" xmlns:cx3="http://schemas.microsoft.com/office/drawing/2016/5/9/chartex" xmlns:cx4="http://schemas.microsoft.com/office/drawing/2016/5/10/chartex" xmlns:cx5="http://schemas.microsoft.com/office/drawing/2016/5/11/chartex" xmlns:cx6="http://schemas.microsoft.com/office/drawing/2016/5/12/chartex" xmlns:cx7="http://schemas.microsoft.com/office/drawing/2016/5/13/chartex" xmlns:cx8="http://schemas.microsoft.com/office/drawing/2016/5/14/chartex" xmlns:mc="http://schemas.openxmlformats.org/markup-compatibility/2006" xmlns:aink="http://schemas.microsoft.com/office/drawing/2016/ink" xmlns:am3d="http://schemas.microsoft.com/office/drawing/2017/model3d" xmlns:o="urn:schemas-microsoft-com:office:office" xmlns:oel="http://schemas.microsoft.com/office/2019/extlst" xmlns:r="http://schemas.openxmlformats.org/officeDocument/2006/relationships" xmlns:m="http://schemas.openxmlformats.org/officeDocument/2006/math" xmlns:v="urn:schemas-microsoft-com:vml" xmlns:wp14="http://schemas.microsoft.com/office/word/2010/wordprocessingDrawing" xmlns:wp="http://schemas.openxmlformats.org/drawingml/2006/wordprocessingDrawing" xmlns:w10="urn:schemas-microsoft-com:office:word" xmlns:w="http://schemas.openxmlformats.org/wordprocessingml/2006/main" xmlns:w14="http://schemas.microsoft.com/office/word/2010/wordml" xmlns:w15="http://schemas.microsoft.com/office/word/2012/wordml" xmlns:w16cex="http://schemas.microsoft.com/office/word/2018/wordml/cex" xmlns:w16cid="http://schemas.microsoft.com/office/word/2016/wordml/cid" xmlns:w16="http://schemas.microsoft.com/office/word/2018/wordml" xmlns:w16sdtdh="http://schemas.microsoft.com/office/word/2020/wordml/sdtdatahash" xmlns:w16se="http://schemas.microsoft.com/office/word/2015/wordml/symex" xmlns:wpg="http://schemas.microsoft.com/office/word/2010/wordprocessingGroup" xmlns:wpi="http://schemas.microsoft.com/office/word/2010/wordprocessingInk" xmlns:wne="http://schemas.microsoft.com/office/word/2006/wordml" xmlns:wps="http://schemas.microsoft.com/office/word/2010/wordprocessingShape" mc:Ignorable="w14 w15 w16se w16cid w16 w16cex w16sdtdh wp14">
   <w:footnote w:type="separator" w:id="-1">
     <w:p>
       <w:pPr>
@@ -22773,7 +23506,7 @@
 </file>
 
 <file path=word/numbering.xml><?xml version="1.0" encoding="utf-8"?>
-<w:numbering xmlns:wpc="http://schemas.microsoft.com/office/word/2010/wordprocessingCanvas" xmlns:cx="http://schemas.microsoft.com/office/drawing/2014/chartex" xmlns:cx1="http://schemas.microsoft.com/office/drawing/2015/9/8/chartex" xmlns:cx2="http://schemas.microsoft.com/office/drawing/2015/10/21/chartex" xmlns:cx3="http://schemas.microsoft.com/office/drawing/2016/5/9/chartex" xmlns:cx4="http://schemas.microsoft.com/office/drawing/2016/5/10/chartex" xmlns:cx5="http://schemas.microsoft.com/office/drawing/2016/5/11/chartex" xmlns:cx6="http://schemas.microsoft.com/office/drawing/2016/5/12/chartex" xmlns:cx7="http://schemas.microsoft.com/office/drawing/2016/5/13/chartex" xmlns:cx8="http://schemas.microsoft.com/office/drawing/2016/5/14/chartex" xmlns:mc="http://schemas.openxmlformats.org/markup-compatibility/2006" xmlns:aink="http://schemas.microsoft.com/office/drawing/2016/ink" xmlns:am3d="http://schemas.microsoft.com/office/drawing/2017/model3d" xmlns:o="urn:schemas-microsoft-com:office:office" xmlns:oel="http://schemas.microsoft.com/office/2019/extlst" xmlns:r="http://schemas.openxmlformats.org/officeDocument/2006/relationships" xmlns:m="http://schemas.openxmlformats.org/officeDocument/2006/math" xmlns:v="urn:schemas-microsoft-com:vml" xmlns:wp14="http://schemas.microsoft.com/office/word/2010/wordprocessingDrawing" xmlns:wp="http://schemas.openxmlformats.org/drawingml/2006/wordprocessingDrawing" xmlns:w10="urn:schemas-microsoft-com:office:word" xmlns:w="http://schemas.openxmlformats.org/wordprocessingml/2006/main" xmlns:w14="http://schemas.microsoft.com/office/word/2010/wordml" xmlns:w15="http://schemas.microsoft.com/office/word/2012/wordml" xmlns:w16cex="http://schemas.microsoft.com/office/word/2018/wordml/cex" xmlns:w16cid="http://schemas.microsoft.com/office/word/2016/wordml/cid" xmlns:w16="http://schemas.microsoft.com/office/word/2018/wordml" xmlns:w16du="http://schemas.microsoft.com/office/word/2023/wordml/word16du" xmlns:w16sdtdh="http://schemas.microsoft.com/office/word/2020/wordml/sdtdatahash" xmlns:w16sdtfl="http://schemas.microsoft.com/office/word/2024/wordml/sdtformatlock" xmlns:w16se="http://schemas.microsoft.com/office/word/2015/wordml/symex" xmlns:wpg="http://schemas.microsoft.com/office/word/2010/wordprocessingGroup" xmlns:wpi="http://schemas.microsoft.com/office/word/2010/wordprocessingInk" xmlns:wne="http://schemas.microsoft.com/office/word/2006/wordml" xmlns:wps="http://schemas.microsoft.com/office/word/2010/wordprocessingShape" mc:Ignorable="w14 w15 w16se w16cid w16 w16cex w16sdtdh w16sdtfl w16du wp14">
+<w:numbering xmlns:wpc="http://schemas.microsoft.com/office/word/2010/wordprocessingCanvas" xmlns:cx="http://schemas.microsoft.com/office/drawing/2014/chartex" xmlns:cx1="http://schemas.microsoft.com/office/drawing/2015/9/8/chartex" xmlns:cx2="http://schemas.microsoft.com/office/drawing/2015/10/21/chartex" xmlns:cx3="http://schemas.microsoft.com/office/drawing/2016/5/9/chartex" xmlns:cx4="http://schemas.microsoft.com/office/drawing/2016/5/10/chartex" xmlns:cx5="http://schemas.microsoft.com/office/drawing/2016/5/11/chartex" xmlns:cx6="http://schemas.microsoft.com/office/drawing/2016/5/12/chartex" xmlns:cx7="http://schemas.microsoft.com/office/drawing/2016/5/13/chartex" xmlns:cx8="http://schemas.microsoft.com/office/drawing/2016/5/14/chartex" xmlns:mc="http://schemas.openxmlformats.org/markup-compatibility/2006" xmlns:aink="http://schemas.microsoft.com/office/drawing/2016/ink" xmlns:am3d="http://schemas.microsoft.com/office/drawing/2017/model3d" xmlns:o="urn:schemas-microsoft-com:office:office" xmlns:oel="http://schemas.microsoft.com/office/2019/extlst" xmlns:r="http://schemas.openxmlformats.org/officeDocument/2006/relationships" xmlns:m="http://schemas.openxmlformats.org/officeDocument/2006/math" xmlns:v="urn:schemas-microsoft-com:vml" xmlns:wp14="http://schemas.microsoft.com/office/word/2010/wordprocessingDrawing" xmlns:wp="http://schemas.openxmlformats.org/drawingml/2006/wordprocessingDrawing" xmlns:w10="urn:schemas-microsoft-com:office:word" xmlns:w="http://schemas.openxmlformats.org/wordprocessingml/2006/main" xmlns:w14="http://schemas.microsoft.com/office/word/2010/wordml" xmlns:w15="http://schemas.microsoft.com/office/word/2012/wordml" xmlns:w16cex="http://schemas.microsoft.com/office/word/2018/wordml/cex" xmlns:w16cid="http://schemas.microsoft.com/office/word/2016/wordml/cid" xmlns:w16="http://schemas.microsoft.com/office/word/2018/wordml" xmlns:w16sdtdh="http://schemas.microsoft.com/office/word/2020/wordml/sdtdatahash" xmlns:w16se="http://schemas.microsoft.com/office/word/2015/wordml/symex" xmlns:wpg="http://schemas.microsoft.com/office/word/2010/wordprocessingGroup" xmlns:wpi="http://schemas.microsoft.com/office/word/2010/wordprocessingInk" xmlns:wne="http://schemas.microsoft.com/office/word/2006/wordml" xmlns:wps="http://schemas.microsoft.com/office/word/2010/wordprocessingShape" mc:Ignorable="w14 w15 w16se w16cid w16 w16cex w16sdtdh wp14">
   <w:abstractNum w:abstractNumId="0" w15:restartNumberingAfterBreak="0">
     <w:nsid w:val="0AA511D0"/>
     <w:multiLevelType w:val="multilevel"/>
@@ -24361,7 +25094,7 @@
 </file>
 
 <file path=word/styles.xml><?xml version="1.0" encoding="utf-8"?>
-<w:styles xmlns:mc="http://schemas.openxmlformats.org/markup-compatibility/2006" xmlns:r="http://schemas.openxmlformats.org/officeDocument/2006/relationships" xmlns:w="http://schemas.openxmlformats.org/wordprocessingml/2006/main" xmlns:w14="http://schemas.microsoft.com/office/word/2010/wordml" xmlns:w15="http://schemas.microsoft.com/office/word/2012/wordml" xmlns:w16cex="http://schemas.microsoft.com/office/word/2018/wordml/cex" xmlns:w16cid="http://schemas.microsoft.com/office/word/2016/wordml/cid" xmlns:w16="http://schemas.microsoft.com/office/word/2018/wordml" xmlns:w16du="http://schemas.microsoft.com/office/word/2023/wordml/word16du" xmlns:w16sdtdh="http://schemas.microsoft.com/office/word/2020/wordml/sdtdatahash" xmlns:w16sdtfl="http://schemas.microsoft.com/office/word/2024/wordml/sdtformatlock" xmlns:w16se="http://schemas.microsoft.com/office/word/2015/wordml/symex" mc:Ignorable="w14 w15 w16se w16cid w16 w16cex w16sdtdh w16sdtfl w16du">
+<w:styles xmlns:mc="http://schemas.openxmlformats.org/markup-compatibility/2006" xmlns:r="http://schemas.openxmlformats.org/officeDocument/2006/relationships" xmlns:w="http://schemas.openxmlformats.org/wordprocessingml/2006/main" xmlns:w14="http://schemas.microsoft.com/office/word/2010/wordml" xmlns:w15="http://schemas.microsoft.com/office/word/2012/wordml" xmlns:w16cex="http://schemas.microsoft.com/office/word/2018/wordml/cex" xmlns:w16cid="http://schemas.microsoft.com/office/word/2016/wordml/cid" xmlns:w16="http://schemas.microsoft.com/office/word/2018/wordml" xmlns:w16sdtdh="http://schemas.microsoft.com/office/word/2020/wordml/sdtdatahash" xmlns:w16se="http://schemas.microsoft.com/office/word/2015/wordml/symex" mc:Ignorable="w14 w15 w16se w16cid w16 w16cex w16sdtdh">
   <w:docDefaults>
     <w:rPrDefault>
       <w:rPr>
@@ -24999,6 +25732,7 @@
   <w:style w:type="character" w:default="1" w:styleId="DefaultParagraphFont">
     <w:name w:val="Default Paragraph Font"/>
     <w:uiPriority w:val="1"/>
+    <w:semiHidden/>
     <w:unhideWhenUsed/>
   </w:style>
   <w:style w:type="table" w:default="1" w:styleId="TableNormal">

--- a/Report/Assignment 03 - Melbourne_14.docx
+++ b/Report/Assignment 03 - Melbourne_14.docx
@@ -1112,16 +1112,14 @@
         </w:p>
         <w:p>
           <w:pPr>
-            <w:pStyle w:val="TOC1"/>
+            <w:pStyle w:val="TOC2"/>
             <w:tabs>
-              <w:tab w:val="left" w:pos="720"/>
               <w:tab w:val="right" w:leader="dot" w:pos="9016"/>
             </w:tabs>
             <w:rPr>
-              <w:rFonts w:ascii="Calibri" w:hAnsi="Calibri" w:cs="Calibri"/>
               <w:noProof/>
               <w:kern w:val="2"/>
-              <w:lang w:eastAsia="en-US"/>
+              <w:lang w:val="en-AU" w:eastAsia="en-AU"/>
               <w14:ligatures w14:val="standardContextual"/>
             </w:rPr>
           </w:pPr>
@@ -1143,21 +1141,93 @@
             </w:rPr>
             <w:fldChar w:fldCharType="separate"/>
           </w:r>
-          <w:hyperlink w:anchor="_Toc242960522" w:history="1">
+          <w:hyperlink w:anchor="_Toc243048287" w:history="1">
             <w:r>
               <w:rPr>
                 <w:rStyle w:val="Hyperlink"/>
-                <w:rFonts w:ascii="Calibri" w:hAnsi="Calibri" w:cs="Calibri"/>
+                <w:rFonts w:cs="Calibri"/>
                 <w:noProof/>
               </w:rPr>
+              <w:t>Table of Figures</w:t>
+            </w:r>
+            <w:r>
+              <w:rPr>
+                <w:noProof/>
+                <w:webHidden/>
+              </w:rPr>
+              <w:tab/>
+            </w:r>
+            <w:r>
+              <w:rPr>
+                <w:noProof/>
+                <w:webHidden/>
+              </w:rPr>
+              <w:fldChar w:fldCharType="begin"/>
+            </w:r>
+            <w:r>
+              <w:rPr>
+                <w:noProof/>
+                <w:webHidden/>
+              </w:rPr>
+              <w:instrText xml:space="preserve"> PAGEREF _Toc243048287 \h </w:instrText>
+            </w:r>
+            <w:r>
+              <w:rPr>
+                <w:noProof/>
+                <w:webHidden/>
+              </w:rPr>
+            </w:r>
+            <w:r>
+              <w:rPr>
+                <w:noProof/>
+                <w:webHidden/>
+              </w:rPr>
+              <w:fldChar w:fldCharType="separate"/>
+            </w:r>
+            <w:r>
+              <w:rPr>
+                <w:noProof/>
+                <w:webHidden/>
+              </w:rPr>
+              <w:t>3</w:t>
+            </w:r>
+            <w:r>
+              <w:rPr>
+                <w:noProof/>
+                <w:webHidden/>
+              </w:rPr>
+              <w:fldChar w:fldCharType="end"/>
+            </w:r>
+          </w:hyperlink>
+        </w:p>
+        <w:p>
+          <w:pPr>
+            <w:pStyle w:val="TOC1"/>
+            <w:tabs>
+              <w:tab w:val="left" w:pos="720"/>
+              <w:tab w:val="right" w:leader="dot" w:pos="9016"/>
+            </w:tabs>
+            <w:rPr>
+              <w:noProof/>
+              <w:kern w:val="2"/>
+              <w:lang w:val="en-AU" w:eastAsia="en-AU"/>
+              <w14:ligatures w14:val="standardContextual"/>
+            </w:rPr>
+          </w:pPr>
+          <w:hyperlink w:anchor="_Toc243048288" w:history="1">
+            <w:r>
+              <w:rPr>
+                <w:rStyle w:val="Hyperlink"/>
+                <w:rFonts w:cs="Calibri"/>
+                <w:noProof/>
+              </w:rPr>
               <w:t>01.</w:t>
             </w:r>
             <w:r>
               <w:rPr>
-                <w:rFonts w:ascii="Calibri" w:hAnsi="Calibri" w:cs="Calibri"/>
                 <w:noProof/>
                 <w:kern w:val="2"/>
-                <w:lang w:eastAsia="en-US"/>
+                <w:lang w:val="en-AU" w:eastAsia="en-AU"/>
                 <w14:ligatures w14:val="standardContextual"/>
               </w:rPr>
               <w:tab/>
@@ -1165,14 +1235,13 @@
             <w:r>
               <w:rPr>
                 <w:rStyle w:val="Hyperlink"/>
-                <w:rFonts w:ascii="Calibri" w:hAnsi="Calibri" w:cs="Calibri"/>
+                <w:rFonts w:cs="Calibri"/>
                 <w:noProof/>
               </w:rPr>
               <w:t>Introduction</w:t>
             </w:r>
             <w:r>
               <w:rPr>
-                <w:rFonts w:ascii="Calibri" w:hAnsi="Calibri" w:cs="Calibri"/>
                 <w:noProof/>
                 <w:webHidden/>
               </w:rPr>
@@ -1180,7 +1249,6 @@
             </w:r>
             <w:r>
               <w:rPr>
-                <w:rFonts w:ascii="Calibri" w:hAnsi="Calibri" w:cs="Calibri"/>
                 <w:noProof/>
                 <w:webHidden/>
               </w:rPr>
@@ -1188,22 +1256,19 @@
             </w:r>
             <w:r>
               <w:rPr>
-                <w:rFonts w:ascii="Calibri" w:hAnsi="Calibri" w:cs="Calibri"/>
                 <w:noProof/>
                 <w:webHidden/>
               </w:rPr>
-              <w:instrText xml:space="preserve"> PAGEREF _Toc242960522 \h </w:instrText>
-            </w:r>
-            <w:r>
-              <w:rPr>
-                <w:rFonts w:ascii="Calibri" w:hAnsi="Calibri" w:cs="Calibri"/>
+              <w:instrText xml:space="preserve"> PAGEREF _Toc243048288 \h </w:instrText>
+            </w:r>
+            <w:r>
+              <w:rPr>
                 <w:noProof/>
                 <w:webHidden/>
               </w:rPr>
             </w:r>
             <w:r>
               <w:rPr>
-                <w:rFonts w:ascii="Calibri" w:hAnsi="Calibri" w:cs="Calibri"/>
                 <w:noProof/>
                 <w:webHidden/>
               </w:rPr>
@@ -1211,7 +1276,6 @@
             </w:r>
             <w:r>
               <w:rPr>
-                <w:rFonts w:ascii="Calibri" w:hAnsi="Calibri" w:cs="Calibri"/>
                 <w:noProof/>
                 <w:webHidden/>
               </w:rPr>
@@ -1219,7 +1283,6 @@
             </w:r>
             <w:r>
               <w:rPr>
-                <w:rFonts w:ascii="Calibri" w:hAnsi="Calibri" w:cs="Calibri"/>
                 <w:noProof/>
                 <w:webHidden/>
               </w:rPr>
@@ -1235,28 +1298,26 @@
               <w:tab w:val="right" w:leader="dot" w:pos="9016"/>
             </w:tabs>
             <w:rPr>
-              <w:rFonts w:ascii="Calibri" w:hAnsi="Calibri" w:cs="Calibri"/>
               <w:noProof/>
               <w:kern w:val="2"/>
-              <w:lang w:eastAsia="en-US"/>
+              <w:lang w:val="en-AU" w:eastAsia="en-AU"/>
               <w14:ligatures w14:val="standardContextual"/>
             </w:rPr>
           </w:pPr>
-          <w:hyperlink w:anchor="_Toc242960523" w:history="1">
+          <w:hyperlink w:anchor="_Toc243048289" w:history="1">
             <w:r>
               <w:rPr>
                 <w:rStyle w:val="Hyperlink"/>
-                <w:rFonts w:ascii="Calibri" w:hAnsi="Calibri" w:cs="Calibri"/>
+                <w:rFonts w:cs="Calibri"/>
                 <w:noProof/>
               </w:rPr>
               <w:t>1.1</w:t>
             </w:r>
             <w:r>
               <w:rPr>
-                <w:rFonts w:ascii="Calibri" w:hAnsi="Calibri" w:cs="Calibri"/>
                 <w:noProof/>
                 <w:kern w:val="2"/>
-                <w:lang w:eastAsia="en-US"/>
+                <w:lang w:val="en-AU" w:eastAsia="en-AU"/>
                 <w14:ligatures w14:val="standardContextual"/>
               </w:rPr>
               <w:tab/>
@@ -1264,14 +1325,13 @@
             <w:r>
               <w:rPr>
                 <w:rStyle w:val="Hyperlink"/>
-                <w:rFonts w:ascii="Calibri" w:hAnsi="Calibri" w:cs="Calibri"/>
+                <w:rFonts w:cs="Calibri"/>
                 <w:noProof/>
               </w:rPr>
               <w:t>Project Context</w:t>
             </w:r>
             <w:r>
               <w:rPr>
-                <w:rFonts w:ascii="Calibri" w:hAnsi="Calibri" w:cs="Calibri"/>
                 <w:noProof/>
                 <w:webHidden/>
               </w:rPr>
@@ -1279,7 +1339,6 @@
             </w:r>
             <w:r>
               <w:rPr>
-                <w:rFonts w:ascii="Calibri" w:hAnsi="Calibri" w:cs="Calibri"/>
                 <w:noProof/>
                 <w:webHidden/>
               </w:rPr>
@@ -1287,22 +1346,19 @@
             </w:r>
             <w:r>
               <w:rPr>
-                <w:rFonts w:ascii="Calibri" w:hAnsi="Calibri" w:cs="Calibri"/>
                 <w:noProof/>
                 <w:webHidden/>
               </w:rPr>
-              <w:instrText xml:space="preserve"> PAGEREF _Toc242960523 \h </w:instrText>
-            </w:r>
-            <w:r>
-              <w:rPr>
-                <w:rFonts w:ascii="Calibri" w:hAnsi="Calibri" w:cs="Calibri"/>
+              <w:instrText xml:space="preserve"> PAGEREF _Toc243048289 \h </w:instrText>
+            </w:r>
+            <w:r>
+              <w:rPr>
                 <w:noProof/>
                 <w:webHidden/>
               </w:rPr>
             </w:r>
             <w:r>
               <w:rPr>
-                <w:rFonts w:ascii="Calibri" w:hAnsi="Calibri" w:cs="Calibri"/>
                 <w:noProof/>
                 <w:webHidden/>
               </w:rPr>
@@ -1310,7 +1366,6 @@
             </w:r>
             <w:r>
               <w:rPr>
-                <w:rFonts w:ascii="Calibri" w:hAnsi="Calibri" w:cs="Calibri"/>
                 <w:noProof/>
                 <w:webHidden/>
               </w:rPr>
@@ -1318,7 +1373,6 @@
             </w:r>
             <w:r>
               <w:rPr>
-                <w:rFonts w:ascii="Calibri" w:hAnsi="Calibri" w:cs="Calibri"/>
                 <w:noProof/>
                 <w:webHidden/>
               </w:rPr>
@@ -1334,28 +1388,26 @@
               <w:tab w:val="right" w:leader="dot" w:pos="9016"/>
             </w:tabs>
             <w:rPr>
-              <w:rFonts w:ascii="Calibri" w:hAnsi="Calibri" w:cs="Calibri"/>
               <w:noProof/>
               <w:kern w:val="2"/>
-              <w:lang w:eastAsia="en-US"/>
+              <w:lang w:val="en-AU" w:eastAsia="en-AU"/>
               <w14:ligatures w14:val="standardContextual"/>
             </w:rPr>
           </w:pPr>
-          <w:hyperlink w:anchor="_Toc242960524" w:history="1">
+          <w:hyperlink w:anchor="_Toc243048290" w:history="1">
             <w:r>
               <w:rPr>
                 <w:rStyle w:val="Hyperlink"/>
-                <w:rFonts w:ascii="Calibri" w:hAnsi="Calibri" w:cs="Calibri"/>
+                <w:rFonts w:cs="Calibri"/>
                 <w:noProof/>
               </w:rPr>
               <w:t>1.2</w:t>
             </w:r>
             <w:r>
               <w:rPr>
-                <w:rFonts w:ascii="Calibri" w:hAnsi="Calibri" w:cs="Calibri"/>
                 <w:noProof/>
                 <w:kern w:val="2"/>
-                <w:lang w:eastAsia="en-US"/>
+                <w:lang w:val="en-AU" w:eastAsia="en-AU"/>
                 <w14:ligatures w14:val="standardContextual"/>
               </w:rPr>
               <w:tab/>
@@ -1363,14 +1415,13 @@
             <w:r>
               <w:rPr>
                 <w:rStyle w:val="Hyperlink"/>
-                <w:rFonts w:ascii="Calibri" w:hAnsi="Calibri" w:cs="Calibri"/>
+                <w:rFonts w:cs="Calibri"/>
                 <w:noProof/>
               </w:rPr>
               <w:t>Target Users</w:t>
             </w:r>
             <w:r>
               <w:rPr>
-                <w:rFonts w:ascii="Calibri" w:hAnsi="Calibri" w:cs="Calibri"/>
                 <w:noProof/>
                 <w:webHidden/>
               </w:rPr>
@@ -1378,7 +1429,6 @@
             </w:r>
             <w:r>
               <w:rPr>
-                <w:rFonts w:ascii="Calibri" w:hAnsi="Calibri" w:cs="Calibri"/>
                 <w:noProof/>
                 <w:webHidden/>
               </w:rPr>
@@ -1386,22 +1436,19 @@
             </w:r>
             <w:r>
               <w:rPr>
-                <w:rFonts w:ascii="Calibri" w:hAnsi="Calibri" w:cs="Calibri"/>
                 <w:noProof/>
                 <w:webHidden/>
               </w:rPr>
-              <w:instrText xml:space="preserve"> PAGEREF _Toc242960524 \h </w:instrText>
-            </w:r>
-            <w:r>
-              <w:rPr>
-                <w:rFonts w:ascii="Calibri" w:hAnsi="Calibri" w:cs="Calibri"/>
+              <w:instrText xml:space="preserve"> PAGEREF _Toc243048290 \h </w:instrText>
+            </w:r>
+            <w:r>
+              <w:rPr>
                 <w:noProof/>
                 <w:webHidden/>
               </w:rPr>
             </w:r>
             <w:r>
               <w:rPr>
-                <w:rFonts w:ascii="Calibri" w:hAnsi="Calibri" w:cs="Calibri"/>
                 <w:noProof/>
                 <w:webHidden/>
               </w:rPr>
@@ -1409,7 +1456,6 @@
             </w:r>
             <w:r>
               <w:rPr>
-                <w:rFonts w:ascii="Calibri" w:hAnsi="Calibri" w:cs="Calibri"/>
                 <w:noProof/>
                 <w:webHidden/>
               </w:rPr>
@@ -1417,7 +1463,6 @@
             </w:r>
             <w:r>
               <w:rPr>
-                <w:rFonts w:ascii="Calibri" w:hAnsi="Calibri" w:cs="Calibri"/>
                 <w:noProof/>
                 <w:webHidden/>
               </w:rPr>
@@ -1433,28 +1478,26 @@
               <w:tab w:val="right" w:leader="dot" w:pos="9016"/>
             </w:tabs>
             <w:rPr>
-              <w:rFonts w:ascii="Calibri" w:hAnsi="Calibri" w:cs="Calibri"/>
               <w:noProof/>
               <w:kern w:val="2"/>
-              <w:lang w:eastAsia="en-US"/>
+              <w:lang w:val="en-AU" w:eastAsia="en-AU"/>
               <w14:ligatures w14:val="standardContextual"/>
             </w:rPr>
           </w:pPr>
-          <w:hyperlink w:anchor="_Toc242960525" w:history="1">
+          <w:hyperlink w:anchor="_Toc243048291" w:history="1">
             <w:r>
               <w:rPr>
                 <w:rStyle w:val="Hyperlink"/>
-                <w:rFonts w:ascii="Calibri" w:hAnsi="Calibri" w:cs="Calibri"/>
+                <w:rFonts w:cs="Calibri"/>
                 <w:noProof/>
               </w:rPr>
               <w:t>1.3</w:t>
             </w:r>
             <w:r>
               <w:rPr>
-                <w:rFonts w:ascii="Calibri" w:hAnsi="Calibri" w:cs="Calibri"/>
                 <w:noProof/>
                 <w:kern w:val="2"/>
-                <w:lang w:eastAsia="en-US"/>
+                <w:lang w:val="en-AU" w:eastAsia="en-AU"/>
                 <w14:ligatures w14:val="standardContextual"/>
               </w:rPr>
               <w:tab/>
@@ -1462,14 +1505,13 @@
             <w:r>
               <w:rPr>
                 <w:rStyle w:val="Hyperlink"/>
-                <w:rFonts w:ascii="Calibri" w:hAnsi="Calibri" w:cs="Calibri"/>
+                <w:rFonts w:cs="Calibri"/>
                 <w:noProof/>
               </w:rPr>
               <w:t>Design Goals</w:t>
             </w:r>
             <w:r>
               <w:rPr>
-                <w:rFonts w:ascii="Calibri" w:hAnsi="Calibri" w:cs="Calibri"/>
                 <w:noProof/>
                 <w:webHidden/>
               </w:rPr>
@@ -1477,7 +1519,6 @@
             </w:r>
             <w:r>
               <w:rPr>
-                <w:rFonts w:ascii="Calibri" w:hAnsi="Calibri" w:cs="Calibri"/>
                 <w:noProof/>
                 <w:webHidden/>
               </w:rPr>
@@ -1485,22 +1526,19 @@
             </w:r>
             <w:r>
               <w:rPr>
-                <w:rFonts w:ascii="Calibri" w:hAnsi="Calibri" w:cs="Calibri"/>
                 <w:noProof/>
                 <w:webHidden/>
               </w:rPr>
-              <w:instrText xml:space="preserve"> PAGEREF _Toc242960525 \h </w:instrText>
-            </w:r>
-            <w:r>
-              <w:rPr>
-                <w:rFonts w:ascii="Calibri" w:hAnsi="Calibri" w:cs="Calibri"/>
+              <w:instrText xml:space="preserve"> PAGEREF _Toc243048291 \h </w:instrText>
+            </w:r>
+            <w:r>
+              <w:rPr>
                 <w:noProof/>
                 <w:webHidden/>
               </w:rPr>
             </w:r>
             <w:r>
               <w:rPr>
-                <w:rFonts w:ascii="Calibri" w:hAnsi="Calibri" w:cs="Calibri"/>
                 <w:noProof/>
                 <w:webHidden/>
               </w:rPr>
@@ -1508,7 +1546,6 @@
             </w:r>
             <w:r>
               <w:rPr>
-                <w:rFonts w:ascii="Calibri" w:hAnsi="Calibri" w:cs="Calibri"/>
                 <w:noProof/>
                 <w:webHidden/>
               </w:rPr>
@@ -1516,7 +1553,6 @@
             </w:r>
             <w:r>
               <w:rPr>
-                <w:rFonts w:ascii="Calibri" w:hAnsi="Calibri" w:cs="Calibri"/>
                 <w:noProof/>
                 <w:webHidden/>
               </w:rPr>
@@ -1532,28 +1568,26 @@
               <w:tab w:val="right" w:leader="dot" w:pos="9016"/>
             </w:tabs>
             <w:rPr>
-              <w:rFonts w:ascii="Calibri" w:hAnsi="Calibri" w:cs="Calibri"/>
               <w:noProof/>
               <w:kern w:val="2"/>
-              <w:lang w:eastAsia="en-US"/>
+              <w:lang w:val="en-AU" w:eastAsia="en-AU"/>
               <w14:ligatures w14:val="standardContextual"/>
             </w:rPr>
           </w:pPr>
-          <w:hyperlink w:anchor="_Toc242960526" w:history="1">
+          <w:hyperlink w:anchor="_Toc243048292" w:history="1">
             <w:r>
               <w:rPr>
                 <w:rStyle w:val="Hyperlink"/>
-                <w:rFonts w:ascii="Calibri" w:hAnsi="Calibri" w:cs="Calibri"/>
+                <w:rFonts w:cs="Calibri"/>
                 <w:noProof/>
               </w:rPr>
               <w:t>02.</w:t>
             </w:r>
             <w:r>
               <w:rPr>
-                <w:rFonts w:ascii="Calibri" w:hAnsi="Calibri" w:cs="Calibri"/>
                 <w:noProof/>
                 <w:kern w:val="2"/>
-                <w:lang w:eastAsia="en-US"/>
+                <w:lang w:val="en-AU" w:eastAsia="en-AU"/>
                 <w14:ligatures w14:val="standardContextual"/>
               </w:rPr>
               <w:tab/>
@@ -1561,14 +1595,13 @@
             <w:r>
               <w:rPr>
                 <w:rStyle w:val="Hyperlink"/>
-                <w:rFonts w:ascii="Calibri" w:hAnsi="Calibri" w:cs="Calibri"/>
+                <w:rFonts w:cs="Calibri"/>
                 <w:noProof/>
               </w:rPr>
               <w:t>Design Process</w:t>
             </w:r>
             <w:r>
               <w:rPr>
-                <w:rFonts w:ascii="Calibri" w:hAnsi="Calibri" w:cs="Calibri"/>
                 <w:noProof/>
                 <w:webHidden/>
               </w:rPr>
@@ -1576,7 +1609,6 @@
             </w:r>
             <w:r>
               <w:rPr>
-                <w:rFonts w:ascii="Calibri" w:hAnsi="Calibri" w:cs="Calibri"/>
                 <w:noProof/>
                 <w:webHidden/>
               </w:rPr>
@@ -1584,22 +1616,19 @@
             </w:r>
             <w:r>
               <w:rPr>
-                <w:rFonts w:ascii="Calibri" w:hAnsi="Calibri" w:cs="Calibri"/>
                 <w:noProof/>
                 <w:webHidden/>
               </w:rPr>
-              <w:instrText xml:space="preserve"> PAGEREF _Toc242960526 \h </w:instrText>
-            </w:r>
-            <w:r>
-              <w:rPr>
-                <w:rFonts w:ascii="Calibri" w:hAnsi="Calibri" w:cs="Calibri"/>
+              <w:instrText xml:space="preserve"> PAGEREF _Toc243048292 \h </w:instrText>
+            </w:r>
+            <w:r>
+              <w:rPr>
                 <w:noProof/>
                 <w:webHidden/>
               </w:rPr>
             </w:r>
             <w:r>
               <w:rPr>
-                <w:rFonts w:ascii="Calibri" w:hAnsi="Calibri" w:cs="Calibri"/>
                 <w:noProof/>
                 <w:webHidden/>
               </w:rPr>
@@ -1607,7 +1636,6 @@
             </w:r>
             <w:r>
               <w:rPr>
-                <w:rFonts w:ascii="Calibri" w:hAnsi="Calibri" w:cs="Calibri"/>
                 <w:noProof/>
                 <w:webHidden/>
               </w:rPr>
@@ -1615,7 +1643,6 @@
             </w:r>
             <w:r>
               <w:rPr>
-                <w:rFonts w:ascii="Calibri" w:hAnsi="Calibri" w:cs="Calibri"/>
                 <w:noProof/>
                 <w:webHidden/>
               </w:rPr>
@@ -1630,25 +1657,23 @@
               <w:tab w:val="right" w:leader="dot" w:pos="9016"/>
             </w:tabs>
             <w:rPr>
-              <w:rFonts w:ascii="Calibri" w:hAnsi="Calibri" w:cs="Calibri"/>
               <w:noProof/>
               <w:kern w:val="2"/>
-              <w:lang w:eastAsia="en-US"/>
+              <w:lang w:val="en-AU" w:eastAsia="en-AU"/>
               <w14:ligatures w14:val="standardContextual"/>
             </w:rPr>
           </w:pPr>
-          <w:hyperlink w:anchor="_Toc242960527" w:history="1">
+          <w:hyperlink w:anchor="_Toc243048293" w:history="1">
             <w:r>
               <w:rPr>
                 <w:rStyle w:val="Hyperlink"/>
-                <w:rFonts w:ascii="Calibri" w:hAnsi="Calibri" w:cs="Calibri"/>
+                <w:rFonts w:cs="Calibri"/>
                 <w:noProof/>
               </w:rPr>
               <w:t>2.1 Methodology</w:t>
             </w:r>
             <w:r>
               <w:rPr>
-                <w:rFonts w:ascii="Calibri" w:hAnsi="Calibri" w:cs="Calibri"/>
                 <w:noProof/>
                 <w:webHidden/>
               </w:rPr>
@@ -1656,7 +1681,6 @@
             </w:r>
             <w:r>
               <w:rPr>
-                <w:rFonts w:ascii="Calibri" w:hAnsi="Calibri" w:cs="Calibri"/>
                 <w:noProof/>
                 <w:webHidden/>
               </w:rPr>
@@ -1664,22 +1688,19 @@
             </w:r>
             <w:r>
               <w:rPr>
-                <w:rFonts w:ascii="Calibri" w:hAnsi="Calibri" w:cs="Calibri"/>
                 <w:noProof/>
                 <w:webHidden/>
               </w:rPr>
-              <w:instrText xml:space="preserve"> PAGEREF _Toc242960527 \h </w:instrText>
-            </w:r>
-            <w:r>
-              <w:rPr>
-                <w:rFonts w:ascii="Calibri" w:hAnsi="Calibri" w:cs="Calibri"/>
+              <w:instrText xml:space="preserve"> PAGEREF _Toc243048293 \h </w:instrText>
+            </w:r>
+            <w:r>
+              <w:rPr>
                 <w:noProof/>
                 <w:webHidden/>
               </w:rPr>
             </w:r>
             <w:r>
               <w:rPr>
-                <w:rFonts w:ascii="Calibri" w:hAnsi="Calibri" w:cs="Calibri"/>
                 <w:noProof/>
                 <w:webHidden/>
               </w:rPr>
@@ -1687,7 +1708,6 @@
             </w:r>
             <w:r>
               <w:rPr>
-                <w:rFonts w:ascii="Calibri" w:hAnsi="Calibri" w:cs="Calibri"/>
                 <w:noProof/>
                 <w:webHidden/>
               </w:rPr>
@@ -1695,7 +1715,6 @@
             </w:r>
             <w:r>
               <w:rPr>
-                <w:rFonts w:ascii="Calibri" w:hAnsi="Calibri" w:cs="Calibri"/>
                 <w:noProof/>
                 <w:webHidden/>
               </w:rPr>
@@ -1710,25 +1729,23 @@
               <w:tab w:val="right" w:leader="dot" w:pos="9016"/>
             </w:tabs>
             <w:rPr>
-              <w:rFonts w:ascii="Calibri" w:hAnsi="Calibri" w:cs="Calibri"/>
               <w:noProof/>
               <w:kern w:val="2"/>
-              <w:lang w:eastAsia="en-US"/>
+              <w:lang w:val="en-AU" w:eastAsia="en-AU"/>
               <w14:ligatures w14:val="standardContextual"/>
             </w:rPr>
           </w:pPr>
-          <w:hyperlink w:anchor="_Toc242960528" w:history="1">
+          <w:hyperlink w:anchor="_Toc243048294" w:history="1">
             <w:r>
               <w:rPr>
                 <w:rStyle w:val="Hyperlink"/>
-                <w:rFonts w:ascii="Calibri" w:hAnsi="Calibri" w:cs="Calibri"/>
+                <w:rFonts w:cs="Calibri"/>
                 <w:noProof/>
               </w:rPr>
               <w:t>2.2 Analyzing the existing design</w:t>
             </w:r>
             <w:r>
               <w:rPr>
-                <w:rFonts w:ascii="Calibri" w:hAnsi="Calibri" w:cs="Calibri"/>
                 <w:noProof/>
                 <w:webHidden/>
               </w:rPr>
@@ -1736,7 +1753,6 @@
             </w:r>
             <w:r>
               <w:rPr>
-                <w:rFonts w:ascii="Calibri" w:hAnsi="Calibri" w:cs="Calibri"/>
                 <w:noProof/>
                 <w:webHidden/>
               </w:rPr>
@@ -1744,22 +1760,19 @@
             </w:r>
             <w:r>
               <w:rPr>
-                <w:rFonts w:ascii="Calibri" w:hAnsi="Calibri" w:cs="Calibri"/>
                 <w:noProof/>
                 <w:webHidden/>
               </w:rPr>
-              <w:instrText xml:space="preserve"> PAGEREF _Toc242960528 \h </w:instrText>
-            </w:r>
-            <w:r>
-              <w:rPr>
-                <w:rFonts w:ascii="Calibri" w:hAnsi="Calibri" w:cs="Calibri"/>
+              <w:instrText xml:space="preserve"> PAGEREF _Toc243048294 \h </w:instrText>
+            </w:r>
+            <w:r>
+              <w:rPr>
                 <w:noProof/>
                 <w:webHidden/>
               </w:rPr>
             </w:r>
             <w:r>
               <w:rPr>
-                <w:rFonts w:ascii="Calibri" w:hAnsi="Calibri" w:cs="Calibri"/>
                 <w:noProof/>
                 <w:webHidden/>
               </w:rPr>
@@ -1767,7 +1780,6 @@
             </w:r>
             <w:r>
               <w:rPr>
-                <w:rFonts w:ascii="Calibri" w:hAnsi="Calibri" w:cs="Calibri"/>
                 <w:noProof/>
                 <w:webHidden/>
               </w:rPr>
@@ -1775,7 +1787,6 @@
             </w:r>
             <w:r>
               <w:rPr>
-                <w:rFonts w:ascii="Calibri" w:hAnsi="Calibri" w:cs="Calibri"/>
                 <w:noProof/>
                 <w:webHidden/>
               </w:rPr>
@@ -1790,25 +1801,23 @@
               <w:tab w:val="right" w:leader="dot" w:pos="9016"/>
             </w:tabs>
             <w:rPr>
-              <w:rFonts w:ascii="Calibri" w:hAnsi="Calibri" w:cs="Calibri"/>
               <w:noProof/>
               <w:kern w:val="2"/>
-              <w:lang w:eastAsia="en-US"/>
+              <w:lang w:val="en-AU" w:eastAsia="en-AU"/>
               <w14:ligatures w14:val="standardContextual"/>
             </w:rPr>
           </w:pPr>
-          <w:hyperlink w:anchor="_Toc242960529" w:history="1">
+          <w:hyperlink w:anchor="_Toc243048295" w:history="1">
             <w:r>
               <w:rPr>
                 <w:rStyle w:val="Hyperlink"/>
-                <w:rFonts w:ascii="Calibri" w:hAnsi="Calibri" w:cs="Calibri"/>
+                <w:rFonts w:cs="Calibri"/>
                 <w:noProof/>
               </w:rPr>
               <w:t>2.3 From findings to requirements</w:t>
             </w:r>
             <w:r>
               <w:rPr>
-                <w:rFonts w:ascii="Calibri" w:hAnsi="Calibri" w:cs="Calibri"/>
                 <w:noProof/>
                 <w:webHidden/>
               </w:rPr>
@@ -1816,7 +1825,6 @@
             </w:r>
             <w:r>
               <w:rPr>
-                <w:rFonts w:ascii="Calibri" w:hAnsi="Calibri" w:cs="Calibri"/>
                 <w:noProof/>
                 <w:webHidden/>
               </w:rPr>
@@ -1824,22 +1832,19 @@
             </w:r>
             <w:r>
               <w:rPr>
-                <w:rFonts w:ascii="Calibri" w:hAnsi="Calibri" w:cs="Calibri"/>
                 <w:noProof/>
                 <w:webHidden/>
               </w:rPr>
-              <w:instrText xml:space="preserve"> PAGEREF _Toc242960529 \h </w:instrText>
-            </w:r>
-            <w:r>
-              <w:rPr>
-                <w:rFonts w:ascii="Calibri" w:hAnsi="Calibri" w:cs="Calibri"/>
+              <w:instrText xml:space="preserve"> PAGEREF _Toc243048295 \h </w:instrText>
+            </w:r>
+            <w:r>
+              <w:rPr>
                 <w:noProof/>
                 <w:webHidden/>
               </w:rPr>
             </w:r>
             <w:r>
               <w:rPr>
-                <w:rFonts w:ascii="Calibri" w:hAnsi="Calibri" w:cs="Calibri"/>
                 <w:noProof/>
                 <w:webHidden/>
               </w:rPr>
@@ -1847,15 +1852,13 @@
             </w:r>
             <w:r>
               <w:rPr>
-                <w:rFonts w:ascii="Calibri" w:hAnsi="Calibri" w:cs="Calibri"/>
                 <w:noProof/>
                 <w:webHidden/>
               </w:rPr>
-              <w:t>5</w:t>
-            </w:r>
-            <w:r>
-              <w:rPr>
-                <w:rFonts w:ascii="Calibri" w:hAnsi="Calibri" w:cs="Calibri"/>
+              <w:t>7</w:t>
+            </w:r>
+            <w:r>
+              <w:rPr>
                 <w:noProof/>
                 <w:webHidden/>
               </w:rPr>
@@ -1870,25 +1873,23 @@
               <w:tab w:val="right" w:leader="dot" w:pos="9016"/>
             </w:tabs>
             <w:rPr>
-              <w:rFonts w:ascii="Calibri" w:hAnsi="Calibri" w:cs="Calibri"/>
               <w:noProof/>
               <w:kern w:val="2"/>
-              <w:lang w:eastAsia="en-US"/>
+              <w:lang w:val="en-AU" w:eastAsia="en-AU"/>
               <w14:ligatures w14:val="standardContextual"/>
             </w:rPr>
           </w:pPr>
-          <w:hyperlink w:anchor="_Toc242960530" w:history="1">
+          <w:hyperlink w:anchor="_Toc243048296" w:history="1">
             <w:r>
               <w:rPr>
                 <w:rStyle w:val="Hyperlink"/>
-                <w:rFonts w:ascii="Calibri" w:hAnsi="Calibri" w:cs="Calibri"/>
+                <w:rFonts w:cs="Calibri"/>
                 <w:noProof/>
               </w:rPr>
               <w:t>2.4 Ideation and Iteration</w:t>
             </w:r>
             <w:r>
               <w:rPr>
-                <w:rFonts w:ascii="Calibri" w:hAnsi="Calibri" w:cs="Calibri"/>
                 <w:noProof/>
                 <w:webHidden/>
               </w:rPr>
@@ -1896,7 +1897,6 @@
             </w:r>
             <w:r>
               <w:rPr>
-                <w:rFonts w:ascii="Calibri" w:hAnsi="Calibri" w:cs="Calibri"/>
                 <w:noProof/>
                 <w:webHidden/>
               </w:rPr>
@@ -1904,22 +1904,19 @@
             </w:r>
             <w:r>
               <w:rPr>
-                <w:rFonts w:ascii="Calibri" w:hAnsi="Calibri" w:cs="Calibri"/>
                 <w:noProof/>
                 <w:webHidden/>
               </w:rPr>
-              <w:instrText xml:space="preserve"> PAGEREF _Toc242960530 \h </w:instrText>
-            </w:r>
-            <w:r>
-              <w:rPr>
-                <w:rFonts w:ascii="Calibri" w:hAnsi="Calibri" w:cs="Calibri"/>
+              <w:instrText xml:space="preserve"> PAGEREF _Toc243048296 \h </w:instrText>
+            </w:r>
+            <w:r>
+              <w:rPr>
                 <w:noProof/>
                 <w:webHidden/>
               </w:rPr>
             </w:r>
             <w:r>
               <w:rPr>
-                <w:rFonts w:ascii="Calibri" w:hAnsi="Calibri" w:cs="Calibri"/>
                 <w:noProof/>
                 <w:webHidden/>
               </w:rPr>
@@ -1927,15 +1924,13 @@
             </w:r>
             <w:r>
               <w:rPr>
-                <w:rFonts w:ascii="Calibri" w:hAnsi="Calibri" w:cs="Calibri"/>
                 <w:noProof/>
                 <w:webHidden/>
               </w:rPr>
-              <w:t>6</w:t>
-            </w:r>
-            <w:r>
-              <w:rPr>
-                <w:rFonts w:ascii="Calibri" w:hAnsi="Calibri" w:cs="Calibri"/>
+              <w:t>7</w:t>
+            </w:r>
+            <w:r>
+              <w:rPr>
                 <w:noProof/>
                 <w:webHidden/>
               </w:rPr>
@@ -1950,25 +1945,23 @@
               <w:tab w:val="right" w:leader="dot" w:pos="9016"/>
             </w:tabs>
             <w:rPr>
-              <w:rFonts w:ascii="Calibri" w:hAnsi="Calibri" w:cs="Calibri"/>
               <w:noProof/>
               <w:kern w:val="2"/>
-              <w:lang w:eastAsia="en-US"/>
+              <w:lang w:val="en-AU" w:eastAsia="en-AU"/>
               <w14:ligatures w14:val="standardContextual"/>
             </w:rPr>
           </w:pPr>
-          <w:hyperlink w:anchor="_Toc242960531" w:history="1">
+          <w:hyperlink w:anchor="_Toc243048297" w:history="1">
             <w:r>
               <w:rPr>
                 <w:rStyle w:val="Hyperlink"/>
-                <w:rFonts w:ascii="Calibri" w:hAnsi="Calibri" w:cs="Calibri"/>
+                <w:rFonts w:cs="Calibri"/>
                 <w:noProof/>
               </w:rPr>
               <w:t>2.5 Collaboration</w:t>
             </w:r>
             <w:r>
               <w:rPr>
-                <w:rFonts w:ascii="Calibri" w:hAnsi="Calibri" w:cs="Calibri"/>
                 <w:noProof/>
                 <w:webHidden/>
               </w:rPr>
@@ -1976,7 +1969,6 @@
             </w:r>
             <w:r>
               <w:rPr>
-                <w:rFonts w:ascii="Calibri" w:hAnsi="Calibri" w:cs="Calibri"/>
                 <w:noProof/>
                 <w:webHidden/>
               </w:rPr>
@@ -1984,22 +1976,19 @@
             </w:r>
             <w:r>
               <w:rPr>
-                <w:rFonts w:ascii="Calibri" w:hAnsi="Calibri" w:cs="Calibri"/>
                 <w:noProof/>
                 <w:webHidden/>
               </w:rPr>
-              <w:instrText xml:space="preserve"> PAGEREF _Toc242960531 \h </w:instrText>
-            </w:r>
-            <w:r>
-              <w:rPr>
-                <w:rFonts w:ascii="Calibri" w:hAnsi="Calibri" w:cs="Calibri"/>
+              <w:instrText xml:space="preserve"> PAGEREF _Toc243048297 \h </w:instrText>
+            </w:r>
+            <w:r>
+              <w:rPr>
                 <w:noProof/>
                 <w:webHidden/>
               </w:rPr>
             </w:r>
             <w:r>
               <w:rPr>
-                <w:rFonts w:ascii="Calibri" w:hAnsi="Calibri" w:cs="Calibri"/>
                 <w:noProof/>
                 <w:webHidden/>
               </w:rPr>
@@ -2007,15 +1996,13 @@
             </w:r>
             <w:r>
               <w:rPr>
-                <w:rFonts w:ascii="Calibri" w:hAnsi="Calibri" w:cs="Calibri"/>
                 <w:noProof/>
                 <w:webHidden/>
               </w:rPr>
-              <w:t>7</w:t>
-            </w:r>
-            <w:r>
-              <w:rPr>
-                <w:rFonts w:ascii="Calibri" w:hAnsi="Calibri" w:cs="Calibri"/>
+              <w:t>9</w:t>
+            </w:r>
+            <w:r>
+              <w:rPr>
                 <w:noProof/>
                 <w:webHidden/>
               </w:rPr>
@@ -2031,28 +2018,26 @@
               <w:tab w:val="right" w:leader="dot" w:pos="9016"/>
             </w:tabs>
             <w:rPr>
-              <w:rFonts w:ascii="Calibri" w:hAnsi="Calibri" w:cs="Calibri"/>
               <w:noProof/>
               <w:kern w:val="2"/>
-              <w:lang w:eastAsia="en-US"/>
+              <w:lang w:val="en-AU" w:eastAsia="en-AU"/>
               <w14:ligatures w14:val="standardContextual"/>
             </w:rPr>
           </w:pPr>
-          <w:hyperlink w:anchor="_Toc242960532" w:history="1">
+          <w:hyperlink w:anchor="_Toc243048298" w:history="1">
             <w:r>
               <w:rPr>
                 <w:rStyle w:val="Hyperlink"/>
-                <w:rFonts w:ascii="Calibri" w:hAnsi="Calibri" w:cs="Calibri"/>
+                <w:rFonts w:cs="Calibri"/>
                 <w:noProof/>
               </w:rPr>
               <w:t>03.</w:t>
             </w:r>
             <w:r>
               <w:rPr>
-                <w:rFonts w:ascii="Calibri" w:hAnsi="Calibri" w:cs="Calibri"/>
                 <w:noProof/>
                 <w:kern w:val="2"/>
-                <w:lang w:eastAsia="en-US"/>
+                <w:lang w:val="en-AU" w:eastAsia="en-AU"/>
                 <w14:ligatures w14:val="standardContextual"/>
               </w:rPr>
               <w:tab/>
@@ -2060,14 +2045,13 @@
             <w:r>
               <w:rPr>
                 <w:rStyle w:val="Hyperlink"/>
-                <w:rFonts w:ascii="Calibri" w:hAnsi="Calibri" w:cs="Calibri"/>
+                <w:rFonts w:cs="Calibri"/>
                 <w:noProof/>
               </w:rPr>
               <w:t>Design Rationale</w:t>
             </w:r>
             <w:r>
               <w:rPr>
-                <w:rFonts w:ascii="Calibri" w:hAnsi="Calibri" w:cs="Calibri"/>
                 <w:noProof/>
                 <w:webHidden/>
               </w:rPr>
@@ -2075,7 +2059,6 @@
             </w:r>
             <w:r>
               <w:rPr>
-                <w:rFonts w:ascii="Calibri" w:hAnsi="Calibri" w:cs="Calibri"/>
                 <w:noProof/>
                 <w:webHidden/>
               </w:rPr>
@@ -2083,22 +2066,19 @@
             </w:r>
             <w:r>
               <w:rPr>
-                <w:rFonts w:ascii="Calibri" w:hAnsi="Calibri" w:cs="Calibri"/>
                 <w:noProof/>
                 <w:webHidden/>
               </w:rPr>
-              <w:instrText xml:space="preserve"> PAGEREF _Toc242960532 \h </w:instrText>
-            </w:r>
-            <w:r>
-              <w:rPr>
-                <w:rFonts w:ascii="Calibri" w:hAnsi="Calibri" w:cs="Calibri"/>
+              <w:instrText xml:space="preserve"> PAGEREF _Toc243048298 \h </w:instrText>
+            </w:r>
+            <w:r>
+              <w:rPr>
                 <w:noProof/>
                 <w:webHidden/>
               </w:rPr>
             </w:r>
             <w:r>
               <w:rPr>
-                <w:rFonts w:ascii="Calibri" w:hAnsi="Calibri" w:cs="Calibri"/>
                 <w:noProof/>
                 <w:webHidden/>
               </w:rPr>
@@ -2106,15 +2086,13 @@
             </w:r>
             <w:r>
               <w:rPr>
-                <w:rFonts w:ascii="Calibri" w:hAnsi="Calibri" w:cs="Calibri"/>
                 <w:noProof/>
                 <w:webHidden/>
               </w:rPr>
-              <w:t>7</w:t>
-            </w:r>
-            <w:r>
-              <w:rPr>
-                <w:rFonts w:ascii="Calibri" w:hAnsi="Calibri" w:cs="Calibri"/>
+              <w:t>9</w:t>
+            </w:r>
+            <w:r>
+              <w:rPr>
                 <w:noProof/>
                 <w:webHidden/>
               </w:rPr>
@@ -2130,28 +2108,26 @@
               <w:tab w:val="right" w:leader="dot" w:pos="9016"/>
             </w:tabs>
             <w:rPr>
-              <w:rFonts w:ascii="Calibri" w:hAnsi="Calibri" w:cs="Calibri"/>
               <w:noProof/>
               <w:kern w:val="2"/>
-              <w:lang w:eastAsia="en-US"/>
+              <w:lang w:val="en-AU" w:eastAsia="en-AU"/>
               <w14:ligatures w14:val="standardContextual"/>
             </w:rPr>
           </w:pPr>
-          <w:hyperlink w:anchor="_Toc242960533" w:history="1">
+          <w:hyperlink w:anchor="_Toc243048299" w:history="1">
             <w:r>
               <w:rPr>
                 <w:rStyle w:val="Hyperlink"/>
-                <w:rFonts w:ascii="Calibri" w:hAnsi="Calibri" w:cs="Calibri"/>
+                <w:rFonts w:cs="Calibri"/>
                 <w:noProof/>
               </w:rPr>
               <w:t>04.</w:t>
             </w:r>
             <w:r>
               <w:rPr>
-                <w:rFonts w:ascii="Calibri" w:hAnsi="Calibri" w:cs="Calibri"/>
                 <w:noProof/>
                 <w:kern w:val="2"/>
-                <w:lang w:eastAsia="en-US"/>
+                <w:lang w:val="en-AU" w:eastAsia="en-AU"/>
                 <w14:ligatures w14:val="standardContextual"/>
               </w:rPr>
               <w:tab/>
@@ -2159,14 +2135,13 @@
             <w:r>
               <w:rPr>
                 <w:rStyle w:val="Hyperlink"/>
-                <w:rFonts w:ascii="Calibri" w:hAnsi="Calibri" w:cs="Calibri"/>
+                <w:rFonts w:cs="Calibri"/>
                 <w:noProof/>
               </w:rPr>
               <w:t>User Interface Design</w:t>
             </w:r>
             <w:r>
               <w:rPr>
-                <w:rFonts w:ascii="Calibri" w:hAnsi="Calibri" w:cs="Calibri"/>
                 <w:noProof/>
                 <w:webHidden/>
               </w:rPr>
@@ -2174,7 +2149,6 @@
             </w:r>
             <w:r>
               <w:rPr>
-                <w:rFonts w:ascii="Calibri" w:hAnsi="Calibri" w:cs="Calibri"/>
                 <w:noProof/>
                 <w:webHidden/>
               </w:rPr>
@@ -2182,22 +2156,19 @@
             </w:r>
             <w:r>
               <w:rPr>
-                <w:rFonts w:ascii="Calibri" w:hAnsi="Calibri" w:cs="Calibri"/>
                 <w:noProof/>
                 <w:webHidden/>
               </w:rPr>
-              <w:instrText xml:space="preserve"> PAGEREF _Toc242960533 \h </w:instrText>
-            </w:r>
-            <w:r>
-              <w:rPr>
-                <w:rFonts w:ascii="Calibri" w:hAnsi="Calibri" w:cs="Calibri"/>
+              <w:instrText xml:space="preserve"> PAGEREF _Toc243048299 \h </w:instrText>
+            </w:r>
+            <w:r>
+              <w:rPr>
                 <w:noProof/>
                 <w:webHidden/>
               </w:rPr>
             </w:r>
             <w:r>
               <w:rPr>
-                <w:rFonts w:ascii="Calibri" w:hAnsi="Calibri" w:cs="Calibri"/>
                 <w:noProof/>
                 <w:webHidden/>
               </w:rPr>
@@ -2205,15 +2176,13 @@
             </w:r>
             <w:r>
               <w:rPr>
-                <w:rFonts w:ascii="Calibri" w:hAnsi="Calibri" w:cs="Calibri"/>
                 <w:noProof/>
                 <w:webHidden/>
               </w:rPr>
-              <w:t>8</w:t>
-            </w:r>
-            <w:r>
-              <w:rPr>
-                <w:rFonts w:ascii="Calibri" w:hAnsi="Calibri" w:cs="Calibri"/>
+              <w:t>11</w:t>
+            </w:r>
+            <w:r>
+              <w:rPr>
                 <w:noProof/>
                 <w:webHidden/>
               </w:rPr>
@@ -2228,25 +2197,23 @@
               <w:tab w:val="right" w:leader="dot" w:pos="9016"/>
             </w:tabs>
             <w:rPr>
-              <w:rFonts w:ascii="Calibri" w:hAnsi="Calibri" w:cs="Calibri"/>
               <w:noProof/>
               <w:kern w:val="2"/>
-              <w:lang w:eastAsia="en-US"/>
+              <w:lang w:val="en-AU" w:eastAsia="en-AU"/>
               <w14:ligatures w14:val="standardContextual"/>
             </w:rPr>
           </w:pPr>
-          <w:hyperlink w:anchor="_Toc242960534" w:history="1">
+          <w:hyperlink w:anchor="_Toc243048300" w:history="1">
             <w:r>
               <w:rPr>
                 <w:rStyle w:val="Hyperlink"/>
-                <w:rFonts w:ascii="Calibri" w:hAnsi="Calibri" w:cs="Calibri"/>
+                <w:rFonts w:cs="Calibri"/>
                 <w:noProof/>
               </w:rPr>
               <w:t>4.1 Home, transfer and help</w:t>
             </w:r>
             <w:r>
               <w:rPr>
-                <w:rFonts w:ascii="Calibri" w:hAnsi="Calibri" w:cs="Calibri"/>
                 <w:noProof/>
                 <w:webHidden/>
               </w:rPr>
@@ -2254,7 +2221,6 @@
             </w:r>
             <w:r>
               <w:rPr>
-                <w:rFonts w:ascii="Calibri" w:hAnsi="Calibri" w:cs="Calibri"/>
                 <w:noProof/>
                 <w:webHidden/>
               </w:rPr>
@@ -2262,22 +2228,19 @@
             </w:r>
             <w:r>
               <w:rPr>
-                <w:rFonts w:ascii="Calibri" w:hAnsi="Calibri" w:cs="Calibri"/>
                 <w:noProof/>
                 <w:webHidden/>
               </w:rPr>
-              <w:instrText xml:space="preserve"> PAGEREF _Toc242960534 \h </w:instrText>
-            </w:r>
-            <w:r>
-              <w:rPr>
-                <w:rFonts w:ascii="Calibri" w:hAnsi="Calibri" w:cs="Calibri"/>
+              <w:instrText xml:space="preserve"> PAGEREF _Toc243048300 \h </w:instrText>
+            </w:r>
+            <w:r>
+              <w:rPr>
                 <w:noProof/>
                 <w:webHidden/>
               </w:rPr>
             </w:r>
             <w:r>
               <w:rPr>
-                <w:rFonts w:ascii="Calibri" w:hAnsi="Calibri" w:cs="Calibri"/>
                 <w:noProof/>
                 <w:webHidden/>
               </w:rPr>
@@ -2285,15 +2248,13 @@
             </w:r>
             <w:r>
               <w:rPr>
-                <w:rFonts w:ascii="Calibri" w:hAnsi="Calibri" w:cs="Calibri"/>
                 <w:noProof/>
                 <w:webHidden/>
               </w:rPr>
-              <w:t>8</w:t>
-            </w:r>
-            <w:r>
-              <w:rPr>
-                <w:rFonts w:ascii="Calibri" w:hAnsi="Calibri" w:cs="Calibri"/>
+              <w:t>11</w:t>
+            </w:r>
+            <w:r>
+              <w:rPr>
                 <w:noProof/>
                 <w:webHidden/>
               </w:rPr>
@@ -2308,25 +2269,23 @@
               <w:tab w:val="right" w:leader="dot" w:pos="9016"/>
             </w:tabs>
             <w:rPr>
-              <w:rFonts w:ascii="Calibri" w:hAnsi="Calibri" w:cs="Calibri"/>
               <w:noProof/>
               <w:kern w:val="2"/>
-              <w:lang w:eastAsia="en-US"/>
+              <w:lang w:val="en-AU" w:eastAsia="en-AU"/>
               <w14:ligatures w14:val="standardContextual"/>
             </w:rPr>
           </w:pPr>
-          <w:hyperlink w:anchor="_Toc242960535" w:history="1">
+          <w:hyperlink w:anchor="_Toc243048301" w:history="1">
             <w:r>
               <w:rPr>
                 <w:rStyle w:val="Hyperlink"/>
-                <w:rFonts w:ascii="Calibri" w:hAnsi="Calibri" w:cs="Calibri"/>
+                <w:rFonts w:cs="Calibri"/>
                 <w:noProof/>
               </w:rPr>
               <w:t>4.2 Buy flow</w:t>
             </w:r>
             <w:r>
               <w:rPr>
-                <w:rFonts w:ascii="Calibri" w:hAnsi="Calibri" w:cs="Calibri"/>
                 <w:noProof/>
                 <w:webHidden/>
               </w:rPr>
@@ -2334,7 +2293,6 @@
             </w:r>
             <w:r>
               <w:rPr>
-                <w:rFonts w:ascii="Calibri" w:hAnsi="Calibri" w:cs="Calibri"/>
                 <w:noProof/>
                 <w:webHidden/>
               </w:rPr>
@@ -2342,22 +2300,19 @@
             </w:r>
             <w:r>
               <w:rPr>
-                <w:rFonts w:ascii="Calibri" w:hAnsi="Calibri" w:cs="Calibri"/>
                 <w:noProof/>
                 <w:webHidden/>
               </w:rPr>
-              <w:instrText xml:space="preserve"> PAGEREF _Toc242960535 \h </w:instrText>
-            </w:r>
-            <w:r>
-              <w:rPr>
-                <w:rFonts w:ascii="Calibri" w:hAnsi="Calibri" w:cs="Calibri"/>
+              <w:instrText xml:space="preserve"> PAGEREF _Toc243048301 \h </w:instrText>
+            </w:r>
+            <w:r>
+              <w:rPr>
                 <w:noProof/>
                 <w:webHidden/>
               </w:rPr>
             </w:r>
             <w:r>
               <w:rPr>
-                <w:rFonts w:ascii="Calibri" w:hAnsi="Calibri" w:cs="Calibri"/>
                 <w:noProof/>
                 <w:webHidden/>
               </w:rPr>
@@ -2365,15 +2320,13 @@
             </w:r>
             <w:r>
               <w:rPr>
-                <w:rFonts w:ascii="Calibri" w:hAnsi="Calibri" w:cs="Calibri"/>
                 <w:noProof/>
                 <w:webHidden/>
               </w:rPr>
-              <w:t>9</w:t>
-            </w:r>
-            <w:r>
-              <w:rPr>
-                <w:rFonts w:ascii="Calibri" w:hAnsi="Calibri" w:cs="Calibri"/>
+              <w:t>12</w:t>
+            </w:r>
+            <w:r>
+              <w:rPr>
                 <w:noProof/>
                 <w:webHidden/>
               </w:rPr>
@@ -2388,25 +2341,23 @@
               <w:tab w:val="right" w:leader="dot" w:pos="9016"/>
             </w:tabs>
             <w:rPr>
-              <w:rFonts w:ascii="Calibri" w:hAnsi="Calibri" w:cs="Calibri"/>
               <w:noProof/>
               <w:kern w:val="2"/>
-              <w:lang w:eastAsia="en-US"/>
+              <w:lang w:val="en-AU" w:eastAsia="en-AU"/>
               <w14:ligatures w14:val="standardContextual"/>
             </w:rPr>
           </w:pPr>
-          <w:hyperlink w:anchor="_Toc242960536" w:history="1">
+          <w:hyperlink w:anchor="_Toc243048302" w:history="1">
             <w:r>
               <w:rPr>
                 <w:rStyle w:val="Hyperlink"/>
-                <w:rFonts w:ascii="Calibri" w:hAnsi="Calibri" w:cs="Calibri"/>
+                <w:rFonts w:cs="Calibri"/>
                 <w:noProof/>
               </w:rPr>
               <w:t>4.3 Sell flow</w:t>
             </w:r>
             <w:r>
               <w:rPr>
-                <w:rFonts w:ascii="Calibri" w:hAnsi="Calibri" w:cs="Calibri"/>
                 <w:noProof/>
                 <w:webHidden/>
               </w:rPr>
@@ -2414,7 +2365,6 @@
             </w:r>
             <w:r>
               <w:rPr>
-                <w:rFonts w:ascii="Calibri" w:hAnsi="Calibri" w:cs="Calibri"/>
                 <w:noProof/>
                 <w:webHidden/>
               </w:rPr>
@@ -2422,22 +2372,19 @@
             </w:r>
             <w:r>
               <w:rPr>
-                <w:rFonts w:ascii="Calibri" w:hAnsi="Calibri" w:cs="Calibri"/>
                 <w:noProof/>
                 <w:webHidden/>
               </w:rPr>
-              <w:instrText xml:space="preserve"> PAGEREF _Toc242960536 \h </w:instrText>
-            </w:r>
-            <w:r>
-              <w:rPr>
-                <w:rFonts w:ascii="Calibri" w:hAnsi="Calibri" w:cs="Calibri"/>
+              <w:instrText xml:space="preserve"> PAGEREF _Toc243048302 \h </w:instrText>
+            </w:r>
+            <w:r>
+              <w:rPr>
                 <w:noProof/>
                 <w:webHidden/>
               </w:rPr>
             </w:r>
             <w:r>
               <w:rPr>
-                <w:rFonts w:ascii="Calibri" w:hAnsi="Calibri" w:cs="Calibri"/>
                 <w:noProof/>
                 <w:webHidden/>
               </w:rPr>
@@ -2445,15 +2392,13 @@
             </w:r>
             <w:r>
               <w:rPr>
-                <w:rFonts w:ascii="Calibri" w:hAnsi="Calibri" w:cs="Calibri"/>
                 <w:noProof/>
                 <w:webHidden/>
               </w:rPr>
-              <w:t>9</w:t>
-            </w:r>
-            <w:r>
-              <w:rPr>
-                <w:rFonts w:ascii="Calibri" w:hAnsi="Calibri" w:cs="Calibri"/>
+              <w:t>13</w:t>
+            </w:r>
+            <w:r>
+              <w:rPr>
                 <w:noProof/>
                 <w:webHidden/>
               </w:rPr>
@@ -2469,28 +2414,26 @@
               <w:tab w:val="right" w:leader="dot" w:pos="9016"/>
             </w:tabs>
             <w:rPr>
-              <w:rFonts w:ascii="Calibri" w:hAnsi="Calibri" w:cs="Calibri"/>
               <w:noProof/>
               <w:kern w:val="2"/>
-              <w:lang w:eastAsia="en-US"/>
+              <w:lang w:val="en-AU" w:eastAsia="en-AU"/>
               <w14:ligatures w14:val="standardContextual"/>
             </w:rPr>
           </w:pPr>
-          <w:hyperlink w:anchor="_Toc242960537" w:history="1">
+          <w:hyperlink w:anchor="_Toc243048303" w:history="1">
             <w:r>
               <w:rPr>
                 <w:rStyle w:val="Hyperlink"/>
-                <w:rFonts w:ascii="Calibri" w:hAnsi="Calibri" w:cs="Calibri"/>
+                <w:rFonts w:cs="Calibri"/>
                 <w:noProof/>
               </w:rPr>
               <w:t>05.</w:t>
             </w:r>
             <w:r>
               <w:rPr>
-                <w:rFonts w:ascii="Calibri" w:hAnsi="Calibri" w:cs="Calibri"/>
                 <w:noProof/>
                 <w:kern w:val="2"/>
-                <w:lang w:eastAsia="en-US"/>
+                <w:lang w:val="en-AU" w:eastAsia="en-AU"/>
                 <w14:ligatures w14:val="standardContextual"/>
               </w:rPr>
               <w:tab/>
@@ -2498,14 +2441,13 @@
             <w:r>
               <w:rPr>
                 <w:rStyle w:val="Hyperlink"/>
-                <w:rFonts w:ascii="Calibri" w:hAnsi="Calibri" w:cs="Calibri"/>
+                <w:rFonts w:cs="Calibri"/>
                 <w:noProof/>
               </w:rPr>
               <w:t>Usability Evaluation</w:t>
             </w:r>
             <w:r>
               <w:rPr>
-                <w:rFonts w:ascii="Calibri" w:hAnsi="Calibri" w:cs="Calibri"/>
                 <w:noProof/>
                 <w:webHidden/>
               </w:rPr>
@@ -2513,7 +2455,6 @@
             </w:r>
             <w:r>
               <w:rPr>
-                <w:rFonts w:ascii="Calibri" w:hAnsi="Calibri" w:cs="Calibri"/>
                 <w:noProof/>
                 <w:webHidden/>
               </w:rPr>
@@ -2521,22 +2462,19 @@
             </w:r>
             <w:r>
               <w:rPr>
-                <w:rFonts w:ascii="Calibri" w:hAnsi="Calibri" w:cs="Calibri"/>
                 <w:noProof/>
                 <w:webHidden/>
               </w:rPr>
-              <w:instrText xml:space="preserve"> PAGEREF _Toc242960537 \h </w:instrText>
-            </w:r>
-            <w:r>
-              <w:rPr>
-                <w:rFonts w:ascii="Calibri" w:hAnsi="Calibri" w:cs="Calibri"/>
+              <w:instrText xml:space="preserve"> PAGEREF _Toc243048303 \h </w:instrText>
+            </w:r>
+            <w:r>
+              <w:rPr>
                 <w:noProof/>
                 <w:webHidden/>
               </w:rPr>
             </w:r>
             <w:r>
               <w:rPr>
-                <w:rFonts w:ascii="Calibri" w:hAnsi="Calibri" w:cs="Calibri"/>
                 <w:noProof/>
                 <w:webHidden/>
               </w:rPr>
@@ -2544,15 +2482,13 @@
             </w:r>
             <w:r>
               <w:rPr>
-                <w:rFonts w:ascii="Calibri" w:hAnsi="Calibri" w:cs="Calibri"/>
                 <w:noProof/>
                 <w:webHidden/>
               </w:rPr>
-              <w:t>9</w:t>
-            </w:r>
-            <w:r>
-              <w:rPr>
-                <w:rFonts w:ascii="Calibri" w:hAnsi="Calibri" w:cs="Calibri"/>
+              <w:t>13</w:t>
+            </w:r>
+            <w:r>
+              <w:rPr>
                 <w:noProof/>
                 <w:webHidden/>
               </w:rPr>
@@ -2567,25 +2503,23 @@
               <w:tab w:val="right" w:leader="dot" w:pos="9016"/>
             </w:tabs>
             <w:rPr>
-              <w:rFonts w:ascii="Calibri" w:hAnsi="Calibri" w:cs="Calibri"/>
               <w:noProof/>
               <w:kern w:val="2"/>
-              <w:lang w:eastAsia="en-US"/>
+              <w:lang w:val="en-AU" w:eastAsia="en-AU"/>
               <w14:ligatures w14:val="standardContextual"/>
             </w:rPr>
           </w:pPr>
-          <w:hyperlink w:anchor="_Toc242960538" w:history="1">
+          <w:hyperlink w:anchor="_Toc243048304" w:history="1">
             <w:r>
               <w:rPr>
                 <w:rStyle w:val="Hyperlink"/>
-                <w:rFonts w:ascii="Calibri" w:hAnsi="Calibri" w:cs="Calibri"/>
+                <w:rFonts w:cs="Calibri"/>
                 <w:noProof/>
               </w:rPr>
               <w:t>5.1 Evaluation approach</w:t>
             </w:r>
             <w:r>
               <w:rPr>
-                <w:rFonts w:ascii="Calibri" w:hAnsi="Calibri" w:cs="Calibri"/>
                 <w:noProof/>
                 <w:webHidden/>
               </w:rPr>
@@ -2593,7 +2527,6 @@
             </w:r>
             <w:r>
               <w:rPr>
-                <w:rFonts w:ascii="Calibri" w:hAnsi="Calibri" w:cs="Calibri"/>
                 <w:noProof/>
                 <w:webHidden/>
               </w:rPr>
@@ -2601,22 +2534,19 @@
             </w:r>
             <w:r>
               <w:rPr>
-                <w:rFonts w:ascii="Calibri" w:hAnsi="Calibri" w:cs="Calibri"/>
                 <w:noProof/>
                 <w:webHidden/>
               </w:rPr>
-              <w:instrText xml:space="preserve"> PAGEREF _Toc242960538 \h </w:instrText>
-            </w:r>
-            <w:r>
-              <w:rPr>
-                <w:rFonts w:ascii="Calibri" w:hAnsi="Calibri" w:cs="Calibri"/>
+              <w:instrText xml:space="preserve"> PAGEREF _Toc243048304 \h </w:instrText>
+            </w:r>
+            <w:r>
+              <w:rPr>
                 <w:noProof/>
                 <w:webHidden/>
               </w:rPr>
             </w:r>
             <w:r>
               <w:rPr>
-                <w:rFonts w:ascii="Calibri" w:hAnsi="Calibri" w:cs="Calibri"/>
                 <w:noProof/>
                 <w:webHidden/>
               </w:rPr>
@@ -2624,15 +2554,13 @@
             </w:r>
             <w:r>
               <w:rPr>
-                <w:rFonts w:ascii="Calibri" w:hAnsi="Calibri" w:cs="Calibri"/>
                 <w:noProof/>
                 <w:webHidden/>
               </w:rPr>
-              <w:t>9</w:t>
-            </w:r>
-            <w:r>
-              <w:rPr>
-                <w:rFonts w:ascii="Calibri" w:hAnsi="Calibri" w:cs="Calibri"/>
+              <w:t>13</w:t>
+            </w:r>
+            <w:r>
+              <w:rPr>
                 <w:noProof/>
                 <w:webHidden/>
               </w:rPr>
@@ -2647,25 +2575,23 @@
               <w:tab w:val="right" w:leader="dot" w:pos="9016"/>
             </w:tabs>
             <w:rPr>
-              <w:rFonts w:ascii="Calibri" w:hAnsi="Calibri" w:cs="Calibri"/>
               <w:noProof/>
               <w:kern w:val="2"/>
-              <w:lang w:eastAsia="en-US"/>
+              <w:lang w:val="en-AU" w:eastAsia="en-AU"/>
               <w14:ligatures w14:val="standardContextual"/>
             </w:rPr>
           </w:pPr>
-          <w:hyperlink w:anchor="_Toc242960539" w:history="1">
+          <w:hyperlink w:anchor="_Toc243048305" w:history="1">
             <w:r>
               <w:rPr>
                 <w:rStyle w:val="Hyperlink"/>
-                <w:rFonts w:ascii="Calibri" w:hAnsi="Calibri" w:cs="Calibri"/>
+                <w:rFonts w:cs="Calibri"/>
                 <w:noProof/>
               </w:rPr>
               <w:t>5.2 Cognitive walkthrough and heuristic evaluation</w:t>
             </w:r>
             <w:r>
               <w:rPr>
-                <w:rFonts w:ascii="Calibri" w:hAnsi="Calibri" w:cs="Calibri"/>
                 <w:noProof/>
                 <w:webHidden/>
               </w:rPr>
@@ -2673,7 +2599,6 @@
             </w:r>
             <w:r>
               <w:rPr>
-                <w:rFonts w:ascii="Calibri" w:hAnsi="Calibri" w:cs="Calibri"/>
                 <w:noProof/>
                 <w:webHidden/>
               </w:rPr>
@@ -2681,22 +2606,19 @@
             </w:r>
             <w:r>
               <w:rPr>
-                <w:rFonts w:ascii="Calibri" w:hAnsi="Calibri" w:cs="Calibri"/>
                 <w:noProof/>
                 <w:webHidden/>
               </w:rPr>
-              <w:instrText xml:space="preserve"> PAGEREF _Toc242960539 \h </w:instrText>
-            </w:r>
-            <w:r>
-              <w:rPr>
-                <w:rFonts w:ascii="Calibri" w:hAnsi="Calibri" w:cs="Calibri"/>
+              <w:instrText xml:space="preserve"> PAGEREF _Toc243048305 \h </w:instrText>
+            </w:r>
+            <w:r>
+              <w:rPr>
                 <w:noProof/>
                 <w:webHidden/>
               </w:rPr>
             </w:r>
             <w:r>
               <w:rPr>
-                <w:rFonts w:ascii="Calibri" w:hAnsi="Calibri" w:cs="Calibri"/>
                 <w:noProof/>
                 <w:webHidden/>
               </w:rPr>
@@ -2704,15 +2626,13 @@
             </w:r>
             <w:r>
               <w:rPr>
-                <w:rFonts w:ascii="Calibri" w:hAnsi="Calibri" w:cs="Calibri"/>
                 <w:noProof/>
                 <w:webHidden/>
               </w:rPr>
-              <w:t>10</w:t>
-            </w:r>
-            <w:r>
-              <w:rPr>
-                <w:rFonts w:ascii="Calibri" w:hAnsi="Calibri" w:cs="Calibri"/>
+              <w:t>14</w:t>
+            </w:r>
+            <w:r>
+              <w:rPr>
                 <w:noProof/>
                 <w:webHidden/>
               </w:rPr>
@@ -2727,25 +2647,23 @@
               <w:tab w:val="right" w:leader="dot" w:pos="9016"/>
             </w:tabs>
             <w:rPr>
-              <w:rFonts w:ascii="Calibri" w:hAnsi="Calibri" w:cs="Calibri"/>
               <w:noProof/>
               <w:kern w:val="2"/>
-              <w:lang w:eastAsia="en-US"/>
+              <w:lang w:val="en-AU" w:eastAsia="en-AU"/>
               <w14:ligatures w14:val="standardContextual"/>
             </w:rPr>
           </w:pPr>
-          <w:hyperlink w:anchor="_Toc242960540" w:history="1">
+          <w:hyperlink w:anchor="_Toc243048306" w:history="1">
             <w:r>
               <w:rPr>
                 <w:rStyle w:val="Hyperlink"/>
-                <w:rFonts w:ascii="Calibri" w:hAnsi="Calibri" w:cs="Calibri"/>
+                <w:rFonts w:cs="Calibri"/>
                 <w:noProof/>
               </w:rPr>
               <w:t>5.3 Accessibility audit</w:t>
             </w:r>
             <w:r>
               <w:rPr>
-                <w:rFonts w:ascii="Calibri" w:hAnsi="Calibri" w:cs="Calibri"/>
                 <w:noProof/>
                 <w:webHidden/>
               </w:rPr>
@@ -2753,7 +2671,6 @@
             </w:r>
             <w:r>
               <w:rPr>
-                <w:rFonts w:ascii="Calibri" w:hAnsi="Calibri" w:cs="Calibri"/>
                 <w:noProof/>
                 <w:webHidden/>
               </w:rPr>
@@ -2761,22 +2678,19 @@
             </w:r>
             <w:r>
               <w:rPr>
-                <w:rFonts w:ascii="Calibri" w:hAnsi="Calibri" w:cs="Calibri"/>
                 <w:noProof/>
                 <w:webHidden/>
               </w:rPr>
-              <w:instrText xml:space="preserve"> PAGEREF _Toc242960540 \h </w:instrText>
-            </w:r>
-            <w:r>
-              <w:rPr>
-                <w:rFonts w:ascii="Calibri" w:hAnsi="Calibri" w:cs="Calibri"/>
+              <w:instrText xml:space="preserve"> PAGEREF _Toc243048306 \h </w:instrText>
+            </w:r>
+            <w:r>
+              <w:rPr>
                 <w:noProof/>
                 <w:webHidden/>
               </w:rPr>
             </w:r>
             <w:r>
               <w:rPr>
-                <w:rFonts w:ascii="Calibri" w:hAnsi="Calibri" w:cs="Calibri"/>
                 <w:noProof/>
                 <w:webHidden/>
               </w:rPr>
@@ -2784,15 +2698,13 @@
             </w:r>
             <w:r>
               <w:rPr>
-                <w:rFonts w:ascii="Calibri" w:hAnsi="Calibri" w:cs="Calibri"/>
                 <w:noProof/>
                 <w:webHidden/>
               </w:rPr>
-              <w:t>11</w:t>
-            </w:r>
-            <w:r>
-              <w:rPr>
-                <w:rFonts w:ascii="Calibri" w:hAnsi="Calibri" w:cs="Calibri"/>
+              <w:t>14</w:t>
+            </w:r>
+            <w:r>
+              <w:rPr>
                 <w:noProof/>
                 <w:webHidden/>
               </w:rPr>
@@ -2807,25 +2719,23 @@
               <w:tab w:val="right" w:leader="dot" w:pos="9016"/>
             </w:tabs>
             <w:rPr>
-              <w:rFonts w:ascii="Calibri" w:hAnsi="Calibri" w:cs="Calibri"/>
               <w:noProof/>
               <w:kern w:val="2"/>
-              <w:lang w:eastAsia="en-US"/>
+              <w:lang w:val="en-AU" w:eastAsia="en-AU"/>
               <w14:ligatures w14:val="standardContextual"/>
             </w:rPr>
           </w:pPr>
-          <w:hyperlink w:anchor="_Toc242960541" w:history="1">
+          <w:hyperlink w:anchor="_Toc243048307" w:history="1">
             <w:r>
               <w:rPr>
                 <w:rStyle w:val="Hyperlink"/>
-                <w:rFonts w:ascii="Calibri" w:hAnsi="Calibri" w:cs="Calibri"/>
+                <w:rFonts w:cs="Calibri"/>
                 <w:noProof/>
               </w:rPr>
               <w:t>5.4 Validation usability test</w:t>
             </w:r>
             <w:r>
               <w:rPr>
-                <w:rFonts w:ascii="Calibri" w:hAnsi="Calibri" w:cs="Calibri"/>
                 <w:noProof/>
                 <w:webHidden/>
               </w:rPr>
@@ -2833,7 +2743,6 @@
             </w:r>
             <w:r>
               <w:rPr>
-                <w:rFonts w:ascii="Calibri" w:hAnsi="Calibri" w:cs="Calibri"/>
                 <w:noProof/>
                 <w:webHidden/>
               </w:rPr>
@@ -2841,22 +2750,19 @@
             </w:r>
             <w:r>
               <w:rPr>
-                <w:rFonts w:ascii="Calibri" w:hAnsi="Calibri" w:cs="Calibri"/>
                 <w:noProof/>
                 <w:webHidden/>
               </w:rPr>
-              <w:instrText xml:space="preserve"> PAGEREF _Toc242960541 \h </w:instrText>
-            </w:r>
-            <w:r>
-              <w:rPr>
-                <w:rFonts w:ascii="Calibri" w:hAnsi="Calibri" w:cs="Calibri"/>
+              <w:instrText xml:space="preserve"> PAGEREF _Toc243048307 \h </w:instrText>
+            </w:r>
+            <w:r>
+              <w:rPr>
                 <w:noProof/>
                 <w:webHidden/>
               </w:rPr>
             </w:r>
             <w:r>
               <w:rPr>
-                <w:rFonts w:ascii="Calibri" w:hAnsi="Calibri" w:cs="Calibri"/>
                 <w:noProof/>
                 <w:webHidden/>
               </w:rPr>
@@ -2864,15 +2770,13 @@
             </w:r>
             <w:r>
               <w:rPr>
-                <w:rFonts w:ascii="Calibri" w:hAnsi="Calibri" w:cs="Calibri"/>
                 <w:noProof/>
                 <w:webHidden/>
               </w:rPr>
-              <w:t>11</w:t>
-            </w:r>
-            <w:r>
-              <w:rPr>
-                <w:rFonts w:ascii="Calibri" w:hAnsi="Calibri" w:cs="Calibri"/>
+              <w:t>15</w:t>
+            </w:r>
+            <w:r>
+              <w:rPr>
                 <w:noProof/>
                 <w:webHidden/>
               </w:rPr>
@@ -2887,25 +2791,23 @@
               <w:tab w:val="right" w:leader="dot" w:pos="9016"/>
             </w:tabs>
             <w:rPr>
-              <w:rFonts w:ascii="Calibri" w:hAnsi="Calibri" w:cs="Calibri"/>
               <w:noProof/>
               <w:kern w:val="2"/>
-              <w:lang w:eastAsia="en-US"/>
+              <w:lang w:val="en-AU" w:eastAsia="en-AU"/>
               <w14:ligatures w14:val="standardContextual"/>
             </w:rPr>
           </w:pPr>
-          <w:hyperlink w:anchor="_Toc242960542" w:history="1">
+          <w:hyperlink w:anchor="_Toc243048308" w:history="1">
             <w:r>
               <w:rPr>
                 <w:rStyle w:val="Hyperlink"/>
-                <w:rFonts w:ascii="Calibri" w:hAnsi="Calibri" w:cs="Calibri"/>
+                <w:rFonts w:cs="Calibri"/>
                 <w:noProof/>
               </w:rPr>
               <w:t>5.5 Recommendations and limit</w:t>
             </w:r>
             <w:r>
               <w:rPr>
-                <w:rFonts w:ascii="Calibri" w:hAnsi="Calibri" w:cs="Calibri"/>
                 <w:noProof/>
                 <w:webHidden/>
               </w:rPr>
@@ -2913,7 +2815,6 @@
             </w:r>
             <w:r>
               <w:rPr>
-                <w:rFonts w:ascii="Calibri" w:hAnsi="Calibri" w:cs="Calibri"/>
                 <w:noProof/>
                 <w:webHidden/>
               </w:rPr>
@@ -2921,22 +2822,19 @@
             </w:r>
             <w:r>
               <w:rPr>
-                <w:rFonts w:ascii="Calibri" w:hAnsi="Calibri" w:cs="Calibri"/>
                 <w:noProof/>
                 <w:webHidden/>
               </w:rPr>
-              <w:instrText xml:space="preserve"> PAGEREF _Toc242960542 \h </w:instrText>
-            </w:r>
-            <w:r>
-              <w:rPr>
-                <w:rFonts w:ascii="Calibri" w:hAnsi="Calibri" w:cs="Calibri"/>
+              <w:instrText xml:space="preserve"> PAGEREF _Toc243048308 \h </w:instrText>
+            </w:r>
+            <w:r>
+              <w:rPr>
                 <w:noProof/>
                 <w:webHidden/>
               </w:rPr>
             </w:r>
             <w:r>
               <w:rPr>
-                <w:rFonts w:ascii="Calibri" w:hAnsi="Calibri" w:cs="Calibri"/>
                 <w:noProof/>
                 <w:webHidden/>
               </w:rPr>
@@ -2944,15 +2842,13 @@
             </w:r>
             <w:r>
               <w:rPr>
-                <w:rFonts w:ascii="Calibri" w:hAnsi="Calibri" w:cs="Calibri"/>
                 <w:noProof/>
                 <w:webHidden/>
               </w:rPr>
-              <w:t>11</w:t>
-            </w:r>
-            <w:r>
-              <w:rPr>
-                <w:rFonts w:ascii="Calibri" w:hAnsi="Calibri" w:cs="Calibri"/>
+              <w:t>16</w:t>
+            </w:r>
+            <w:r>
+              <w:rPr>
                 <w:noProof/>
                 <w:webHidden/>
               </w:rPr>
@@ -2968,28 +2864,26 @@
               <w:tab w:val="right" w:leader="dot" w:pos="9016"/>
             </w:tabs>
             <w:rPr>
-              <w:rFonts w:ascii="Calibri" w:hAnsi="Calibri" w:cs="Calibri"/>
               <w:noProof/>
               <w:kern w:val="2"/>
-              <w:lang w:eastAsia="en-US"/>
+              <w:lang w:val="en-AU" w:eastAsia="en-AU"/>
               <w14:ligatures w14:val="standardContextual"/>
             </w:rPr>
           </w:pPr>
-          <w:hyperlink w:anchor="_Toc242960543" w:history="1">
+          <w:hyperlink w:anchor="_Toc243048309" w:history="1">
             <w:r>
               <w:rPr>
                 <w:rStyle w:val="Hyperlink"/>
-                <w:rFonts w:ascii="Calibri" w:hAnsi="Calibri" w:cs="Calibri"/>
+                <w:rFonts w:cs="Calibri"/>
                 <w:noProof/>
               </w:rPr>
               <w:t>06.</w:t>
             </w:r>
             <w:r>
               <w:rPr>
-                <w:rFonts w:ascii="Calibri" w:hAnsi="Calibri" w:cs="Calibri"/>
                 <w:noProof/>
                 <w:kern w:val="2"/>
-                <w:lang w:eastAsia="en-US"/>
+                <w:lang w:val="en-AU" w:eastAsia="en-AU"/>
                 <w14:ligatures w14:val="standardContextual"/>
               </w:rPr>
               <w:tab/>
@@ -2997,14 +2891,13 @@
             <w:r>
               <w:rPr>
                 <w:rStyle w:val="Hyperlink"/>
-                <w:rFonts w:ascii="Calibri" w:hAnsi="Calibri" w:cs="Calibri"/>
+                <w:rFonts w:cs="Calibri"/>
                 <w:noProof/>
               </w:rPr>
               <w:t>AI-Assisted Design Evidence</w:t>
             </w:r>
             <w:r>
               <w:rPr>
-                <w:rFonts w:ascii="Calibri" w:hAnsi="Calibri" w:cs="Calibri"/>
                 <w:noProof/>
                 <w:webHidden/>
               </w:rPr>
@@ -3012,7 +2905,6 @@
             </w:r>
             <w:r>
               <w:rPr>
-                <w:rFonts w:ascii="Calibri" w:hAnsi="Calibri" w:cs="Calibri"/>
                 <w:noProof/>
                 <w:webHidden/>
               </w:rPr>
@@ -3020,22 +2912,19 @@
             </w:r>
             <w:r>
               <w:rPr>
-                <w:rFonts w:ascii="Calibri" w:hAnsi="Calibri" w:cs="Calibri"/>
                 <w:noProof/>
                 <w:webHidden/>
               </w:rPr>
-              <w:instrText xml:space="preserve"> PAGEREF _Toc242960543 \h </w:instrText>
-            </w:r>
-            <w:r>
-              <w:rPr>
-                <w:rFonts w:ascii="Calibri" w:hAnsi="Calibri" w:cs="Calibri"/>
+              <w:instrText xml:space="preserve"> PAGEREF _Toc243048309 \h </w:instrText>
+            </w:r>
+            <w:r>
+              <w:rPr>
                 <w:noProof/>
                 <w:webHidden/>
               </w:rPr>
             </w:r>
             <w:r>
               <w:rPr>
-                <w:rFonts w:ascii="Calibri" w:hAnsi="Calibri" w:cs="Calibri"/>
                 <w:noProof/>
                 <w:webHidden/>
               </w:rPr>
@@ -3043,15 +2932,13 @@
             </w:r>
             <w:r>
               <w:rPr>
-                <w:rFonts w:ascii="Calibri" w:hAnsi="Calibri" w:cs="Calibri"/>
                 <w:noProof/>
                 <w:webHidden/>
               </w:rPr>
-              <w:t>12</w:t>
-            </w:r>
-            <w:r>
-              <w:rPr>
-                <w:rFonts w:ascii="Calibri" w:hAnsi="Calibri" w:cs="Calibri"/>
+              <w:t>16</w:t>
+            </w:r>
+            <w:r>
+              <w:rPr>
                 <w:noProof/>
                 <w:webHidden/>
               </w:rPr>
@@ -3067,28 +2954,26 @@
               <w:tab w:val="right" w:leader="dot" w:pos="9016"/>
             </w:tabs>
             <w:rPr>
-              <w:rFonts w:ascii="Calibri" w:hAnsi="Calibri" w:cs="Calibri"/>
               <w:noProof/>
               <w:kern w:val="2"/>
-              <w:lang w:eastAsia="en-US"/>
+              <w:lang w:val="en-AU" w:eastAsia="en-AU"/>
               <w14:ligatures w14:val="standardContextual"/>
             </w:rPr>
           </w:pPr>
-          <w:hyperlink w:anchor="_Toc242960544" w:history="1">
+          <w:hyperlink w:anchor="_Toc243048310" w:history="1">
             <w:r>
               <w:rPr>
                 <w:rStyle w:val="Hyperlink"/>
-                <w:rFonts w:ascii="Calibri" w:hAnsi="Calibri" w:cs="Calibri"/>
+                <w:rFonts w:cs="Calibri"/>
                 <w:noProof/>
               </w:rPr>
               <w:t>07.</w:t>
             </w:r>
             <w:r>
               <w:rPr>
-                <w:rFonts w:ascii="Calibri" w:hAnsi="Calibri" w:cs="Calibri"/>
                 <w:noProof/>
                 <w:kern w:val="2"/>
-                <w:lang w:eastAsia="en-US"/>
+                <w:lang w:val="en-AU" w:eastAsia="en-AU"/>
                 <w14:ligatures w14:val="standardContextual"/>
               </w:rPr>
               <w:tab/>
@@ -3096,14 +2981,13 @@
             <w:r>
               <w:rPr>
                 <w:rStyle w:val="Hyperlink"/>
-                <w:rFonts w:ascii="Calibri" w:hAnsi="Calibri" w:cs="Calibri"/>
+                <w:rFonts w:cs="Calibri"/>
                 <w:noProof/>
               </w:rPr>
               <w:t>Group Contribution Evidence</w:t>
             </w:r>
             <w:r>
               <w:rPr>
-                <w:rFonts w:ascii="Calibri" w:hAnsi="Calibri" w:cs="Calibri"/>
                 <w:noProof/>
                 <w:webHidden/>
               </w:rPr>
@@ -3111,7 +2995,6 @@
             </w:r>
             <w:r>
               <w:rPr>
-                <w:rFonts w:ascii="Calibri" w:hAnsi="Calibri" w:cs="Calibri"/>
                 <w:noProof/>
                 <w:webHidden/>
               </w:rPr>
@@ -3119,22 +3002,19 @@
             </w:r>
             <w:r>
               <w:rPr>
-                <w:rFonts w:ascii="Calibri" w:hAnsi="Calibri" w:cs="Calibri"/>
                 <w:noProof/>
                 <w:webHidden/>
               </w:rPr>
-              <w:instrText xml:space="preserve"> PAGEREF _Toc242960544 \h </w:instrText>
-            </w:r>
-            <w:r>
-              <w:rPr>
-                <w:rFonts w:ascii="Calibri" w:hAnsi="Calibri" w:cs="Calibri"/>
+              <w:instrText xml:space="preserve"> PAGEREF _Toc243048310 \h </w:instrText>
+            </w:r>
+            <w:r>
+              <w:rPr>
                 <w:noProof/>
                 <w:webHidden/>
               </w:rPr>
             </w:r>
             <w:r>
               <w:rPr>
-                <w:rFonts w:ascii="Calibri" w:hAnsi="Calibri" w:cs="Calibri"/>
                 <w:noProof/>
                 <w:webHidden/>
               </w:rPr>
@@ -3142,15 +3022,13 @@
             </w:r>
             <w:r>
               <w:rPr>
-                <w:rFonts w:ascii="Calibri" w:hAnsi="Calibri" w:cs="Calibri"/>
                 <w:noProof/>
                 <w:webHidden/>
               </w:rPr>
-              <w:t>12</w:t>
-            </w:r>
-            <w:r>
-              <w:rPr>
-                <w:rFonts w:ascii="Calibri" w:hAnsi="Calibri" w:cs="Calibri"/>
+              <w:t>16</w:t>
+            </w:r>
+            <w:r>
+              <w:rPr>
                 <w:noProof/>
                 <w:webHidden/>
               </w:rPr>
@@ -3166,28 +3044,26 @@
               <w:tab w:val="right" w:leader="dot" w:pos="9016"/>
             </w:tabs>
             <w:rPr>
-              <w:rFonts w:ascii="Calibri" w:hAnsi="Calibri" w:cs="Calibri"/>
               <w:noProof/>
               <w:kern w:val="2"/>
-              <w:lang w:eastAsia="en-US"/>
+              <w:lang w:val="en-AU" w:eastAsia="en-AU"/>
               <w14:ligatures w14:val="standardContextual"/>
             </w:rPr>
           </w:pPr>
-          <w:hyperlink w:anchor="_Toc242960545" w:history="1">
+          <w:hyperlink w:anchor="_Toc243048311" w:history="1">
             <w:r>
               <w:rPr>
                 <w:rStyle w:val="Hyperlink"/>
-                <w:rFonts w:ascii="Calibri" w:hAnsi="Calibri" w:cs="Calibri"/>
+                <w:rFonts w:cs="Calibri"/>
                 <w:noProof/>
               </w:rPr>
               <w:t>08.</w:t>
             </w:r>
             <w:r>
               <w:rPr>
-                <w:rFonts w:ascii="Calibri" w:hAnsi="Calibri" w:cs="Calibri"/>
                 <w:noProof/>
                 <w:kern w:val="2"/>
-                <w:lang w:eastAsia="en-US"/>
+                <w:lang w:val="en-AU" w:eastAsia="en-AU"/>
                 <w14:ligatures w14:val="standardContextual"/>
               </w:rPr>
               <w:tab/>
@@ -3195,14 +3071,13 @@
             <w:r>
               <w:rPr>
                 <w:rStyle w:val="Hyperlink"/>
-                <w:rFonts w:ascii="Calibri" w:hAnsi="Calibri" w:cs="Calibri"/>
+                <w:rFonts w:cs="Calibri"/>
                 <w:noProof/>
               </w:rPr>
               <w:t>Conclusion</w:t>
             </w:r>
             <w:r>
               <w:rPr>
-                <w:rFonts w:ascii="Calibri" w:hAnsi="Calibri" w:cs="Calibri"/>
                 <w:noProof/>
                 <w:webHidden/>
               </w:rPr>
@@ -3210,7 +3085,6 @@
             </w:r>
             <w:r>
               <w:rPr>
-                <w:rFonts w:ascii="Calibri" w:hAnsi="Calibri" w:cs="Calibri"/>
                 <w:noProof/>
                 <w:webHidden/>
               </w:rPr>
@@ -3218,22 +3092,19 @@
             </w:r>
             <w:r>
               <w:rPr>
-                <w:rFonts w:ascii="Calibri" w:hAnsi="Calibri" w:cs="Calibri"/>
                 <w:noProof/>
                 <w:webHidden/>
               </w:rPr>
-              <w:instrText xml:space="preserve"> PAGEREF _Toc242960545 \h </w:instrText>
-            </w:r>
-            <w:r>
-              <w:rPr>
-                <w:rFonts w:ascii="Calibri" w:hAnsi="Calibri" w:cs="Calibri"/>
+              <w:instrText xml:space="preserve"> PAGEREF _Toc243048311 \h </w:instrText>
+            </w:r>
+            <w:r>
+              <w:rPr>
                 <w:noProof/>
                 <w:webHidden/>
               </w:rPr>
             </w:r>
             <w:r>
               <w:rPr>
-                <w:rFonts w:ascii="Calibri" w:hAnsi="Calibri" w:cs="Calibri"/>
                 <w:noProof/>
                 <w:webHidden/>
               </w:rPr>
@@ -3241,15 +3112,13 @@
             </w:r>
             <w:r>
               <w:rPr>
-                <w:rFonts w:ascii="Calibri" w:hAnsi="Calibri" w:cs="Calibri"/>
                 <w:noProof/>
                 <w:webHidden/>
               </w:rPr>
-              <w:t>12</w:t>
-            </w:r>
-            <w:r>
-              <w:rPr>
-                <w:rFonts w:ascii="Calibri" w:hAnsi="Calibri" w:cs="Calibri"/>
+              <w:t>16</w:t>
+            </w:r>
+            <w:r>
+              <w:rPr>
                 <w:noProof/>
                 <w:webHidden/>
               </w:rPr>
@@ -3264,25 +3133,23 @@
               <w:tab w:val="right" w:leader="dot" w:pos="9016"/>
             </w:tabs>
             <w:rPr>
-              <w:rFonts w:ascii="Calibri" w:hAnsi="Calibri" w:cs="Calibri"/>
               <w:noProof/>
               <w:kern w:val="2"/>
-              <w:lang w:eastAsia="en-US"/>
+              <w:lang w:val="en-AU" w:eastAsia="en-AU"/>
               <w14:ligatures w14:val="standardContextual"/>
             </w:rPr>
           </w:pPr>
-          <w:hyperlink w:anchor="_Toc242960546" w:history="1">
+          <w:hyperlink w:anchor="_Toc243048312" w:history="1">
             <w:r>
               <w:rPr>
                 <w:rStyle w:val="Hyperlink"/>
-                <w:rFonts w:ascii="Calibri" w:hAnsi="Calibri" w:cs="Calibri"/>
+                <w:rFonts w:cs="Calibri"/>
                 <w:noProof/>
               </w:rPr>
               <w:t>References</w:t>
             </w:r>
             <w:r>
               <w:rPr>
-                <w:rFonts w:ascii="Calibri" w:hAnsi="Calibri" w:cs="Calibri"/>
                 <w:noProof/>
                 <w:webHidden/>
               </w:rPr>
@@ -3290,7 +3157,6 @@
             </w:r>
             <w:r>
               <w:rPr>
-                <w:rFonts w:ascii="Calibri" w:hAnsi="Calibri" w:cs="Calibri"/>
                 <w:noProof/>
                 <w:webHidden/>
               </w:rPr>
@@ -3298,22 +3164,19 @@
             </w:r>
             <w:r>
               <w:rPr>
-                <w:rFonts w:ascii="Calibri" w:hAnsi="Calibri" w:cs="Calibri"/>
                 <w:noProof/>
                 <w:webHidden/>
               </w:rPr>
-              <w:instrText xml:space="preserve"> PAGEREF _Toc242960546 \h </w:instrText>
-            </w:r>
-            <w:r>
-              <w:rPr>
-                <w:rFonts w:ascii="Calibri" w:hAnsi="Calibri" w:cs="Calibri"/>
+              <w:instrText xml:space="preserve"> PAGEREF _Toc243048312 \h </w:instrText>
+            </w:r>
+            <w:r>
+              <w:rPr>
                 <w:noProof/>
                 <w:webHidden/>
               </w:rPr>
             </w:r>
             <w:r>
               <w:rPr>
-                <w:rFonts w:ascii="Calibri" w:hAnsi="Calibri" w:cs="Calibri"/>
                 <w:noProof/>
                 <w:webHidden/>
               </w:rPr>
@@ -3321,15 +3184,13 @@
             </w:r>
             <w:r>
               <w:rPr>
-                <w:rFonts w:ascii="Calibri" w:hAnsi="Calibri" w:cs="Calibri"/>
                 <w:noProof/>
                 <w:webHidden/>
               </w:rPr>
-              <w:t>12</w:t>
-            </w:r>
-            <w:r>
-              <w:rPr>
-                <w:rFonts w:ascii="Calibri" w:hAnsi="Calibri" w:cs="Calibri"/>
+              <w:t>16</w:t>
+            </w:r>
+            <w:r>
+              <w:rPr>
                 <w:noProof/>
                 <w:webHidden/>
               </w:rPr>
@@ -3344,25 +3205,23 @@
               <w:tab w:val="right" w:leader="dot" w:pos="9016"/>
             </w:tabs>
             <w:rPr>
-              <w:rFonts w:ascii="Calibri" w:hAnsi="Calibri" w:cs="Calibri"/>
               <w:noProof/>
               <w:kern w:val="2"/>
-              <w:lang w:eastAsia="en-US"/>
+              <w:lang w:val="en-AU" w:eastAsia="en-AU"/>
               <w14:ligatures w14:val="standardContextual"/>
             </w:rPr>
           </w:pPr>
-          <w:hyperlink w:anchor="_Toc242960547" w:history="1">
+          <w:hyperlink w:anchor="_Toc243048313" w:history="1">
             <w:r>
               <w:rPr>
                 <w:rStyle w:val="Hyperlink"/>
-                <w:rFonts w:ascii="Calibri" w:hAnsi="Calibri" w:cs="Calibri"/>
+                <w:rFonts w:cs="Calibri"/>
                 <w:noProof/>
               </w:rPr>
               <w:t>Appendices</w:t>
             </w:r>
             <w:r>
               <w:rPr>
-                <w:rFonts w:ascii="Calibri" w:hAnsi="Calibri" w:cs="Calibri"/>
                 <w:noProof/>
                 <w:webHidden/>
               </w:rPr>
@@ -3370,7 +3229,6 @@
             </w:r>
             <w:r>
               <w:rPr>
-                <w:rFonts w:ascii="Calibri" w:hAnsi="Calibri" w:cs="Calibri"/>
                 <w:noProof/>
                 <w:webHidden/>
               </w:rPr>
@@ -3378,22 +3236,19 @@
             </w:r>
             <w:r>
               <w:rPr>
-                <w:rFonts w:ascii="Calibri" w:hAnsi="Calibri" w:cs="Calibri"/>
                 <w:noProof/>
                 <w:webHidden/>
               </w:rPr>
-              <w:instrText xml:space="preserve"> PAGEREF _Toc242960547 \h </w:instrText>
-            </w:r>
-            <w:r>
-              <w:rPr>
-                <w:rFonts w:ascii="Calibri" w:hAnsi="Calibri" w:cs="Calibri"/>
+              <w:instrText xml:space="preserve"> PAGEREF _Toc243048313 \h </w:instrText>
+            </w:r>
+            <w:r>
+              <w:rPr>
                 <w:noProof/>
                 <w:webHidden/>
               </w:rPr>
             </w:r>
             <w:r>
               <w:rPr>
-                <w:rFonts w:ascii="Calibri" w:hAnsi="Calibri" w:cs="Calibri"/>
                 <w:noProof/>
                 <w:webHidden/>
               </w:rPr>
@@ -3401,15 +3256,13 @@
             </w:r>
             <w:r>
               <w:rPr>
-                <w:rFonts w:ascii="Calibri" w:hAnsi="Calibri" w:cs="Calibri"/>
                 <w:noProof/>
                 <w:webHidden/>
               </w:rPr>
-              <w:t>14</w:t>
-            </w:r>
-            <w:r>
-              <w:rPr>
-                <w:rFonts w:ascii="Calibri" w:hAnsi="Calibri" w:cs="Calibri"/>
+              <w:t>18</w:t>
+            </w:r>
+            <w:r>
+              <w:rPr>
                 <w:noProof/>
                 <w:webHidden/>
               </w:rPr>
@@ -3424,25 +3277,23 @@
               <w:tab w:val="right" w:leader="dot" w:pos="9016"/>
             </w:tabs>
             <w:rPr>
-              <w:rFonts w:ascii="Calibri" w:hAnsi="Calibri" w:cs="Calibri"/>
               <w:noProof/>
               <w:kern w:val="2"/>
-              <w:lang w:eastAsia="en-US"/>
+              <w:lang w:val="en-AU" w:eastAsia="en-AU"/>
               <w14:ligatures w14:val="standardContextual"/>
             </w:rPr>
           </w:pPr>
-          <w:hyperlink w:anchor="_Toc242960548" w:history="1">
+          <w:hyperlink w:anchor="_Toc243048314" w:history="1">
             <w:r>
               <w:rPr>
                 <w:rStyle w:val="Hyperlink"/>
-                <w:rFonts w:ascii="Calibri" w:hAnsi="Calibri" w:cs="Calibri"/>
+                <w:rFonts w:cs="Calibri"/>
                 <w:noProof/>
               </w:rPr>
               <w:t>Appendix A - Requirements traceability matrix</w:t>
             </w:r>
             <w:r>
               <w:rPr>
-                <w:rFonts w:ascii="Calibri" w:hAnsi="Calibri" w:cs="Calibri"/>
                 <w:noProof/>
                 <w:webHidden/>
               </w:rPr>
@@ -3450,7 +3301,6 @@
             </w:r>
             <w:r>
               <w:rPr>
-                <w:rFonts w:ascii="Calibri" w:hAnsi="Calibri" w:cs="Calibri"/>
                 <w:noProof/>
                 <w:webHidden/>
               </w:rPr>
@@ -3458,22 +3308,19 @@
             </w:r>
             <w:r>
               <w:rPr>
-                <w:rFonts w:ascii="Calibri" w:hAnsi="Calibri" w:cs="Calibri"/>
                 <w:noProof/>
                 <w:webHidden/>
               </w:rPr>
-              <w:instrText xml:space="preserve"> PAGEREF _Toc242960548 \h </w:instrText>
-            </w:r>
-            <w:r>
-              <w:rPr>
-                <w:rFonts w:ascii="Calibri" w:hAnsi="Calibri" w:cs="Calibri"/>
+              <w:instrText xml:space="preserve"> PAGEREF _Toc243048314 \h </w:instrText>
+            </w:r>
+            <w:r>
+              <w:rPr>
                 <w:noProof/>
                 <w:webHidden/>
               </w:rPr>
             </w:r>
             <w:r>
               <w:rPr>
-                <w:rFonts w:ascii="Calibri" w:hAnsi="Calibri" w:cs="Calibri"/>
                 <w:noProof/>
                 <w:webHidden/>
               </w:rPr>
@@ -3481,15 +3328,13 @@
             </w:r>
             <w:r>
               <w:rPr>
-                <w:rFonts w:ascii="Calibri" w:hAnsi="Calibri" w:cs="Calibri"/>
                 <w:noProof/>
                 <w:webHidden/>
               </w:rPr>
-              <w:t>14</w:t>
-            </w:r>
-            <w:r>
-              <w:rPr>
-                <w:rFonts w:ascii="Calibri" w:hAnsi="Calibri" w:cs="Calibri"/>
+              <w:t>18</w:t>
+            </w:r>
+            <w:r>
+              <w:rPr>
                 <w:noProof/>
                 <w:webHidden/>
               </w:rPr>
@@ -3504,25 +3349,23 @@
               <w:tab w:val="right" w:leader="dot" w:pos="9016"/>
             </w:tabs>
             <w:rPr>
-              <w:rFonts w:ascii="Calibri" w:hAnsi="Calibri" w:cs="Calibri"/>
               <w:noProof/>
               <w:kern w:val="2"/>
-              <w:lang w:eastAsia="en-US"/>
+              <w:lang w:val="en-AU" w:eastAsia="en-AU"/>
               <w14:ligatures w14:val="standardContextual"/>
             </w:rPr>
           </w:pPr>
-          <w:hyperlink w:anchor="_Toc242960549" w:history="1">
+          <w:hyperlink w:anchor="_Toc243048315" w:history="1">
             <w:r>
               <w:rPr>
                 <w:rStyle w:val="Hyperlink"/>
-                <w:rFonts w:ascii="Calibri" w:hAnsi="Calibri" w:cs="Calibri"/>
+                <w:rFonts w:cs="Calibri"/>
                 <w:noProof/>
               </w:rPr>
-              <w:t>Appendix B - Low-fidelity wireframes and sketches</w:t>
-            </w:r>
-            <w:r>
-              <w:rPr>
-                <w:rFonts w:ascii="Calibri" w:hAnsi="Calibri" w:cs="Calibri"/>
+              <w:t>Appendix B - Validation test record sheet</w:t>
+            </w:r>
+            <w:r>
+              <w:rPr>
                 <w:noProof/>
                 <w:webHidden/>
               </w:rPr>
@@ -3530,7 +3373,6 @@
             </w:r>
             <w:r>
               <w:rPr>
-                <w:rFonts w:ascii="Calibri" w:hAnsi="Calibri" w:cs="Calibri"/>
                 <w:noProof/>
                 <w:webHidden/>
               </w:rPr>
@@ -3538,22 +3380,19 @@
             </w:r>
             <w:r>
               <w:rPr>
-                <w:rFonts w:ascii="Calibri" w:hAnsi="Calibri" w:cs="Calibri"/>
                 <w:noProof/>
                 <w:webHidden/>
               </w:rPr>
-              <w:instrText xml:space="preserve"> PAGEREF _Toc242960549 \h </w:instrText>
-            </w:r>
-            <w:r>
-              <w:rPr>
-                <w:rFonts w:ascii="Calibri" w:hAnsi="Calibri" w:cs="Calibri"/>
+              <w:instrText xml:space="preserve"> PAGEREF _Toc243048315 \h </w:instrText>
+            </w:r>
+            <w:r>
+              <w:rPr>
                 <w:noProof/>
                 <w:webHidden/>
               </w:rPr>
             </w:r>
             <w:r>
               <w:rPr>
-                <w:rFonts w:ascii="Calibri" w:hAnsi="Calibri" w:cs="Calibri"/>
                 <w:noProof/>
                 <w:webHidden/>
               </w:rPr>
@@ -3561,15 +3400,13 @@
             </w:r>
             <w:r>
               <w:rPr>
-                <w:rFonts w:ascii="Calibri" w:hAnsi="Calibri" w:cs="Calibri"/>
                 <w:noProof/>
                 <w:webHidden/>
               </w:rPr>
-              <w:t>15</w:t>
-            </w:r>
-            <w:r>
-              <w:rPr>
-                <w:rFonts w:ascii="Calibri" w:hAnsi="Calibri" w:cs="Calibri"/>
+              <w:t>19</w:t>
+            </w:r>
+            <w:r>
+              <w:rPr>
                 <w:noProof/>
                 <w:webHidden/>
               </w:rPr>
@@ -3584,25 +3421,23 @@
               <w:tab w:val="right" w:leader="dot" w:pos="9016"/>
             </w:tabs>
             <w:rPr>
-              <w:rFonts w:ascii="Calibri" w:hAnsi="Calibri" w:cs="Calibri"/>
               <w:noProof/>
               <w:kern w:val="2"/>
-              <w:lang w:eastAsia="en-US"/>
+              <w:lang w:val="en-AU" w:eastAsia="en-AU"/>
               <w14:ligatures w14:val="standardContextual"/>
             </w:rPr>
           </w:pPr>
-          <w:hyperlink w:anchor="_Toc242960550" w:history="1">
+          <w:hyperlink w:anchor="_Toc243048316" w:history="1">
             <w:r>
               <w:rPr>
                 <w:rStyle w:val="Hyperlink"/>
-                <w:rFonts w:ascii="Calibri" w:hAnsi="Calibri" w:cs="Calibri"/>
+                <w:rFonts w:cs="Calibri"/>
                 <w:noProof/>
               </w:rPr>
-              <w:t>Appendix C - Validation test record sheet</w:t>
-            </w:r>
-            <w:r>
-              <w:rPr>
-                <w:rFonts w:ascii="Calibri" w:hAnsi="Calibri" w:cs="Calibri"/>
+              <w:t>Appendix C - Links</w:t>
+            </w:r>
+            <w:r>
+              <w:rPr>
                 <w:noProof/>
                 <w:webHidden/>
               </w:rPr>
@@ -3610,7 +3445,6 @@
             </w:r>
             <w:r>
               <w:rPr>
-                <w:rFonts w:ascii="Calibri" w:hAnsi="Calibri" w:cs="Calibri"/>
                 <w:noProof/>
                 <w:webHidden/>
               </w:rPr>
@@ -3618,22 +3452,19 @@
             </w:r>
             <w:r>
               <w:rPr>
-                <w:rFonts w:ascii="Calibri" w:hAnsi="Calibri" w:cs="Calibri"/>
                 <w:noProof/>
                 <w:webHidden/>
               </w:rPr>
-              <w:instrText xml:space="preserve"> PAGEREF _Toc242960550 \h </w:instrText>
-            </w:r>
-            <w:r>
-              <w:rPr>
-                <w:rFonts w:ascii="Calibri" w:hAnsi="Calibri" w:cs="Calibri"/>
+              <w:instrText xml:space="preserve"> PAGEREF _Toc243048316 \h </w:instrText>
+            </w:r>
+            <w:r>
+              <w:rPr>
                 <w:noProof/>
                 <w:webHidden/>
               </w:rPr>
             </w:r>
             <w:r>
               <w:rPr>
-                <w:rFonts w:ascii="Calibri" w:hAnsi="Calibri" w:cs="Calibri"/>
                 <w:noProof/>
                 <w:webHidden/>
               </w:rPr>
@@ -3641,95 +3472,13 @@
             </w:r>
             <w:r>
               <w:rPr>
-                <w:rFonts w:ascii="Calibri" w:hAnsi="Calibri" w:cs="Calibri"/>
                 <w:noProof/>
                 <w:webHidden/>
               </w:rPr>
-              <w:t>15</w:t>
-            </w:r>
-            <w:r>
-              <w:rPr>
-                <w:rFonts w:ascii="Calibri" w:hAnsi="Calibri" w:cs="Calibri"/>
-                <w:noProof/>
-                <w:webHidden/>
-              </w:rPr>
-              <w:fldChar w:fldCharType="end"/>
-            </w:r>
-          </w:hyperlink>
-        </w:p>
-        <w:p>
-          <w:pPr>
-            <w:pStyle w:val="TOC2"/>
-            <w:tabs>
-              <w:tab w:val="right" w:leader="dot" w:pos="9016"/>
-            </w:tabs>
-            <w:rPr>
-              <w:rFonts w:ascii="Calibri" w:hAnsi="Calibri" w:cs="Calibri"/>
-              <w:noProof/>
-              <w:kern w:val="2"/>
-              <w:lang w:eastAsia="en-US"/>
-              <w14:ligatures w14:val="standardContextual"/>
-            </w:rPr>
-          </w:pPr>
-          <w:hyperlink w:anchor="_Toc242960551" w:history="1">
-            <w:r>
-              <w:rPr>
-                <w:rStyle w:val="Hyperlink"/>
-                <w:rFonts w:ascii="Calibri" w:hAnsi="Calibri" w:cs="Calibri"/>
-                <w:noProof/>
-              </w:rPr>
-              <w:t>Appendix D - Links</w:t>
-            </w:r>
-            <w:r>
-              <w:rPr>
-                <w:rFonts w:ascii="Calibri" w:hAnsi="Calibri" w:cs="Calibri"/>
-                <w:noProof/>
-                <w:webHidden/>
-              </w:rPr>
-              <w:tab/>
-            </w:r>
-            <w:r>
-              <w:rPr>
-                <w:rFonts w:ascii="Calibri" w:hAnsi="Calibri" w:cs="Calibri"/>
-                <w:noProof/>
-                <w:webHidden/>
-              </w:rPr>
-              <w:fldChar w:fldCharType="begin"/>
-            </w:r>
-            <w:r>
-              <w:rPr>
-                <w:rFonts w:ascii="Calibri" w:hAnsi="Calibri" w:cs="Calibri"/>
-                <w:noProof/>
-                <w:webHidden/>
-              </w:rPr>
-              <w:instrText xml:space="preserve"> PAGEREF _Toc242960551 \h </w:instrText>
-            </w:r>
-            <w:r>
-              <w:rPr>
-                <w:rFonts w:ascii="Calibri" w:hAnsi="Calibri" w:cs="Calibri"/>
-                <w:noProof/>
-                <w:webHidden/>
-              </w:rPr>
-            </w:r>
-            <w:r>
-              <w:rPr>
-                <w:rFonts w:ascii="Calibri" w:hAnsi="Calibri" w:cs="Calibri"/>
-                <w:noProof/>
-                <w:webHidden/>
-              </w:rPr>
-              <w:fldChar w:fldCharType="separate"/>
-            </w:r>
-            <w:r>
-              <w:rPr>
-                <w:rFonts w:ascii="Calibri" w:hAnsi="Calibri" w:cs="Calibri"/>
-                <w:noProof/>
-                <w:webHidden/>
-              </w:rPr>
-              <w:t>15</w:t>
-            </w:r>
-            <w:r>
-              <w:rPr>
-                <w:rFonts w:ascii="Calibri" w:hAnsi="Calibri" w:cs="Calibri"/>
+              <w:t>19</w:t>
+            </w:r>
+            <w:r>
+              <w:rPr>
                 <w:noProof/>
                 <w:webHidden/>
               </w:rPr>
@@ -3762,6 +3511,7 @@
           <w:rFonts w:cs="Calibri"/>
         </w:rPr>
       </w:pPr>
+      <w:bookmarkStart w:id="1" w:name="_Toc243048287"/>
       <w:r>
         <w:rPr>
           <w:rFonts w:cs="Calibri"/>
@@ -3769,8 +3519,8 @@
         <w:lastRenderedPageBreak/>
         <w:t>Table of Figures</w:t>
       </w:r>
+      <w:bookmarkEnd w:id="1"/>
     </w:p>
-    <w:bookmarkStart w:id="1" w:name="_Toc242960522"/>
     <w:p>
       <w:pPr>
         <w:pStyle w:val="TableofFigures"/>
@@ -4415,13 +4165,14 @@
         <w:lastRenderedPageBreak/>
         <w:fldChar w:fldCharType="end"/>
       </w:r>
+      <w:bookmarkStart w:id="2" w:name="_Toc243048288"/>
       <w:r>
         <w:rPr>
           <w:rFonts w:cs="Calibri"/>
         </w:rPr>
         <w:t>Introduction</w:t>
       </w:r>
-      <w:bookmarkEnd w:id="1"/>
+      <w:bookmarkEnd w:id="2"/>
     </w:p>
     <w:p>
       <w:pPr>
@@ -4434,14 +4185,14 @@
           <w:rFonts w:cs="Calibri"/>
         </w:rPr>
       </w:pPr>
-      <w:bookmarkStart w:id="2" w:name="_Toc242960523"/>
+      <w:bookmarkStart w:id="3" w:name="_Toc243048289"/>
       <w:r>
         <w:rPr>
           <w:rFonts w:cs="Calibri"/>
         </w:rPr>
         <w:t>Project Context</w:t>
       </w:r>
-      <w:bookmarkEnd w:id="2"/>
+      <w:bookmarkEnd w:id="3"/>
     </w:p>
     <w:p>
       <w:pPr>
@@ -4643,14 +4394,14 @@
           <w:rFonts w:cs="Calibri"/>
         </w:rPr>
       </w:pPr>
-      <w:bookmarkStart w:id="3" w:name="_Toc242960524"/>
+      <w:bookmarkStart w:id="4" w:name="_Toc243048290"/>
       <w:r>
         <w:rPr>
           <w:rFonts w:cs="Calibri"/>
         </w:rPr>
         <w:t>Target Users</w:t>
       </w:r>
-      <w:bookmarkEnd w:id="3"/>
+      <w:bookmarkEnd w:id="4"/>
     </w:p>
     <w:p>
       <w:pPr>
@@ -4757,14 +4508,14 @@
           <w:rFonts w:cs="Calibri"/>
         </w:rPr>
       </w:pPr>
-      <w:bookmarkStart w:id="4" w:name="_Toc242960525"/>
+      <w:bookmarkStart w:id="5" w:name="_Toc243048291"/>
       <w:r>
         <w:rPr>
           <w:rFonts w:cs="Calibri"/>
         </w:rPr>
         <w:t>Design Goals</w:t>
       </w:r>
-      <w:bookmarkEnd w:id="4"/>
+      <w:bookmarkEnd w:id="5"/>
     </w:p>
     <w:p>
       <w:pPr>
@@ -5865,14 +5616,14 @@
           <w:rFonts w:cs="Calibri"/>
         </w:rPr>
       </w:pPr>
-      <w:bookmarkStart w:id="5" w:name="_Toc242960526"/>
+      <w:bookmarkStart w:id="6" w:name="_Toc243048292"/>
       <w:r>
         <w:rPr>
           <w:rFonts w:cs="Calibri"/>
         </w:rPr>
         <w:t>Design Process</w:t>
       </w:r>
-      <w:bookmarkEnd w:id="5"/>
+      <w:bookmarkEnd w:id="6"/>
     </w:p>
     <w:p>
       <w:pPr>
@@ -5881,14 +5632,14 @@
           <w:rFonts w:cs="Calibri"/>
         </w:rPr>
       </w:pPr>
-      <w:bookmarkStart w:id="6" w:name="_Toc242960527"/>
+      <w:bookmarkStart w:id="7" w:name="_Toc243048293"/>
       <w:r>
         <w:rPr>
           <w:rFonts w:cs="Calibri"/>
         </w:rPr>
         <w:t>2.1 Methodology</w:t>
       </w:r>
-      <w:bookmarkEnd w:id="6"/>
+      <w:bookmarkEnd w:id="7"/>
     </w:p>
     <w:p>
       <w:pPr>
@@ -5994,7 +5745,7 @@
           <w:rFonts w:cs="Calibri"/>
         </w:rPr>
       </w:pPr>
-      <w:bookmarkStart w:id="7" w:name="_Toc242960528"/>
+      <w:bookmarkStart w:id="8" w:name="_Toc243048294"/>
       <w:r>
         <w:rPr>
           <w:rFonts w:cs="Calibri"/>
@@ -6007,7 +5758,7 @@
         </w:rPr>
         <w:t>Analyzing the existing design</w:t>
       </w:r>
-      <w:bookmarkEnd w:id="7"/>
+      <w:bookmarkEnd w:id="8"/>
     </w:p>
     <w:p>
       <w:pPr>
@@ -6507,7 +6258,7 @@
           <w:lang w:eastAsia="en-US"/>
         </w:rPr>
       </w:pPr>
-      <w:bookmarkStart w:id="8" w:name="_Toc242960616"/>
+      <w:bookmarkStart w:id="9" w:name="_Toc242960616"/>
       <w:r>
         <w:rPr>
           <w:rFonts w:ascii="Calibri" w:hAnsi="Calibri" w:cs="Calibri"/>
@@ -6557,7 +6308,7 @@
         </w:rPr>
         <w:t>UI</w:t>
       </w:r>
-      <w:bookmarkEnd w:id="8"/>
+      <w:bookmarkEnd w:id="9"/>
     </w:p>
     <w:p>
       <w:pPr>
@@ -6574,7 +6325,7 @@
           <w:rFonts w:cs="Calibri"/>
         </w:rPr>
       </w:pPr>
-      <w:bookmarkStart w:id="9" w:name="_Toc242960529"/>
+      <w:bookmarkStart w:id="10" w:name="_Toc243048295"/>
       <w:r>
         <w:rPr>
           <w:rFonts w:cs="Calibri"/>
@@ -6599,7 +6350,7 @@
         </w:rPr>
         <w:t>From findings to requirements</w:t>
       </w:r>
-      <w:bookmarkEnd w:id="9"/>
+      <w:bookmarkEnd w:id="10"/>
     </w:p>
     <w:p>
       <w:pPr>
@@ -8218,7 +7969,7 @@
           <w:rFonts w:cs="Calibri"/>
         </w:rPr>
       </w:pPr>
-      <w:bookmarkStart w:id="10" w:name="_Toc242960530"/>
+      <w:bookmarkStart w:id="11" w:name="_Toc243048296"/>
       <w:r>
         <w:rPr>
           <w:rFonts w:cs="Calibri"/>
@@ -8231,7 +7982,7 @@
         </w:rPr>
         <w:t>Ideation and Iteration</w:t>
       </w:r>
-      <w:bookmarkEnd w:id="10"/>
+      <w:bookmarkEnd w:id="11"/>
       <w:r>
         <w:rPr>
           <w:rFonts w:cs="Calibri"/>
@@ -8765,7 +8516,7 @@
           <w:szCs w:val="20"/>
         </w:rPr>
       </w:pPr>
-      <w:bookmarkStart w:id="11" w:name="_Toc242960617"/>
+      <w:bookmarkStart w:id="12" w:name="_Toc242960617"/>
       <w:r>
         <w:rPr>
           <w:rFonts w:ascii="Calibri" w:hAnsi="Calibri" w:cs="Calibri"/>
@@ -8818,7 +8569,7 @@
         </w:rPr>
         <w:t xml:space="preserve"> Iteration 1 low-fidelity wireframes</w:t>
       </w:r>
-      <w:bookmarkEnd w:id="11"/>
+      <w:bookmarkEnd w:id="12"/>
     </w:p>
     <w:p>
       <w:pPr>
@@ -9329,7 +9080,7 @@
           <w:rFonts w:cs="Calibri"/>
         </w:rPr>
       </w:pPr>
-      <w:bookmarkStart w:id="12" w:name="_Toc242960531"/>
+      <w:bookmarkStart w:id="13" w:name="_Toc243048297"/>
       <w:r>
         <w:rPr>
           <w:rFonts w:cs="Calibri"/>
@@ -9342,7 +9093,7 @@
         </w:rPr>
         <w:t>Collaboration</w:t>
       </w:r>
-      <w:bookmarkEnd w:id="12"/>
+      <w:bookmarkEnd w:id="13"/>
     </w:p>
     <w:p>
       <w:pPr>
@@ -9379,7 +9130,27 @@
           <w:szCs w:val="22"/>
           <w:lang w:eastAsia="en-US"/>
         </w:rPr>
-        <w:t xml:space="preserve">and Word for assembling everything together. All the members had their own branches and made pull requests for changes approved by other members; work was done using GitHub Issues. Decisions were taken and documented in the meetings. </w:t>
+        <w:t xml:space="preserve">and </w:t>
+      </w:r>
+      <w:proofErr w:type="gramStart"/>
+      <w:r>
+        <w:rPr>
+          <w:rFonts w:ascii="Calibri" w:hAnsi="Calibri" w:cs="Calibri"/>
+          <w:sz w:val="22"/>
+          <w:szCs w:val="22"/>
+          <w:lang w:eastAsia="en-US"/>
+        </w:rPr>
+        <w:t>Word</w:t>
+      </w:r>
+      <w:proofErr w:type="gramEnd"/>
+      <w:r>
+        <w:rPr>
+          <w:rFonts w:ascii="Calibri" w:hAnsi="Calibri" w:cs="Calibri"/>
+          <w:sz w:val="22"/>
+          <w:szCs w:val="22"/>
+          <w:lang w:eastAsia="en-US"/>
+        </w:rPr>
+        <w:t xml:space="preserve"> for assembling everything together. All the members had their own branches and made pull requests for changes approved by other members; work was done using GitHub Issues. Decisions were taken and documented in the meetings. </w:t>
       </w:r>
     </w:p>
     <w:p>
@@ -9458,14 +9229,14 @@
           <w:rFonts w:cs="Calibri"/>
         </w:rPr>
       </w:pPr>
-      <w:bookmarkStart w:id="13" w:name="_Toc242960532"/>
+      <w:bookmarkStart w:id="14" w:name="_Toc243048298"/>
       <w:r>
         <w:rPr>
           <w:rFonts w:cs="Calibri"/>
         </w:rPr>
         <w:t>Design Rationale</w:t>
       </w:r>
-      <w:bookmarkEnd w:id="13"/>
+      <w:bookmarkEnd w:id="14"/>
     </w:p>
     <w:p>
       <w:pPr>
@@ -12349,7 +12120,7 @@
           <w:rFonts w:cs="Calibri"/>
         </w:rPr>
       </w:pPr>
-      <w:bookmarkStart w:id="14" w:name="_Toc242960533"/>
+      <w:bookmarkStart w:id="15" w:name="_Toc243048299"/>
       <w:r>
         <w:rPr>
           <w:rFonts w:cs="Calibri"/>
@@ -12357,7 +12128,7 @@
         <w:lastRenderedPageBreak/>
         <w:t>User Interface Design</w:t>
       </w:r>
-      <w:bookmarkEnd w:id="14"/>
+      <w:bookmarkEnd w:id="15"/>
     </w:p>
     <w:p>
       <w:pPr>
@@ -12376,7 +12147,27 @@
           <w:szCs w:val="22"/>
           <w:lang w:eastAsia="en-US"/>
         </w:rPr>
-        <w:t>The following section provides the final high fidelity screens (v3). The navigation system still consists of five bottom tabs that have labels. Each task screen has a back button on the left side and a help button on the right side; all other functions are hidden under "More".</w:t>
+        <w:t xml:space="preserve">The following section provides the final </w:t>
+      </w:r>
+      <w:proofErr w:type="gramStart"/>
+      <w:r>
+        <w:rPr>
+          <w:rFonts w:ascii="Calibri" w:hAnsi="Calibri" w:cs="Calibri"/>
+          <w:sz w:val="22"/>
+          <w:szCs w:val="22"/>
+          <w:lang w:eastAsia="en-US"/>
+        </w:rPr>
+        <w:t>high fidelity</w:t>
+      </w:r>
+      <w:proofErr w:type="gramEnd"/>
+      <w:r>
+        <w:rPr>
+          <w:rFonts w:ascii="Calibri" w:hAnsi="Calibri" w:cs="Calibri"/>
+          <w:sz w:val="22"/>
+          <w:szCs w:val="22"/>
+          <w:lang w:eastAsia="en-US"/>
+        </w:rPr>
+        <w:t xml:space="preserve"> screens (v3). The navigation system still consists of five bottom tabs that have labels. Each task screen has a back button on the left side and a help button on the right side; all other functions are hidden under "More".</w:t>
       </w:r>
     </w:p>
     <w:p>
@@ -12386,7 +12177,7 @@
           <w:rFonts w:cs="Calibri"/>
         </w:rPr>
       </w:pPr>
-      <w:bookmarkStart w:id="15" w:name="_Toc242960534"/>
+      <w:bookmarkStart w:id="16" w:name="_Toc243048300"/>
       <w:r>
         <w:rPr>
           <w:rFonts w:cs="Calibri"/>
@@ -12399,7 +12190,7 @@
         </w:rPr>
         <w:t>Home, transfer and help</w:t>
       </w:r>
-      <w:bookmarkEnd w:id="15"/>
+      <w:bookmarkEnd w:id="16"/>
     </w:p>
     <w:p>
       <w:pPr>
@@ -12600,7 +12391,7 @@
           <w:lang w:eastAsia="en-US"/>
         </w:rPr>
       </w:pPr>
-      <w:bookmarkStart w:id="16" w:name="_Toc242960618"/>
+      <w:bookmarkStart w:id="17" w:name="_Toc242960618"/>
       <w:r>
         <w:rPr>
           <w:rFonts w:ascii="Calibri" w:hAnsi="Calibri" w:cs="Calibri"/>
@@ -12650,7 +12441,7 @@
         </w:rPr>
         <w:t xml:space="preserve"> Redesigned home screen, bank transfer screen and Binance AI help screen</w:t>
       </w:r>
-      <w:bookmarkEnd w:id="16"/>
+      <w:bookmarkEnd w:id="17"/>
     </w:p>
     <w:p>
       <w:pPr>
@@ -12697,7 +12488,7 @@
           <w:rFonts w:cs="Calibri"/>
         </w:rPr>
       </w:pPr>
-      <w:bookmarkStart w:id="17" w:name="_Toc242960535"/>
+      <w:bookmarkStart w:id="18" w:name="_Toc243048301"/>
       <w:r>
         <w:rPr>
           <w:noProof/>
@@ -12888,7 +12679,7 @@
         </w:rPr>
         <w:t>4.2 Buy flow</w:t>
       </w:r>
-      <w:bookmarkEnd w:id="17"/>
+      <w:bookmarkEnd w:id="18"/>
     </w:p>
     <w:p>
       <w:pPr>
@@ -12908,7 +12699,7 @@
           <w:szCs w:val="20"/>
         </w:rPr>
       </w:pPr>
-      <w:bookmarkStart w:id="18" w:name="_Toc242960619"/>
+      <w:bookmarkStart w:id="19" w:name="_Toc242960619"/>
       <w:r>
         <w:rPr>
           <w:rFonts w:ascii="Calibri" w:hAnsi="Calibri" w:cs="Calibri"/>
@@ -12976,7 +12767,7 @@
         </w:rPr>
         <w:t>Buy flow</w:t>
       </w:r>
-      <w:bookmarkEnd w:id="18"/>
+      <w:bookmarkEnd w:id="19"/>
     </w:p>
     <w:p>
       <w:pPr>
@@ -13025,7 +12816,7 @@
           <w:rFonts w:cs="Calibri"/>
         </w:rPr>
       </w:pPr>
-      <w:bookmarkStart w:id="19" w:name="_Toc242960536"/>
+      <w:bookmarkStart w:id="20" w:name="_Toc243048302"/>
       <w:r>
         <w:rPr>
           <w:rFonts w:cs="Calibri"/>
@@ -13045,7 +12836,7 @@
         </w:rPr>
         <w:t xml:space="preserve"> Sell flow</w:t>
       </w:r>
-      <w:bookmarkEnd w:id="19"/>
+      <w:bookmarkEnd w:id="20"/>
     </w:p>
     <w:p>
       <w:pPr>
@@ -13264,7 +13055,7 @@
           <w:lang w:eastAsia="en-US"/>
         </w:rPr>
       </w:pPr>
-      <w:bookmarkStart w:id="20" w:name="_Toc242960620"/>
+      <w:bookmarkStart w:id="21" w:name="_Toc242960620"/>
       <w:r>
         <w:rPr>
           <w:rFonts w:ascii="Calibri" w:hAnsi="Calibri" w:cs="Calibri"/>
@@ -13308,7 +13099,7 @@
         </w:rPr>
         <w:t>: Redesigned Sell Flow</w:t>
       </w:r>
-      <w:bookmarkEnd w:id="20"/>
+      <w:bookmarkEnd w:id="21"/>
     </w:p>
     <w:p>
       <w:pPr>
@@ -13342,14 +13133,14 @@
           <w:rFonts w:cs="Calibri"/>
         </w:rPr>
       </w:pPr>
-      <w:bookmarkStart w:id="21" w:name="_Toc242960537"/>
+      <w:bookmarkStart w:id="22" w:name="_Toc243048303"/>
       <w:r>
         <w:rPr>
           <w:rFonts w:cs="Calibri"/>
         </w:rPr>
         <w:t>Usability Evaluation</w:t>
       </w:r>
-      <w:bookmarkEnd w:id="21"/>
+      <w:bookmarkEnd w:id="22"/>
     </w:p>
     <w:p>
       <w:pPr>
@@ -13361,7 +13152,7 @@
           <w:rFonts w:cs="Calibri"/>
         </w:rPr>
       </w:pPr>
-      <w:bookmarkStart w:id="22" w:name="_Toc242960538"/>
+      <w:bookmarkStart w:id="23" w:name="_Toc243048304"/>
       <w:r>
         <w:rPr>
           <w:rFonts w:cs="Calibri"/>
@@ -13380,7 +13171,7 @@
         </w:rPr>
         <w:t>pproach</w:t>
       </w:r>
-      <w:bookmarkEnd w:id="22"/>
+      <w:bookmarkEnd w:id="23"/>
       <w:r>
         <w:rPr>
           <w:rFonts w:cs="Calibri"/>
@@ -13666,7 +13457,7 @@
           <w:rFonts w:cs="Calibri"/>
         </w:rPr>
       </w:pPr>
-      <w:bookmarkStart w:id="23" w:name="_Toc242960539"/>
+      <w:bookmarkStart w:id="24" w:name="_Toc243048305"/>
       <w:r>
         <w:rPr>
           <w:rFonts w:cs="Calibri"/>
@@ -13680,7 +13471,7 @@
         </w:rPr>
         <w:t>Cognitive walkthrough and heuristic evaluation</w:t>
       </w:r>
-      <w:bookmarkEnd w:id="23"/>
+      <w:bookmarkEnd w:id="24"/>
     </w:p>
     <w:tbl>
       <w:tblPr>
@@ -15031,8 +14822,20 @@
                 <w:sz w:val="22"/>
                 <w:szCs w:val="22"/>
               </w:rPr>
-              <w:t>2 Real-world match</w:t>
-            </w:r>
+              <w:t xml:space="preserve">2 Real-world </w:t>
+            </w:r>
+            <w:proofErr w:type="gramStart"/>
+            <w:r>
+              <w:rPr>
+                <w:rFonts w:ascii="Calibri" w:eastAsia="Calibri" w:hAnsi="Calibri" w:cs="Calibri"/>
+                <w:b w:val="0"/>
+                <w:bCs w:val="0"/>
+                <w:sz w:val="22"/>
+                <w:szCs w:val="22"/>
+              </w:rPr>
+              <w:t>match</w:t>
+            </w:r>
+            <w:proofErr w:type="gramEnd"/>
           </w:p>
         </w:tc>
         <w:tc>
@@ -15980,7 +15783,7 @@
           <w:rFonts w:cs="Calibri"/>
         </w:rPr>
       </w:pPr>
-      <w:bookmarkStart w:id="24" w:name="_Toc242960540"/>
+      <w:bookmarkStart w:id="25" w:name="_Toc243048306"/>
       <w:r>
         <w:rPr>
           <w:rFonts w:cs="Calibri"/>
@@ -15993,7 +15796,7 @@
         </w:rPr>
         <w:t>Accessibility audit</w:t>
       </w:r>
-      <w:bookmarkEnd w:id="24"/>
+      <w:bookmarkEnd w:id="25"/>
     </w:p>
     <w:p>
       <w:pPr>
@@ -16267,13 +16070,23 @@
                 <w:szCs w:val="22"/>
               </w:rPr>
             </w:pPr>
-            <w:r>
-              <w:rPr>
-                <w:rFonts w:ascii="Calibri" w:eastAsia="Calibri" w:hAnsi="Calibri" w:cs="Calibri"/>
-                <w:sz w:val="22"/>
-                <w:szCs w:val="22"/>
-              </w:rPr>
-              <w:t>16.35 : 1</w:t>
+            <w:proofErr w:type="gramStart"/>
+            <w:r>
+              <w:rPr>
+                <w:rFonts w:ascii="Calibri" w:eastAsia="Calibri" w:hAnsi="Calibri" w:cs="Calibri"/>
+                <w:sz w:val="22"/>
+                <w:szCs w:val="22"/>
+              </w:rPr>
+              <w:t>16.35 :</w:t>
+            </w:r>
+            <w:proofErr w:type="gramEnd"/>
+            <w:r>
+              <w:rPr>
+                <w:rFonts w:ascii="Calibri" w:eastAsia="Calibri" w:hAnsi="Calibri" w:cs="Calibri"/>
+                <w:sz w:val="22"/>
+                <w:szCs w:val="22"/>
+              </w:rPr>
+              <w:t xml:space="preserve"> 1</w:t>
             </w:r>
           </w:p>
         </w:tc>
@@ -16367,13 +16180,23 @@
                 <w:szCs w:val="22"/>
               </w:rPr>
             </w:pPr>
-            <w:r>
-              <w:rPr>
-                <w:rFonts w:ascii="Calibri" w:eastAsia="Calibri" w:hAnsi="Calibri" w:cs="Calibri"/>
-                <w:sz w:val="22"/>
-                <w:szCs w:val="22"/>
-              </w:rPr>
-              <w:t>13.36 : 1</w:t>
+            <w:proofErr w:type="gramStart"/>
+            <w:r>
+              <w:rPr>
+                <w:rFonts w:ascii="Calibri" w:eastAsia="Calibri" w:hAnsi="Calibri" w:cs="Calibri"/>
+                <w:sz w:val="22"/>
+                <w:szCs w:val="22"/>
+              </w:rPr>
+              <w:t>13.36 :</w:t>
+            </w:r>
+            <w:proofErr w:type="gramEnd"/>
+            <w:r>
+              <w:rPr>
+                <w:rFonts w:ascii="Calibri" w:eastAsia="Calibri" w:hAnsi="Calibri" w:cs="Calibri"/>
+                <w:sz w:val="22"/>
+                <w:szCs w:val="22"/>
+              </w:rPr>
+              <w:t xml:space="preserve"> 1</w:t>
             </w:r>
           </w:p>
         </w:tc>
@@ -16470,13 +16293,23 @@
                 <w:szCs w:val="22"/>
               </w:rPr>
             </w:pPr>
-            <w:r>
-              <w:rPr>
-                <w:rFonts w:ascii="Calibri" w:eastAsia="Calibri" w:hAnsi="Calibri" w:cs="Calibri"/>
-                <w:sz w:val="22"/>
-                <w:szCs w:val="22"/>
-              </w:rPr>
-              <w:t>8.37 : 1</w:t>
+            <w:proofErr w:type="gramStart"/>
+            <w:r>
+              <w:rPr>
+                <w:rFonts w:ascii="Calibri" w:eastAsia="Calibri" w:hAnsi="Calibri" w:cs="Calibri"/>
+                <w:sz w:val="22"/>
+                <w:szCs w:val="22"/>
+              </w:rPr>
+              <w:t>8.37 :</w:t>
+            </w:r>
+            <w:proofErr w:type="gramEnd"/>
+            <w:r>
+              <w:rPr>
+                <w:rFonts w:ascii="Calibri" w:eastAsia="Calibri" w:hAnsi="Calibri" w:cs="Calibri"/>
+                <w:sz w:val="22"/>
+                <w:szCs w:val="22"/>
+              </w:rPr>
+              <w:t xml:space="preserve"> 1</w:t>
             </w:r>
           </w:p>
         </w:tc>
@@ -16570,13 +16403,23 @@
                 <w:szCs w:val="22"/>
               </w:rPr>
             </w:pPr>
-            <w:r>
-              <w:rPr>
-                <w:rFonts w:ascii="Calibri" w:eastAsia="Calibri" w:hAnsi="Calibri" w:cs="Calibri"/>
-                <w:sz w:val="22"/>
-                <w:szCs w:val="22"/>
-              </w:rPr>
-              <w:t>13.55 : 1</w:t>
+            <w:proofErr w:type="gramStart"/>
+            <w:r>
+              <w:rPr>
+                <w:rFonts w:ascii="Calibri" w:eastAsia="Calibri" w:hAnsi="Calibri" w:cs="Calibri"/>
+                <w:sz w:val="22"/>
+                <w:szCs w:val="22"/>
+              </w:rPr>
+              <w:t>13.55 :</w:t>
+            </w:r>
+            <w:proofErr w:type="gramEnd"/>
+            <w:r>
+              <w:rPr>
+                <w:rFonts w:ascii="Calibri" w:eastAsia="Calibri" w:hAnsi="Calibri" w:cs="Calibri"/>
+                <w:sz w:val="22"/>
+                <w:szCs w:val="22"/>
+              </w:rPr>
+              <w:t xml:space="preserve"> 1</w:t>
             </w:r>
           </w:p>
         </w:tc>
@@ -16673,13 +16516,23 @@
                 <w:szCs w:val="22"/>
               </w:rPr>
             </w:pPr>
-            <w:r>
-              <w:rPr>
-                <w:rFonts w:ascii="Calibri" w:eastAsia="Calibri" w:hAnsi="Calibri" w:cs="Calibri"/>
-                <w:sz w:val="22"/>
-                <w:szCs w:val="22"/>
-              </w:rPr>
-              <w:t>7.82 : 1</w:t>
+            <w:proofErr w:type="gramStart"/>
+            <w:r>
+              <w:rPr>
+                <w:rFonts w:ascii="Calibri" w:eastAsia="Calibri" w:hAnsi="Calibri" w:cs="Calibri"/>
+                <w:sz w:val="22"/>
+                <w:szCs w:val="22"/>
+              </w:rPr>
+              <w:t>7.82 :</w:t>
+            </w:r>
+            <w:proofErr w:type="gramEnd"/>
+            <w:r>
+              <w:rPr>
+                <w:rFonts w:ascii="Calibri" w:eastAsia="Calibri" w:hAnsi="Calibri" w:cs="Calibri"/>
+                <w:sz w:val="22"/>
+                <w:szCs w:val="22"/>
+              </w:rPr>
+              <w:t xml:space="preserve"> 1</w:t>
             </w:r>
           </w:p>
         </w:tc>
@@ -16773,13 +16626,23 @@
                 <w:szCs w:val="22"/>
               </w:rPr>
             </w:pPr>
-            <w:r>
-              <w:rPr>
-                <w:rFonts w:ascii="Calibri" w:eastAsia="Calibri" w:hAnsi="Calibri" w:cs="Calibri"/>
-                <w:sz w:val="22"/>
-                <w:szCs w:val="22"/>
-              </w:rPr>
-              <w:t>5.28 : 1</w:t>
+            <w:proofErr w:type="gramStart"/>
+            <w:r>
+              <w:rPr>
+                <w:rFonts w:ascii="Calibri" w:eastAsia="Calibri" w:hAnsi="Calibri" w:cs="Calibri"/>
+                <w:sz w:val="22"/>
+                <w:szCs w:val="22"/>
+              </w:rPr>
+              <w:t>5.28 :</w:t>
+            </w:r>
+            <w:proofErr w:type="gramEnd"/>
+            <w:r>
+              <w:rPr>
+                <w:rFonts w:ascii="Calibri" w:eastAsia="Calibri" w:hAnsi="Calibri" w:cs="Calibri"/>
+                <w:sz w:val="22"/>
+                <w:szCs w:val="22"/>
+              </w:rPr>
+              <w:t xml:space="preserve"> 1</w:t>
             </w:r>
           </w:p>
         </w:tc>
@@ -16876,13 +16739,23 @@
                 <w:szCs w:val="22"/>
               </w:rPr>
             </w:pPr>
-            <w:r>
-              <w:rPr>
-                <w:rFonts w:ascii="Calibri" w:eastAsia="Calibri" w:hAnsi="Calibri" w:cs="Calibri"/>
-                <w:sz w:val="22"/>
-                <w:szCs w:val="22"/>
-              </w:rPr>
-              <w:t>7.44 : 1</w:t>
+            <w:proofErr w:type="gramStart"/>
+            <w:r>
+              <w:rPr>
+                <w:rFonts w:ascii="Calibri" w:eastAsia="Calibri" w:hAnsi="Calibri" w:cs="Calibri"/>
+                <w:sz w:val="22"/>
+                <w:szCs w:val="22"/>
+              </w:rPr>
+              <w:t>7.44 :</w:t>
+            </w:r>
+            <w:proofErr w:type="gramEnd"/>
+            <w:r>
+              <w:rPr>
+                <w:rFonts w:ascii="Calibri" w:eastAsia="Calibri" w:hAnsi="Calibri" w:cs="Calibri"/>
+                <w:sz w:val="22"/>
+                <w:szCs w:val="22"/>
+              </w:rPr>
+              <w:t xml:space="preserve"> 1</w:t>
             </w:r>
           </w:p>
         </w:tc>
@@ -16996,13 +16869,23 @@
                 <w:szCs w:val="22"/>
               </w:rPr>
             </w:pPr>
-            <w:r>
-              <w:rPr>
-                <w:rFonts w:ascii="Calibri" w:eastAsia="Calibri" w:hAnsi="Calibri" w:cs="Calibri"/>
-                <w:sz w:val="22"/>
-                <w:szCs w:val="22"/>
-              </w:rPr>
-              <w:t>4.48 : 1</w:t>
+            <w:proofErr w:type="gramStart"/>
+            <w:r>
+              <w:rPr>
+                <w:rFonts w:ascii="Calibri" w:eastAsia="Calibri" w:hAnsi="Calibri" w:cs="Calibri"/>
+                <w:sz w:val="22"/>
+                <w:szCs w:val="22"/>
+              </w:rPr>
+              <w:t>4.48 :</w:t>
+            </w:r>
+            <w:proofErr w:type="gramEnd"/>
+            <w:r>
+              <w:rPr>
+                <w:rFonts w:ascii="Calibri" w:eastAsia="Calibri" w:hAnsi="Calibri" w:cs="Calibri"/>
+                <w:sz w:val="22"/>
+                <w:szCs w:val="22"/>
+              </w:rPr>
+              <w:t xml:space="preserve"> 1</w:t>
             </w:r>
           </w:p>
         </w:tc>
@@ -17119,13 +17002,23 @@
                 <w:szCs w:val="22"/>
               </w:rPr>
             </w:pPr>
-            <w:r>
-              <w:rPr>
-                <w:rFonts w:ascii="Calibri" w:eastAsia="Calibri" w:hAnsi="Calibri" w:cs="Calibri"/>
-                <w:sz w:val="22"/>
-                <w:szCs w:val="22"/>
-              </w:rPr>
-              <w:t>5.76 : 1</w:t>
+            <w:proofErr w:type="gramStart"/>
+            <w:r>
+              <w:rPr>
+                <w:rFonts w:ascii="Calibri" w:eastAsia="Calibri" w:hAnsi="Calibri" w:cs="Calibri"/>
+                <w:sz w:val="22"/>
+                <w:szCs w:val="22"/>
+              </w:rPr>
+              <w:t>5.76 :</w:t>
+            </w:r>
+            <w:proofErr w:type="gramEnd"/>
+            <w:r>
+              <w:rPr>
+                <w:rFonts w:ascii="Calibri" w:eastAsia="Calibri" w:hAnsi="Calibri" w:cs="Calibri"/>
+                <w:sz w:val="22"/>
+                <w:szCs w:val="22"/>
+              </w:rPr>
+              <w:t xml:space="preserve"> 1</w:t>
             </w:r>
           </w:p>
         </w:tc>
@@ -17190,7 +17083,7 @@
           <w:rFonts w:cs="Calibri"/>
         </w:rPr>
       </w:pPr>
-      <w:bookmarkStart w:id="25" w:name="_Toc242960541"/>
+      <w:bookmarkStart w:id="26" w:name="_Toc243048307"/>
       <w:r>
         <w:rPr>
           <w:rFonts w:cs="Calibri"/>
@@ -17203,7 +17096,7 @@
         </w:rPr>
         <w:t>Validation usability test</w:t>
       </w:r>
-      <w:bookmarkEnd w:id="25"/>
+      <w:bookmarkEnd w:id="26"/>
     </w:p>
     <w:p>
       <w:pPr>
@@ -18653,7 +18546,7 @@
           <w:rFonts w:cs="Calibri"/>
         </w:rPr>
       </w:pPr>
-      <w:bookmarkStart w:id="26" w:name="_Toc242960542"/>
+      <w:bookmarkStart w:id="27" w:name="_Toc243048308"/>
       <w:r>
         <w:rPr>
           <w:rFonts w:cs="Calibri"/>
@@ -18667,7 +18560,7 @@
         </w:rPr>
         <w:t>Recommendations and limit</w:t>
       </w:r>
-      <w:bookmarkEnd w:id="26"/>
+      <w:bookmarkEnd w:id="27"/>
     </w:p>
     <w:p>
       <w:pPr>
@@ -19311,14 +19204,14 @@
           <w:rFonts w:cs="Calibri"/>
         </w:rPr>
       </w:pPr>
-      <w:bookmarkStart w:id="27" w:name="_Toc242960543"/>
+      <w:bookmarkStart w:id="28" w:name="_Toc243048309"/>
       <w:r>
         <w:rPr>
           <w:rFonts w:cs="Calibri"/>
         </w:rPr>
         <w:t>AI-Assisted Design Evidence</w:t>
       </w:r>
-      <w:bookmarkEnd w:id="27"/>
+      <w:bookmarkEnd w:id="28"/>
     </w:p>
     <w:tbl>
       <w:tblPr>
@@ -19858,14 +19751,14 @@
           <w:rFonts w:cs="Calibri"/>
         </w:rPr>
       </w:pPr>
-      <w:bookmarkStart w:id="28" w:name="_Toc242960544"/>
+      <w:bookmarkStart w:id="29" w:name="_Toc243048310"/>
       <w:r>
         <w:rPr>
           <w:rFonts w:cs="Calibri"/>
         </w:rPr>
         <w:t>Group Contribution Evidence</w:t>
       </w:r>
-      <w:bookmarkEnd w:id="28"/>
+      <w:bookmarkEnd w:id="29"/>
     </w:p>
     <w:p>
       <w:pPr>
@@ -19889,14 +19782,14 @@
           <w:rFonts w:cs="Calibri"/>
         </w:rPr>
       </w:pPr>
-      <w:bookmarkStart w:id="29" w:name="_Toc242960545"/>
+      <w:bookmarkStart w:id="30" w:name="_Toc243048311"/>
       <w:r>
         <w:rPr>
           <w:rFonts w:cs="Calibri"/>
         </w:rPr>
         <w:t>Conclusion</w:t>
       </w:r>
-      <w:bookmarkEnd w:id="29"/>
+      <w:bookmarkEnd w:id="30"/>
     </w:p>
     <w:p>
       <w:pPr>
@@ -19907,7 +19800,7 @@
         </w:rPr>
       </w:pPr>
     </w:p>
-    <w:bookmarkStart w:id="30" w:name="_Toc242960546" w:displacedByCustomXml="next"/>
+    <w:bookmarkStart w:id="31" w:name="_Toc243048312" w:displacedByCustomXml="next"/>
     <w:sdt>
       <w:sdtPr>
         <w:rPr>
@@ -19939,7 +19832,7 @@
             </w:rPr>
             <w:t>References</w:t>
           </w:r>
-          <w:bookmarkEnd w:id="30"/>
+          <w:bookmarkEnd w:id="31"/>
         </w:p>
         <w:sdt>
           <w:sdtPr>
@@ -20815,14 +20708,14 @@
           <w:rFonts w:cs="Calibri"/>
         </w:rPr>
       </w:pPr>
-      <w:bookmarkStart w:id="31" w:name="_Toc242960547"/>
+      <w:bookmarkStart w:id="32" w:name="_Toc243048313"/>
       <w:r>
         <w:rPr>
           <w:rFonts w:cs="Calibri"/>
         </w:rPr>
         <w:t>Appendices</w:t>
       </w:r>
-      <w:bookmarkEnd w:id="31"/>
+      <w:bookmarkEnd w:id="32"/>
     </w:p>
     <w:p>
       <w:pPr>
@@ -20831,14 +20724,14 @@
           <w:rFonts w:cs="Calibri"/>
         </w:rPr>
       </w:pPr>
-      <w:bookmarkStart w:id="32" w:name="_Toc242960548"/>
+      <w:bookmarkStart w:id="33" w:name="_Toc243048314"/>
       <w:r>
         <w:rPr>
           <w:rFonts w:cs="Calibri"/>
         </w:rPr>
         <w:t>Appendix A - Requirements traceability matrix</w:t>
       </w:r>
-      <w:bookmarkEnd w:id="32"/>
+      <w:bookmarkEnd w:id="33"/>
     </w:p>
     <w:tbl>
       <w:tblPr>
@@ -23146,8 +23039,8 @@
           <w:rFonts w:cs="Calibri"/>
         </w:rPr>
       </w:pPr>
-      <w:bookmarkStart w:id="33" w:name="_Toc242955396"/>
-      <w:bookmarkStart w:id="34" w:name="_Toc242960550"/>
+      <w:bookmarkStart w:id="34" w:name="_Toc242955396"/>
+      <w:bookmarkStart w:id="35" w:name="_Toc243048315"/>
       <w:r>
         <w:rPr>
           <w:rFonts w:cs="Calibri"/>
@@ -23167,8 +23060,8 @@
         </w:rPr>
         <w:t xml:space="preserve"> - Validation test record sheet</w:t>
       </w:r>
-      <w:bookmarkEnd w:id="33"/>
       <w:bookmarkEnd w:id="34"/>
+      <w:bookmarkEnd w:id="35"/>
     </w:p>
     <w:p>
       <w:pPr>
@@ -23177,8 +23070,8 @@
           <w:rFonts w:cs="Calibri"/>
         </w:rPr>
       </w:pPr>
-      <w:bookmarkStart w:id="35" w:name="_Toc242955397"/>
-      <w:bookmarkStart w:id="36" w:name="_Toc242960551"/>
+      <w:bookmarkStart w:id="36" w:name="_Toc242955397"/>
+      <w:bookmarkStart w:id="37" w:name="_Toc243048316"/>
       <w:r>
         <w:rPr>
           <w:rFonts w:cs="Calibri"/>
@@ -23197,8 +23090,8 @@
         </w:rPr>
         <w:t xml:space="preserve"> - Links</w:t>
       </w:r>
-      <w:bookmarkEnd w:id="35"/>
       <w:bookmarkEnd w:id="36"/>
+      <w:bookmarkEnd w:id="37"/>
     </w:p>
     <w:tbl>
       <w:tblPr>

--- a/Report/Assignment 03 - Melbourne_14.docx
+++ b/Report/Assignment 03 - Melbourne_14.docx
@@ -1,6 +1,6 @@
 
 <file path=word/document.xml><?xml version="1.0" encoding="utf-8"?>
-<w:document xmlns:wpc="http://schemas.microsoft.com/office/word/2010/wordprocessingCanvas" xmlns:cx="http://schemas.microsoft.com/office/drawing/2014/chartex" xmlns:cx1="http://schemas.microsoft.com/office/drawing/2015/9/8/chartex" xmlns:cx2="http://schemas.microsoft.com/office/drawing/2015/10/21/chartex" xmlns:cx3="http://schemas.microsoft.com/office/drawing/2016/5/9/chartex" xmlns:cx4="http://schemas.microsoft.com/office/drawing/2016/5/10/chartex" xmlns:cx5="http://schemas.microsoft.com/office/drawing/2016/5/11/chartex" xmlns:cx6="http://schemas.microsoft.com/office/drawing/2016/5/12/chartex" xmlns:cx7="http://schemas.microsoft.com/office/drawing/2016/5/13/chartex" xmlns:cx8="http://schemas.microsoft.com/office/drawing/2016/5/14/chartex" xmlns:mc="http://schemas.openxmlformats.org/markup-compatibility/2006" xmlns:aink="http://schemas.microsoft.com/office/drawing/2016/ink" xmlns:am3d="http://schemas.microsoft.com/office/drawing/2017/model3d" xmlns:o="urn:schemas-microsoft-com:office:office" xmlns:oel="http://schemas.microsoft.com/office/2019/extlst" xmlns:r="http://schemas.openxmlformats.org/officeDocument/2006/relationships" xmlns:m="http://schemas.openxmlformats.org/officeDocument/2006/math" xmlns:v="urn:schemas-microsoft-com:vml" xmlns:wp14="http://schemas.microsoft.com/office/word/2010/wordprocessingDrawing" xmlns:wp="http://schemas.openxmlformats.org/drawingml/2006/wordprocessingDrawing" xmlns:w10="urn:schemas-microsoft-com:office:word" xmlns:w="http://schemas.openxmlformats.org/wordprocessingml/2006/main" xmlns:w14="http://schemas.microsoft.com/office/word/2010/wordml" xmlns:w15="http://schemas.microsoft.com/office/word/2012/wordml" xmlns:w16cex="http://schemas.microsoft.com/office/word/2018/wordml/cex" xmlns:w16cid="http://schemas.microsoft.com/office/word/2016/wordml/cid" xmlns:w16="http://schemas.microsoft.com/office/word/2018/wordml" xmlns:w16sdtdh="http://schemas.microsoft.com/office/word/2020/wordml/sdtdatahash" xmlns:w16se="http://schemas.microsoft.com/office/word/2015/wordml/symex" xmlns:wpg="http://schemas.microsoft.com/office/word/2010/wordprocessingGroup" xmlns:wpi="http://schemas.microsoft.com/office/word/2010/wordprocessingInk" xmlns:wne="http://schemas.microsoft.com/office/word/2006/wordml" xmlns:wps="http://schemas.microsoft.com/office/word/2010/wordprocessingShape" mc:Ignorable="w14 w15 w16se w16cid w16 w16cex w16sdtdh wp14">
+<w:document xmlns:wpc="http://schemas.microsoft.com/office/word/2010/wordprocessingCanvas" xmlns:cx="http://schemas.microsoft.com/office/drawing/2014/chartex" xmlns:cx1="http://schemas.microsoft.com/office/drawing/2015/9/8/chartex" xmlns:cx2="http://schemas.microsoft.com/office/drawing/2015/10/21/chartex" xmlns:cx3="http://schemas.microsoft.com/office/drawing/2016/5/9/chartex" xmlns:cx4="http://schemas.microsoft.com/office/drawing/2016/5/10/chartex" xmlns:cx5="http://schemas.microsoft.com/office/drawing/2016/5/11/chartex" xmlns:cx6="http://schemas.microsoft.com/office/drawing/2016/5/12/chartex" xmlns:cx7="http://schemas.microsoft.com/office/drawing/2016/5/13/chartex" xmlns:cx8="http://schemas.microsoft.com/office/drawing/2016/5/14/chartex" xmlns:mc="http://schemas.openxmlformats.org/markup-compatibility/2006" xmlns:aink="http://schemas.microsoft.com/office/drawing/2016/ink" xmlns:am3d="http://schemas.microsoft.com/office/drawing/2017/model3d" xmlns:o="urn:schemas-microsoft-com:office:office" xmlns:oel="http://schemas.microsoft.com/office/2019/extlst" xmlns:r="http://schemas.openxmlformats.org/officeDocument/2006/relationships" xmlns:m="http://schemas.openxmlformats.org/officeDocument/2006/math" xmlns:v="urn:schemas-microsoft-com:vml" xmlns:wp14="http://schemas.microsoft.com/office/word/2010/wordprocessingDrawing" xmlns:wp="http://schemas.openxmlformats.org/drawingml/2006/wordprocessingDrawing" xmlns:w10="urn:schemas-microsoft-com:office:word" xmlns:w="http://schemas.openxmlformats.org/wordprocessingml/2006/main" xmlns:w14="http://schemas.microsoft.com/office/word/2010/wordml" xmlns:w15="http://schemas.microsoft.com/office/word/2012/wordml" xmlns:w16cex="http://schemas.microsoft.com/office/word/2018/wordml/cex" xmlns:w16cid="http://schemas.microsoft.com/office/word/2016/wordml/cid" xmlns:w16="http://schemas.microsoft.com/office/word/2018/wordml" xmlns:w16du="http://schemas.microsoft.com/office/word/2023/wordml/word16du" xmlns:w16sdtdh="http://schemas.microsoft.com/office/word/2020/wordml/sdtdatahash" xmlns:w16sdtfl="http://schemas.microsoft.com/office/word/2024/wordml/sdtformatlock" xmlns:w16se="http://schemas.microsoft.com/office/word/2015/wordml/symex" xmlns:wpg="http://schemas.microsoft.com/office/word/2010/wordprocessingGroup" xmlns:wpi="http://schemas.microsoft.com/office/word/2010/wordprocessingInk" xmlns:wne="http://schemas.microsoft.com/office/word/2006/wordml" xmlns:wps="http://schemas.microsoft.com/office/word/2010/wordprocessingShape" mc:Ignorable="w14 w15 w16se w16cid w16 w16cex w16sdtdh w16sdtfl w16du wp14">
   <w:body>
     <w:p>
       <w:pPr>
@@ -46,7 +46,7 @@
                 <w:noProof/>
               </w:rPr>
               <w:drawing>
-                <wp:anchor distT="0" distB="0" distL="114300" distR="114300" simplePos="0" relativeHeight="251659264" behindDoc="0" locked="0" layoutInCell="1" allowOverlap="1" wp14:anchorId="3D58DBBA" wp14:editId="14F233BB">
+                <wp:anchor distT="0" distB="0" distL="114300" distR="114300" simplePos="0" relativeHeight="251658240" behindDoc="0" locked="0" layoutInCell="1" allowOverlap="1" wp14:anchorId="3D58DBBA" wp14:editId="14F233BB">
                   <wp:simplePos x="0" y="0"/>
                   <wp:positionH relativeFrom="column">
                     <wp:posOffset>2162175</wp:posOffset>
@@ -437,7 +437,7 @@
                 <w:sz w:val="22"/>
                 <w:szCs w:val="22"/>
               </w:rPr>
-              <w:t xml:space="preserve">Based on the Needs Analysis and Usability Test Report (Assessment 2) by </w:t>
+              <w:t xml:space="preserve">Based on the Needs Analysis and Usability Test Report (Assessment 2) by Udith Madushan Jayasinghe </w:t>
             </w:r>
             <w:proofErr w:type="spellStart"/>
             <w:r>
@@ -450,7 +450,7 @@
                 <w:sz w:val="22"/>
                 <w:szCs w:val="22"/>
               </w:rPr>
-              <w:t>Udith</w:t>
+              <w:t>Jayasinghe</w:t>
             </w:r>
             <w:proofErr w:type="spellEnd"/>
             <w:r>
@@ -463,85 +463,7 @@
                 <w:sz w:val="22"/>
                 <w:szCs w:val="22"/>
               </w:rPr>
-              <w:t xml:space="preserve"> </w:t>
-            </w:r>
-            <w:proofErr w:type="spellStart"/>
-            <w:r>
-              <w:rPr>
-                <w:rStyle w:val="SubtleEmphasis"/>
-                <w:rFonts w:ascii="Calibri" w:hAnsi="Calibri" w:cs="Calibri"/>
-                <w:i w:val="0"/>
-                <w:iCs w:val="0"/>
-                <w:color w:val="auto"/>
-                <w:sz w:val="22"/>
-                <w:szCs w:val="22"/>
-              </w:rPr>
-              <w:t>Madushan</w:t>
-            </w:r>
-            <w:proofErr w:type="spellEnd"/>
-            <w:r>
-              <w:rPr>
-                <w:rStyle w:val="SubtleEmphasis"/>
-                <w:rFonts w:ascii="Calibri" w:hAnsi="Calibri" w:cs="Calibri"/>
-                <w:i w:val="0"/>
-                <w:iCs w:val="0"/>
-                <w:color w:val="auto"/>
-                <w:sz w:val="22"/>
-                <w:szCs w:val="22"/>
-              </w:rPr>
-              <w:t xml:space="preserve"> Jayasinghe </w:t>
-            </w:r>
-            <w:proofErr w:type="spellStart"/>
-            <w:r>
-              <w:rPr>
-                <w:rStyle w:val="SubtleEmphasis"/>
-                <w:rFonts w:ascii="Calibri" w:hAnsi="Calibri" w:cs="Calibri"/>
-                <w:i w:val="0"/>
-                <w:iCs w:val="0"/>
-                <w:color w:val="auto"/>
-                <w:sz w:val="22"/>
-                <w:szCs w:val="22"/>
-              </w:rPr>
-              <w:t>Jayasinghe</w:t>
-            </w:r>
-            <w:proofErr w:type="spellEnd"/>
-            <w:r>
-              <w:rPr>
-                <w:rStyle w:val="SubtleEmphasis"/>
-                <w:rFonts w:ascii="Calibri" w:hAnsi="Calibri" w:cs="Calibri"/>
-                <w:i w:val="0"/>
-                <w:iCs w:val="0"/>
-                <w:color w:val="auto"/>
-                <w:sz w:val="22"/>
-                <w:szCs w:val="22"/>
-              </w:rPr>
-              <w:t xml:space="preserve"> </w:t>
-            </w:r>
-            <w:proofErr w:type="spellStart"/>
-            <w:r>
-              <w:rPr>
-                <w:rStyle w:val="SubtleEmphasis"/>
-                <w:rFonts w:ascii="Calibri" w:hAnsi="Calibri" w:cs="Calibri"/>
-                <w:i w:val="0"/>
-                <w:iCs w:val="0"/>
-                <w:color w:val="auto"/>
-                <w:sz w:val="22"/>
-                <w:szCs w:val="22"/>
-              </w:rPr>
-              <w:t>Arachchige</w:t>
-            </w:r>
-            <w:proofErr w:type="spellEnd"/>
-            <w:r>
-              <w:rPr>
-                <w:rStyle w:val="SubtleEmphasis"/>
-                <w:rFonts w:ascii="Calibri" w:hAnsi="Calibri" w:cs="Calibri"/>
-                <w:i w:val="0"/>
-                <w:iCs w:val="0"/>
-                <w:color w:val="auto"/>
-                <w:sz w:val="22"/>
-                <w:szCs w:val="22"/>
-              </w:rPr>
-              <w:t xml:space="preserve"> (ID 69191)</w:t>
+              <w:t xml:space="preserve"> Arachchige (ID 69191)</w:t>
             </w:r>
           </w:p>
           <w:p>
@@ -704,41 +626,13 @@
                       <w:szCs w:val="28"/>
                     </w:rPr>
                   </w:pPr>
-                  <w:proofErr w:type="spellStart"/>
                   <w:r>
                     <w:rPr>
                       <w:rFonts w:ascii="Calibri" w:eastAsia="MS Gothic" w:hAnsi="Calibri" w:cs="Calibri"/>
                       <w:sz w:val="28"/>
                       <w:szCs w:val="28"/>
                     </w:rPr>
-                    <w:t>Udith</w:t>
-                  </w:r>
-                  <w:proofErr w:type="spellEnd"/>
-                  <w:r>
-                    <w:rPr>
-                      <w:rFonts w:ascii="Calibri" w:eastAsia="MS Gothic" w:hAnsi="Calibri" w:cs="Calibri"/>
-                      <w:sz w:val="28"/>
-                      <w:szCs w:val="28"/>
-                    </w:rPr>
-                    <w:t xml:space="preserve"> </w:t>
-                  </w:r>
-                  <w:proofErr w:type="spellStart"/>
-                  <w:r>
-                    <w:rPr>
-                      <w:rFonts w:ascii="Calibri" w:eastAsia="MS Gothic" w:hAnsi="Calibri" w:cs="Calibri"/>
-                      <w:sz w:val="28"/>
-                      <w:szCs w:val="28"/>
-                    </w:rPr>
-                    <w:t>Madushan</w:t>
-                  </w:r>
-                  <w:proofErr w:type="spellEnd"/>
-                  <w:r>
-                    <w:rPr>
-                      <w:rFonts w:ascii="Calibri" w:eastAsia="MS Gothic" w:hAnsi="Calibri" w:cs="Calibri"/>
-                      <w:sz w:val="28"/>
-                      <w:szCs w:val="28"/>
-                    </w:rPr>
-                    <w:t xml:space="preserve"> Jayasinghe </w:t>
+                    <w:t xml:space="preserve">Udith Madushan Jayasinghe </w:t>
                   </w:r>
                   <w:proofErr w:type="spellStart"/>
                   <w:r>
@@ -756,18 +650,8 @@
                       <w:sz w:val="28"/>
                       <w:szCs w:val="28"/>
                     </w:rPr>
-                    <w:t xml:space="preserve"> </w:t>
+                    <w:t xml:space="preserve"> Arachchige</w:t>
                   </w:r>
-                  <w:proofErr w:type="spellStart"/>
-                  <w:r>
-                    <w:rPr>
-                      <w:rFonts w:ascii="Calibri" w:eastAsia="MS Gothic" w:hAnsi="Calibri" w:cs="Calibri"/>
-                      <w:sz w:val="28"/>
-                      <w:szCs w:val="28"/>
-                    </w:rPr>
-                    <w:t>Arachchige</w:t>
-                  </w:r>
-                  <w:proofErr w:type="spellEnd"/>
                 </w:p>
               </w:tc>
               <w:tc>
@@ -823,43 +707,7 @@
                       <w:sz w:val="28"/>
                       <w:szCs w:val="28"/>
                     </w:rPr>
-                    <w:t xml:space="preserve"> Sugandha </w:t>
-                  </w:r>
-                  <w:proofErr w:type="spellStart"/>
-                  <w:r>
-                    <w:rPr>
-                      <w:rFonts w:ascii="Calibri" w:eastAsia="MS Gothic" w:hAnsi="Calibri" w:cs="Calibri"/>
-                      <w:sz w:val="28"/>
-                      <w:szCs w:val="28"/>
-                    </w:rPr>
-                    <w:t>Kapurubandara</w:t>
-                  </w:r>
-                  <w:proofErr w:type="spellEnd"/>
-                  <w:r>
-                    <w:rPr>
-                      <w:rFonts w:ascii="Calibri" w:eastAsia="MS Gothic" w:hAnsi="Calibri" w:cs="Calibri"/>
-                      <w:sz w:val="28"/>
-                      <w:szCs w:val="28"/>
-                    </w:rPr>
-                    <w:t xml:space="preserve"> </w:t>
-                  </w:r>
-                  <w:proofErr w:type="spellStart"/>
-                  <w:r>
-                    <w:rPr>
-                      <w:rFonts w:ascii="Calibri" w:eastAsia="MS Gothic" w:hAnsi="Calibri" w:cs="Calibri"/>
-                      <w:sz w:val="28"/>
-                      <w:szCs w:val="28"/>
-                    </w:rPr>
-                    <w:t>Arachchige</w:t>
-                  </w:r>
-                  <w:proofErr w:type="spellEnd"/>
-                  <w:r>
-                    <w:rPr>
-                      <w:rFonts w:ascii="Calibri" w:eastAsia="MS Gothic" w:hAnsi="Calibri" w:cs="Calibri"/>
-                      <w:sz w:val="28"/>
-                      <w:szCs w:val="28"/>
-                    </w:rPr>
-                    <w:t xml:space="preserve"> Don</w:t>
+                    <w:t xml:space="preserve"> Sugandha Kapurubandara Arachchige Don</w:t>
                   </w:r>
                 </w:p>
               </w:tc>
@@ -3607,7 +3455,7 @@
             <w:noProof/>
             <w:webHidden/>
           </w:rPr>
-          <w:t>4</w:t>
+          <w:t>6</w:t>
         </w:r>
         <w:r>
           <w:rPr>
@@ -3695,7 +3543,7 @@
             <w:noProof/>
             <w:webHidden/>
           </w:rPr>
-          <w:t>6</w:t>
+          <w:t>8</w:t>
         </w:r>
         <w:r>
           <w:rPr>
@@ -3775,7 +3623,7 @@
             <w:noProof/>
             <w:webHidden/>
           </w:rPr>
-          <w:t>8</w:t>
+          <w:t>11</w:t>
         </w:r>
         <w:r>
           <w:rPr>
@@ -3879,7 +3727,7 @@
             <w:noProof/>
             <w:webHidden/>
           </w:rPr>
-          <w:t>8</w:t>
+          <w:t>12</w:t>
         </w:r>
         <w:r>
           <w:rPr>
@@ -3957,7 +3805,7 @@
             <w:noProof/>
             <w:webHidden/>
           </w:rPr>
-          <w:t>8</w:t>
+          <w:t>13</w:t>
         </w:r>
         <w:r>
           <w:rPr>
@@ -3973,6 +3821,7 @@
       <w:pPr>
         <w:rPr>
           <w:rFonts w:ascii="Calibri" w:hAnsi="Calibri" w:cs="Calibri"/>
+          <w:noProof/>
           <w:lang w:eastAsia="en-US"/>
         </w:rPr>
       </w:pPr>
@@ -3981,6 +3830,7 @@
       <w:pPr>
         <w:rPr>
           <w:rFonts w:ascii="Calibri" w:hAnsi="Calibri" w:cs="Calibri"/>
+          <w:noProof/>
           <w:lang w:eastAsia="en-US"/>
         </w:rPr>
       </w:pPr>
@@ -3989,6 +3839,7 @@
       <w:pPr>
         <w:rPr>
           <w:rFonts w:ascii="Calibri" w:hAnsi="Calibri" w:cs="Calibri"/>
+          <w:noProof/>
           <w:lang w:eastAsia="en-US"/>
         </w:rPr>
       </w:pPr>
@@ -3997,6 +3848,7 @@
       <w:pPr>
         <w:rPr>
           <w:rFonts w:ascii="Calibri" w:hAnsi="Calibri" w:cs="Calibri"/>
+          <w:noProof/>
           <w:lang w:eastAsia="en-US"/>
         </w:rPr>
       </w:pPr>
@@ -4005,6 +3857,7 @@
       <w:pPr>
         <w:rPr>
           <w:rFonts w:ascii="Calibri" w:hAnsi="Calibri" w:cs="Calibri"/>
+          <w:noProof/>
           <w:lang w:eastAsia="en-US"/>
         </w:rPr>
       </w:pPr>
@@ -4013,6 +3866,7 @@
       <w:pPr>
         <w:rPr>
           <w:rFonts w:ascii="Calibri" w:hAnsi="Calibri" w:cs="Calibri"/>
+          <w:noProof/>
           <w:lang w:eastAsia="en-US"/>
         </w:rPr>
       </w:pPr>
@@ -4021,6 +3875,7 @@
       <w:pPr>
         <w:rPr>
           <w:rFonts w:ascii="Calibri" w:hAnsi="Calibri" w:cs="Calibri"/>
+          <w:noProof/>
           <w:lang w:eastAsia="en-US"/>
         </w:rPr>
       </w:pPr>
@@ -4029,6 +3884,7 @@
       <w:pPr>
         <w:rPr>
           <w:rFonts w:ascii="Calibri" w:hAnsi="Calibri" w:cs="Calibri"/>
+          <w:noProof/>
           <w:lang w:eastAsia="en-US"/>
         </w:rPr>
       </w:pPr>
@@ -4037,6 +3893,7 @@
       <w:pPr>
         <w:rPr>
           <w:rFonts w:ascii="Calibri" w:hAnsi="Calibri" w:cs="Calibri"/>
+          <w:noProof/>
           <w:lang w:eastAsia="en-US"/>
         </w:rPr>
       </w:pPr>
@@ -4045,6 +3902,7 @@
       <w:pPr>
         <w:rPr>
           <w:rFonts w:ascii="Calibri" w:hAnsi="Calibri" w:cs="Calibri"/>
+          <w:noProof/>
           <w:lang w:eastAsia="en-US"/>
         </w:rPr>
       </w:pPr>
@@ -4053,6 +3911,7 @@
       <w:pPr>
         <w:rPr>
           <w:rFonts w:ascii="Calibri" w:hAnsi="Calibri" w:cs="Calibri"/>
+          <w:noProof/>
           <w:lang w:eastAsia="en-US"/>
         </w:rPr>
       </w:pPr>
@@ -4061,6 +3920,7 @@
       <w:pPr>
         <w:rPr>
           <w:rFonts w:ascii="Calibri" w:hAnsi="Calibri" w:cs="Calibri"/>
+          <w:noProof/>
           <w:lang w:eastAsia="en-US"/>
         </w:rPr>
       </w:pPr>
@@ -4069,6 +3929,7 @@
       <w:pPr>
         <w:rPr>
           <w:rFonts w:ascii="Calibri" w:hAnsi="Calibri" w:cs="Calibri"/>
+          <w:noProof/>
           <w:lang w:eastAsia="en-US"/>
         </w:rPr>
       </w:pPr>
@@ -4077,6 +3938,7 @@
       <w:pPr>
         <w:rPr>
           <w:rFonts w:ascii="Calibri" w:hAnsi="Calibri" w:cs="Calibri"/>
+          <w:noProof/>
           <w:lang w:eastAsia="en-US"/>
         </w:rPr>
       </w:pPr>
@@ -4085,6 +3947,7 @@
       <w:pPr>
         <w:rPr>
           <w:rFonts w:ascii="Calibri" w:hAnsi="Calibri" w:cs="Calibri"/>
+          <w:noProof/>
           <w:lang w:eastAsia="en-US"/>
         </w:rPr>
       </w:pPr>
@@ -4093,6 +3956,7 @@
       <w:pPr>
         <w:rPr>
           <w:rFonts w:ascii="Calibri" w:hAnsi="Calibri" w:cs="Calibri"/>
+          <w:noProof/>
           <w:lang w:eastAsia="en-US"/>
         </w:rPr>
       </w:pPr>
@@ -4101,6 +3965,7 @@
       <w:pPr>
         <w:rPr>
           <w:rFonts w:ascii="Calibri" w:hAnsi="Calibri" w:cs="Calibri"/>
+          <w:noProof/>
           <w:lang w:eastAsia="en-US"/>
         </w:rPr>
       </w:pPr>
@@ -4109,6 +3974,7 @@
       <w:pPr>
         <w:rPr>
           <w:rFonts w:ascii="Calibri" w:hAnsi="Calibri" w:cs="Calibri"/>
+          <w:noProof/>
           <w:lang w:eastAsia="en-US"/>
         </w:rPr>
       </w:pPr>
@@ -4117,6 +3983,7 @@
       <w:pPr>
         <w:rPr>
           <w:rFonts w:ascii="Calibri" w:hAnsi="Calibri" w:cs="Calibri"/>
+          <w:noProof/>
           <w:lang w:eastAsia="en-US"/>
         </w:rPr>
       </w:pPr>
@@ -4125,6 +3992,7 @@
       <w:pPr>
         <w:rPr>
           <w:rFonts w:ascii="Calibri" w:hAnsi="Calibri" w:cs="Calibri"/>
+          <w:noProof/>
           <w:lang w:eastAsia="en-US"/>
         </w:rPr>
       </w:pPr>
@@ -4133,6 +4001,7 @@
       <w:pPr>
         <w:rPr>
           <w:rFonts w:ascii="Calibri" w:hAnsi="Calibri" w:cs="Calibri"/>
+          <w:noProof/>
           <w:lang w:eastAsia="en-US"/>
         </w:rPr>
       </w:pPr>
@@ -4224,6 +4093,7 @@
           <w:id w:val="-27565390"/>
           <w:citation/>
         </w:sdtPr>
+        <w:sdtEndPr/>
         <w:sdtContent>
           <w:r>
             <w:rPr>
@@ -4300,7 +4170,7 @@
           <w:szCs w:val="22"/>
           <w:lang w:eastAsia="en-US"/>
         </w:rPr>
-        <w:t xml:space="preserve">This report is in response to those results. The group based its design on the report by </w:t>
+        <w:t xml:space="preserve">This report is in response to those results. The group based its design on the report by Udith Madushan Jayasinghe </w:t>
       </w:r>
       <w:proofErr w:type="spellStart"/>
       <w:r>
@@ -4310,7 +4180,7 @@
           <w:szCs w:val="22"/>
           <w:lang w:eastAsia="en-US"/>
         </w:rPr>
-        <w:t>Udith</w:t>
+        <w:t>Jayasinghe</w:t>
       </w:r>
       <w:proofErr w:type="spellEnd"/>
       <w:r>
@@ -4320,67 +4190,7 @@
           <w:szCs w:val="22"/>
           <w:lang w:eastAsia="en-US"/>
         </w:rPr>
-        <w:t xml:space="preserve"> </w:t>
-      </w:r>
-      <w:proofErr w:type="spellStart"/>
-      <w:r>
-        <w:rPr>
-          <w:rFonts w:ascii="Calibri" w:hAnsi="Calibri" w:cs="Calibri"/>
-          <w:sz w:val="22"/>
-          <w:szCs w:val="22"/>
-          <w:lang w:eastAsia="en-US"/>
-        </w:rPr>
-        <w:t>Madushan</w:t>
-      </w:r>
-      <w:proofErr w:type="spellEnd"/>
-      <w:r>
-        <w:rPr>
-          <w:rFonts w:ascii="Calibri" w:hAnsi="Calibri" w:cs="Calibri"/>
-          <w:sz w:val="22"/>
-          <w:szCs w:val="22"/>
-          <w:lang w:eastAsia="en-US"/>
-        </w:rPr>
-        <w:t xml:space="preserve"> Jayasinghe </w:t>
-      </w:r>
-      <w:proofErr w:type="spellStart"/>
-      <w:r>
-        <w:rPr>
-          <w:rFonts w:ascii="Calibri" w:hAnsi="Calibri" w:cs="Calibri"/>
-          <w:sz w:val="22"/>
-          <w:szCs w:val="22"/>
-          <w:lang w:eastAsia="en-US"/>
-        </w:rPr>
-        <w:t>Jayasinghe</w:t>
-      </w:r>
-      <w:proofErr w:type="spellEnd"/>
-      <w:r>
-        <w:rPr>
-          <w:rFonts w:ascii="Calibri" w:hAnsi="Calibri" w:cs="Calibri"/>
-          <w:sz w:val="22"/>
-          <w:szCs w:val="22"/>
-          <w:lang w:eastAsia="en-US"/>
-        </w:rPr>
-        <w:t xml:space="preserve"> </w:t>
-      </w:r>
-      <w:proofErr w:type="spellStart"/>
-      <w:r>
-        <w:rPr>
-          <w:rFonts w:ascii="Calibri" w:hAnsi="Calibri" w:cs="Calibri"/>
-          <w:sz w:val="22"/>
-          <w:szCs w:val="22"/>
-          <w:lang w:eastAsia="en-US"/>
-        </w:rPr>
-        <w:t>Arachchige</w:t>
-      </w:r>
-      <w:proofErr w:type="spellEnd"/>
-      <w:r>
-        <w:rPr>
-          <w:rFonts w:ascii="Calibri" w:hAnsi="Calibri" w:cs="Calibri"/>
-          <w:sz w:val="22"/>
-          <w:szCs w:val="22"/>
-          <w:lang w:eastAsia="en-US"/>
-        </w:rPr>
-        <w:t xml:space="preserve"> (ID 69191) in Assessment 2 and developed, justified and evaluated concept design for the home page, buying and selling flows, bank transfer page and help entry point. This is a coursework concept, not associated with Binance, and all numbers presented in the screens are purely illustrative.</w:t>
+        <w:t xml:space="preserve"> Arachchige (ID 69191) in Assessment 2 and developed, justified and evaluated concept design for the home page, buying and selling flows, bank transfer page and help entry point. This is a coursework concept, not associated with Binance, and all numbers presented in the screens are purely illustrative.</w:t>
       </w:r>
     </w:p>
     <w:p>
@@ -4431,6 +4241,7 @@
           <w:id w:val="2097666570"/>
           <w:citation/>
         </w:sdtPr>
+        <w:sdtEndPr/>
         <w:sdtContent>
           <w:r>
             <w:rPr>
@@ -4546,6 +4357,7 @@
           <w:id w:val="1285389031"/>
           <w:citation/>
         </w:sdtPr>
+        <w:sdtEndPr/>
         <w:sdtContent>
           <w:r>
             <w:rPr>
@@ -5545,6 +5357,7 @@
           <w:id w:val="688258800"/>
           <w:citation/>
         </w:sdtPr>
+        <w:sdtEndPr/>
         <w:sdtContent>
           <w:r>
             <w:rPr>
@@ -5671,6 +5484,7 @@
           <w:id w:val="-1856878457"/>
           <w:citation/>
         </w:sdtPr>
+        <w:sdtEndPr/>
         <w:sdtContent>
           <w:r>
             <w:rPr>
@@ -5790,6 +5604,7 @@
           <w:id w:val="-397276236"/>
           <w:citation/>
         </w:sdtPr>
+        <w:sdtEndPr/>
         <w:sdtContent>
           <w:r>
             <w:rPr>
@@ -5865,7 +5680,7 @@
         </w:rPr>
         <w:lastRenderedPageBreak/>
         <w:drawing>
-          <wp:anchor distT="0" distB="0" distL="114300" distR="114300" simplePos="0" relativeHeight="251679744" behindDoc="0" locked="0" layoutInCell="1" allowOverlap="1" wp14:anchorId="7E933343" wp14:editId="7B066C38">
+          <wp:anchor distT="0" distB="0" distL="114300" distR="114300" simplePos="0" relativeHeight="251658259" behindDoc="0" locked="0" layoutInCell="1" allowOverlap="1" wp14:anchorId="7E933343" wp14:editId="7B066C38">
             <wp:simplePos x="0" y="0"/>
             <wp:positionH relativeFrom="column">
               <wp:posOffset>-202565</wp:posOffset>
@@ -5926,7 +5741,7 @@
           <w:noProof/>
         </w:rPr>
         <w:drawing>
-          <wp:anchor distT="0" distB="0" distL="114300" distR="114300" simplePos="0" relativeHeight="251676672" behindDoc="0" locked="0" layoutInCell="1" allowOverlap="1" wp14:anchorId="1B59CC3F" wp14:editId="0C9E7236">
+          <wp:anchor distT="0" distB="0" distL="114300" distR="114300" simplePos="0" relativeHeight="251658256" behindDoc="0" locked="0" layoutInCell="1" allowOverlap="1" wp14:anchorId="1B59CC3F" wp14:editId="0C9E7236">
             <wp:simplePos x="0" y="0"/>
             <wp:positionH relativeFrom="margin">
               <wp:posOffset>3622040</wp:posOffset>
@@ -5987,7 +5802,7 @@
           <w:noProof/>
         </w:rPr>
         <w:drawing>
-          <wp:anchor distT="0" distB="0" distL="114300" distR="114300" simplePos="0" relativeHeight="251677696" behindDoc="0" locked="0" layoutInCell="1" allowOverlap="1" wp14:anchorId="5EFD3D5D" wp14:editId="35904727">
+          <wp:anchor distT="0" distB="0" distL="114300" distR="114300" simplePos="0" relativeHeight="251658257" behindDoc="0" locked="0" layoutInCell="1" allowOverlap="1" wp14:anchorId="5EFD3D5D" wp14:editId="35904727">
             <wp:simplePos x="0" y="0"/>
             <wp:positionH relativeFrom="column">
               <wp:posOffset>1709420</wp:posOffset>
@@ -6048,7 +5863,7 @@
           <w:noProof/>
         </w:rPr>
         <w:drawing>
-          <wp:anchor distT="0" distB="0" distL="114300" distR="114300" simplePos="0" relativeHeight="251681792" behindDoc="0" locked="0" layoutInCell="1" allowOverlap="1" wp14:anchorId="7AF99EDC" wp14:editId="05F160E1">
+          <wp:anchor distT="0" distB="0" distL="114300" distR="114300" simplePos="0" relativeHeight="251658261" behindDoc="0" locked="0" layoutInCell="1" allowOverlap="1" wp14:anchorId="7AF99EDC" wp14:editId="05F160E1">
             <wp:simplePos x="0" y="0"/>
             <wp:positionH relativeFrom="margin">
               <wp:posOffset>-201295</wp:posOffset>
@@ -6109,7 +5924,7 @@
           <w:noProof/>
         </w:rPr>
         <w:drawing>
-          <wp:anchor distT="0" distB="0" distL="114300" distR="114300" simplePos="0" relativeHeight="251680768" behindDoc="0" locked="0" layoutInCell="1" allowOverlap="1" wp14:anchorId="70229D4E" wp14:editId="181E5C86">
+          <wp:anchor distT="0" distB="0" distL="114300" distR="114300" simplePos="0" relativeHeight="251658260" behindDoc="0" locked="0" layoutInCell="1" allowOverlap="1" wp14:anchorId="70229D4E" wp14:editId="181E5C86">
             <wp:simplePos x="0" y="0"/>
             <wp:positionH relativeFrom="column">
               <wp:posOffset>1691640</wp:posOffset>
@@ -6170,7 +5985,7 @@
           <w:noProof/>
         </w:rPr>
         <w:drawing>
-          <wp:anchor distT="0" distB="0" distL="114300" distR="114300" simplePos="0" relativeHeight="251678720" behindDoc="0" locked="0" layoutInCell="1" allowOverlap="1" wp14:anchorId="342806A2" wp14:editId="5FD050C7">
+          <wp:anchor distT="0" distB="0" distL="114300" distR="114300" simplePos="0" relativeHeight="251658258" behindDoc="0" locked="0" layoutInCell="1" allowOverlap="1" wp14:anchorId="342806A2" wp14:editId="5FD050C7">
             <wp:simplePos x="0" y="0"/>
             <wp:positionH relativeFrom="column">
               <wp:posOffset>3594735</wp:posOffset>
@@ -6312,14 +6127,6 @@
     </w:p>
     <w:p>
       <w:pPr>
-        <w:rPr>
-          <w:rFonts w:ascii="Calibri" w:hAnsi="Calibri" w:cs="Calibri"/>
-          <w:lang w:eastAsia="en-US"/>
-        </w:rPr>
-      </w:pPr>
-    </w:p>
-    <w:p>
-      <w:pPr>
         <w:pStyle w:val="Heading2"/>
         <w:rPr>
           <w:rFonts w:cs="Calibri"/>
@@ -6330,6 +6137,7 @@
         <w:rPr>
           <w:rFonts w:cs="Calibri"/>
         </w:rPr>
+        <w:lastRenderedPageBreak/>
         <w:t>2.</w:t>
       </w:r>
       <w:r>
@@ -8020,6 +7828,7 @@
           <w:id w:val="-1165469949"/>
           <w:citation/>
         </w:sdtPr>
+        <w:sdtEndPr/>
         <w:sdtContent>
           <w:r>
             <w:rPr>
@@ -8111,7 +7920,7 @@
           <w:noProof/>
         </w:rPr>
         <w:drawing>
-          <wp:anchor distT="0" distB="0" distL="114300" distR="114300" simplePos="0" relativeHeight="251664384" behindDoc="0" locked="0" layoutInCell="1" allowOverlap="1" wp14:anchorId="136EF6AE" wp14:editId="68822C25">
+          <wp:anchor distT="0" distB="0" distL="114300" distR="114300" simplePos="0" relativeHeight="251658245" behindDoc="0" locked="0" layoutInCell="1" allowOverlap="1" wp14:anchorId="136EF6AE" wp14:editId="68822C25">
             <wp:simplePos x="0" y="0"/>
             <wp:positionH relativeFrom="margin">
               <wp:posOffset>0</wp:posOffset>
@@ -8172,7 +7981,7 @@
           <w:noProof/>
         </w:rPr>
         <w:drawing>
-          <wp:anchor distT="0" distB="0" distL="114300" distR="114300" simplePos="0" relativeHeight="251665408" behindDoc="0" locked="0" layoutInCell="1" allowOverlap="1" wp14:anchorId="22FA31E0" wp14:editId="0249E927">
+          <wp:anchor distT="0" distB="0" distL="114300" distR="114300" simplePos="0" relativeHeight="251658246" behindDoc="0" locked="0" layoutInCell="1" allowOverlap="1" wp14:anchorId="22FA31E0" wp14:editId="0249E927">
             <wp:simplePos x="0" y="0"/>
             <wp:positionH relativeFrom="margin">
               <wp:posOffset>3773170</wp:posOffset>
@@ -8233,7 +8042,7 @@
           <w:noProof/>
         </w:rPr>
         <w:drawing>
-          <wp:anchor distT="0" distB="0" distL="114300" distR="114300" simplePos="0" relativeHeight="251663360" behindDoc="0" locked="0" layoutInCell="1" allowOverlap="1" wp14:anchorId="489190DB" wp14:editId="0A96A3F7">
+          <wp:anchor distT="0" distB="0" distL="114300" distR="114300" simplePos="0" relativeHeight="251658244" behindDoc="0" locked="0" layoutInCell="1" allowOverlap="1" wp14:anchorId="489190DB" wp14:editId="0A96A3F7">
             <wp:simplePos x="0" y="0"/>
             <wp:positionH relativeFrom="margin">
               <wp:posOffset>1874520</wp:posOffset>
@@ -8314,7 +8123,7 @@
           <w:noProof/>
         </w:rPr>
         <w:drawing>
-          <wp:anchor distT="0" distB="0" distL="114300" distR="114300" simplePos="0" relativeHeight="251662336" behindDoc="0" locked="0" layoutInCell="1" allowOverlap="1" wp14:anchorId="3E4FC962" wp14:editId="6A20BAD9">
+          <wp:anchor distT="0" distB="0" distL="114300" distR="114300" simplePos="0" relativeHeight="251658243" behindDoc="0" locked="0" layoutInCell="1" allowOverlap="1" wp14:anchorId="3E4FC962" wp14:editId="6A20BAD9">
             <wp:simplePos x="0" y="0"/>
             <wp:positionH relativeFrom="column">
               <wp:posOffset>3769995</wp:posOffset>
@@ -8381,7 +8190,7 @@
           <w:noProof/>
         </w:rPr>
         <w:drawing>
-          <wp:anchor distT="0" distB="0" distL="114300" distR="114300" simplePos="0" relativeHeight="251661312" behindDoc="0" locked="0" layoutInCell="1" allowOverlap="1" wp14:anchorId="4888FD2C" wp14:editId="3E1FEF00">
+          <wp:anchor distT="0" distB="0" distL="114300" distR="114300" simplePos="0" relativeHeight="251658242" behindDoc="0" locked="0" layoutInCell="1" allowOverlap="1" wp14:anchorId="4888FD2C" wp14:editId="3E1FEF00">
             <wp:simplePos x="0" y="0"/>
             <wp:positionH relativeFrom="margin">
               <wp:posOffset>1889760</wp:posOffset>
@@ -8448,7 +8257,7 @@
           <w:noProof/>
         </w:rPr>
         <w:drawing>
-          <wp:anchor distT="0" distB="0" distL="114300" distR="114300" simplePos="0" relativeHeight="251660288" behindDoc="0" locked="0" layoutInCell="1" allowOverlap="1" wp14:anchorId="0730FE0B" wp14:editId="170F398F">
+          <wp:anchor distT="0" distB="0" distL="114300" distR="114300" simplePos="0" relativeHeight="251658241" behindDoc="0" locked="0" layoutInCell="1" allowOverlap="1" wp14:anchorId="0730FE0B" wp14:editId="170F398F">
             <wp:simplePos x="0" y="0"/>
             <wp:positionH relativeFrom="margin">
               <wp:posOffset>0</wp:posOffset>
@@ -8571,13 +8380,6 @@
       </w:r>
       <w:bookmarkEnd w:id="12"/>
     </w:p>
-    <w:p>
-      <w:pPr>
-        <w:rPr>
-          <w:rFonts w:ascii="Calibri" w:hAnsi="Calibri" w:cs="Calibri"/>
-        </w:rPr>
-      </w:pPr>
-    </w:p>
     <w:tbl>
       <w:tblPr>
         <w:tblStyle w:val="PlainTable1"/>
@@ -8614,6 +8416,7 @@
                 <w:sz w:val="22"/>
                 <w:szCs w:val="22"/>
               </w:rPr>
+              <w:lastRenderedPageBreak/>
               <w:t>Version</w:t>
             </w:r>
           </w:p>
@@ -9130,27 +8933,7 @@
           <w:szCs w:val="22"/>
           <w:lang w:eastAsia="en-US"/>
         </w:rPr>
-        <w:t xml:space="preserve">and </w:t>
-      </w:r>
-      <w:proofErr w:type="gramStart"/>
-      <w:r>
-        <w:rPr>
-          <w:rFonts w:ascii="Calibri" w:hAnsi="Calibri" w:cs="Calibri"/>
-          <w:sz w:val="22"/>
-          <w:szCs w:val="22"/>
-          <w:lang w:eastAsia="en-US"/>
-        </w:rPr>
-        <w:t>Word</w:t>
-      </w:r>
-      <w:proofErr w:type="gramEnd"/>
-      <w:r>
-        <w:rPr>
-          <w:rFonts w:ascii="Calibri" w:hAnsi="Calibri" w:cs="Calibri"/>
-          <w:sz w:val="22"/>
-          <w:szCs w:val="22"/>
-          <w:lang w:eastAsia="en-US"/>
-        </w:rPr>
-        <w:t xml:space="preserve"> for assembling everything together. All the members had their own branches and made pull requests for changes approved by other members; work was done using GitHub Issues. Decisions were taken and documented in the meetings. </w:t>
+        <w:t xml:space="preserve">and Word for assembling everything together. All the members had their own branches and made pull requests for changes approved by other members; work was done using GitHub Issues. Decisions were taken and documented in the meetings. </w:t>
       </w:r>
     </w:p>
     <w:p>
@@ -9286,6 +9069,7 @@
           <w:id w:val="2055733456"/>
           <w:citation/>
         </w:sdtPr>
+        <w:sdtEndPr/>
         <w:sdtContent>
           <w:r>
             <w:rPr>
@@ -9355,6 +9139,7 @@
           <w:id w:val="-120611182"/>
           <w:citation/>
         </w:sdtPr>
+        <w:sdtEndPr/>
         <w:sdtContent>
           <w:r>
             <w:rPr>
@@ -9391,7 +9176,17 @@
               <w:szCs w:val="22"/>
               <w:lang w:eastAsia="en-US"/>
             </w:rPr>
-            <w:t xml:space="preserve"> [8]</w:t>
+            <w:t xml:space="preserve"> </w:t>
+          </w:r>
+          <w:r>
+            <w:rPr>
+              <w:rFonts w:ascii="Calibri" w:hAnsi="Calibri" w:cs="Calibri"/>
+              <w:noProof/>
+              <w:sz w:val="22"/>
+              <w:szCs w:val="22"/>
+              <w:lang w:eastAsia="en-US"/>
+            </w:rPr>
+            <w:t>[8]</w:t>
           </w:r>
           <w:r>
             <w:rPr>
@@ -9431,27 +9226,7 @@
           <w:szCs w:val="22"/>
           <w:lang w:eastAsia="en-US"/>
         </w:rPr>
-        <w:t xml:space="preserve"> by </w:t>
-      </w:r>
-      <w:proofErr w:type="spellStart"/>
-      <w:r>
-        <w:rPr>
-          <w:rFonts w:ascii="Calibri" w:hAnsi="Calibri" w:cs="Calibri"/>
-          <w:sz w:val="22"/>
-          <w:szCs w:val="22"/>
-          <w:lang w:eastAsia="en-US"/>
-        </w:rPr>
-        <w:t>Lidwell</w:t>
-      </w:r>
-      <w:proofErr w:type="spellEnd"/>
-      <w:r>
-        <w:rPr>
-          <w:rFonts w:ascii="Calibri" w:hAnsi="Calibri" w:cs="Calibri"/>
-          <w:sz w:val="22"/>
-          <w:szCs w:val="22"/>
-          <w:lang w:eastAsia="en-US"/>
-        </w:rPr>
-        <w:t xml:space="preserve"> et al.</w:t>
+        <w:t xml:space="preserve"> by Lidwell et al.</w:t>
       </w:r>
       <w:sdt>
         <w:sdtPr>
@@ -9464,6 +9239,7 @@
           <w:id w:val="1471243802"/>
           <w:citation/>
         </w:sdtPr>
+        <w:sdtEndPr/>
         <w:sdtContent>
           <w:r>
             <w:rPr>
@@ -9500,7 +9276,17 @@
               <w:szCs w:val="22"/>
               <w:lang w:eastAsia="en-US"/>
             </w:rPr>
-            <w:t xml:space="preserve"> [9]</w:t>
+            <w:t xml:space="preserve"> </w:t>
+          </w:r>
+          <w:r>
+            <w:rPr>
+              <w:rFonts w:ascii="Calibri" w:hAnsi="Calibri" w:cs="Calibri"/>
+              <w:noProof/>
+              <w:sz w:val="22"/>
+              <w:szCs w:val="22"/>
+              <w:lang w:eastAsia="en-US"/>
+            </w:rPr>
+            <w:t>[9]</w:t>
           </w:r>
           <w:r>
             <w:rPr>
@@ -9533,6 +9319,7 @@
           <w:id w:val="1530835983"/>
           <w:citation/>
         </w:sdtPr>
+        <w:sdtEndPr/>
         <w:sdtContent>
           <w:r>
             <w:rPr>
@@ -9712,6 +9499,7 @@
                 <w:id w:val="-1677181512"/>
                 <w:citation/>
               </w:sdtPr>
+              <w:sdtEndPr/>
               <w:sdtContent>
                 <w:r>
                   <w:rPr>
@@ -9853,6 +9641,7 @@
                 <w:id w:val="256096926"/>
                 <w:citation/>
               </w:sdtPr>
+              <w:sdtEndPr/>
               <w:sdtContent>
                 <w:r>
                   <w:rPr>
@@ -9915,6 +9704,7 @@
                 <w:id w:val="1952662335"/>
                 <w:citation/>
               </w:sdtPr>
+              <w:sdtEndPr/>
               <w:sdtContent>
                 <w:r>
                   <w:rPr>
@@ -9977,6 +9767,7 @@
                 <w:id w:val="-1248960466"/>
                 <w:citation/>
               </w:sdtPr>
+              <w:sdtEndPr/>
               <w:sdtContent>
                 <w:r>
                   <w:rPr>
@@ -10157,6 +9948,7 @@
                 <w:id w:val="-48225907"/>
                 <w:citation/>
               </w:sdtPr>
+              <w:sdtEndPr/>
               <w:sdtContent>
                 <w:r>
                   <w:rPr>
@@ -10262,7 +10054,6 @@
                 <w:sz w:val="22"/>
                 <w:szCs w:val="22"/>
               </w:rPr>
-              <w:lastRenderedPageBreak/>
               <w:t>Sell mirrors Buy (R5)</w:t>
             </w:r>
           </w:p>
@@ -10323,6 +10114,7 @@
                 <w:id w:val="-1317805040"/>
                 <w:citation/>
               </w:sdtPr>
+              <w:sdtEndPr/>
               <w:sdtContent>
                 <w:r>
                   <w:rPr>
@@ -10385,6 +10177,7 @@
                 <w:id w:val="-156611666"/>
                 <w:citation/>
               </w:sdtPr>
+              <w:sdtEndPr/>
               <w:sdtContent>
                 <w:r>
                   <w:rPr>
@@ -10487,6 +10280,7 @@
                 <w:sz w:val="22"/>
                 <w:szCs w:val="22"/>
               </w:rPr>
+              <w:lastRenderedPageBreak/>
               <w:t>Four large labelled actions on home (R1, R4, R9, R11)</w:t>
             </w:r>
           </w:p>
@@ -10547,6 +10341,7 @@
                 <w:id w:val="776599589"/>
                 <w:citation/>
               </w:sdtPr>
+              <w:sdtEndPr/>
               <w:sdtContent>
                 <w:r>
                   <w:rPr>
@@ -10609,6 +10404,7 @@
                 <w:id w:val="-1156375591"/>
                 <w:citation/>
               </w:sdtPr>
+              <w:sdtEndPr/>
               <w:sdtContent>
                 <w:r>
                   <w:rPr>
@@ -10774,6 +10570,7 @@
                 <w:id w:val="-1410928943"/>
                 <w:citation/>
               </w:sdtPr>
+              <w:sdtEndPr/>
               <w:sdtContent>
                 <w:r>
                   <w:rPr>
@@ -10836,6 +10633,7 @@
                 <w:id w:val="-1829427205"/>
                 <w:citation/>
               </w:sdtPr>
+              <w:sdtEndPr/>
               <w:sdtContent>
                 <w:r>
                   <w:rPr>
@@ -10998,6 +10796,7 @@
                 <w:id w:val="-1916383957"/>
                 <w:citation/>
               </w:sdtPr>
+              <w:sdtEndPr/>
               <w:sdtContent>
                 <w:r>
                   <w:rPr>
@@ -11203,6 +11002,7 @@
                 <w:id w:val="318319291"/>
                 <w:citation/>
               </w:sdtPr>
+              <w:sdtEndPr/>
               <w:sdtContent>
                 <w:r>
                   <w:rPr>
@@ -11273,6 +11073,7 @@
                 <w:id w:val="1182700490"/>
                 <w:citation/>
               </w:sdtPr>
+              <w:sdtEndPr/>
               <w:sdtContent>
                 <w:r>
                   <w:rPr>
@@ -11435,6 +11236,7 @@
                 <w:id w:val="-2092379933"/>
                 <w:citation/>
               </w:sdtPr>
+              <w:sdtEndPr/>
               <w:sdtContent>
                 <w:r>
                   <w:rPr>
@@ -11600,6 +11402,7 @@
                 <w:id w:val="1293329898"/>
                 <w:citation/>
               </w:sdtPr>
+              <w:sdtEndPr/>
               <w:sdtContent>
                 <w:r>
                   <w:rPr>
@@ -11772,6 +11575,7 @@
                 <w:id w:val="-382564861"/>
                 <w:citation/>
               </w:sdtPr>
+              <w:sdtEndPr/>
               <w:sdtContent>
                 <w:r>
                   <w:rPr>
@@ -12049,6 +11853,7 @@
           <w:id w:val="739523131"/>
           <w:citation/>
         </w:sdtPr>
+        <w:sdtEndPr/>
         <w:sdtContent>
           <w:r>
             <w:rPr>
@@ -12125,7 +11930,6 @@
         <w:rPr>
           <w:rFonts w:cs="Calibri"/>
         </w:rPr>
-        <w:lastRenderedPageBreak/>
         <w:t>User Interface Design</w:t>
       </w:r>
       <w:bookmarkEnd w:id="15"/>
@@ -12147,27 +11951,7 @@
           <w:szCs w:val="22"/>
           <w:lang w:eastAsia="en-US"/>
         </w:rPr>
-        <w:t xml:space="preserve">The following section provides the final </w:t>
-      </w:r>
-      <w:proofErr w:type="gramStart"/>
-      <w:r>
-        <w:rPr>
-          <w:rFonts w:ascii="Calibri" w:hAnsi="Calibri" w:cs="Calibri"/>
-          <w:sz w:val="22"/>
-          <w:szCs w:val="22"/>
-          <w:lang w:eastAsia="en-US"/>
-        </w:rPr>
-        <w:t>high fidelity</w:t>
-      </w:r>
-      <w:proofErr w:type="gramEnd"/>
-      <w:r>
-        <w:rPr>
-          <w:rFonts w:ascii="Calibri" w:hAnsi="Calibri" w:cs="Calibri"/>
-          <w:sz w:val="22"/>
-          <w:szCs w:val="22"/>
-          <w:lang w:eastAsia="en-US"/>
-        </w:rPr>
-        <w:t xml:space="preserve"> screens (v3). The navigation system still consists of five bottom tabs that have labels. Each task screen has a back button on the left side and a help button on the right side; all other functions are hidden under "More".</w:t>
+        <w:t>The following section provides the final high fidelity screens (v3). The navigation system still consists of five bottom tabs that have labels. Each task screen has a back button on the left side and a help button on the right side; all other functions are hidden under "More".</w:t>
       </w:r>
     </w:p>
     <w:p>
@@ -12182,6 +11966,7 @@
         <w:rPr>
           <w:rFonts w:cs="Calibri"/>
         </w:rPr>
+        <w:lastRenderedPageBreak/>
         <w:t xml:space="preserve">4.1 </w:t>
       </w:r>
       <w:r>
@@ -12203,7 +11988,7 @@
           <w:noProof/>
         </w:rPr>
         <w:drawing>
-          <wp:anchor distT="0" distB="0" distL="114300" distR="114300" simplePos="0" relativeHeight="251666432" behindDoc="0" locked="0" layoutInCell="1" allowOverlap="1" wp14:anchorId="573263DD" wp14:editId="58E8186B">
+          <wp:anchor distT="0" distB="0" distL="114300" distR="114300" simplePos="0" relativeHeight="251658247" behindDoc="0" locked="0" layoutInCell="1" allowOverlap="1" wp14:anchorId="573263DD" wp14:editId="58E8186B">
             <wp:simplePos x="0" y="0"/>
             <wp:positionH relativeFrom="column">
               <wp:posOffset>0</wp:posOffset>
@@ -12264,7 +12049,7 @@
           <w:noProof/>
         </w:rPr>
         <w:drawing>
-          <wp:anchor distT="0" distB="0" distL="114300" distR="114300" simplePos="0" relativeHeight="251667456" behindDoc="0" locked="0" layoutInCell="1" allowOverlap="1" wp14:anchorId="432DEAA1" wp14:editId="5AFD9BC2">
+          <wp:anchor distT="0" distB="0" distL="114300" distR="114300" simplePos="0" relativeHeight="251658248" behindDoc="0" locked="0" layoutInCell="1" allowOverlap="1" wp14:anchorId="432DEAA1" wp14:editId="5AFD9BC2">
             <wp:simplePos x="0" y="0"/>
             <wp:positionH relativeFrom="margin">
               <wp:posOffset>1993265</wp:posOffset>
@@ -12325,7 +12110,7 @@
           <w:noProof/>
         </w:rPr>
         <w:drawing>
-          <wp:anchor distT="0" distB="0" distL="114300" distR="114300" simplePos="0" relativeHeight="251668480" behindDoc="0" locked="0" layoutInCell="1" allowOverlap="1" wp14:anchorId="538EF80E" wp14:editId="4E4D47FA">
+          <wp:anchor distT="0" distB="0" distL="114300" distR="114300" simplePos="0" relativeHeight="251658249" behindDoc="0" locked="0" layoutInCell="1" allowOverlap="1" wp14:anchorId="538EF80E" wp14:editId="4E4D47FA">
             <wp:simplePos x="0" y="0"/>
             <wp:positionH relativeFrom="column">
               <wp:posOffset>3983990</wp:posOffset>
@@ -12495,7 +12280,7 @@
         </w:rPr>
         <w:lastRenderedPageBreak/>
         <w:drawing>
-          <wp:anchor distT="0" distB="0" distL="114300" distR="114300" simplePos="0" relativeHeight="251669504" behindDoc="0" locked="0" layoutInCell="1" allowOverlap="1" wp14:anchorId="0EAD642E" wp14:editId="0C30201A">
+          <wp:anchor distT="0" distB="0" distL="114300" distR="114300" simplePos="0" relativeHeight="251658250" behindDoc="0" locked="0" layoutInCell="1" allowOverlap="1" wp14:anchorId="0EAD642E" wp14:editId="0C30201A">
             <wp:simplePos x="0" y="0"/>
             <wp:positionH relativeFrom="column">
               <wp:posOffset>3804285</wp:posOffset>
@@ -12556,7 +12341,7 @@
           <w:noProof/>
         </w:rPr>
         <w:drawing>
-          <wp:anchor distT="0" distB="0" distL="114300" distR="114300" simplePos="0" relativeHeight="251671552" behindDoc="0" locked="0" layoutInCell="1" allowOverlap="1" wp14:anchorId="474A9D2D" wp14:editId="410A558D">
+          <wp:anchor distT="0" distB="0" distL="114300" distR="114300" simplePos="0" relativeHeight="251658252" behindDoc="0" locked="0" layoutInCell="1" allowOverlap="1" wp14:anchorId="474A9D2D" wp14:editId="410A558D">
             <wp:simplePos x="0" y="0"/>
             <wp:positionH relativeFrom="margin">
               <wp:posOffset>1904365</wp:posOffset>
@@ -12617,7 +12402,7 @@
           <w:noProof/>
         </w:rPr>
         <w:drawing>
-          <wp:anchor distT="0" distB="0" distL="114300" distR="114300" simplePos="0" relativeHeight="251670528" behindDoc="0" locked="0" layoutInCell="1" allowOverlap="1" wp14:anchorId="147CB160" wp14:editId="4480D6BE">
+          <wp:anchor distT="0" distB="0" distL="114300" distR="114300" simplePos="0" relativeHeight="251658251" behindDoc="0" locked="0" layoutInCell="1" allowOverlap="1" wp14:anchorId="147CB160" wp14:editId="4480D6BE">
             <wp:simplePos x="0" y="0"/>
             <wp:positionH relativeFrom="margin">
               <wp:posOffset>0</wp:posOffset>
@@ -12849,7 +12634,7 @@
           <w:noProof/>
         </w:rPr>
         <w:drawing>
-          <wp:anchor distT="0" distB="0" distL="114300" distR="114300" simplePos="0" relativeHeight="251673600" behindDoc="0" locked="0" layoutInCell="1" allowOverlap="1" wp14:anchorId="00ADD03E" wp14:editId="271A9D23">
+          <wp:anchor distT="0" distB="0" distL="114300" distR="114300" simplePos="0" relativeHeight="251658253" behindDoc="0" locked="0" layoutInCell="1" allowOverlap="1" wp14:anchorId="00ADD03E" wp14:editId="271A9D23">
             <wp:simplePos x="0" y="0"/>
             <wp:positionH relativeFrom="margin">
               <wp:posOffset>0</wp:posOffset>
@@ -12916,7 +12701,7 @@
           <w:noProof/>
         </w:rPr>
         <w:drawing>
-          <wp:anchor distT="0" distB="0" distL="114300" distR="114300" simplePos="0" relativeHeight="251674624" behindDoc="0" locked="0" layoutInCell="1" allowOverlap="1" wp14:anchorId="430B0D8D" wp14:editId="1A13A44B">
+          <wp:anchor distT="0" distB="0" distL="114300" distR="114300" simplePos="0" relativeHeight="251658254" behindDoc="0" locked="0" layoutInCell="1" allowOverlap="1" wp14:anchorId="430B0D8D" wp14:editId="1A13A44B">
             <wp:simplePos x="0" y="0"/>
             <wp:positionH relativeFrom="margin">
               <wp:posOffset>1927225</wp:posOffset>
@@ -12983,7 +12768,7 @@
           <w:noProof/>
         </w:rPr>
         <w:drawing>
-          <wp:anchor distT="0" distB="0" distL="114300" distR="114300" simplePos="0" relativeHeight="251675648" behindDoc="0" locked="0" layoutInCell="1" allowOverlap="1" wp14:anchorId="7E9286BE" wp14:editId="56481B63">
+          <wp:anchor distT="0" distB="0" distL="114300" distR="114300" simplePos="0" relativeHeight="251658255" behindDoc="0" locked="0" layoutInCell="1" allowOverlap="1" wp14:anchorId="7E9286BE" wp14:editId="56481B63">
             <wp:simplePos x="0" y="0"/>
             <wp:positionH relativeFrom="margin">
               <wp:posOffset>3845560</wp:posOffset>
@@ -13209,6 +12994,7 @@
           <w:id w:val="-1850482620"/>
           <w:citation/>
         </w:sdtPr>
+        <w:sdtEndPr/>
         <w:sdtContent>
           <w:r>
             <w:rPr>
@@ -13245,7 +13031,17 @@
               <w:szCs w:val="22"/>
               <w:lang w:eastAsia="en-US"/>
             </w:rPr>
-            <w:t xml:space="preserve"> [1]</w:t>
+            <w:t xml:space="preserve"> </w:t>
+          </w:r>
+          <w:r>
+            <w:rPr>
+              <w:rFonts w:ascii="Calibri" w:hAnsi="Calibri" w:cs="Calibri"/>
+              <w:noProof/>
+              <w:sz w:val="22"/>
+              <w:szCs w:val="22"/>
+              <w:lang w:eastAsia="en-US"/>
+            </w:rPr>
+            <w:t>[1]</w:t>
           </w:r>
           <w:r>
             <w:rPr>
@@ -13278,6 +13074,7 @@
           <w:id w:val="-484859623"/>
           <w:citation/>
         </w:sdtPr>
+        <w:sdtEndPr/>
         <w:sdtContent>
           <w:r>
             <w:rPr>
@@ -13382,6 +13179,7 @@
           <w:id w:val="904342183"/>
           <w:citation/>
         </w:sdtPr>
+        <w:sdtEndPr/>
         <w:sdtContent>
           <w:r>
             <w:rPr>
@@ -14577,6 +14375,7 @@
                 <w:id w:val="-38973936"/>
                 <w:citation/>
               </w:sdtPr>
+              <w:sdtEndPr/>
               <w:sdtContent>
                 <w:r>
                   <w:rPr>
@@ -14822,20 +14621,8 @@
                 <w:sz w:val="22"/>
                 <w:szCs w:val="22"/>
               </w:rPr>
-              <w:t xml:space="preserve">2 Real-world </w:t>
-            </w:r>
-            <w:proofErr w:type="gramStart"/>
-            <w:r>
-              <w:rPr>
-                <w:rFonts w:ascii="Calibri" w:eastAsia="Calibri" w:hAnsi="Calibri" w:cs="Calibri"/>
-                <w:b w:val="0"/>
-                <w:bCs w:val="0"/>
-                <w:sz w:val="22"/>
-                <w:szCs w:val="22"/>
-              </w:rPr>
-              <w:t>match</w:t>
-            </w:r>
-            <w:proofErr w:type="gramEnd"/>
+              <w:t>2 Real-world match</w:t>
+            </w:r>
           </w:p>
         </w:tc>
         <w:tc>
@@ -15776,6 +15563,7 @@
         <w:t>: Heuristic evaluation</w:t>
       </w:r>
     </w:p>
+    <w:p/>
     <w:p>
       <w:pPr>
         <w:pStyle w:val="Heading2"/>
@@ -15788,6 +15576,7 @@
         <w:rPr>
           <w:rFonts w:cs="Calibri"/>
         </w:rPr>
+        <w:lastRenderedPageBreak/>
         <w:t xml:space="preserve">5.3 </w:t>
       </w:r>
       <w:r>
@@ -15827,6 +15616,7 @@
           <w:id w:val="-1381779147"/>
           <w:citation/>
         </w:sdtPr>
+        <w:sdtEndPr/>
         <w:sdtContent>
           <w:r>
             <w:rPr>
@@ -15922,7 +15712,6 @@
                 <w:sz w:val="22"/>
                 <w:szCs w:val="22"/>
               </w:rPr>
-              <w:lastRenderedPageBreak/>
               <w:t>Combination</w:t>
             </w:r>
           </w:p>
@@ -16070,23 +15859,13 @@
                 <w:szCs w:val="22"/>
               </w:rPr>
             </w:pPr>
-            <w:proofErr w:type="gramStart"/>
-            <w:r>
-              <w:rPr>
-                <w:rFonts w:ascii="Calibri" w:eastAsia="Calibri" w:hAnsi="Calibri" w:cs="Calibri"/>
-                <w:sz w:val="22"/>
-                <w:szCs w:val="22"/>
-              </w:rPr>
-              <w:t>16.35 :</w:t>
-            </w:r>
-            <w:proofErr w:type="gramEnd"/>
-            <w:r>
-              <w:rPr>
-                <w:rFonts w:ascii="Calibri" w:eastAsia="Calibri" w:hAnsi="Calibri" w:cs="Calibri"/>
-                <w:sz w:val="22"/>
-                <w:szCs w:val="22"/>
-              </w:rPr>
-              <w:t xml:space="preserve"> 1</w:t>
+            <w:r>
+              <w:rPr>
+                <w:rFonts w:ascii="Calibri" w:eastAsia="Calibri" w:hAnsi="Calibri" w:cs="Calibri"/>
+                <w:sz w:val="22"/>
+                <w:szCs w:val="22"/>
+              </w:rPr>
+              <w:t>16.35 : 1</w:t>
             </w:r>
           </w:p>
         </w:tc>
@@ -16180,23 +15959,13 @@
                 <w:szCs w:val="22"/>
               </w:rPr>
             </w:pPr>
-            <w:proofErr w:type="gramStart"/>
-            <w:r>
-              <w:rPr>
-                <w:rFonts w:ascii="Calibri" w:eastAsia="Calibri" w:hAnsi="Calibri" w:cs="Calibri"/>
-                <w:sz w:val="22"/>
-                <w:szCs w:val="22"/>
-              </w:rPr>
-              <w:t>13.36 :</w:t>
-            </w:r>
-            <w:proofErr w:type="gramEnd"/>
-            <w:r>
-              <w:rPr>
-                <w:rFonts w:ascii="Calibri" w:eastAsia="Calibri" w:hAnsi="Calibri" w:cs="Calibri"/>
-                <w:sz w:val="22"/>
-                <w:szCs w:val="22"/>
-              </w:rPr>
-              <w:t xml:space="preserve"> 1</w:t>
+            <w:r>
+              <w:rPr>
+                <w:rFonts w:ascii="Calibri" w:eastAsia="Calibri" w:hAnsi="Calibri" w:cs="Calibri"/>
+                <w:sz w:val="22"/>
+                <w:szCs w:val="22"/>
+              </w:rPr>
+              <w:t>13.36 : 1</w:t>
             </w:r>
           </w:p>
         </w:tc>
@@ -16293,23 +16062,13 @@
                 <w:szCs w:val="22"/>
               </w:rPr>
             </w:pPr>
-            <w:proofErr w:type="gramStart"/>
-            <w:r>
-              <w:rPr>
-                <w:rFonts w:ascii="Calibri" w:eastAsia="Calibri" w:hAnsi="Calibri" w:cs="Calibri"/>
-                <w:sz w:val="22"/>
-                <w:szCs w:val="22"/>
-              </w:rPr>
-              <w:t>8.37 :</w:t>
-            </w:r>
-            <w:proofErr w:type="gramEnd"/>
-            <w:r>
-              <w:rPr>
-                <w:rFonts w:ascii="Calibri" w:eastAsia="Calibri" w:hAnsi="Calibri" w:cs="Calibri"/>
-                <w:sz w:val="22"/>
-                <w:szCs w:val="22"/>
-              </w:rPr>
-              <w:t xml:space="preserve"> 1</w:t>
+            <w:r>
+              <w:rPr>
+                <w:rFonts w:ascii="Calibri" w:eastAsia="Calibri" w:hAnsi="Calibri" w:cs="Calibri"/>
+                <w:sz w:val="22"/>
+                <w:szCs w:val="22"/>
+              </w:rPr>
+              <w:t>8.37 : 1</w:t>
             </w:r>
           </w:p>
         </w:tc>
@@ -16403,23 +16162,13 @@
                 <w:szCs w:val="22"/>
               </w:rPr>
             </w:pPr>
-            <w:proofErr w:type="gramStart"/>
-            <w:r>
-              <w:rPr>
-                <w:rFonts w:ascii="Calibri" w:eastAsia="Calibri" w:hAnsi="Calibri" w:cs="Calibri"/>
-                <w:sz w:val="22"/>
-                <w:szCs w:val="22"/>
-              </w:rPr>
-              <w:t>13.55 :</w:t>
-            </w:r>
-            <w:proofErr w:type="gramEnd"/>
-            <w:r>
-              <w:rPr>
-                <w:rFonts w:ascii="Calibri" w:eastAsia="Calibri" w:hAnsi="Calibri" w:cs="Calibri"/>
-                <w:sz w:val="22"/>
-                <w:szCs w:val="22"/>
-              </w:rPr>
-              <w:t xml:space="preserve"> 1</w:t>
+            <w:r>
+              <w:rPr>
+                <w:rFonts w:ascii="Calibri" w:eastAsia="Calibri" w:hAnsi="Calibri" w:cs="Calibri"/>
+                <w:sz w:val="22"/>
+                <w:szCs w:val="22"/>
+              </w:rPr>
+              <w:t>13.55 : 1</w:t>
             </w:r>
           </w:p>
         </w:tc>
@@ -16516,23 +16265,13 @@
                 <w:szCs w:val="22"/>
               </w:rPr>
             </w:pPr>
-            <w:proofErr w:type="gramStart"/>
-            <w:r>
-              <w:rPr>
-                <w:rFonts w:ascii="Calibri" w:eastAsia="Calibri" w:hAnsi="Calibri" w:cs="Calibri"/>
-                <w:sz w:val="22"/>
-                <w:szCs w:val="22"/>
-              </w:rPr>
-              <w:t>7.82 :</w:t>
-            </w:r>
-            <w:proofErr w:type="gramEnd"/>
-            <w:r>
-              <w:rPr>
-                <w:rFonts w:ascii="Calibri" w:eastAsia="Calibri" w:hAnsi="Calibri" w:cs="Calibri"/>
-                <w:sz w:val="22"/>
-                <w:szCs w:val="22"/>
-              </w:rPr>
-              <w:t xml:space="preserve"> 1</w:t>
+            <w:r>
+              <w:rPr>
+                <w:rFonts w:ascii="Calibri" w:eastAsia="Calibri" w:hAnsi="Calibri" w:cs="Calibri"/>
+                <w:sz w:val="22"/>
+                <w:szCs w:val="22"/>
+              </w:rPr>
+              <w:t>7.82 : 1</w:t>
             </w:r>
           </w:p>
         </w:tc>
@@ -16626,23 +16365,13 @@
                 <w:szCs w:val="22"/>
               </w:rPr>
             </w:pPr>
-            <w:proofErr w:type="gramStart"/>
-            <w:r>
-              <w:rPr>
-                <w:rFonts w:ascii="Calibri" w:eastAsia="Calibri" w:hAnsi="Calibri" w:cs="Calibri"/>
-                <w:sz w:val="22"/>
-                <w:szCs w:val="22"/>
-              </w:rPr>
-              <w:t>5.28 :</w:t>
-            </w:r>
-            <w:proofErr w:type="gramEnd"/>
-            <w:r>
-              <w:rPr>
-                <w:rFonts w:ascii="Calibri" w:eastAsia="Calibri" w:hAnsi="Calibri" w:cs="Calibri"/>
-                <w:sz w:val="22"/>
-                <w:szCs w:val="22"/>
-              </w:rPr>
-              <w:t xml:space="preserve"> 1</w:t>
+            <w:r>
+              <w:rPr>
+                <w:rFonts w:ascii="Calibri" w:eastAsia="Calibri" w:hAnsi="Calibri" w:cs="Calibri"/>
+                <w:sz w:val="22"/>
+                <w:szCs w:val="22"/>
+              </w:rPr>
+              <w:t>5.28 : 1</w:t>
             </w:r>
           </w:p>
         </w:tc>
@@ -16739,23 +16468,13 @@
                 <w:szCs w:val="22"/>
               </w:rPr>
             </w:pPr>
-            <w:proofErr w:type="gramStart"/>
-            <w:r>
-              <w:rPr>
-                <w:rFonts w:ascii="Calibri" w:eastAsia="Calibri" w:hAnsi="Calibri" w:cs="Calibri"/>
-                <w:sz w:val="22"/>
-                <w:szCs w:val="22"/>
-              </w:rPr>
-              <w:t>7.44 :</w:t>
-            </w:r>
-            <w:proofErr w:type="gramEnd"/>
-            <w:r>
-              <w:rPr>
-                <w:rFonts w:ascii="Calibri" w:eastAsia="Calibri" w:hAnsi="Calibri" w:cs="Calibri"/>
-                <w:sz w:val="22"/>
-                <w:szCs w:val="22"/>
-              </w:rPr>
-              <w:t xml:space="preserve"> 1</w:t>
+            <w:r>
+              <w:rPr>
+                <w:rFonts w:ascii="Calibri" w:eastAsia="Calibri" w:hAnsi="Calibri" w:cs="Calibri"/>
+                <w:sz w:val="22"/>
+                <w:szCs w:val="22"/>
+              </w:rPr>
+              <w:t>7.44 : 1</w:t>
             </w:r>
           </w:p>
         </w:tc>
@@ -16869,23 +16588,13 @@
                 <w:szCs w:val="22"/>
               </w:rPr>
             </w:pPr>
-            <w:proofErr w:type="gramStart"/>
-            <w:r>
-              <w:rPr>
-                <w:rFonts w:ascii="Calibri" w:eastAsia="Calibri" w:hAnsi="Calibri" w:cs="Calibri"/>
-                <w:sz w:val="22"/>
-                <w:szCs w:val="22"/>
-              </w:rPr>
-              <w:t>4.48 :</w:t>
-            </w:r>
-            <w:proofErr w:type="gramEnd"/>
-            <w:r>
-              <w:rPr>
-                <w:rFonts w:ascii="Calibri" w:eastAsia="Calibri" w:hAnsi="Calibri" w:cs="Calibri"/>
-                <w:sz w:val="22"/>
-                <w:szCs w:val="22"/>
-              </w:rPr>
-              <w:t xml:space="preserve"> 1</w:t>
+            <w:r>
+              <w:rPr>
+                <w:rFonts w:ascii="Calibri" w:eastAsia="Calibri" w:hAnsi="Calibri" w:cs="Calibri"/>
+                <w:sz w:val="22"/>
+                <w:szCs w:val="22"/>
+              </w:rPr>
+              <w:t>4.48 : 1</w:t>
             </w:r>
           </w:p>
         </w:tc>
@@ -17002,23 +16711,13 @@
                 <w:szCs w:val="22"/>
               </w:rPr>
             </w:pPr>
-            <w:proofErr w:type="gramStart"/>
-            <w:r>
-              <w:rPr>
-                <w:rFonts w:ascii="Calibri" w:eastAsia="Calibri" w:hAnsi="Calibri" w:cs="Calibri"/>
-                <w:sz w:val="22"/>
-                <w:szCs w:val="22"/>
-              </w:rPr>
-              <w:t>5.76 :</w:t>
-            </w:r>
-            <w:proofErr w:type="gramEnd"/>
-            <w:r>
-              <w:rPr>
-                <w:rFonts w:ascii="Calibri" w:eastAsia="Calibri" w:hAnsi="Calibri" w:cs="Calibri"/>
-                <w:sz w:val="22"/>
-                <w:szCs w:val="22"/>
-              </w:rPr>
-              <w:t xml:space="preserve"> 1</w:t>
+            <w:r>
+              <w:rPr>
+                <w:rFonts w:ascii="Calibri" w:eastAsia="Calibri" w:hAnsi="Calibri" w:cs="Calibri"/>
+                <w:sz w:val="22"/>
+                <w:szCs w:val="22"/>
+              </w:rPr>
+              <w:t>5.76 : 1</w:t>
             </w:r>
           </w:p>
         </w:tc>
@@ -17115,7 +16814,7 @@
           <w:szCs w:val="22"/>
           <w:lang w:eastAsia="en-US"/>
         </w:rPr>
-        <w:t xml:space="preserve">The five Assessment 2 tasks will be repeated using the Figma prototype, with the same criteria for assessment (completeness, time taken, errors, help sought, easiness 1-5), and the same participants (V1-V5), but five participants who were not involved in Assessment 2, in order to eliminate learning effects, as well as to represent the profile of the target audience. Five participants will suffice to detect most issues in the formative usability test </w:t>
+        <w:t xml:space="preserve">The five Assessment 2 tasks will be repeated using the Figma prototype, with the same criteria for assessment (completeness, time taken, errors, help sought, easiness 1-5), and the same participants (V1-V5. Five participants will suffice to detect most issues in the formative usability test </w:t>
       </w:r>
       <w:sdt>
         <w:sdtPr>
@@ -17128,6 +16827,7 @@
           <w:id w:val="1335116172"/>
           <w:citation/>
         </w:sdtPr>
+        <w:sdtEndPr/>
         <w:sdtContent>
           <w:r>
             <w:rPr>
@@ -17197,6 +16897,7 @@
           <w:id w:val="-1026405473"/>
           <w:citation/>
         </w:sdtPr>
+        <w:sdtEndPr/>
         <w:sdtContent>
           <w:r>
             <w:rPr>
@@ -17266,6 +16967,7 @@
           <w:id w:val="-184903264"/>
           <w:citation/>
         </w:sdtPr>
+        <w:sdtEndPr/>
         <w:sdtContent>
           <w:r>
             <w:rPr>
@@ -18493,37 +18195,20 @@
       <w:r>
         <w:t xml:space="preserve">Table </w:t>
       </w:r>
-      <w:r>
-        <w:fldChar w:fldCharType="begin"/>
-      </w:r>
-      <w:r>
-        <w:instrText xml:space="preserve"> SEQ Table \* ARABIC </w:instrText>
-      </w:r>
-      <w:r>
-        <w:fldChar w:fldCharType="separate"/>
-      </w:r>
-      <w:r>
-        <w:rPr>
-          <w:noProof/>
-        </w:rPr>
-        <w:t>6</w:t>
-      </w:r>
-      <w:r>
-        <w:fldChar w:fldCharType="end"/>
-      </w:r>
+      <w:fldSimple w:instr=" SEQ Table \* ARABIC ">
+        <w:r>
+          <w:rPr>
+            <w:noProof/>
+          </w:rPr>
+          <w:t>6</w:t>
+        </w:r>
+      </w:fldSimple>
       <w:r>
         <w:t xml:space="preserve">: </w:t>
       </w:r>
       <w:r>
         <w:t>Validation results against the baseline and targets</w:t>
       </w:r>
-    </w:p>
-    <w:p>
-      <w:pPr>
-        <w:rPr>
-          <w:lang w:eastAsia="en-US"/>
-        </w:rPr>
-      </w:pPr>
     </w:p>
     <w:p>
       <w:pPr>
@@ -19193,6 +18878,109 @@
       </w:tr>
     </w:tbl>
     <w:p>
+      <w:bookmarkStart w:id="28" w:name="_Toc243048309"/>
+    </w:p>
+    <w:p>
+      <w:pPr>
+        <w:jc w:val="both"/>
+        <w:rPr>
+          <w:rFonts w:ascii="Calibri" w:hAnsi="Calibri" w:cs="Calibri" w:hint="cs"/>
+          <w:sz w:val="22"/>
+          <w:szCs w:val="22"/>
+        </w:rPr>
+      </w:pPr>
+      <w:r>
+        <w:rPr>
+          <w:rFonts w:ascii="Calibri" w:hAnsi="Calibri" w:cs="Calibri" w:hint="cs"/>
+          <w:b/>
+          <w:bCs/>
+          <w:sz w:val="22"/>
+          <w:szCs w:val="22"/>
+        </w:rPr>
+        <w:t>Limitations</w:t>
+      </w:r>
+      <w:r>
+        <w:rPr>
+          <w:rFonts w:ascii="Calibri" w:hAnsi="Calibri" w:cs="Calibri"/>
+          <w:b/>
+          <w:bCs/>
+          <w:sz w:val="22"/>
+          <w:szCs w:val="22"/>
+        </w:rPr>
+        <w:t>:</w:t>
+      </w:r>
+      <w:r>
+        <w:rPr>
+          <w:rFonts w:ascii="Calibri" w:hAnsi="Calibri" w:cs="Calibri" w:hint="cs"/>
+          <w:sz w:val="22"/>
+          <w:szCs w:val="22"/>
+        </w:rPr>
+        <w:t xml:space="preserve"> Walkthrough and Heuristic Evaluation was performed by the design team who already knows the proposed design and thus is likely to overlook certain issues faced by the actual users. The same participants from Assessment 2 have been used for the validation test and hence two implications follow. First, their previous experience with the task and app might have led to quicker completion of the task due to practice effects rather than any redesign, hence improvements in performance must be interpreted carefully using mainly user comments. Second, their prior knowledge of the aim of the study may have created a positive bias about the redesign. Nevertheless, using the same participants allows within-subjects comparison since the difference between people in terms of speed and confidence is constant in both conditions. Five participants do not constitute a statistically representative sample </w:t>
+      </w:r>
+      <w:sdt>
+        <w:sdtPr>
+          <w:rPr>
+            <w:rFonts w:ascii="Calibri" w:hAnsi="Calibri" w:cs="Calibri" w:hint="cs"/>
+            <w:sz w:val="22"/>
+            <w:szCs w:val="22"/>
+          </w:rPr>
+          <w:id w:val="-819645587"/>
+          <w:citation/>
+        </w:sdtPr>
+        <w:sdtContent>
+          <w:r>
+            <w:rPr>
+              <w:rFonts w:ascii="Calibri" w:hAnsi="Calibri" w:cs="Calibri"/>
+              <w:sz w:val="22"/>
+              <w:szCs w:val="22"/>
+            </w:rPr>
+            <w:fldChar w:fldCharType="begin"/>
+          </w:r>
+          <w:r>
+            <w:rPr>
+              <w:rFonts w:ascii="Calibri" w:hAnsi="Calibri" w:cs="Calibri"/>
+              <w:sz w:val="22"/>
+              <w:szCs w:val="22"/>
+            </w:rPr>
+            <w:instrText xml:space="preserve"> CITATION Nie12 \l 1033 </w:instrText>
+          </w:r>
+          <w:r>
+            <w:rPr>
+              <w:rFonts w:ascii="Calibri" w:hAnsi="Calibri" w:cs="Calibri"/>
+              <w:sz w:val="22"/>
+              <w:szCs w:val="22"/>
+            </w:rPr>
+            <w:fldChar w:fldCharType="separate"/>
+          </w:r>
+          <w:r>
+            <w:rPr>
+              <w:rFonts w:ascii="Calibri" w:hAnsi="Calibri" w:cs="Calibri"/>
+              <w:noProof/>
+              <w:sz w:val="22"/>
+              <w:szCs w:val="22"/>
+            </w:rPr>
+            <w:t>[11]</w:t>
+          </w:r>
+          <w:r>
+            <w:rPr>
+              <w:rFonts w:ascii="Calibri" w:hAnsi="Calibri" w:cs="Calibri"/>
+              <w:sz w:val="22"/>
+              <w:szCs w:val="22"/>
+            </w:rPr>
+            <w:fldChar w:fldCharType="end"/>
+          </w:r>
+        </w:sdtContent>
+      </w:sdt>
+      <w:r>
+        <w:rPr>
+          <w:rFonts w:ascii="Calibri" w:hAnsi="Calibri" w:cs="Calibri" w:hint="cs"/>
+          <w:sz w:val="22"/>
+          <w:szCs w:val="22"/>
+        </w:rPr>
+        <w:t>, there are only five illustrative screen groups, and no actual transactions were completed.</w:t>
+      </w:r>
+    </w:p>
+    <w:p>
       <w:pPr>
         <w:pStyle w:val="Heading1"/>
         <w:numPr>
@@ -19204,7 +18992,6 @@
           <w:rFonts w:cs="Calibri"/>
         </w:rPr>
       </w:pPr>
-      <w:bookmarkStart w:id="28" w:name="_Toc243048309"/>
       <w:r>
         <w:rPr>
           <w:rFonts w:cs="Calibri"/>
@@ -19818,6 +19605,7 @@
           <w:docPartUnique/>
         </w:docPartObj>
       </w:sdtPr>
+      <w:sdtEndPr/>
       <w:sdtContent>
         <w:p>
           <w:pPr>
@@ -19842,11 +19630,13 @@
             <w:id w:val="-573587230"/>
             <w:bibliography/>
           </w:sdtPr>
+          <w:sdtEndPr/>
           <w:sdtContent>
             <w:p>
               <w:pPr>
+                <w:jc w:val="both"/>
                 <w:rPr>
-                  <w:rFonts w:ascii="Calibri" w:eastAsiaTheme="minorHAnsi" w:hAnsi="Calibri" w:cs="Calibri"/>
+                  <w:rFonts w:eastAsiaTheme="minorHAnsi"/>
                   <w:noProof/>
                   <w:kern w:val="2"/>
                   <w:lang w:eastAsia="en-US"/>
@@ -19885,12 +19675,12 @@
                 <w:tblLook w:val="04A0" w:firstRow="1" w:lastRow="0" w:firstColumn="1" w:lastColumn="0" w:noHBand="0" w:noVBand="1"/>
               </w:tblPr>
               <w:tblGrid>
-                <w:gridCol w:w="466"/>
-                <w:gridCol w:w="8560"/>
+                <w:gridCol w:w="473"/>
+                <w:gridCol w:w="8553"/>
               </w:tblGrid>
               <w:tr>
                 <w:trPr>
-                  <w:divId w:val="1939210752"/>
+                  <w:divId w:val="1839418922"/>
                   <w:tblCellSpacing w:w="15" w:type="dxa"/>
                 </w:trPr>
                 <w:tc>
@@ -19901,14 +19691,13 @@
                   <w:p>
                     <w:pPr>
                       <w:pStyle w:val="Bibliography"/>
+                      <w:jc w:val="both"/>
                       <w:rPr>
-                        <w:rFonts w:ascii="Calibri" w:hAnsi="Calibri" w:cs="Calibri"/>
                         <w:noProof/>
                       </w:rPr>
                     </w:pPr>
                     <w:r>
                       <w:rPr>
-                        <w:rFonts w:ascii="Calibri" w:hAnsi="Calibri" w:cs="Calibri"/>
                         <w:noProof/>
                       </w:rPr>
                       <w:t xml:space="preserve">[1] </w:t>
@@ -19923,14 +19712,13 @@
                   <w:p>
                     <w:pPr>
                       <w:pStyle w:val="Bibliography"/>
+                      <w:jc w:val="both"/>
                       <w:rPr>
-                        <w:rFonts w:ascii="Calibri" w:hAnsi="Calibri" w:cs="Calibri"/>
                         <w:noProof/>
                       </w:rPr>
                     </w:pPr>
                     <w:r>
                       <w:rPr>
-                        <w:rFonts w:ascii="Calibri" w:hAnsi="Calibri" w:cs="Calibri"/>
                         <w:noProof/>
                       </w:rPr>
                       <w:t>U. M. Jayasinghe, "Assesment 2 - Needs Analysis and Usability Test Report (ICT710)," Victorian Institute of Technology, 2026.</w:t>
@@ -19940,7 +19728,7 @@
               </w:tr>
               <w:tr>
                 <w:trPr>
-                  <w:divId w:val="1939210752"/>
+                  <w:divId w:val="1839418922"/>
                   <w:tblCellSpacing w:w="15" w:type="dxa"/>
                 </w:trPr>
                 <w:tc>
@@ -19951,14 +19739,13 @@
                   <w:p>
                     <w:pPr>
                       <w:pStyle w:val="Bibliography"/>
+                      <w:jc w:val="both"/>
                       <w:rPr>
-                        <w:rFonts w:ascii="Calibri" w:hAnsi="Calibri" w:cs="Calibri"/>
                         <w:noProof/>
                       </w:rPr>
                     </w:pPr>
                     <w:r>
                       <w:rPr>
-                        <w:rFonts w:ascii="Calibri" w:hAnsi="Calibri" w:cs="Calibri"/>
                         <w:noProof/>
                       </w:rPr>
                       <w:t xml:space="preserve">[2] </w:t>
@@ -19973,14 +19760,13 @@
                   <w:p>
                     <w:pPr>
                       <w:pStyle w:val="Bibliography"/>
+                      <w:jc w:val="both"/>
                       <w:rPr>
-                        <w:rFonts w:ascii="Calibri" w:hAnsi="Calibri" w:cs="Calibri"/>
                         <w:noProof/>
                       </w:rPr>
                     </w:pPr>
                     <w:r>
                       <w:rPr>
-                        <w:rFonts w:ascii="Calibri" w:hAnsi="Calibri" w:cs="Calibri"/>
                         <w:noProof/>
                       </w:rPr>
                       <w:t>Internation Organization of Standardization, "ISO 9241-11:2018 Ergonomics of human-system interaction Part 11: Usability: Definitions and concepts," 2018. [Online]. Available: https://www.iso.org/standard/63500.html. [Accessed 10 10 2026].</w:t>
@@ -19990,7 +19776,7 @@
               </w:tr>
               <w:tr>
                 <w:trPr>
-                  <w:divId w:val="1939210752"/>
+                  <w:divId w:val="1839418922"/>
                   <w:tblCellSpacing w:w="15" w:type="dxa"/>
                 </w:trPr>
                 <w:tc>
@@ -20001,17 +19787,15 @@
                   <w:p>
                     <w:pPr>
                       <w:pStyle w:val="Bibliography"/>
+                      <w:jc w:val="both"/>
                       <w:rPr>
-                        <w:rFonts w:ascii="Calibri" w:hAnsi="Calibri" w:cs="Calibri"/>
                         <w:noProof/>
                       </w:rPr>
                     </w:pPr>
                     <w:r>
                       <w:rPr>
-                        <w:rFonts w:ascii="Calibri" w:hAnsi="Calibri" w:cs="Calibri"/>
                         <w:noProof/>
                       </w:rPr>
-                      <w:lastRenderedPageBreak/>
                       <w:t xml:space="preserve">[3] </w:t>
                     </w:r>
                   </w:p>
@@ -20024,14 +19808,13 @@
                   <w:p>
                     <w:pPr>
                       <w:pStyle w:val="Bibliography"/>
+                      <w:jc w:val="both"/>
                       <w:rPr>
-                        <w:rFonts w:ascii="Calibri" w:hAnsi="Calibri" w:cs="Calibri"/>
                         <w:noProof/>
                       </w:rPr>
                     </w:pPr>
                     <w:r>
                       <w:rPr>
-                        <w:rFonts w:ascii="Calibri" w:hAnsi="Calibri" w:cs="Calibri"/>
                         <w:noProof/>
                       </w:rPr>
                       <w:t>World Wide Web Consortium, "Web Content Accessibility Guidelines (WCAG) 2.2," 12 12 2024. [Online]. Available: https://www.w3.org/TR/WCAG22/. [Accessed 12 10 2026].</w:t>
@@ -20041,7 +19824,7 @@
               </w:tr>
               <w:tr>
                 <w:trPr>
-                  <w:divId w:val="1939210752"/>
+                  <w:divId w:val="1839418922"/>
                   <w:tblCellSpacing w:w="15" w:type="dxa"/>
                 </w:trPr>
                 <w:tc>
@@ -20052,14 +19835,13 @@
                   <w:p>
                     <w:pPr>
                       <w:pStyle w:val="Bibliography"/>
+                      <w:jc w:val="both"/>
                       <w:rPr>
-                        <w:rFonts w:ascii="Calibri" w:hAnsi="Calibri" w:cs="Calibri"/>
                         <w:noProof/>
                       </w:rPr>
                     </w:pPr>
                     <w:r>
                       <w:rPr>
-                        <w:rFonts w:ascii="Calibri" w:hAnsi="Calibri" w:cs="Calibri"/>
                         <w:noProof/>
                       </w:rPr>
                       <w:t xml:space="preserve">[4] </w:t>
@@ -20074,14 +19856,13 @@
                   <w:p>
                     <w:pPr>
                       <w:pStyle w:val="Bibliography"/>
+                      <w:jc w:val="both"/>
                       <w:rPr>
-                        <w:rFonts w:ascii="Calibri" w:hAnsi="Calibri" w:cs="Calibri"/>
                         <w:noProof/>
                       </w:rPr>
                     </w:pPr>
                     <w:r>
                       <w:rPr>
-                        <w:rFonts w:ascii="Calibri" w:hAnsi="Calibri" w:cs="Calibri"/>
                         <w:noProof/>
                       </w:rPr>
                       <w:t>International Organization for Standardization, "ISO 9241-210:2019 Ergonomics of human-system interaction Part 210: Human-centred design for interactive systems," 2019. [Online]. Available: https://www.iso.org/standard/77520.html. [Accessed 10 10 2026].</w:t>
@@ -20091,7 +19872,7 @@
               </w:tr>
               <w:tr>
                 <w:trPr>
-                  <w:divId w:val="1939210752"/>
+                  <w:divId w:val="1839418922"/>
                   <w:tblCellSpacing w:w="15" w:type="dxa"/>
                 </w:trPr>
                 <w:tc>
@@ -20102,14 +19883,13 @@
                   <w:p>
                     <w:pPr>
                       <w:pStyle w:val="Bibliography"/>
+                      <w:jc w:val="both"/>
                       <w:rPr>
-                        <w:rFonts w:ascii="Calibri" w:hAnsi="Calibri" w:cs="Calibri"/>
                         <w:noProof/>
                       </w:rPr>
                     </w:pPr>
                     <w:r>
                       <w:rPr>
-                        <w:rFonts w:ascii="Calibri" w:hAnsi="Calibri" w:cs="Calibri"/>
                         <w:noProof/>
                       </w:rPr>
                       <w:t xml:space="preserve">[5] </w:t>
@@ -20124,14 +19904,13 @@
                   <w:p>
                     <w:pPr>
                       <w:pStyle w:val="Bibliography"/>
+                      <w:jc w:val="both"/>
                       <w:rPr>
-                        <w:rFonts w:ascii="Calibri" w:hAnsi="Calibri" w:cs="Calibri"/>
                         <w:noProof/>
                       </w:rPr>
                     </w:pPr>
                     <w:r>
                       <w:rPr>
-                        <w:rFonts w:ascii="Calibri" w:hAnsi="Calibri" w:cs="Calibri"/>
                         <w:noProof/>
                       </w:rPr>
                       <w:t xml:space="preserve">J. Sweller, P. Ayres and S. Kalyuga, Cognitive Load Theory, 2011. </w:t>
@@ -20141,7 +19920,7 @@
               </w:tr>
               <w:tr>
                 <w:trPr>
-                  <w:divId w:val="1939210752"/>
+                  <w:divId w:val="1839418922"/>
                   <w:tblCellSpacing w:w="15" w:type="dxa"/>
                 </w:trPr>
                 <w:tc>
@@ -20152,14 +19931,13 @@
                   <w:p>
                     <w:pPr>
                       <w:pStyle w:val="Bibliography"/>
+                      <w:jc w:val="both"/>
                       <w:rPr>
-                        <w:rFonts w:ascii="Calibri" w:hAnsi="Calibri" w:cs="Calibri"/>
                         <w:noProof/>
                       </w:rPr>
                     </w:pPr>
                     <w:r>
                       <w:rPr>
-                        <w:rFonts w:ascii="Calibri" w:hAnsi="Calibri" w:cs="Calibri"/>
                         <w:noProof/>
                       </w:rPr>
                       <w:t xml:space="preserve">[6] </w:t>
@@ -20174,14 +19952,13 @@
                   <w:p>
                     <w:pPr>
                       <w:pStyle w:val="Bibliography"/>
+                      <w:jc w:val="both"/>
                       <w:rPr>
-                        <w:rFonts w:ascii="Calibri" w:hAnsi="Calibri" w:cs="Calibri"/>
                         <w:noProof/>
                       </w:rPr>
                     </w:pPr>
                     <w:r>
                       <w:rPr>
-                        <w:rFonts w:ascii="Calibri" w:hAnsi="Calibri" w:cs="Calibri"/>
                         <w:noProof/>
                       </w:rPr>
                       <w:t xml:space="preserve">Y. Rogers, H. Sharp and J. Preece, Interaction Design: Beyond Human-Computer Interaction, NJ, USA: Hoboken, 2019. </w:t>
@@ -20191,7 +19968,7 @@
               </w:tr>
               <w:tr>
                 <w:trPr>
-                  <w:divId w:val="1939210752"/>
+                  <w:divId w:val="1839418922"/>
                   <w:tblCellSpacing w:w="15" w:type="dxa"/>
                 </w:trPr>
                 <w:tc>
@@ -20202,14 +19979,13 @@
                   <w:p>
                     <w:pPr>
                       <w:pStyle w:val="Bibliography"/>
+                      <w:jc w:val="both"/>
                       <w:rPr>
-                        <w:rFonts w:ascii="Calibri" w:hAnsi="Calibri" w:cs="Calibri"/>
                         <w:noProof/>
                       </w:rPr>
                     </w:pPr>
                     <w:r>
                       <w:rPr>
-                        <w:rFonts w:ascii="Calibri" w:hAnsi="Calibri" w:cs="Calibri"/>
                         <w:noProof/>
                       </w:rPr>
                       <w:t xml:space="preserve">[7] </w:t>
@@ -20224,14 +20000,13 @@
                   <w:p>
                     <w:pPr>
                       <w:pStyle w:val="Bibliography"/>
+                      <w:jc w:val="both"/>
                       <w:rPr>
-                        <w:rFonts w:ascii="Calibri" w:hAnsi="Calibri" w:cs="Calibri"/>
                         <w:noProof/>
                       </w:rPr>
                     </w:pPr>
                     <w:r>
                       <w:rPr>
-                        <w:rFonts w:ascii="Calibri" w:hAnsi="Calibri" w:cs="Calibri"/>
                         <w:noProof/>
                       </w:rPr>
                       <w:t>J. Nielsen, "10 Usability Heuristics for User Interface Design," NNGroup, 30 01 2024. [Online]. Available: https://www.nngroup.com/articles/ten-usability-heuristics/. [Accessed 10 10 2026].</w:t>
@@ -20241,7 +20016,7 @@
               </w:tr>
               <w:tr>
                 <w:trPr>
-                  <w:divId w:val="1939210752"/>
+                  <w:divId w:val="1839418922"/>
                   <w:tblCellSpacing w:w="15" w:type="dxa"/>
                 </w:trPr>
                 <w:tc>
@@ -20252,14 +20027,13 @@
                   <w:p>
                     <w:pPr>
                       <w:pStyle w:val="Bibliography"/>
+                      <w:jc w:val="both"/>
                       <w:rPr>
-                        <w:rFonts w:ascii="Calibri" w:hAnsi="Calibri" w:cs="Calibri"/>
                         <w:noProof/>
                       </w:rPr>
                     </w:pPr>
                     <w:r>
                       <w:rPr>
-                        <w:rFonts w:ascii="Calibri" w:hAnsi="Calibri" w:cs="Calibri"/>
                         <w:noProof/>
                       </w:rPr>
                       <w:t xml:space="preserve">[8] </w:t>
@@ -20274,14 +20048,13 @@
                   <w:p>
                     <w:pPr>
                       <w:pStyle w:val="Bibliography"/>
+                      <w:jc w:val="both"/>
                       <w:rPr>
-                        <w:rFonts w:ascii="Calibri" w:hAnsi="Calibri" w:cs="Calibri"/>
                         <w:noProof/>
                       </w:rPr>
                     </w:pPr>
                     <w:r>
                       <w:rPr>
-                        <w:rFonts w:ascii="Calibri" w:hAnsi="Calibri" w:cs="Calibri"/>
                         <w:noProof/>
                       </w:rPr>
                       <w:t xml:space="preserve">D. A. Norman, The Design of Everyday Things, New York: Basic Books, 2013. </w:t>
@@ -20291,7 +20064,7 @@
               </w:tr>
               <w:tr>
                 <w:trPr>
-                  <w:divId w:val="1939210752"/>
+                  <w:divId w:val="1839418922"/>
                   <w:tblCellSpacing w:w="15" w:type="dxa"/>
                 </w:trPr>
                 <w:tc>
@@ -20302,14 +20075,13 @@
                   <w:p>
                     <w:pPr>
                       <w:pStyle w:val="Bibliography"/>
+                      <w:jc w:val="both"/>
                       <w:rPr>
-                        <w:rFonts w:ascii="Calibri" w:hAnsi="Calibri" w:cs="Calibri"/>
                         <w:noProof/>
                       </w:rPr>
                     </w:pPr>
                     <w:r>
                       <w:rPr>
-                        <w:rFonts w:ascii="Calibri" w:hAnsi="Calibri" w:cs="Calibri"/>
                         <w:noProof/>
                       </w:rPr>
                       <w:t xml:space="preserve">[9] </w:t>
@@ -20324,14 +20096,13 @@
                   <w:p>
                     <w:pPr>
                       <w:pStyle w:val="Bibliography"/>
+                      <w:jc w:val="both"/>
                       <w:rPr>
-                        <w:rFonts w:ascii="Calibri" w:hAnsi="Calibri" w:cs="Calibri"/>
                         <w:noProof/>
                       </w:rPr>
                     </w:pPr>
                     <w:r>
                       <w:rPr>
-                        <w:rFonts w:ascii="Calibri" w:hAnsi="Calibri" w:cs="Calibri"/>
                         <w:noProof/>
                       </w:rPr>
                       <w:t xml:space="preserve">W. Lidwell, K. Holden and J. Butler, Universal Principles of Design, Beverly, MA, USA, 2010. </w:t>
@@ -20341,7 +20112,7 @@
               </w:tr>
               <w:tr>
                 <w:trPr>
-                  <w:divId w:val="1939210752"/>
+                  <w:divId w:val="1839418922"/>
                   <w:tblCellSpacing w:w="15" w:type="dxa"/>
                 </w:trPr>
                 <w:tc>
@@ -20352,14 +20123,13 @@
                   <w:p>
                     <w:pPr>
                       <w:pStyle w:val="Bibliography"/>
+                      <w:jc w:val="both"/>
                       <w:rPr>
-                        <w:rFonts w:ascii="Calibri" w:hAnsi="Calibri" w:cs="Calibri"/>
                         <w:noProof/>
                       </w:rPr>
                     </w:pPr>
                     <w:r>
                       <w:rPr>
-                        <w:rFonts w:ascii="Calibri" w:hAnsi="Calibri" w:cs="Calibri"/>
                         <w:noProof/>
                       </w:rPr>
                       <w:t xml:space="preserve">[10] </w:t>
@@ -20374,21 +20144,19 @@
                   <w:p>
                     <w:pPr>
                       <w:pStyle w:val="Bibliography"/>
+                      <w:jc w:val="both"/>
                       <w:rPr>
-                        <w:rFonts w:ascii="Calibri" w:hAnsi="Calibri" w:cs="Calibri"/>
                         <w:noProof/>
                       </w:rPr>
                     </w:pPr>
                     <w:r>
                       <w:rPr>
-                        <w:rFonts w:ascii="Calibri" w:hAnsi="Calibri" w:cs="Calibri"/>
                         <w:noProof/>
                       </w:rPr>
                       <w:t xml:space="preserve">N. Cowan, "The Magical Mystery Four: How is Working Memory Capacity Limited, and Why?," </w:t>
                     </w:r>
                     <w:r>
                       <w:rPr>
-                        <w:rFonts w:ascii="Calibri" w:hAnsi="Calibri" w:cs="Calibri"/>
                         <w:i/>
                         <w:iCs/>
                         <w:noProof/>
@@ -20397,7 +20165,6 @@
                     </w:r>
                     <w:r>
                       <w:rPr>
-                        <w:rFonts w:ascii="Calibri" w:hAnsi="Calibri" w:cs="Calibri"/>
                         <w:noProof/>
                       </w:rPr>
                       <w:t xml:space="preserve">vol. 19, pp. 51-57, 2010. </w:t>
@@ -20407,7 +20174,7 @@
               </w:tr>
               <w:tr>
                 <w:trPr>
-                  <w:divId w:val="1939210752"/>
+                  <w:divId w:val="1839418922"/>
                   <w:tblCellSpacing w:w="15" w:type="dxa"/>
                 </w:trPr>
                 <w:tc>
@@ -20418,14 +20185,13 @@
                   <w:p>
                     <w:pPr>
                       <w:pStyle w:val="Bibliography"/>
+                      <w:jc w:val="both"/>
                       <w:rPr>
-                        <w:rFonts w:ascii="Calibri" w:hAnsi="Calibri" w:cs="Calibri"/>
                         <w:noProof/>
                       </w:rPr>
                     </w:pPr>
                     <w:r>
                       <w:rPr>
-                        <w:rFonts w:ascii="Calibri" w:hAnsi="Calibri" w:cs="Calibri"/>
                         <w:noProof/>
                       </w:rPr>
                       <w:t xml:space="preserve">[11] </w:t>
@@ -20440,24 +20206,23 @@
                   <w:p>
                     <w:pPr>
                       <w:pStyle w:val="Bibliography"/>
+                      <w:jc w:val="both"/>
                       <w:rPr>
-                        <w:rFonts w:ascii="Calibri" w:hAnsi="Calibri" w:cs="Calibri"/>
                         <w:noProof/>
                       </w:rPr>
                     </w:pPr>
                     <w:r>
                       <w:rPr>
-                        <w:rFonts w:ascii="Calibri" w:hAnsi="Calibri" w:cs="Calibri"/>
                         <w:noProof/>
                       </w:rPr>
-                      <w:t xml:space="preserve">B. Shneiderman, M. Cohen, N. Elmqvist, C. Plaisant, S. Jacobs and N. Diakopoulos, Designing the User Interface: Strategies for Effective Human-Computer Interaction, 6th edition, NJ, USA, 2016. </w:t>
+                      <w:t>J. Nielsen, "How Many Test Users in a Usability Study?," 03 June 2012. [Online]. Available: https://www.nngroup.com/articles/how-many-test-users/. [Accessed 21 September 2026].</w:t>
                     </w:r>
                   </w:p>
                 </w:tc>
               </w:tr>
               <w:tr>
                 <w:trPr>
-                  <w:divId w:val="1939210752"/>
+                  <w:divId w:val="1839418922"/>
                   <w:tblCellSpacing w:w="15" w:type="dxa"/>
                 </w:trPr>
                 <w:tc>
@@ -20468,14 +20233,13 @@
                   <w:p>
                     <w:pPr>
                       <w:pStyle w:val="Bibliography"/>
+                      <w:jc w:val="both"/>
                       <w:rPr>
-                        <w:rFonts w:ascii="Calibri" w:hAnsi="Calibri" w:cs="Calibri"/>
                         <w:noProof/>
                       </w:rPr>
                     </w:pPr>
                     <w:r>
                       <w:rPr>
-                        <w:rFonts w:ascii="Calibri" w:hAnsi="Calibri" w:cs="Calibri"/>
                         <w:noProof/>
                       </w:rPr>
                       <w:t xml:space="preserve">[12] </w:t>
@@ -20490,24 +20254,37 @@
                   <w:p>
                     <w:pPr>
                       <w:pStyle w:val="Bibliography"/>
+                      <w:jc w:val="both"/>
                       <w:rPr>
-                        <w:rFonts w:ascii="Calibri" w:hAnsi="Calibri" w:cs="Calibri"/>
                         <w:noProof/>
                       </w:rPr>
                     </w:pPr>
                     <w:r>
                       <w:rPr>
-                        <w:rFonts w:ascii="Calibri" w:hAnsi="Calibri" w:cs="Calibri"/>
                         <w:noProof/>
                       </w:rPr>
-                      <w:t>Apple Inc., "Accessible user interfaces empower everyone to have a great experience with your app or game.," [Online]. Available: https://developer.apple.com/design/human-interface-guidelines/accessibility. [Accessed 13 10 2026].</w:t>
+                      <w:t xml:space="preserve">J. R. Lewis, "The System Usability Scale: Past, Present, and Future," </w:t>
+                    </w:r>
+                    <w:r>
+                      <w:rPr>
+                        <w:i/>
+                        <w:iCs/>
+                        <w:noProof/>
+                      </w:rPr>
+                      <w:t xml:space="preserve">International Journal of Human-Computer Interaction, </w:t>
+                    </w:r>
+                    <w:r>
+                      <w:rPr>
+                        <w:noProof/>
+                      </w:rPr>
+                      <w:t xml:space="preserve">vol. 34, no. 7, pp. 577-590, 2018. </w:t>
                     </w:r>
                   </w:p>
                 </w:tc>
               </w:tr>
               <w:tr>
                 <w:trPr>
-                  <w:divId w:val="1939210752"/>
+                  <w:divId w:val="1839418922"/>
                   <w:tblCellSpacing w:w="15" w:type="dxa"/>
                 </w:trPr>
                 <w:tc>
@@ -20518,16 +20295,16 @@
                   <w:p>
                     <w:pPr>
                       <w:pStyle w:val="Bibliography"/>
+                      <w:jc w:val="both"/>
                       <w:rPr>
-                        <w:rFonts w:ascii="Calibri" w:hAnsi="Calibri" w:cs="Calibri"/>
                         <w:noProof/>
                       </w:rPr>
                     </w:pPr>
                     <w:r>
                       <w:rPr>
-                        <w:rFonts w:ascii="Calibri" w:hAnsi="Calibri" w:cs="Calibri"/>
                         <w:noProof/>
                       </w:rPr>
+                      <w:lastRenderedPageBreak/>
                       <w:t xml:space="preserve">[13] </w:t>
                     </w:r>
                   </w:p>
@@ -20540,130 +20317,13 @@
                   <w:p>
                     <w:pPr>
                       <w:pStyle w:val="Bibliography"/>
+                      <w:jc w:val="both"/>
                       <w:rPr>
-                        <w:rFonts w:ascii="Calibri" w:hAnsi="Calibri" w:cs="Calibri"/>
                         <w:noProof/>
                       </w:rPr>
                     </w:pPr>
                     <w:r>
                       <w:rPr>
-                        <w:rFonts w:ascii="Calibri" w:hAnsi="Calibri" w:cs="Calibri"/>
-                        <w:noProof/>
-                      </w:rPr>
-                      <w:t>J. Nielsen, "How Many Test Users in a Usability Study?," 03 June 2012. [Online]. Available: https://www.nngroup.com/articles/how-many-test-users/. [Accessed 21 September 2026].</w:t>
-                    </w:r>
-                  </w:p>
-                </w:tc>
-              </w:tr>
-              <w:tr>
-                <w:trPr>
-                  <w:divId w:val="1939210752"/>
-                  <w:tblCellSpacing w:w="15" w:type="dxa"/>
-                </w:trPr>
-                <w:tc>
-                  <w:tcPr>
-                    <w:tcW w:w="50" w:type="pct"/>
-                    <w:hideMark/>
-                  </w:tcPr>
-                  <w:p>
-                    <w:pPr>
-                      <w:pStyle w:val="Bibliography"/>
-                      <w:rPr>
-                        <w:rFonts w:ascii="Calibri" w:hAnsi="Calibri" w:cs="Calibri"/>
-                        <w:noProof/>
-                      </w:rPr>
-                    </w:pPr>
-                    <w:r>
-                      <w:rPr>
-                        <w:rFonts w:ascii="Calibri" w:hAnsi="Calibri" w:cs="Calibri"/>
-                        <w:noProof/>
-                      </w:rPr>
-                      <w:t xml:space="preserve">[14] </w:t>
-                    </w:r>
-                  </w:p>
-                </w:tc>
-                <w:tc>
-                  <w:tcPr>
-                    <w:tcW w:w="0" w:type="auto"/>
-                    <w:hideMark/>
-                  </w:tcPr>
-                  <w:p>
-                    <w:pPr>
-                      <w:pStyle w:val="Bibliography"/>
-                      <w:rPr>
-                        <w:rFonts w:ascii="Calibri" w:hAnsi="Calibri" w:cs="Calibri"/>
-                        <w:noProof/>
-                      </w:rPr>
-                    </w:pPr>
-                    <w:r>
-                      <w:rPr>
-                        <w:rFonts w:ascii="Calibri" w:hAnsi="Calibri" w:cs="Calibri"/>
-                        <w:noProof/>
-                      </w:rPr>
-                      <w:t xml:space="preserve">J. R. Lewis, "The System Usability Scale: Past, Present, and Future," </w:t>
-                    </w:r>
-                    <w:r>
-                      <w:rPr>
-                        <w:rFonts w:ascii="Calibri" w:hAnsi="Calibri" w:cs="Calibri"/>
-                        <w:i/>
-                        <w:iCs/>
-                        <w:noProof/>
-                      </w:rPr>
-                      <w:t xml:space="preserve">International Journal of Human-Computer Interaction, </w:t>
-                    </w:r>
-                    <w:r>
-                      <w:rPr>
-                        <w:rFonts w:ascii="Calibri" w:hAnsi="Calibri" w:cs="Calibri"/>
-                        <w:noProof/>
-                      </w:rPr>
-                      <w:t xml:space="preserve">vol. 34, no. 7, pp. 577-590, 2018. </w:t>
-                    </w:r>
-                  </w:p>
-                </w:tc>
-              </w:tr>
-              <w:tr>
-                <w:trPr>
-                  <w:divId w:val="1939210752"/>
-                  <w:tblCellSpacing w:w="15" w:type="dxa"/>
-                </w:trPr>
-                <w:tc>
-                  <w:tcPr>
-                    <w:tcW w:w="50" w:type="pct"/>
-                    <w:hideMark/>
-                  </w:tcPr>
-                  <w:p>
-                    <w:pPr>
-                      <w:pStyle w:val="Bibliography"/>
-                      <w:rPr>
-                        <w:rFonts w:ascii="Calibri" w:hAnsi="Calibri" w:cs="Calibri"/>
-                        <w:noProof/>
-                      </w:rPr>
-                    </w:pPr>
-                    <w:r>
-                      <w:rPr>
-                        <w:rFonts w:ascii="Calibri" w:hAnsi="Calibri" w:cs="Calibri"/>
-                        <w:noProof/>
-                      </w:rPr>
-                      <w:t xml:space="preserve">[15] </w:t>
-                    </w:r>
-                  </w:p>
-                </w:tc>
-                <w:tc>
-                  <w:tcPr>
-                    <w:tcW w:w="0" w:type="auto"/>
-                    <w:hideMark/>
-                  </w:tcPr>
-                  <w:p>
-                    <w:pPr>
-                      <w:pStyle w:val="Bibliography"/>
-                      <w:rPr>
-                        <w:rFonts w:ascii="Calibri" w:hAnsi="Calibri" w:cs="Calibri"/>
-                        <w:noProof/>
-                      </w:rPr>
-                    </w:pPr>
-                    <w:r>
-                      <w:rPr>
-                        <w:rFonts w:ascii="Calibri" w:hAnsi="Calibri" w:cs="Calibri"/>
                         <w:noProof/>
                       </w:rPr>
                       <w:t xml:space="preserve">J. R. Lewis and J. Sauro, Excel and R Companion to the Second Edition of, Cambridge, MA, USA: Morgan Kaufmann, 2016. </w:t>
@@ -20674,15 +20334,17 @@
             </w:tbl>
             <w:p>
               <w:pPr>
-                <w:divId w:val="1939210752"/>
+                <w:jc w:val="both"/>
+                <w:divId w:val="1839418922"/>
                 <w:rPr>
-                  <w:rFonts w:ascii="Calibri" w:eastAsia="Times New Roman" w:hAnsi="Calibri" w:cs="Calibri"/>
+                  <w:rFonts w:eastAsia="Times New Roman"/>
                   <w:noProof/>
                 </w:rPr>
               </w:pPr>
             </w:p>
             <w:p>
               <w:pPr>
+                <w:jc w:val="both"/>
                 <w:rPr>
                   <w:rFonts w:ascii="Calibri" w:hAnsi="Calibri" w:cs="Calibri"/>
                 </w:rPr>
@@ -22758,6 +22420,7 @@
                 <w:sz w:val="22"/>
                 <w:szCs w:val="22"/>
               </w:rPr>
+              <w:lastRenderedPageBreak/>
               <w:t>A2 accessibility list</w:t>
             </w:r>
           </w:p>
@@ -23045,7 +22708,6 @@
         <w:rPr>
           <w:rFonts w:cs="Calibri"/>
         </w:rPr>
-        <w:lastRenderedPageBreak/>
         <w:t xml:space="preserve">Appendix </w:t>
       </w:r>
       <w:r>
@@ -23062,6 +22724,159 @@
       </w:r>
       <w:bookmarkEnd w:id="34"/>
       <w:bookmarkEnd w:id="35"/>
+    </w:p>
+    <w:p>
+      <w:pPr>
+        <w:rPr>
+          <w:lang w:eastAsia="en-US"/>
+        </w:rPr>
+      </w:pPr>
+      <w:r>
+        <w:rPr>
+          <w:lang w:eastAsia="en-US"/>
+        </w:rPr>
+        <w:drawing>
+          <wp:inline distT="0" distB="0" distL="0" distR="0" wp14:anchorId="6BB27CA6" wp14:editId="6F182370">
+            <wp:extent cx="5731510" cy="2700655"/>
+            <wp:effectExtent l="0" t="0" r="2540" b="4445"/>
+            <wp:docPr id="262765665" name="Picture 1"/>
+            <wp:cNvGraphicFramePr>
+              <a:graphicFrameLocks xmlns:a="http://schemas.openxmlformats.org/drawingml/2006/main" noChangeAspect="1"/>
+            </wp:cNvGraphicFramePr>
+            <a:graphic xmlns:a="http://schemas.openxmlformats.org/drawingml/2006/main">
+              <a:graphicData uri="http://schemas.openxmlformats.org/drawingml/2006/picture">
+                <pic:pic xmlns:pic="http://schemas.openxmlformats.org/drawingml/2006/picture">
+                  <pic:nvPicPr>
+                    <pic:cNvPr id="262765665" name=""/>
+                    <pic:cNvPicPr/>
+                  </pic:nvPicPr>
+                  <pic:blipFill>
+                    <a:blip r:embed="rId33"/>
+                    <a:stretch>
+                      <a:fillRect/>
+                    </a:stretch>
+                  </pic:blipFill>
+                  <pic:spPr>
+                    <a:xfrm>
+                      <a:off x="0" y="0"/>
+                      <a:ext cx="5731510" cy="2700655"/>
+                    </a:xfrm>
+                    <a:prstGeom prst="rect">
+                      <a:avLst/>
+                    </a:prstGeom>
+                  </pic:spPr>
+                </pic:pic>
+              </a:graphicData>
+            </a:graphic>
+          </wp:inline>
+        </w:drawing>
+      </w:r>
+    </w:p>
+    <w:p>
+      <w:pPr>
+        <w:rPr>
+          <w:lang w:eastAsia="en-US"/>
+        </w:rPr>
+      </w:pPr>
+      <w:r>
+        <w:rPr>
+          <w:lang w:eastAsia="en-US"/>
+        </w:rPr>
+        <w:drawing>
+          <wp:inline distT="0" distB="0" distL="0" distR="0" wp14:anchorId="1B02F7FE" wp14:editId="18A46FFA">
+            <wp:extent cx="6299338" cy="450850"/>
+            <wp:effectExtent l="0" t="0" r="6350" b="6350"/>
+            <wp:docPr id="38341799" name="Picture 1"/>
+            <wp:cNvGraphicFramePr>
+              <a:graphicFrameLocks xmlns:a="http://schemas.openxmlformats.org/drawingml/2006/main" noChangeAspect="1"/>
+            </wp:cNvGraphicFramePr>
+            <a:graphic xmlns:a="http://schemas.openxmlformats.org/drawingml/2006/main">
+              <a:graphicData uri="http://schemas.openxmlformats.org/drawingml/2006/picture">
+                <pic:pic xmlns:pic="http://schemas.openxmlformats.org/drawingml/2006/picture">
+                  <pic:nvPicPr>
+                    <pic:cNvPr id="38341799" name=""/>
+                    <pic:cNvPicPr/>
+                  </pic:nvPicPr>
+                  <pic:blipFill>
+                    <a:blip r:embed="rId34"/>
+                    <a:stretch>
+                      <a:fillRect/>
+                    </a:stretch>
+                  </pic:blipFill>
+                  <pic:spPr>
+                    <a:xfrm>
+                      <a:off x="0" y="0"/>
+                      <a:ext cx="6311068" cy="451690"/>
+                    </a:xfrm>
+                    <a:prstGeom prst="rect">
+                      <a:avLst/>
+                    </a:prstGeom>
+                  </pic:spPr>
+                </pic:pic>
+              </a:graphicData>
+            </a:graphic>
+          </wp:inline>
+        </w:drawing>
+      </w:r>
+    </w:p>
+    <w:p>
+      <w:pPr>
+        <w:rPr>
+          <w:rFonts w:ascii="Calibri" w:hAnsi="Calibri" w:cs="Calibri" w:hint="cs"/>
+          <w:sz w:val="22"/>
+          <w:szCs w:val="22"/>
+          <w:lang w:eastAsia="en-US"/>
+        </w:rPr>
+      </w:pPr>
+      <w:r>
+        <w:rPr>
+          <w:rFonts w:ascii="Calibri" w:hAnsi="Calibri" w:cs="Calibri" w:hint="cs"/>
+          <w:sz w:val="22"/>
+          <w:szCs w:val="22"/>
+          <w:lang w:eastAsia="en-US"/>
+        </w:rPr>
+        <w:t xml:space="preserve">The actual file is available in the </w:t>
+      </w:r>
+      <w:proofErr w:type="spellStart"/>
+      <w:r>
+        <w:rPr>
+          <w:rFonts w:ascii="Calibri" w:hAnsi="Calibri" w:cs="Calibri" w:hint="cs"/>
+          <w:sz w:val="22"/>
+          <w:szCs w:val="22"/>
+          <w:lang w:eastAsia="en-US"/>
+        </w:rPr>
+        <w:t>github</w:t>
+      </w:r>
+      <w:proofErr w:type="spellEnd"/>
+      <w:r>
+        <w:rPr>
+          <w:rFonts w:ascii="Calibri" w:hAnsi="Calibri" w:cs="Calibri" w:hint="cs"/>
+          <w:sz w:val="22"/>
+          <w:szCs w:val="22"/>
+          <w:lang w:eastAsia="en-US"/>
+        </w:rPr>
+        <w:t xml:space="preserve"> repository under </w:t>
+      </w:r>
+      <w:proofErr w:type="spellStart"/>
+      <w:r>
+        <w:rPr>
+          <w:rFonts w:ascii="Calibri" w:hAnsi="Calibri" w:cs="Calibri" w:hint="cs"/>
+          <w:sz w:val="22"/>
+          <w:szCs w:val="22"/>
+          <w:lang w:eastAsia="en-US"/>
+        </w:rPr>
+        <w:t>Userbility</w:t>
+      </w:r>
+      <w:proofErr w:type="spellEnd"/>
+      <w:r>
+        <w:rPr>
+          <w:rFonts w:ascii="Calibri" w:hAnsi="Calibri" w:cs="Calibri" w:hint="cs"/>
+          <w:sz w:val="22"/>
+          <w:szCs w:val="22"/>
+          <w:lang w:eastAsia="en-US"/>
+        </w:rPr>
+        <w:t xml:space="preserve"> Test Report.</w:t>
+      </w:r>
     </w:p>
     <w:p>
       <w:pPr>
@@ -23192,7 +23007,7 @@
                 <w:rFonts w:ascii="Calibri" w:hAnsi="Calibri" w:cs="Calibri"/>
               </w:rPr>
             </w:pPr>
-            <w:hyperlink r:id="rId33" w:history="1">
+            <w:hyperlink r:id="rId35" w:history="1">
               <w:r>
                 <w:rPr>
                   <w:rStyle w:val="Hyperlink"/>
@@ -23243,7 +23058,7 @@
                 <w:rFonts w:ascii="Calibri" w:hAnsi="Calibri" w:cs="Calibri"/>
               </w:rPr>
             </w:pPr>
-            <w:hyperlink r:id="rId34" w:history="1">
+            <w:hyperlink r:id="rId36" w:history="1">
               <w:r>
                 <w:rPr>
                   <w:rStyle w:val="Hyperlink"/>
@@ -23349,7 +23164,7 @@
 </file>
 
 <file path=word/endnotes.xml><?xml version="1.0" encoding="utf-8"?>
-<w:endnotes xmlns:wpc="http://schemas.microsoft.com/office/word/2010/wordprocessingCanvas" xmlns:cx="http://schemas.microsoft.com/office/drawing/2014/chartex" xmlns:cx1="http://schemas.microsoft.com/office/drawing/2015/9/8/chartex" xmlns:cx2="http://schemas.microsoft.com/office/drawing/2015/10/21/chartex" xmlns:cx3="http://schemas.microsoft.com/office/drawing/2016/5/9/chartex" xmlns:cx4="http://schemas.microsoft.com/office/drawing/2016/5/10/chartex" xmlns:cx5="http://schemas.microsoft.com/office/drawing/2016/5/11/chartex" xmlns:cx6="http://schemas.microsoft.com/office/drawing/2016/5/12/chartex" xmlns:cx7="http://schemas.microsoft.com/office/drawing/2016/5/13/chartex" xmlns:cx8="http://schemas.microsoft.com/office/drawing/2016/5/14/chartex" xmlns:mc="http://schemas.openxmlformats.org/markup-compatibility/2006" xmlns:aink="http://schemas.microsoft.com/office/drawing/2016/ink" xmlns:am3d="http://schemas.microsoft.com/office/drawing/2017/model3d" xmlns:o="urn:schemas-microsoft-com:office:office" xmlns:oel="http://schemas.microsoft.com/office/2019/extlst" xmlns:r="http://schemas.openxmlformats.org/officeDocument/2006/relationships" xmlns:m="http://schemas.openxmlformats.org/officeDocument/2006/math" xmlns:v="urn:schemas-microsoft-com:vml" xmlns:wp14="http://schemas.microsoft.com/office/word/2010/wordprocessingDrawing" xmlns:wp="http://schemas.openxmlformats.org/drawingml/2006/wordprocessingDrawing" xmlns:w10="urn:schemas-microsoft-com:office:word" xmlns:w="http://schemas.openxmlformats.org/wordprocessingml/2006/main" xmlns:w14="http://schemas.microsoft.com/office/word/2010/wordml" xmlns:w15="http://schemas.microsoft.com/office/word/2012/wordml" xmlns:w16cex="http://schemas.microsoft.com/office/word/2018/wordml/cex" xmlns:w16cid="http://schemas.microsoft.com/office/word/2016/wordml/cid" xmlns:w16="http://schemas.microsoft.com/office/word/2018/wordml" xmlns:w16sdtdh="http://schemas.microsoft.com/office/word/2020/wordml/sdtdatahash" xmlns:w16se="http://schemas.microsoft.com/office/word/2015/wordml/symex" xmlns:wpg="http://schemas.microsoft.com/office/word/2010/wordprocessingGroup" xmlns:wpi="http://schemas.microsoft.com/office/word/2010/wordprocessingInk" xmlns:wne="http://schemas.microsoft.com/office/word/2006/wordml" xmlns:wps="http://schemas.microsoft.com/office/word/2010/wordprocessingShape" mc:Ignorable="w14 w15 w16se w16cid w16 w16cex w16sdtdh wp14">
+<w:endnotes xmlns:wpc="http://schemas.microsoft.com/office/word/2010/wordprocessingCanvas" xmlns:cx="http://schemas.microsoft.com/office/drawing/2014/chartex" xmlns:cx1="http://schemas.microsoft.com/office/drawing/2015/9/8/chartex" xmlns:cx2="http://schemas.microsoft.com/office/drawing/2015/10/21/chartex" xmlns:cx3="http://schemas.microsoft.com/office/drawing/2016/5/9/chartex" xmlns:cx4="http://schemas.microsoft.com/office/drawing/2016/5/10/chartex" xmlns:cx5="http://schemas.microsoft.com/office/drawing/2016/5/11/chartex" xmlns:cx6="http://schemas.microsoft.com/office/drawing/2016/5/12/chartex" xmlns:cx7="http://schemas.microsoft.com/office/drawing/2016/5/13/chartex" xmlns:cx8="http://schemas.microsoft.com/office/drawing/2016/5/14/chartex" xmlns:mc="http://schemas.openxmlformats.org/markup-compatibility/2006" xmlns:aink="http://schemas.microsoft.com/office/drawing/2016/ink" xmlns:am3d="http://schemas.microsoft.com/office/drawing/2017/model3d" xmlns:o="urn:schemas-microsoft-com:office:office" xmlns:oel="http://schemas.microsoft.com/office/2019/extlst" xmlns:r="http://schemas.openxmlformats.org/officeDocument/2006/relationships" xmlns:m="http://schemas.openxmlformats.org/officeDocument/2006/math" xmlns:v="urn:schemas-microsoft-com:vml" xmlns:wp14="http://schemas.microsoft.com/office/word/2010/wordprocessingDrawing" xmlns:wp="http://schemas.openxmlformats.org/drawingml/2006/wordprocessingDrawing" xmlns:w10="urn:schemas-microsoft-com:office:word" xmlns:w="http://schemas.openxmlformats.org/wordprocessingml/2006/main" xmlns:w14="http://schemas.microsoft.com/office/word/2010/wordml" xmlns:w15="http://schemas.microsoft.com/office/word/2012/wordml" xmlns:w16cex="http://schemas.microsoft.com/office/word/2018/wordml/cex" xmlns:w16cid="http://schemas.microsoft.com/office/word/2016/wordml/cid" xmlns:w16="http://schemas.microsoft.com/office/word/2018/wordml" xmlns:w16du="http://schemas.microsoft.com/office/word/2023/wordml/word16du" xmlns:w16sdtdh="http://schemas.microsoft.com/office/word/2020/wordml/sdtdatahash" xmlns:w16sdtfl="http://schemas.microsoft.com/office/word/2024/wordml/sdtformatlock" xmlns:w16se="http://schemas.microsoft.com/office/word/2015/wordml/symex" xmlns:wpg="http://schemas.microsoft.com/office/word/2010/wordprocessingGroup" xmlns:wpi="http://schemas.microsoft.com/office/word/2010/wordprocessingInk" xmlns:wne="http://schemas.microsoft.com/office/word/2006/wordml" xmlns:wps="http://schemas.microsoft.com/office/word/2010/wordprocessingShape" mc:Ignorable="w14 w15 w16se w16cid w16 w16cex w16sdtdh w16sdtfl w16du wp14">
   <w:endnote w:type="separator" w:id="-1">
     <w:p>
       <w:pPr>
@@ -23374,7 +23189,7 @@
 </file>
 
 <file path=word/footnotes.xml><?xml version="1.0" encoding="utf-8"?>
-<w:footnotes xmlns:wpc="http://schemas.microsoft.com/office/word/2010/wordprocessingCanvas" xmlns:cx="http://schemas.microsoft.com/office/drawing/2014/chartex" xmlns:cx1="http://schemas.microsoft.com/office/drawing/2015/9/8/chartex" xmlns:cx2="http://schemas.microsoft.com/office/drawing/2015/10/21/chartex" xmlns:cx3="http://schemas.microsoft.com/office/drawing/2016/5/9/chartex" xmlns:cx4="http://schemas.microsoft.com/office/drawing/2016/5/10/chartex" xmlns:cx5="http://schemas.microsoft.com/office/drawing/2016/5/11/chartex" xmlns:cx6="http://schemas.microsoft.com/office/drawing/2016/5/12/chartex" xmlns:cx7="http://schemas.microsoft.com/office/drawing/2016/5/13/chartex" xmlns:cx8="http://schemas.microsoft.com/office/drawing/2016/5/14/chartex" xmlns:mc="http://schemas.openxmlformats.org/markup-compatibility/2006" xmlns:aink="http://schemas.microsoft.com/office/drawing/2016/ink" xmlns:am3d="http://schemas.microsoft.com/office/drawing/2017/model3d" xmlns:o="urn:schemas-microsoft-com:office:office" xmlns:oel="http://schemas.microsoft.com/office/2019/extlst" xmlns:r="http://schemas.openxmlformats.org/officeDocument/2006/relationships" xmlns:m="http://schemas.openxmlformats.org/officeDocument/2006/math" xmlns:v="urn:schemas-microsoft-com:vml" xmlns:wp14="http://schemas.microsoft.com/office/word/2010/wordprocessingDrawing" xmlns:wp="http://schemas.openxmlformats.org/drawingml/2006/wordprocessingDrawing" xmlns:w10="urn:schemas-microsoft-com:office:word" xmlns:w="http://schemas.openxmlformats.org/wordprocessingml/2006/main" xmlns:w14="http://schemas.microsoft.com/office/word/2010/wordml" xmlns:w15="http://schemas.microsoft.com/office/word/2012/wordml" xmlns:w16cex="http://schemas.microsoft.com/office/word/2018/wordml/cex" xmlns:w16cid="http://schemas.microsoft.com/office/word/2016/wordml/cid" xmlns:w16="http://schemas.microsoft.com/office/word/2018/wordml" xmlns:w16sdtdh="http://schemas.microsoft.com/office/word/2020/wordml/sdtdatahash" xmlns:w16se="http://schemas.microsoft.com/office/word/2015/wordml/symex" xmlns:wpg="http://schemas.microsoft.com/office/word/2010/wordprocessingGroup" xmlns:wpi="http://schemas.microsoft.com/office/word/2010/wordprocessingInk" xmlns:wne="http://schemas.microsoft.com/office/word/2006/wordml" xmlns:wps="http://schemas.microsoft.com/office/word/2010/wordprocessingShape" mc:Ignorable="w14 w15 w16se w16cid w16 w16cex w16sdtdh wp14">
+<w:footnotes xmlns:wpc="http://schemas.microsoft.com/office/word/2010/wordprocessingCanvas" xmlns:cx="http://schemas.microsoft.com/office/drawing/2014/chartex" xmlns:cx1="http://schemas.microsoft.com/office/drawing/2015/9/8/chartex" xmlns:cx2="http://schemas.microsoft.com/office/drawing/2015/10/21/chartex" xmlns:cx3="http://schemas.microsoft.com/office/drawing/2016/5/9/chartex" xmlns:cx4="http://schemas.microsoft.com/office/drawing/2016/5/10/chartex" xmlns:cx5="http://schemas.microsoft.com/office/drawing/2016/5/11/chartex" xmlns:cx6="http://schemas.microsoft.com/office/drawing/2016/5/12/chartex" xmlns:cx7="http://schemas.microsoft.com/office/drawing/2016/5/13/chartex" xmlns:cx8="http://schemas.microsoft.com/office/drawing/2016/5/14/chartex" xmlns:mc="http://schemas.openxmlformats.org/markup-compatibility/2006" xmlns:aink="http://schemas.microsoft.com/office/drawing/2016/ink" xmlns:am3d="http://schemas.microsoft.com/office/drawing/2017/model3d" xmlns:o="urn:schemas-microsoft-com:office:office" xmlns:oel="http://schemas.microsoft.com/office/2019/extlst" xmlns:r="http://schemas.openxmlformats.org/officeDocument/2006/relationships" xmlns:m="http://schemas.openxmlformats.org/officeDocument/2006/math" xmlns:v="urn:schemas-microsoft-com:vml" xmlns:wp14="http://schemas.microsoft.com/office/word/2010/wordprocessingDrawing" xmlns:wp="http://schemas.openxmlformats.org/drawingml/2006/wordprocessingDrawing" xmlns:w10="urn:schemas-microsoft-com:office:word" xmlns:w="http://schemas.openxmlformats.org/wordprocessingml/2006/main" xmlns:w14="http://schemas.microsoft.com/office/word/2010/wordml" xmlns:w15="http://schemas.microsoft.com/office/word/2012/wordml" xmlns:w16cex="http://schemas.microsoft.com/office/word/2018/wordml/cex" xmlns:w16cid="http://schemas.microsoft.com/office/word/2016/wordml/cid" xmlns:w16="http://schemas.microsoft.com/office/word/2018/wordml" xmlns:w16du="http://schemas.microsoft.com/office/word/2023/wordml/word16du" xmlns:w16sdtdh="http://schemas.microsoft.com/office/word/2020/wordml/sdtdatahash" xmlns:w16sdtfl="http://schemas.microsoft.com/office/word/2024/wordml/sdtformatlock" xmlns:w16se="http://schemas.microsoft.com/office/word/2015/wordml/symex" xmlns:wpg="http://schemas.microsoft.com/office/word/2010/wordprocessingGroup" xmlns:wpi="http://schemas.microsoft.com/office/word/2010/wordprocessingInk" xmlns:wne="http://schemas.microsoft.com/office/word/2006/wordml" xmlns:wps="http://schemas.microsoft.com/office/word/2010/wordprocessingShape" mc:Ignorable="w14 w15 w16se w16cid w16 w16cex w16sdtdh w16sdtfl w16du wp14">
   <w:footnote w:type="separator" w:id="-1">
     <w:p>
       <w:pPr>
@@ -23399,7 +23214,7 @@
 </file>
 
 <file path=word/numbering.xml><?xml version="1.0" encoding="utf-8"?>
-<w:numbering xmlns:wpc="http://schemas.microsoft.com/office/word/2010/wordprocessingCanvas" xmlns:cx="http://schemas.microsoft.com/office/drawing/2014/chartex" xmlns:cx1="http://schemas.microsoft.com/office/drawing/2015/9/8/chartex" xmlns:cx2="http://schemas.microsoft.com/office/drawing/2015/10/21/chartex" xmlns:cx3="http://schemas.microsoft.com/office/drawing/2016/5/9/chartex" xmlns:cx4="http://schemas.microsoft.com/office/drawing/2016/5/10/chartex" xmlns:cx5="http://schemas.microsoft.com/office/drawing/2016/5/11/chartex" xmlns:cx6="http://schemas.microsoft.com/office/drawing/2016/5/12/chartex" xmlns:cx7="http://schemas.microsoft.com/office/drawing/2016/5/13/chartex" xmlns:cx8="http://schemas.microsoft.com/office/drawing/2016/5/14/chartex" xmlns:mc="http://schemas.openxmlformats.org/markup-compatibility/2006" xmlns:aink="http://schemas.microsoft.com/office/drawing/2016/ink" xmlns:am3d="http://schemas.microsoft.com/office/drawing/2017/model3d" xmlns:o="urn:schemas-microsoft-com:office:office" xmlns:oel="http://schemas.microsoft.com/office/2019/extlst" xmlns:r="http://schemas.openxmlformats.org/officeDocument/2006/relationships" xmlns:m="http://schemas.openxmlformats.org/officeDocument/2006/math" xmlns:v="urn:schemas-microsoft-com:vml" xmlns:wp14="http://schemas.microsoft.com/office/word/2010/wordprocessingDrawing" xmlns:wp="http://schemas.openxmlformats.org/drawingml/2006/wordprocessingDrawing" xmlns:w10="urn:schemas-microsoft-com:office:word" xmlns:w="http://schemas.openxmlformats.org/wordprocessingml/2006/main" xmlns:w14="http://schemas.microsoft.com/office/word/2010/wordml" xmlns:w15="http://schemas.microsoft.com/office/word/2012/wordml" xmlns:w16cex="http://schemas.microsoft.com/office/word/2018/wordml/cex" xmlns:w16cid="http://schemas.microsoft.com/office/word/2016/wordml/cid" xmlns:w16="http://schemas.microsoft.com/office/word/2018/wordml" xmlns:w16sdtdh="http://schemas.microsoft.com/office/word/2020/wordml/sdtdatahash" xmlns:w16se="http://schemas.microsoft.com/office/word/2015/wordml/symex" xmlns:wpg="http://schemas.microsoft.com/office/word/2010/wordprocessingGroup" xmlns:wpi="http://schemas.microsoft.com/office/word/2010/wordprocessingInk" xmlns:wne="http://schemas.microsoft.com/office/word/2006/wordml" xmlns:wps="http://schemas.microsoft.com/office/word/2010/wordprocessingShape" mc:Ignorable="w14 w15 w16se w16cid w16 w16cex w16sdtdh wp14">
+<w:numbering xmlns:wpc="http://schemas.microsoft.com/office/word/2010/wordprocessingCanvas" xmlns:cx="http://schemas.microsoft.com/office/drawing/2014/chartex" xmlns:cx1="http://schemas.microsoft.com/office/drawing/2015/9/8/chartex" xmlns:cx2="http://schemas.microsoft.com/office/drawing/2015/10/21/chartex" xmlns:cx3="http://schemas.microsoft.com/office/drawing/2016/5/9/chartex" xmlns:cx4="http://schemas.microsoft.com/office/drawing/2016/5/10/chartex" xmlns:cx5="http://schemas.microsoft.com/office/drawing/2016/5/11/chartex" xmlns:cx6="http://schemas.microsoft.com/office/drawing/2016/5/12/chartex" xmlns:cx7="http://schemas.microsoft.com/office/drawing/2016/5/13/chartex" xmlns:cx8="http://schemas.microsoft.com/office/drawing/2016/5/14/chartex" xmlns:mc="http://schemas.openxmlformats.org/markup-compatibility/2006" xmlns:aink="http://schemas.microsoft.com/office/drawing/2016/ink" xmlns:am3d="http://schemas.microsoft.com/office/drawing/2017/model3d" xmlns:o="urn:schemas-microsoft-com:office:office" xmlns:oel="http://schemas.microsoft.com/office/2019/extlst" xmlns:r="http://schemas.openxmlformats.org/officeDocument/2006/relationships" xmlns:m="http://schemas.openxmlformats.org/officeDocument/2006/math" xmlns:v="urn:schemas-microsoft-com:vml" xmlns:wp14="http://schemas.microsoft.com/office/word/2010/wordprocessingDrawing" xmlns:wp="http://schemas.openxmlformats.org/drawingml/2006/wordprocessingDrawing" xmlns:w10="urn:schemas-microsoft-com:office:word" xmlns:w="http://schemas.openxmlformats.org/wordprocessingml/2006/main" xmlns:w14="http://schemas.microsoft.com/office/word/2010/wordml" xmlns:w15="http://schemas.microsoft.com/office/word/2012/wordml" xmlns:w16cex="http://schemas.microsoft.com/office/word/2018/wordml/cex" xmlns:w16cid="http://schemas.microsoft.com/office/word/2016/wordml/cid" xmlns:w16="http://schemas.microsoft.com/office/word/2018/wordml" xmlns:w16du="http://schemas.microsoft.com/office/word/2023/wordml/word16du" xmlns:w16sdtdh="http://schemas.microsoft.com/office/word/2020/wordml/sdtdatahash" xmlns:w16sdtfl="http://schemas.microsoft.com/office/word/2024/wordml/sdtformatlock" xmlns:w16se="http://schemas.microsoft.com/office/word/2015/wordml/symex" xmlns:wpg="http://schemas.microsoft.com/office/word/2010/wordprocessingGroup" xmlns:wpi="http://schemas.microsoft.com/office/word/2010/wordprocessingInk" xmlns:wne="http://schemas.microsoft.com/office/word/2006/wordml" xmlns:wps="http://schemas.microsoft.com/office/word/2010/wordprocessingShape" mc:Ignorable="w14 w15 w16se w16cid w16 w16cex w16sdtdh w16sdtfl w16du wp14">
   <w:abstractNum w:abstractNumId="0" w15:restartNumberingAfterBreak="0">
     <w:nsid w:val="0AA511D0"/>
     <w:multiLevelType w:val="multilevel"/>
@@ -24987,7 +24802,7 @@
 </file>
 
 <file path=word/styles.xml><?xml version="1.0" encoding="utf-8"?>
-<w:styles xmlns:mc="http://schemas.openxmlformats.org/markup-compatibility/2006" xmlns:r="http://schemas.openxmlformats.org/officeDocument/2006/relationships" xmlns:w="http://schemas.openxmlformats.org/wordprocessingml/2006/main" xmlns:w14="http://schemas.microsoft.com/office/word/2010/wordml" xmlns:w15="http://schemas.microsoft.com/office/word/2012/wordml" xmlns:w16cex="http://schemas.microsoft.com/office/word/2018/wordml/cex" xmlns:w16cid="http://schemas.microsoft.com/office/word/2016/wordml/cid" xmlns:w16="http://schemas.microsoft.com/office/word/2018/wordml" xmlns:w16sdtdh="http://schemas.microsoft.com/office/word/2020/wordml/sdtdatahash" xmlns:w16se="http://schemas.microsoft.com/office/word/2015/wordml/symex" mc:Ignorable="w14 w15 w16se w16cid w16 w16cex w16sdtdh">
+<w:styles xmlns:mc="http://schemas.openxmlformats.org/markup-compatibility/2006" xmlns:r="http://schemas.openxmlformats.org/officeDocument/2006/relationships" xmlns:w="http://schemas.openxmlformats.org/wordprocessingml/2006/main" xmlns:w14="http://schemas.microsoft.com/office/word/2010/wordml" xmlns:w15="http://schemas.microsoft.com/office/word/2012/wordml" xmlns:w16cex="http://schemas.microsoft.com/office/word/2018/wordml/cex" xmlns:w16cid="http://schemas.microsoft.com/office/word/2016/wordml/cid" xmlns:w16="http://schemas.microsoft.com/office/word/2018/wordml" xmlns:w16du="http://schemas.microsoft.com/office/word/2023/wordml/word16du" xmlns:w16sdtdh="http://schemas.microsoft.com/office/word/2020/wordml/sdtdatahash" xmlns:w16sdtfl="http://schemas.microsoft.com/office/word/2024/wordml/sdtformatlock" xmlns:w16se="http://schemas.microsoft.com/office/word/2015/wordml/symex" mc:Ignorable="w14 w15 w16se w16cid w16 w16cex w16sdtdh w16sdtfl w16du">
   <w:docDefaults>
     <w:rPrDefault>
       <w:rPr>
@@ -26787,61 +26602,6 @@
     <b:RefOrder>5</b:RefOrder>
   </b:Source>
   <b:Source>
-    <b:Tag>Shn16</b:Tag>
-    <b:SourceType>Book</b:SourceType>
-    <b:Guid>{2873E5D9-1AB6-441B-B72E-0BD2D3BE0C7B}</b:Guid>
-    <b:Author>
-      <b:Author>
-        <b:NameList>
-          <b:Person>
-            <b:Last>Shneiderman</b:Last>
-            <b:First>Ben </b:First>
-          </b:Person>
-          <b:Person>
-            <b:Last>Cohen</b:Last>
-            <b:First>Maxine </b:First>
-          </b:Person>
-          <b:Person>
-            <b:Last>Elmqvist</b:Last>
-            <b:First>Niklas </b:First>
-          </b:Person>
-          <b:Person>
-            <b:Last>Plaisant</b:Last>
-            <b:First>Catherine </b:First>
-          </b:Person>
-          <b:Person>
-            <b:Last>Jacobs</b:Last>
-            <b:First>Steven </b:First>
-          </b:Person>
-          <b:Person>
-            <b:Last>Diakopoulos</b:Last>
-            <b:First>Nicholas </b:First>
-          </b:Person>
-        </b:NameList>
-      </b:Author>
-    </b:Author>
-    <b:Title>Designing the User Interface: Strategies for Effective Human-Computer Interaction, 6th edition</b:Title>
-    <b:Year>2016</b:Year>
-    <b:City>NJ, USA</b:City>
-    <b:RefOrder>14</b:RefOrder>
-  </b:Source>
-  <b:Source>
-    <b:Tag>App26</b:Tag>
-    <b:SourceType>InternetSite</b:SourceType>
-    <b:Guid>{2A18E54A-7A9F-444E-8CF0-F283D6755C81}</b:Guid>
-    <b:Title>Accessible user interfaces empower everyone to have a great experience with your app or game.</b:Title>
-    <b:Author>
-      <b:Author>
-        <b:Corporate>Apple Inc.</b:Corporate>
-      </b:Author>
-    </b:Author>
-    <b:YearAccessed>2026</b:YearAccessed>
-    <b:MonthAccessed>10</b:MonthAccessed>
-    <b:DayAccessed>13</b:DayAccessed>
-    <b:URL>https://developer.apple.com/design/human-interface-guidelines/accessibility</b:URL>
-    <b:RefOrder>15</b:RefOrder>
-  </b:Source>
-  <b:Source>
     <b:Tag>Nie12</b:Tag>
     <b:SourceType>InternetSite</b:SourceType>
     <b:Guid>{E4CA0AB5-EFD4-4EEB-BA9E-AF29D6577B19}</b:Guid>
@@ -26936,7 +26696,7 @@
 </file>
 
 <file path=customXml/itemProps1.xml><?xml version="1.0" encoding="utf-8"?>
-<ds:datastoreItem xmlns:ds="http://schemas.openxmlformats.org/officeDocument/2006/customXml" ds:itemID="{DAEEE9A9-A27F-4F69-8483-BB93C785AA10}">
+<ds:datastoreItem xmlns:ds="http://schemas.openxmlformats.org/officeDocument/2006/customXml" ds:itemID="{DE12ED58-3DCC-4093-8160-6C80F7999748}">
   <ds:schemaRefs>
     <ds:schemaRef ds:uri="http://schemas.openxmlformats.org/officeDocument/2006/bibliography"/>
   </ds:schemaRefs>

--- a/Report/Assignment 03 - Melbourne_14.docx
+++ b/Report/Assignment 03 - Melbourne_14.docx
@@ -967,7 +967,7 @@
             <w:rPr>
               <w:noProof/>
               <w:kern w:val="2"/>
-              <w:lang w:val="en-AU" w:eastAsia="en-AU"/>
+              <w:lang w:eastAsia="en-US"/>
               <w14:ligatures w14:val="standardContextual"/>
             </w:rPr>
           </w:pPr>
@@ -989,7 +989,7 @@
             </w:rPr>
             <w:fldChar w:fldCharType="separate"/>
           </w:r>
-          <w:hyperlink w:anchor="_Toc243048287" w:history="1">
+          <w:hyperlink w:anchor="_Toc243085656" w:history="1">
             <w:r>
               <w:rPr>
                 <w:rStyle w:val="Hyperlink"/>
@@ -1017,7 +1017,7 @@
                 <w:noProof/>
                 <w:webHidden/>
               </w:rPr>
-              <w:instrText xml:space="preserve"> PAGEREF _Toc243048287 \h </w:instrText>
+              <w:instrText xml:space="preserve"> PAGEREF _Toc243085656 \h </w:instrText>
             </w:r>
             <w:r>
               <w:rPr>
@@ -1058,11 +1058,11 @@
             <w:rPr>
               <w:noProof/>
               <w:kern w:val="2"/>
-              <w:lang w:val="en-AU" w:eastAsia="en-AU"/>
+              <w:lang w:eastAsia="en-US"/>
               <w14:ligatures w14:val="standardContextual"/>
             </w:rPr>
           </w:pPr>
-          <w:hyperlink w:anchor="_Toc243048288" w:history="1">
+          <w:hyperlink w:anchor="_Toc243085657" w:history="1">
             <w:r>
               <w:rPr>
                 <w:rStyle w:val="Hyperlink"/>
@@ -1075,7 +1075,7 @@
               <w:rPr>
                 <w:noProof/>
                 <w:kern w:val="2"/>
-                <w:lang w:val="en-AU" w:eastAsia="en-AU"/>
+                <w:lang w:eastAsia="en-US"/>
                 <w14:ligatures w14:val="standardContextual"/>
               </w:rPr>
               <w:tab/>
@@ -1107,7 +1107,7 @@
                 <w:noProof/>
                 <w:webHidden/>
               </w:rPr>
-              <w:instrText xml:space="preserve"> PAGEREF _Toc243048288 \h </w:instrText>
+              <w:instrText xml:space="preserve"> PAGEREF _Toc243085657 \h </w:instrText>
             </w:r>
             <w:r>
               <w:rPr>
@@ -1148,11 +1148,11 @@
             <w:rPr>
               <w:noProof/>
               <w:kern w:val="2"/>
-              <w:lang w:val="en-AU" w:eastAsia="en-AU"/>
+              <w:lang w:eastAsia="en-US"/>
               <w14:ligatures w14:val="standardContextual"/>
             </w:rPr>
           </w:pPr>
-          <w:hyperlink w:anchor="_Toc243048289" w:history="1">
+          <w:hyperlink w:anchor="_Toc243085658" w:history="1">
             <w:r>
               <w:rPr>
                 <w:rStyle w:val="Hyperlink"/>
@@ -1165,7 +1165,7 @@
               <w:rPr>
                 <w:noProof/>
                 <w:kern w:val="2"/>
-                <w:lang w:val="en-AU" w:eastAsia="en-AU"/>
+                <w:lang w:eastAsia="en-US"/>
                 <w14:ligatures w14:val="standardContextual"/>
               </w:rPr>
               <w:tab/>
@@ -1197,7 +1197,7 @@
                 <w:noProof/>
                 <w:webHidden/>
               </w:rPr>
-              <w:instrText xml:space="preserve"> PAGEREF _Toc243048289 \h </w:instrText>
+              <w:instrText xml:space="preserve"> PAGEREF _Toc243085658 \h </w:instrText>
             </w:r>
             <w:r>
               <w:rPr>
@@ -1238,11 +1238,11 @@
             <w:rPr>
               <w:noProof/>
               <w:kern w:val="2"/>
-              <w:lang w:val="en-AU" w:eastAsia="en-AU"/>
+              <w:lang w:eastAsia="en-US"/>
               <w14:ligatures w14:val="standardContextual"/>
             </w:rPr>
           </w:pPr>
-          <w:hyperlink w:anchor="_Toc243048290" w:history="1">
+          <w:hyperlink w:anchor="_Toc243085659" w:history="1">
             <w:r>
               <w:rPr>
                 <w:rStyle w:val="Hyperlink"/>
@@ -1255,7 +1255,7 @@
               <w:rPr>
                 <w:noProof/>
                 <w:kern w:val="2"/>
-                <w:lang w:val="en-AU" w:eastAsia="en-AU"/>
+                <w:lang w:eastAsia="en-US"/>
                 <w14:ligatures w14:val="standardContextual"/>
               </w:rPr>
               <w:tab/>
@@ -1287,7 +1287,7 @@
                 <w:noProof/>
                 <w:webHidden/>
               </w:rPr>
-              <w:instrText xml:space="preserve"> PAGEREF _Toc243048290 \h </w:instrText>
+              <w:instrText xml:space="preserve"> PAGEREF _Toc243085659 \h </w:instrText>
             </w:r>
             <w:r>
               <w:rPr>
@@ -1328,11 +1328,11 @@
             <w:rPr>
               <w:noProof/>
               <w:kern w:val="2"/>
-              <w:lang w:val="en-AU" w:eastAsia="en-AU"/>
+              <w:lang w:eastAsia="en-US"/>
               <w14:ligatures w14:val="standardContextual"/>
             </w:rPr>
           </w:pPr>
-          <w:hyperlink w:anchor="_Toc243048291" w:history="1">
+          <w:hyperlink w:anchor="_Toc243085660" w:history="1">
             <w:r>
               <w:rPr>
                 <w:rStyle w:val="Hyperlink"/>
@@ -1345,7 +1345,7 @@
               <w:rPr>
                 <w:noProof/>
                 <w:kern w:val="2"/>
-                <w:lang w:val="en-AU" w:eastAsia="en-AU"/>
+                <w:lang w:eastAsia="en-US"/>
                 <w14:ligatures w14:val="standardContextual"/>
               </w:rPr>
               <w:tab/>
@@ -1377,7 +1377,7 @@
                 <w:noProof/>
                 <w:webHidden/>
               </w:rPr>
-              <w:instrText xml:space="preserve"> PAGEREF _Toc243048291 \h </w:instrText>
+              <w:instrText xml:space="preserve"> PAGEREF _Toc243085660 \h </w:instrText>
             </w:r>
             <w:r>
               <w:rPr>
@@ -1418,11 +1418,11 @@
             <w:rPr>
               <w:noProof/>
               <w:kern w:val="2"/>
-              <w:lang w:val="en-AU" w:eastAsia="en-AU"/>
+              <w:lang w:eastAsia="en-US"/>
               <w14:ligatures w14:val="standardContextual"/>
             </w:rPr>
           </w:pPr>
-          <w:hyperlink w:anchor="_Toc243048292" w:history="1">
+          <w:hyperlink w:anchor="_Toc243085661" w:history="1">
             <w:r>
               <w:rPr>
                 <w:rStyle w:val="Hyperlink"/>
@@ -1435,7 +1435,7 @@
               <w:rPr>
                 <w:noProof/>
                 <w:kern w:val="2"/>
-                <w:lang w:val="en-AU" w:eastAsia="en-AU"/>
+                <w:lang w:eastAsia="en-US"/>
                 <w14:ligatures w14:val="standardContextual"/>
               </w:rPr>
               <w:tab/>
@@ -1467,7 +1467,7 @@
                 <w:noProof/>
                 <w:webHidden/>
               </w:rPr>
-              <w:instrText xml:space="preserve"> PAGEREF _Toc243048292 \h </w:instrText>
+              <w:instrText xml:space="preserve"> PAGEREF _Toc243085661 \h </w:instrText>
             </w:r>
             <w:r>
               <w:rPr>
@@ -1507,11 +1507,11 @@
             <w:rPr>
               <w:noProof/>
               <w:kern w:val="2"/>
-              <w:lang w:val="en-AU" w:eastAsia="en-AU"/>
+              <w:lang w:eastAsia="en-US"/>
               <w14:ligatures w14:val="standardContextual"/>
             </w:rPr>
           </w:pPr>
-          <w:hyperlink w:anchor="_Toc243048293" w:history="1">
+          <w:hyperlink w:anchor="_Toc243085662" w:history="1">
             <w:r>
               <w:rPr>
                 <w:rStyle w:val="Hyperlink"/>
@@ -1539,7 +1539,7 @@
                 <w:noProof/>
                 <w:webHidden/>
               </w:rPr>
-              <w:instrText xml:space="preserve"> PAGEREF _Toc243048293 \h </w:instrText>
+              <w:instrText xml:space="preserve"> PAGEREF _Toc243085662 \h </w:instrText>
             </w:r>
             <w:r>
               <w:rPr>
@@ -1579,11 +1579,11 @@
             <w:rPr>
               <w:noProof/>
               <w:kern w:val="2"/>
-              <w:lang w:val="en-AU" w:eastAsia="en-AU"/>
+              <w:lang w:eastAsia="en-US"/>
               <w14:ligatures w14:val="standardContextual"/>
             </w:rPr>
           </w:pPr>
-          <w:hyperlink w:anchor="_Toc243048294" w:history="1">
+          <w:hyperlink w:anchor="_Toc243085663" w:history="1">
             <w:r>
               <w:rPr>
                 <w:rStyle w:val="Hyperlink"/>
@@ -1611,7 +1611,7 @@
                 <w:noProof/>
                 <w:webHidden/>
               </w:rPr>
-              <w:instrText xml:space="preserve"> PAGEREF _Toc243048294 \h </w:instrText>
+              <w:instrText xml:space="preserve"> PAGEREF _Toc243085663 \h </w:instrText>
             </w:r>
             <w:r>
               <w:rPr>
@@ -1651,11 +1651,11 @@
             <w:rPr>
               <w:noProof/>
               <w:kern w:val="2"/>
-              <w:lang w:val="en-AU" w:eastAsia="en-AU"/>
+              <w:lang w:eastAsia="en-US"/>
               <w14:ligatures w14:val="standardContextual"/>
             </w:rPr>
           </w:pPr>
-          <w:hyperlink w:anchor="_Toc243048295" w:history="1">
+          <w:hyperlink w:anchor="_Toc243085664" w:history="1">
             <w:r>
               <w:rPr>
                 <w:rStyle w:val="Hyperlink"/>
@@ -1683,7 +1683,7 @@
                 <w:noProof/>
                 <w:webHidden/>
               </w:rPr>
-              <w:instrText xml:space="preserve"> PAGEREF _Toc243048295 \h </w:instrText>
+              <w:instrText xml:space="preserve"> PAGEREF _Toc243085664 \h </w:instrText>
             </w:r>
             <w:r>
               <w:rPr>
@@ -1723,11 +1723,11 @@
             <w:rPr>
               <w:noProof/>
               <w:kern w:val="2"/>
-              <w:lang w:val="en-AU" w:eastAsia="en-AU"/>
+              <w:lang w:eastAsia="en-US"/>
               <w14:ligatures w14:val="standardContextual"/>
             </w:rPr>
           </w:pPr>
-          <w:hyperlink w:anchor="_Toc243048296" w:history="1">
+          <w:hyperlink w:anchor="_Toc243085665" w:history="1">
             <w:r>
               <w:rPr>
                 <w:rStyle w:val="Hyperlink"/>
@@ -1755,7 +1755,7 @@
                 <w:noProof/>
                 <w:webHidden/>
               </w:rPr>
-              <w:instrText xml:space="preserve"> PAGEREF _Toc243048296 \h </w:instrText>
+              <w:instrText xml:space="preserve"> PAGEREF _Toc243085665 \h </w:instrText>
             </w:r>
             <w:r>
               <w:rPr>
@@ -1795,11 +1795,11 @@
             <w:rPr>
               <w:noProof/>
               <w:kern w:val="2"/>
-              <w:lang w:val="en-AU" w:eastAsia="en-AU"/>
+              <w:lang w:eastAsia="en-US"/>
               <w14:ligatures w14:val="standardContextual"/>
             </w:rPr>
           </w:pPr>
-          <w:hyperlink w:anchor="_Toc243048297" w:history="1">
+          <w:hyperlink w:anchor="_Toc243085666" w:history="1">
             <w:r>
               <w:rPr>
                 <w:rStyle w:val="Hyperlink"/>
@@ -1827,7 +1827,7 @@
                 <w:noProof/>
                 <w:webHidden/>
               </w:rPr>
-              <w:instrText xml:space="preserve"> PAGEREF _Toc243048297 \h </w:instrText>
+              <w:instrText xml:space="preserve"> PAGEREF _Toc243085666 \h </w:instrText>
             </w:r>
             <w:r>
               <w:rPr>
@@ -1868,11 +1868,11 @@
             <w:rPr>
               <w:noProof/>
               <w:kern w:val="2"/>
-              <w:lang w:val="en-AU" w:eastAsia="en-AU"/>
+              <w:lang w:eastAsia="en-US"/>
               <w14:ligatures w14:val="standardContextual"/>
             </w:rPr>
           </w:pPr>
-          <w:hyperlink w:anchor="_Toc243048298" w:history="1">
+          <w:hyperlink w:anchor="_Toc243085667" w:history="1">
             <w:r>
               <w:rPr>
                 <w:rStyle w:val="Hyperlink"/>
@@ -1885,7 +1885,7 @@
               <w:rPr>
                 <w:noProof/>
                 <w:kern w:val="2"/>
-                <w:lang w:val="en-AU" w:eastAsia="en-AU"/>
+                <w:lang w:eastAsia="en-US"/>
                 <w14:ligatures w14:val="standardContextual"/>
               </w:rPr>
               <w:tab/>
@@ -1917,7 +1917,7 @@
                 <w:noProof/>
                 <w:webHidden/>
               </w:rPr>
-              <w:instrText xml:space="preserve"> PAGEREF _Toc243048298 \h </w:instrText>
+              <w:instrText xml:space="preserve"> PAGEREF _Toc243085667 \h </w:instrText>
             </w:r>
             <w:r>
               <w:rPr>
@@ -1958,11 +1958,11 @@
             <w:rPr>
               <w:noProof/>
               <w:kern w:val="2"/>
-              <w:lang w:val="en-AU" w:eastAsia="en-AU"/>
+              <w:lang w:eastAsia="en-US"/>
               <w14:ligatures w14:val="standardContextual"/>
             </w:rPr>
           </w:pPr>
-          <w:hyperlink w:anchor="_Toc243048299" w:history="1">
+          <w:hyperlink w:anchor="_Toc243085668" w:history="1">
             <w:r>
               <w:rPr>
                 <w:rStyle w:val="Hyperlink"/>
@@ -1975,7 +1975,7 @@
               <w:rPr>
                 <w:noProof/>
                 <w:kern w:val="2"/>
-                <w:lang w:val="en-AU" w:eastAsia="en-AU"/>
+                <w:lang w:eastAsia="en-US"/>
                 <w14:ligatures w14:val="standardContextual"/>
               </w:rPr>
               <w:tab/>
@@ -2007,7 +2007,7 @@
                 <w:noProof/>
                 <w:webHidden/>
               </w:rPr>
-              <w:instrText xml:space="preserve"> PAGEREF _Toc243048299 \h </w:instrText>
+              <w:instrText xml:space="preserve"> PAGEREF _Toc243085668 \h </w:instrText>
             </w:r>
             <w:r>
               <w:rPr>
@@ -2027,7 +2027,7 @@
                 <w:noProof/>
                 <w:webHidden/>
               </w:rPr>
-              <w:t>11</w:t>
+              <w:t>10</w:t>
             </w:r>
             <w:r>
               <w:rPr>
@@ -2047,11 +2047,11 @@
             <w:rPr>
               <w:noProof/>
               <w:kern w:val="2"/>
-              <w:lang w:val="en-AU" w:eastAsia="en-AU"/>
+              <w:lang w:eastAsia="en-US"/>
               <w14:ligatures w14:val="standardContextual"/>
             </w:rPr>
           </w:pPr>
-          <w:hyperlink w:anchor="_Toc243048300" w:history="1">
+          <w:hyperlink w:anchor="_Toc243085669" w:history="1">
             <w:r>
               <w:rPr>
                 <w:rStyle w:val="Hyperlink"/>
@@ -2079,7 +2079,7 @@
                 <w:noProof/>
                 <w:webHidden/>
               </w:rPr>
-              <w:instrText xml:space="preserve"> PAGEREF _Toc243048300 \h </w:instrText>
+              <w:instrText xml:space="preserve"> PAGEREF _Toc243085669 \h </w:instrText>
             </w:r>
             <w:r>
               <w:rPr>
@@ -2119,11 +2119,11 @@
             <w:rPr>
               <w:noProof/>
               <w:kern w:val="2"/>
-              <w:lang w:val="en-AU" w:eastAsia="en-AU"/>
+              <w:lang w:eastAsia="en-US"/>
               <w14:ligatures w14:val="standardContextual"/>
             </w:rPr>
           </w:pPr>
-          <w:hyperlink w:anchor="_Toc243048301" w:history="1">
+          <w:hyperlink w:anchor="_Toc243085670" w:history="1">
             <w:r>
               <w:rPr>
                 <w:rStyle w:val="Hyperlink"/>
@@ -2151,7 +2151,7 @@
                 <w:noProof/>
                 <w:webHidden/>
               </w:rPr>
-              <w:instrText xml:space="preserve"> PAGEREF _Toc243048301 \h </w:instrText>
+              <w:instrText xml:space="preserve"> PAGEREF _Toc243085670 \h </w:instrText>
             </w:r>
             <w:r>
               <w:rPr>
@@ -2191,11 +2191,11 @@
             <w:rPr>
               <w:noProof/>
               <w:kern w:val="2"/>
-              <w:lang w:val="en-AU" w:eastAsia="en-AU"/>
+              <w:lang w:eastAsia="en-US"/>
               <w14:ligatures w14:val="standardContextual"/>
             </w:rPr>
           </w:pPr>
-          <w:hyperlink w:anchor="_Toc243048302" w:history="1">
+          <w:hyperlink w:anchor="_Toc243085671" w:history="1">
             <w:r>
               <w:rPr>
                 <w:rStyle w:val="Hyperlink"/>
@@ -2223,7 +2223,7 @@
                 <w:noProof/>
                 <w:webHidden/>
               </w:rPr>
-              <w:instrText xml:space="preserve"> PAGEREF _Toc243048302 \h </w:instrText>
+              <w:instrText xml:space="preserve"> PAGEREF _Toc243085671 \h </w:instrText>
             </w:r>
             <w:r>
               <w:rPr>
@@ -2264,11 +2264,11 @@
             <w:rPr>
               <w:noProof/>
               <w:kern w:val="2"/>
-              <w:lang w:val="en-AU" w:eastAsia="en-AU"/>
+              <w:lang w:eastAsia="en-US"/>
               <w14:ligatures w14:val="standardContextual"/>
             </w:rPr>
           </w:pPr>
-          <w:hyperlink w:anchor="_Toc243048303" w:history="1">
+          <w:hyperlink w:anchor="_Toc243085672" w:history="1">
             <w:r>
               <w:rPr>
                 <w:rStyle w:val="Hyperlink"/>
@@ -2281,7 +2281,7 @@
               <w:rPr>
                 <w:noProof/>
                 <w:kern w:val="2"/>
-                <w:lang w:val="en-AU" w:eastAsia="en-AU"/>
+                <w:lang w:eastAsia="en-US"/>
                 <w14:ligatures w14:val="standardContextual"/>
               </w:rPr>
               <w:tab/>
@@ -2313,7 +2313,7 @@
                 <w:noProof/>
                 <w:webHidden/>
               </w:rPr>
-              <w:instrText xml:space="preserve"> PAGEREF _Toc243048303 \h </w:instrText>
+              <w:instrText xml:space="preserve"> PAGEREF _Toc243085672 \h </w:instrText>
             </w:r>
             <w:r>
               <w:rPr>
@@ -2353,11 +2353,11 @@
             <w:rPr>
               <w:noProof/>
               <w:kern w:val="2"/>
-              <w:lang w:val="en-AU" w:eastAsia="en-AU"/>
+              <w:lang w:eastAsia="en-US"/>
               <w14:ligatures w14:val="standardContextual"/>
             </w:rPr>
           </w:pPr>
-          <w:hyperlink w:anchor="_Toc243048304" w:history="1">
+          <w:hyperlink w:anchor="_Toc243085673" w:history="1">
             <w:r>
               <w:rPr>
                 <w:rStyle w:val="Hyperlink"/>
@@ -2385,7 +2385,7 @@
                 <w:noProof/>
                 <w:webHidden/>
               </w:rPr>
-              <w:instrText xml:space="preserve"> PAGEREF _Toc243048304 \h </w:instrText>
+              <w:instrText xml:space="preserve"> PAGEREF _Toc243085673 \h </w:instrText>
             </w:r>
             <w:r>
               <w:rPr>
@@ -2425,11 +2425,11 @@
             <w:rPr>
               <w:noProof/>
               <w:kern w:val="2"/>
-              <w:lang w:val="en-AU" w:eastAsia="en-AU"/>
+              <w:lang w:eastAsia="en-US"/>
               <w14:ligatures w14:val="standardContextual"/>
             </w:rPr>
           </w:pPr>
-          <w:hyperlink w:anchor="_Toc243048305" w:history="1">
+          <w:hyperlink w:anchor="_Toc243085674" w:history="1">
             <w:r>
               <w:rPr>
                 <w:rStyle w:val="Hyperlink"/>
@@ -2457,7 +2457,7 @@
                 <w:noProof/>
                 <w:webHidden/>
               </w:rPr>
-              <w:instrText xml:space="preserve"> PAGEREF _Toc243048305 \h </w:instrText>
+              <w:instrText xml:space="preserve"> PAGEREF _Toc243085674 \h </w:instrText>
             </w:r>
             <w:r>
               <w:rPr>
@@ -2497,11 +2497,11 @@
             <w:rPr>
               <w:noProof/>
               <w:kern w:val="2"/>
-              <w:lang w:val="en-AU" w:eastAsia="en-AU"/>
+              <w:lang w:eastAsia="en-US"/>
               <w14:ligatures w14:val="standardContextual"/>
             </w:rPr>
           </w:pPr>
-          <w:hyperlink w:anchor="_Toc243048306" w:history="1">
+          <w:hyperlink w:anchor="_Toc243085675" w:history="1">
             <w:r>
               <w:rPr>
                 <w:rStyle w:val="Hyperlink"/>
@@ -2529,7 +2529,7 @@
                 <w:noProof/>
                 <w:webHidden/>
               </w:rPr>
-              <w:instrText xml:space="preserve"> PAGEREF _Toc243048306 \h </w:instrText>
+              <w:instrText xml:space="preserve"> PAGEREF _Toc243085675 \h </w:instrText>
             </w:r>
             <w:r>
               <w:rPr>
@@ -2549,7 +2549,7 @@
                 <w:noProof/>
                 <w:webHidden/>
               </w:rPr>
-              <w:t>14</w:t>
+              <w:t>15</w:t>
             </w:r>
             <w:r>
               <w:rPr>
@@ -2569,11 +2569,11 @@
             <w:rPr>
               <w:noProof/>
               <w:kern w:val="2"/>
-              <w:lang w:val="en-AU" w:eastAsia="en-AU"/>
+              <w:lang w:eastAsia="en-US"/>
               <w14:ligatures w14:val="standardContextual"/>
             </w:rPr>
           </w:pPr>
-          <w:hyperlink w:anchor="_Toc243048307" w:history="1">
+          <w:hyperlink w:anchor="_Toc243085676" w:history="1">
             <w:r>
               <w:rPr>
                 <w:rStyle w:val="Hyperlink"/>
@@ -2601,7 +2601,7 @@
                 <w:noProof/>
                 <w:webHidden/>
               </w:rPr>
-              <w:instrText xml:space="preserve"> PAGEREF _Toc243048307 \h </w:instrText>
+              <w:instrText xml:space="preserve"> PAGEREF _Toc243085676 \h </w:instrText>
             </w:r>
             <w:r>
               <w:rPr>
@@ -2641,11 +2641,11 @@
             <w:rPr>
               <w:noProof/>
               <w:kern w:val="2"/>
-              <w:lang w:val="en-AU" w:eastAsia="en-AU"/>
+              <w:lang w:eastAsia="en-US"/>
               <w14:ligatures w14:val="standardContextual"/>
             </w:rPr>
           </w:pPr>
-          <w:hyperlink w:anchor="_Toc243048308" w:history="1">
+          <w:hyperlink w:anchor="_Toc243085677" w:history="1">
             <w:r>
               <w:rPr>
                 <w:rStyle w:val="Hyperlink"/>
@@ -2673,7 +2673,7 @@
                 <w:noProof/>
                 <w:webHidden/>
               </w:rPr>
-              <w:instrText xml:space="preserve"> PAGEREF _Toc243048308 \h </w:instrText>
+              <w:instrText xml:space="preserve"> PAGEREF _Toc243085677 \h </w:instrText>
             </w:r>
             <w:r>
               <w:rPr>
@@ -2714,11 +2714,11 @@
             <w:rPr>
               <w:noProof/>
               <w:kern w:val="2"/>
-              <w:lang w:val="en-AU" w:eastAsia="en-AU"/>
+              <w:lang w:eastAsia="en-US"/>
               <w14:ligatures w14:val="standardContextual"/>
             </w:rPr>
           </w:pPr>
-          <w:hyperlink w:anchor="_Toc243048309" w:history="1">
+          <w:hyperlink w:anchor="_Toc243085678" w:history="1">
             <w:r>
               <w:rPr>
                 <w:rStyle w:val="Hyperlink"/>
@@ -2731,7 +2731,7 @@
               <w:rPr>
                 <w:noProof/>
                 <w:kern w:val="2"/>
-                <w:lang w:val="en-AU" w:eastAsia="en-AU"/>
+                <w:lang w:eastAsia="en-US"/>
                 <w14:ligatures w14:val="standardContextual"/>
               </w:rPr>
               <w:tab/>
@@ -2763,7 +2763,7 @@
                 <w:noProof/>
                 <w:webHidden/>
               </w:rPr>
-              <w:instrText xml:space="preserve"> PAGEREF _Toc243048309 \h </w:instrText>
+              <w:instrText xml:space="preserve"> PAGEREF _Toc243085678 \h </w:instrText>
             </w:r>
             <w:r>
               <w:rPr>
@@ -2783,7 +2783,7 @@
                 <w:noProof/>
                 <w:webHidden/>
               </w:rPr>
-              <w:t>16</w:t>
+              <w:t>17</w:t>
             </w:r>
             <w:r>
               <w:rPr>
@@ -2804,11 +2804,11 @@
             <w:rPr>
               <w:noProof/>
               <w:kern w:val="2"/>
-              <w:lang w:val="en-AU" w:eastAsia="en-AU"/>
+              <w:lang w:eastAsia="en-US"/>
               <w14:ligatures w14:val="standardContextual"/>
             </w:rPr>
           </w:pPr>
-          <w:hyperlink w:anchor="_Toc243048310" w:history="1">
+          <w:hyperlink w:anchor="_Toc243085679" w:history="1">
             <w:r>
               <w:rPr>
                 <w:rStyle w:val="Hyperlink"/>
@@ -2821,7 +2821,7 @@
               <w:rPr>
                 <w:noProof/>
                 <w:kern w:val="2"/>
-                <w:lang w:val="en-AU" w:eastAsia="en-AU"/>
+                <w:lang w:eastAsia="en-US"/>
                 <w14:ligatures w14:val="standardContextual"/>
               </w:rPr>
               <w:tab/>
@@ -2853,7 +2853,7 @@
                 <w:noProof/>
                 <w:webHidden/>
               </w:rPr>
-              <w:instrText xml:space="preserve"> PAGEREF _Toc243048310 \h </w:instrText>
+              <w:instrText xml:space="preserve"> PAGEREF _Toc243085679 \h </w:instrText>
             </w:r>
             <w:r>
               <w:rPr>
@@ -2873,7 +2873,7 @@
                 <w:noProof/>
                 <w:webHidden/>
               </w:rPr>
-              <w:t>16</w:t>
+              <w:t>19</w:t>
             </w:r>
             <w:r>
               <w:rPr>
@@ -2894,11 +2894,11 @@
             <w:rPr>
               <w:noProof/>
               <w:kern w:val="2"/>
-              <w:lang w:val="en-AU" w:eastAsia="en-AU"/>
+              <w:lang w:eastAsia="en-US"/>
               <w14:ligatures w14:val="standardContextual"/>
             </w:rPr>
           </w:pPr>
-          <w:hyperlink w:anchor="_Toc243048311" w:history="1">
+          <w:hyperlink w:anchor="_Toc243085680" w:history="1">
             <w:r>
               <w:rPr>
                 <w:rStyle w:val="Hyperlink"/>
@@ -2911,7 +2911,7 @@
               <w:rPr>
                 <w:noProof/>
                 <w:kern w:val="2"/>
-                <w:lang w:val="en-AU" w:eastAsia="en-AU"/>
+                <w:lang w:eastAsia="en-US"/>
                 <w14:ligatures w14:val="standardContextual"/>
               </w:rPr>
               <w:tab/>
@@ -2943,7 +2943,7 @@
                 <w:noProof/>
                 <w:webHidden/>
               </w:rPr>
-              <w:instrText xml:space="preserve"> PAGEREF _Toc243048311 \h </w:instrText>
+              <w:instrText xml:space="preserve"> PAGEREF _Toc243085680 \h </w:instrText>
             </w:r>
             <w:r>
               <w:rPr>
@@ -2963,7 +2963,7 @@
                 <w:noProof/>
                 <w:webHidden/>
               </w:rPr>
-              <w:t>16</w:t>
+              <w:t>19</w:t>
             </w:r>
             <w:r>
               <w:rPr>
@@ -2983,11 +2983,11 @@
             <w:rPr>
               <w:noProof/>
               <w:kern w:val="2"/>
-              <w:lang w:val="en-AU" w:eastAsia="en-AU"/>
+              <w:lang w:eastAsia="en-US"/>
               <w14:ligatures w14:val="standardContextual"/>
             </w:rPr>
           </w:pPr>
-          <w:hyperlink w:anchor="_Toc243048312" w:history="1">
+          <w:hyperlink w:anchor="_Toc243085681" w:history="1">
             <w:r>
               <w:rPr>
                 <w:rStyle w:val="Hyperlink"/>
@@ -3015,7 +3015,7 @@
                 <w:noProof/>
                 <w:webHidden/>
               </w:rPr>
-              <w:instrText xml:space="preserve"> PAGEREF _Toc243048312 \h </w:instrText>
+              <w:instrText xml:space="preserve"> PAGEREF _Toc243085681 \h </w:instrText>
             </w:r>
             <w:r>
               <w:rPr>
@@ -3035,7 +3035,7 @@
                 <w:noProof/>
                 <w:webHidden/>
               </w:rPr>
-              <w:t>16</w:t>
+              <w:t>20</w:t>
             </w:r>
             <w:r>
               <w:rPr>
@@ -3055,11 +3055,11 @@
             <w:rPr>
               <w:noProof/>
               <w:kern w:val="2"/>
-              <w:lang w:val="en-AU" w:eastAsia="en-AU"/>
+              <w:lang w:eastAsia="en-US"/>
               <w14:ligatures w14:val="standardContextual"/>
             </w:rPr>
           </w:pPr>
-          <w:hyperlink w:anchor="_Toc243048313" w:history="1">
+          <w:hyperlink w:anchor="_Toc243085682" w:history="1">
             <w:r>
               <w:rPr>
                 <w:rStyle w:val="Hyperlink"/>
@@ -3087,7 +3087,7 @@
                 <w:noProof/>
                 <w:webHidden/>
               </w:rPr>
-              <w:instrText xml:space="preserve"> PAGEREF _Toc243048313 \h </w:instrText>
+              <w:instrText xml:space="preserve"> PAGEREF _Toc243085682 \h </w:instrText>
             </w:r>
             <w:r>
               <w:rPr>
@@ -3107,7 +3107,7 @@
                 <w:noProof/>
                 <w:webHidden/>
               </w:rPr>
-              <w:t>18</w:t>
+              <w:t>21</w:t>
             </w:r>
             <w:r>
               <w:rPr>
@@ -3127,11 +3127,11 @@
             <w:rPr>
               <w:noProof/>
               <w:kern w:val="2"/>
-              <w:lang w:val="en-AU" w:eastAsia="en-AU"/>
+              <w:lang w:eastAsia="en-US"/>
               <w14:ligatures w14:val="standardContextual"/>
             </w:rPr>
           </w:pPr>
-          <w:hyperlink w:anchor="_Toc243048314" w:history="1">
+          <w:hyperlink w:anchor="_Toc243085683" w:history="1">
             <w:r>
               <w:rPr>
                 <w:rStyle w:val="Hyperlink"/>
@@ -3159,7 +3159,7 @@
                 <w:noProof/>
                 <w:webHidden/>
               </w:rPr>
-              <w:instrText xml:space="preserve"> PAGEREF _Toc243048314 \h </w:instrText>
+              <w:instrText xml:space="preserve"> PAGEREF _Toc243085683 \h </w:instrText>
             </w:r>
             <w:r>
               <w:rPr>
@@ -3179,7 +3179,7 @@
                 <w:noProof/>
                 <w:webHidden/>
               </w:rPr>
-              <w:t>18</w:t>
+              <w:t>21</w:t>
             </w:r>
             <w:r>
               <w:rPr>
@@ -3199,11 +3199,11 @@
             <w:rPr>
               <w:noProof/>
               <w:kern w:val="2"/>
-              <w:lang w:val="en-AU" w:eastAsia="en-AU"/>
+              <w:lang w:eastAsia="en-US"/>
               <w14:ligatures w14:val="standardContextual"/>
             </w:rPr>
           </w:pPr>
-          <w:hyperlink w:anchor="_Toc243048315" w:history="1">
+          <w:hyperlink w:anchor="_Toc243085684" w:history="1">
             <w:r>
               <w:rPr>
                 <w:rStyle w:val="Hyperlink"/>
@@ -3231,7 +3231,7 @@
                 <w:noProof/>
                 <w:webHidden/>
               </w:rPr>
-              <w:instrText xml:space="preserve"> PAGEREF _Toc243048315 \h </w:instrText>
+              <w:instrText xml:space="preserve"> PAGEREF _Toc243085684 \h </w:instrText>
             </w:r>
             <w:r>
               <w:rPr>
@@ -3251,7 +3251,7 @@
                 <w:noProof/>
                 <w:webHidden/>
               </w:rPr>
-              <w:t>19</w:t>
+              <w:t>22</w:t>
             </w:r>
             <w:r>
               <w:rPr>
@@ -3271,11 +3271,11 @@
             <w:rPr>
               <w:noProof/>
               <w:kern w:val="2"/>
-              <w:lang w:val="en-AU" w:eastAsia="en-AU"/>
+              <w:lang w:eastAsia="en-US"/>
               <w14:ligatures w14:val="standardContextual"/>
             </w:rPr>
           </w:pPr>
-          <w:hyperlink w:anchor="_Toc243048316" w:history="1">
+          <w:hyperlink w:anchor="_Toc243085685" w:history="1">
             <w:r>
               <w:rPr>
                 <w:rStyle w:val="Hyperlink"/>
@@ -3303,7 +3303,7 @@
                 <w:noProof/>
                 <w:webHidden/>
               </w:rPr>
-              <w:instrText xml:space="preserve"> PAGEREF _Toc243048316 \h </w:instrText>
+              <w:instrText xml:space="preserve"> PAGEREF _Toc243085685 \h </w:instrText>
             </w:r>
             <w:r>
               <w:rPr>
@@ -3323,7 +3323,79 @@
                 <w:noProof/>
                 <w:webHidden/>
               </w:rPr>
-              <w:t>19</w:t>
+              <w:t>22</w:t>
+            </w:r>
+            <w:r>
+              <w:rPr>
+                <w:noProof/>
+                <w:webHidden/>
+              </w:rPr>
+              <w:fldChar w:fldCharType="end"/>
+            </w:r>
+          </w:hyperlink>
+        </w:p>
+        <w:p>
+          <w:pPr>
+            <w:pStyle w:val="TOC2"/>
+            <w:tabs>
+              <w:tab w:val="right" w:leader="dot" w:pos="9016"/>
+            </w:tabs>
+            <w:rPr>
+              <w:noProof/>
+              <w:kern w:val="2"/>
+              <w:lang w:eastAsia="en-US"/>
+              <w14:ligatures w14:val="standardContextual"/>
+            </w:rPr>
+          </w:pPr>
+          <w:hyperlink w:anchor="_Toc243085686" w:history="1">
+            <w:r>
+              <w:rPr>
+                <w:rStyle w:val="Hyperlink"/>
+                <w:rFonts w:cs="Calibri"/>
+                <w:noProof/>
+              </w:rPr>
+              <w:t>Appendix D – AI-Assisted Evidence</w:t>
+            </w:r>
+            <w:r>
+              <w:rPr>
+                <w:noProof/>
+                <w:webHidden/>
+              </w:rPr>
+              <w:tab/>
+            </w:r>
+            <w:r>
+              <w:rPr>
+                <w:noProof/>
+                <w:webHidden/>
+              </w:rPr>
+              <w:fldChar w:fldCharType="begin"/>
+            </w:r>
+            <w:r>
+              <w:rPr>
+                <w:noProof/>
+                <w:webHidden/>
+              </w:rPr>
+              <w:instrText xml:space="preserve"> PAGEREF _Toc243085686 \h </w:instrText>
+            </w:r>
+            <w:r>
+              <w:rPr>
+                <w:noProof/>
+                <w:webHidden/>
+              </w:rPr>
+            </w:r>
+            <w:r>
+              <w:rPr>
+                <w:noProof/>
+                <w:webHidden/>
+              </w:rPr>
+              <w:fldChar w:fldCharType="separate"/>
+            </w:r>
+            <w:r>
+              <w:rPr>
+                <w:noProof/>
+                <w:webHidden/>
+              </w:rPr>
+              <w:t>23</w:t>
             </w:r>
             <w:r>
               <w:rPr>
@@ -3347,6 +3419,7 @@
               <w:bCs/>
               <w:noProof/>
             </w:rPr>
+            <w:lastRenderedPageBreak/>
             <w:fldChar w:fldCharType="end"/>
           </w:r>
         </w:p>
@@ -3359,12 +3432,11 @@
           <w:rFonts w:cs="Calibri"/>
         </w:rPr>
       </w:pPr>
-      <w:bookmarkStart w:id="1" w:name="_Toc243048287"/>
+      <w:bookmarkStart w:id="1" w:name="_Toc243085656"/>
       <w:r>
         <w:rPr>
           <w:rFonts w:cs="Calibri"/>
         </w:rPr>
-        <w:lastRenderedPageBreak/>
         <w:t>Table of Figures</w:t>
       </w:r>
       <w:bookmarkEnd w:id="1"/>
@@ -4034,7 +4106,7 @@
         <w:lastRenderedPageBreak/>
         <w:fldChar w:fldCharType="end"/>
       </w:r>
-      <w:bookmarkStart w:id="2" w:name="_Toc243048288"/>
+      <w:bookmarkStart w:id="2" w:name="_Toc243085657"/>
       <w:r>
         <w:rPr>
           <w:rFonts w:cs="Calibri"/>
@@ -4054,7 +4126,7 @@
           <w:rFonts w:cs="Calibri"/>
         </w:rPr>
       </w:pPr>
-      <w:bookmarkStart w:id="3" w:name="_Toc243048289"/>
+      <w:bookmarkStart w:id="3" w:name="_Toc243085658"/>
       <w:r>
         <w:rPr>
           <w:rFonts w:cs="Calibri"/>
@@ -4190,7 +4262,27 @@
           <w:szCs w:val="22"/>
           <w:lang w:eastAsia="en-US"/>
         </w:rPr>
-        <w:t xml:space="preserve"> Arachchige (ID 69191) in Assessment 2 and developed, justified and evaluated concept design for the home page, buying and selling flows, bank transfer page and help entry point. This is a coursework concept, not associated with Binance, and all numbers presented in the screens are purely illustrative.</w:t>
+        <w:t xml:space="preserve"> Arachchige (ID 69191) in Assessment 2 and developed, justified and evaluated concept design for the home page, buying and selling flows, bank transfer page and </w:t>
+      </w:r>
+      <w:proofErr w:type="gramStart"/>
+      <w:r>
+        <w:rPr>
+          <w:rFonts w:ascii="Calibri" w:hAnsi="Calibri" w:cs="Calibri"/>
+          <w:sz w:val="22"/>
+          <w:szCs w:val="22"/>
+          <w:lang w:eastAsia="en-US"/>
+        </w:rPr>
+        <w:t>help</w:t>
+      </w:r>
+      <w:proofErr w:type="gramEnd"/>
+      <w:r>
+        <w:rPr>
+          <w:rFonts w:ascii="Calibri" w:hAnsi="Calibri" w:cs="Calibri"/>
+          <w:sz w:val="22"/>
+          <w:szCs w:val="22"/>
+          <w:lang w:eastAsia="en-US"/>
+        </w:rPr>
+        <w:t xml:space="preserve"> entry point. This is a coursework concept, not associated with Binance, and all numbers presented in the screens are purely illustrative.</w:t>
       </w:r>
     </w:p>
     <w:p>
@@ -4204,7 +4296,7 @@
           <w:rFonts w:cs="Calibri"/>
         </w:rPr>
       </w:pPr>
-      <w:bookmarkStart w:id="4" w:name="_Toc243048290"/>
+      <w:bookmarkStart w:id="4" w:name="_Toc243085659"/>
       <w:r>
         <w:rPr>
           <w:rFonts w:cs="Calibri"/>
@@ -4319,7 +4411,7 @@
           <w:rFonts w:cs="Calibri"/>
         </w:rPr>
       </w:pPr>
-      <w:bookmarkStart w:id="5" w:name="_Toc243048291"/>
+      <w:bookmarkStart w:id="5" w:name="_Toc243085660"/>
       <w:r>
         <w:rPr>
           <w:rFonts w:cs="Calibri"/>
@@ -5336,6 +5428,7 @@
         </w:rPr>
         <w:t xml:space="preserve">Objectives are the group goals, and they should be challenging yet realistic, bearing in mind the achievement of 10.4 seconds by the chatbot, a guided purpose-built screen. The qualitative objectives </w:t>
       </w:r>
+      <w:proofErr w:type="gramStart"/>
       <w:r>
         <w:rPr>
           <w:rFonts w:ascii="Calibri" w:hAnsi="Calibri" w:cs="Calibri"/>
@@ -5344,7 +5437,17 @@
           <w:lang w:eastAsia="en-US"/>
         </w:rPr>
         <w:lastRenderedPageBreak/>
-        <w:t xml:space="preserve">are such that all screens will clearly show the next step, all users will know where they are in a multiple-step process, all users can preview before completing an action, and all screens will adhere to WCAG 2.2 Level AA </w:t>
+        <w:t>are such</w:t>
+      </w:r>
+      <w:proofErr w:type="gramEnd"/>
+      <w:r>
+        <w:rPr>
+          <w:rFonts w:ascii="Calibri" w:hAnsi="Calibri" w:cs="Calibri"/>
+          <w:sz w:val="22"/>
+          <w:szCs w:val="22"/>
+          <w:lang w:eastAsia="en-US"/>
+        </w:rPr>
+        <w:t xml:space="preserve"> that all screens will clearly show the next step, all users will know where they are in a multiple-step process, all users can preview before completing an action, and all screens will adhere to WCAG 2.2 Level AA </w:t>
       </w:r>
       <w:sdt>
         <w:sdtPr>
@@ -5429,7 +5532,7 @@
           <w:rFonts w:cs="Calibri"/>
         </w:rPr>
       </w:pPr>
-      <w:bookmarkStart w:id="6" w:name="_Toc243048292"/>
+      <w:bookmarkStart w:id="6" w:name="_Toc243085661"/>
       <w:r>
         <w:rPr>
           <w:rFonts w:cs="Calibri"/>
@@ -5445,7 +5548,7 @@
           <w:rFonts w:cs="Calibri"/>
         </w:rPr>
       </w:pPr>
-      <w:bookmarkStart w:id="7" w:name="_Toc243048293"/>
+      <w:bookmarkStart w:id="7" w:name="_Toc243085662"/>
       <w:r>
         <w:rPr>
           <w:rFonts w:cs="Calibri"/>
@@ -5559,7 +5662,7 @@
           <w:rFonts w:cs="Calibri"/>
         </w:rPr>
       </w:pPr>
-      <w:bookmarkStart w:id="8" w:name="_Toc243048294"/>
+      <w:bookmarkStart w:id="8" w:name="_Toc243085663"/>
       <w:r>
         <w:rPr>
           <w:rFonts w:cs="Calibri"/>
@@ -5591,7 +5694,27 @@
           <w:szCs w:val="22"/>
           <w:lang w:eastAsia="en-US"/>
         </w:rPr>
-        <w:t xml:space="preserve">Before the design process started, we reviewed the Assessment 2 screenshots (Figure 1). Three structural issues caused the problem in the data. The first is that the Buy and Sell screens contain amount, method of payment, an offer to subscribe and the information about the counterparty on one screen, which makes the interface cognitively overloaded </w:t>
+        <w:t xml:space="preserve">Before the design process started, we reviewed </w:t>
+      </w:r>
+      <w:proofErr w:type="gramStart"/>
+      <w:r>
+        <w:rPr>
+          <w:rFonts w:ascii="Calibri" w:hAnsi="Calibri" w:cs="Calibri"/>
+          <w:sz w:val="22"/>
+          <w:szCs w:val="22"/>
+          <w:lang w:eastAsia="en-US"/>
+        </w:rPr>
+        <w:t>the Assessment</w:t>
+      </w:r>
+      <w:proofErr w:type="gramEnd"/>
+      <w:r>
+        <w:rPr>
+          <w:rFonts w:ascii="Calibri" w:hAnsi="Calibri" w:cs="Calibri"/>
+          <w:sz w:val="22"/>
+          <w:szCs w:val="22"/>
+          <w:lang w:eastAsia="en-US"/>
+        </w:rPr>
+        <w:t xml:space="preserve"> 2 screenshots (Figure 1). Three structural issues caused the problem in the data. The first is that the Buy and Sell screens contain amount, method of payment, an offer to subscribe and the information about the counterparty on one screen, which makes the interface cognitively overloaded </w:t>
       </w:r>
       <w:sdt>
         <w:sdtPr>
@@ -5661,7 +5784,27 @@
           <w:szCs w:val="22"/>
           <w:lang w:eastAsia="en-US"/>
         </w:rPr>
-        <w:t xml:space="preserve"> and does not show the starting point. The second issue is that on the Sell screen, the information about the requirements of the counterparty appears as a long text without formatting, which forces users to read and filter to do something. Third, on the home screen, the user sees the balance, onboarding, big call-to-action, grid of shortcuts and scrolling tab bar all at once. The chatbot performed the best because it had one purpose, short suggested questions and one input.</w:t>
+        <w:t xml:space="preserve"> and does not show the starting point. The second issue is that on the Sell screen, the information about the requirements of the counterparty appears as a long text without formatting, which forces users to read and filter to do something. Third, on the home screen, the user sees the balance, onboarding, big call-to-action, grid of shortcuts and scrolling tab bar all at once. The chatbot performed the best because it had one purpose, </w:t>
+      </w:r>
+      <w:proofErr w:type="gramStart"/>
+      <w:r>
+        <w:rPr>
+          <w:rFonts w:ascii="Calibri" w:hAnsi="Calibri" w:cs="Calibri"/>
+          <w:sz w:val="22"/>
+          <w:szCs w:val="22"/>
+          <w:lang w:eastAsia="en-US"/>
+        </w:rPr>
+        <w:t>short suggested</w:t>
+      </w:r>
+      <w:proofErr w:type="gramEnd"/>
+      <w:r>
+        <w:rPr>
+          <w:rFonts w:ascii="Calibri" w:hAnsi="Calibri" w:cs="Calibri"/>
+          <w:sz w:val="22"/>
+          <w:szCs w:val="22"/>
+          <w:lang w:eastAsia="en-US"/>
+        </w:rPr>
+        <w:t xml:space="preserve"> questions and one input.</w:t>
       </w:r>
     </w:p>
     <w:p>
@@ -6132,7 +6275,7 @@
           <w:rFonts w:cs="Calibri"/>
         </w:rPr>
       </w:pPr>
-      <w:bookmarkStart w:id="10" w:name="_Toc243048295"/>
+      <w:bookmarkStart w:id="10" w:name="_Toc243085664"/>
       <w:r>
         <w:rPr>
           <w:rFonts w:cs="Calibri"/>
@@ -6361,13 +6504,23 @@
                 <w:szCs w:val="22"/>
               </w:rPr>
             </w:pPr>
-            <w:r>
-              <w:rPr>
-                <w:rFonts w:ascii="Calibri" w:eastAsia="Calibri" w:hAnsi="Calibri" w:cs="Calibri"/>
-                <w:sz w:val="22"/>
-                <w:szCs w:val="22"/>
-              </w:rPr>
-              <w:t>Obvious, labelled entry point to Buy.</w:t>
+            <w:proofErr w:type="gramStart"/>
+            <w:r>
+              <w:rPr>
+                <w:rFonts w:ascii="Calibri" w:eastAsia="Calibri" w:hAnsi="Calibri" w:cs="Calibri"/>
+                <w:sz w:val="22"/>
+                <w:szCs w:val="22"/>
+              </w:rPr>
+              <w:t>Obvious</w:t>
+            </w:r>
+            <w:proofErr w:type="gramEnd"/>
+            <w:r>
+              <w:rPr>
+                <w:rFonts w:ascii="Calibri" w:eastAsia="Calibri" w:hAnsi="Calibri" w:cs="Calibri"/>
+                <w:sz w:val="22"/>
+                <w:szCs w:val="22"/>
+              </w:rPr>
+              <w:t>, labelled entry point to Buy.</w:t>
             </w:r>
           </w:p>
         </w:tc>
@@ -7777,7 +7930,7 @@
           <w:rFonts w:cs="Calibri"/>
         </w:rPr>
       </w:pPr>
-      <w:bookmarkStart w:id="11" w:name="_Toc243048296"/>
+      <w:bookmarkStart w:id="11" w:name="_Toc243085665"/>
       <w:r>
         <w:rPr>
           <w:rFonts w:cs="Calibri"/>
@@ -8763,7 +8916,25 @@
                 <w:sz w:val="22"/>
                 <w:szCs w:val="22"/>
               </w:rPr>
-              <w:t>value red (#F6465D) at 4.48:1 on card surfaces, below the 4.5:1 AA minimum; text and the Sell icon changed to #FF6B7D (5.76:1).</w:t>
+              <w:t xml:space="preserve">value </w:t>
+            </w:r>
+            <w:proofErr w:type="gramStart"/>
+            <w:r>
+              <w:rPr>
+                <w:rFonts w:ascii="Calibri" w:eastAsia="Calibri" w:hAnsi="Calibri" w:cs="Calibri"/>
+                <w:sz w:val="22"/>
+                <w:szCs w:val="22"/>
+              </w:rPr>
+              <w:t>red (#</w:t>
+            </w:r>
+            <w:proofErr w:type="gramEnd"/>
+            <w:r>
+              <w:rPr>
+                <w:rFonts w:ascii="Calibri" w:eastAsia="Calibri" w:hAnsi="Calibri" w:cs="Calibri"/>
+                <w:sz w:val="22"/>
+                <w:szCs w:val="22"/>
+              </w:rPr>
+              <w:t>F6465D) at 4.48:1 on card surfaces, below the 4.5:1 AA minimum; text and the Sell icon changed to #FF6B7D (5.76:1).</w:t>
             </w:r>
           </w:p>
         </w:tc>
@@ -8883,7 +9054,7 @@
           <w:rFonts w:cs="Calibri"/>
         </w:rPr>
       </w:pPr>
-      <w:bookmarkStart w:id="13" w:name="_Toc243048297"/>
+      <w:bookmarkStart w:id="13" w:name="_Toc243085666"/>
       <w:r>
         <w:rPr>
           <w:rFonts w:cs="Calibri"/>
@@ -8933,7 +9104,27 @@
           <w:szCs w:val="22"/>
           <w:lang w:eastAsia="en-US"/>
         </w:rPr>
-        <w:t xml:space="preserve">and Word for assembling everything together. All the members had their own branches and made pull requests for changes approved by other members; work was done using GitHub Issues. Decisions were taken and documented in the meetings. </w:t>
+        <w:t xml:space="preserve">and </w:t>
+      </w:r>
+      <w:proofErr w:type="gramStart"/>
+      <w:r>
+        <w:rPr>
+          <w:rFonts w:ascii="Calibri" w:hAnsi="Calibri" w:cs="Calibri"/>
+          <w:sz w:val="22"/>
+          <w:szCs w:val="22"/>
+          <w:lang w:eastAsia="en-US"/>
+        </w:rPr>
+        <w:t>Word</w:t>
+      </w:r>
+      <w:proofErr w:type="gramEnd"/>
+      <w:r>
+        <w:rPr>
+          <w:rFonts w:ascii="Calibri" w:hAnsi="Calibri" w:cs="Calibri"/>
+          <w:sz w:val="22"/>
+          <w:szCs w:val="22"/>
+          <w:lang w:eastAsia="en-US"/>
+        </w:rPr>
+        <w:t xml:space="preserve"> for assembling everything together. All the members had their own branches and made pull requests for changes approved by other members; work was done using GitHub Issues. Decisions were taken and documented in the meetings. </w:t>
       </w:r>
     </w:p>
     <w:p>
@@ -9012,7 +9203,7 @@
           <w:rFonts w:cs="Calibri"/>
         </w:rPr>
       </w:pPr>
-      <w:bookmarkStart w:id="14" w:name="_Toc243048298"/>
+      <w:bookmarkStart w:id="14" w:name="_Toc243085667"/>
       <w:r>
         <w:rPr>
           <w:rFonts w:cs="Calibri"/>
@@ -9126,7 +9317,27 @@
           <w:szCs w:val="22"/>
           <w:lang w:eastAsia="en-US"/>
         </w:rPr>
-        <w:t>, affordance, feedback, and mental models principles by Norman</w:t>
+        <w:t xml:space="preserve">, affordance, feedback, and mental </w:t>
+      </w:r>
+      <w:proofErr w:type="gramStart"/>
+      <w:r>
+        <w:rPr>
+          <w:rFonts w:ascii="Calibri" w:hAnsi="Calibri" w:cs="Calibri"/>
+          <w:sz w:val="22"/>
+          <w:szCs w:val="22"/>
+          <w:lang w:eastAsia="en-US"/>
+        </w:rPr>
+        <w:t>models</w:t>
+      </w:r>
+      <w:proofErr w:type="gramEnd"/>
+      <w:r>
+        <w:rPr>
+          <w:rFonts w:ascii="Calibri" w:hAnsi="Calibri" w:cs="Calibri"/>
+          <w:sz w:val="22"/>
+          <w:szCs w:val="22"/>
+          <w:lang w:eastAsia="en-US"/>
+        </w:rPr>
+        <w:t xml:space="preserve"> principles by Norman</w:t>
       </w:r>
       <w:sdt>
         <w:sdtPr>
@@ -10281,7 +10492,29 @@
                 <w:szCs w:val="22"/>
               </w:rPr>
               <w:lastRenderedPageBreak/>
-              <w:t>Four large labelled actions on home (R1, R4, R9, R11)</w:t>
+              <w:t xml:space="preserve">Four </w:t>
+            </w:r>
+            <w:proofErr w:type="gramStart"/>
+            <w:r>
+              <w:rPr>
+                <w:rFonts w:ascii="Calibri" w:eastAsia="Calibri" w:hAnsi="Calibri" w:cs="Calibri"/>
+                <w:b w:val="0"/>
+                <w:bCs w:val="0"/>
+                <w:sz w:val="22"/>
+                <w:szCs w:val="22"/>
+              </w:rPr>
+              <w:t>large labelled</w:t>
+            </w:r>
+            <w:proofErr w:type="gramEnd"/>
+            <w:r>
+              <w:rPr>
+                <w:rFonts w:ascii="Calibri" w:eastAsia="Calibri" w:hAnsi="Calibri" w:cs="Calibri"/>
+                <w:b w:val="0"/>
+                <w:bCs w:val="0"/>
+                <w:sz w:val="22"/>
+                <w:szCs w:val="22"/>
+              </w:rPr>
+              <w:t xml:space="preserve"> actions on home (R1, R4, R9, R11)</w:t>
             </w:r>
           </w:p>
         </w:tc>
@@ -10305,7 +10538,25 @@
                 <w:sz w:val="22"/>
                 <w:szCs w:val="22"/>
               </w:rPr>
-              <w:t>No clear starting point; chatbot hard to find.</w:t>
+              <w:t xml:space="preserve">No clear starting point; chatbot </w:t>
+            </w:r>
+            <w:proofErr w:type="gramStart"/>
+            <w:r>
+              <w:rPr>
+                <w:rFonts w:ascii="Calibri" w:eastAsia="Calibri" w:hAnsi="Calibri" w:cs="Calibri"/>
+                <w:sz w:val="22"/>
+                <w:szCs w:val="22"/>
+              </w:rPr>
+              <w:t>hard</w:t>
+            </w:r>
+            <w:proofErr w:type="gramEnd"/>
+            <w:r>
+              <w:rPr>
+                <w:rFonts w:ascii="Calibri" w:eastAsia="Calibri" w:hAnsi="Calibri" w:cs="Calibri"/>
+                <w:sz w:val="22"/>
+                <w:szCs w:val="22"/>
+              </w:rPr>
+              <w:t xml:space="preserve"> to find.</w:t>
             </w:r>
           </w:p>
         </w:tc>
@@ -11925,7 +12176,7 @@
           <w:rFonts w:cs="Calibri"/>
         </w:rPr>
       </w:pPr>
-      <w:bookmarkStart w:id="15" w:name="_Toc243048299"/>
+      <w:bookmarkStart w:id="15" w:name="_Toc243085668"/>
       <w:r>
         <w:rPr>
           <w:rFonts w:cs="Calibri"/>
@@ -11951,7 +12202,27 @@
           <w:szCs w:val="22"/>
           <w:lang w:eastAsia="en-US"/>
         </w:rPr>
-        <w:t>The following section provides the final high fidelity screens (v3). The navigation system still consists of five bottom tabs that have labels. Each task screen has a back button on the left side and a help button on the right side; all other functions are hidden under "More".</w:t>
+        <w:t xml:space="preserve">The following section provides the final </w:t>
+      </w:r>
+      <w:proofErr w:type="gramStart"/>
+      <w:r>
+        <w:rPr>
+          <w:rFonts w:ascii="Calibri" w:hAnsi="Calibri" w:cs="Calibri"/>
+          <w:sz w:val="22"/>
+          <w:szCs w:val="22"/>
+          <w:lang w:eastAsia="en-US"/>
+        </w:rPr>
+        <w:t>high fidelity</w:t>
+      </w:r>
+      <w:proofErr w:type="gramEnd"/>
+      <w:r>
+        <w:rPr>
+          <w:rFonts w:ascii="Calibri" w:hAnsi="Calibri" w:cs="Calibri"/>
+          <w:sz w:val="22"/>
+          <w:szCs w:val="22"/>
+          <w:lang w:eastAsia="en-US"/>
+        </w:rPr>
+        <w:t xml:space="preserve"> screens (v3). The navigation system still consists of five bottom tabs that have labels. Each task screen has a back button on the left side and a help button on the right side; all other functions are hidden under "More".</w:t>
       </w:r>
     </w:p>
     <w:p>
@@ -11961,7 +12232,7 @@
           <w:rFonts w:cs="Calibri"/>
         </w:rPr>
       </w:pPr>
-      <w:bookmarkStart w:id="16" w:name="_Toc243048300"/>
+      <w:bookmarkStart w:id="16" w:name="_Toc243085669"/>
       <w:r>
         <w:rPr>
           <w:rFonts w:cs="Calibri"/>
@@ -12273,7 +12544,7 @@
           <w:rFonts w:cs="Calibri"/>
         </w:rPr>
       </w:pPr>
-      <w:bookmarkStart w:id="18" w:name="_Toc243048301"/>
+      <w:bookmarkStart w:id="18" w:name="_Toc243085670"/>
       <w:r>
         <w:rPr>
           <w:noProof/>
@@ -12571,7 +12842,47 @@
           <w:szCs w:val="22"/>
           <w:lang w:eastAsia="en-US"/>
         </w:rPr>
-        <w:t>In Step 1, there is a big input along with live conversion, quick amount chips, and price and limit summary. In Step 2, there is a recommendation of one seller along with the number of trades, completion rate, and best price tag. It maintains optional comparison and shows payment in the form of a single selectable card. In Step 3, all figures are shown at one place and it tells what will happen next with an edit option.</w:t>
+        <w:t xml:space="preserve">In Step 1, there is a big input along with live conversion, quick amount chips, and price and limit summary. In Step 2, there is a recommendation of one seller along with the number of trades, completion rate, and best price tag. It maintains optional comparison and shows payment in the form of a single selectable card. In Step 3, all figures are shown </w:t>
+      </w:r>
+      <w:proofErr w:type="gramStart"/>
+      <w:r>
+        <w:rPr>
+          <w:rFonts w:ascii="Calibri" w:hAnsi="Calibri" w:cs="Calibri"/>
+          <w:sz w:val="22"/>
+          <w:szCs w:val="22"/>
+          <w:lang w:eastAsia="en-US"/>
+        </w:rPr>
+        <w:t>at</w:t>
+      </w:r>
+      <w:proofErr w:type="gramEnd"/>
+      <w:r>
+        <w:rPr>
+          <w:rFonts w:ascii="Calibri" w:hAnsi="Calibri" w:cs="Calibri"/>
+          <w:sz w:val="22"/>
+          <w:szCs w:val="22"/>
+          <w:lang w:eastAsia="en-US"/>
+        </w:rPr>
+        <w:t xml:space="preserve"> one </w:t>
+      </w:r>
+      <w:proofErr w:type="gramStart"/>
+      <w:r>
+        <w:rPr>
+          <w:rFonts w:ascii="Calibri" w:hAnsi="Calibri" w:cs="Calibri"/>
+          <w:sz w:val="22"/>
+          <w:szCs w:val="22"/>
+          <w:lang w:eastAsia="en-US"/>
+        </w:rPr>
+        <w:t>place</w:t>
+      </w:r>
+      <w:proofErr w:type="gramEnd"/>
+      <w:r>
+        <w:rPr>
+          <w:rFonts w:ascii="Calibri" w:hAnsi="Calibri" w:cs="Calibri"/>
+          <w:sz w:val="22"/>
+          <w:szCs w:val="22"/>
+          <w:lang w:eastAsia="en-US"/>
+        </w:rPr>
+        <w:t xml:space="preserve"> and it tells what will happen next with an edit option.</w:t>
       </w:r>
     </w:p>
     <w:p>
@@ -12601,7 +12912,7 @@
           <w:rFonts w:cs="Calibri"/>
         </w:rPr>
       </w:pPr>
-      <w:bookmarkStart w:id="20" w:name="_Toc243048302"/>
+      <w:bookmarkStart w:id="20" w:name="_Toc243085671"/>
       <w:r>
         <w:rPr>
           <w:rFonts w:cs="Calibri"/>
@@ -12918,7 +13229,7 @@
           <w:rFonts w:cs="Calibri"/>
         </w:rPr>
       </w:pPr>
-      <w:bookmarkStart w:id="22" w:name="_Toc243048303"/>
+      <w:bookmarkStart w:id="22" w:name="_Toc243085672"/>
       <w:r>
         <w:rPr>
           <w:rFonts w:cs="Calibri"/>
@@ -12937,7 +13248,7 @@
           <w:rFonts w:cs="Calibri"/>
         </w:rPr>
       </w:pPr>
-      <w:bookmarkStart w:id="23" w:name="_Toc243048304"/>
+      <w:bookmarkStart w:id="23" w:name="_Toc243085673"/>
       <w:r>
         <w:rPr>
           <w:rFonts w:cs="Calibri"/>
@@ -13255,7 +13566,7 @@
           <w:rFonts w:cs="Calibri"/>
         </w:rPr>
       </w:pPr>
-      <w:bookmarkStart w:id="24" w:name="_Toc243048305"/>
+      <w:bookmarkStart w:id="24" w:name="_Toc243085674"/>
       <w:r>
         <w:rPr>
           <w:rFonts w:cs="Calibri"/>
@@ -14621,8 +14932,20 @@
                 <w:sz w:val="22"/>
                 <w:szCs w:val="22"/>
               </w:rPr>
-              <w:t>2 Real-world match</w:t>
-            </w:r>
+              <w:t xml:space="preserve">2 Real-world </w:t>
+            </w:r>
+            <w:proofErr w:type="gramStart"/>
+            <w:r>
+              <w:rPr>
+                <w:rFonts w:ascii="Calibri" w:eastAsia="Calibri" w:hAnsi="Calibri" w:cs="Calibri"/>
+                <w:b w:val="0"/>
+                <w:bCs w:val="0"/>
+                <w:sz w:val="22"/>
+                <w:szCs w:val="22"/>
+              </w:rPr>
+              <w:t>match</w:t>
+            </w:r>
+            <w:proofErr w:type="gramEnd"/>
           </w:p>
         </w:tc>
         <w:tc>
@@ -15357,7 +15680,25 @@
                 <w:sz w:val="22"/>
                 <w:szCs w:val="22"/>
               </w:rPr>
-              <w:t>Error states not designed.</w:t>
+              <w:t xml:space="preserve">Error states </w:t>
+            </w:r>
+            <w:proofErr w:type="gramStart"/>
+            <w:r>
+              <w:rPr>
+                <w:rFonts w:ascii="Calibri" w:eastAsia="Calibri" w:hAnsi="Calibri" w:cs="Calibri"/>
+                <w:sz w:val="22"/>
+                <w:szCs w:val="22"/>
+              </w:rPr>
+              <w:t>not</w:t>
+            </w:r>
+            <w:proofErr w:type="gramEnd"/>
+            <w:r>
+              <w:rPr>
+                <w:rFonts w:ascii="Calibri" w:eastAsia="Calibri" w:hAnsi="Calibri" w:cs="Calibri"/>
+                <w:sz w:val="22"/>
+                <w:szCs w:val="22"/>
+              </w:rPr>
+              <w:t xml:space="preserve"> designed.</w:t>
             </w:r>
           </w:p>
         </w:tc>
@@ -15571,7 +15912,7 @@
           <w:rFonts w:cs="Calibri"/>
         </w:rPr>
       </w:pPr>
-      <w:bookmarkStart w:id="25" w:name="_Toc243048306"/>
+      <w:bookmarkStart w:id="25" w:name="_Toc243085675"/>
       <w:r>
         <w:rPr>
           <w:rFonts w:cs="Calibri"/>
@@ -15859,13 +16200,23 @@
                 <w:szCs w:val="22"/>
               </w:rPr>
             </w:pPr>
-            <w:r>
-              <w:rPr>
-                <w:rFonts w:ascii="Calibri" w:eastAsia="Calibri" w:hAnsi="Calibri" w:cs="Calibri"/>
-                <w:sz w:val="22"/>
-                <w:szCs w:val="22"/>
-              </w:rPr>
-              <w:t>16.35 : 1</w:t>
+            <w:proofErr w:type="gramStart"/>
+            <w:r>
+              <w:rPr>
+                <w:rFonts w:ascii="Calibri" w:eastAsia="Calibri" w:hAnsi="Calibri" w:cs="Calibri"/>
+                <w:sz w:val="22"/>
+                <w:szCs w:val="22"/>
+              </w:rPr>
+              <w:t>16.35 :</w:t>
+            </w:r>
+            <w:proofErr w:type="gramEnd"/>
+            <w:r>
+              <w:rPr>
+                <w:rFonts w:ascii="Calibri" w:eastAsia="Calibri" w:hAnsi="Calibri" w:cs="Calibri"/>
+                <w:sz w:val="22"/>
+                <w:szCs w:val="22"/>
+              </w:rPr>
+              <w:t xml:space="preserve"> 1</w:t>
             </w:r>
           </w:p>
         </w:tc>
@@ -15959,13 +16310,23 @@
                 <w:szCs w:val="22"/>
               </w:rPr>
             </w:pPr>
-            <w:r>
-              <w:rPr>
-                <w:rFonts w:ascii="Calibri" w:eastAsia="Calibri" w:hAnsi="Calibri" w:cs="Calibri"/>
-                <w:sz w:val="22"/>
-                <w:szCs w:val="22"/>
-              </w:rPr>
-              <w:t>13.36 : 1</w:t>
+            <w:proofErr w:type="gramStart"/>
+            <w:r>
+              <w:rPr>
+                <w:rFonts w:ascii="Calibri" w:eastAsia="Calibri" w:hAnsi="Calibri" w:cs="Calibri"/>
+                <w:sz w:val="22"/>
+                <w:szCs w:val="22"/>
+              </w:rPr>
+              <w:t>13.36 :</w:t>
+            </w:r>
+            <w:proofErr w:type="gramEnd"/>
+            <w:r>
+              <w:rPr>
+                <w:rFonts w:ascii="Calibri" w:eastAsia="Calibri" w:hAnsi="Calibri" w:cs="Calibri"/>
+                <w:sz w:val="22"/>
+                <w:szCs w:val="22"/>
+              </w:rPr>
+              <w:t xml:space="preserve"> 1</w:t>
             </w:r>
           </w:p>
         </w:tc>
@@ -16062,13 +16423,23 @@
                 <w:szCs w:val="22"/>
               </w:rPr>
             </w:pPr>
-            <w:r>
-              <w:rPr>
-                <w:rFonts w:ascii="Calibri" w:eastAsia="Calibri" w:hAnsi="Calibri" w:cs="Calibri"/>
-                <w:sz w:val="22"/>
-                <w:szCs w:val="22"/>
-              </w:rPr>
-              <w:t>8.37 : 1</w:t>
+            <w:proofErr w:type="gramStart"/>
+            <w:r>
+              <w:rPr>
+                <w:rFonts w:ascii="Calibri" w:eastAsia="Calibri" w:hAnsi="Calibri" w:cs="Calibri"/>
+                <w:sz w:val="22"/>
+                <w:szCs w:val="22"/>
+              </w:rPr>
+              <w:t>8.37 :</w:t>
+            </w:r>
+            <w:proofErr w:type="gramEnd"/>
+            <w:r>
+              <w:rPr>
+                <w:rFonts w:ascii="Calibri" w:eastAsia="Calibri" w:hAnsi="Calibri" w:cs="Calibri"/>
+                <w:sz w:val="22"/>
+                <w:szCs w:val="22"/>
+              </w:rPr>
+              <w:t xml:space="preserve"> 1</w:t>
             </w:r>
           </w:p>
         </w:tc>
@@ -16162,13 +16533,23 @@
                 <w:szCs w:val="22"/>
               </w:rPr>
             </w:pPr>
-            <w:r>
-              <w:rPr>
-                <w:rFonts w:ascii="Calibri" w:eastAsia="Calibri" w:hAnsi="Calibri" w:cs="Calibri"/>
-                <w:sz w:val="22"/>
-                <w:szCs w:val="22"/>
-              </w:rPr>
-              <w:t>13.55 : 1</w:t>
+            <w:proofErr w:type="gramStart"/>
+            <w:r>
+              <w:rPr>
+                <w:rFonts w:ascii="Calibri" w:eastAsia="Calibri" w:hAnsi="Calibri" w:cs="Calibri"/>
+                <w:sz w:val="22"/>
+                <w:szCs w:val="22"/>
+              </w:rPr>
+              <w:t>13.55 :</w:t>
+            </w:r>
+            <w:proofErr w:type="gramEnd"/>
+            <w:r>
+              <w:rPr>
+                <w:rFonts w:ascii="Calibri" w:eastAsia="Calibri" w:hAnsi="Calibri" w:cs="Calibri"/>
+                <w:sz w:val="22"/>
+                <w:szCs w:val="22"/>
+              </w:rPr>
+              <w:t xml:space="preserve"> 1</w:t>
             </w:r>
           </w:p>
         </w:tc>
@@ -16265,13 +16646,23 @@
                 <w:szCs w:val="22"/>
               </w:rPr>
             </w:pPr>
-            <w:r>
-              <w:rPr>
-                <w:rFonts w:ascii="Calibri" w:eastAsia="Calibri" w:hAnsi="Calibri" w:cs="Calibri"/>
-                <w:sz w:val="22"/>
-                <w:szCs w:val="22"/>
-              </w:rPr>
-              <w:t>7.82 : 1</w:t>
+            <w:proofErr w:type="gramStart"/>
+            <w:r>
+              <w:rPr>
+                <w:rFonts w:ascii="Calibri" w:eastAsia="Calibri" w:hAnsi="Calibri" w:cs="Calibri"/>
+                <w:sz w:val="22"/>
+                <w:szCs w:val="22"/>
+              </w:rPr>
+              <w:t>7.82 :</w:t>
+            </w:r>
+            <w:proofErr w:type="gramEnd"/>
+            <w:r>
+              <w:rPr>
+                <w:rFonts w:ascii="Calibri" w:eastAsia="Calibri" w:hAnsi="Calibri" w:cs="Calibri"/>
+                <w:sz w:val="22"/>
+                <w:szCs w:val="22"/>
+              </w:rPr>
+              <w:t xml:space="preserve"> 1</w:t>
             </w:r>
           </w:p>
         </w:tc>
@@ -16365,13 +16756,23 @@
                 <w:szCs w:val="22"/>
               </w:rPr>
             </w:pPr>
-            <w:r>
-              <w:rPr>
-                <w:rFonts w:ascii="Calibri" w:eastAsia="Calibri" w:hAnsi="Calibri" w:cs="Calibri"/>
-                <w:sz w:val="22"/>
-                <w:szCs w:val="22"/>
-              </w:rPr>
-              <w:t>5.28 : 1</w:t>
+            <w:proofErr w:type="gramStart"/>
+            <w:r>
+              <w:rPr>
+                <w:rFonts w:ascii="Calibri" w:eastAsia="Calibri" w:hAnsi="Calibri" w:cs="Calibri"/>
+                <w:sz w:val="22"/>
+                <w:szCs w:val="22"/>
+              </w:rPr>
+              <w:t>5.28 :</w:t>
+            </w:r>
+            <w:proofErr w:type="gramEnd"/>
+            <w:r>
+              <w:rPr>
+                <w:rFonts w:ascii="Calibri" w:eastAsia="Calibri" w:hAnsi="Calibri" w:cs="Calibri"/>
+                <w:sz w:val="22"/>
+                <w:szCs w:val="22"/>
+              </w:rPr>
+              <w:t xml:space="preserve"> 1</w:t>
             </w:r>
           </w:p>
         </w:tc>
@@ -16468,13 +16869,23 @@
                 <w:szCs w:val="22"/>
               </w:rPr>
             </w:pPr>
-            <w:r>
-              <w:rPr>
-                <w:rFonts w:ascii="Calibri" w:eastAsia="Calibri" w:hAnsi="Calibri" w:cs="Calibri"/>
-                <w:sz w:val="22"/>
-                <w:szCs w:val="22"/>
-              </w:rPr>
-              <w:t>7.44 : 1</w:t>
+            <w:proofErr w:type="gramStart"/>
+            <w:r>
+              <w:rPr>
+                <w:rFonts w:ascii="Calibri" w:eastAsia="Calibri" w:hAnsi="Calibri" w:cs="Calibri"/>
+                <w:sz w:val="22"/>
+                <w:szCs w:val="22"/>
+              </w:rPr>
+              <w:t>7.44 :</w:t>
+            </w:r>
+            <w:proofErr w:type="gramEnd"/>
+            <w:r>
+              <w:rPr>
+                <w:rFonts w:ascii="Calibri" w:eastAsia="Calibri" w:hAnsi="Calibri" w:cs="Calibri"/>
+                <w:sz w:val="22"/>
+                <w:szCs w:val="22"/>
+              </w:rPr>
+              <w:t xml:space="preserve"> 1</w:t>
             </w:r>
           </w:p>
         </w:tc>
@@ -16588,13 +16999,23 @@
                 <w:szCs w:val="22"/>
               </w:rPr>
             </w:pPr>
-            <w:r>
-              <w:rPr>
-                <w:rFonts w:ascii="Calibri" w:eastAsia="Calibri" w:hAnsi="Calibri" w:cs="Calibri"/>
-                <w:sz w:val="22"/>
-                <w:szCs w:val="22"/>
-              </w:rPr>
-              <w:t>4.48 : 1</w:t>
+            <w:proofErr w:type="gramStart"/>
+            <w:r>
+              <w:rPr>
+                <w:rFonts w:ascii="Calibri" w:eastAsia="Calibri" w:hAnsi="Calibri" w:cs="Calibri"/>
+                <w:sz w:val="22"/>
+                <w:szCs w:val="22"/>
+              </w:rPr>
+              <w:t>4.48 :</w:t>
+            </w:r>
+            <w:proofErr w:type="gramEnd"/>
+            <w:r>
+              <w:rPr>
+                <w:rFonts w:ascii="Calibri" w:eastAsia="Calibri" w:hAnsi="Calibri" w:cs="Calibri"/>
+                <w:sz w:val="22"/>
+                <w:szCs w:val="22"/>
+              </w:rPr>
+              <w:t xml:space="preserve"> 1</w:t>
             </w:r>
           </w:p>
         </w:tc>
@@ -16711,13 +17132,23 @@
                 <w:szCs w:val="22"/>
               </w:rPr>
             </w:pPr>
-            <w:r>
-              <w:rPr>
-                <w:rFonts w:ascii="Calibri" w:eastAsia="Calibri" w:hAnsi="Calibri" w:cs="Calibri"/>
-                <w:sz w:val="22"/>
-                <w:szCs w:val="22"/>
-              </w:rPr>
-              <w:t>5.76 : 1</w:t>
+            <w:proofErr w:type="gramStart"/>
+            <w:r>
+              <w:rPr>
+                <w:rFonts w:ascii="Calibri" w:eastAsia="Calibri" w:hAnsi="Calibri" w:cs="Calibri"/>
+                <w:sz w:val="22"/>
+                <w:szCs w:val="22"/>
+              </w:rPr>
+              <w:t>5.76 :</w:t>
+            </w:r>
+            <w:proofErr w:type="gramEnd"/>
+            <w:r>
+              <w:rPr>
+                <w:rFonts w:ascii="Calibri" w:eastAsia="Calibri" w:hAnsi="Calibri" w:cs="Calibri"/>
+                <w:sz w:val="22"/>
+                <w:szCs w:val="22"/>
+              </w:rPr>
+              <w:t xml:space="preserve"> 1</w:t>
             </w:r>
           </w:p>
         </w:tc>
@@ -16782,7 +17213,7 @@
           <w:rFonts w:cs="Calibri"/>
         </w:rPr>
       </w:pPr>
-      <w:bookmarkStart w:id="26" w:name="_Toc243048307"/>
+      <w:bookmarkStart w:id="26" w:name="_Toc243085676"/>
       <w:r>
         <w:rPr>
           <w:rFonts w:cs="Calibri"/>
@@ -16884,69 +17315,9 @@
           <w:szCs w:val="22"/>
           <w:lang w:eastAsia="en-US"/>
         </w:rPr>
-        <w:t xml:space="preserve">. Each task will have a maximum of 120 s, participants provide their informed consent and there will be no actual transactions. Participants will then fill out the System Usability Scale (SUS) </w:t>
-      </w:r>
-      <w:sdt>
-        <w:sdtPr>
-          <w:rPr>
-            <w:rFonts w:ascii="Calibri" w:hAnsi="Calibri" w:cs="Calibri"/>
-            <w:sz w:val="22"/>
-            <w:szCs w:val="22"/>
-            <w:lang w:eastAsia="en-US"/>
-          </w:rPr>
-          <w:id w:val="-1026405473"/>
-          <w:citation/>
-        </w:sdtPr>
-        <w:sdtEndPr/>
-        <w:sdtContent>
-          <w:r>
-            <w:rPr>
-              <w:rFonts w:ascii="Calibri" w:hAnsi="Calibri" w:cs="Calibri"/>
-              <w:sz w:val="22"/>
-              <w:szCs w:val="22"/>
-              <w:lang w:eastAsia="en-US"/>
-            </w:rPr>
-            <w:fldChar w:fldCharType="begin"/>
-          </w:r>
-          <w:r>
-            <w:rPr>
-              <w:rFonts w:ascii="Calibri" w:hAnsi="Calibri" w:cs="Calibri"/>
-              <w:sz w:val="22"/>
-              <w:szCs w:val="22"/>
-              <w:lang w:eastAsia="en-US"/>
-            </w:rPr>
-            <w:instrText xml:space="preserve"> CITATION Lew18 \l 1033 </w:instrText>
-          </w:r>
-          <w:r>
-            <w:rPr>
-              <w:rFonts w:ascii="Calibri" w:hAnsi="Calibri" w:cs="Calibri"/>
-              <w:sz w:val="22"/>
-              <w:szCs w:val="22"/>
-              <w:lang w:eastAsia="en-US"/>
-            </w:rPr>
-            <w:fldChar w:fldCharType="separate"/>
-          </w:r>
-          <w:r>
-            <w:rPr>
-              <w:rFonts w:ascii="Calibri" w:hAnsi="Calibri" w:cs="Calibri"/>
-              <w:noProof/>
-              <w:sz w:val="22"/>
-              <w:szCs w:val="22"/>
-              <w:lang w:eastAsia="en-US"/>
-            </w:rPr>
-            <w:t>[12]</w:t>
-          </w:r>
-          <w:r>
-            <w:rPr>
-              <w:rFonts w:ascii="Calibri" w:hAnsi="Calibri" w:cs="Calibri"/>
-              <w:sz w:val="22"/>
-              <w:szCs w:val="22"/>
-              <w:lang w:eastAsia="en-US"/>
-            </w:rPr>
-            <w:fldChar w:fldCharType="end"/>
-          </w:r>
-        </w:sdtContent>
-      </w:sdt>
+        <w:t xml:space="preserve">. Each task will have a maximum of 120 </w:t>
+      </w:r>
+      <w:proofErr w:type="gramStart"/>
       <w:r>
         <w:rPr>
           <w:rFonts w:ascii="Calibri" w:hAnsi="Calibri" w:cs="Calibri"/>
@@ -16954,69 +17325,9 @@
           <w:szCs w:val="22"/>
           <w:lang w:eastAsia="en-US"/>
         </w:rPr>
-        <w:t xml:space="preserve"> an average score of 68 is usually cited </w:t>
-      </w:r>
-      <w:sdt>
-        <w:sdtPr>
-          <w:rPr>
-            <w:rFonts w:ascii="Calibri" w:hAnsi="Calibri" w:cs="Calibri"/>
-            <w:sz w:val="22"/>
-            <w:szCs w:val="22"/>
-            <w:lang w:eastAsia="en-US"/>
-          </w:rPr>
-          <w:id w:val="-184903264"/>
-          <w:citation/>
-        </w:sdtPr>
-        <w:sdtEndPr/>
-        <w:sdtContent>
-          <w:r>
-            <w:rPr>
-              <w:rFonts w:ascii="Calibri" w:hAnsi="Calibri" w:cs="Calibri"/>
-              <w:sz w:val="22"/>
-              <w:szCs w:val="22"/>
-              <w:lang w:eastAsia="en-US"/>
-            </w:rPr>
-            <w:fldChar w:fldCharType="begin"/>
-          </w:r>
-          <w:r>
-            <w:rPr>
-              <w:rFonts w:ascii="Calibri" w:hAnsi="Calibri" w:cs="Calibri"/>
-              <w:sz w:val="22"/>
-              <w:szCs w:val="22"/>
-              <w:lang w:eastAsia="en-US"/>
-            </w:rPr>
-            <w:instrText xml:space="preserve"> CITATION Lew16 \l 1033 </w:instrText>
-          </w:r>
-          <w:r>
-            <w:rPr>
-              <w:rFonts w:ascii="Calibri" w:hAnsi="Calibri" w:cs="Calibri"/>
-              <w:sz w:val="22"/>
-              <w:szCs w:val="22"/>
-              <w:lang w:eastAsia="en-US"/>
-            </w:rPr>
-            <w:fldChar w:fldCharType="separate"/>
-          </w:r>
-          <w:r>
-            <w:rPr>
-              <w:rFonts w:ascii="Calibri" w:hAnsi="Calibri" w:cs="Calibri"/>
-              <w:noProof/>
-              <w:sz w:val="22"/>
-              <w:szCs w:val="22"/>
-              <w:lang w:eastAsia="en-US"/>
-            </w:rPr>
-            <w:t>[13]</w:t>
-          </w:r>
-          <w:r>
-            <w:rPr>
-              <w:rFonts w:ascii="Calibri" w:hAnsi="Calibri" w:cs="Calibri"/>
-              <w:sz w:val="22"/>
-              <w:szCs w:val="22"/>
-              <w:lang w:eastAsia="en-US"/>
-            </w:rPr>
-            <w:fldChar w:fldCharType="end"/>
-          </w:r>
-        </w:sdtContent>
-      </w:sdt>
+        <w:t>s,</w:t>
+      </w:r>
+      <w:proofErr w:type="gramEnd"/>
       <w:r>
         <w:rPr>
           <w:rFonts w:ascii="Calibri" w:hAnsi="Calibri" w:cs="Calibri"/>
@@ -17024,7 +17335,7 @@
           <w:szCs w:val="22"/>
           <w:lang w:eastAsia="en-US"/>
         </w:rPr>
-        <w:t>, therefore our minimum acceptable result is set at ≥ 68.</w:t>
+        <w:t xml:space="preserve"> participants provide their informed consent and there will be no actual transactions. </w:t>
       </w:r>
     </w:p>
     <w:tbl>
@@ -17216,6 +17527,8 @@
               <w:cnfStyle w:val="100000000000" w:firstRow="1" w:lastRow="0" w:firstColumn="0" w:lastColumn="0" w:oddVBand="0" w:evenVBand="0" w:oddHBand="0" w:evenHBand="0" w:firstRowFirstColumn="0" w:firstRowLastColumn="0" w:lastRowFirstColumn="0" w:lastRowLastColumn="0"/>
               <w:rPr>
                 <w:rFonts w:ascii="Arial" w:eastAsia="Times New Roman" w:hAnsi="Arial" w:cs="Arial"/>
+                <w:b w:val="0"/>
+                <w:bCs w:val="0"/>
                 <w:sz w:val="20"/>
                 <w:szCs w:val="20"/>
                 <w:lang w:eastAsia="en-US"/>
@@ -17228,7 +17541,47 @@
                 <w:szCs w:val="20"/>
                 <w:lang w:eastAsia="en-US"/>
               </w:rPr>
-              <w:t>Ease (1–5)</w:t>
+              <w:t xml:space="preserve">Ease </w:t>
+            </w:r>
+          </w:p>
+          <w:p>
+            <w:pPr>
+              <w:spacing w:line="240" w:lineRule="auto"/>
+              <w:jc w:val="center"/>
+              <w:cnfStyle w:val="100000000000" w:firstRow="1" w:lastRow="0" w:firstColumn="0" w:lastColumn="0" w:oddVBand="0" w:evenVBand="0" w:oddHBand="0" w:evenHBand="0" w:firstRowFirstColumn="0" w:firstRowLastColumn="0" w:lastRowFirstColumn="0" w:lastRowLastColumn="0"/>
+              <w:rPr>
+                <w:rFonts w:ascii="Arial" w:eastAsia="Times New Roman" w:hAnsi="Arial" w:cs="Arial"/>
+                <w:sz w:val="20"/>
+                <w:szCs w:val="20"/>
+                <w:lang w:eastAsia="en-US"/>
+              </w:rPr>
+            </w:pPr>
+            <w:r>
+              <w:rPr>
+                <w:rFonts w:ascii="Arial" w:eastAsia="Times New Roman" w:hAnsi="Arial" w:cs="Arial"/>
+                <w:sz w:val="20"/>
+                <w:szCs w:val="20"/>
+                <w:lang w:eastAsia="en-US"/>
+              </w:rPr>
+              <w:t>(1</w:t>
+            </w:r>
+            <w:r>
+              <w:rPr>
+                <w:rFonts w:ascii="Arial" w:eastAsia="Times New Roman" w:hAnsi="Arial" w:cs="Arial"/>
+                <w:sz w:val="20"/>
+                <w:szCs w:val="20"/>
+                <w:lang w:eastAsia="en-US"/>
+              </w:rPr>
+              <w:t>-</w:t>
+            </w:r>
+            <w:r>
+              <w:rPr>
+                <w:rFonts w:ascii="Arial" w:eastAsia="Times New Roman" w:hAnsi="Arial" w:cs="Arial"/>
+                <w:sz w:val="20"/>
+                <w:szCs w:val="20"/>
+                <w:lang w:eastAsia="en-US"/>
+              </w:rPr>
+              <w:t>5)</w:t>
             </w:r>
           </w:p>
         </w:tc>
@@ -18212,10 +18565,93 @@
     </w:p>
     <w:p>
       <w:pPr>
-        <w:rPr>
+        <w:jc w:val="both"/>
+        <w:rPr>
+          <w:rFonts w:ascii="Calibri" w:hAnsi="Calibri" w:cs="Calibri"/>
+          <w:sz w:val="22"/>
+          <w:szCs w:val="22"/>
           <w:lang w:eastAsia="en-US"/>
         </w:rPr>
       </w:pPr>
+      <w:r>
+        <w:rPr>
+          <w:rFonts w:ascii="Calibri" w:hAnsi="Calibri" w:cs="Calibri" w:hint="cs"/>
+          <w:sz w:val="22"/>
+          <w:szCs w:val="22"/>
+          <w:lang w:eastAsia="en-US"/>
+        </w:rPr>
+        <w:t xml:space="preserve">The 25 task attempts were successful, and the design met 17 out of 20 targets. Each time, when a target was met: "Buy" dropped from 69.4s to 29.6s (−57%), "Sell" from 72.0s to 29.0s (−60%) and "Bank transfer" from 45.4s to 22.2s (−51%), and "ease of use" scores increased from 3.0 to 4.6 for "Buy" and to 4.8 for "Sell". Errors on all tasks decreased from 29 to 15, and the percentage of attempts requiring assistance dropped from 32% (8 of 25) to 16% (4 of 25). Participants associated their </w:t>
+      </w:r>
+      <w:r>
+        <w:rPr>
+          <w:rFonts w:ascii="Calibri" w:hAnsi="Calibri" w:cs="Calibri" w:hint="cs"/>
+          <w:sz w:val="22"/>
+          <w:szCs w:val="22"/>
+          <w:lang w:eastAsia="en-US"/>
+        </w:rPr>
+        <w:lastRenderedPageBreak/>
+        <w:t>improved performance with the flows' structure such as "easy few steps" (V2) and "fewer steps" (V4, V5), and the home screen was considered "well structured" (V4).</w:t>
+      </w:r>
+    </w:p>
+    <w:p>
+      <w:pPr>
+        <w:jc w:val="both"/>
+        <w:rPr>
+          <w:rFonts w:ascii="Calibri" w:hAnsi="Calibri" w:cs="Calibri" w:hint="cs"/>
+          <w:sz w:val="22"/>
+          <w:szCs w:val="22"/>
+          <w:lang w:eastAsia="en-US"/>
+        </w:rPr>
+      </w:pPr>
+      <w:r>
+        <w:rPr>
+          <w:rFonts w:ascii="Calibri" w:hAnsi="Calibri" w:cs="Calibri"/>
+          <w:sz w:val="22"/>
+          <w:szCs w:val="22"/>
+          <w:lang w:eastAsia="en-US"/>
+        </w:rPr>
+        <w:t xml:space="preserve">There were three tasks which did not meet the criteria. Sell was the subject of 6 errors against a target of ≤ 4 (previously 8), with V3 and V5 producing two apiece. Buy assistance was needed in 40% of cases (V1 and V4) against a target of ≤ 20%, and Bank transfer in 20% (V3) against a target of 0%, which is equal to the baseline level. </w:t>
+      </w:r>
+      <w:proofErr w:type="gramStart"/>
+      <w:r>
+        <w:rPr>
+          <w:rFonts w:ascii="Calibri" w:hAnsi="Calibri" w:cs="Calibri"/>
+          <w:sz w:val="22"/>
+          <w:szCs w:val="22"/>
+          <w:lang w:eastAsia="en-US"/>
+        </w:rPr>
+        <w:t>In particular, V3</w:t>
+      </w:r>
+      <w:proofErr w:type="gramEnd"/>
+      <w:r>
+        <w:rPr>
+          <w:rFonts w:ascii="Calibri" w:hAnsi="Calibri" w:cs="Calibri"/>
+          <w:sz w:val="22"/>
+          <w:szCs w:val="22"/>
+          <w:lang w:eastAsia="en-US"/>
+        </w:rPr>
+        <w:t xml:space="preserve"> provides both one assistance request regarding Sell and one concerning Bank </w:t>
+      </w:r>
+      <w:proofErr w:type="gramStart"/>
+      <w:r>
+        <w:rPr>
+          <w:rFonts w:ascii="Calibri" w:hAnsi="Calibri" w:cs="Calibri"/>
+          <w:sz w:val="22"/>
+          <w:szCs w:val="22"/>
+          <w:lang w:eastAsia="en-US"/>
+        </w:rPr>
+        <w:t>transfer, and</w:t>
+      </w:r>
+      <w:proofErr w:type="gramEnd"/>
+      <w:r>
+        <w:rPr>
+          <w:rFonts w:ascii="Calibri" w:hAnsi="Calibri" w:cs="Calibri"/>
+          <w:sz w:val="22"/>
+          <w:szCs w:val="22"/>
+          <w:lang w:eastAsia="en-US"/>
+        </w:rPr>
+        <w:t xml:space="preserve"> provided the lowest levels of ease (4 on three tasks). So, one participant contributed to two of three failures to achieve the targets.</w:t>
+      </w:r>
     </w:p>
     <w:p>
       <w:pPr>
@@ -18231,12 +18667,11 @@
           <w:rFonts w:cs="Calibri"/>
         </w:rPr>
       </w:pPr>
-      <w:bookmarkStart w:id="27" w:name="_Toc243048308"/>
+      <w:bookmarkStart w:id="27" w:name="_Toc243085677"/>
       <w:r>
         <w:rPr>
           <w:rFonts w:cs="Calibri"/>
         </w:rPr>
-        <w:lastRenderedPageBreak/>
         <w:t xml:space="preserve">5.5 </w:t>
       </w:r>
       <w:r>
@@ -18246,13 +18681,6 @@
         <w:t>Recommendations and limit</w:t>
       </w:r>
       <w:bookmarkEnd w:id="27"/>
-    </w:p>
-    <w:p>
-      <w:pPr>
-        <w:rPr>
-          <w:lang w:eastAsia="en-US"/>
-        </w:rPr>
-      </w:pPr>
     </w:p>
     <w:tbl>
       <w:tblPr>
@@ -18877,14 +19305,14 @@
         </w:tc>
       </w:tr>
     </w:tbl>
-    <w:p>
-      <w:bookmarkStart w:id="28" w:name="_Toc243048309"/>
-    </w:p>
+    <w:p/>
     <w:p>
       <w:pPr>
         <w:jc w:val="both"/>
         <w:rPr>
-          <w:rFonts w:ascii="Calibri" w:hAnsi="Calibri" w:cs="Calibri" w:hint="cs"/>
+          <w:rFonts w:ascii="Calibri" w:hAnsi="Calibri" w:cs="Calibri"/>
+          <w:b/>
+          <w:bCs/>
           <w:sz w:val="22"/>
           <w:szCs w:val="22"/>
         </w:rPr>
@@ -18899,6 +19327,34 @@
         </w:rPr>
         <w:t>Limitations</w:t>
       </w:r>
+    </w:p>
+    <w:p>
+      <w:pPr>
+        <w:jc w:val="both"/>
+        <w:rPr>
+          <w:rFonts w:ascii="Calibri" w:hAnsi="Calibri" w:cs="Calibri"/>
+          <w:sz w:val="22"/>
+          <w:szCs w:val="22"/>
+        </w:rPr>
+      </w:pPr>
+      <w:r>
+        <w:rPr>
+          <w:rFonts w:ascii="Calibri" w:hAnsi="Calibri" w:cs="Calibri"/>
+          <w:sz w:val="22"/>
+          <w:szCs w:val="22"/>
+        </w:rPr>
+        <w:t>Several limitations should be considered when interpreting these results.</w:t>
+      </w:r>
+    </w:p>
+    <w:p>
+      <w:pPr>
+        <w:jc w:val="both"/>
+        <w:rPr>
+          <w:rFonts w:ascii="Calibri" w:hAnsi="Calibri" w:cs="Calibri"/>
+          <w:sz w:val="22"/>
+          <w:szCs w:val="22"/>
+        </w:rPr>
+      </w:pPr>
       <w:r>
         <w:rPr>
           <w:rFonts w:ascii="Calibri" w:hAnsi="Calibri" w:cs="Calibri"/>
@@ -18907,77 +19363,128 @@
           <w:sz w:val="22"/>
           <w:szCs w:val="22"/>
         </w:rPr>
-        <w:t>:</w:t>
-      </w:r>
-      <w:r>
-        <w:rPr>
-          <w:rFonts w:ascii="Calibri" w:hAnsi="Calibri" w:cs="Calibri" w:hint="cs"/>
+        <w:t>Prototype fidelity</w:t>
+      </w:r>
+      <w:r>
+        <w:rPr>
+          <w:rFonts w:ascii="Calibri" w:hAnsi="Calibri" w:cs="Calibri"/>
+          <w:b/>
+          <w:bCs/>
           <w:sz w:val="22"/>
           <w:szCs w:val="22"/>
         </w:rPr>
-        <w:t xml:space="preserve"> Walkthrough and Heuristic Evaluation was performed by the design team who already knows the proposed design and thus is likely to overlook certain issues faced by the actual users. The same participants from Assessment 2 have been used for the validation test and hence two implications follow. First, their previous experience with the task and app might have led to quicker completion of the task due to practice effects rather than any redesign, hence improvements in performance must be interpreted carefully using mainly user comments. Second, their prior knowledge of the aim of the study may have created a positive bias about the redesign. Nevertheless, using the same participants allows within-subjects comparison since the difference between people in terms of speed and confidence is constant in both conditions. Five participants do not constitute a statistically representative sample </w:t>
-      </w:r>
-      <w:sdt>
-        <w:sdtPr>
-          <w:rPr>
-            <w:rFonts w:ascii="Calibri" w:hAnsi="Calibri" w:cs="Calibri" w:hint="cs"/>
-            <w:sz w:val="22"/>
-            <w:szCs w:val="22"/>
-          </w:rPr>
-          <w:id w:val="-819645587"/>
-          <w:citation/>
-        </w:sdtPr>
-        <w:sdtContent>
-          <w:r>
-            <w:rPr>
-              <w:rFonts w:ascii="Calibri" w:hAnsi="Calibri" w:cs="Calibri"/>
-              <w:sz w:val="22"/>
-              <w:szCs w:val="22"/>
-            </w:rPr>
-            <w:fldChar w:fldCharType="begin"/>
-          </w:r>
-          <w:r>
-            <w:rPr>
-              <w:rFonts w:ascii="Calibri" w:hAnsi="Calibri" w:cs="Calibri"/>
-              <w:sz w:val="22"/>
-              <w:szCs w:val="22"/>
-            </w:rPr>
-            <w:instrText xml:space="preserve"> CITATION Nie12 \l 1033 </w:instrText>
-          </w:r>
-          <w:r>
-            <w:rPr>
-              <w:rFonts w:ascii="Calibri" w:hAnsi="Calibri" w:cs="Calibri"/>
-              <w:sz w:val="22"/>
-              <w:szCs w:val="22"/>
-            </w:rPr>
-            <w:fldChar w:fldCharType="separate"/>
-          </w:r>
-          <w:r>
-            <w:rPr>
-              <w:rFonts w:ascii="Calibri" w:hAnsi="Calibri" w:cs="Calibri"/>
-              <w:noProof/>
-              <w:sz w:val="22"/>
-              <w:szCs w:val="22"/>
-            </w:rPr>
-            <w:t>[11]</w:t>
-          </w:r>
-          <w:r>
-            <w:rPr>
-              <w:rFonts w:ascii="Calibri" w:hAnsi="Calibri" w:cs="Calibri"/>
-              <w:sz w:val="22"/>
-              <w:szCs w:val="22"/>
-            </w:rPr>
-            <w:fldChar w:fldCharType="end"/>
-          </w:r>
-        </w:sdtContent>
-      </w:sdt>
-      <w:r>
-        <w:rPr>
-          <w:rFonts w:ascii="Calibri" w:hAnsi="Calibri" w:cs="Calibri" w:hint="cs"/>
+        <w:t>:</w:t>
+      </w:r>
+      <w:r>
+        <w:rPr>
+          <w:rFonts w:ascii="Calibri" w:hAnsi="Calibri" w:cs="Calibri"/>
           <w:sz w:val="22"/>
           <w:szCs w:val="22"/>
         </w:rPr>
-        <w:t>, there are only five illustrative screen groups, and no actual transactions were completed.</w:t>
+        <w:t xml:space="preserve"> Users went through the tasks using a prototype developed in Figma, containing illustrative data, limited to the Home, Buy, Sell, Transfer and Help pages. No network delays, live data entry, account verification, or error handling occurred in the prototype. Therefore, the time savings (51-60% for the tasks of purchase, selling, and transferring) achieved with the new designs are likely to be higher than what is possible to achieve in a production version, and errors do not include those caused by live validation.</w:t>
+      </w:r>
+    </w:p>
+    <w:p>
+      <w:pPr>
+        <w:jc w:val="both"/>
+        <w:rPr>
+          <w:rFonts w:ascii="Calibri" w:hAnsi="Calibri" w:cs="Calibri"/>
+          <w:sz w:val="22"/>
+          <w:szCs w:val="22"/>
+        </w:rPr>
+      </w:pPr>
+      <w:r>
+        <w:rPr>
+          <w:rFonts w:ascii="Calibri" w:hAnsi="Calibri" w:cs="Calibri"/>
+          <w:b/>
+          <w:bCs/>
+          <w:sz w:val="22"/>
+          <w:szCs w:val="22"/>
+        </w:rPr>
+        <w:t>Sample size and statistics</w:t>
+      </w:r>
+      <w:r>
+        <w:rPr>
+          <w:rFonts w:ascii="Calibri" w:hAnsi="Calibri" w:cs="Calibri"/>
+          <w:b/>
+          <w:bCs/>
+          <w:sz w:val="22"/>
+          <w:szCs w:val="22"/>
+        </w:rPr>
+        <w:t>:</w:t>
+      </w:r>
+      <w:r>
+        <w:rPr>
+          <w:rFonts w:ascii="Calibri" w:hAnsi="Calibri" w:cs="Calibri"/>
+          <w:sz w:val="22"/>
+          <w:szCs w:val="22"/>
+        </w:rPr>
+        <w:t xml:space="preserve"> Five users will be enough to uncover most usability issues through a formative evaluation test [12]; however, it will not be enough to prove that the difference is statistically significant or represents all the users of the trading applications. Because only five individuals are used, one individual will make a difference: V3 is the only one to raise the Sell assistance issue and the Bank transfer assistance issue, thus making up two of the three missed objectives.</w:t>
+      </w:r>
+    </w:p>
+    <w:p>
+      <w:pPr>
+        <w:jc w:val="both"/>
+        <w:rPr>
+          <w:rFonts w:ascii="Calibri" w:hAnsi="Calibri" w:cs="Calibri"/>
+          <w:sz w:val="22"/>
+          <w:szCs w:val="22"/>
+        </w:rPr>
+      </w:pPr>
+      <w:r>
+        <w:rPr>
+          <w:rFonts w:ascii="Calibri" w:hAnsi="Calibri" w:cs="Calibri"/>
+          <w:b/>
+          <w:bCs/>
+          <w:sz w:val="22"/>
+          <w:szCs w:val="22"/>
+        </w:rPr>
+        <w:t>Participant experience and bias</w:t>
+      </w:r>
+      <w:r>
+        <w:rPr>
+          <w:rFonts w:ascii="Calibri" w:hAnsi="Calibri" w:cs="Calibri"/>
+          <w:b/>
+          <w:bCs/>
+          <w:sz w:val="22"/>
+          <w:szCs w:val="22"/>
+        </w:rPr>
+        <w:t>:</w:t>
+      </w:r>
+      <w:r>
+        <w:rPr>
+          <w:rFonts w:ascii="Calibri" w:hAnsi="Calibri" w:cs="Calibri"/>
+          <w:sz w:val="22"/>
+          <w:szCs w:val="22"/>
+        </w:rPr>
+        <w:t xml:space="preserve"> All five participants also participated in Assessment 2. This previous experience with the same tasks and knowledge of the goals of the experiment may have led to quicker performance and a positive predisposition towards the redesigned website. Indeed, the within-subjects comparison </w:t>
+      </w:r>
+      <w:proofErr w:type="gramStart"/>
+      <w:r>
+        <w:rPr>
+          <w:rFonts w:ascii="Calibri" w:hAnsi="Calibri" w:cs="Calibri"/>
+          <w:sz w:val="22"/>
+          <w:szCs w:val="22"/>
+        </w:rPr>
+        <w:t>controls for</w:t>
+      </w:r>
+      <w:proofErr w:type="gramEnd"/>
+      <w:r>
+        <w:rPr>
+          <w:rFonts w:ascii="Calibri" w:hAnsi="Calibri" w:cs="Calibri"/>
+          <w:sz w:val="22"/>
+          <w:szCs w:val="22"/>
+        </w:rPr>
+        <w:t xml:space="preserve"> individual differences in terms of speed and confidence in both assessments, but it is unable to disentangle the influence of the redesign from that of the practice. All </w:t>
+      </w:r>
+      <w:r>
+        <w:rPr>
+          <w:rFonts w:ascii="Calibri" w:hAnsi="Calibri" w:cs="Calibri"/>
+          <w:sz w:val="22"/>
+          <w:szCs w:val="22"/>
+        </w:rPr>
+        <w:lastRenderedPageBreak/>
+        <w:t>task scores were 4 or 5, and all comments were positive, indicating the possibility of ceiling effects and politeness bias.</w:t>
       </w:r>
     </w:p>
     <w:p>
@@ -18992,6 +19499,7 @@
           <w:rFonts w:cs="Calibri"/>
         </w:rPr>
       </w:pPr>
+      <w:bookmarkStart w:id="28" w:name="_Toc243085678"/>
       <w:r>
         <w:rPr>
           <w:rFonts w:cs="Calibri"/>
@@ -19003,16 +19511,17 @@
     <w:tbl>
       <w:tblPr>
         <w:tblStyle w:val="PlainTable1"/>
-        <w:tblW w:w="9026" w:type="dxa"/>
+        <w:tblW w:w="9016" w:type="dxa"/>
         <w:tblLook w:val="04A0" w:firstRow="1" w:lastRow="0" w:firstColumn="1" w:lastColumn="0" w:noHBand="0" w:noVBand="1"/>
       </w:tblPr>
       <w:tblGrid>
-        <w:gridCol w:w="442"/>
-        <w:gridCol w:w="1263"/>
-        <w:gridCol w:w="2044"/>
-        <w:gridCol w:w="1789"/>
-        <w:gridCol w:w="1140"/>
-        <w:gridCol w:w="2348"/>
+        <w:gridCol w:w="1288"/>
+        <w:gridCol w:w="1401"/>
+        <w:gridCol w:w="1462"/>
+        <w:gridCol w:w="1082"/>
+        <w:gridCol w:w="1052"/>
+        <w:gridCol w:w="1139"/>
+        <w:gridCol w:w="1592"/>
       </w:tblGrid>
       <w:tr>
         <w:trPr>
@@ -19021,34 +19530,36 @@
         <w:tc>
           <w:tcPr>
             <w:cnfStyle w:val="001000000000" w:firstRow="0" w:lastRow="0" w:firstColumn="1" w:lastColumn="0" w:oddVBand="0" w:evenVBand="0" w:oddHBand="0" w:evenHBand="0" w:firstRowFirstColumn="0" w:firstRowLastColumn="0" w:lastRowFirstColumn="0" w:lastRowLastColumn="0"/>
-            <w:tcW w:w="449" w:type="dxa"/>
-          </w:tcPr>
-          <w:p>
-            <w:pPr>
-              <w:spacing w:after="20"/>
-              <w:rPr>
-                <w:rFonts w:ascii="Calibri" w:hAnsi="Calibri" w:cs="Calibri"/>
-                <w:sz w:val="22"/>
-                <w:szCs w:val="22"/>
-              </w:rPr>
-            </w:pPr>
-            <w:r>
-              <w:rPr>
-                <w:rFonts w:ascii="Calibri" w:eastAsia="Calibri" w:hAnsi="Calibri" w:cs="Calibri"/>
-                <w:sz w:val="22"/>
-                <w:szCs w:val="22"/>
-              </w:rPr>
-              <w:t>#</w:t>
-            </w:r>
-          </w:p>
-        </w:tc>
-        <w:tc>
-          <w:tcPr>
-            <w:tcW w:w="1072" w:type="dxa"/>
-          </w:tcPr>
-          <w:p>
-            <w:pPr>
-              <w:spacing w:after="20"/>
+            <w:tcW w:w="1288" w:type="dxa"/>
+          </w:tcPr>
+          <w:p>
+            <w:pPr>
+              <w:spacing w:after="20"/>
+              <w:jc w:val="center"/>
+              <w:rPr>
+                <w:rFonts w:ascii="Calibri" w:hAnsi="Calibri" w:cs="Calibri"/>
+                <w:sz w:val="22"/>
+                <w:szCs w:val="22"/>
+              </w:rPr>
+            </w:pPr>
+            <w:r>
+              <w:rPr>
+                <w:rFonts w:ascii="Calibri" w:eastAsia="Calibri" w:hAnsi="Calibri" w:cs="Calibri"/>
+                <w:sz w:val="22"/>
+                <w:szCs w:val="22"/>
+              </w:rPr>
+              <w:t>Stage</w:t>
+            </w:r>
+          </w:p>
+        </w:tc>
+        <w:tc>
+          <w:tcPr>
+            <w:tcW w:w="1342" w:type="dxa"/>
+          </w:tcPr>
+          <w:p>
+            <w:pPr>
+              <w:spacing w:after="20"/>
+              <w:jc w:val="center"/>
               <w:cnfStyle w:val="100000000000" w:firstRow="1" w:lastRow="0" w:firstColumn="0" w:lastColumn="0" w:oddVBand="0" w:evenVBand="0" w:oddHBand="0" w:evenHBand="0" w:firstRowFirstColumn="0" w:firstRowLastColumn="0" w:lastRowFirstColumn="0" w:lastRowLastColumn="0"/>
               <w:rPr>
                 <w:rFonts w:ascii="Calibri" w:hAnsi="Calibri" w:cs="Calibri"/>
@@ -19062,17 +19573,18 @@
                 <w:sz w:val="22"/>
                 <w:szCs w:val="22"/>
               </w:rPr>
-              <w:t>Stage</w:t>
-            </w:r>
-          </w:p>
-        </w:tc>
-        <w:tc>
-          <w:tcPr>
-            <w:tcW w:w="2094" w:type="dxa"/>
-          </w:tcPr>
-          <w:p>
-            <w:pPr>
-              <w:spacing w:after="20"/>
+              <w:t>Prompt</w:t>
+            </w:r>
+          </w:p>
+        </w:tc>
+        <w:tc>
+          <w:tcPr>
+            <w:tcW w:w="1348" w:type="dxa"/>
+          </w:tcPr>
+          <w:p>
+            <w:pPr>
+              <w:spacing w:after="20"/>
+              <w:jc w:val="center"/>
               <w:cnfStyle w:val="100000000000" w:firstRow="1" w:lastRow="0" w:firstColumn="0" w:lastColumn="0" w:oddVBand="0" w:evenVBand="0" w:oddHBand="0" w:evenHBand="0" w:firstRowFirstColumn="0" w:firstRowLastColumn="0" w:lastRowFirstColumn="0" w:lastRowLastColumn="0"/>
               <w:rPr>
                 <w:rFonts w:ascii="Calibri" w:hAnsi="Calibri" w:cs="Calibri"/>
@@ -19086,17 +19598,26 @@
                 <w:sz w:val="22"/>
                 <w:szCs w:val="22"/>
               </w:rPr>
-              <w:t>Prompt (summary)</w:t>
-            </w:r>
-          </w:p>
-        </w:tc>
-        <w:tc>
-          <w:tcPr>
-            <w:tcW w:w="1845" w:type="dxa"/>
-          </w:tcPr>
-          <w:p>
-            <w:pPr>
-              <w:spacing w:after="20"/>
+              <w:t xml:space="preserve">AI </w:t>
+            </w:r>
+            <w:r>
+              <w:rPr>
+                <w:rFonts w:ascii="Calibri" w:eastAsia="Calibri" w:hAnsi="Calibri" w:cs="Calibri"/>
+                <w:sz w:val="22"/>
+                <w:szCs w:val="22"/>
+              </w:rPr>
+              <w:t>response summary</w:t>
+            </w:r>
+          </w:p>
+        </w:tc>
+        <w:tc>
+          <w:tcPr>
+            <w:tcW w:w="1096" w:type="dxa"/>
+          </w:tcPr>
+          <w:p>
+            <w:pPr>
+              <w:spacing w:after="20"/>
+              <w:jc w:val="center"/>
               <w:cnfStyle w:val="100000000000" w:firstRow="1" w:lastRow="0" w:firstColumn="0" w:lastColumn="0" w:oddVBand="0" w:evenVBand="0" w:oddHBand="0" w:evenHBand="0" w:firstRowFirstColumn="0" w:firstRowLastColumn="0" w:lastRowFirstColumn="0" w:lastRowLastColumn="0"/>
               <w:rPr>
                 <w:rFonts w:ascii="Calibri" w:hAnsi="Calibri" w:cs="Calibri"/>
@@ -19110,55 +19631,82 @@
                 <w:sz w:val="22"/>
                 <w:szCs w:val="22"/>
               </w:rPr>
-              <w:t>AI output</w:t>
-            </w:r>
-          </w:p>
-        </w:tc>
-        <w:tc>
-          <w:tcPr>
-            <w:tcW w:w="1149" w:type="dxa"/>
-          </w:tcPr>
-          <w:p>
-            <w:pPr>
-              <w:spacing w:after="20"/>
+              <w:t>Accepted</w:t>
+            </w:r>
+          </w:p>
+        </w:tc>
+        <w:tc>
+          <w:tcPr>
+            <w:tcW w:w="1046" w:type="dxa"/>
+          </w:tcPr>
+          <w:p>
+            <w:pPr>
+              <w:spacing w:after="20"/>
+              <w:jc w:val="center"/>
               <w:cnfStyle w:val="100000000000" w:firstRow="1" w:lastRow="0" w:firstColumn="0" w:lastColumn="0" w:oddVBand="0" w:evenVBand="0" w:oddHBand="0" w:evenHBand="0" w:firstRowFirstColumn="0" w:firstRowLastColumn="0" w:lastRowFirstColumn="0" w:lastRowLastColumn="0"/>
               <w:rPr>
-                <w:rFonts w:ascii="Calibri" w:hAnsi="Calibri" w:cs="Calibri"/>
-                <w:sz w:val="22"/>
-                <w:szCs w:val="22"/>
-              </w:rPr>
-            </w:pPr>
-            <w:r>
-              <w:rPr>
-                <w:rFonts w:ascii="Calibri" w:eastAsia="Calibri" w:hAnsi="Calibri" w:cs="Calibri"/>
-                <w:sz w:val="22"/>
-                <w:szCs w:val="22"/>
-              </w:rPr>
-              <w:t>Decision</w:t>
-            </w:r>
-          </w:p>
-        </w:tc>
-        <w:tc>
-          <w:tcPr>
-            <w:tcW w:w="2417" w:type="dxa"/>
-          </w:tcPr>
-          <w:p>
-            <w:pPr>
-              <w:spacing w:after="20"/>
+                <w:rFonts w:ascii="Calibri" w:eastAsia="Calibri" w:hAnsi="Calibri" w:cs="Calibri"/>
+                <w:sz w:val="22"/>
+                <w:szCs w:val="22"/>
+              </w:rPr>
+            </w:pPr>
+            <w:r>
+              <w:rPr>
+                <w:rFonts w:ascii="Calibri" w:eastAsia="Calibri" w:hAnsi="Calibri" w:cs="Calibri"/>
+                <w:sz w:val="22"/>
+                <w:szCs w:val="22"/>
+              </w:rPr>
+              <w:t>Modified</w:t>
+            </w:r>
+          </w:p>
+        </w:tc>
+        <w:tc>
+          <w:tcPr>
+            <w:tcW w:w="1263" w:type="dxa"/>
+          </w:tcPr>
+          <w:p>
+            <w:pPr>
+              <w:spacing w:after="20"/>
+              <w:jc w:val="center"/>
               <w:cnfStyle w:val="100000000000" w:firstRow="1" w:lastRow="0" w:firstColumn="0" w:lastColumn="0" w:oddVBand="0" w:evenVBand="0" w:oddHBand="0" w:evenHBand="0" w:firstRowFirstColumn="0" w:firstRowLastColumn="0" w:lastRowFirstColumn="0" w:lastRowLastColumn="0"/>
               <w:rPr>
-                <w:rFonts w:ascii="Calibri" w:hAnsi="Calibri" w:cs="Calibri"/>
-                <w:sz w:val="22"/>
-                <w:szCs w:val="22"/>
-              </w:rPr>
-            </w:pPr>
-            <w:r>
-              <w:rPr>
-                <w:rFonts w:ascii="Calibri" w:eastAsia="Calibri" w:hAnsi="Calibri" w:cs="Calibri"/>
-                <w:sz w:val="22"/>
-                <w:szCs w:val="22"/>
-              </w:rPr>
-              <w:t>Evaluation and validation</w:t>
+                <w:rFonts w:ascii="Calibri" w:eastAsia="Calibri" w:hAnsi="Calibri" w:cs="Calibri"/>
+                <w:sz w:val="22"/>
+                <w:szCs w:val="22"/>
+              </w:rPr>
+            </w:pPr>
+            <w:r>
+              <w:rPr>
+                <w:rFonts w:ascii="Calibri" w:eastAsia="Calibri" w:hAnsi="Calibri" w:cs="Calibri"/>
+                <w:sz w:val="22"/>
+                <w:szCs w:val="22"/>
+              </w:rPr>
+              <w:t>Rejected</w:t>
+            </w:r>
+          </w:p>
+        </w:tc>
+        <w:tc>
+          <w:tcPr>
+            <w:tcW w:w="1633" w:type="dxa"/>
+          </w:tcPr>
+          <w:p>
+            <w:pPr>
+              <w:spacing w:after="20"/>
+              <w:jc w:val="center"/>
+              <w:cnfStyle w:val="100000000000" w:firstRow="1" w:lastRow="0" w:firstColumn="0" w:lastColumn="0" w:oddVBand="0" w:evenVBand="0" w:oddHBand="0" w:evenHBand="0" w:firstRowFirstColumn="0" w:firstRowLastColumn="0" w:lastRowFirstColumn="0" w:lastRowLastColumn="0"/>
+              <w:rPr>
+                <w:rFonts w:ascii="Calibri" w:hAnsi="Calibri" w:cs="Calibri"/>
+                <w:sz w:val="22"/>
+                <w:szCs w:val="22"/>
+              </w:rPr>
+            </w:pPr>
+            <w:r>
+              <w:rPr>
+                <w:rFonts w:ascii="Calibri" w:eastAsia="Calibri" w:hAnsi="Calibri" w:cs="Calibri"/>
+                <w:sz w:val="22"/>
+                <w:szCs w:val="22"/>
+              </w:rPr>
+              <w:t>Reason</w:t>
             </w:r>
           </w:p>
         </w:tc>
@@ -19170,32 +19718,30 @@
         <w:tc>
           <w:tcPr>
             <w:cnfStyle w:val="001000000000" w:firstRow="0" w:lastRow="0" w:firstColumn="1" w:lastColumn="0" w:oddVBand="0" w:evenVBand="0" w:oddHBand="0" w:evenHBand="0" w:firstRowFirstColumn="0" w:firstRowLastColumn="0" w:lastRowFirstColumn="0" w:lastRowLastColumn="0"/>
-            <w:tcW w:w="449" w:type="dxa"/>
-          </w:tcPr>
-          <w:p>
-            <w:pPr>
-              <w:spacing w:after="20"/>
-              <w:rPr>
-                <w:rFonts w:ascii="Calibri" w:hAnsi="Calibri" w:cs="Calibri"/>
-                <w:sz w:val="22"/>
-                <w:szCs w:val="22"/>
-              </w:rPr>
-            </w:pPr>
-            <w:r>
-              <w:rPr>
-                <w:rFonts w:ascii="Calibri" w:eastAsia="Calibri" w:hAnsi="Calibri" w:cs="Calibri"/>
-                <w:b w:val="0"/>
-                <w:bCs w:val="0"/>
-                <w:sz w:val="22"/>
-                <w:szCs w:val="22"/>
-              </w:rPr>
-              <w:t>1</w:t>
-            </w:r>
-          </w:p>
-        </w:tc>
-        <w:tc>
-          <w:tcPr>
-            <w:tcW w:w="1072" w:type="dxa"/>
+            <w:tcW w:w="1288" w:type="dxa"/>
+          </w:tcPr>
+          <w:p>
+            <w:pPr>
+              <w:spacing w:after="20"/>
+              <w:rPr>
+                <w:rFonts w:ascii="Calibri" w:hAnsi="Calibri" w:cs="Calibri"/>
+                <w:sz w:val="22"/>
+                <w:szCs w:val="22"/>
+              </w:rPr>
+            </w:pPr>
+            <w:r>
+              <w:rPr>
+                <w:rFonts w:ascii="Calibri" w:eastAsia="Calibri" w:hAnsi="Calibri" w:cs="Calibri"/>
+                <w:sz w:val="22"/>
+                <w:szCs w:val="22"/>
+              </w:rPr>
+              <w:t>Initial</w:t>
+            </w:r>
+          </w:p>
+        </w:tc>
+        <w:tc>
+          <w:tcPr>
+            <w:tcW w:w="1342" w:type="dxa"/>
           </w:tcPr>
           <w:p>
             <w:pPr>
@@ -19209,17 +19755,17 @@
             </w:pPr>
             <w:r>
               <w:rPr>
-                <w:rFonts w:ascii="Calibri" w:eastAsia="Calibri" w:hAnsi="Calibri" w:cs="Calibri"/>
-                <w:sz w:val="22"/>
-                <w:szCs w:val="22"/>
-              </w:rPr>
-              <w:t>Initial</w:t>
-            </w:r>
-          </w:p>
-        </w:tc>
-        <w:tc>
-          <w:tcPr>
-            <w:tcW w:w="2094" w:type="dxa"/>
+                <w:rFonts w:ascii="Calibri" w:hAnsi="Calibri" w:cs="Calibri"/>
+                <w:sz w:val="22"/>
+                <w:szCs w:val="22"/>
+              </w:rPr>
+              <w:t>What is the difference between a cognitive walkthrough, a heuristic evaluation and a usability test? When is each most useful, and what are their weaknesses?</w:t>
+            </w:r>
+          </w:p>
+        </w:tc>
+        <w:tc>
+          <w:tcPr>
+            <w:tcW w:w="1348" w:type="dxa"/>
           </w:tcPr>
           <w:p>
             <w:pPr>
@@ -19231,11 +19777,19 @@
                 <w:szCs w:val="22"/>
               </w:rPr>
             </w:pPr>
-          </w:p>
-        </w:tc>
-        <w:tc>
-          <w:tcPr>
-            <w:tcW w:w="1845" w:type="dxa"/>
+            <w:r>
+              <w:rPr>
+                <w:rFonts w:ascii="Calibri" w:hAnsi="Calibri" w:cs="Calibri"/>
+                <w:sz w:val="22"/>
+                <w:szCs w:val="22"/>
+              </w:rPr>
+              <w:t>Cognitive walkthroughs focus on learning a task, heuristic evaluations focus on design principles, and usability tests focus on real user performance and experience. The most suitable method depends on the evaluation objectives, available resources, and stage of development.</w:t>
+            </w:r>
+          </w:p>
+        </w:tc>
+        <w:tc>
+          <w:tcPr>
+            <w:tcW w:w="1096" w:type="dxa"/>
           </w:tcPr>
           <w:p>
             <w:pPr>
@@ -19251,7 +19805,7 @@
         </w:tc>
         <w:tc>
           <w:tcPr>
-            <w:tcW w:w="1149" w:type="dxa"/>
+            <w:tcW w:w="1046" w:type="dxa"/>
           </w:tcPr>
           <w:p>
             <w:pPr>
@@ -19263,11 +19817,19 @@
                 <w:szCs w:val="22"/>
               </w:rPr>
             </w:pPr>
-          </w:p>
-        </w:tc>
-        <w:tc>
-          <w:tcPr>
-            <w:tcW w:w="2417" w:type="dxa"/>
+            <w:r>
+              <w:rPr>
+                <w:rFonts w:ascii="Calibri" w:hAnsi="Calibri" w:cs="Calibri"/>
+                <w:sz w:val="22"/>
+                <w:szCs w:val="22"/>
+              </w:rPr>
+              <w:t>Yes</w:t>
+            </w:r>
+          </w:p>
+        </w:tc>
+        <w:tc>
+          <w:tcPr>
+            <w:tcW w:w="1263" w:type="dxa"/>
           </w:tcPr>
           <w:p>
             <w:pPr>
@@ -19279,6 +19841,119 @@
                 <w:szCs w:val="22"/>
               </w:rPr>
             </w:pPr>
+          </w:p>
+        </w:tc>
+        <w:tc>
+          <w:tcPr>
+            <w:tcW w:w="1633" w:type="dxa"/>
+          </w:tcPr>
+          <w:p>
+            <w:pPr>
+              <w:spacing w:after="20"/>
+              <w:cnfStyle w:val="000000100000" w:firstRow="0" w:lastRow="0" w:firstColumn="0" w:lastColumn="0" w:oddVBand="0" w:evenVBand="0" w:oddHBand="1" w:evenHBand="0" w:firstRowFirstColumn="0" w:firstRowLastColumn="0" w:lastRowFirstColumn="0" w:lastRowLastColumn="0"/>
+              <w:rPr>
+                <w:rFonts w:ascii="Calibri" w:hAnsi="Calibri" w:cs="Calibri"/>
+                <w:sz w:val="22"/>
+                <w:szCs w:val="22"/>
+              </w:rPr>
+            </w:pPr>
+            <w:r>
+              <w:rPr>
+                <w:rFonts w:ascii="Calibri" w:hAnsi="Calibri" w:cs="Calibri"/>
+                <w:sz w:val="22"/>
+                <w:szCs w:val="22"/>
+              </w:rPr>
+              <w:t>These</w:t>
+            </w:r>
+            <w:r>
+              <w:rPr>
+                <w:rFonts w:ascii="Calibri" w:hAnsi="Calibri" w:cs="Calibri"/>
+                <w:sz w:val="22"/>
+                <w:szCs w:val="22"/>
+              </w:rPr>
+              <w:t xml:space="preserve"> </w:t>
+            </w:r>
+            <w:r>
+              <w:rPr>
+                <w:rFonts w:ascii="Calibri" w:hAnsi="Calibri" w:cs="Calibri"/>
+                <w:sz w:val="22"/>
+                <w:szCs w:val="22"/>
+              </w:rPr>
+              <w:t>methods complement one another rather than replace one another</w:t>
+            </w:r>
+            <w:r>
+              <w:rPr>
+                <w:rFonts w:ascii="Calibri" w:hAnsi="Calibri" w:cs="Calibri"/>
+                <w:sz w:val="22"/>
+                <w:szCs w:val="22"/>
+              </w:rPr>
+              <w:t>.</w:t>
+            </w:r>
+            <w:r>
+              <w:rPr>
+                <w:rFonts w:ascii="Calibri" w:hAnsi="Calibri" w:cs="Calibri"/>
+                <w:sz w:val="22"/>
+                <w:szCs w:val="22"/>
+              </w:rPr>
+              <w:t xml:space="preserve"> As an illustration, during the development of the hotel booking system:</w:t>
+            </w:r>
+          </w:p>
+          <w:p>
+            <w:pPr>
+              <w:spacing w:after="20"/>
+              <w:cnfStyle w:val="000000100000" w:firstRow="0" w:lastRow="0" w:firstColumn="0" w:lastColumn="0" w:oddVBand="0" w:evenVBand="0" w:oddHBand="1" w:evenHBand="0" w:firstRowFirstColumn="0" w:firstRowLastColumn="0" w:lastRowFirstColumn="0" w:lastRowLastColumn="0"/>
+              <w:rPr>
+                <w:rFonts w:ascii="Calibri" w:hAnsi="Calibri" w:cs="Calibri"/>
+                <w:sz w:val="22"/>
+                <w:szCs w:val="22"/>
+              </w:rPr>
+            </w:pPr>
+            <w:r>
+              <w:rPr>
+                <w:rFonts w:ascii="Calibri" w:hAnsi="Calibri" w:cs="Calibri"/>
+                <w:sz w:val="22"/>
+                <w:szCs w:val="22"/>
+              </w:rPr>
+              <w:t>1. Heuristic analysis: Find any inconsistent buttons, confusing messages, and other flaws in the design of the interface.</w:t>
+            </w:r>
+          </w:p>
+          <w:p>
+            <w:pPr>
+              <w:spacing w:after="20"/>
+              <w:cnfStyle w:val="000000100000" w:firstRow="0" w:lastRow="0" w:firstColumn="0" w:lastColumn="0" w:oddVBand="0" w:evenVBand="0" w:oddHBand="1" w:evenHBand="0" w:firstRowFirstColumn="0" w:firstRowLastColumn="0" w:lastRowFirstColumn="0" w:lastRowLastColumn="0"/>
+              <w:rPr>
+                <w:rFonts w:ascii="Calibri" w:hAnsi="Calibri" w:cs="Calibri"/>
+                <w:sz w:val="22"/>
+                <w:szCs w:val="22"/>
+              </w:rPr>
+            </w:pPr>
+            <w:r>
+              <w:rPr>
+                <w:rFonts w:ascii="Calibri" w:hAnsi="Calibri" w:cs="Calibri"/>
+                <w:sz w:val="22"/>
+                <w:szCs w:val="22"/>
+              </w:rPr>
+              <w:t>2. Cognitive walkthrough: Analyze how a user for the first time will find out how to book rooms.</w:t>
+            </w:r>
+          </w:p>
+          <w:p>
+            <w:pPr>
+              <w:spacing w:after="20"/>
+              <w:cnfStyle w:val="000000100000" w:firstRow="0" w:lastRow="0" w:firstColumn="0" w:lastColumn="0" w:oddVBand="0" w:evenVBand="0" w:oddHBand="1" w:evenHBand="0" w:firstRowFirstColumn="0" w:firstRowLastColumn="0" w:lastRowFirstColumn="0" w:lastRowLastColumn="0"/>
+              <w:rPr>
+                <w:rFonts w:ascii="Calibri" w:hAnsi="Calibri" w:cs="Calibri"/>
+                <w:sz w:val="22"/>
+                <w:szCs w:val="22"/>
+              </w:rPr>
+            </w:pPr>
+            <w:r>
+              <w:rPr>
+                <w:rFonts w:ascii="Calibri" w:hAnsi="Calibri" w:cs="Calibri"/>
+                <w:sz w:val="22"/>
+                <w:szCs w:val="22"/>
+              </w:rPr>
+              <w:t>3. Usability test: Provide potential users with booking tasks and measure their performance.</w:t>
+            </w:r>
           </w:p>
         </w:tc>
       </w:tr>
@@ -19286,32 +19961,31 @@
         <w:tc>
           <w:tcPr>
             <w:cnfStyle w:val="001000000000" w:firstRow="0" w:lastRow="0" w:firstColumn="1" w:lastColumn="0" w:oddVBand="0" w:evenVBand="0" w:oddHBand="0" w:evenHBand="0" w:firstRowFirstColumn="0" w:firstRowLastColumn="0" w:lastRowFirstColumn="0" w:lastRowLastColumn="0"/>
-            <w:tcW w:w="449" w:type="dxa"/>
-          </w:tcPr>
-          <w:p>
-            <w:pPr>
-              <w:spacing w:after="20"/>
-              <w:rPr>
-                <w:rFonts w:ascii="Calibri" w:hAnsi="Calibri" w:cs="Calibri"/>
-                <w:sz w:val="22"/>
-                <w:szCs w:val="22"/>
-              </w:rPr>
-            </w:pPr>
-            <w:r>
-              <w:rPr>
-                <w:rFonts w:ascii="Calibri" w:eastAsia="Calibri" w:hAnsi="Calibri" w:cs="Calibri"/>
-                <w:b w:val="0"/>
-                <w:bCs w:val="0"/>
-                <w:sz w:val="22"/>
-                <w:szCs w:val="22"/>
-              </w:rPr>
-              <w:t>2</w:t>
-            </w:r>
-          </w:p>
-        </w:tc>
-        <w:tc>
-          <w:tcPr>
-            <w:tcW w:w="1072" w:type="dxa"/>
+            <w:tcW w:w="1288" w:type="dxa"/>
+          </w:tcPr>
+          <w:p>
+            <w:pPr>
+              <w:spacing w:after="20"/>
+              <w:rPr>
+                <w:rFonts w:ascii="Calibri" w:hAnsi="Calibri" w:cs="Calibri"/>
+                <w:sz w:val="22"/>
+                <w:szCs w:val="22"/>
+              </w:rPr>
+            </w:pPr>
+            <w:r>
+              <w:rPr>
+                <w:rFonts w:ascii="Calibri" w:eastAsia="Calibri" w:hAnsi="Calibri" w:cs="Calibri"/>
+                <w:sz w:val="22"/>
+                <w:szCs w:val="22"/>
+              </w:rPr>
+              <w:lastRenderedPageBreak/>
+              <w:t>Refinement</w:t>
+            </w:r>
+          </w:p>
+        </w:tc>
+        <w:tc>
+          <w:tcPr>
+            <w:tcW w:w="1342" w:type="dxa"/>
           </w:tcPr>
           <w:p>
             <w:pPr>
@@ -19325,17 +19999,17 @@
             </w:pPr>
             <w:r>
               <w:rPr>
-                <w:rFonts w:ascii="Calibri" w:eastAsia="Calibri" w:hAnsi="Calibri" w:cs="Calibri"/>
-                <w:sz w:val="22"/>
-                <w:szCs w:val="22"/>
-              </w:rPr>
-              <w:t>Refinement</w:t>
-            </w:r>
-          </w:p>
-        </w:tc>
-        <w:tc>
-          <w:tcPr>
-            <w:tcW w:w="2094" w:type="dxa"/>
+                <w:rFonts w:ascii="Calibri" w:hAnsi="Calibri" w:cs="Calibri"/>
+                <w:sz w:val="22"/>
+                <w:szCs w:val="22"/>
+              </w:rPr>
+              <w:t>Why are five participants often considered enough for a formative usability test, and what are the limits of that claim?</w:t>
+            </w:r>
+          </w:p>
+        </w:tc>
+        <w:tc>
+          <w:tcPr>
+            <w:tcW w:w="1348" w:type="dxa"/>
           </w:tcPr>
           <w:p>
             <w:pPr>
@@ -19347,11 +20021,19 @@
                 <w:szCs w:val="22"/>
               </w:rPr>
             </w:pPr>
-          </w:p>
-        </w:tc>
-        <w:tc>
-          <w:tcPr>
-            <w:tcW w:w="1845" w:type="dxa"/>
+            <w:r>
+              <w:rPr>
+                <w:rFonts w:ascii="Calibri" w:hAnsi="Calibri" w:cs="Calibri"/>
+                <w:sz w:val="22"/>
+                <w:szCs w:val="22"/>
+              </w:rPr>
+              <w:t>Five people can be an adequate beginning for a formative usability test, especially in cases where the goal is to find out about any general usability problems and fix them. Nevertheless, the number will vary depending on several factors, including the complexity of the system and its user base.</w:t>
+            </w:r>
+          </w:p>
+        </w:tc>
+        <w:tc>
+          <w:tcPr>
+            <w:tcW w:w="1096" w:type="dxa"/>
           </w:tcPr>
           <w:p>
             <w:pPr>
@@ -19363,11 +20045,19 @@
                 <w:szCs w:val="22"/>
               </w:rPr>
             </w:pPr>
-          </w:p>
-        </w:tc>
-        <w:tc>
-          <w:tcPr>
-            <w:tcW w:w="1149" w:type="dxa"/>
+            <w:r>
+              <w:rPr>
+                <w:rFonts w:ascii="Calibri" w:hAnsi="Calibri" w:cs="Calibri"/>
+                <w:sz w:val="22"/>
+                <w:szCs w:val="22"/>
+              </w:rPr>
+              <w:t>Yes</w:t>
+            </w:r>
+          </w:p>
+        </w:tc>
+        <w:tc>
+          <w:tcPr>
+            <w:tcW w:w="1046" w:type="dxa"/>
           </w:tcPr>
           <w:p>
             <w:pPr>
@@ -19383,7 +20073,7 @@
         </w:tc>
         <w:tc>
           <w:tcPr>
-            <w:tcW w:w="2417" w:type="dxa"/>
+            <w:tcW w:w="1263" w:type="dxa"/>
           </w:tcPr>
           <w:p>
             <w:pPr>
@@ -19395,6 +20085,48 @@
                 <w:szCs w:val="22"/>
               </w:rPr>
             </w:pPr>
+          </w:p>
+        </w:tc>
+        <w:tc>
+          <w:tcPr>
+            <w:tcW w:w="1633" w:type="dxa"/>
+          </w:tcPr>
+          <w:p>
+            <w:pPr>
+              <w:spacing w:after="20"/>
+              <w:cnfStyle w:val="000000000000" w:firstRow="0" w:lastRow="0" w:firstColumn="0" w:lastColumn="0" w:oddVBand="0" w:evenVBand="0" w:oddHBand="0" w:evenHBand="0" w:firstRowFirstColumn="0" w:firstRowLastColumn="0" w:lastRowFirstColumn="0" w:lastRowLastColumn="0"/>
+              <w:rPr>
+                <w:rFonts w:ascii="Calibri" w:hAnsi="Calibri" w:cs="Calibri"/>
+                <w:sz w:val="22"/>
+                <w:szCs w:val="22"/>
+              </w:rPr>
+            </w:pPr>
+            <w:r>
+              <w:rPr>
+                <w:rFonts w:ascii="Calibri" w:hAnsi="Calibri" w:cs="Calibri"/>
+                <w:sz w:val="22"/>
+                <w:szCs w:val="22"/>
+              </w:rPr>
+              <w:t xml:space="preserve">The main difference is that five participants may assist in identifying usability issues, but they are not guaranteed to find </w:t>
+            </w:r>
+            <w:proofErr w:type="gramStart"/>
+            <w:r>
+              <w:rPr>
+                <w:rFonts w:ascii="Calibri" w:hAnsi="Calibri" w:cs="Calibri"/>
+                <w:sz w:val="22"/>
+                <w:szCs w:val="22"/>
+              </w:rPr>
+              <w:t>all of</w:t>
+            </w:r>
+            <w:proofErr w:type="gramEnd"/>
+            <w:r>
+              <w:rPr>
+                <w:rFonts w:ascii="Calibri" w:hAnsi="Calibri" w:cs="Calibri"/>
+                <w:sz w:val="22"/>
+                <w:szCs w:val="22"/>
+              </w:rPr>
+              <w:t xml:space="preserve"> the issues or to have a representation of the user population at large.</w:t>
+            </w:r>
           </w:p>
         </w:tc>
       </w:tr>
@@ -19405,32 +20137,30 @@
         <w:tc>
           <w:tcPr>
             <w:cnfStyle w:val="001000000000" w:firstRow="0" w:lastRow="0" w:firstColumn="1" w:lastColumn="0" w:oddVBand="0" w:evenVBand="0" w:oddHBand="0" w:evenHBand="0" w:firstRowFirstColumn="0" w:firstRowLastColumn="0" w:lastRowFirstColumn="0" w:lastRowLastColumn="0"/>
-            <w:tcW w:w="449" w:type="dxa"/>
-          </w:tcPr>
-          <w:p>
-            <w:pPr>
-              <w:spacing w:after="20"/>
-              <w:rPr>
-                <w:rFonts w:ascii="Calibri" w:hAnsi="Calibri" w:cs="Calibri"/>
-                <w:sz w:val="22"/>
-                <w:szCs w:val="22"/>
-              </w:rPr>
-            </w:pPr>
-            <w:r>
-              <w:rPr>
-                <w:rFonts w:ascii="Calibri" w:eastAsia="Calibri" w:hAnsi="Calibri" w:cs="Calibri"/>
-                <w:b w:val="0"/>
-                <w:bCs w:val="0"/>
-                <w:sz w:val="22"/>
-                <w:szCs w:val="22"/>
-              </w:rPr>
-              <w:t>3</w:t>
-            </w:r>
-          </w:p>
-        </w:tc>
-        <w:tc>
-          <w:tcPr>
-            <w:tcW w:w="1072" w:type="dxa"/>
+            <w:tcW w:w="1288" w:type="dxa"/>
+          </w:tcPr>
+          <w:p>
+            <w:pPr>
+              <w:spacing w:after="20"/>
+              <w:rPr>
+                <w:rFonts w:ascii="Calibri" w:hAnsi="Calibri" w:cs="Calibri"/>
+                <w:sz w:val="22"/>
+                <w:szCs w:val="22"/>
+              </w:rPr>
+            </w:pPr>
+            <w:r>
+              <w:rPr>
+                <w:rFonts w:ascii="Calibri" w:eastAsia="Calibri" w:hAnsi="Calibri" w:cs="Calibri"/>
+                <w:sz w:val="22"/>
+                <w:szCs w:val="22"/>
+              </w:rPr>
+              <w:t>Refinement</w:t>
+            </w:r>
+          </w:p>
+        </w:tc>
+        <w:tc>
+          <w:tcPr>
+            <w:tcW w:w="1342" w:type="dxa"/>
           </w:tcPr>
           <w:p>
             <w:pPr>
@@ -19444,17 +20174,17 @@
             </w:pPr>
             <w:r>
               <w:rPr>
-                <w:rFonts w:ascii="Calibri" w:eastAsia="Calibri" w:hAnsi="Calibri" w:cs="Calibri"/>
-                <w:sz w:val="22"/>
-                <w:szCs w:val="22"/>
-              </w:rPr>
-              <w:t>Refinement</w:t>
-            </w:r>
-          </w:p>
-        </w:tc>
-        <w:tc>
-          <w:tcPr>
-            <w:tcW w:w="2094" w:type="dxa"/>
+                <w:rFonts w:ascii="Calibri" w:hAnsi="Calibri" w:cs="Calibri"/>
+                <w:sz w:val="22"/>
+                <w:szCs w:val="22"/>
+              </w:rPr>
+              <w:t>How is the WCAG contrast ratio calculated? Give the formula and explain the thresholds for normal and large text</w:t>
+            </w:r>
+          </w:p>
+        </w:tc>
+        <w:tc>
+          <w:tcPr>
+            <w:tcW w:w="1348" w:type="dxa"/>
           </w:tcPr>
           <w:p>
             <w:pPr>
@@ -19466,11 +20196,28 @@
                 <w:szCs w:val="22"/>
               </w:rPr>
             </w:pPr>
-          </w:p>
-        </w:tc>
-        <w:tc>
-          <w:tcPr>
-            <w:tcW w:w="1845" w:type="dxa"/>
+            <w:r>
+              <w:rPr>
+                <w:rFonts w:ascii="Calibri" w:hAnsi="Calibri" w:cs="Calibri"/>
+                <w:sz w:val="22"/>
+                <w:szCs w:val="22"/>
+              </w:rPr>
+              <w:t xml:space="preserve">In terms of accessibility standards, the WCAG contrast ratio is used to calculate the brightness difference between the text and its background. It is important for easier reading of information by individuals </w:t>
+            </w:r>
+            <w:r>
+              <w:rPr>
+                <w:rFonts w:ascii="Calibri" w:hAnsi="Calibri" w:cs="Calibri"/>
+                <w:sz w:val="22"/>
+                <w:szCs w:val="22"/>
+              </w:rPr>
+              <w:lastRenderedPageBreak/>
+              <w:t>with poor eyesight or other visual impairments.</w:t>
+            </w:r>
+          </w:p>
+        </w:tc>
+        <w:tc>
+          <w:tcPr>
+            <w:tcW w:w="1096" w:type="dxa"/>
           </w:tcPr>
           <w:p>
             <w:pPr>
@@ -19482,11 +20229,20 @@
                 <w:szCs w:val="22"/>
               </w:rPr>
             </w:pPr>
-          </w:p>
-        </w:tc>
-        <w:tc>
-          <w:tcPr>
-            <w:tcW w:w="1149" w:type="dxa"/>
+            <w:r>
+              <w:rPr>
+                <w:rFonts w:ascii="Calibri" w:hAnsi="Calibri" w:cs="Calibri"/>
+                <w:sz w:val="22"/>
+                <w:szCs w:val="22"/>
+              </w:rPr>
+              <w:lastRenderedPageBreak/>
+              <w:t>Yes</w:t>
+            </w:r>
+          </w:p>
+        </w:tc>
+        <w:tc>
+          <w:tcPr>
+            <w:tcW w:w="1046" w:type="dxa"/>
           </w:tcPr>
           <w:p>
             <w:pPr>
@@ -19502,7 +20258,7 @@
         </w:tc>
         <w:tc>
           <w:tcPr>
-            <w:tcW w:w="2417" w:type="dxa"/>
+            <w:tcW w:w="1263" w:type="dxa"/>
           </w:tcPr>
           <w:p>
             <w:pPr>
@@ -19514,6 +20270,100 @@
                 <w:szCs w:val="22"/>
               </w:rPr>
             </w:pPr>
+          </w:p>
+        </w:tc>
+        <w:tc>
+          <w:tcPr>
+            <w:tcW w:w="1633" w:type="dxa"/>
+          </w:tcPr>
+          <w:p>
+            <w:pPr>
+              <w:spacing w:after="20"/>
+              <w:cnfStyle w:val="000000100000" w:firstRow="0" w:lastRow="0" w:firstColumn="0" w:lastColumn="0" w:oddVBand="0" w:evenVBand="0" w:oddHBand="1" w:evenHBand="0" w:firstRowFirstColumn="0" w:firstRowLastColumn="0" w:lastRowFirstColumn="0" w:lastRowLastColumn="0"/>
+              <w:rPr>
+                <w:rFonts w:ascii="Calibri" w:hAnsi="Calibri" w:cs="Calibri"/>
+                <w:sz w:val="22"/>
+                <w:szCs w:val="22"/>
+              </w:rPr>
+            </w:pPr>
+            <w:r>
+              <w:rPr>
+                <w:rFonts w:ascii="Calibri" w:hAnsi="Calibri" w:cs="Calibri"/>
+                <w:sz w:val="22"/>
+                <w:szCs w:val="22"/>
+              </w:rPr>
+              <w:t>Cross checked with the</w:t>
+            </w:r>
+            <w:r>
+              <w:rPr>
+                <w:rFonts w:ascii="Calibri" w:hAnsi="Calibri" w:cs="Calibri"/>
+                <w:sz w:val="22"/>
+                <w:szCs w:val="22"/>
+              </w:rPr>
+              <w:t xml:space="preserve"> W3C WCGA 2.2 guidelines and verified </w:t>
+            </w:r>
+            <w:sdt>
+              <w:sdtPr>
+                <w:rPr>
+                  <w:rFonts w:ascii="Calibri" w:hAnsi="Calibri" w:cs="Calibri"/>
+                  <w:sz w:val="22"/>
+                  <w:szCs w:val="22"/>
+                </w:rPr>
+                <w:id w:val="-1318099539"/>
+                <w:citation/>
+              </w:sdtPr>
+              <w:sdtContent>
+                <w:r>
+                  <w:rPr>
+                    <w:rFonts w:ascii="Calibri" w:hAnsi="Calibri" w:cs="Calibri"/>
+                    <w:sz w:val="22"/>
+                    <w:szCs w:val="22"/>
+                  </w:rPr>
+                  <w:fldChar w:fldCharType="begin"/>
+                </w:r>
+                <w:r>
+                  <w:rPr>
+                    <w:rFonts w:ascii="Calibri" w:hAnsi="Calibri" w:cs="Calibri"/>
+                    <w:sz w:val="22"/>
+                    <w:szCs w:val="22"/>
+                  </w:rPr>
+                  <w:instrText xml:space="preserve"> CITATION Wor241 \l 1033 </w:instrText>
+                </w:r>
+                <w:r>
+                  <w:rPr>
+                    <w:rFonts w:ascii="Calibri" w:hAnsi="Calibri" w:cs="Calibri"/>
+                    <w:sz w:val="22"/>
+                    <w:szCs w:val="22"/>
+                  </w:rPr>
+                  <w:fldChar w:fldCharType="separate"/>
+                </w:r>
+                <w:r>
+                  <w:rPr>
+                    <w:rFonts w:ascii="Calibri" w:hAnsi="Calibri" w:cs="Calibri"/>
+                    <w:noProof/>
+                    <w:sz w:val="22"/>
+                    <w:szCs w:val="22"/>
+                  </w:rPr>
+                  <w:t>[3]</w:t>
+                </w:r>
+                <w:r>
+                  <w:rPr>
+                    <w:rFonts w:ascii="Calibri" w:hAnsi="Calibri" w:cs="Calibri"/>
+                    <w:sz w:val="22"/>
+                    <w:szCs w:val="22"/>
+                  </w:rPr>
+                  <w:fldChar w:fldCharType="end"/>
+                </w:r>
+              </w:sdtContent>
+            </w:sdt>
+            <w:r>
+              <w:rPr>
+                <w:rFonts w:ascii="Calibri" w:hAnsi="Calibri" w:cs="Calibri"/>
+                <w:sz w:val="22"/>
+                <w:szCs w:val="22"/>
+              </w:rPr>
+              <w:t>.</w:t>
+            </w:r>
           </w:p>
         </w:tc>
       </w:tr>
@@ -19538,7 +20388,7 @@
           <w:rFonts w:cs="Calibri"/>
         </w:rPr>
       </w:pPr>
-      <w:bookmarkStart w:id="29" w:name="_Toc243048310"/>
+      <w:bookmarkStart w:id="29" w:name="_Toc243085679"/>
       <w:r>
         <w:rPr>
           <w:rFonts w:cs="Calibri"/>
@@ -19556,6 +20406,166 @@
           <w:lang w:eastAsia="en-US"/>
         </w:rPr>
       </w:pPr>
+    </w:p>
+    <w:p>
+      <w:pPr>
+        <w:rPr>
+          <w:rFonts w:ascii="Calibri" w:hAnsi="Calibri" w:cs="Calibri"/>
+          <w:b/>
+          <w:bCs/>
+          <w:lang w:eastAsia="en-US"/>
+        </w:rPr>
+      </w:pPr>
+      <w:r>
+        <w:rPr>
+          <w:rFonts w:ascii="Calibri" w:hAnsi="Calibri" w:cs="Calibri"/>
+          <w:b/>
+          <w:bCs/>
+          <w:lang w:eastAsia="en-US"/>
+        </w:rPr>
+        <w:drawing>
+          <wp:inline distT="0" distB="0" distL="0" distR="0" wp14:anchorId="30144E6C" wp14:editId="1838D25C">
+            <wp:extent cx="5731510" cy="3378835"/>
+            <wp:effectExtent l="0" t="0" r="2540" b="0"/>
+            <wp:docPr id="1283232341" name="Picture 1"/>
+            <wp:cNvGraphicFramePr>
+              <a:graphicFrameLocks xmlns:a="http://schemas.openxmlformats.org/drawingml/2006/main" noChangeAspect="1"/>
+            </wp:cNvGraphicFramePr>
+            <a:graphic xmlns:a="http://schemas.openxmlformats.org/drawingml/2006/main">
+              <a:graphicData uri="http://schemas.openxmlformats.org/drawingml/2006/picture">
+                <pic:pic xmlns:pic="http://schemas.openxmlformats.org/drawingml/2006/picture">
+                  <pic:nvPicPr>
+                    <pic:cNvPr id="1283232341" name=""/>
+                    <pic:cNvPicPr/>
+                  </pic:nvPicPr>
+                  <pic:blipFill>
+                    <a:blip r:embed="rId33"/>
+                    <a:stretch>
+                      <a:fillRect/>
+                    </a:stretch>
+                  </pic:blipFill>
+                  <pic:spPr>
+                    <a:xfrm>
+                      <a:off x="0" y="0"/>
+                      <a:ext cx="5731510" cy="3378835"/>
+                    </a:xfrm>
+                    <a:prstGeom prst="rect">
+                      <a:avLst/>
+                    </a:prstGeom>
+                  </pic:spPr>
+                </pic:pic>
+              </a:graphicData>
+            </a:graphic>
+          </wp:inline>
+        </w:drawing>
+      </w:r>
+    </w:p>
+    <w:p>
+      <w:pPr>
+        <w:rPr>
+          <w:rFonts w:ascii="Calibri" w:hAnsi="Calibri" w:cs="Calibri"/>
+          <w:b/>
+          <w:bCs/>
+          <w:lang w:eastAsia="en-US"/>
+        </w:rPr>
+      </w:pPr>
+      <w:r>
+        <w:rPr>
+          <w:rFonts w:ascii="Calibri" w:hAnsi="Calibri" w:cs="Calibri"/>
+          <w:b/>
+          <w:bCs/>
+          <w:lang w:eastAsia="en-US"/>
+        </w:rPr>
+        <w:drawing>
+          <wp:inline distT="0" distB="0" distL="0" distR="0" wp14:anchorId="030453F8" wp14:editId="0AA6F485">
+            <wp:extent cx="5731510" cy="2854960"/>
+            <wp:effectExtent l="0" t="0" r="2540" b="2540"/>
+            <wp:docPr id="2140424936" name="Picture 1"/>
+            <wp:cNvGraphicFramePr>
+              <a:graphicFrameLocks xmlns:a="http://schemas.openxmlformats.org/drawingml/2006/main" noChangeAspect="1"/>
+            </wp:cNvGraphicFramePr>
+            <a:graphic xmlns:a="http://schemas.openxmlformats.org/drawingml/2006/main">
+              <a:graphicData uri="http://schemas.openxmlformats.org/drawingml/2006/picture">
+                <pic:pic xmlns:pic="http://schemas.openxmlformats.org/drawingml/2006/picture">
+                  <pic:nvPicPr>
+                    <pic:cNvPr id="2140424936" name=""/>
+                    <pic:cNvPicPr/>
+                  </pic:nvPicPr>
+                  <pic:blipFill>
+                    <a:blip r:embed="rId34"/>
+                    <a:stretch>
+                      <a:fillRect/>
+                    </a:stretch>
+                  </pic:blipFill>
+                  <pic:spPr>
+                    <a:xfrm>
+                      <a:off x="0" y="0"/>
+                      <a:ext cx="5731510" cy="2854960"/>
+                    </a:xfrm>
+                    <a:prstGeom prst="rect">
+                      <a:avLst/>
+                    </a:prstGeom>
+                  </pic:spPr>
+                </pic:pic>
+              </a:graphicData>
+            </a:graphic>
+          </wp:inline>
+        </w:drawing>
+      </w:r>
+    </w:p>
+    <w:p>
+      <w:pPr>
+        <w:rPr>
+          <w:rFonts w:ascii="Calibri" w:hAnsi="Calibri" w:cs="Calibri"/>
+          <w:b/>
+          <w:bCs/>
+          <w:lang w:eastAsia="en-US"/>
+        </w:rPr>
+      </w:pPr>
+      <w:r>
+        <w:rPr>
+          <w:rFonts w:ascii="Calibri" w:hAnsi="Calibri" w:cs="Calibri"/>
+          <w:b/>
+          <w:bCs/>
+          <w:lang w:eastAsia="en-US"/>
+        </w:rPr>
+        <w:lastRenderedPageBreak/>
+        <w:drawing>
+          <wp:inline distT="0" distB="0" distL="0" distR="0" wp14:anchorId="1BD01E58" wp14:editId="50664106">
+            <wp:extent cx="5731510" cy="3174365"/>
+            <wp:effectExtent l="0" t="0" r="2540" b="6985"/>
+            <wp:docPr id="472135010" name="Picture 1"/>
+            <wp:cNvGraphicFramePr>
+              <a:graphicFrameLocks xmlns:a="http://schemas.openxmlformats.org/drawingml/2006/main" noChangeAspect="1"/>
+            </wp:cNvGraphicFramePr>
+            <a:graphic xmlns:a="http://schemas.openxmlformats.org/drawingml/2006/main">
+              <a:graphicData uri="http://schemas.openxmlformats.org/drawingml/2006/picture">
+                <pic:pic xmlns:pic="http://schemas.openxmlformats.org/drawingml/2006/picture">
+                  <pic:nvPicPr>
+                    <pic:cNvPr id="472135010" name=""/>
+                    <pic:cNvPicPr/>
+                  </pic:nvPicPr>
+                  <pic:blipFill>
+                    <a:blip r:embed="rId35"/>
+                    <a:stretch>
+                      <a:fillRect/>
+                    </a:stretch>
+                  </pic:blipFill>
+                  <pic:spPr>
+                    <a:xfrm>
+                      <a:off x="0" y="0"/>
+                      <a:ext cx="5731510" cy="3174365"/>
+                    </a:xfrm>
+                    <a:prstGeom prst="rect">
+                      <a:avLst/>
+                    </a:prstGeom>
+                  </pic:spPr>
+                </pic:pic>
+              </a:graphicData>
+            </a:graphic>
+          </wp:inline>
+        </w:drawing>
+      </w:r>
     </w:p>
     <w:p>
       <w:pPr>
@@ -19569,7 +20579,7 @@
           <w:rFonts w:cs="Calibri"/>
         </w:rPr>
       </w:pPr>
-      <w:bookmarkStart w:id="30" w:name="_Toc243048311"/>
+      <w:bookmarkStart w:id="30" w:name="_Toc243085680"/>
       <w:r>
         <w:rPr>
           <w:rFonts w:cs="Calibri"/>
@@ -19586,8 +20596,129 @@
           <w:lang w:eastAsia="en-US"/>
         </w:rPr>
       </w:pPr>
+      <w:r>
+        <w:rPr>
+          <w:rFonts w:ascii="Calibri" w:hAnsi="Calibri" w:cs="Calibri"/>
+          <w:lang w:eastAsia="en-US"/>
+        </w:rPr>
+        <w:t>The validation test confirmed that the changes made improved efficiency and satisfaction compared to Assessment 2. Times for purchasing, selling, and transferring were reduced by 51</w:t>
+      </w:r>
+      <w:r>
+        <w:rPr>
+          <w:rFonts w:ascii="Calibri" w:hAnsi="Calibri" w:cs="Calibri"/>
+          <w:lang w:eastAsia="en-US"/>
+        </w:rPr>
+        <w:t>-</w:t>
+      </w:r>
+      <w:r>
+        <w:rPr>
+          <w:rFonts w:ascii="Calibri" w:hAnsi="Calibri" w:cs="Calibri"/>
+          <w:lang w:eastAsia="en-US"/>
+        </w:rPr>
+        <w:t>60%</w:t>
+      </w:r>
+      <w:r>
+        <w:rPr>
+          <w:rFonts w:ascii="Calibri" w:hAnsi="Calibri" w:cs="Calibri"/>
+          <w:lang w:eastAsia="en-US"/>
+        </w:rPr>
+        <w:t>,</w:t>
+      </w:r>
+      <w:r>
+        <w:rPr>
+          <w:rFonts w:ascii="Calibri" w:hAnsi="Calibri" w:cs="Calibri"/>
+          <w:lang w:eastAsia="en-US"/>
+        </w:rPr>
+        <w:t xml:space="preserve"> ease ratings were at 4.6-4.8 on the critical transaction tasks</w:t>
+      </w:r>
+      <w:r>
+        <w:rPr>
+          <w:rFonts w:ascii="Calibri" w:hAnsi="Calibri" w:cs="Calibri"/>
+          <w:lang w:eastAsia="en-US"/>
+        </w:rPr>
+        <w:t>,</w:t>
+      </w:r>
+      <w:r>
+        <w:rPr>
+          <w:rFonts w:ascii="Calibri" w:hAnsi="Calibri" w:cs="Calibri"/>
+          <w:lang w:eastAsia="en-US"/>
+        </w:rPr>
+        <w:t xml:space="preserve"> error rate was almost halved, and half the number of attempts needed assistance, but all attempts were completed. Out of 20 goals set, three were not met (errors in Sell, Buy assistance and Bank transfer assistance). The problems corresponded to those found during the heuristic evaluation (preventing errors, recovering from errors and contextual help), therefore, the next iteration should include inline validation, error messages in plain language and "What is this?" help when selecting the seller and transferring to the bank.</w:t>
+      </w:r>
     </w:p>
-    <w:bookmarkStart w:id="31" w:name="_Toc243048312" w:displacedByCustomXml="next"/>
+    <w:p>
+      <w:pPr>
+        <w:jc w:val="both"/>
+        <w:rPr>
+          <w:rFonts w:ascii="Calibri" w:hAnsi="Calibri" w:cs="Calibri"/>
+          <w:lang w:eastAsia="en-US"/>
+        </w:rPr>
+      </w:pPr>
+    </w:p>
+    <w:p>
+      <w:pPr>
+        <w:jc w:val="both"/>
+        <w:rPr>
+          <w:rFonts w:ascii="Calibri" w:hAnsi="Calibri" w:cs="Calibri"/>
+          <w:lang w:eastAsia="en-US"/>
+        </w:rPr>
+      </w:pPr>
+    </w:p>
+    <w:p>
+      <w:pPr>
+        <w:jc w:val="both"/>
+        <w:rPr>
+          <w:rFonts w:ascii="Calibri" w:hAnsi="Calibri" w:cs="Calibri"/>
+          <w:lang w:eastAsia="en-US"/>
+        </w:rPr>
+      </w:pPr>
+    </w:p>
+    <w:p>
+      <w:pPr>
+        <w:jc w:val="both"/>
+        <w:rPr>
+          <w:rFonts w:ascii="Calibri" w:hAnsi="Calibri" w:cs="Calibri"/>
+          <w:lang w:eastAsia="en-US"/>
+        </w:rPr>
+      </w:pPr>
+    </w:p>
+    <w:p>
+      <w:pPr>
+        <w:jc w:val="both"/>
+        <w:rPr>
+          <w:rFonts w:ascii="Calibri" w:hAnsi="Calibri" w:cs="Calibri"/>
+          <w:lang w:eastAsia="en-US"/>
+        </w:rPr>
+      </w:pPr>
+    </w:p>
+    <w:p>
+      <w:pPr>
+        <w:jc w:val="both"/>
+        <w:rPr>
+          <w:rFonts w:ascii="Calibri" w:hAnsi="Calibri" w:cs="Calibri"/>
+          <w:lang w:eastAsia="en-US"/>
+        </w:rPr>
+      </w:pPr>
+    </w:p>
+    <w:p>
+      <w:pPr>
+        <w:jc w:val="both"/>
+        <w:rPr>
+          <w:rFonts w:ascii="Calibri" w:hAnsi="Calibri" w:cs="Calibri"/>
+          <w:lang w:eastAsia="en-US"/>
+        </w:rPr>
+      </w:pPr>
+    </w:p>
+    <w:p>
+      <w:pPr>
+        <w:jc w:val="both"/>
+        <w:rPr>
+          <w:rFonts w:ascii="Calibri" w:hAnsi="Calibri" w:cs="Calibri"/>
+          <w:lang w:eastAsia="en-US"/>
+        </w:rPr>
+      </w:pPr>
+    </w:p>
+    <w:bookmarkStart w:id="31" w:name="_Toc243085681" w:displacedByCustomXml="next"/>
     <w:sdt>
       <w:sdtPr>
         <w:rPr>
@@ -19636,9 +20767,11 @@
               <w:pPr>
                 <w:jc w:val="both"/>
                 <w:rPr>
-                  <w:rFonts w:eastAsiaTheme="minorHAnsi"/>
+                  <w:rFonts w:ascii="Calibri" w:eastAsiaTheme="minorHAnsi" w:hAnsi="Calibri" w:cs="Calibri" w:hint="cs"/>
                   <w:noProof/>
                   <w:kern w:val="2"/>
+                  <w:sz w:val="22"/>
+                  <w:szCs w:val="22"/>
                   <w:lang w:eastAsia="en-US"/>
                   <w14:ligatures w14:val="standardContextual"/>
                 </w:rPr>
@@ -19675,8 +20808,9 @@
                 <w:tblLook w:val="04A0" w:firstRow="1" w:lastRow="0" w:firstColumn="1" w:lastColumn="0" w:noHBand="0" w:noVBand="1"/>
               </w:tblPr>
               <w:tblGrid>
-                <w:gridCol w:w="473"/>
-                <w:gridCol w:w="8553"/>
+                <w:gridCol w:w="472"/>
+                <w:gridCol w:w="66"/>
+                <w:gridCol w:w="8488"/>
               </w:tblGrid>
               <w:tr>
                 <w:trPr>
@@ -19685,7 +20819,7 @@
                 </w:trPr>
                 <w:tc>
                   <w:tcPr>
-                    <w:tcW w:w="50" w:type="pct"/>
+                    <w:tcW w:w="237" w:type="pct"/>
                     <w:hideMark/>
                   </w:tcPr>
                   <w:p>
@@ -19693,12 +20827,18 @@
                       <w:pStyle w:val="Bibliography"/>
                       <w:jc w:val="both"/>
                       <w:rPr>
+                        <w:rFonts w:ascii="Calibri" w:hAnsi="Calibri" w:cs="Calibri" w:hint="cs"/>
                         <w:noProof/>
+                        <w:sz w:val="22"/>
+                        <w:szCs w:val="22"/>
                       </w:rPr>
                     </w:pPr>
                     <w:r>
                       <w:rPr>
+                        <w:rFonts w:ascii="Calibri" w:hAnsi="Calibri" w:cs="Calibri" w:hint="cs"/>
                         <w:noProof/>
+                        <w:sz w:val="22"/>
+                        <w:szCs w:val="22"/>
                       </w:rPr>
                       <w:t xml:space="preserve">[1] </w:t>
                     </w:r>
@@ -19706,7 +20846,24 @@
                 </w:tc>
                 <w:tc>
                   <w:tcPr>
-                    <w:tcW w:w="0" w:type="auto"/>
+                    <w:tcW w:w="20" w:type="pct"/>
+                  </w:tcPr>
+                  <w:p>
+                    <w:pPr>
+                      <w:pStyle w:val="Bibliography"/>
+                      <w:jc w:val="both"/>
+                      <w:rPr>
+                        <w:rFonts w:ascii="Calibri" w:hAnsi="Calibri" w:cs="Calibri" w:hint="cs"/>
+                        <w:noProof/>
+                        <w:sz w:val="22"/>
+                        <w:szCs w:val="22"/>
+                      </w:rPr>
+                    </w:pPr>
+                  </w:p>
+                </w:tc>
+                <w:tc>
+                  <w:tcPr>
+                    <w:tcW w:w="4676" w:type="pct"/>
                     <w:hideMark/>
                   </w:tcPr>
                   <w:p>
@@ -19714,12 +20871,18 @@
                       <w:pStyle w:val="Bibliography"/>
                       <w:jc w:val="both"/>
                       <w:rPr>
+                        <w:rFonts w:ascii="Calibri" w:hAnsi="Calibri" w:cs="Calibri" w:hint="cs"/>
                         <w:noProof/>
+                        <w:sz w:val="22"/>
+                        <w:szCs w:val="22"/>
                       </w:rPr>
                     </w:pPr>
                     <w:r>
                       <w:rPr>
+                        <w:rFonts w:ascii="Calibri" w:hAnsi="Calibri" w:cs="Calibri" w:hint="cs"/>
                         <w:noProof/>
+                        <w:sz w:val="22"/>
+                        <w:szCs w:val="22"/>
                       </w:rPr>
                       <w:t>U. M. Jayasinghe, "Assesment 2 - Needs Analysis and Usability Test Report (ICT710)," Victorian Institute of Technology, 2026.</w:t>
                     </w:r>
@@ -19733,7 +20896,7 @@
                 </w:trPr>
                 <w:tc>
                   <w:tcPr>
-                    <w:tcW w:w="50" w:type="pct"/>
+                    <w:tcW w:w="237" w:type="pct"/>
                     <w:hideMark/>
                   </w:tcPr>
                   <w:p>
@@ -19741,12 +20904,18 @@
                       <w:pStyle w:val="Bibliography"/>
                       <w:jc w:val="both"/>
                       <w:rPr>
+                        <w:rFonts w:ascii="Calibri" w:hAnsi="Calibri" w:cs="Calibri" w:hint="cs"/>
                         <w:noProof/>
+                        <w:sz w:val="22"/>
+                        <w:szCs w:val="22"/>
                       </w:rPr>
                     </w:pPr>
                     <w:r>
                       <w:rPr>
+                        <w:rFonts w:ascii="Calibri" w:hAnsi="Calibri" w:cs="Calibri" w:hint="cs"/>
                         <w:noProof/>
+                        <w:sz w:val="22"/>
+                        <w:szCs w:val="22"/>
                       </w:rPr>
                       <w:t xml:space="preserve">[2] </w:t>
                     </w:r>
@@ -19754,7 +20923,24 @@
                 </w:tc>
                 <w:tc>
                   <w:tcPr>
-                    <w:tcW w:w="0" w:type="auto"/>
+                    <w:tcW w:w="20" w:type="pct"/>
+                  </w:tcPr>
+                  <w:p>
+                    <w:pPr>
+                      <w:pStyle w:val="Bibliography"/>
+                      <w:jc w:val="both"/>
+                      <w:rPr>
+                        <w:rFonts w:ascii="Calibri" w:hAnsi="Calibri" w:cs="Calibri" w:hint="cs"/>
+                        <w:noProof/>
+                        <w:sz w:val="22"/>
+                        <w:szCs w:val="22"/>
+                      </w:rPr>
+                    </w:pPr>
+                  </w:p>
+                </w:tc>
+                <w:tc>
+                  <w:tcPr>
+                    <w:tcW w:w="4676" w:type="pct"/>
                     <w:hideMark/>
                   </w:tcPr>
                   <w:p>
@@ -19762,12 +20948,18 @@
                       <w:pStyle w:val="Bibliography"/>
                       <w:jc w:val="both"/>
                       <w:rPr>
+                        <w:rFonts w:ascii="Calibri" w:hAnsi="Calibri" w:cs="Calibri" w:hint="cs"/>
                         <w:noProof/>
+                        <w:sz w:val="22"/>
+                        <w:szCs w:val="22"/>
                       </w:rPr>
                     </w:pPr>
                     <w:r>
                       <w:rPr>
+                        <w:rFonts w:ascii="Calibri" w:hAnsi="Calibri" w:cs="Calibri" w:hint="cs"/>
                         <w:noProof/>
+                        <w:sz w:val="22"/>
+                        <w:szCs w:val="22"/>
                       </w:rPr>
                       <w:t>Internation Organization of Standardization, "ISO 9241-11:2018 Ergonomics of human-system interaction Part 11: Usability: Definitions and concepts," 2018. [Online]. Available: https://www.iso.org/standard/63500.html. [Accessed 10 10 2026].</w:t>
                     </w:r>
@@ -19781,7 +20973,7 @@
                 </w:trPr>
                 <w:tc>
                   <w:tcPr>
-                    <w:tcW w:w="50" w:type="pct"/>
+                    <w:tcW w:w="237" w:type="pct"/>
                     <w:hideMark/>
                   </w:tcPr>
                   <w:p>
@@ -19789,12 +20981,18 @@
                       <w:pStyle w:val="Bibliography"/>
                       <w:jc w:val="both"/>
                       <w:rPr>
+                        <w:rFonts w:ascii="Calibri" w:hAnsi="Calibri" w:cs="Calibri" w:hint="cs"/>
                         <w:noProof/>
+                        <w:sz w:val="22"/>
+                        <w:szCs w:val="22"/>
                       </w:rPr>
                     </w:pPr>
                     <w:r>
                       <w:rPr>
+                        <w:rFonts w:ascii="Calibri" w:hAnsi="Calibri" w:cs="Calibri" w:hint="cs"/>
                         <w:noProof/>
+                        <w:sz w:val="22"/>
+                        <w:szCs w:val="22"/>
                       </w:rPr>
                       <w:t xml:space="preserve">[3] </w:t>
                     </w:r>
@@ -19802,7 +21000,24 @@
                 </w:tc>
                 <w:tc>
                   <w:tcPr>
-                    <w:tcW w:w="0" w:type="auto"/>
+                    <w:tcW w:w="20" w:type="pct"/>
+                  </w:tcPr>
+                  <w:p>
+                    <w:pPr>
+                      <w:pStyle w:val="Bibliography"/>
+                      <w:jc w:val="both"/>
+                      <w:rPr>
+                        <w:rFonts w:ascii="Calibri" w:hAnsi="Calibri" w:cs="Calibri" w:hint="cs"/>
+                        <w:noProof/>
+                        <w:sz w:val="22"/>
+                        <w:szCs w:val="22"/>
+                      </w:rPr>
+                    </w:pPr>
+                  </w:p>
+                </w:tc>
+                <w:tc>
+                  <w:tcPr>
+                    <w:tcW w:w="4676" w:type="pct"/>
                     <w:hideMark/>
                   </w:tcPr>
                   <w:p>
@@ -19810,12 +21025,18 @@
                       <w:pStyle w:val="Bibliography"/>
                       <w:jc w:val="both"/>
                       <w:rPr>
+                        <w:rFonts w:ascii="Calibri" w:hAnsi="Calibri" w:cs="Calibri" w:hint="cs"/>
                         <w:noProof/>
+                        <w:sz w:val="22"/>
+                        <w:szCs w:val="22"/>
                       </w:rPr>
                     </w:pPr>
                     <w:r>
                       <w:rPr>
+                        <w:rFonts w:ascii="Calibri" w:hAnsi="Calibri" w:cs="Calibri" w:hint="cs"/>
                         <w:noProof/>
+                        <w:sz w:val="22"/>
+                        <w:szCs w:val="22"/>
                       </w:rPr>
                       <w:t>World Wide Web Consortium, "Web Content Accessibility Guidelines (WCAG) 2.2," 12 12 2024. [Online]. Available: https://www.w3.org/TR/WCAG22/. [Accessed 12 10 2026].</w:t>
                     </w:r>
@@ -19829,7 +21050,7 @@
                 </w:trPr>
                 <w:tc>
                   <w:tcPr>
-                    <w:tcW w:w="50" w:type="pct"/>
+                    <w:tcW w:w="237" w:type="pct"/>
                     <w:hideMark/>
                   </w:tcPr>
                   <w:p>
@@ -19837,12 +21058,18 @@
                       <w:pStyle w:val="Bibliography"/>
                       <w:jc w:val="both"/>
                       <w:rPr>
+                        <w:rFonts w:ascii="Calibri" w:hAnsi="Calibri" w:cs="Calibri" w:hint="cs"/>
                         <w:noProof/>
+                        <w:sz w:val="22"/>
+                        <w:szCs w:val="22"/>
                       </w:rPr>
                     </w:pPr>
                     <w:r>
                       <w:rPr>
+                        <w:rFonts w:ascii="Calibri" w:hAnsi="Calibri" w:cs="Calibri" w:hint="cs"/>
                         <w:noProof/>
+                        <w:sz w:val="22"/>
+                        <w:szCs w:val="22"/>
                       </w:rPr>
                       <w:t xml:space="preserve">[4] </w:t>
                     </w:r>
@@ -19850,7 +21077,24 @@
                 </w:tc>
                 <w:tc>
                   <w:tcPr>
-                    <w:tcW w:w="0" w:type="auto"/>
+                    <w:tcW w:w="20" w:type="pct"/>
+                  </w:tcPr>
+                  <w:p>
+                    <w:pPr>
+                      <w:pStyle w:val="Bibliography"/>
+                      <w:jc w:val="both"/>
+                      <w:rPr>
+                        <w:rFonts w:ascii="Calibri" w:hAnsi="Calibri" w:cs="Calibri" w:hint="cs"/>
+                        <w:noProof/>
+                        <w:sz w:val="22"/>
+                        <w:szCs w:val="22"/>
+                      </w:rPr>
+                    </w:pPr>
+                  </w:p>
+                </w:tc>
+                <w:tc>
+                  <w:tcPr>
+                    <w:tcW w:w="4676" w:type="pct"/>
                     <w:hideMark/>
                   </w:tcPr>
                   <w:p>
@@ -19858,12 +21102,18 @@
                       <w:pStyle w:val="Bibliography"/>
                       <w:jc w:val="both"/>
                       <w:rPr>
+                        <w:rFonts w:ascii="Calibri" w:hAnsi="Calibri" w:cs="Calibri" w:hint="cs"/>
                         <w:noProof/>
+                        <w:sz w:val="22"/>
+                        <w:szCs w:val="22"/>
                       </w:rPr>
                     </w:pPr>
                     <w:r>
                       <w:rPr>
+                        <w:rFonts w:ascii="Calibri" w:hAnsi="Calibri" w:cs="Calibri" w:hint="cs"/>
                         <w:noProof/>
+                        <w:sz w:val="22"/>
+                        <w:szCs w:val="22"/>
                       </w:rPr>
                       <w:t>International Organization for Standardization, "ISO 9241-210:2019 Ergonomics of human-system interaction Part 210: Human-centred design for interactive systems," 2019. [Online]. Available: https://www.iso.org/standard/77520.html. [Accessed 10 10 2026].</w:t>
                     </w:r>
@@ -19877,7 +21127,7 @@
                 </w:trPr>
                 <w:tc>
                   <w:tcPr>
-                    <w:tcW w:w="50" w:type="pct"/>
+                    <w:tcW w:w="237" w:type="pct"/>
                     <w:hideMark/>
                   </w:tcPr>
                   <w:p>
@@ -19885,12 +21135,18 @@
                       <w:pStyle w:val="Bibliography"/>
                       <w:jc w:val="both"/>
                       <w:rPr>
+                        <w:rFonts w:ascii="Calibri" w:hAnsi="Calibri" w:cs="Calibri" w:hint="cs"/>
                         <w:noProof/>
+                        <w:sz w:val="22"/>
+                        <w:szCs w:val="22"/>
                       </w:rPr>
                     </w:pPr>
                     <w:r>
                       <w:rPr>
+                        <w:rFonts w:ascii="Calibri" w:hAnsi="Calibri" w:cs="Calibri" w:hint="cs"/>
                         <w:noProof/>
+                        <w:sz w:val="22"/>
+                        <w:szCs w:val="22"/>
                       </w:rPr>
                       <w:t xml:space="preserve">[5] </w:t>
                     </w:r>
@@ -19898,7 +21154,24 @@
                 </w:tc>
                 <w:tc>
                   <w:tcPr>
-                    <w:tcW w:w="0" w:type="auto"/>
+                    <w:tcW w:w="20" w:type="pct"/>
+                  </w:tcPr>
+                  <w:p>
+                    <w:pPr>
+                      <w:pStyle w:val="Bibliography"/>
+                      <w:jc w:val="both"/>
+                      <w:rPr>
+                        <w:rFonts w:ascii="Calibri" w:hAnsi="Calibri" w:cs="Calibri" w:hint="cs"/>
+                        <w:noProof/>
+                        <w:sz w:val="22"/>
+                        <w:szCs w:val="22"/>
+                      </w:rPr>
+                    </w:pPr>
+                  </w:p>
+                </w:tc>
+                <w:tc>
+                  <w:tcPr>
+                    <w:tcW w:w="4676" w:type="pct"/>
                     <w:hideMark/>
                   </w:tcPr>
                   <w:p>
@@ -19906,12 +21179,18 @@
                       <w:pStyle w:val="Bibliography"/>
                       <w:jc w:val="both"/>
                       <w:rPr>
+                        <w:rFonts w:ascii="Calibri" w:hAnsi="Calibri" w:cs="Calibri" w:hint="cs"/>
                         <w:noProof/>
+                        <w:sz w:val="22"/>
+                        <w:szCs w:val="22"/>
                       </w:rPr>
                     </w:pPr>
                     <w:r>
                       <w:rPr>
+                        <w:rFonts w:ascii="Calibri" w:hAnsi="Calibri" w:cs="Calibri" w:hint="cs"/>
                         <w:noProof/>
+                        <w:sz w:val="22"/>
+                        <w:szCs w:val="22"/>
                       </w:rPr>
                       <w:t xml:space="preserve">J. Sweller, P. Ayres and S. Kalyuga, Cognitive Load Theory, 2011. </w:t>
                     </w:r>
@@ -19925,7 +21204,7 @@
                 </w:trPr>
                 <w:tc>
                   <w:tcPr>
-                    <w:tcW w:w="50" w:type="pct"/>
+                    <w:tcW w:w="237" w:type="pct"/>
                     <w:hideMark/>
                   </w:tcPr>
                   <w:p>
@@ -19933,12 +21212,18 @@
                       <w:pStyle w:val="Bibliography"/>
                       <w:jc w:val="both"/>
                       <w:rPr>
+                        <w:rFonts w:ascii="Calibri" w:hAnsi="Calibri" w:cs="Calibri" w:hint="cs"/>
                         <w:noProof/>
+                        <w:sz w:val="22"/>
+                        <w:szCs w:val="22"/>
                       </w:rPr>
                     </w:pPr>
                     <w:r>
                       <w:rPr>
+                        <w:rFonts w:ascii="Calibri" w:hAnsi="Calibri" w:cs="Calibri" w:hint="cs"/>
                         <w:noProof/>
+                        <w:sz w:val="22"/>
+                        <w:szCs w:val="22"/>
                       </w:rPr>
                       <w:t xml:space="preserve">[6] </w:t>
                     </w:r>
@@ -19946,7 +21231,24 @@
                 </w:tc>
                 <w:tc>
                   <w:tcPr>
-                    <w:tcW w:w="0" w:type="auto"/>
+                    <w:tcW w:w="20" w:type="pct"/>
+                  </w:tcPr>
+                  <w:p>
+                    <w:pPr>
+                      <w:pStyle w:val="Bibliography"/>
+                      <w:jc w:val="both"/>
+                      <w:rPr>
+                        <w:rFonts w:ascii="Calibri" w:hAnsi="Calibri" w:cs="Calibri" w:hint="cs"/>
+                        <w:noProof/>
+                        <w:sz w:val="22"/>
+                        <w:szCs w:val="22"/>
+                      </w:rPr>
+                    </w:pPr>
+                  </w:p>
+                </w:tc>
+                <w:tc>
+                  <w:tcPr>
+                    <w:tcW w:w="4676" w:type="pct"/>
                     <w:hideMark/>
                   </w:tcPr>
                   <w:p>
@@ -19954,12 +21256,18 @@
                       <w:pStyle w:val="Bibliography"/>
                       <w:jc w:val="both"/>
                       <w:rPr>
+                        <w:rFonts w:ascii="Calibri" w:hAnsi="Calibri" w:cs="Calibri" w:hint="cs"/>
                         <w:noProof/>
+                        <w:sz w:val="22"/>
+                        <w:szCs w:val="22"/>
                       </w:rPr>
                     </w:pPr>
                     <w:r>
                       <w:rPr>
+                        <w:rFonts w:ascii="Calibri" w:hAnsi="Calibri" w:cs="Calibri" w:hint="cs"/>
                         <w:noProof/>
+                        <w:sz w:val="22"/>
+                        <w:szCs w:val="22"/>
                       </w:rPr>
                       <w:t xml:space="preserve">Y. Rogers, H. Sharp and J. Preece, Interaction Design: Beyond Human-Computer Interaction, NJ, USA: Hoboken, 2019. </w:t>
                     </w:r>
@@ -19973,7 +21281,7 @@
                 </w:trPr>
                 <w:tc>
                   <w:tcPr>
-                    <w:tcW w:w="50" w:type="pct"/>
+                    <w:tcW w:w="237" w:type="pct"/>
                     <w:hideMark/>
                   </w:tcPr>
                   <w:p>
@@ -19981,12 +21289,18 @@
                       <w:pStyle w:val="Bibliography"/>
                       <w:jc w:val="both"/>
                       <w:rPr>
+                        <w:rFonts w:ascii="Calibri" w:hAnsi="Calibri" w:cs="Calibri" w:hint="cs"/>
                         <w:noProof/>
+                        <w:sz w:val="22"/>
+                        <w:szCs w:val="22"/>
                       </w:rPr>
                     </w:pPr>
                     <w:r>
                       <w:rPr>
+                        <w:rFonts w:ascii="Calibri" w:hAnsi="Calibri" w:cs="Calibri" w:hint="cs"/>
                         <w:noProof/>
+                        <w:sz w:val="22"/>
+                        <w:szCs w:val="22"/>
                       </w:rPr>
                       <w:t xml:space="preserve">[7] </w:t>
                     </w:r>
@@ -19994,7 +21308,24 @@
                 </w:tc>
                 <w:tc>
                   <w:tcPr>
-                    <w:tcW w:w="0" w:type="auto"/>
+                    <w:tcW w:w="20" w:type="pct"/>
+                  </w:tcPr>
+                  <w:p>
+                    <w:pPr>
+                      <w:pStyle w:val="Bibliography"/>
+                      <w:jc w:val="both"/>
+                      <w:rPr>
+                        <w:rFonts w:ascii="Calibri" w:hAnsi="Calibri" w:cs="Calibri" w:hint="cs"/>
+                        <w:noProof/>
+                        <w:sz w:val="22"/>
+                        <w:szCs w:val="22"/>
+                      </w:rPr>
+                    </w:pPr>
+                  </w:p>
+                </w:tc>
+                <w:tc>
+                  <w:tcPr>
+                    <w:tcW w:w="4676" w:type="pct"/>
                     <w:hideMark/>
                   </w:tcPr>
                   <w:p>
@@ -20002,12 +21333,18 @@
                       <w:pStyle w:val="Bibliography"/>
                       <w:jc w:val="both"/>
                       <w:rPr>
+                        <w:rFonts w:ascii="Calibri" w:hAnsi="Calibri" w:cs="Calibri" w:hint="cs"/>
                         <w:noProof/>
+                        <w:sz w:val="22"/>
+                        <w:szCs w:val="22"/>
                       </w:rPr>
                     </w:pPr>
                     <w:r>
                       <w:rPr>
+                        <w:rFonts w:ascii="Calibri" w:hAnsi="Calibri" w:cs="Calibri" w:hint="cs"/>
                         <w:noProof/>
+                        <w:sz w:val="22"/>
+                        <w:szCs w:val="22"/>
                       </w:rPr>
                       <w:t>J. Nielsen, "10 Usability Heuristics for User Interface Design," NNGroup, 30 01 2024. [Online]. Available: https://www.nngroup.com/articles/ten-usability-heuristics/. [Accessed 10 10 2026].</w:t>
                     </w:r>
@@ -20021,7 +21358,7 @@
                 </w:trPr>
                 <w:tc>
                   <w:tcPr>
-                    <w:tcW w:w="50" w:type="pct"/>
+                    <w:tcW w:w="237" w:type="pct"/>
                     <w:hideMark/>
                   </w:tcPr>
                   <w:p>
@@ -20029,12 +21366,18 @@
                       <w:pStyle w:val="Bibliography"/>
                       <w:jc w:val="both"/>
                       <w:rPr>
+                        <w:rFonts w:ascii="Calibri" w:hAnsi="Calibri" w:cs="Calibri" w:hint="cs"/>
                         <w:noProof/>
+                        <w:sz w:val="22"/>
+                        <w:szCs w:val="22"/>
                       </w:rPr>
                     </w:pPr>
                     <w:r>
                       <w:rPr>
+                        <w:rFonts w:ascii="Calibri" w:hAnsi="Calibri" w:cs="Calibri" w:hint="cs"/>
                         <w:noProof/>
+                        <w:sz w:val="22"/>
+                        <w:szCs w:val="22"/>
                       </w:rPr>
                       <w:t xml:space="preserve">[8] </w:t>
                     </w:r>
@@ -20042,7 +21385,24 @@
                 </w:tc>
                 <w:tc>
                   <w:tcPr>
-                    <w:tcW w:w="0" w:type="auto"/>
+                    <w:tcW w:w="20" w:type="pct"/>
+                  </w:tcPr>
+                  <w:p>
+                    <w:pPr>
+                      <w:pStyle w:val="Bibliography"/>
+                      <w:jc w:val="both"/>
+                      <w:rPr>
+                        <w:rFonts w:ascii="Calibri" w:hAnsi="Calibri" w:cs="Calibri" w:hint="cs"/>
+                        <w:noProof/>
+                        <w:sz w:val="22"/>
+                        <w:szCs w:val="22"/>
+                      </w:rPr>
+                    </w:pPr>
+                  </w:p>
+                </w:tc>
+                <w:tc>
+                  <w:tcPr>
+                    <w:tcW w:w="4676" w:type="pct"/>
                     <w:hideMark/>
                   </w:tcPr>
                   <w:p>
@@ -20050,12 +21410,18 @@
                       <w:pStyle w:val="Bibliography"/>
                       <w:jc w:val="both"/>
                       <w:rPr>
+                        <w:rFonts w:ascii="Calibri" w:hAnsi="Calibri" w:cs="Calibri" w:hint="cs"/>
                         <w:noProof/>
+                        <w:sz w:val="22"/>
+                        <w:szCs w:val="22"/>
                       </w:rPr>
                     </w:pPr>
                     <w:r>
                       <w:rPr>
+                        <w:rFonts w:ascii="Calibri" w:hAnsi="Calibri" w:cs="Calibri" w:hint="cs"/>
                         <w:noProof/>
+                        <w:sz w:val="22"/>
+                        <w:szCs w:val="22"/>
                       </w:rPr>
                       <w:t xml:space="preserve">D. A. Norman, The Design of Everyday Things, New York: Basic Books, 2013. </w:t>
                     </w:r>
@@ -20069,7 +21435,7 @@
                 </w:trPr>
                 <w:tc>
                   <w:tcPr>
-                    <w:tcW w:w="50" w:type="pct"/>
+                    <w:tcW w:w="237" w:type="pct"/>
                     <w:hideMark/>
                   </w:tcPr>
                   <w:p>
@@ -20077,12 +21443,18 @@
                       <w:pStyle w:val="Bibliography"/>
                       <w:jc w:val="both"/>
                       <w:rPr>
+                        <w:rFonts w:ascii="Calibri" w:hAnsi="Calibri" w:cs="Calibri" w:hint="cs"/>
                         <w:noProof/>
+                        <w:sz w:val="22"/>
+                        <w:szCs w:val="22"/>
                       </w:rPr>
                     </w:pPr>
                     <w:r>
                       <w:rPr>
+                        <w:rFonts w:ascii="Calibri" w:hAnsi="Calibri" w:cs="Calibri" w:hint="cs"/>
                         <w:noProof/>
+                        <w:sz w:val="22"/>
+                        <w:szCs w:val="22"/>
                       </w:rPr>
                       <w:t xml:space="preserve">[9] </w:t>
                     </w:r>
@@ -20090,7 +21462,24 @@
                 </w:tc>
                 <w:tc>
                   <w:tcPr>
-                    <w:tcW w:w="0" w:type="auto"/>
+                    <w:tcW w:w="20" w:type="pct"/>
+                  </w:tcPr>
+                  <w:p>
+                    <w:pPr>
+                      <w:pStyle w:val="Bibliography"/>
+                      <w:jc w:val="both"/>
+                      <w:rPr>
+                        <w:rFonts w:ascii="Calibri" w:hAnsi="Calibri" w:cs="Calibri" w:hint="cs"/>
+                        <w:noProof/>
+                        <w:sz w:val="22"/>
+                        <w:szCs w:val="22"/>
+                      </w:rPr>
+                    </w:pPr>
+                  </w:p>
+                </w:tc>
+                <w:tc>
+                  <w:tcPr>
+                    <w:tcW w:w="4676" w:type="pct"/>
                     <w:hideMark/>
                   </w:tcPr>
                   <w:p>
@@ -20098,12 +21487,18 @@
                       <w:pStyle w:val="Bibliography"/>
                       <w:jc w:val="both"/>
                       <w:rPr>
+                        <w:rFonts w:ascii="Calibri" w:hAnsi="Calibri" w:cs="Calibri" w:hint="cs"/>
                         <w:noProof/>
+                        <w:sz w:val="22"/>
+                        <w:szCs w:val="22"/>
                       </w:rPr>
                     </w:pPr>
                     <w:r>
                       <w:rPr>
+                        <w:rFonts w:ascii="Calibri" w:hAnsi="Calibri" w:cs="Calibri" w:hint="cs"/>
                         <w:noProof/>
+                        <w:sz w:val="22"/>
+                        <w:szCs w:val="22"/>
                       </w:rPr>
                       <w:t xml:space="preserve">W. Lidwell, K. Holden and J. Butler, Universal Principles of Design, Beverly, MA, USA, 2010. </w:t>
                     </w:r>
@@ -20117,7 +21512,7 @@
                 </w:trPr>
                 <w:tc>
                   <w:tcPr>
-                    <w:tcW w:w="50" w:type="pct"/>
+                    <w:tcW w:w="237" w:type="pct"/>
                     <w:hideMark/>
                   </w:tcPr>
                   <w:p>
@@ -20125,12 +21520,18 @@
                       <w:pStyle w:val="Bibliography"/>
                       <w:jc w:val="both"/>
                       <w:rPr>
+                        <w:rFonts w:ascii="Calibri" w:hAnsi="Calibri" w:cs="Calibri" w:hint="cs"/>
                         <w:noProof/>
+                        <w:sz w:val="22"/>
+                        <w:szCs w:val="22"/>
                       </w:rPr>
                     </w:pPr>
                     <w:r>
                       <w:rPr>
+                        <w:rFonts w:ascii="Calibri" w:hAnsi="Calibri" w:cs="Calibri" w:hint="cs"/>
                         <w:noProof/>
+                        <w:sz w:val="22"/>
+                        <w:szCs w:val="22"/>
                       </w:rPr>
                       <w:t xml:space="preserve">[10] </w:t>
                     </w:r>
@@ -20138,7 +21539,24 @@
                 </w:tc>
                 <w:tc>
                   <w:tcPr>
-                    <w:tcW w:w="0" w:type="auto"/>
+                    <w:tcW w:w="20" w:type="pct"/>
+                  </w:tcPr>
+                  <w:p>
+                    <w:pPr>
+                      <w:pStyle w:val="Bibliography"/>
+                      <w:jc w:val="both"/>
+                      <w:rPr>
+                        <w:rFonts w:ascii="Calibri" w:hAnsi="Calibri" w:cs="Calibri" w:hint="cs"/>
+                        <w:noProof/>
+                        <w:sz w:val="22"/>
+                        <w:szCs w:val="22"/>
+                      </w:rPr>
+                    </w:pPr>
+                  </w:p>
+                </w:tc>
+                <w:tc>
+                  <w:tcPr>
+                    <w:tcW w:w="4676" w:type="pct"/>
                     <w:hideMark/>
                   </w:tcPr>
                   <w:p>
@@ -20146,26 +21564,38 @@
                       <w:pStyle w:val="Bibliography"/>
                       <w:jc w:val="both"/>
                       <w:rPr>
+                        <w:rFonts w:ascii="Calibri" w:hAnsi="Calibri" w:cs="Calibri" w:hint="cs"/>
                         <w:noProof/>
+                        <w:sz w:val="22"/>
+                        <w:szCs w:val="22"/>
                       </w:rPr>
                     </w:pPr>
                     <w:r>
                       <w:rPr>
+                        <w:rFonts w:ascii="Calibri" w:hAnsi="Calibri" w:cs="Calibri" w:hint="cs"/>
                         <w:noProof/>
+                        <w:sz w:val="22"/>
+                        <w:szCs w:val="22"/>
                       </w:rPr>
                       <w:t xml:space="preserve">N. Cowan, "The Magical Mystery Four: How is Working Memory Capacity Limited, and Why?," </w:t>
                     </w:r>
                     <w:r>
                       <w:rPr>
+                        <w:rFonts w:ascii="Calibri" w:hAnsi="Calibri" w:cs="Calibri" w:hint="cs"/>
                         <w:i/>
                         <w:iCs/>
                         <w:noProof/>
+                        <w:sz w:val="22"/>
+                        <w:szCs w:val="22"/>
                       </w:rPr>
                       <w:t xml:space="preserve">Current Directions in Psychological Science, </w:t>
                     </w:r>
                     <w:r>
                       <w:rPr>
+                        <w:rFonts w:ascii="Calibri" w:hAnsi="Calibri" w:cs="Calibri" w:hint="cs"/>
                         <w:noProof/>
+                        <w:sz w:val="22"/>
+                        <w:szCs w:val="22"/>
                       </w:rPr>
                       <w:t xml:space="preserve">vol. 19, pp. 51-57, 2010. </w:t>
                     </w:r>
@@ -20179,7 +21609,7 @@
                 </w:trPr>
                 <w:tc>
                   <w:tcPr>
-                    <w:tcW w:w="50" w:type="pct"/>
+                    <w:tcW w:w="237" w:type="pct"/>
                     <w:hideMark/>
                   </w:tcPr>
                   <w:p>
@@ -20187,12 +21617,18 @@
                       <w:pStyle w:val="Bibliography"/>
                       <w:jc w:val="both"/>
                       <w:rPr>
+                        <w:rFonts w:ascii="Calibri" w:hAnsi="Calibri" w:cs="Calibri" w:hint="cs"/>
                         <w:noProof/>
+                        <w:sz w:val="22"/>
+                        <w:szCs w:val="22"/>
                       </w:rPr>
                     </w:pPr>
                     <w:r>
                       <w:rPr>
+                        <w:rFonts w:ascii="Calibri" w:hAnsi="Calibri" w:cs="Calibri" w:hint="cs"/>
                         <w:noProof/>
+                        <w:sz w:val="22"/>
+                        <w:szCs w:val="22"/>
                       </w:rPr>
                       <w:t xml:space="preserve">[11] </w:t>
                     </w:r>
@@ -20200,7 +21636,24 @@
                 </w:tc>
                 <w:tc>
                   <w:tcPr>
-                    <w:tcW w:w="0" w:type="auto"/>
+                    <w:tcW w:w="20" w:type="pct"/>
+                  </w:tcPr>
+                  <w:p>
+                    <w:pPr>
+                      <w:pStyle w:val="Bibliography"/>
+                      <w:jc w:val="both"/>
+                      <w:rPr>
+                        <w:rFonts w:ascii="Calibri" w:hAnsi="Calibri" w:cs="Calibri" w:hint="cs"/>
+                        <w:noProof/>
+                        <w:sz w:val="22"/>
+                        <w:szCs w:val="22"/>
+                      </w:rPr>
+                    </w:pPr>
+                  </w:p>
+                </w:tc>
+                <w:tc>
+                  <w:tcPr>
+                    <w:tcW w:w="4676" w:type="pct"/>
                     <w:hideMark/>
                   </w:tcPr>
                   <w:p>
@@ -20208,12 +21661,18 @@
                       <w:pStyle w:val="Bibliography"/>
                       <w:jc w:val="both"/>
                       <w:rPr>
+                        <w:rFonts w:ascii="Calibri" w:hAnsi="Calibri" w:cs="Calibri" w:hint="cs"/>
                         <w:noProof/>
+                        <w:sz w:val="22"/>
+                        <w:szCs w:val="22"/>
                       </w:rPr>
                     </w:pPr>
                     <w:r>
                       <w:rPr>
+                        <w:rFonts w:ascii="Calibri" w:hAnsi="Calibri" w:cs="Calibri" w:hint="cs"/>
                         <w:noProof/>
+                        <w:sz w:val="22"/>
+                        <w:szCs w:val="22"/>
                       </w:rPr>
                       <w:t>J. Nielsen, "How Many Test Users in a Usability Study?," 03 June 2012. [Online]. Available: https://www.nngroup.com/articles/how-many-test-users/. [Accessed 21 September 2026].</w:t>
                     </w:r>
@@ -20227,7 +21686,7 @@
                 </w:trPr>
                 <w:tc>
                   <w:tcPr>
-                    <w:tcW w:w="50" w:type="pct"/>
+                    <w:tcW w:w="237" w:type="pct"/>
                     <w:hideMark/>
                   </w:tcPr>
                   <w:p>
@@ -20235,12 +21694,18 @@
                       <w:pStyle w:val="Bibliography"/>
                       <w:jc w:val="both"/>
                       <w:rPr>
+                        <w:rFonts w:ascii="Calibri" w:hAnsi="Calibri" w:cs="Calibri" w:hint="cs"/>
                         <w:noProof/>
+                        <w:sz w:val="22"/>
+                        <w:szCs w:val="22"/>
                       </w:rPr>
                     </w:pPr>
                     <w:r>
                       <w:rPr>
+                        <w:rFonts w:ascii="Calibri" w:hAnsi="Calibri" w:cs="Calibri" w:hint="cs"/>
                         <w:noProof/>
+                        <w:sz w:val="22"/>
+                        <w:szCs w:val="22"/>
                       </w:rPr>
                       <w:t xml:space="preserve">[12] </w:t>
                     </w:r>
@@ -20248,7 +21713,24 @@
                 </w:tc>
                 <w:tc>
                   <w:tcPr>
-                    <w:tcW w:w="0" w:type="auto"/>
+                    <w:tcW w:w="20" w:type="pct"/>
+                  </w:tcPr>
+                  <w:p>
+                    <w:pPr>
+                      <w:pStyle w:val="Bibliography"/>
+                      <w:jc w:val="both"/>
+                      <w:rPr>
+                        <w:rFonts w:ascii="Calibri" w:hAnsi="Calibri" w:cs="Calibri" w:hint="cs"/>
+                        <w:noProof/>
+                        <w:sz w:val="22"/>
+                        <w:szCs w:val="22"/>
+                      </w:rPr>
+                    </w:pPr>
+                  </w:p>
+                </w:tc>
+                <w:tc>
+                  <w:tcPr>
+                    <w:tcW w:w="4676" w:type="pct"/>
                     <w:hideMark/>
                   </w:tcPr>
                   <w:p>
@@ -20256,26 +21738,38 @@
                       <w:pStyle w:val="Bibliography"/>
                       <w:jc w:val="both"/>
                       <w:rPr>
+                        <w:rFonts w:ascii="Calibri" w:hAnsi="Calibri" w:cs="Calibri" w:hint="cs"/>
                         <w:noProof/>
+                        <w:sz w:val="22"/>
+                        <w:szCs w:val="22"/>
                       </w:rPr>
                     </w:pPr>
                     <w:r>
                       <w:rPr>
+                        <w:rFonts w:ascii="Calibri" w:hAnsi="Calibri" w:cs="Calibri" w:hint="cs"/>
                         <w:noProof/>
+                        <w:sz w:val="22"/>
+                        <w:szCs w:val="22"/>
                       </w:rPr>
                       <w:t xml:space="preserve">J. R. Lewis, "The System Usability Scale: Past, Present, and Future," </w:t>
                     </w:r>
                     <w:r>
                       <w:rPr>
+                        <w:rFonts w:ascii="Calibri" w:hAnsi="Calibri" w:cs="Calibri" w:hint="cs"/>
                         <w:i/>
                         <w:iCs/>
                         <w:noProof/>
+                        <w:sz w:val="22"/>
+                        <w:szCs w:val="22"/>
                       </w:rPr>
                       <w:t xml:space="preserve">International Journal of Human-Computer Interaction, </w:t>
                     </w:r>
                     <w:r>
                       <w:rPr>
+                        <w:rFonts w:ascii="Calibri" w:hAnsi="Calibri" w:cs="Calibri" w:hint="cs"/>
                         <w:noProof/>
+                        <w:sz w:val="22"/>
+                        <w:szCs w:val="22"/>
                       </w:rPr>
                       <w:t xml:space="preserve">vol. 34, no. 7, pp. 577-590, 2018. </w:t>
                     </w:r>
@@ -20289,7 +21783,7 @@
                 </w:trPr>
                 <w:tc>
                   <w:tcPr>
-                    <w:tcW w:w="50" w:type="pct"/>
+                    <w:tcW w:w="237" w:type="pct"/>
                     <w:hideMark/>
                   </w:tcPr>
                   <w:p>
@@ -20297,21 +21791,43 @@
                       <w:pStyle w:val="Bibliography"/>
                       <w:jc w:val="both"/>
                       <w:rPr>
+                        <w:rFonts w:ascii="Calibri" w:hAnsi="Calibri" w:cs="Calibri" w:hint="cs"/>
                         <w:noProof/>
+                        <w:sz w:val="22"/>
+                        <w:szCs w:val="22"/>
                       </w:rPr>
                     </w:pPr>
                     <w:r>
                       <w:rPr>
+                        <w:rFonts w:ascii="Calibri" w:hAnsi="Calibri" w:cs="Calibri" w:hint="cs"/>
                         <w:noProof/>
+                        <w:sz w:val="22"/>
+                        <w:szCs w:val="22"/>
                       </w:rPr>
-                      <w:lastRenderedPageBreak/>
                       <w:t xml:space="preserve">[13] </w:t>
                     </w:r>
                   </w:p>
                 </w:tc>
                 <w:tc>
                   <w:tcPr>
-                    <w:tcW w:w="0" w:type="auto"/>
+                    <w:tcW w:w="20" w:type="pct"/>
+                  </w:tcPr>
+                  <w:p>
+                    <w:pPr>
+                      <w:pStyle w:val="Bibliography"/>
+                      <w:jc w:val="both"/>
+                      <w:rPr>
+                        <w:rFonts w:ascii="Calibri" w:hAnsi="Calibri" w:cs="Calibri" w:hint="cs"/>
+                        <w:noProof/>
+                        <w:sz w:val="22"/>
+                        <w:szCs w:val="22"/>
+                      </w:rPr>
+                    </w:pPr>
+                  </w:p>
+                </w:tc>
+                <w:tc>
+                  <w:tcPr>
+                    <w:tcW w:w="4676" w:type="pct"/>
                     <w:hideMark/>
                   </w:tcPr>
                   <w:p>
@@ -20319,12 +21835,18 @@
                       <w:pStyle w:val="Bibliography"/>
                       <w:jc w:val="both"/>
                       <w:rPr>
+                        <w:rFonts w:ascii="Calibri" w:hAnsi="Calibri" w:cs="Calibri" w:hint="cs"/>
                         <w:noProof/>
+                        <w:sz w:val="22"/>
+                        <w:szCs w:val="22"/>
                       </w:rPr>
                     </w:pPr>
                     <w:r>
                       <w:rPr>
+                        <w:rFonts w:ascii="Calibri" w:hAnsi="Calibri" w:cs="Calibri" w:hint="cs"/>
                         <w:noProof/>
+                        <w:sz w:val="22"/>
+                        <w:szCs w:val="22"/>
                       </w:rPr>
                       <w:t xml:space="preserve">J. R. Lewis and J. Sauro, Excel and R Companion to the Second Edition of, Cambridge, MA, USA: Morgan Kaufmann, 2016. </w:t>
                     </w:r>
@@ -20370,11 +21892,12 @@
           <w:rFonts w:cs="Calibri"/>
         </w:rPr>
       </w:pPr>
-      <w:bookmarkStart w:id="32" w:name="_Toc243048313"/>
+      <w:bookmarkStart w:id="32" w:name="_Toc243085682"/>
       <w:r>
         <w:rPr>
           <w:rFonts w:cs="Calibri"/>
         </w:rPr>
+        <w:lastRenderedPageBreak/>
         <w:t>Appendices</w:t>
       </w:r>
       <w:bookmarkEnd w:id="32"/>
@@ -20386,7 +21909,7 @@
           <w:rFonts w:cs="Calibri"/>
         </w:rPr>
       </w:pPr>
-      <w:bookmarkStart w:id="33" w:name="_Toc243048314"/>
+      <w:bookmarkStart w:id="33" w:name="_Toc243085683"/>
       <w:r>
         <w:rPr>
           <w:rFonts w:cs="Calibri"/>
@@ -21539,7 +23062,25 @@
                 <w:sz w:val="22"/>
                 <w:szCs w:val="22"/>
               </w:rPr>
-              <w:t>Simplified home (Fig. 3)</w:t>
+              <w:t xml:space="preserve">Simplified </w:t>
+            </w:r>
+            <w:proofErr w:type="gramStart"/>
+            <w:r>
+              <w:rPr>
+                <w:rFonts w:ascii="Calibri" w:eastAsia="Calibri" w:hAnsi="Calibri" w:cs="Calibri"/>
+                <w:sz w:val="22"/>
+                <w:szCs w:val="22"/>
+              </w:rPr>
+              <w:t>home</w:t>
+            </w:r>
+            <w:proofErr w:type="gramEnd"/>
+            <w:r>
+              <w:rPr>
+                <w:rFonts w:ascii="Calibri" w:eastAsia="Calibri" w:hAnsi="Calibri" w:cs="Calibri"/>
+                <w:sz w:val="22"/>
+                <w:szCs w:val="22"/>
+              </w:rPr>
+              <w:t xml:space="preserve"> (Fig. 3)</w:t>
             </w:r>
           </w:p>
         </w:tc>
@@ -22147,13 +23688,23 @@
                 <w:szCs w:val="22"/>
               </w:rPr>
             </w:pPr>
-            <w:r>
-              <w:rPr>
-                <w:rFonts w:ascii="Calibri" w:eastAsia="Calibri" w:hAnsi="Calibri" w:cs="Calibri"/>
-                <w:sz w:val="22"/>
-                <w:szCs w:val="22"/>
-              </w:rPr>
-              <w:t>Transfer screen, copy buttons (Fig. 3)</w:t>
+            <w:proofErr w:type="gramStart"/>
+            <w:r>
+              <w:rPr>
+                <w:rFonts w:ascii="Calibri" w:eastAsia="Calibri" w:hAnsi="Calibri" w:cs="Calibri"/>
+                <w:sz w:val="22"/>
+                <w:szCs w:val="22"/>
+              </w:rPr>
+              <w:t>Transfer</w:t>
+            </w:r>
+            <w:proofErr w:type="gramEnd"/>
+            <w:r>
+              <w:rPr>
+                <w:rFonts w:ascii="Calibri" w:eastAsia="Calibri" w:hAnsi="Calibri" w:cs="Calibri"/>
+                <w:sz w:val="22"/>
+                <w:szCs w:val="22"/>
+              </w:rPr>
+              <w:t xml:space="preserve"> screen, copy buttons (Fig. 3)</w:t>
             </w:r>
           </w:p>
         </w:tc>
@@ -22420,7 +23971,6 @@
                 <w:sz w:val="22"/>
                 <w:szCs w:val="22"/>
               </w:rPr>
-              <w:lastRenderedPageBreak/>
               <w:t>A2 accessibility list</w:t>
             </w:r>
           </w:p>
@@ -22703,11 +24253,12 @@
         </w:rPr>
       </w:pPr>
       <w:bookmarkStart w:id="34" w:name="_Toc242955396"/>
-      <w:bookmarkStart w:id="35" w:name="_Toc243048315"/>
+      <w:bookmarkStart w:id="35" w:name="_Toc243085684"/>
       <w:r>
         <w:rPr>
           <w:rFonts w:cs="Calibri"/>
         </w:rPr>
+        <w:lastRenderedPageBreak/>
         <w:t xml:space="preserve">Appendix </w:t>
       </w:r>
       <w:r>
@@ -22733,6 +24284,7 @@
       </w:pPr>
       <w:r>
         <w:rPr>
+          <w:noProof/>
           <w:lang w:eastAsia="en-US"/>
         </w:rPr>
         <w:drawing>
@@ -22751,7 +24303,7 @@
                     <pic:cNvPicPr/>
                   </pic:nvPicPr>
                   <pic:blipFill>
-                    <a:blip r:embed="rId33"/>
+                    <a:blip r:embed="rId36"/>
                     <a:stretch>
                       <a:fillRect/>
                     </a:stretch>
@@ -22780,6 +24332,7 @@
       </w:pPr>
       <w:r>
         <w:rPr>
+          <w:noProof/>
           <w:lang w:eastAsia="en-US"/>
         </w:rPr>
         <w:drawing>
@@ -22798,7 +24351,7 @@
                     <pic:cNvPicPr/>
                   </pic:nvPicPr>
                   <pic:blipFill>
-                    <a:blip r:embed="rId34"/>
+                    <a:blip r:embed="rId37"/>
                     <a:stretch>
                       <a:fillRect/>
                     </a:stretch>
@@ -22822,12 +24375,22 @@
     <w:p>
       <w:pPr>
         <w:rPr>
+          <w:rFonts w:ascii="Calibri" w:hAnsi="Calibri" w:cs="Calibri"/>
+          <w:sz w:val="22"/>
+          <w:szCs w:val="22"/>
+          <w:lang w:eastAsia="en-US"/>
+        </w:rPr>
+      </w:pPr>
+      <w:r>
+        <w:rPr>
           <w:rFonts w:ascii="Calibri" w:hAnsi="Calibri" w:cs="Calibri" w:hint="cs"/>
           <w:sz w:val="22"/>
           <w:szCs w:val="22"/>
           <w:lang w:eastAsia="en-US"/>
         </w:rPr>
-      </w:pPr>
+        <w:t xml:space="preserve">The actual file is available in the </w:t>
+      </w:r>
+      <w:proofErr w:type="spellStart"/>
       <w:r>
         <w:rPr>
           <w:rFonts w:ascii="Calibri" w:hAnsi="Calibri" w:cs="Calibri" w:hint="cs"/>
@@ -22835,9 +24398,9 @@
           <w:szCs w:val="22"/>
           <w:lang w:eastAsia="en-US"/>
         </w:rPr>
-        <w:t xml:space="preserve">The actual file is available in the </w:t>
-      </w:r>
-      <w:proofErr w:type="spellStart"/>
+        <w:t>github</w:t>
+      </w:r>
+      <w:proofErr w:type="spellEnd"/>
       <w:r>
         <w:rPr>
           <w:rFonts w:ascii="Calibri" w:hAnsi="Calibri" w:cs="Calibri" w:hint="cs"/>
@@ -22845,9 +24408,17 @@
           <w:szCs w:val="22"/>
           <w:lang w:eastAsia="en-US"/>
         </w:rPr>
-        <w:t>github</w:t>
-      </w:r>
-      <w:proofErr w:type="spellEnd"/>
+        <w:t xml:space="preserve"> repository under </w:t>
+      </w:r>
+      <w:r>
+        <w:rPr>
+          <w:rFonts w:ascii="Calibri" w:hAnsi="Calibri" w:cs="Calibri"/>
+          <w:sz w:val="22"/>
+          <w:szCs w:val="22"/>
+          <w:lang w:eastAsia="en-US"/>
+        </w:rPr>
+        <w:t>Usability</w:t>
+      </w:r>
       <w:r>
         <w:rPr>
           <w:rFonts w:ascii="Calibri" w:hAnsi="Calibri" w:cs="Calibri" w:hint="cs"/>
@@ -22855,26 +24426,6 @@
           <w:szCs w:val="22"/>
           <w:lang w:eastAsia="en-US"/>
         </w:rPr>
-        <w:t xml:space="preserve"> repository under </w:t>
-      </w:r>
-      <w:proofErr w:type="spellStart"/>
-      <w:r>
-        <w:rPr>
-          <w:rFonts w:ascii="Calibri" w:hAnsi="Calibri" w:cs="Calibri" w:hint="cs"/>
-          <w:sz w:val="22"/>
-          <w:szCs w:val="22"/>
-          <w:lang w:eastAsia="en-US"/>
-        </w:rPr>
-        <w:t>Userbility</w:t>
-      </w:r>
-      <w:proofErr w:type="spellEnd"/>
-      <w:r>
-        <w:rPr>
-          <w:rFonts w:ascii="Calibri" w:hAnsi="Calibri" w:cs="Calibri" w:hint="cs"/>
-          <w:sz w:val="22"/>
-          <w:szCs w:val="22"/>
-          <w:lang w:eastAsia="en-US"/>
-        </w:rPr>
         <w:t xml:space="preserve"> Test Report.</w:t>
       </w:r>
     </w:p>
@@ -22886,7 +24437,7 @@
         </w:rPr>
       </w:pPr>
       <w:bookmarkStart w:id="36" w:name="_Toc242955397"/>
-      <w:bookmarkStart w:id="37" w:name="_Toc243048316"/>
+      <w:bookmarkStart w:id="37" w:name="_Toc243085685"/>
       <w:r>
         <w:rPr>
           <w:rFonts w:cs="Calibri"/>
@@ -23007,7 +24558,7 @@
                 <w:rFonts w:ascii="Calibri" w:hAnsi="Calibri" w:cs="Calibri"/>
               </w:rPr>
             </w:pPr>
-            <w:hyperlink r:id="rId35" w:history="1">
+            <w:hyperlink r:id="rId38" w:history="1">
               <w:r>
                 <w:rPr>
                   <w:rStyle w:val="Hyperlink"/>
@@ -23058,7 +24609,7 @@
                 <w:rFonts w:ascii="Calibri" w:hAnsi="Calibri" w:cs="Calibri"/>
               </w:rPr>
             </w:pPr>
-            <w:hyperlink r:id="rId36" w:history="1">
+            <w:hyperlink r:id="rId39" w:history="1">
               <w:r>
                 <w:rPr>
                   <w:rStyle w:val="Hyperlink"/>
@@ -23150,8 +24701,237 @@
       <w:pPr>
         <w:rPr>
           <w:rFonts w:ascii="Calibri" w:hAnsi="Calibri" w:cs="Calibri"/>
+          <w:lang w:eastAsia="en-US"/>
         </w:rPr>
       </w:pPr>
+    </w:p>
+    <w:p>
+      <w:pPr>
+        <w:rPr>
+          <w:rFonts w:ascii="Calibri" w:hAnsi="Calibri" w:cs="Calibri"/>
+          <w:lang w:eastAsia="en-US"/>
+        </w:rPr>
+      </w:pPr>
+    </w:p>
+    <w:p>
+      <w:pPr>
+        <w:rPr>
+          <w:rFonts w:ascii="Calibri" w:hAnsi="Calibri" w:cs="Calibri"/>
+          <w:lang w:eastAsia="en-US"/>
+        </w:rPr>
+      </w:pPr>
+    </w:p>
+    <w:p>
+      <w:pPr>
+        <w:rPr>
+          <w:rFonts w:ascii="Calibri" w:hAnsi="Calibri" w:cs="Calibri"/>
+          <w:lang w:eastAsia="en-US"/>
+        </w:rPr>
+      </w:pPr>
+    </w:p>
+    <w:p>
+      <w:pPr>
+        <w:pStyle w:val="Heading2"/>
+        <w:rPr>
+          <w:rFonts w:cs="Calibri"/>
+        </w:rPr>
+      </w:pPr>
+      <w:bookmarkStart w:id="38" w:name="_Toc243085686"/>
+      <w:r>
+        <w:rPr>
+          <w:rFonts w:cs="Calibri"/>
+        </w:rPr>
+        <w:lastRenderedPageBreak/>
+        <w:t xml:space="preserve">Appendix </w:t>
+      </w:r>
+      <w:r>
+        <w:rPr>
+          <w:rFonts w:cs="Calibri"/>
+        </w:rPr>
+        <w:t>D</w:t>
+      </w:r>
+      <w:r>
+        <w:rPr>
+          <w:rFonts w:cs="Calibri"/>
+        </w:rPr>
+        <w:t xml:space="preserve"> </w:t>
+      </w:r>
+      <w:r>
+        <w:rPr>
+          <w:rFonts w:cs="Calibri"/>
+        </w:rPr>
+        <w:t>–</w:t>
+      </w:r>
+      <w:r>
+        <w:rPr>
+          <w:rFonts w:cs="Calibri"/>
+        </w:rPr>
+        <w:t xml:space="preserve"> </w:t>
+      </w:r>
+      <w:r>
+        <w:rPr>
+          <w:rFonts w:cs="Calibri"/>
+        </w:rPr>
+        <w:t>AI-</w:t>
+      </w:r>
+      <w:r>
+        <w:rPr>
+          <w:rFonts w:cs="Calibri"/>
+        </w:rPr>
+        <w:t>Assisted Evidence</w:t>
+      </w:r>
+      <w:bookmarkEnd w:id="38"/>
+    </w:p>
+    <w:p>
+      <w:pPr>
+        <w:rPr>
+          <w:rFonts w:ascii="Calibri" w:hAnsi="Calibri" w:cs="Calibri"/>
+          <w:lang w:eastAsia="en-US"/>
+        </w:rPr>
+      </w:pPr>
+    </w:p>
+    <w:p>
+      <w:pPr>
+        <w:rPr>
+          <w:rFonts w:ascii="Calibri" w:hAnsi="Calibri" w:cs="Calibri"/>
+        </w:rPr>
+      </w:pPr>
+      <w:r>
+        <w:rPr>
+          <w:rFonts w:ascii="Calibri" w:hAnsi="Calibri" w:cs="Calibri"/>
+        </w:rPr>
+        <w:drawing>
+          <wp:inline distT="0" distB="0" distL="0" distR="0" wp14:anchorId="7C4CFEDA" wp14:editId="278CA031">
+            <wp:extent cx="5731510" cy="5113655"/>
+            <wp:effectExtent l="0" t="0" r="2540" b="0"/>
+            <wp:docPr id="1351917928" name="Picture 1"/>
+            <wp:cNvGraphicFramePr>
+              <a:graphicFrameLocks xmlns:a="http://schemas.openxmlformats.org/drawingml/2006/main" noChangeAspect="1"/>
+            </wp:cNvGraphicFramePr>
+            <a:graphic xmlns:a="http://schemas.openxmlformats.org/drawingml/2006/main">
+              <a:graphicData uri="http://schemas.openxmlformats.org/drawingml/2006/picture">
+                <pic:pic xmlns:pic="http://schemas.openxmlformats.org/drawingml/2006/picture">
+                  <pic:nvPicPr>
+                    <pic:cNvPr id="1351917928" name=""/>
+                    <pic:cNvPicPr/>
+                  </pic:nvPicPr>
+                  <pic:blipFill>
+                    <a:blip r:embed="rId40"/>
+                    <a:stretch>
+                      <a:fillRect/>
+                    </a:stretch>
+                  </pic:blipFill>
+                  <pic:spPr>
+                    <a:xfrm>
+                      <a:off x="0" y="0"/>
+                      <a:ext cx="5731510" cy="5113655"/>
+                    </a:xfrm>
+                    <a:prstGeom prst="rect">
+                      <a:avLst/>
+                    </a:prstGeom>
+                  </pic:spPr>
+                </pic:pic>
+              </a:graphicData>
+            </a:graphic>
+          </wp:inline>
+        </w:drawing>
+      </w:r>
+    </w:p>
+    <w:p>
+      <w:pPr>
+        <w:rPr>
+          <w:rFonts w:ascii="Calibri" w:hAnsi="Calibri" w:cs="Calibri"/>
+        </w:rPr>
+      </w:pPr>
+      <w:r>
+        <w:rPr>
+          <w:rFonts w:ascii="Calibri" w:hAnsi="Calibri" w:cs="Calibri"/>
+        </w:rPr>
+        <w:lastRenderedPageBreak/>
+        <w:drawing>
+          <wp:inline distT="0" distB="0" distL="0" distR="0" wp14:anchorId="2C25838F" wp14:editId="6150C425">
+            <wp:extent cx="5731510" cy="4958715"/>
+            <wp:effectExtent l="0" t="0" r="2540" b="0"/>
+            <wp:docPr id="1030590665" name="Picture 1"/>
+            <wp:cNvGraphicFramePr>
+              <a:graphicFrameLocks xmlns:a="http://schemas.openxmlformats.org/drawingml/2006/main" noChangeAspect="1"/>
+            </wp:cNvGraphicFramePr>
+            <a:graphic xmlns:a="http://schemas.openxmlformats.org/drawingml/2006/main">
+              <a:graphicData uri="http://schemas.openxmlformats.org/drawingml/2006/picture">
+                <pic:pic xmlns:pic="http://schemas.openxmlformats.org/drawingml/2006/picture">
+                  <pic:nvPicPr>
+                    <pic:cNvPr id="1030590665" name=""/>
+                    <pic:cNvPicPr/>
+                  </pic:nvPicPr>
+                  <pic:blipFill>
+                    <a:blip r:embed="rId41"/>
+                    <a:stretch>
+                      <a:fillRect/>
+                    </a:stretch>
+                  </pic:blipFill>
+                  <pic:spPr>
+                    <a:xfrm>
+                      <a:off x="0" y="0"/>
+                      <a:ext cx="5731510" cy="4958715"/>
+                    </a:xfrm>
+                    <a:prstGeom prst="rect">
+                      <a:avLst/>
+                    </a:prstGeom>
+                  </pic:spPr>
+                </pic:pic>
+              </a:graphicData>
+            </a:graphic>
+          </wp:inline>
+        </w:drawing>
+      </w:r>
+    </w:p>
+    <w:p>
+      <w:pPr>
+        <w:rPr>
+          <w:rFonts w:ascii="Calibri" w:hAnsi="Calibri" w:cs="Calibri"/>
+        </w:rPr>
+      </w:pPr>
+      <w:r>
+        <w:rPr>
+          <w:rFonts w:ascii="Calibri" w:hAnsi="Calibri" w:cs="Calibri"/>
+        </w:rPr>
+        <w:lastRenderedPageBreak/>
+        <w:drawing>
+          <wp:inline distT="0" distB="0" distL="0" distR="0" wp14:anchorId="35395BEF" wp14:editId="52AEC198">
+            <wp:extent cx="5731510" cy="5015865"/>
+            <wp:effectExtent l="0" t="0" r="2540" b="0"/>
+            <wp:docPr id="1850569998" name="Picture 1"/>
+            <wp:cNvGraphicFramePr>
+              <a:graphicFrameLocks xmlns:a="http://schemas.openxmlformats.org/drawingml/2006/main" noChangeAspect="1"/>
+            </wp:cNvGraphicFramePr>
+            <a:graphic xmlns:a="http://schemas.openxmlformats.org/drawingml/2006/main">
+              <a:graphicData uri="http://schemas.openxmlformats.org/drawingml/2006/picture">
+                <pic:pic xmlns:pic="http://schemas.openxmlformats.org/drawingml/2006/picture">
+                  <pic:nvPicPr>
+                    <pic:cNvPr id="1850569998" name=""/>
+                    <pic:cNvPicPr/>
+                  </pic:nvPicPr>
+                  <pic:blipFill>
+                    <a:blip r:embed="rId42"/>
+                    <a:stretch>
+                      <a:fillRect/>
+                    </a:stretch>
+                  </pic:blipFill>
+                  <pic:spPr>
+                    <a:xfrm>
+                      <a:off x="0" y="0"/>
+                      <a:ext cx="5731510" cy="5015865"/>
+                    </a:xfrm>
+                    <a:prstGeom prst="rect">
+                      <a:avLst/>
+                    </a:prstGeom>
+                  </pic:spPr>
+                </pic:pic>
+              </a:graphicData>
+            </a:graphic>
+          </wp:inline>
+        </w:drawing>
+      </w:r>
     </w:p>
     <w:sectPr>
       <w:pgSz w:w="11906" w:h="16838" w:code="9"/>
@@ -23795,7 +25575,7 @@
       <w:lvlText w:val="%1."/>
       <w:lvlJc w:val="left"/>
       <w:pPr>
-        <w:ind w:left="880" w:hanging="520"/>
+        <w:ind w:left="700" w:hanging="520"/>
       </w:pPr>
       <w:rPr>
         <w:rFonts w:hint="default"/>
@@ -25440,7 +27220,6 @@
   <w:style w:type="character" w:default="1" w:styleId="DefaultParagraphFont">
     <w:name w:val="Default Paragraph Font"/>
     <w:uiPriority w:val="1"/>
-    <w:semiHidden/>
     <w:unhideWhenUsed/>
   </w:style>
   <w:style w:type="table" w:default="1" w:styleId="TableNormal">
